--- a/EXPORTS/DOCX/published/niveau3/English/JustinusNassau.docx
+++ b/EXPORTS/DOCX/published/niveau3/English/JustinusNassau.docx
@@ -168,7 +168,7 @@
           <w:rFonts w:ascii="Charis SIL Regular" w:hAnsi="Charis SIL Regular" w:eastAsia="Charis SIL Regular"/>
           <w:b w:val="0"/>
           <w:i w:val="0"/>
-          <w:color w:val="0066CC"/>
+          <w:color w:val="0000FF"/>
           <w:sz w:val="24"/>
           <w:u w:val="single"/>
         </w:rPr>
@@ -186,7 +186,7 @@
           <w:rFonts w:ascii="Charis SIL Regular" w:hAnsi="Charis SIL Regular" w:eastAsia="Charis SIL Regular"/>
           <w:b w:val="0"/>
           <w:i w:val="0"/>
-          <w:color w:val="0066CC"/>
+          <w:color w:val="0000FF"/>
           <w:sz w:val="24"/>
           <w:u w:val="single"/>
         </w:rPr>
@@ -197,7 +197,7 @@
           <w:rFonts w:ascii="Charis SIL Regular" w:hAnsi="Charis SIL Regular" w:eastAsia="Charis SIL Regular"/>
           <w:b w:val="0"/>
           <w:i w:val="0"/>
-          <w:color w:val="0066CC"/>
+          <w:color w:val="0000FF"/>
           <w:sz w:val="24"/>
           <w:u w:val="single"/>
         </w:rPr>
@@ -215,7 +215,7 @@
           <w:rFonts w:ascii="Charis SIL Regular" w:hAnsi="Charis SIL Regular" w:eastAsia="Charis SIL Regular"/>
           <w:b w:val="0"/>
           <w:i w:val="0"/>
-          <w:color w:val="0066CC"/>
+          <w:color w:val="0000FF"/>
           <w:sz w:val="24"/>
           <w:u w:val="single"/>
         </w:rPr>
@@ -226,7 +226,7 @@
           <w:rFonts w:ascii="Charis SIL Regular" w:hAnsi="Charis SIL Regular" w:eastAsia="Charis SIL Regular"/>
           <w:b w:val="0"/>
           <w:i w:val="0"/>
-          <w:color w:val="0066CC"/>
+          <w:color w:val="0000FF"/>
           <w:sz w:val="24"/>
           <w:u w:val="single"/>
         </w:rPr>
@@ -244,7 +244,7 @@
           <w:rFonts w:ascii="Charis SIL Regular" w:hAnsi="Charis SIL Regular" w:eastAsia="Charis SIL Regular"/>
           <w:b w:val="0"/>
           <w:i w:val="0"/>
-          <w:color w:val="0066CC"/>
+          <w:color w:val="0000FF"/>
           <w:sz w:val="24"/>
           <w:u w:val="single"/>
         </w:rPr>
@@ -255,7 +255,7 @@
           <w:rFonts w:ascii="Charis SIL Regular" w:hAnsi="Charis SIL Regular" w:eastAsia="Charis SIL Regular"/>
           <w:b w:val="0"/>
           <w:i w:val="0"/>
-          <w:color w:val="0066CC"/>
+          <w:color w:val="0000FF"/>
           <w:sz w:val="24"/>
           <w:u w:val="single"/>
         </w:rPr>
@@ -273,7 +273,7 @@
           <w:rFonts w:ascii="Charis SIL Regular" w:hAnsi="Charis SIL Regular" w:eastAsia="Charis SIL Regular"/>
           <w:b w:val="0"/>
           <w:i w:val="0"/>
-          <w:color w:val="0066CC"/>
+          <w:color w:val="0000FF"/>
           <w:sz w:val="24"/>
           <w:u w:val="single"/>
         </w:rPr>
@@ -284,7 +284,7 @@
           <w:rFonts w:ascii="Charis SIL Regular" w:hAnsi="Charis SIL Regular" w:eastAsia="Charis SIL Regular"/>
           <w:b w:val="0"/>
           <w:i w:val="0"/>
-          <w:color w:val="0066CC"/>
+          <w:color w:val="0000FF"/>
           <w:sz w:val="24"/>
           <w:u w:val="single"/>
         </w:rPr>
@@ -319,7 +319,7 @@
       </w:r>
       <w:r>
         <w:rPr>
-          <w:u w:val="single" w:color="0066cc"/>
+          <w:u w:val="single" w:color="0000ff"/>
           <w:rFonts w:ascii="Charis SIL Regular" w:hAnsi="Charis SIL Regular" w:eastAsia="Charis SIL Regular"/>
           <w:b w:val="0"/>
           <w:i w:val="0"/>
@@ -337,7 +337,7 @@
       </w:r>
       <w:r>
         <w:rPr>
-          <w:u w:val="single" w:color="0066cc"/>
+          <w:u w:val="single" w:color="0000ff"/>
           <w:rFonts w:ascii="Charis SIL Regular" w:hAnsi="Charis SIL Regular" w:eastAsia="Charis SIL Regular"/>
           <w:b w:val="0"/>
           <w:i w:val="0"/>
@@ -355,7 +355,7 @@
       </w:r>
       <w:r>
         <w:rPr>
-          <w:u w:val="single" w:color="0066cc"/>
+          <w:u w:val="single" w:color="0000ff"/>
           <w:rFonts w:ascii="Charis SIL Regular" w:hAnsi="Charis SIL Regular" w:eastAsia="Charis SIL Regular"/>
           <w:b w:val="0"/>
           <w:i w:val="0"/>
@@ -376,7 +376,7 @@
           <w:rFonts w:ascii="Charis SIL Regular" w:hAnsi="Charis SIL Regular" w:eastAsia="Charis SIL Regular"/>
           <w:b w:val="0"/>
           <w:i w:val="0"/>
-          <w:color w:val="0066CC"/>
+          <w:color w:val="0000FF"/>
           <w:sz w:val="24"/>
           <w:u w:val="single"/>
         </w:rPr>
@@ -394,7 +394,7 @@
           <w:rFonts w:ascii="Charis SIL Regular" w:hAnsi="Charis SIL Regular" w:eastAsia="Charis SIL Regular"/>
           <w:b w:val="0"/>
           <w:i w:val="0"/>
-          <w:color w:val="0066CC"/>
+          <w:color w:val="0000FF"/>
           <w:sz w:val="24"/>
           <w:u w:val="single"/>
         </w:rPr>
@@ -405,7 +405,7 @@
           <w:rFonts w:ascii="Charis SIL Regular" w:hAnsi="Charis SIL Regular" w:eastAsia="Charis SIL Regular"/>
           <w:b w:val="0"/>
           <w:i w:val="0"/>
-          <w:color w:val="0066CC"/>
+          <w:color w:val="0000FF"/>
           <w:sz w:val="24"/>
           <w:u w:val="single"/>
         </w:rPr>
@@ -423,7 +423,7 @@
           <w:rFonts w:ascii="Charis SIL Regular" w:hAnsi="Charis SIL Regular" w:eastAsia="Charis SIL Regular"/>
           <w:b w:val="0"/>
           <w:i w:val="0"/>
-          <w:color w:val="0066CC"/>
+          <w:color w:val="0000FF"/>
           <w:sz w:val="24"/>
           <w:u w:val="single"/>
         </w:rPr>
@@ -441,7 +441,7 @@
           <w:rFonts w:ascii="Charis SIL Regular" w:hAnsi="Charis SIL Regular" w:eastAsia="Charis SIL Regular"/>
           <w:b w:val="0"/>
           <w:i w:val="0"/>
-          <w:color w:val="0066CC"/>
+          <w:color w:val="0000FF"/>
           <w:sz w:val="24"/>
           <w:u w:val="single"/>
         </w:rPr>
@@ -452,11 +452,11 @@
           <w:rFonts w:ascii="Charis SIL Regular" w:hAnsi="Charis SIL Regular" w:eastAsia="Charis SIL Regular"/>
           <w:b w:val="0"/>
           <w:i w:val="0"/>
-          <w:color w:val="0066CC"/>
+          <w:color w:val="0000FF"/>
           <w:sz w:val="24"/>
           <w:u w:val="single"/>
         </w:rPr>
-        <w:hyperlink r:id="rId10" w:history="1">
+        <w:hyperlink r:id="rId9" w:history="1">
           <w:r>
             <w:rPr>
               <w:rStyle w:val="Hyperlink"/>
@@ -470,11 +470,11 @@
           <w:rFonts w:ascii="Charis SIL Regular" w:hAnsi="Charis SIL Regular" w:eastAsia="Charis SIL Regular"/>
           <w:b w:val="0"/>
           <w:i w:val="0"/>
-          <w:color w:val="0066CC"/>
+          <w:color w:val="0000FF"/>
           <w:sz w:val="24"/>
           <w:u w:val="single"/>
         </w:rPr>
-        <w:hyperlink r:id="rId10" w:history="1">
+        <w:hyperlink r:id="rId9" w:history="1">
           <w:r>
             <w:rPr>
               <w:rStyle w:val="Hyperlink"/>
@@ -488,7 +488,7 @@
           <w:rFonts w:ascii="Charis SIL Regular" w:hAnsi="Charis SIL Regular" w:eastAsia="Charis SIL Regular"/>
           <w:b w:val="0"/>
           <w:i w:val="0"/>
-          <w:color w:val="0066CC"/>
+          <w:color w:val="0000FF"/>
           <w:sz w:val="24"/>
           <w:u w:val="single"/>
         </w:rPr>
@@ -523,7 +523,7 @@
       </w:r>
       <w:r>
         <w:rPr>
-          <w:u w:val="single" w:color="0066cc"/>
+          <w:u w:val="single" w:color="0000ff"/>
           <w:rFonts w:ascii="Charis SIL Regular" w:hAnsi="Charis SIL Regular" w:eastAsia="Charis SIL Regular"/>
           <w:b w:val="0"/>
           <w:i w:val="0"/>
@@ -541,7 +541,7 @@
       </w:r>
       <w:r>
         <w:rPr>
-          <w:u w:val="single" w:color="0066cc"/>
+          <w:u w:val="single" w:color="0000ff"/>
           <w:rFonts w:ascii="Charis SIL Regular" w:hAnsi="Charis SIL Regular" w:eastAsia="Charis SIL Regular"/>
           <w:b w:val="0"/>
           <w:i w:val="0"/>
@@ -552,7 +552,7 @@
       </w:r>
       <w:r>
         <w:rPr>
-          <w:u w:val="single" w:color="0066cc"/>
+          <w:u w:val="single" w:color="0000ff"/>
           <w:rFonts w:ascii="Charis SIL Regular" w:hAnsi="Charis SIL Regular" w:eastAsia="Charis SIL Regular"/>
           <w:b w:val="0"/>
           <w:i w:val="0"/>
@@ -570,7 +570,7 @@
       </w:r>
       <w:r>
         <w:rPr>
-          <w:u w:val="single" w:color="0066cc"/>
+          <w:u w:val="single" w:color="0000ff"/>
           <w:rFonts w:ascii="Charis SIL Regular" w:hAnsi="Charis SIL Regular" w:eastAsia="Charis SIL Regular"/>
           <w:b w:val="0"/>
           <w:i w:val="0"/>
@@ -588,7 +588,7 @@
       </w:r>
       <w:r>
         <w:rPr>
-          <w:u w:val="single" w:color="0066cc"/>
+          <w:u w:val="single" w:color="0000ff"/>
           <w:rFonts w:ascii="Charis SIL Regular" w:hAnsi="Charis SIL Regular" w:eastAsia="Charis SIL Regular"/>
           <w:b w:val="0"/>
           <w:i w:val="0"/>
@@ -629,7 +629,7 @@
           <w:rFonts w:ascii="Charis SIL Regular" w:hAnsi="Charis SIL Regular" w:eastAsia="Charis SIL Regular"/>
           <w:b w:val="0"/>
           <w:i w:val="0"/>
-          <w:color w:val="0066CC"/>
+          <w:color w:val="0000FF"/>
           <w:sz w:val="24"/>
           <w:u w:val="single"/>
         </w:rPr>
@@ -647,7 +647,7 @@
           <w:rFonts w:ascii="Charis SIL Regular" w:hAnsi="Charis SIL Regular" w:eastAsia="Charis SIL Regular"/>
           <w:b w:val="0"/>
           <w:i w:val="0"/>
-          <w:color w:val="0066CC"/>
+          <w:color w:val="0000FF"/>
           <w:sz w:val="24"/>
           <w:u w:val="single"/>
         </w:rPr>
@@ -658,7 +658,7 @@
           <w:rFonts w:ascii="Charis SIL Regular" w:hAnsi="Charis SIL Regular" w:eastAsia="Charis SIL Regular"/>
           <w:b w:val="0"/>
           <w:i w:val="0"/>
-          <w:color w:val="0066CC"/>
+          <w:color w:val="0000FF"/>
           <w:sz w:val="24"/>
           <w:u w:val="single"/>
         </w:rPr>
@@ -667,7 +667,7 @@
             <w:rPr>
               <w:rStyle w:val="Hyperlink"/>
             </w:rPr>
-            <w:t>Etnografisc</w:t>
+            <w:t>Etnografis</w:t>
           </w:r>
         </w:hyperlink>
       </w:r>
@@ -676,38 +676,15 @@
           <w:rFonts w:ascii="Charis SIL Regular" w:hAnsi="Charis SIL Regular" w:eastAsia="Charis SIL Regular"/>
           <w:b w:val="0"/>
           <w:i w:val="0"/>
-          <w:color w:val="0066CC"/>
-          <w:sz w:val="24"/>
-          <w:u w:val="single"/>
-        </w:rPr>
-        <w:t>h</w:t>
-      </w:r>
-      <w:r>
-        <w:rPr>
-          <w:rFonts w:ascii="Charis SIL Regular" w:hAnsi="Charis SIL Regular" w:eastAsia="Charis SIL Regular"/>
-          <w:b w:val="0"/>
-          <w:i w:val="0"/>
-          <w:color w:val="0066CC"/>
-          <w:sz w:val="24"/>
-          <w:u w:val="single"/>
-        </w:rPr>
-        <w:t xml:space="preserve"> </w:t>
-      </w:r>
-      <w:r>
-        <w:rPr>
-          <w:rFonts w:ascii="Charis SIL Regular" w:hAnsi="Charis SIL Regular" w:eastAsia="Charis SIL Regular"/>
-          <w:b w:val="0"/>
-          <w:i w:val="0"/>
-          <w:color w:val="0066CC"/>
-          <w:sz w:val="24"/>
-          <w:u w:val="single"/>
+          <w:color w:val="0000FF"/>
+          <w:sz w:val="24"/>
         </w:rPr>
         <w:hyperlink r:id="rId11" w:history="1">
           <w:r>
             <w:rPr>
               <w:rStyle w:val="Hyperlink"/>
             </w:rPr>
-            <w:t>Museu</w:t>
+            <w:t>c</w:t>
           </w:r>
         </w:hyperlink>
       </w:r>
@@ -716,42 +693,63 @@
           <w:rFonts w:ascii="Charis SIL Regular" w:hAnsi="Charis SIL Regular" w:eastAsia="Charis SIL Regular"/>
           <w:b w:val="0"/>
           <w:i w:val="0"/>
-          <w:color w:val="0066CC"/>
-          <w:sz w:val="24"/>
-        </w:rPr>
-        <w:t>m</w:t>
+          <w:color w:val="0000FF"/>
+          <w:sz w:val="24"/>
+        </w:rPr>
+        <w:t>h</w:t>
       </w:r>
       <w:r>
         <w:rPr>
           <w:rFonts w:ascii="Charis SIL Regular" w:hAnsi="Charis SIL Regular" w:eastAsia="Charis SIL Regular"/>
           <w:b w:val="0"/>
           <w:i w:val="0"/>
-          <w:color w:val="000000"/>
-          <w:sz w:val="24"/>
-        </w:rPr>
-        <w:t xml:space="preserve"> (National Museum of Ethnology) in Leiden, which sent some </w:t>
-      </w:r>
-      <w:r>
-        <w:rPr>
-          <w:u w:val="single" w:color="0066cc"/>
+          <w:color w:val="0000FF"/>
+          <w:sz w:val="24"/>
+          <w:u w:val="single"/>
+        </w:rPr>
+        <w:t xml:space="preserve"> </w:t>
+      </w:r>
+      <w:r>
+        <w:rPr>
           <w:rFonts w:ascii="Charis SIL Regular" w:hAnsi="Charis SIL Regular" w:eastAsia="Charis SIL Regular"/>
           <w:b w:val="0"/>
           <w:i w:val="0"/>
-          <w:color w:val="000000"/>
-          <w:sz w:val="24"/>
+          <w:color w:val="0000FF"/>
+          <w:sz w:val="24"/>
+          <w:u w:val="single"/>
         </w:rPr>
         <w:hyperlink r:id="rId11" w:history="1">
           <w:r>
             <w:rPr>
               <w:rStyle w:val="Hyperlink"/>
             </w:rPr>
-            <w:t>dupli</w:t>
+            <w:t>Museum</w:t>
           </w:r>
         </w:hyperlink>
       </w:r>
       <w:r>
         <w:rPr>
-          <w:u w:val="single" w:color="0066cc"/>
+          <w:rFonts w:ascii="Charis SIL Regular" w:hAnsi="Charis SIL Regular" w:eastAsia="Charis SIL Regular"/>
+          <w:b w:val="0"/>
+          <w:i w:val="0"/>
+          <w:color w:val="000000"/>
+          <w:sz w:val="24"/>
+        </w:rPr>
+        <w:t xml:space="preserve"> (National Museum of Ethnology) in Leiden, which sent some </w:t>
+      </w:r>
+      <w:r>
+        <w:rPr>
+          <w:rFonts w:ascii="Charis SIL Regular" w:hAnsi="Charis SIL Regular" w:eastAsia="Charis SIL Regular"/>
+          <w:b w:val="0"/>
+          <w:i w:val="0"/>
+          <w:color w:val="000000"/>
+          <w:sz w:val="24"/>
+        </w:rPr>
+        <w:t>dupli</w:t>
+      </w:r>
+      <w:r>
+        <w:rPr>
+          <w:u w:val="single" w:color="0000ff"/>
           <w:rFonts w:ascii="Charis SIL Regular" w:hAnsi="Charis SIL Regular" w:eastAsia="Charis SIL Regular"/>
           <w:b w:val="0"/>
           <w:i w:val="0"/>
@@ -769,7 +767,7 @@
       </w:r>
       <w:r>
         <w:rPr>
-          <w:u w:val="single" w:color="0066cc"/>
+          <w:u w:val="single" w:color="0000ff"/>
           <w:rFonts w:ascii="Charis SIL Regular" w:hAnsi="Charis SIL Regular" w:eastAsia="Charis SIL Regular"/>
           <w:b w:val="0"/>
           <w:i w:val="0"/>
@@ -787,7 +785,7 @@
       </w:r>
       <w:r>
         <w:rPr>
-          <w:u w:val="single" w:color="0066cc"/>
+          <w:u w:val="single" w:color="0000ff"/>
           <w:rFonts w:ascii="Charis SIL Regular" w:hAnsi="Charis SIL Regular" w:eastAsia="Charis SIL Regular"/>
           <w:b w:val="0"/>
           <w:i w:val="0"/>
@@ -838,7 +836,7 @@
           <w:rFonts w:ascii="Charis SIL Regular" w:hAnsi="Charis SIL Regular" w:eastAsia="Charis SIL Regular"/>
           <w:b w:val="0"/>
           <w:i w:val="0"/>
-          <w:color w:val="0066CC"/>
+          <w:color w:val="0000FF"/>
           <w:sz w:val="24"/>
           <w:u w:val="single"/>
         </w:rPr>
@@ -856,7 +854,7 @@
           <w:rFonts w:ascii="Charis SIL Regular" w:hAnsi="Charis SIL Regular" w:eastAsia="Charis SIL Regular"/>
           <w:b w:val="0"/>
           <w:i w:val="0"/>
-          <w:color w:val="0066CC"/>
+          <w:color w:val="0000FF"/>
           <w:sz w:val="24"/>
           <w:u w:val="single"/>
         </w:rPr>
@@ -867,7 +865,7 @@
           <w:rFonts w:ascii="Charis SIL Regular" w:hAnsi="Charis SIL Regular" w:eastAsia="Charis SIL Regular"/>
           <w:b w:val="0"/>
           <w:i w:val="0"/>
-          <w:color w:val="0066CC"/>
+          <w:color w:val="0000FF"/>
           <w:sz w:val="24"/>
           <w:u w:val="single"/>
         </w:rPr>
@@ -885,7 +883,7 @@
           <w:rFonts w:ascii="Charis SIL Regular" w:hAnsi="Charis SIL Regular" w:eastAsia="Charis SIL Regular"/>
           <w:b w:val="0"/>
           <w:i w:val="0"/>
-          <w:color w:val="0066CC"/>
+          <w:color w:val="0000FF"/>
           <w:sz w:val="24"/>
           <w:u w:val="single"/>
         </w:rPr>
@@ -896,7 +894,7 @@
           <w:rFonts w:ascii="Charis SIL Regular" w:hAnsi="Charis SIL Regular" w:eastAsia="Charis SIL Regular"/>
           <w:b w:val="0"/>
           <w:i w:val="0"/>
-          <w:color w:val="0066CC"/>
+          <w:color w:val="0000FF"/>
           <w:sz w:val="24"/>
           <w:u w:val="single"/>
         </w:rPr>
@@ -984,7 +982,7 @@
           <w:rFonts w:ascii="Charis SIL Regular" w:hAnsi="Charis SIL Regular" w:eastAsia="Charis SIL Regular"/>
           <w:b w:val="0"/>
           <w:i w:val="0"/>
-          <w:color w:val="0066CC"/>
+          <w:color w:val="0000FF"/>
           <w:sz w:val="24"/>
           <w:u w:val="single"/>
         </w:rPr>
@@ -1002,7 +1000,7 @@
           <w:rFonts w:ascii="Charis SIL Regular" w:hAnsi="Charis SIL Regular" w:eastAsia="Charis SIL Regular"/>
           <w:b w:val="0"/>
           <w:i w:val="0"/>
-          <w:color w:val="0066CC"/>
+          <w:color w:val="0000FF"/>
           <w:sz w:val="24"/>
           <w:u w:val="single"/>
         </w:rPr>
@@ -1013,7 +1011,7 @@
           <w:rFonts w:ascii="Charis SIL Regular" w:hAnsi="Charis SIL Regular" w:eastAsia="Charis SIL Regular"/>
           <w:b w:val="0"/>
           <w:i w:val="0"/>
-          <w:color w:val="0066CC"/>
+          <w:color w:val="0000FF"/>
           <w:sz w:val="24"/>
           <w:u w:val="single"/>
         </w:rPr>
@@ -1048,7 +1046,7 @@
       </w:r>
       <w:r>
         <w:rPr>
-          <w:u w:val="single" w:color="0066cc"/>
+          <w:u w:val="single" w:color="0000ff"/>
           <w:rFonts w:ascii="Charis SIL Regular" w:hAnsi="Charis SIL Regular" w:eastAsia="Charis SIL Regular"/>
           <w:b w:val="0"/>
           <w:i w:val="0"/>
@@ -1066,7 +1064,7 @@
       </w:r>
       <w:r>
         <w:rPr>
-          <w:u w:val="single" w:color="0066cc"/>
+          <w:u w:val="single" w:color="0000ff"/>
           <w:rFonts w:ascii="Charis SIL Regular" w:hAnsi="Charis SIL Regular" w:eastAsia="Charis SIL Regular"/>
           <w:b w:val="0"/>
           <w:i w:val="0"/>
@@ -1084,7 +1082,7 @@
       </w:r>
       <w:r>
         <w:rPr>
-          <w:u w:val="single" w:color="0066cc"/>
+          <w:u w:val="single" w:color="0000ff"/>
           <w:rFonts w:ascii="Charis SIL Regular" w:hAnsi="Charis SIL Regular" w:eastAsia="Charis SIL Regular"/>
           <w:b w:val="0"/>
           <w:i w:val="0"/>
@@ -1158,7 +1156,7 @@
           <w:rFonts w:ascii="Charis SIL Regular" w:hAnsi="Charis SIL Regular" w:eastAsia="Charis SIL Regular"/>
           <w:b w:val="0"/>
           <w:i w:val="0"/>
-          <w:color w:val="0066CC"/>
+          <w:color w:val="0000FF"/>
           <w:sz w:val="24"/>
           <w:u w:val="single"/>
         </w:rPr>
@@ -1193,7 +1191,7 @@
       </w:r>
       <w:r>
         <w:rPr>
-          <w:u w:val="single" w:color="0066cc"/>
+          <w:u w:val="single" w:color="0000ff"/>
           <w:rFonts w:ascii="Charis SIL Regular" w:hAnsi="Charis SIL Regular" w:eastAsia="Charis SIL Regular"/>
           <w:b w:val="0"/>
           <w:i w:val="0"/>
@@ -1354,7 +1352,7 @@
           <w:rFonts w:ascii="Charis SIL Regular" w:hAnsi="Charis SIL Regular" w:eastAsia="Charis SIL Regular"/>
           <w:b w:val="0"/>
           <w:i w:val="0"/>
-          <w:color w:val="0066CC"/>
+          <w:color w:val="0000FF"/>
           <w:sz w:val="24"/>
           <w:u w:val="single"/>
         </w:rPr>
@@ -1372,7 +1370,7 @@
           <w:rFonts w:ascii="Charis SIL Regular" w:hAnsi="Charis SIL Regular" w:eastAsia="Charis SIL Regular"/>
           <w:b w:val="0"/>
           <w:i w:val="0"/>
-          <w:color w:val="0066CC"/>
+          <w:color w:val="0000FF"/>
           <w:sz w:val="24"/>
           <w:u w:val="single"/>
         </w:rPr>
@@ -1383,7 +1381,7 @@
           <w:rFonts w:ascii="Charis SIL Regular" w:hAnsi="Charis SIL Regular" w:eastAsia="Charis SIL Regular"/>
           <w:b w:val="0"/>
           <w:i w:val="0"/>
-          <w:color w:val="0066CC"/>
+          <w:color w:val="0000FF"/>
           <w:sz w:val="24"/>
           <w:u w:val="single"/>
         </w:rPr>
@@ -1418,7 +1416,7 @@
       </w:r>
       <w:r>
         <w:rPr>
-          <w:u w:val="single" w:color="0066cc"/>
+          <w:u w:val="single" w:color="0000ff"/>
           <w:rFonts w:ascii="Charis SIL Regular" w:hAnsi="Charis SIL Regular" w:eastAsia="Charis SIL Regular"/>
           <w:b w:val="0"/>
           <w:i w:val="0"/>
@@ -1436,6 +1434,7 @@
       </w:r>
       <w:r>
         <w:rPr>
+          <w:u w:val="single" w:color="0000ff"/>
           <w:rFonts w:ascii="Charis SIL Regular" w:hAnsi="Charis SIL Regular" w:eastAsia="Charis SIL Regular"/>
           <w:b w:val="0"/>
           <w:i w:val="0"/>
@@ -1456,7 +1455,7 @@
       </w:r>
       <w:r>
         <w:rPr>
-          <w:u w:val="single" w:color="0066cc"/>
+          <w:u w:val="single" w:color="0000ff"/>
           <w:rFonts w:ascii="Charis SIL Regular" w:hAnsi="Charis SIL Regular" w:eastAsia="Charis SIL Regular"/>
           <w:b w:val="0"/>
           <w:i w:val="0"/>
@@ -1474,7 +1473,7 @@
       </w:r>
       <w:r>
         <w:rPr>
-          <w:u w:val="single" w:color="0066cc"/>
+          <w:u w:val="single" w:color="0000ff"/>
           <w:rFonts w:ascii="Charis SIL Regular" w:hAnsi="Charis SIL Regular" w:eastAsia="Charis SIL Regular"/>
           <w:b w:val="0"/>
           <w:i w:val="0"/>
@@ -1492,7 +1491,7 @@
       </w:r>
       <w:r>
         <w:rPr>
-          <w:u w:val="single" w:color="0066cc"/>
+          <w:u w:val="single" w:color="0000ff"/>
           <w:rFonts w:ascii="Charis SIL Regular" w:hAnsi="Charis SIL Regular" w:eastAsia="Charis SIL Regular"/>
           <w:b w:val="0"/>
           <w:i w:val="0"/>
@@ -1536,7 +1535,7 @@
           <w:rFonts w:ascii="Charis SIL Regular" w:hAnsi="Charis SIL Regular" w:eastAsia="Charis SIL Regular"/>
           <w:b w:val="0"/>
           <w:i w:val="0"/>
-          <w:color w:val="0066CC"/>
+          <w:color w:val="0000FF"/>
           <w:sz w:val="24"/>
           <w:u w:val="single"/>
         </w:rPr>
@@ -1554,7 +1553,7 @@
           <w:rFonts w:ascii="Charis SIL Regular" w:hAnsi="Charis SIL Regular" w:eastAsia="Charis SIL Regular"/>
           <w:b w:val="0"/>
           <w:i w:val="0"/>
-          <w:color w:val="0066CC"/>
+          <w:color w:val="0000FF"/>
           <w:sz w:val="24"/>
           <w:u w:val="single"/>
         </w:rPr>
@@ -1565,7 +1564,7 @@
           <w:rFonts w:ascii="Charis SIL Regular" w:hAnsi="Charis SIL Regular" w:eastAsia="Charis SIL Regular"/>
           <w:b w:val="0"/>
           <w:i w:val="0"/>
-          <w:color w:val="0066CC"/>
+          <w:color w:val="0000FF"/>
           <w:sz w:val="24"/>
           <w:u w:val="single"/>
         </w:rPr>
@@ -1583,7 +1582,7 @@
           <w:rFonts w:ascii="Charis SIL Regular" w:hAnsi="Charis SIL Regular" w:eastAsia="Charis SIL Regular"/>
           <w:b w:val="0"/>
           <w:i w:val="0"/>
-          <w:color w:val="0066CC"/>
+          <w:color w:val="0000FF"/>
           <w:sz w:val="24"/>
           <w:u w:val="single"/>
         </w:rPr>
@@ -1594,7 +1593,7 @@
           <w:rFonts w:ascii="Charis SIL Regular" w:hAnsi="Charis SIL Regular" w:eastAsia="Charis SIL Regular"/>
           <w:b w:val="0"/>
           <w:i w:val="0"/>
-          <w:color w:val="0066CC"/>
+          <w:color w:val="0000FF"/>
           <w:sz w:val="24"/>
           <w:u w:val="single"/>
         </w:rPr>
@@ -1629,7 +1628,7 @@
       </w:r>
       <w:r>
         <w:rPr>
-          <w:u w:val="single" w:color="0066cc"/>
+          <w:u w:val="single" w:color="0000ff"/>
           <w:rFonts w:ascii="Charis SIL Regular" w:hAnsi="Charis SIL Regular" w:eastAsia="Charis SIL Regular"/>
           <w:b w:val="0"/>
           <w:i w:val="0"/>
@@ -1647,7 +1646,7 @@
       </w:r>
       <w:r>
         <w:rPr>
-          <w:u w:val="single" w:color="0066cc"/>
+          <w:u w:val="single" w:color="0000ff"/>
           <w:rFonts w:ascii="Charis SIL Regular" w:hAnsi="Charis SIL Regular" w:eastAsia="Charis SIL Regular"/>
           <w:b w:val="0"/>
           <w:i w:val="0"/>
@@ -1665,7 +1664,7 @@
       </w:r>
       <w:r>
         <w:rPr>
-          <w:u w:val="single" w:color="0066cc"/>
+          <w:u w:val="single" w:color="0000ff"/>
           <w:rFonts w:ascii="Charis SIL Regular" w:hAnsi="Charis SIL Regular" w:eastAsia="Charis SIL Regular"/>
           <w:b w:val="0"/>
           <w:i w:val="0"/>
@@ -1683,7 +1682,7 @@
       </w:r>
       <w:r>
         <w:rPr>
-          <w:u w:val="single" w:color="0066cc"/>
+          <w:u w:val="single" w:color="0000ff"/>
           <w:rFonts w:ascii="Charis SIL Regular" w:hAnsi="Charis SIL Regular" w:eastAsia="Charis SIL Regular"/>
           <w:b w:val="0"/>
           <w:i w:val="0"/>
@@ -1823,7 +1822,7 @@
           <w:rFonts w:ascii="Charis SIL Regular" w:hAnsi="Charis SIL Regular" w:eastAsia="Charis SIL Regular"/>
           <w:b w:val="0"/>
           <w:i w:val="0"/>
-          <w:color w:val="0066CC"/>
+          <w:color w:val="0000FF"/>
           <w:sz w:val="24"/>
           <w:u w:val="single"/>
         </w:rPr>
@@ -1841,7 +1840,7 @@
           <w:rFonts w:ascii="Charis SIL Regular" w:hAnsi="Charis SIL Regular" w:eastAsia="Charis SIL Regular"/>
           <w:b w:val="0"/>
           <w:i w:val="0"/>
-          <w:color w:val="0066CC"/>
+          <w:color w:val="0000FF"/>
           <w:sz w:val="24"/>
           <w:u w:val="single"/>
         </w:rPr>
@@ -1852,7 +1851,7 @@
           <w:rFonts w:ascii="Charis SIL Regular" w:hAnsi="Charis SIL Regular" w:eastAsia="Charis SIL Regular"/>
           <w:b w:val="0"/>
           <w:i w:val="0"/>
-          <w:color w:val="0066CC"/>
+          <w:color w:val="0000FF"/>
           <w:sz w:val="24"/>
           <w:u w:val="single"/>
         </w:rPr>
@@ -1870,7 +1869,7 @@
           <w:rFonts w:ascii="Charis SIL Regular" w:hAnsi="Charis SIL Regular" w:eastAsia="Charis SIL Regular"/>
           <w:b w:val="0"/>
           <w:i w:val="0"/>
-          <w:color w:val="0066CC"/>
+          <w:color w:val="0000FF"/>
           <w:sz w:val="24"/>
           <w:u w:val="single"/>
         </w:rPr>
@@ -1881,7 +1880,7 @@
           <w:rFonts w:ascii="Charis SIL Regular" w:hAnsi="Charis SIL Regular" w:eastAsia="Charis SIL Regular"/>
           <w:b w:val="0"/>
           <w:i w:val="0"/>
-          <w:color w:val="0066CC"/>
+          <w:color w:val="0000FF"/>
           <w:sz w:val="24"/>
           <w:u w:val="single"/>
         </w:rPr>
@@ -1899,7 +1898,7 @@
           <w:rFonts w:ascii="Charis SIL Regular" w:hAnsi="Charis SIL Regular" w:eastAsia="Charis SIL Regular"/>
           <w:b w:val="0"/>
           <w:i w:val="0"/>
-          <w:color w:val="0066CC"/>
+          <w:color w:val="0000FF"/>
           <w:sz w:val="24"/>
           <w:u w:val="single"/>
         </w:rPr>
@@ -1910,7 +1909,7 @@
           <w:rFonts w:ascii="Charis SIL Regular" w:hAnsi="Charis SIL Regular" w:eastAsia="Charis SIL Regular"/>
           <w:b w:val="0"/>
           <w:i w:val="0"/>
-          <w:color w:val="0066CC"/>
+          <w:color w:val="0000FF"/>
           <w:sz w:val="24"/>
           <w:u w:val="single"/>
         </w:rPr>
@@ -1928,7 +1927,7 @@
           <w:rFonts w:ascii="Charis SIL Regular" w:hAnsi="Charis SIL Regular" w:eastAsia="Charis SIL Regular"/>
           <w:b w:val="0"/>
           <w:i w:val="0"/>
-          <w:color w:val="0066CC"/>
+          <w:color w:val="0000FF"/>
           <w:sz w:val="24"/>
           <w:u w:val="single"/>
         </w:rPr>
@@ -1939,7 +1938,7 @@
           <w:rFonts w:ascii="Charis SIL Regular" w:hAnsi="Charis SIL Regular" w:eastAsia="Charis SIL Regular"/>
           <w:b w:val="0"/>
           <w:i w:val="0"/>
-          <w:color w:val="0066CC"/>
+          <w:color w:val="0000FF"/>
           <w:sz w:val="24"/>
           <w:u w:val="single"/>
         </w:rPr>
@@ -1957,7 +1956,7 @@
           <w:rFonts w:ascii="Charis SIL Regular" w:hAnsi="Charis SIL Regular" w:eastAsia="Charis SIL Regular"/>
           <w:b w:val="0"/>
           <w:i w:val="0"/>
-          <w:color w:val="0066CC"/>
+          <w:color w:val="0000FF"/>
           <w:sz w:val="24"/>
           <w:u w:val="single"/>
         </w:rPr>
@@ -1968,7 +1967,7 @@
           <w:rFonts w:ascii="Charis SIL Regular" w:hAnsi="Charis SIL Regular" w:eastAsia="Charis SIL Regular"/>
           <w:b w:val="0"/>
           <w:i w:val="0"/>
-          <w:color w:val="0066CC"/>
+          <w:color w:val="0000FF"/>
           <w:sz w:val="24"/>
           <w:u w:val="single"/>
         </w:rPr>
@@ -1986,7 +1985,7 @@
           <w:rFonts w:ascii="Charis SIL Regular" w:hAnsi="Charis SIL Regular" w:eastAsia="Charis SIL Regular"/>
           <w:b w:val="0"/>
           <w:i w:val="0"/>
-          <w:color w:val="0066CC"/>
+          <w:color w:val="0000FF"/>
           <w:sz w:val="24"/>
           <w:u w:val="single"/>
         </w:rPr>
@@ -1997,7 +1996,7 @@
           <w:rFonts w:ascii="Charis SIL Regular" w:hAnsi="Charis SIL Regular" w:eastAsia="Charis SIL Regular"/>
           <w:b w:val="0"/>
           <w:i w:val="0"/>
-          <w:color w:val="0066CC"/>
+          <w:color w:val="0000FF"/>
           <w:sz w:val="24"/>
           <w:u w:val="single"/>
         </w:rPr>
@@ -2015,7 +2014,7 @@
           <w:rFonts w:ascii="Charis SIL Regular" w:hAnsi="Charis SIL Regular" w:eastAsia="Charis SIL Regular"/>
           <w:b w:val="0"/>
           <w:i w:val="0"/>
-          <w:color w:val="0066CC"/>
+          <w:color w:val="0000FF"/>
           <w:sz w:val="24"/>
           <w:u w:val="single"/>
         </w:rPr>
@@ -2026,7 +2025,7 @@
           <w:rFonts w:ascii="Charis SIL Regular" w:hAnsi="Charis SIL Regular" w:eastAsia="Charis SIL Regular"/>
           <w:b w:val="0"/>
           <w:i w:val="0"/>
-          <w:color w:val="0066CC"/>
+          <w:color w:val="0000FF"/>
           <w:sz w:val="24"/>
           <w:u w:val="single"/>
         </w:rPr>
@@ -2044,7 +2043,7 @@
           <w:rFonts w:ascii="Charis SIL Regular" w:hAnsi="Charis SIL Regular" w:eastAsia="Charis SIL Regular"/>
           <w:b w:val="0"/>
           <w:i w:val="0"/>
-          <w:color w:val="0066CC"/>
+          <w:color w:val="0000FF"/>
           <w:sz w:val="24"/>
           <w:u w:val="single"/>
         </w:rPr>
@@ -2055,7 +2054,7 @@
           <w:rFonts w:ascii="Charis SIL Regular" w:hAnsi="Charis SIL Regular" w:eastAsia="Charis SIL Regular"/>
           <w:b w:val="0"/>
           <w:i w:val="0"/>
-          <w:color w:val="0066CC"/>
+          <w:color w:val="0000FF"/>
           <w:sz w:val="24"/>
           <w:u w:val="single"/>
         </w:rPr>
@@ -2133,7 +2132,7 @@
           <w:rFonts w:ascii="Charis SIL Regular" w:hAnsi="Charis SIL Regular" w:eastAsia="Charis SIL Regular"/>
           <w:b w:val="0"/>
           <w:i w:val="0"/>
-          <w:color w:val="0066CC"/>
+          <w:color w:val="0000FF"/>
           <w:sz w:val="24"/>
           <w:u w:val="single"/>
         </w:rPr>
@@ -2151,7 +2150,7 @@
           <w:rFonts w:ascii="Charis SIL Regular" w:hAnsi="Charis SIL Regular" w:eastAsia="Charis SIL Regular"/>
           <w:b w:val="0"/>
           <w:i w:val="0"/>
-          <w:color w:val="0066CC"/>
+          <w:color w:val="0000FF"/>
           <w:sz w:val="24"/>
           <w:u w:val="single"/>
         </w:rPr>
@@ -2162,7 +2161,7 @@
           <w:rFonts w:ascii="Charis SIL Regular" w:hAnsi="Charis SIL Regular" w:eastAsia="Charis SIL Regular"/>
           <w:b w:val="0"/>
           <w:i w:val="0"/>
-          <w:color w:val="0066CC"/>
+          <w:color w:val="0000FF"/>
           <w:sz w:val="24"/>
           <w:u w:val="single"/>
         </w:rPr>
@@ -2180,7 +2179,7 @@
           <w:rFonts w:ascii="Charis SIL Regular" w:hAnsi="Charis SIL Regular" w:eastAsia="Charis SIL Regular"/>
           <w:b w:val="0"/>
           <w:i w:val="0"/>
-          <w:color w:val="0066CC"/>
+          <w:color w:val="0000FF"/>
           <w:sz w:val="24"/>
           <w:u w:val="single"/>
         </w:rPr>
@@ -2191,7 +2190,7 @@
           <w:rFonts w:ascii="Charis SIL Regular" w:hAnsi="Charis SIL Regular" w:eastAsia="Charis SIL Regular"/>
           <w:b w:val="0"/>
           <w:i w:val="0"/>
-          <w:color w:val="0066CC"/>
+          <w:color w:val="0000FF"/>
           <w:sz w:val="24"/>
           <w:u w:val="single"/>
         </w:rPr>
@@ -2226,7 +2225,7 @@
       </w:r>
       <w:r>
         <w:rPr>
-          <w:u w:val="single" w:color="0066cc"/>
+          <w:u w:val="single" w:color="0000ff"/>
           <w:rFonts w:ascii="Charis SIL Regular" w:hAnsi="Charis SIL Regular" w:eastAsia="Charis SIL Regular"/>
           <w:b w:val="0"/>
           <w:i w:val="0"/>
@@ -2244,7 +2243,7 @@
       </w:r>
       <w:r>
         <w:rPr>
-          <w:u w:val="single" w:color="0066cc"/>
+          <w:u w:val="single" w:color="0000ff"/>
           <w:rFonts w:ascii="Charis SIL Regular" w:hAnsi="Charis SIL Regular" w:eastAsia="Charis SIL Regular"/>
           <w:b w:val="0"/>
           <w:i w:val="0"/>
@@ -2262,7 +2261,7 @@
       </w:r>
       <w:r>
         <w:rPr>
-          <w:u w:val="single" w:color="0066cc"/>
+          <w:u w:val="single" w:color="0000ff"/>
           <w:rFonts w:ascii="Charis SIL Regular" w:hAnsi="Charis SIL Regular" w:eastAsia="Charis SIL Regular"/>
           <w:b w:val="0"/>
           <w:i w:val="0"/>
@@ -2280,7 +2279,7 @@
       </w:r>
       <w:r>
         <w:rPr>
-          <w:u w:val="single" w:color="0066cc"/>
+          <w:u w:val="single" w:color="0000ff"/>
           <w:rFonts w:ascii="Charis SIL Regular" w:hAnsi="Charis SIL Regular" w:eastAsia="Charis SIL Regular"/>
           <w:b w:val="0"/>
           <w:i w:val="0"/>
@@ -2364,7 +2363,7 @@
           <w:rFonts w:ascii="Charis SIL Regular" w:hAnsi="Charis SIL Regular" w:eastAsia="Charis SIL Regular"/>
           <w:b w:val="0"/>
           <w:i w:val="0"/>
-          <w:color w:val="0066CC"/>
+          <w:color w:val="0000FF"/>
           <w:sz w:val="24"/>
           <w:u w:val="single"/>
         </w:rPr>
@@ -2395,22 +2394,11 @@
           <w:color w:val="000000"/>
           <w:sz w:val="24"/>
         </w:rPr>
-        <w:t>the KMA is available via the Nation</w:t>
-      </w:r>
-      <w:r>
-        <w:rPr>
-          <w:u w:val="single" w:color="0066cc"/>
-          <w:rFonts w:ascii="Charis SIL Regular" w:hAnsi="Charis SIL Regular" w:eastAsia="Charis SIL Regular"/>
-          <w:b w:val="0"/>
-          <w:i w:val="0"/>
-          <w:color w:val="000000"/>
-          <w:sz w:val="24"/>
-        </w:rPr>
-        <w:t>a</w:t>
-      </w:r>
-      <w:r>
-        <w:rPr>
-          <w:u w:val="single" w:color="0066cc"/>
+        <w:t>the KMA is available via the Nationa</w:t>
+      </w:r>
+      <w:r>
+        <w:rPr>
+          <w:u w:val="single" w:color="0000ff"/>
           <w:rFonts w:ascii="Charis SIL Regular" w:hAnsi="Charis SIL Regular" w:eastAsia="Charis SIL Regular"/>
           <w:b w:val="0"/>
           <w:i w:val="0"/>
@@ -2471,7 +2459,7 @@
           <w:rFonts w:ascii="Charis SIL Regular" w:hAnsi="Charis SIL Regular" w:eastAsia="Charis SIL Regular"/>
           <w:b w:val="0"/>
           <w:i w:val="0"/>
-          <w:color w:val="0066CC"/>
+          <w:color w:val="0000FF"/>
           <w:sz w:val="24"/>
           <w:u w:val="single"/>
         </w:rPr>
@@ -2492,7 +2480,7 @@
           <w:rFonts w:ascii="Charis SIL Regular" w:hAnsi="Charis SIL Regular" w:eastAsia="Charis SIL Regular"/>
           <w:b w:val="0"/>
           <w:i w:val="0"/>
-          <w:color w:val="0066CC"/>
+          <w:color w:val="0000FF"/>
           <w:sz w:val="24"/>
           <w:u w:val="single"/>
         </w:rPr>
@@ -2516,7 +2504,7 @@
           <w:rFonts w:ascii="Charis SIL Regular" w:hAnsi="Charis SIL Regular" w:eastAsia="Charis SIL Regular"/>
           <w:b w:val="0"/>
           <w:i w:val="0"/>
-          <w:color w:val="0066CC"/>
+          <w:color w:val="0000FF"/>
           <w:sz w:val="24"/>
           <w:u w:val="single"/>
         </w:rPr>
@@ -2540,7 +2528,7 @@
           <w:rFonts w:ascii="Charis SIL Regular" w:hAnsi="Charis SIL Regular" w:eastAsia="Charis SIL Regular"/>
           <w:b w:val="0"/>
           <w:i w:val="0"/>
-          <w:color w:val="0066CC"/>
+          <w:color w:val="0000FF"/>
           <w:sz w:val="24"/>
           <w:u w:val="single"/>
         </w:rPr>
@@ -2551,7 +2539,7 @@
           <w:rFonts w:ascii="Charis SIL Regular" w:hAnsi="Charis SIL Regular" w:eastAsia="Charis SIL Regular"/>
           <w:b w:val="0"/>
           <w:i w:val="0"/>
-          <w:color w:val="0066CC"/>
+          <w:color w:val="0000FF"/>
           <w:sz w:val="24"/>
           <w:u w:val="single"/>
         </w:rPr>
@@ -2575,7 +2563,7 @@
           <w:rFonts w:ascii="Charis SIL Regular" w:hAnsi="Charis SIL Regular" w:eastAsia="Charis SIL Regular"/>
           <w:b w:val="0"/>
           <w:i w:val="0"/>
-          <w:color w:val="0066CC"/>
+          <w:color w:val="0000FF"/>
           <w:sz w:val="24"/>
           <w:u w:val="single"/>
         </w:rPr>
@@ -2586,7 +2574,7 @@
           <w:rFonts w:ascii="Charis SIL Regular" w:hAnsi="Charis SIL Regular" w:eastAsia="Charis SIL Regular"/>
           <w:b w:val="0"/>
           <w:i w:val="0"/>
-          <w:color w:val="0066CC"/>
+          <w:color w:val="0000FF"/>
           <w:sz w:val="24"/>
           <w:u w:val="single"/>
         </w:rPr>
@@ -2610,7 +2598,7 @@
           <w:rFonts w:ascii="Charis SIL Regular" w:hAnsi="Charis SIL Regular" w:eastAsia="Charis SIL Regular"/>
           <w:b w:val="0"/>
           <w:i w:val="0"/>
-          <w:color w:val="0066CC"/>
+          <w:color w:val="0000FF"/>
           <w:sz w:val="24"/>
           <w:u w:val="single"/>
         </w:rPr>
@@ -2634,7 +2622,7 @@
           <w:rFonts w:ascii="Charis SIL Regular" w:hAnsi="Charis SIL Regular" w:eastAsia="Charis SIL Regular"/>
           <w:b w:val="0"/>
           <w:i w:val="0"/>
-          <w:color w:val="0066CC"/>
+          <w:color w:val="0000FF"/>
           <w:sz w:val="24"/>
           <w:u w:val="single"/>
         </w:rPr>
@@ -2745,7 +2733,7 @@
           <w:rFonts w:ascii="Charis SIL Regular" w:hAnsi="Charis SIL Regular" w:eastAsia="Charis SIL Regular"/>
           <w:b w:val="0"/>
           <w:i w:val="0"/>
-          <w:color w:val="0066CC"/>
+          <w:color w:val="0000FF"/>
           <w:sz w:val="24"/>
           <w:u w:val="single"/>
         </w:rPr>
@@ -2882,7 +2870,7 @@
           <w:rFonts w:ascii="Charis SIL Regular" w:hAnsi="Charis SIL Regular" w:eastAsia="Charis SIL Regular"/>
           <w:b w:val="0"/>
           <w:i w:val="0"/>
-          <w:color w:val="0066CC"/>
+          <w:color w:val="0000FF"/>
           <w:sz w:val="24"/>
           <w:u w:val="single"/>
         </w:rPr>
@@ -2900,7 +2888,7 @@
           <w:rFonts w:ascii="Charis SIL Regular" w:hAnsi="Charis SIL Regular" w:eastAsia="Charis SIL Regular"/>
           <w:b w:val="0"/>
           <w:i w:val="0"/>
-          <w:color w:val="0066CC"/>
+          <w:color w:val="0000FF"/>
           <w:sz w:val="24"/>
           <w:u w:val="single"/>
         </w:rPr>
@@ -2918,7 +2906,7 @@
           <w:rFonts w:ascii="Charis SIL Regular" w:hAnsi="Charis SIL Regular" w:eastAsia="Charis SIL Regular"/>
           <w:b w:val="0"/>
           <w:i w:val="0"/>
-          <w:color w:val="0066CC"/>
+          <w:color w:val="0000FF"/>
           <w:sz w:val="24"/>
           <w:u w:val="single"/>
         </w:rPr>
@@ -2936,7 +2924,7 @@
           <w:rFonts w:ascii="Charis SIL Regular" w:hAnsi="Charis SIL Regular" w:eastAsia="Charis SIL Regular"/>
           <w:b w:val="0"/>
           <w:i w:val="0"/>
-          <w:color w:val="0066CC"/>
+          <w:color w:val="0000FF"/>
           <w:sz w:val="24"/>
           <w:u w:val="single"/>
         </w:rPr>
@@ -2954,7 +2942,7 @@
           <w:rFonts w:ascii="Charis SIL Regular" w:hAnsi="Charis SIL Regular" w:eastAsia="Charis SIL Regular"/>
           <w:b w:val="0"/>
           <w:i w:val="0"/>
-          <w:color w:val="0066CC"/>
+          <w:color w:val="0000FF"/>
           <w:sz w:val="24"/>
           <w:u w:val="single"/>
         </w:rPr>
@@ -2972,7 +2960,7 @@
           <w:rFonts w:ascii="Charis SIL Regular" w:hAnsi="Charis SIL Regular" w:eastAsia="Charis SIL Regular"/>
           <w:b w:val="0"/>
           <w:i w:val="0"/>
-          <w:color w:val="0066CC"/>
+          <w:color w:val="0000FF"/>
           <w:sz w:val="24"/>
           <w:u w:val="single"/>
         </w:rPr>
@@ -2990,7 +2978,7 @@
           <w:rFonts w:ascii="Charis SIL Regular" w:hAnsi="Charis SIL Regular" w:eastAsia="Charis SIL Regular"/>
           <w:b w:val="0"/>
           <w:i w:val="0"/>
-          <w:color w:val="0066CC"/>
+          <w:color w:val="0000FF"/>
           <w:sz w:val="24"/>
           <w:u w:val="single"/>
         </w:rPr>
@@ -3117,7 +3105,7 @@
           <w:rFonts w:ascii="Charis SIL Regular" w:hAnsi="Charis SIL Regular" w:eastAsia="Charis SIL Regular"/>
           <w:b w:val="0"/>
           <w:i w:val="0"/>
-          <w:color w:val="0066CC"/>
+          <w:color w:val="0000FF"/>
           <w:sz w:val="24"/>
           <w:u w:val="single"/>
         </w:rPr>
@@ -3135,7 +3123,7 @@
           <w:rFonts w:ascii="Charis SIL Regular" w:hAnsi="Charis SIL Regular" w:eastAsia="Charis SIL Regular"/>
           <w:b w:val="0"/>
           <w:i w:val="0"/>
-          <w:color w:val="0066CC"/>
+          <w:color w:val="0000FF"/>
           <w:sz w:val="24"/>
           <w:u w:val="single"/>
         </w:rPr>
@@ -3153,7 +3141,7 @@
           <w:rFonts w:ascii="Charis SIL Regular" w:hAnsi="Charis SIL Regular" w:eastAsia="Charis SIL Regular"/>
           <w:b w:val="0"/>
           <w:i w:val="0"/>
-          <w:color w:val="0066CC"/>
+          <w:color w:val="0000FF"/>
           <w:sz w:val="24"/>
           <w:u w:val="single"/>
         </w:rPr>
@@ -3171,7 +3159,7 @@
           <w:rFonts w:ascii="Charis SIL Regular" w:hAnsi="Charis SIL Regular" w:eastAsia="Charis SIL Regular"/>
           <w:b w:val="0"/>
           <w:i w:val="0"/>
-          <w:color w:val="0066CC"/>
+          <w:color w:val="0000FF"/>
           <w:sz w:val="24"/>
           <w:u w:val="single"/>
         </w:rPr>
@@ -3312,7 +3300,7 @@
           <w:rFonts w:ascii="Charis SIL Regular" w:hAnsi="Charis SIL Regular" w:eastAsia="Charis SIL Regular"/>
           <w:b w:val="0"/>
           <w:i w:val="0"/>
-          <w:color w:val="0066CC"/>
+          <w:color w:val="0000FF"/>
           <w:sz w:val="24"/>
           <w:u w:val="single"/>
         </w:rPr>
@@ -3330,7 +3318,7 @@
           <w:rFonts w:ascii="Charis SIL Regular" w:hAnsi="Charis SIL Regular" w:eastAsia="Charis SIL Regular"/>
           <w:b w:val="0"/>
           <w:i w:val="0"/>
-          <w:color w:val="0066CC"/>
+          <w:color w:val="0000FF"/>
           <w:sz w:val="24"/>
           <w:u w:val="single"/>
         </w:rPr>
@@ -3348,7 +3336,7 @@
           <w:rFonts w:ascii="Charis SIL Regular" w:hAnsi="Charis SIL Regular" w:eastAsia="Charis SIL Regular"/>
           <w:b w:val="0"/>
           <w:i w:val="0"/>
-          <w:color w:val="0066CC"/>
+          <w:color w:val="0000FF"/>
           <w:sz w:val="24"/>
           <w:u w:val="single"/>
         </w:rPr>
@@ -3366,7 +3354,7 @@
           <w:rFonts w:ascii="Charis SIL Regular" w:hAnsi="Charis SIL Regular" w:eastAsia="Charis SIL Regular"/>
           <w:b w:val="0"/>
           <w:i w:val="0"/>
-          <w:color w:val="0066CC"/>
+          <w:color w:val="0000FF"/>
           <w:sz w:val="24"/>
           <w:u w:val="single"/>
         </w:rPr>
@@ -3394,7 +3382,7 @@
           <w:rFonts w:ascii="Charis SIL Regular" w:hAnsi="Charis SIL Regular" w:eastAsia="Charis SIL Regular"/>
           <w:b w:val="0"/>
           <w:i w:val="0"/>
-          <w:color w:val="0066CC"/>
+          <w:color w:val="0000FF"/>
           <w:sz w:val="24"/>
           <w:u w:val="single"/>
         </w:rPr>
@@ -3412,11 +3400,11 @@
           <w:rFonts w:ascii="Charis SIL Regular" w:hAnsi="Charis SIL Regular" w:eastAsia="Charis SIL Regular"/>
           <w:b w:val="0"/>
           <w:i w:val="0"/>
-          <w:color w:val="0066CC"/>
+          <w:color w:val="0000FF"/>
           <w:sz w:val="24"/>
           <w:u w:val="single"/>
         </w:rPr>
-        <w:hyperlink r:id="rId22" w:history="1">
+        <w:hyperlink r:id="rId21" w:history="1">
           <w:r>
             <w:rPr>
               <w:rStyle w:val="Hyperlink"/>
@@ -3430,11 +3418,11 @@
           <w:rFonts w:ascii="Charis SIL Regular" w:hAnsi="Charis SIL Regular" w:eastAsia="Charis SIL Regular"/>
           <w:b w:val="0"/>
           <w:i w:val="0"/>
-          <w:color w:val="0066CC"/>
+          <w:color w:val="0000FF"/>
           <w:sz w:val="24"/>
           <w:u w:val="single"/>
         </w:rPr>
-        <w:hyperlink r:id="rId22" w:history="1">
+        <w:hyperlink r:id="rId21" w:history="1">
           <w:r>
             <w:rPr>
               <w:rStyle w:val="Hyperlink"/>
@@ -3458,7 +3446,7 @@
           <w:rFonts w:ascii="Charis SIL Regular" w:hAnsi="Charis SIL Regular" w:eastAsia="Charis SIL Regular"/>
           <w:b w:val="0"/>
           <w:i w:val="0"/>
-          <w:color w:val="0066CC"/>
+          <w:color w:val="0000FF"/>
           <w:sz w:val="24"/>
           <w:u w:val="single"/>
         </w:rPr>
@@ -3476,7 +3464,7 @@
           <w:rFonts w:ascii="Charis SIL Regular" w:hAnsi="Charis SIL Regular" w:eastAsia="Charis SIL Regular"/>
           <w:b w:val="0"/>
           <w:i w:val="0"/>
-          <w:color w:val="0066CC"/>
+          <w:color w:val="0000FF"/>
           <w:sz w:val="24"/>
           <w:u w:val="single"/>
         </w:rPr>
@@ -3487,7 +3475,7 @@
           <w:rFonts w:ascii="Charis SIL Regular" w:hAnsi="Charis SIL Regular" w:eastAsia="Charis SIL Regular"/>
           <w:b w:val="0"/>
           <w:i w:val="0"/>
-          <w:color w:val="0066CC"/>
+          <w:color w:val="0000FF"/>
           <w:sz w:val="24"/>
           <w:u w:val="single"/>
         </w:rPr>
@@ -3505,7 +3493,7 @@
           <w:rFonts w:ascii="Charis SIL Regular" w:hAnsi="Charis SIL Regular" w:eastAsia="Charis SIL Regular"/>
           <w:b w:val="0"/>
           <w:i w:val="0"/>
-          <w:color w:val="0066CC"/>
+          <w:color w:val="0000FF"/>
           <w:sz w:val="24"/>
           <w:u w:val="single"/>
         </w:rPr>
@@ -3613,7 +3601,7 @@
           <w:rFonts w:ascii="Charis SIL Regular" w:hAnsi="Charis SIL Regular" w:eastAsia="Charis SIL Regular"/>
           <w:b w:val="0"/>
           <w:i w:val="0"/>
-          <w:color w:val="0066CC"/>
+          <w:color w:val="0000FF"/>
           <w:sz w:val="24"/>
           <w:u w:val="single"/>
         </w:rPr>
@@ -3631,7 +3619,7 @@
           <w:rFonts w:ascii="Charis SIL Regular" w:hAnsi="Charis SIL Regular" w:eastAsia="Charis SIL Regular"/>
           <w:b w:val="0"/>
           <w:i w:val="0"/>
-          <w:color w:val="0066CC"/>
+          <w:color w:val="0000FF"/>
           <w:sz w:val="24"/>
           <w:u w:val="single"/>
         </w:rPr>
@@ -3649,7 +3637,7 @@
           <w:rFonts w:ascii="Charis SIL Regular" w:hAnsi="Charis SIL Regular" w:eastAsia="Charis SIL Regular"/>
           <w:b w:val="0"/>
           <w:i w:val="0"/>
-          <w:color w:val="0066CC"/>
+          <w:color w:val="0000FF"/>
           <w:sz w:val="24"/>
           <w:u w:val="single"/>
         </w:rPr>
@@ -3667,7 +3655,7 @@
           <w:rFonts w:ascii="Charis SIL Regular" w:hAnsi="Charis SIL Regular" w:eastAsia="Charis SIL Regular"/>
           <w:b w:val="0"/>
           <w:i w:val="0"/>
-          <w:color w:val="0066CC"/>
+          <w:color w:val="0000FF"/>
           <w:sz w:val="24"/>
           <w:u w:val="single"/>
         </w:rPr>
@@ -3695,7 +3683,7 @@
           <w:rFonts w:ascii="Charis SIL Regular" w:hAnsi="Charis SIL Regular" w:eastAsia="Charis SIL Regular"/>
           <w:b w:val="0"/>
           <w:i w:val="0"/>
-          <w:color w:val="0066CC"/>
+          <w:color w:val="0000FF"/>
           <w:sz w:val="24"/>
           <w:u w:val="single"/>
         </w:rPr>
@@ -3713,11 +3701,11 @@
           <w:rFonts w:ascii="Charis SIL Regular" w:hAnsi="Charis SIL Regular" w:eastAsia="Charis SIL Regular"/>
           <w:b w:val="0"/>
           <w:i w:val="0"/>
-          <w:color w:val="0066CC"/>
+          <w:color w:val="0000FF"/>
           <w:sz w:val="24"/>
           <w:u w:val="single"/>
         </w:rPr>
-        <w:hyperlink r:id="rId25" w:history="1">
+        <w:hyperlink r:id="rId24" w:history="1">
           <w:r>
             <w:rPr>
               <w:rStyle w:val="Hyperlink"/>
@@ -3731,11 +3719,11 @@
           <w:rFonts w:ascii="Charis SIL Regular" w:hAnsi="Charis SIL Regular" w:eastAsia="Charis SIL Regular"/>
           <w:b w:val="0"/>
           <w:i w:val="0"/>
-          <w:color w:val="0066CC"/>
+          <w:color w:val="0000FF"/>
           <w:sz w:val="24"/>
           <w:u w:val="single"/>
         </w:rPr>
-        <w:hyperlink r:id="rId25" w:history="1">
+        <w:hyperlink r:id="rId24" w:history="1">
           <w:r>
             <w:rPr>
               <w:rStyle w:val="Hyperlink"/>
@@ -3869,7 +3857,7 @@
           <w:rFonts w:ascii="Charis SIL Regular" w:hAnsi="Charis SIL Regular" w:eastAsia="Charis SIL Regular"/>
           <w:b w:val="0"/>
           <w:i w:val="0"/>
-          <w:color w:val="0066CC"/>
+          <w:color w:val="0000FF"/>
           <w:sz w:val="24"/>
           <w:u w:val="single"/>
         </w:rPr>
@@ -3887,7 +3875,7 @@
           <w:rFonts w:ascii="Charis SIL Regular" w:hAnsi="Charis SIL Regular" w:eastAsia="Charis SIL Regular"/>
           <w:b w:val="0"/>
           <w:i w:val="0"/>
-          <w:color w:val="0066CC"/>
+          <w:color w:val="0000FF"/>
           <w:sz w:val="24"/>
           <w:u w:val="single"/>
         </w:rPr>
@@ -3905,7 +3893,7 @@
           <w:rFonts w:ascii="Charis SIL Regular" w:hAnsi="Charis SIL Regular" w:eastAsia="Charis SIL Regular"/>
           <w:b w:val="0"/>
           <w:i w:val="0"/>
-          <w:color w:val="0066CC"/>
+          <w:color w:val="0000FF"/>
           <w:sz w:val="24"/>
           <w:u w:val="single"/>
         </w:rPr>
@@ -3923,7 +3911,7 @@
           <w:rFonts w:ascii="Charis SIL Regular" w:hAnsi="Charis SIL Regular" w:eastAsia="Charis SIL Regular"/>
           <w:b w:val="0"/>
           <w:i w:val="0"/>
-          <w:color w:val="0066CC"/>
+          <w:color w:val="0000FF"/>
           <w:sz w:val="24"/>
           <w:u w:val="single"/>
         </w:rPr>
@@ -3941,7 +3929,7 @@
           <w:rFonts w:ascii="Charis SIL Regular" w:hAnsi="Charis SIL Regular" w:eastAsia="Charis SIL Regular"/>
           <w:b w:val="0"/>
           <w:i w:val="0"/>
-          <w:color w:val="0066CC"/>
+          <w:color w:val="0000FF"/>
           <w:sz w:val="24"/>
           <w:u w:val="single"/>
         </w:rPr>
@@ -3959,7 +3947,7 @@
           <w:rFonts w:ascii="Charis SIL Regular" w:hAnsi="Charis SIL Regular" w:eastAsia="Charis SIL Regular"/>
           <w:b w:val="0"/>
           <w:i w:val="0"/>
-          <w:color w:val="0066CC"/>
+          <w:color w:val="0000FF"/>
           <w:sz w:val="24"/>
           <w:u w:val="single"/>
         </w:rPr>
@@ -3977,7 +3965,7 @@
           <w:rFonts w:ascii="Charis SIL Regular" w:hAnsi="Charis SIL Regular" w:eastAsia="Charis SIL Regular"/>
           <w:b w:val="0"/>
           <w:i w:val="0"/>
-          <w:color w:val="0066CC"/>
+          <w:color w:val="0000FF"/>
           <w:sz w:val="24"/>
           <w:u w:val="single"/>
         </w:rPr>
@@ -3995,7 +3983,7 @@
           <w:rFonts w:ascii="Charis SIL Regular" w:hAnsi="Charis SIL Regular" w:eastAsia="Charis SIL Regular"/>
           <w:b w:val="0"/>
           <w:i w:val="0"/>
-          <w:color w:val="0066CC"/>
+          <w:color w:val="0000FF"/>
           <w:sz w:val="24"/>
           <w:u w:val="single"/>
         </w:rPr>
@@ -4013,7 +4001,7 @@
           <w:rFonts w:ascii="Charis SIL Regular" w:hAnsi="Charis SIL Regular" w:eastAsia="Charis SIL Regular"/>
           <w:b w:val="0"/>
           <w:i w:val="0"/>
-          <w:color w:val="0066CC"/>
+          <w:color w:val="0000FF"/>
           <w:sz w:val="24"/>
           <w:u w:val="single"/>
         </w:rPr>
@@ -4031,7 +4019,7 @@
           <w:rFonts w:ascii="Charis SIL Regular" w:hAnsi="Charis SIL Regular" w:eastAsia="Charis SIL Regular"/>
           <w:b w:val="0"/>
           <w:i w:val="0"/>
-          <w:color w:val="0066CC"/>
+          <w:color w:val="0000FF"/>
           <w:sz w:val="24"/>
           <w:u w:val="single"/>
         </w:rPr>
@@ -4049,7 +4037,7 @@
           <w:rFonts w:ascii="Charis SIL Regular" w:hAnsi="Charis SIL Regular" w:eastAsia="Charis SIL Regular"/>
           <w:b w:val="0"/>
           <w:i w:val="0"/>
-          <w:color w:val="0066CC"/>
+          <w:color w:val="0000FF"/>
           <w:sz w:val="24"/>
           <w:u w:val="single"/>
         </w:rPr>
@@ -4067,7 +4055,7 @@
           <w:rFonts w:ascii="Charis SIL Regular" w:hAnsi="Charis SIL Regular" w:eastAsia="Charis SIL Regular"/>
           <w:b w:val="0"/>
           <w:i w:val="0"/>
-          <w:color w:val="0066CC"/>
+          <w:color w:val="0000FF"/>
           <w:sz w:val="24"/>
           <w:u w:val="single"/>
         </w:rPr>
@@ -4085,7 +4073,7 @@
           <w:rFonts w:ascii="Charis SIL Regular" w:hAnsi="Charis SIL Regular" w:eastAsia="Charis SIL Regular"/>
           <w:b w:val="0"/>
           <w:i w:val="0"/>
-          <w:color w:val="0066CC"/>
+          <w:color w:val="0000FF"/>
           <w:sz w:val="24"/>
           <w:u w:val="single"/>
         </w:rPr>
@@ -4103,7 +4091,7 @@
           <w:rFonts w:ascii="Charis SIL Regular" w:hAnsi="Charis SIL Regular" w:eastAsia="Charis SIL Regular"/>
           <w:b w:val="0"/>
           <w:i w:val="0"/>
-          <w:color w:val="0066CC"/>
+          <w:color w:val="0000FF"/>
           <w:sz w:val="24"/>
           <w:u w:val="single"/>
         </w:rPr>
@@ -4121,7 +4109,7 @@
           <w:rFonts w:ascii="Charis SIL Regular" w:hAnsi="Charis SIL Regular" w:eastAsia="Charis SIL Regular"/>
           <w:b w:val="0"/>
           <w:i w:val="0"/>
-          <w:color w:val="0066CC"/>
+          <w:color w:val="0000FF"/>
           <w:sz w:val="24"/>
           <w:u w:val="single"/>
         </w:rPr>
@@ -4139,7 +4127,7 @@
           <w:rFonts w:ascii="Charis SIL Regular" w:hAnsi="Charis SIL Regular" w:eastAsia="Charis SIL Regular"/>
           <w:b w:val="0"/>
           <w:i w:val="0"/>
-          <w:color w:val="0066CC"/>
+          <w:color w:val="0000FF"/>
           <w:sz w:val="24"/>
           <w:u w:val="single"/>
         </w:rPr>
@@ -4150,7 +4138,7 @@
           <w:rFonts w:ascii="Charis SIL Regular" w:hAnsi="Charis SIL Regular" w:eastAsia="Charis SIL Regular"/>
           <w:b w:val="0"/>
           <w:i w:val="0"/>
-          <w:color w:val="0066CC"/>
+          <w:color w:val="0000FF"/>
           <w:sz w:val="24"/>
           <w:u w:val="single"/>
         </w:rPr>
@@ -4168,7 +4156,7 @@
           <w:rFonts w:ascii="Charis SIL Regular" w:hAnsi="Charis SIL Regular" w:eastAsia="Charis SIL Regular"/>
           <w:b w:val="0"/>
           <w:i w:val="0"/>
-          <w:color w:val="0066CC"/>
+          <w:color w:val="0000FF"/>
           <w:sz w:val="24"/>
           <w:u w:val="single"/>
         </w:rPr>
@@ -4328,7 +4316,7 @@
           <w:rFonts w:ascii="Charis SIL Regular" w:hAnsi="Charis SIL Regular" w:eastAsia="Charis SIL Regular"/>
           <w:b w:val="0"/>
           <w:i w:val="0"/>
-          <w:color w:val="0066CC"/>
+          <w:color w:val="0000FF"/>
           <w:sz w:val="24"/>
           <w:u w:val="single"/>
         </w:rPr>
@@ -4346,7 +4334,7 @@
           <w:rFonts w:ascii="Charis SIL Regular" w:hAnsi="Charis SIL Regular" w:eastAsia="Charis SIL Regular"/>
           <w:b w:val="0"/>
           <w:i w:val="0"/>
-          <w:color w:val="0066CC"/>
+          <w:color w:val="0000FF"/>
           <w:sz w:val="24"/>
           <w:u w:val="single"/>
         </w:rPr>
@@ -4364,7 +4352,7 @@
           <w:rFonts w:ascii="Charis SIL Regular" w:hAnsi="Charis SIL Regular" w:eastAsia="Charis SIL Regular"/>
           <w:b w:val="0"/>
           <w:i w:val="0"/>
-          <w:color w:val="0066CC"/>
+          <w:color w:val="0000FF"/>
           <w:sz w:val="24"/>
           <w:u w:val="single"/>
         </w:rPr>
@@ -4382,7 +4370,7 @@
           <w:rFonts w:ascii="Charis SIL Regular" w:hAnsi="Charis SIL Regular" w:eastAsia="Charis SIL Regular"/>
           <w:b w:val="0"/>
           <w:i w:val="0"/>
-          <w:color w:val="0066CC"/>
+          <w:color w:val="0000FF"/>
           <w:sz w:val="24"/>
           <w:u w:val="single"/>
         </w:rPr>
@@ -4400,7 +4388,7 @@
           <w:rFonts w:ascii="Charis SIL Regular" w:hAnsi="Charis SIL Regular" w:eastAsia="Charis SIL Regular"/>
           <w:b w:val="0"/>
           <w:i w:val="0"/>
-          <w:color w:val="0066CC"/>
+          <w:color w:val="0000FF"/>
           <w:sz w:val="24"/>
           <w:u w:val="single"/>
         </w:rPr>
@@ -4418,7 +4406,7 @@
           <w:rFonts w:ascii="Charis SIL Regular" w:hAnsi="Charis SIL Regular" w:eastAsia="Charis SIL Regular"/>
           <w:b w:val="0"/>
           <w:i w:val="0"/>
-          <w:color w:val="0066CC"/>
+          <w:color w:val="0000FF"/>
           <w:sz w:val="24"/>
           <w:u w:val="single"/>
         </w:rPr>
@@ -4436,7 +4424,7 @@
           <w:rFonts w:ascii="Charis SIL Regular" w:hAnsi="Charis SIL Regular" w:eastAsia="Charis SIL Regular"/>
           <w:b w:val="0"/>
           <w:i w:val="0"/>
-          <w:color w:val="0066CC"/>
+          <w:color w:val="0000FF"/>
           <w:sz w:val="24"/>
           <w:u w:val="single"/>
         </w:rPr>
@@ -4454,7 +4442,7 @@
           <w:rFonts w:ascii="Charis SIL Regular" w:hAnsi="Charis SIL Regular" w:eastAsia="Charis SIL Regular"/>
           <w:b w:val="0"/>
           <w:i w:val="0"/>
-          <w:color w:val="0066CC"/>
+          <w:color w:val="0000FF"/>
           <w:sz w:val="24"/>
           <w:u w:val="single"/>
         </w:rPr>
@@ -4472,7 +4460,7 @@
           <w:rFonts w:ascii="Charis SIL Regular" w:hAnsi="Charis SIL Regular" w:eastAsia="Charis SIL Regular"/>
           <w:b w:val="0"/>
           <w:i w:val="0"/>
-          <w:color w:val="0066CC"/>
+          <w:color w:val="0000FF"/>
           <w:sz w:val="24"/>
           <w:u w:val="single"/>
         </w:rPr>
@@ -4490,7 +4478,7 @@
           <w:rFonts w:ascii="Charis SIL Regular" w:hAnsi="Charis SIL Regular" w:eastAsia="Charis SIL Regular"/>
           <w:b w:val="0"/>
           <w:i w:val="0"/>
-          <w:color w:val="0066CC"/>
+          <w:color w:val="0000FF"/>
           <w:sz w:val="24"/>
           <w:u w:val="single"/>
         </w:rPr>
@@ -4508,7 +4496,7 @@
           <w:rFonts w:ascii="Charis SIL Regular" w:hAnsi="Charis SIL Regular" w:eastAsia="Charis SIL Regular"/>
           <w:b w:val="0"/>
           <w:i w:val="0"/>
-          <w:color w:val="0066CC"/>
+          <w:color w:val="0000FF"/>
           <w:sz w:val="24"/>
           <w:u w:val="single"/>
         </w:rPr>
@@ -4526,7 +4514,7 @@
           <w:rFonts w:ascii="Charis SIL Regular" w:hAnsi="Charis SIL Regular" w:eastAsia="Charis SIL Regular"/>
           <w:b w:val="0"/>
           <w:i w:val="0"/>
-          <w:color w:val="0066CC"/>
+          <w:color w:val="0000FF"/>
           <w:sz w:val="24"/>
           <w:u w:val="single"/>
         </w:rPr>
@@ -4544,7 +4532,7 @@
           <w:rFonts w:ascii="Charis SIL Regular" w:hAnsi="Charis SIL Regular" w:eastAsia="Charis SIL Regular"/>
           <w:b w:val="0"/>
           <w:i w:val="0"/>
-          <w:color w:val="0066CC"/>
+          <w:color w:val="0000FF"/>
           <w:sz w:val="24"/>
           <w:u w:val="single"/>
         </w:rPr>
@@ -4562,7 +4550,7 @@
           <w:rFonts w:ascii="Charis SIL Regular" w:hAnsi="Charis SIL Regular" w:eastAsia="Charis SIL Regular"/>
           <w:b w:val="0"/>
           <w:i w:val="0"/>
-          <w:color w:val="0066CC"/>
+          <w:color w:val="0000FF"/>
           <w:sz w:val="24"/>
           <w:u w:val="single"/>
         </w:rPr>
@@ -4580,7 +4568,7 @@
           <w:rFonts w:ascii="Charis SIL Regular" w:hAnsi="Charis SIL Regular" w:eastAsia="Charis SIL Regular"/>
           <w:b w:val="0"/>
           <w:i w:val="0"/>
-          <w:color w:val="0066CC"/>
+          <w:color w:val="0000FF"/>
           <w:sz w:val="24"/>
           <w:u w:val="single"/>
         </w:rPr>
@@ -4741,7 +4729,7 @@
           <w:rFonts w:ascii="Charis SIL Regular" w:hAnsi="Charis SIL Regular" w:eastAsia="Charis SIL Regular"/>
           <w:b w:val="0"/>
           <w:i w:val="0"/>
-          <w:color w:val="0066CC"/>
+          <w:color w:val="0000FF"/>
           <w:sz w:val="24"/>
           <w:u w:val="single"/>
         </w:rPr>
@@ -4759,7 +4747,7 @@
           <w:rFonts w:ascii="Charis SIL Regular" w:hAnsi="Charis SIL Regular" w:eastAsia="Charis SIL Regular"/>
           <w:b w:val="0"/>
           <w:i w:val="0"/>
-          <w:color w:val="0066CC"/>
+          <w:color w:val="0000FF"/>
           <w:sz w:val="24"/>
           <w:u w:val="single"/>
         </w:rPr>
@@ -4777,7 +4765,7 @@
           <w:rFonts w:ascii="Charis SIL Regular" w:hAnsi="Charis SIL Regular" w:eastAsia="Charis SIL Regular"/>
           <w:b w:val="0"/>
           <w:i w:val="0"/>
-          <w:color w:val="0066CC"/>
+          <w:color w:val="0000FF"/>
           <w:sz w:val="24"/>
           <w:u w:val="single"/>
         </w:rPr>
@@ -4795,7 +4783,7 @@
           <w:rFonts w:ascii="Charis SIL Regular" w:hAnsi="Charis SIL Regular" w:eastAsia="Charis SIL Regular"/>
           <w:b w:val="0"/>
           <w:i w:val="0"/>
-          <w:color w:val="0066CC"/>
+          <w:color w:val="0000FF"/>
           <w:sz w:val="24"/>
           <w:u w:val="single"/>
         </w:rPr>
@@ -4813,7 +4801,7 @@
           <w:rFonts w:ascii="Charis SIL Regular" w:hAnsi="Charis SIL Regular" w:eastAsia="Charis SIL Regular"/>
           <w:b w:val="0"/>
           <w:i w:val="0"/>
-          <w:color w:val="0066CC"/>
+          <w:color w:val="0000FF"/>
           <w:sz w:val="24"/>
           <w:u w:val="single"/>
         </w:rPr>
@@ -4834,7 +4822,7 @@
           <w:rFonts w:ascii="Charis SIL Regular" w:hAnsi="Charis SIL Regular" w:eastAsia="Charis SIL Regular"/>
           <w:b w:val="0"/>
           <w:i w:val="0"/>
-          <w:color w:val="0066CC"/>
+          <w:color w:val="0000FF"/>
           <w:sz w:val="24"/>
           <w:u w:val="single"/>
         </w:rPr>
@@ -4852,7 +4840,7 @@
           <w:rFonts w:ascii="Charis SIL Regular" w:hAnsi="Charis SIL Regular" w:eastAsia="Charis SIL Regular"/>
           <w:b w:val="0"/>
           <w:i w:val="0"/>
-          <w:color w:val="0066CC"/>
+          <w:color w:val="0000FF"/>
           <w:sz w:val="24"/>
           <w:u w:val="single"/>
         </w:rPr>
@@ -4870,7 +4858,7 @@
           <w:rFonts w:ascii="Charis SIL Regular" w:hAnsi="Charis SIL Regular" w:eastAsia="Charis SIL Regular"/>
           <w:b w:val="0"/>
           <w:i w:val="0"/>
-          <w:color w:val="0066CC"/>
+          <w:color w:val="0000FF"/>
           <w:sz w:val="24"/>
           <w:u w:val="single"/>
         </w:rPr>
@@ -4888,7 +4876,7 @@
           <w:rFonts w:ascii="Charis SIL Regular" w:hAnsi="Charis SIL Regular" w:eastAsia="Charis SIL Regular"/>
           <w:b w:val="0"/>
           <w:i w:val="0"/>
-          <w:color w:val="0066CC"/>
+          <w:color w:val="0000FF"/>
           <w:sz w:val="24"/>
           <w:u w:val="single"/>
         </w:rPr>
@@ -4906,7 +4894,7 @@
           <w:rFonts w:ascii="Charis SIL Regular" w:hAnsi="Charis SIL Regular" w:eastAsia="Charis SIL Regular"/>
           <w:b w:val="0"/>
           <w:i w:val="0"/>
-          <w:color w:val="0066CC"/>
+          <w:color w:val="0000FF"/>
           <w:sz w:val="24"/>
           <w:u w:val="single"/>
         </w:rPr>
@@ -5057,7 +5045,7 @@
           <w:rFonts w:ascii="Charis SIL Regular" w:hAnsi="Charis SIL Regular" w:eastAsia="Charis SIL Regular"/>
           <w:b w:val="0"/>
           <w:i w:val="0"/>
-          <w:color w:val="0066CC"/>
+          <w:color w:val="0000FF"/>
           <w:sz w:val="24"/>
           <w:u w:val="single"/>
         </w:rPr>
@@ -5075,7 +5063,7 @@
           <w:rFonts w:ascii="Charis SIL Regular" w:hAnsi="Charis SIL Regular" w:eastAsia="Charis SIL Regular"/>
           <w:b w:val="0"/>
           <w:i w:val="0"/>
-          <w:color w:val="0066CC"/>
+          <w:color w:val="0000FF"/>
           <w:sz w:val="24"/>
           <w:u w:val="single"/>
         </w:rPr>
@@ -5093,7 +5081,7 @@
           <w:rFonts w:ascii="Charis SIL Regular" w:hAnsi="Charis SIL Regular" w:eastAsia="Charis SIL Regular"/>
           <w:b w:val="0"/>
           <w:i w:val="0"/>
-          <w:color w:val="0066CC"/>
+          <w:color w:val="0000FF"/>
           <w:sz w:val="24"/>
           <w:u w:val="single"/>
         </w:rPr>
@@ -5111,7 +5099,7 @@
           <w:rFonts w:ascii="Charis SIL Regular" w:hAnsi="Charis SIL Regular" w:eastAsia="Charis SIL Regular"/>
           <w:b w:val="0"/>
           <w:i w:val="0"/>
-          <w:color w:val="0066CC"/>
+          <w:color w:val="0000FF"/>
           <w:sz w:val="24"/>
           <w:u w:val="single"/>
         </w:rPr>
@@ -5129,7 +5117,7 @@
           <w:rFonts w:ascii="Charis SIL Regular" w:hAnsi="Charis SIL Regular" w:eastAsia="Charis SIL Regular"/>
           <w:b w:val="0"/>
           <w:i w:val="0"/>
-          <w:color w:val="0066CC"/>
+          <w:color w:val="0000FF"/>
           <w:sz w:val="24"/>
           <w:u w:val="single"/>
         </w:rPr>
@@ -5147,7 +5135,7 @@
           <w:rFonts w:ascii="Charis SIL Regular" w:hAnsi="Charis SIL Regular" w:eastAsia="Charis SIL Regular"/>
           <w:b w:val="0"/>
           <w:i w:val="0"/>
-          <w:color w:val="0066CC"/>
+          <w:color w:val="0000FF"/>
           <w:sz w:val="24"/>
           <w:u w:val="single"/>
         </w:rPr>
@@ -5165,7 +5153,7 @@
           <w:rFonts w:ascii="Charis SIL Regular" w:hAnsi="Charis SIL Regular" w:eastAsia="Charis SIL Regular"/>
           <w:b w:val="0"/>
           <w:i w:val="0"/>
-          <w:color w:val="0066CC"/>
+          <w:color w:val="0000FF"/>
           <w:sz w:val="24"/>
           <w:u w:val="single"/>
         </w:rPr>
@@ -5183,7 +5171,7 @@
           <w:rFonts w:ascii="Charis SIL Regular" w:hAnsi="Charis SIL Regular" w:eastAsia="Charis SIL Regular"/>
           <w:b w:val="0"/>
           <w:i w:val="0"/>
-          <w:color w:val="0066CC"/>
+          <w:color w:val="0000FF"/>
           <w:sz w:val="24"/>
           <w:u w:val="single"/>
         </w:rPr>
@@ -5201,7 +5189,7 @@
           <w:rFonts w:ascii="Charis SIL Regular" w:hAnsi="Charis SIL Regular" w:eastAsia="Charis SIL Regular"/>
           <w:b w:val="0"/>
           <w:i w:val="0"/>
-          <w:color w:val="0066CC"/>
+          <w:color w:val="0000FF"/>
           <w:sz w:val="24"/>
           <w:u w:val="single"/>
         </w:rPr>

--- a/EXPORTS/DOCX/published/niveau3/English/JustinusNassau.docx
+++ b/EXPORTS/DOCX/published/niveau3/English/JustinusNassau.docx
@@ -409,7 +409,7 @@
           <w:sz w:val="24"/>
           <w:u w:val="single"/>
         </w:rPr>
-        <w:hyperlink r:id="rId10" w:history="1">
+        <w:hyperlink r:id="rId9" w:history="1">
           <w:r>
             <w:rPr>
               <w:rStyle w:val="Hyperlink"/>
@@ -427,7 +427,7 @@
           <w:sz w:val="24"/>
           <w:u w:val="single"/>
         </w:rPr>
-        <w:hyperlink r:id="rId10" w:history="1">
+        <w:hyperlink r:id="rId9" w:history="1">
           <w:r>
             <w:rPr>
               <w:rStyle w:val="Hyperlink"/>
@@ -667,7 +667,7 @@
             <w:rPr>
               <w:rStyle w:val="Hyperlink"/>
             </w:rPr>
-            <w:t>Etnografis</w:t>
+            <w:t>Etnografisc</w:t>
           </w:r>
         </w:hyperlink>
       </w:r>
@@ -678,13 +678,36 @@
           <w:i w:val="0"/>
           <w:color w:val="0000FF"/>
           <w:sz w:val="24"/>
+          <w:u w:val="single"/>
+        </w:rPr>
+        <w:t>h</w:t>
+      </w:r>
+      <w:r>
+        <w:rPr>
+          <w:rFonts w:ascii="Charis SIL Regular" w:hAnsi="Charis SIL Regular" w:eastAsia="Charis SIL Regular"/>
+          <w:b w:val="0"/>
+          <w:i w:val="0"/>
+          <w:color w:val="0000FF"/>
+          <w:sz w:val="24"/>
+          <w:u w:val="single"/>
+        </w:rPr>
+        <w:t xml:space="preserve"> </w:t>
+      </w:r>
+      <w:r>
+        <w:rPr>
+          <w:rFonts w:ascii="Charis SIL Regular" w:hAnsi="Charis SIL Regular" w:eastAsia="Charis SIL Regular"/>
+          <w:b w:val="0"/>
+          <w:i w:val="0"/>
+          <w:color w:val="0000FF"/>
+          <w:sz w:val="24"/>
+          <w:u w:val="single"/>
         </w:rPr>
         <w:hyperlink r:id="rId11" w:history="1">
           <w:r>
             <w:rPr>
               <w:rStyle w:val="Hyperlink"/>
             </w:rPr>
-            <w:t>c</w:t>
+            <w:t>Museu</w:t>
           </w:r>
         </w:hyperlink>
       </w:r>
@@ -696,56 +719,35 @@
           <w:color w:val="0000FF"/>
           <w:sz w:val="24"/>
         </w:rPr>
-        <w:t>h</w:t>
+        <w:t>m</w:t>
       </w:r>
       <w:r>
         <w:rPr>
           <w:rFonts w:ascii="Charis SIL Regular" w:hAnsi="Charis SIL Regular" w:eastAsia="Charis SIL Regular"/>
           <w:b w:val="0"/>
           <w:i w:val="0"/>
-          <w:color w:val="0000FF"/>
-          <w:sz w:val="24"/>
-          <w:u w:val="single"/>
-        </w:rPr>
-        <w:t xml:space="preserve"> </w:t>
-      </w:r>
-      <w:r>
-        <w:rPr>
+          <w:color w:val="000000"/>
+          <w:sz w:val="24"/>
+        </w:rPr>
+        <w:t xml:space="preserve"> (National Museum of Ethnology) in Leiden, which sent some </w:t>
+      </w:r>
+      <w:r>
+        <w:rPr>
+          <w:u w:val="single" w:color="0000ff"/>
           <w:rFonts w:ascii="Charis SIL Regular" w:hAnsi="Charis SIL Regular" w:eastAsia="Charis SIL Regular"/>
           <w:b w:val="0"/>
           <w:i w:val="0"/>
-          <w:color w:val="0000FF"/>
-          <w:sz w:val="24"/>
-          <w:u w:val="single"/>
+          <w:color w:val="000000"/>
+          <w:sz w:val="24"/>
         </w:rPr>
         <w:hyperlink r:id="rId11" w:history="1">
           <w:r>
             <w:rPr>
               <w:rStyle w:val="Hyperlink"/>
             </w:rPr>
-            <w:t>Museum</w:t>
+            <w:t>dupli</w:t>
           </w:r>
         </w:hyperlink>
-      </w:r>
-      <w:r>
-        <w:rPr>
-          <w:rFonts w:ascii="Charis SIL Regular" w:hAnsi="Charis SIL Regular" w:eastAsia="Charis SIL Regular"/>
-          <w:b w:val="0"/>
-          <w:i w:val="0"/>
-          <w:color w:val="000000"/>
-          <w:sz w:val="24"/>
-        </w:rPr>
-        <w:t xml:space="preserve"> (National Museum of Ethnology) in Leiden, which sent some </w:t>
-      </w:r>
-      <w:r>
-        <w:rPr>
-          <w:rFonts w:ascii="Charis SIL Regular" w:hAnsi="Charis SIL Regular" w:eastAsia="Charis SIL Regular"/>
-          <w:b w:val="0"/>
-          <w:i w:val="0"/>
-          <w:color w:val="000000"/>
-          <w:sz w:val="24"/>
-        </w:rPr>
-        <w:t>dupli</w:t>
       </w:r>
       <w:r>
         <w:rPr>
@@ -1428,23 +1430,13 @@
             <w:rPr>
               <w:rStyle w:val="Hyperlink"/>
             </w:rPr>
-            <w:t>acific to</w:t>
+            <w:t xml:space="preserve">acific to </w:t>
           </w:r>
         </w:hyperlink>
       </w:r>
       <w:r>
         <w:rPr>
           <w:u w:val="single" w:color="0000ff"/>
-          <w:rFonts w:ascii="Charis SIL Regular" w:hAnsi="Charis SIL Regular" w:eastAsia="Charis SIL Regular"/>
-          <w:b w:val="0"/>
-          <w:i w:val="0"/>
-          <w:color w:val="000000"/>
-          <w:sz w:val="24"/>
-        </w:rPr>
-        <w:t xml:space="preserve"> </w:t>
-      </w:r>
-      <w:r>
-        <w:rPr>
           <w:rFonts w:ascii="Charis SIL Regular" w:hAnsi="Charis SIL Regular" w:eastAsia="Charis SIL Regular"/>
           <w:b w:val="0"/>
           <w:i w:val="0"/>
@@ -1491,24 +1483,13 @@
       </w:r>
       <w:r>
         <w:rPr>
-          <w:u w:val="single" w:color="0000ff"/>
           <w:rFonts w:ascii="Charis SIL Regular" w:hAnsi="Charis SIL Regular" w:eastAsia="Charis SIL Regular"/>
           <w:b w:val="0"/>
           <w:i w:val="0"/>
           <w:color w:val="000000"/>
           <w:sz w:val="24"/>
         </w:rPr>
-        <w:t>t</w:t>
-      </w:r>
-      <w:r>
-        <w:rPr>
-          <w:rFonts w:ascii="Charis SIL Regular" w:hAnsi="Charis SIL Regular" w:eastAsia="Charis SIL Regular"/>
-          <w:b w:val="0"/>
-          <w:i w:val="0"/>
-          <w:color w:val="000000"/>
-          <w:sz w:val="24"/>
-        </w:rPr>
-        <w:t xml:space="preserve">he Indonesian </w:t>
+        <w:t xml:space="preserve">the Indonesian </w:t>
       </w:r>
       <w:r>
         <w:rPr>
@@ -2232,50 +2213,7 @@
           <w:color w:val="000000"/>
           <w:sz w:val="24"/>
         </w:rPr>
-        <w:hyperlink r:id="rId17" w:history="1">
-          <w:r>
-            <w:rPr>
-              <w:rStyle w:val="Hyperlink"/>
-            </w:rPr>
-            <w:t xml:space="preserve">eum archive </w:t>
-          </w:r>
-        </w:hyperlink>
-      </w:r>
-      <w:r>
-        <w:rPr>
-          <w:u w:val="single" w:color="0000ff"/>
-          <w:rFonts w:ascii="Charis SIL Regular" w:hAnsi="Charis SIL Regular" w:eastAsia="Charis SIL Regular"/>
-          <w:b w:val="0"/>
-          <w:i w:val="0"/>
-          <w:color w:val="000000"/>
-          <w:sz w:val="24"/>
-        </w:rPr>
-        <w:hyperlink r:id="rId17" w:history="1">
-          <w:r>
-            <w:rPr>
-              <w:rStyle w:val="Hyperlink"/>
-            </w:rPr>
-            <w:t>h</w:t>
-          </w:r>
-        </w:hyperlink>
-      </w:r>
-      <w:r>
-        <w:rPr>
-          <w:u w:val="single" w:color="0000ff"/>
-          <w:rFonts w:ascii="Charis SIL Regular" w:hAnsi="Charis SIL Regular" w:eastAsia="Charis SIL Regular"/>
-          <w:b w:val="0"/>
-          <w:i w:val="0"/>
-          <w:color w:val="000000"/>
-          <w:sz w:val="24"/>
-        </w:rPr>
-        <w:hyperlink r:id="rId17" w:history="1">
-          <w:r>
-            <w:rPr>
-              <w:rStyle w:val="Hyperlink"/>
-            </w:rPr>
-            <w:t xml:space="preserve">ave </w:t>
-          </w:r>
-        </w:hyperlink>
+        <w:t xml:space="preserve">eum archive have </w:t>
       </w:r>
       <w:r>
         <w:rPr>
@@ -3404,7 +3342,7 @@
           <w:sz w:val="24"/>
           <w:u w:val="single"/>
         </w:rPr>
-        <w:hyperlink r:id="rId21" w:history="1">
+        <w:hyperlink r:id="rId22" w:history="1">
           <w:r>
             <w:rPr>
               <w:rStyle w:val="Hyperlink"/>
@@ -3422,7 +3360,7 @@
           <w:sz w:val="24"/>
           <w:u w:val="single"/>
         </w:rPr>
-        <w:hyperlink r:id="rId21" w:history="1">
+        <w:hyperlink r:id="rId22" w:history="1">
           <w:r>
             <w:rPr>
               <w:rStyle w:val="Hyperlink"/>
@@ -3450,7 +3388,7 @@
           <w:sz w:val="24"/>
           <w:u w:val="single"/>
         </w:rPr>
-        <w:hyperlink r:id="rId23" w:history="1">
+        <w:hyperlink r:id="rId21" w:history="1">
           <w:r>
             <w:rPr>
               <w:rStyle w:val="Hyperlink"/>
@@ -3479,7 +3417,7 @@
           <w:sz w:val="24"/>
           <w:u w:val="single"/>
         </w:rPr>
-        <w:hyperlink r:id="rId23" w:history="1">
+        <w:hyperlink r:id="rId21" w:history="1">
           <w:r>
             <w:rPr>
               <w:rStyle w:val="Hyperlink"/>
@@ -3497,7 +3435,7 @@
           <w:sz w:val="24"/>
           <w:u w:val="single"/>
         </w:rPr>
-        <w:hyperlink r:id="rId23" w:history="1">
+        <w:hyperlink r:id="rId21" w:history="1">
           <w:r>
             <w:rPr>
               <w:rStyle w:val="Hyperlink"/>
@@ -3605,7 +3543,7 @@
           <w:sz w:val="24"/>
           <w:u w:val="single"/>
         </w:rPr>
-        <w:hyperlink r:id="rId24" w:history="1">
+        <w:hyperlink r:id="rId23" w:history="1">
           <w:r>
             <w:rPr>
               <w:rStyle w:val="Hyperlink"/>
@@ -3623,7 +3561,7 @@
           <w:sz w:val="24"/>
           <w:u w:val="single"/>
         </w:rPr>
-        <w:hyperlink r:id="rId24" w:history="1">
+        <w:hyperlink r:id="rId23" w:history="1">
           <w:r>
             <w:rPr>
               <w:rStyle w:val="Hyperlink"/>
@@ -3641,7 +3579,7 @@
           <w:sz w:val="24"/>
           <w:u w:val="single"/>
         </w:rPr>
-        <w:hyperlink r:id="rId24" w:history="1">
+        <w:hyperlink r:id="rId23" w:history="1">
           <w:r>
             <w:rPr>
               <w:rStyle w:val="Hyperlink"/>
@@ -3659,7 +3597,7 @@
           <w:sz w:val="24"/>
           <w:u w:val="single"/>
         </w:rPr>
-        <w:hyperlink r:id="rId24" w:history="1">
+        <w:hyperlink r:id="rId23" w:history="1">
           <w:r>
             <w:rPr>
               <w:rStyle w:val="Hyperlink"/>
@@ -3687,7 +3625,7 @@
           <w:sz w:val="24"/>
           <w:u w:val="single"/>
         </w:rPr>
-        <w:hyperlink r:id="rId25" w:history="1">
+        <w:hyperlink r:id="rId24" w:history="1">
           <w:r>
             <w:rPr>
               <w:rStyle w:val="Hyperlink"/>
@@ -3861,7 +3799,7 @@
           <w:sz w:val="24"/>
           <w:u w:val="single"/>
         </w:rPr>
-        <w:hyperlink r:id="rId26" w:history="1">
+        <w:hyperlink r:id="rId25" w:history="1">
           <w:r>
             <w:rPr>
               <w:rStyle w:val="Hyperlink"/>
@@ -3879,7 +3817,7 @@
           <w:sz w:val="24"/>
           <w:u w:val="single"/>
         </w:rPr>
-        <w:hyperlink r:id="rId26" w:history="1">
+        <w:hyperlink r:id="rId25" w:history="1">
           <w:r>
             <w:rPr>
               <w:rStyle w:val="Hyperlink"/>
@@ -3897,7 +3835,7 @@
           <w:sz w:val="24"/>
           <w:u w:val="single"/>
         </w:rPr>
-        <w:hyperlink r:id="rId26" w:history="1">
+        <w:hyperlink r:id="rId25" w:history="1">
           <w:r>
             <w:rPr>
               <w:rStyle w:val="Hyperlink"/>
@@ -3915,7 +3853,7 @@
           <w:sz w:val="24"/>
           <w:u w:val="single"/>
         </w:rPr>
-        <w:hyperlink r:id="rId26" w:history="1">
+        <w:hyperlink r:id="rId25" w:history="1">
           <w:r>
             <w:rPr>
               <w:rStyle w:val="Hyperlink"/>
@@ -3933,7 +3871,7 @@
           <w:sz w:val="24"/>
           <w:u w:val="single"/>
         </w:rPr>
-        <w:hyperlink r:id="rId26" w:history="1">
+        <w:hyperlink r:id="rId25" w:history="1">
           <w:r>
             <w:rPr>
               <w:rStyle w:val="Hyperlink"/>
@@ -3951,7 +3889,7 @@
           <w:sz w:val="24"/>
           <w:u w:val="single"/>
         </w:rPr>
-        <w:hyperlink r:id="rId26" w:history="1">
+        <w:hyperlink r:id="rId25" w:history="1">
           <w:r>
             <w:rPr>
               <w:rStyle w:val="Hyperlink"/>
@@ -3969,7 +3907,7 @@
           <w:sz w:val="24"/>
           <w:u w:val="single"/>
         </w:rPr>
-        <w:hyperlink r:id="rId26" w:history="1">
+        <w:hyperlink r:id="rId25" w:history="1">
           <w:r>
             <w:rPr>
               <w:rStyle w:val="Hyperlink"/>
@@ -3987,7 +3925,7 @@
           <w:sz w:val="24"/>
           <w:u w:val="single"/>
         </w:rPr>
-        <w:hyperlink r:id="rId26" w:history="1">
+        <w:hyperlink r:id="rId25" w:history="1">
           <w:r>
             <w:rPr>
               <w:rStyle w:val="Hyperlink"/>
@@ -4005,7 +3943,7 @@
           <w:sz w:val="24"/>
           <w:u w:val="single"/>
         </w:rPr>
-        <w:hyperlink r:id="rId26" w:history="1">
+        <w:hyperlink r:id="rId25" w:history="1">
           <w:r>
             <w:rPr>
               <w:rStyle w:val="Hyperlink"/>
@@ -4023,7 +3961,7 @@
           <w:sz w:val="24"/>
           <w:u w:val="single"/>
         </w:rPr>
-        <w:hyperlink r:id="rId26" w:history="1">
+        <w:hyperlink r:id="rId25" w:history="1">
           <w:r>
             <w:rPr>
               <w:rStyle w:val="Hyperlink"/>
@@ -4041,7 +3979,7 @@
           <w:sz w:val="24"/>
           <w:u w:val="single"/>
         </w:rPr>
-        <w:hyperlink r:id="rId26" w:history="1">
+        <w:hyperlink r:id="rId25" w:history="1">
           <w:r>
             <w:rPr>
               <w:rStyle w:val="Hyperlink"/>
@@ -4059,7 +3997,7 @@
           <w:sz w:val="24"/>
           <w:u w:val="single"/>
         </w:rPr>
-        <w:hyperlink r:id="rId26" w:history="1">
+        <w:hyperlink r:id="rId25" w:history="1">
           <w:r>
             <w:rPr>
               <w:rStyle w:val="Hyperlink"/>
@@ -4077,7 +4015,7 @@
           <w:sz w:val="24"/>
           <w:u w:val="single"/>
         </w:rPr>
-        <w:hyperlink r:id="rId26" w:history="1">
+        <w:hyperlink r:id="rId25" w:history="1">
           <w:r>
             <w:rPr>
               <w:rStyle w:val="Hyperlink"/>
@@ -4095,7 +4033,7 @@
           <w:sz w:val="24"/>
           <w:u w:val="single"/>
         </w:rPr>
-        <w:hyperlink r:id="rId26" w:history="1">
+        <w:hyperlink r:id="rId25" w:history="1">
           <w:r>
             <w:rPr>
               <w:rStyle w:val="Hyperlink"/>
@@ -4113,7 +4051,7 @@
           <w:sz w:val="24"/>
           <w:u w:val="single"/>
         </w:rPr>
-        <w:hyperlink r:id="rId26" w:history="1">
+        <w:hyperlink r:id="rId25" w:history="1">
           <w:r>
             <w:rPr>
               <w:rStyle w:val="Hyperlink"/>
@@ -4131,7 +4069,14 @@
           <w:sz w:val="24"/>
           <w:u w:val="single"/>
         </w:rPr>
-        <w:t>w</w:t>
+        <w:hyperlink r:id="rId25" w:history="1">
+          <w:r>
+            <w:rPr>
+              <w:rStyle w:val="Hyperlink"/>
+            </w:rPr>
+            <w:t>w</w:t>
+          </w:r>
+        </w:hyperlink>
       </w:r>
       <w:r>
         <w:rPr>
@@ -4142,7 +4087,7 @@
           <w:sz w:val="24"/>
           <w:u w:val="single"/>
         </w:rPr>
-        <w:hyperlink r:id="rId26" w:history="1">
+        <w:hyperlink r:id="rId25" w:history="1">
           <w:r>
             <w:rPr>
               <w:rStyle w:val="Hyperlink"/>
@@ -4160,7 +4105,7 @@
           <w:sz w:val="24"/>
           <w:u w:val="single"/>
         </w:rPr>
-        <w:hyperlink r:id="rId26" w:history="1">
+        <w:hyperlink r:id="rId25" w:history="1">
           <w:r>
             <w:rPr>
               <w:rStyle w:val="Hyperlink"/>
@@ -4320,7 +4265,7 @@
           <w:sz w:val="24"/>
           <w:u w:val="single"/>
         </w:rPr>
-        <w:hyperlink r:id="rId27" w:history="1">
+        <w:hyperlink r:id="rId26" w:history="1">
           <w:r>
             <w:rPr>
               <w:rStyle w:val="Hyperlink"/>
@@ -4338,7 +4283,7 @@
           <w:sz w:val="24"/>
           <w:u w:val="single"/>
         </w:rPr>
-        <w:hyperlink r:id="rId27" w:history="1">
+        <w:hyperlink r:id="rId26" w:history="1">
           <w:r>
             <w:rPr>
               <w:rStyle w:val="Hyperlink"/>
@@ -4356,7 +4301,7 @@
           <w:sz w:val="24"/>
           <w:u w:val="single"/>
         </w:rPr>
-        <w:hyperlink r:id="rId27" w:history="1">
+        <w:hyperlink r:id="rId26" w:history="1">
           <w:r>
             <w:rPr>
               <w:rStyle w:val="Hyperlink"/>
@@ -4374,7 +4319,7 @@
           <w:sz w:val="24"/>
           <w:u w:val="single"/>
         </w:rPr>
-        <w:hyperlink r:id="rId27" w:history="1">
+        <w:hyperlink r:id="rId26" w:history="1">
           <w:r>
             <w:rPr>
               <w:rStyle w:val="Hyperlink"/>
@@ -4392,7 +4337,7 @@
           <w:sz w:val="24"/>
           <w:u w:val="single"/>
         </w:rPr>
-        <w:hyperlink r:id="rId27" w:history="1">
+        <w:hyperlink r:id="rId26" w:history="1">
           <w:r>
             <w:rPr>
               <w:rStyle w:val="Hyperlink"/>
@@ -4410,7 +4355,7 @@
           <w:sz w:val="24"/>
           <w:u w:val="single"/>
         </w:rPr>
-        <w:hyperlink r:id="rId27" w:history="1">
+        <w:hyperlink r:id="rId26" w:history="1">
           <w:r>
             <w:rPr>
               <w:rStyle w:val="Hyperlink"/>
@@ -4428,7 +4373,7 @@
           <w:sz w:val="24"/>
           <w:u w:val="single"/>
         </w:rPr>
-        <w:hyperlink r:id="rId27" w:history="1">
+        <w:hyperlink r:id="rId26" w:history="1">
           <w:r>
             <w:rPr>
               <w:rStyle w:val="Hyperlink"/>
@@ -4446,7 +4391,7 @@
           <w:sz w:val="24"/>
           <w:u w:val="single"/>
         </w:rPr>
-        <w:hyperlink r:id="rId27" w:history="1">
+        <w:hyperlink r:id="rId26" w:history="1">
           <w:r>
             <w:rPr>
               <w:rStyle w:val="Hyperlink"/>
@@ -4464,7 +4409,7 @@
           <w:sz w:val="24"/>
           <w:u w:val="single"/>
         </w:rPr>
-        <w:hyperlink r:id="rId27" w:history="1">
+        <w:hyperlink r:id="rId26" w:history="1">
           <w:r>
             <w:rPr>
               <w:rStyle w:val="Hyperlink"/>
@@ -4482,7 +4427,7 @@
           <w:sz w:val="24"/>
           <w:u w:val="single"/>
         </w:rPr>
-        <w:hyperlink r:id="rId27" w:history="1">
+        <w:hyperlink r:id="rId26" w:history="1">
           <w:r>
             <w:rPr>
               <w:rStyle w:val="Hyperlink"/>
@@ -4500,7 +4445,7 @@
           <w:sz w:val="24"/>
           <w:u w:val="single"/>
         </w:rPr>
-        <w:hyperlink r:id="rId27" w:history="1">
+        <w:hyperlink r:id="rId26" w:history="1">
           <w:r>
             <w:rPr>
               <w:rStyle w:val="Hyperlink"/>
@@ -4518,7 +4463,7 @@
           <w:sz w:val="24"/>
           <w:u w:val="single"/>
         </w:rPr>
-        <w:hyperlink r:id="rId27" w:history="1">
+        <w:hyperlink r:id="rId26" w:history="1">
           <w:r>
             <w:rPr>
               <w:rStyle w:val="Hyperlink"/>
@@ -4536,7 +4481,7 @@
           <w:sz w:val="24"/>
           <w:u w:val="single"/>
         </w:rPr>
-        <w:hyperlink r:id="rId27" w:history="1">
+        <w:hyperlink r:id="rId26" w:history="1">
           <w:r>
             <w:rPr>
               <w:rStyle w:val="Hyperlink"/>
@@ -4554,7 +4499,7 @@
           <w:sz w:val="24"/>
           <w:u w:val="single"/>
         </w:rPr>
-        <w:hyperlink r:id="rId27" w:history="1">
+        <w:hyperlink r:id="rId26" w:history="1">
           <w:r>
             <w:rPr>
               <w:rStyle w:val="Hyperlink"/>
@@ -4572,7 +4517,7 @@
           <w:sz w:val="24"/>
           <w:u w:val="single"/>
         </w:rPr>
-        <w:hyperlink r:id="rId27" w:history="1">
+        <w:hyperlink r:id="rId26" w:history="1">
           <w:r>
             <w:rPr>
               <w:rStyle w:val="Hyperlink"/>
@@ -4733,7 +4678,7 @@
           <w:sz w:val="24"/>
           <w:u w:val="single"/>
         </w:rPr>
-        <w:hyperlink r:id="rId28" w:history="1">
+        <w:hyperlink r:id="rId27" w:history="1">
           <w:r>
             <w:rPr>
               <w:rStyle w:val="Hyperlink"/>
@@ -4751,7 +4696,7 @@
           <w:sz w:val="24"/>
           <w:u w:val="single"/>
         </w:rPr>
-        <w:hyperlink r:id="rId28" w:history="1">
+        <w:hyperlink r:id="rId27" w:history="1">
           <w:r>
             <w:rPr>
               <w:rStyle w:val="Hyperlink"/>
@@ -4769,7 +4714,7 @@
           <w:sz w:val="24"/>
           <w:u w:val="single"/>
         </w:rPr>
-        <w:hyperlink r:id="rId28" w:history="1">
+        <w:hyperlink r:id="rId27" w:history="1">
           <w:r>
             <w:rPr>
               <w:rStyle w:val="Hyperlink"/>
@@ -4787,7 +4732,7 @@
           <w:sz w:val="24"/>
           <w:u w:val="single"/>
         </w:rPr>
-        <w:hyperlink r:id="rId28" w:history="1">
+        <w:hyperlink r:id="rId27" w:history="1">
           <w:r>
             <w:rPr>
               <w:rStyle w:val="Hyperlink"/>
@@ -4805,7 +4750,7 @@
           <w:sz w:val="24"/>
           <w:u w:val="single"/>
         </w:rPr>
-        <w:hyperlink r:id="rId28" w:history="1">
+        <w:hyperlink r:id="rId27" w:history="1">
           <w:r>
             <w:rPr>
               <w:rStyle w:val="Hyperlink"/>
@@ -4826,7 +4771,7 @@
           <w:sz w:val="24"/>
           <w:u w:val="single"/>
         </w:rPr>
-        <w:hyperlink r:id="rId28" w:history="1">
+        <w:hyperlink r:id="rId27" w:history="1">
           <w:r>
             <w:rPr>
               <w:rStyle w:val="Hyperlink"/>
@@ -4844,7 +4789,7 @@
           <w:sz w:val="24"/>
           <w:u w:val="single"/>
         </w:rPr>
-        <w:hyperlink r:id="rId28" w:history="1">
+        <w:hyperlink r:id="rId27" w:history="1">
           <w:r>
             <w:rPr>
               <w:rStyle w:val="Hyperlink"/>
@@ -4862,7 +4807,7 @@
           <w:sz w:val="24"/>
           <w:u w:val="single"/>
         </w:rPr>
-        <w:hyperlink r:id="rId28" w:history="1">
+        <w:hyperlink r:id="rId27" w:history="1">
           <w:r>
             <w:rPr>
               <w:rStyle w:val="Hyperlink"/>
@@ -4880,7 +4825,7 @@
           <w:sz w:val="24"/>
           <w:u w:val="single"/>
         </w:rPr>
-        <w:hyperlink r:id="rId28" w:history="1">
+        <w:hyperlink r:id="rId27" w:history="1">
           <w:r>
             <w:rPr>
               <w:rStyle w:val="Hyperlink"/>
@@ -4898,7 +4843,7 @@
           <w:sz w:val="24"/>
           <w:u w:val="single"/>
         </w:rPr>
-        <w:hyperlink r:id="rId28" w:history="1">
+        <w:hyperlink r:id="rId27" w:history="1">
           <w:r>
             <w:rPr>
               <w:rStyle w:val="Hyperlink"/>
@@ -5049,7 +4994,7 @@
           <w:sz w:val="24"/>
           <w:u w:val="single"/>
         </w:rPr>
-        <w:hyperlink r:id="rId29" w:history="1">
+        <w:hyperlink r:id="rId28" w:history="1">
           <w:r>
             <w:rPr>
               <w:rStyle w:val="Hyperlink"/>
@@ -5067,7 +5012,7 @@
           <w:sz w:val="24"/>
           <w:u w:val="single"/>
         </w:rPr>
-        <w:hyperlink r:id="rId29" w:history="1">
+        <w:hyperlink r:id="rId28" w:history="1">
           <w:r>
             <w:rPr>
               <w:rStyle w:val="Hyperlink"/>
@@ -5085,7 +5030,7 @@
           <w:sz w:val="24"/>
           <w:u w:val="single"/>
         </w:rPr>
-        <w:hyperlink r:id="rId29" w:history="1">
+        <w:hyperlink r:id="rId28" w:history="1">
           <w:r>
             <w:rPr>
               <w:rStyle w:val="Hyperlink"/>
@@ -5103,7 +5048,7 @@
           <w:sz w:val="24"/>
           <w:u w:val="single"/>
         </w:rPr>
-        <w:hyperlink r:id="rId29" w:history="1">
+        <w:hyperlink r:id="rId28" w:history="1">
           <w:r>
             <w:rPr>
               <w:rStyle w:val="Hyperlink"/>
@@ -5121,7 +5066,7 @@
           <w:sz w:val="24"/>
           <w:u w:val="single"/>
         </w:rPr>
-        <w:hyperlink r:id="rId29" w:history="1">
+        <w:hyperlink r:id="rId28" w:history="1">
           <w:r>
             <w:rPr>
               <w:rStyle w:val="Hyperlink"/>
@@ -5139,7 +5084,7 @@
           <w:sz w:val="24"/>
           <w:u w:val="single"/>
         </w:rPr>
-        <w:hyperlink r:id="rId29" w:history="1">
+        <w:hyperlink r:id="rId28" w:history="1">
           <w:r>
             <w:rPr>
               <w:rStyle w:val="Hyperlink"/>
@@ -5157,7 +5102,7 @@
           <w:sz w:val="24"/>
           <w:u w:val="single"/>
         </w:rPr>
-        <w:hyperlink r:id="rId29" w:history="1">
+        <w:hyperlink r:id="rId28" w:history="1">
           <w:r>
             <w:rPr>
               <w:rStyle w:val="Hyperlink"/>
@@ -5175,7 +5120,7 @@
           <w:sz w:val="24"/>
           <w:u w:val="single"/>
         </w:rPr>
-        <w:hyperlink r:id="rId29" w:history="1">
+        <w:hyperlink r:id="rId28" w:history="1">
           <w:r>
             <w:rPr>
               <w:rStyle w:val="Hyperlink"/>
@@ -5193,7 +5138,7 @@
           <w:sz w:val="24"/>
           <w:u w:val="single"/>
         </w:rPr>
-        <w:hyperlink r:id="rId29" w:history="1">
+        <w:hyperlink r:id="rId28" w:history="1">
           <w:r>
             <w:rPr>
               <w:rStyle w:val="Hyperlink"/>

--- a/EXPORTS/DOCX/published/niveau3/English/JustinusNassau.docx
+++ b/EXPORTS/DOCX/published/niveau3/English/JustinusNassau.docx
@@ -689,7 +689,6 @@
           <w:i w:val="0"/>
           <w:color w:val="0000FF"/>
           <w:sz w:val="24"/>
-          <w:u w:val="single"/>
         </w:rPr>
         <w:t xml:space="preserve"> </w:t>
       </w:r>
@@ -707,19 +706,9 @@
             <w:rPr>
               <w:rStyle w:val="Hyperlink"/>
             </w:rPr>
-            <w:t>Museu</w:t>
+            <w:t>Museum</w:t>
           </w:r>
         </w:hyperlink>
-      </w:r>
-      <w:r>
-        <w:rPr>
-          <w:rFonts w:ascii="Charis SIL Regular" w:hAnsi="Charis SIL Regular" w:eastAsia="Charis SIL Regular"/>
-          <w:b w:val="0"/>
-          <w:i w:val="0"/>
-          <w:color w:val="0000FF"/>
-          <w:sz w:val="24"/>
-        </w:rPr>
-        <w:t>m</w:t>
       </w:r>
       <w:r>
         <w:rPr>
@@ -2202,18 +2191,7 @@
           <w:color w:val="000000"/>
           <w:sz w:val="24"/>
         </w:rPr>
-        <w:t>mus</w:t>
-      </w:r>
-      <w:r>
-        <w:rPr>
-          <w:u w:val="single" w:color="0000ff"/>
-          <w:rFonts w:ascii="Charis SIL Regular" w:hAnsi="Charis SIL Regular" w:eastAsia="Charis SIL Regular"/>
-          <w:b w:val="0"/>
-          <w:i w:val="0"/>
-          <w:color w:val="000000"/>
-          <w:sz w:val="24"/>
-        </w:rPr>
-        <w:t xml:space="preserve">eum archive have </w:t>
+        <w:t xml:space="preserve">museum archive have </w:t>
       </w:r>
       <w:r>
         <w:rPr>
@@ -3388,7 +3366,7 @@
           <w:sz w:val="24"/>
           <w:u w:val="single"/>
         </w:rPr>
-        <w:hyperlink r:id="rId21" w:history="1">
+        <w:hyperlink r:id="rId23" w:history="1">
           <w:r>
             <w:rPr>
               <w:rStyle w:val="Hyperlink"/>
@@ -3417,7 +3395,7 @@
           <w:sz w:val="24"/>
           <w:u w:val="single"/>
         </w:rPr>
-        <w:hyperlink r:id="rId21" w:history="1">
+        <w:hyperlink r:id="rId23" w:history="1">
           <w:r>
             <w:rPr>
               <w:rStyle w:val="Hyperlink"/>
@@ -3435,7 +3413,7 @@
           <w:sz w:val="24"/>
           <w:u w:val="single"/>
         </w:rPr>
-        <w:hyperlink r:id="rId21" w:history="1">
+        <w:hyperlink r:id="rId23" w:history="1">
           <w:r>
             <w:rPr>
               <w:rStyle w:val="Hyperlink"/>
@@ -3543,7 +3521,7 @@
           <w:sz w:val="24"/>
           <w:u w:val="single"/>
         </w:rPr>
-        <w:hyperlink r:id="rId23" w:history="1">
+        <w:hyperlink r:id="rId24" w:history="1">
           <w:r>
             <w:rPr>
               <w:rStyle w:val="Hyperlink"/>
@@ -3561,7 +3539,7 @@
           <w:sz w:val="24"/>
           <w:u w:val="single"/>
         </w:rPr>
-        <w:hyperlink r:id="rId23" w:history="1">
+        <w:hyperlink r:id="rId24" w:history="1">
           <w:r>
             <w:rPr>
               <w:rStyle w:val="Hyperlink"/>
@@ -3579,7 +3557,7 @@
           <w:sz w:val="24"/>
           <w:u w:val="single"/>
         </w:rPr>
-        <w:hyperlink r:id="rId23" w:history="1">
+        <w:hyperlink r:id="rId24" w:history="1">
           <w:r>
             <w:rPr>
               <w:rStyle w:val="Hyperlink"/>
@@ -3597,7 +3575,7 @@
           <w:sz w:val="24"/>
           <w:u w:val="single"/>
         </w:rPr>
-        <w:hyperlink r:id="rId23" w:history="1">
+        <w:hyperlink r:id="rId24" w:history="1">
           <w:r>
             <w:rPr>
               <w:rStyle w:val="Hyperlink"/>
@@ -3625,7 +3603,7 @@
           <w:sz w:val="24"/>
           <w:u w:val="single"/>
         </w:rPr>
-        <w:hyperlink r:id="rId24" w:history="1">
+        <w:hyperlink r:id="rId25" w:history="1">
           <w:r>
             <w:rPr>
               <w:rStyle w:val="Hyperlink"/>
@@ -3643,7 +3621,7 @@
           <w:sz w:val="24"/>
           <w:u w:val="single"/>
         </w:rPr>
-        <w:hyperlink r:id="rId24" w:history="1">
+        <w:hyperlink r:id="rId25" w:history="1">
           <w:r>
             <w:rPr>
               <w:rStyle w:val="Hyperlink"/>
@@ -3661,7 +3639,7 @@
           <w:sz w:val="24"/>
           <w:u w:val="single"/>
         </w:rPr>
-        <w:hyperlink r:id="rId24" w:history="1">
+        <w:hyperlink r:id="rId25" w:history="1">
           <w:r>
             <w:rPr>
               <w:rStyle w:val="Hyperlink"/>
@@ -3799,7 +3777,7 @@
           <w:sz w:val="24"/>
           <w:u w:val="single"/>
         </w:rPr>
-        <w:hyperlink r:id="rId25" w:history="1">
+        <w:hyperlink r:id="rId26" w:history="1">
           <w:r>
             <w:rPr>
               <w:rStyle w:val="Hyperlink"/>
@@ -3817,7 +3795,7 @@
           <w:sz w:val="24"/>
           <w:u w:val="single"/>
         </w:rPr>
-        <w:hyperlink r:id="rId25" w:history="1">
+        <w:hyperlink r:id="rId26" w:history="1">
           <w:r>
             <w:rPr>
               <w:rStyle w:val="Hyperlink"/>
@@ -3835,7 +3813,7 @@
           <w:sz w:val="24"/>
           <w:u w:val="single"/>
         </w:rPr>
-        <w:hyperlink r:id="rId25" w:history="1">
+        <w:hyperlink r:id="rId26" w:history="1">
           <w:r>
             <w:rPr>
               <w:rStyle w:val="Hyperlink"/>
@@ -3853,7 +3831,7 @@
           <w:sz w:val="24"/>
           <w:u w:val="single"/>
         </w:rPr>
-        <w:hyperlink r:id="rId25" w:history="1">
+        <w:hyperlink r:id="rId26" w:history="1">
           <w:r>
             <w:rPr>
               <w:rStyle w:val="Hyperlink"/>
@@ -3871,7 +3849,7 @@
           <w:sz w:val="24"/>
           <w:u w:val="single"/>
         </w:rPr>
-        <w:hyperlink r:id="rId25" w:history="1">
+        <w:hyperlink r:id="rId26" w:history="1">
           <w:r>
             <w:rPr>
               <w:rStyle w:val="Hyperlink"/>
@@ -3889,7 +3867,7 @@
           <w:sz w:val="24"/>
           <w:u w:val="single"/>
         </w:rPr>
-        <w:hyperlink r:id="rId25" w:history="1">
+        <w:hyperlink r:id="rId26" w:history="1">
           <w:r>
             <w:rPr>
               <w:rStyle w:val="Hyperlink"/>
@@ -3907,7 +3885,7 @@
           <w:sz w:val="24"/>
           <w:u w:val="single"/>
         </w:rPr>
-        <w:hyperlink r:id="rId25" w:history="1">
+        <w:hyperlink r:id="rId26" w:history="1">
           <w:r>
             <w:rPr>
               <w:rStyle w:val="Hyperlink"/>
@@ -3925,7 +3903,7 @@
           <w:sz w:val="24"/>
           <w:u w:val="single"/>
         </w:rPr>
-        <w:hyperlink r:id="rId25" w:history="1">
+        <w:hyperlink r:id="rId26" w:history="1">
           <w:r>
             <w:rPr>
               <w:rStyle w:val="Hyperlink"/>
@@ -3943,7 +3921,7 @@
           <w:sz w:val="24"/>
           <w:u w:val="single"/>
         </w:rPr>
-        <w:hyperlink r:id="rId25" w:history="1">
+        <w:hyperlink r:id="rId26" w:history="1">
           <w:r>
             <w:rPr>
               <w:rStyle w:val="Hyperlink"/>
@@ -3961,7 +3939,7 @@
           <w:sz w:val="24"/>
           <w:u w:val="single"/>
         </w:rPr>
-        <w:hyperlink r:id="rId25" w:history="1">
+        <w:hyperlink r:id="rId26" w:history="1">
           <w:r>
             <w:rPr>
               <w:rStyle w:val="Hyperlink"/>
@@ -3979,7 +3957,7 @@
           <w:sz w:val="24"/>
           <w:u w:val="single"/>
         </w:rPr>
-        <w:hyperlink r:id="rId25" w:history="1">
+        <w:hyperlink r:id="rId26" w:history="1">
           <w:r>
             <w:rPr>
               <w:rStyle w:val="Hyperlink"/>
@@ -3997,7 +3975,7 @@
           <w:sz w:val="24"/>
           <w:u w:val="single"/>
         </w:rPr>
-        <w:hyperlink r:id="rId25" w:history="1">
+        <w:hyperlink r:id="rId26" w:history="1">
           <w:r>
             <w:rPr>
               <w:rStyle w:val="Hyperlink"/>
@@ -4015,7 +3993,7 @@
           <w:sz w:val="24"/>
           <w:u w:val="single"/>
         </w:rPr>
-        <w:hyperlink r:id="rId25" w:history="1">
+        <w:hyperlink r:id="rId26" w:history="1">
           <w:r>
             <w:rPr>
               <w:rStyle w:val="Hyperlink"/>
@@ -4033,7 +4011,7 @@
           <w:sz w:val="24"/>
           <w:u w:val="single"/>
         </w:rPr>
-        <w:hyperlink r:id="rId25" w:history="1">
+        <w:hyperlink r:id="rId26" w:history="1">
           <w:r>
             <w:rPr>
               <w:rStyle w:val="Hyperlink"/>
@@ -4051,7 +4029,7 @@
           <w:sz w:val="24"/>
           <w:u w:val="single"/>
         </w:rPr>
-        <w:hyperlink r:id="rId25" w:history="1">
+        <w:hyperlink r:id="rId26" w:history="1">
           <w:r>
             <w:rPr>
               <w:rStyle w:val="Hyperlink"/>
@@ -4069,14 +4047,7 @@
           <w:sz w:val="24"/>
           <w:u w:val="single"/>
         </w:rPr>
-        <w:hyperlink r:id="rId25" w:history="1">
-          <w:r>
-            <w:rPr>
-              <w:rStyle w:val="Hyperlink"/>
-            </w:rPr>
-            <w:t>w</w:t>
-          </w:r>
-        </w:hyperlink>
+        <w:t>w</w:t>
       </w:r>
       <w:r>
         <w:rPr>
@@ -4087,7 +4058,7 @@
           <w:sz w:val="24"/>
           <w:u w:val="single"/>
         </w:rPr>
-        <w:hyperlink r:id="rId25" w:history="1">
+        <w:hyperlink r:id="rId26" w:history="1">
           <w:r>
             <w:rPr>
               <w:rStyle w:val="Hyperlink"/>
@@ -4105,7 +4076,7 @@
           <w:sz w:val="24"/>
           <w:u w:val="single"/>
         </w:rPr>
-        <w:hyperlink r:id="rId25" w:history="1">
+        <w:hyperlink r:id="rId26" w:history="1">
           <w:r>
             <w:rPr>
               <w:rStyle w:val="Hyperlink"/>
@@ -4265,7 +4236,7 @@
           <w:sz w:val="24"/>
           <w:u w:val="single"/>
         </w:rPr>
-        <w:hyperlink r:id="rId26" w:history="1">
+        <w:hyperlink r:id="rId27" w:history="1">
           <w:r>
             <w:rPr>
               <w:rStyle w:val="Hyperlink"/>
@@ -4283,7 +4254,7 @@
           <w:sz w:val="24"/>
           <w:u w:val="single"/>
         </w:rPr>
-        <w:hyperlink r:id="rId26" w:history="1">
+        <w:hyperlink r:id="rId27" w:history="1">
           <w:r>
             <w:rPr>
               <w:rStyle w:val="Hyperlink"/>
@@ -4301,7 +4272,7 @@
           <w:sz w:val="24"/>
           <w:u w:val="single"/>
         </w:rPr>
-        <w:hyperlink r:id="rId26" w:history="1">
+        <w:hyperlink r:id="rId27" w:history="1">
           <w:r>
             <w:rPr>
               <w:rStyle w:val="Hyperlink"/>
@@ -4319,7 +4290,7 @@
           <w:sz w:val="24"/>
           <w:u w:val="single"/>
         </w:rPr>
-        <w:hyperlink r:id="rId26" w:history="1">
+        <w:hyperlink r:id="rId27" w:history="1">
           <w:r>
             <w:rPr>
               <w:rStyle w:val="Hyperlink"/>
@@ -4337,7 +4308,7 @@
           <w:sz w:val="24"/>
           <w:u w:val="single"/>
         </w:rPr>
-        <w:hyperlink r:id="rId26" w:history="1">
+        <w:hyperlink r:id="rId27" w:history="1">
           <w:r>
             <w:rPr>
               <w:rStyle w:val="Hyperlink"/>
@@ -4355,7 +4326,7 @@
           <w:sz w:val="24"/>
           <w:u w:val="single"/>
         </w:rPr>
-        <w:hyperlink r:id="rId26" w:history="1">
+        <w:hyperlink r:id="rId27" w:history="1">
           <w:r>
             <w:rPr>
               <w:rStyle w:val="Hyperlink"/>
@@ -4373,7 +4344,7 @@
           <w:sz w:val="24"/>
           <w:u w:val="single"/>
         </w:rPr>
-        <w:hyperlink r:id="rId26" w:history="1">
+        <w:hyperlink r:id="rId27" w:history="1">
           <w:r>
             <w:rPr>
               <w:rStyle w:val="Hyperlink"/>
@@ -4391,7 +4362,7 @@
           <w:sz w:val="24"/>
           <w:u w:val="single"/>
         </w:rPr>
-        <w:hyperlink r:id="rId26" w:history="1">
+        <w:hyperlink r:id="rId27" w:history="1">
           <w:r>
             <w:rPr>
               <w:rStyle w:val="Hyperlink"/>
@@ -4409,7 +4380,7 @@
           <w:sz w:val="24"/>
           <w:u w:val="single"/>
         </w:rPr>
-        <w:hyperlink r:id="rId26" w:history="1">
+        <w:hyperlink r:id="rId27" w:history="1">
           <w:r>
             <w:rPr>
               <w:rStyle w:val="Hyperlink"/>
@@ -4427,7 +4398,7 @@
           <w:sz w:val="24"/>
           <w:u w:val="single"/>
         </w:rPr>
-        <w:hyperlink r:id="rId26" w:history="1">
+        <w:hyperlink r:id="rId27" w:history="1">
           <w:r>
             <w:rPr>
               <w:rStyle w:val="Hyperlink"/>
@@ -4445,7 +4416,7 @@
           <w:sz w:val="24"/>
           <w:u w:val="single"/>
         </w:rPr>
-        <w:hyperlink r:id="rId26" w:history="1">
+        <w:hyperlink r:id="rId27" w:history="1">
           <w:r>
             <w:rPr>
               <w:rStyle w:val="Hyperlink"/>
@@ -4463,7 +4434,7 @@
           <w:sz w:val="24"/>
           <w:u w:val="single"/>
         </w:rPr>
-        <w:hyperlink r:id="rId26" w:history="1">
+        <w:hyperlink r:id="rId27" w:history="1">
           <w:r>
             <w:rPr>
               <w:rStyle w:val="Hyperlink"/>
@@ -4481,7 +4452,7 @@
           <w:sz w:val="24"/>
           <w:u w:val="single"/>
         </w:rPr>
-        <w:hyperlink r:id="rId26" w:history="1">
+        <w:hyperlink r:id="rId27" w:history="1">
           <w:r>
             <w:rPr>
               <w:rStyle w:val="Hyperlink"/>
@@ -4499,7 +4470,7 @@
           <w:sz w:val="24"/>
           <w:u w:val="single"/>
         </w:rPr>
-        <w:hyperlink r:id="rId26" w:history="1">
+        <w:hyperlink r:id="rId27" w:history="1">
           <w:r>
             <w:rPr>
               <w:rStyle w:val="Hyperlink"/>
@@ -4517,7 +4488,7 @@
           <w:sz w:val="24"/>
           <w:u w:val="single"/>
         </w:rPr>
-        <w:hyperlink r:id="rId26" w:history="1">
+        <w:hyperlink r:id="rId27" w:history="1">
           <w:r>
             <w:rPr>
               <w:rStyle w:val="Hyperlink"/>
@@ -4678,7 +4649,7 @@
           <w:sz w:val="24"/>
           <w:u w:val="single"/>
         </w:rPr>
-        <w:hyperlink r:id="rId27" w:history="1">
+        <w:hyperlink r:id="rId28" w:history="1">
           <w:r>
             <w:rPr>
               <w:rStyle w:val="Hyperlink"/>
@@ -4696,7 +4667,7 @@
           <w:sz w:val="24"/>
           <w:u w:val="single"/>
         </w:rPr>
-        <w:hyperlink r:id="rId27" w:history="1">
+        <w:hyperlink r:id="rId28" w:history="1">
           <w:r>
             <w:rPr>
               <w:rStyle w:val="Hyperlink"/>
@@ -4714,7 +4685,7 @@
           <w:sz w:val="24"/>
           <w:u w:val="single"/>
         </w:rPr>
-        <w:hyperlink r:id="rId27" w:history="1">
+        <w:hyperlink r:id="rId28" w:history="1">
           <w:r>
             <w:rPr>
               <w:rStyle w:val="Hyperlink"/>
@@ -4732,7 +4703,7 @@
           <w:sz w:val="24"/>
           <w:u w:val="single"/>
         </w:rPr>
-        <w:hyperlink r:id="rId27" w:history="1">
+        <w:hyperlink r:id="rId28" w:history="1">
           <w:r>
             <w:rPr>
               <w:rStyle w:val="Hyperlink"/>
@@ -4750,7 +4721,7 @@
           <w:sz w:val="24"/>
           <w:u w:val="single"/>
         </w:rPr>
-        <w:hyperlink r:id="rId27" w:history="1">
+        <w:hyperlink r:id="rId28" w:history="1">
           <w:r>
             <w:rPr>
               <w:rStyle w:val="Hyperlink"/>
@@ -4771,7 +4742,7 @@
           <w:sz w:val="24"/>
           <w:u w:val="single"/>
         </w:rPr>
-        <w:hyperlink r:id="rId27" w:history="1">
+        <w:hyperlink r:id="rId28" w:history="1">
           <w:r>
             <w:rPr>
               <w:rStyle w:val="Hyperlink"/>
@@ -4789,7 +4760,7 @@
           <w:sz w:val="24"/>
           <w:u w:val="single"/>
         </w:rPr>
-        <w:hyperlink r:id="rId27" w:history="1">
+        <w:hyperlink r:id="rId28" w:history="1">
           <w:r>
             <w:rPr>
               <w:rStyle w:val="Hyperlink"/>
@@ -4807,7 +4778,7 @@
           <w:sz w:val="24"/>
           <w:u w:val="single"/>
         </w:rPr>
-        <w:hyperlink r:id="rId27" w:history="1">
+        <w:hyperlink r:id="rId28" w:history="1">
           <w:r>
             <w:rPr>
               <w:rStyle w:val="Hyperlink"/>
@@ -4825,7 +4796,7 @@
           <w:sz w:val="24"/>
           <w:u w:val="single"/>
         </w:rPr>
-        <w:hyperlink r:id="rId27" w:history="1">
+        <w:hyperlink r:id="rId28" w:history="1">
           <w:r>
             <w:rPr>
               <w:rStyle w:val="Hyperlink"/>
@@ -4843,7 +4814,7 @@
           <w:sz w:val="24"/>
           <w:u w:val="single"/>
         </w:rPr>
-        <w:hyperlink r:id="rId27" w:history="1">
+        <w:hyperlink r:id="rId28" w:history="1">
           <w:r>
             <w:rPr>
               <w:rStyle w:val="Hyperlink"/>
@@ -4994,7 +4965,7 @@
           <w:sz w:val="24"/>
           <w:u w:val="single"/>
         </w:rPr>
-        <w:hyperlink r:id="rId28" w:history="1">
+        <w:hyperlink r:id="rId29" w:history="1">
           <w:r>
             <w:rPr>
               <w:rStyle w:val="Hyperlink"/>
@@ -5012,7 +4983,7 @@
           <w:sz w:val="24"/>
           <w:u w:val="single"/>
         </w:rPr>
-        <w:hyperlink r:id="rId28" w:history="1">
+        <w:hyperlink r:id="rId29" w:history="1">
           <w:r>
             <w:rPr>
               <w:rStyle w:val="Hyperlink"/>
@@ -5030,7 +5001,7 @@
           <w:sz w:val="24"/>
           <w:u w:val="single"/>
         </w:rPr>
-        <w:hyperlink r:id="rId28" w:history="1">
+        <w:hyperlink r:id="rId29" w:history="1">
           <w:r>
             <w:rPr>
               <w:rStyle w:val="Hyperlink"/>
@@ -5048,7 +5019,7 @@
           <w:sz w:val="24"/>
           <w:u w:val="single"/>
         </w:rPr>
-        <w:hyperlink r:id="rId28" w:history="1">
+        <w:hyperlink r:id="rId29" w:history="1">
           <w:r>
             <w:rPr>
               <w:rStyle w:val="Hyperlink"/>
@@ -5066,7 +5037,7 @@
           <w:sz w:val="24"/>
           <w:u w:val="single"/>
         </w:rPr>
-        <w:hyperlink r:id="rId28" w:history="1">
+        <w:hyperlink r:id="rId29" w:history="1">
           <w:r>
             <w:rPr>
               <w:rStyle w:val="Hyperlink"/>
@@ -5084,7 +5055,7 @@
           <w:sz w:val="24"/>
           <w:u w:val="single"/>
         </w:rPr>
-        <w:hyperlink r:id="rId28" w:history="1">
+        <w:hyperlink r:id="rId29" w:history="1">
           <w:r>
             <w:rPr>
               <w:rStyle w:val="Hyperlink"/>
@@ -5102,7 +5073,7 @@
           <w:sz w:val="24"/>
           <w:u w:val="single"/>
         </w:rPr>
-        <w:hyperlink r:id="rId28" w:history="1">
+        <w:hyperlink r:id="rId29" w:history="1">
           <w:r>
             <w:rPr>
               <w:rStyle w:val="Hyperlink"/>
@@ -5120,7 +5091,7 @@
           <w:sz w:val="24"/>
           <w:u w:val="single"/>
         </w:rPr>
-        <w:hyperlink r:id="rId28" w:history="1">
+        <w:hyperlink r:id="rId29" w:history="1">
           <w:r>
             <w:rPr>
               <w:rStyle w:val="Hyperlink"/>
@@ -5138,7 +5109,7 @@
           <w:sz w:val="24"/>
           <w:u w:val="single"/>
         </w:rPr>
-        <w:hyperlink r:id="rId28" w:history="1">
+        <w:hyperlink r:id="rId29" w:history="1">
           <w:r>
             <w:rPr>
               <w:rStyle w:val="Hyperlink"/>

--- a/EXPORTS/DOCX/published/niveau3/English/JustinusNassau.docx
+++ b/EXPORTS/DOCX/published/niveau3/English/JustinusNassau.docx
@@ -380,7 +380,7 @@
           <w:sz w:val="24"/>
           <w:u w:val="single"/>
         </w:rPr>
-        <w:hyperlink r:id="rId10" w:history="1">
+        <w:hyperlink r:id="rId9" w:history="1">
           <w:r>
             <w:rPr>
               <w:rStyle w:val="Hyperlink"/>
@@ -456,7 +456,7 @@
           <w:sz w:val="24"/>
           <w:u w:val="single"/>
         </w:rPr>
-        <w:hyperlink r:id="rId9" w:history="1">
+        <w:hyperlink r:id="rId10" w:history="1">
           <w:r>
             <w:rPr>
               <w:rStyle w:val="Hyperlink"/>
@@ -474,7 +474,7 @@
           <w:sz w:val="24"/>
           <w:u w:val="single"/>
         </w:rPr>
-        <w:hyperlink r:id="rId9" w:history="1">
+        <w:hyperlink r:id="rId10" w:history="1">
           <w:r>
             <w:rPr>
               <w:rStyle w:val="Hyperlink"/>
@@ -492,7 +492,7 @@
           <w:sz w:val="24"/>
           <w:u w:val="single"/>
         </w:rPr>
-        <w:hyperlink r:id="rId9" w:history="1">
+        <w:hyperlink r:id="rId10" w:history="1">
           <w:r>
             <w:rPr>
               <w:rStyle w:val="Hyperlink"/>
@@ -667,7 +667,7 @@
             <w:rPr>
               <w:rStyle w:val="Hyperlink"/>
             </w:rPr>
-            <w:t>Etnografisc</w:t>
+            <w:t>Etnografis</w:t>
           </w:r>
         </w:hyperlink>
       </w:r>
@@ -678,9 +678,15 @@
           <w:i w:val="0"/>
           <w:color w:val="0000FF"/>
           <w:sz w:val="24"/>
-          <w:u w:val="single"/>
-        </w:rPr>
-        <w:t>h</w:t>
+        </w:rPr>
+        <w:hyperlink r:id="rId11" w:history="1">
+          <w:r>
+            <w:rPr>
+              <w:rStyle w:val="Hyperlink"/>
+            </w:rPr>
+            <w:t>c</w:t>
+          </w:r>
+        </w:hyperlink>
       </w:r>
       <w:r>
         <w:rPr>
@@ -689,6 +695,17 @@
           <w:i w:val="0"/>
           <w:color w:val="0000FF"/>
           <w:sz w:val="24"/>
+        </w:rPr>
+        <w:t>h</w:t>
+      </w:r>
+      <w:r>
+        <w:rPr>
+          <w:rFonts w:ascii="Charis SIL Regular" w:hAnsi="Charis SIL Regular" w:eastAsia="Charis SIL Regular"/>
+          <w:b w:val="0"/>
+          <w:i w:val="0"/>
+          <w:color w:val="0000FF"/>
+          <w:sz w:val="24"/>
+          <w:u w:val="single"/>
         </w:rPr>
         <w:t xml:space="preserve"> </w:t>
       </w:r>
@@ -2191,7 +2208,61 @@
           <w:color w:val="000000"/>
           <w:sz w:val="24"/>
         </w:rPr>
-        <w:t xml:space="preserve">museum archive have </w:t>
+        <w:t>mus</w:t>
+      </w:r>
+      <w:r>
+        <w:rPr>
+          <w:u w:val="single" w:color="0000ff"/>
+          <w:rFonts w:ascii="Charis SIL Regular" w:hAnsi="Charis SIL Regular" w:eastAsia="Charis SIL Regular"/>
+          <w:b w:val="0"/>
+          <w:i w:val="0"/>
+          <w:color w:val="000000"/>
+          <w:sz w:val="24"/>
+        </w:rPr>
+        <w:hyperlink r:id="rId17" w:history="1">
+          <w:r>
+            <w:rPr>
+              <w:rStyle w:val="Hyperlink"/>
+            </w:rPr>
+            <w:t xml:space="preserve">eum archive </w:t>
+          </w:r>
+        </w:hyperlink>
+      </w:r>
+      <w:r>
+        <w:rPr>
+          <w:u w:val="single" w:color="0000ff"/>
+          <w:rFonts w:ascii="Charis SIL Regular" w:hAnsi="Charis SIL Regular" w:eastAsia="Charis SIL Regular"/>
+          <w:b w:val="0"/>
+          <w:i w:val="0"/>
+          <w:color w:val="000000"/>
+          <w:sz w:val="24"/>
+        </w:rPr>
+        <w:hyperlink r:id="rId17" w:history="1">
+          <w:r>
+            <w:rPr>
+              <w:rStyle w:val="Hyperlink"/>
+            </w:rPr>
+            <w:t>h</w:t>
+          </w:r>
+        </w:hyperlink>
+      </w:r>
+      <w:r>
+        <w:rPr>
+          <w:u w:val="single" w:color="0000ff"/>
+          <w:rFonts w:ascii="Charis SIL Regular" w:hAnsi="Charis SIL Regular" w:eastAsia="Charis SIL Regular"/>
+          <w:b w:val="0"/>
+          <w:i w:val="0"/>
+          <w:color w:val="000000"/>
+          <w:sz w:val="24"/>
+        </w:rPr>
+        <w:hyperlink r:id="rId17" w:history="1">
+          <w:r>
+            <w:rPr>
+              <w:rStyle w:val="Hyperlink"/>
+            </w:rPr>
+            <w:t xml:space="preserve">ave </w:t>
+          </w:r>
+        </w:hyperlink>
       </w:r>
       <w:r>
         <w:rPr>
@@ -3320,7 +3391,7 @@
           <w:sz w:val="24"/>
           <w:u w:val="single"/>
         </w:rPr>
-        <w:hyperlink r:id="rId22" w:history="1">
+        <w:hyperlink r:id="rId21" w:history="1">
           <w:r>
             <w:rPr>
               <w:rStyle w:val="Hyperlink"/>
@@ -3338,7 +3409,7 @@
           <w:sz w:val="24"/>
           <w:u w:val="single"/>
         </w:rPr>
-        <w:hyperlink r:id="rId22" w:history="1">
+        <w:hyperlink r:id="rId21" w:history="1">
           <w:r>
             <w:rPr>
               <w:rStyle w:val="Hyperlink"/>
@@ -3366,7 +3437,7 @@
           <w:sz w:val="24"/>
           <w:u w:val="single"/>
         </w:rPr>
-        <w:hyperlink r:id="rId23" w:history="1">
+        <w:hyperlink r:id="rId21" w:history="1">
           <w:r>
             <w:rPr>
               <w:rStyle w:val="Hyperlink"/>
@@ -3621,7 +3692,7 @@
           <w:sz w:val="24"/>
           <w:u w:val="single"/>
         </w:rPr>
-        <w:hyperlink r:id="rId25" w:history="1">
+        <w:hyperlink r:id="rId24" w:history="1">
           <w:r>
             <w:rPr>
               <w:rStyle w:val="Hyperlink"/>
@@ -3639,7 +3710,7 @@
           <w:sz w:val="24"/>
           <w:u w:val="single"/>
         </w:rPr>
-        <w:hyperlink r:id="rId25" w:history="1">
+        <w:hyperlink r:id="rId24" w:history="1">
           <w:r>
             <w:rPr>
               <w:rStyle w:val="Hyperlink"/>

--- a/EXPORTS/DOCX/published/niveau3/English/JustinusNassau.docx
+++ b/EXPORTS/DOCX/published/niveau3/English/JustinusNassau.docx
@@ -456,7 +456,7 @@
           <w:sz w:val="24"/>
           <w:u w:val="single"/>
         </w:rPr>
-        <w:hyperlink r:id="rId10" w:history="1">
+        <w:hyperlink r:id="rId9" w:history="1">
           <w:r>
             <w:rPr>
               <w:rStyle w:val="Hyperlink"/>
@@ -474,7 +474,7 @@
           <w:sz w:val="24"/>
           <w:u w:val="single"/>
         </w:rPr>
-        <w:hyperlink r:id="rId10" w:history="1">
+        <w:hyperlink r:id="rId9" w:history="1">
           <w:r>
             <w:rPr>
               <w:rStyle w:val="Hyperlink"/>
@@ -492,7 +492,7 @@
           <w:sz w:val="24"/>
           <w:u w:val="single"/>
         </w:rPr>
-        <w:hyperlink r:id="rId10" w:history="1">
+        <w:hyperlink r:id="rId9" w:history="1">
           <w:r>
             <w:rPr>
               <w:rStyle w:val="Hyperlink"/>
@@ -1453,21 +1453,13 @@
       </w:r>
       <w:r>
         <w:rPr>
-          <w:u w:val="single" w:color="0000ff"/>
           <w:rFonts w:ascii="Charis SIL Regular" w:hAnsi="Charis SIL Regular" w:eastAsia="Charis SIL Regular"/>
           <w:b w:val="0"/>
           <w:i w:val="0"/>
           <w:color w:val="000000"/>
           <w:sz w:val="24"/>
         </w:rPr>
-        <w:hyperlink r:id="rId15" w:history="1">
-          <w:r>
-            <w:rPr>
-              <w:rStyle w:val="Hyperlink"/>
-            </w:rPr>
-            <w:t>u</w:t>
-          </w:r>
-        </w:hyperlink>
+        <w:t>u</w:t>
       </w:r>
       <w:r>
         <w:rPr>
@@ -1489,13 +1481,24 @@
       </w:r>
       <w:r>
         <w:rPr>
+          <w:u w:val="single" w:color="0000ff"/>
           <w:rFonts w:ascii="Charis SIL Regular" w:hAnsi="Charis SIL Regular" w:eastAsia="Charis SIL Regular"/>
           <w:b w:val="0"/>
           <w:i w:val="0"/>
           <w:color w:val="000000"/>
           <w:sz w:val="24"/>
         </w:rPr>
-        <w:t xml:space="preserve">the Indonesian </w:t>
+        <w:t>t</w:t>
+      </w:r>
+      <w:r>
+        <w:rPr>
+          <w:rFonts w:ascii="Charis SIL Regular" w:hAnsi="Charis SIL Regular" w:eastAsia="Charis SIL Regular"/>
+          <w:b w:val="0"/>
+          <w:i w:val="0"/>
+          <w:color w:val="000000"/>
+          <w:sz w:val="24"/>
+        </w:rPr>
+        <w:t xml:space="preserve">he Indonesian </w:t>
       </w:r>
       <w:r>
         <w:rPr>
@@ -3391,7 +3394,7 @@
           <w:sz w:val="24"/>
           <w:u w:val="single"/>
         </w:rPr>
-        <w:hyperlink r:id="rId21" w:history="1">
+        <w:hyperlink r:id="rId22" w:history="1">
           <w:r>
             <w:rPr>
               <w:rStyle w:val="Hyperlink"/>
@@ -3409,7 +3412,7 @@
           <w:sz w:val="24"/>
           <w:u w:val="single"/>
         </w:rPr>
-        <w:hyperlink r:id="rId21" w:history="1">
+        <w:hyperlink r:id="rId22" w:history="1">
           <w:r>
             <w:rPr>
               <w:rStyle w:val="Hyperlink"/>
@@ -3437,7 +3440,7 @@
           <w:sz w:val="24"/>
           <w:u w:val="single"/>
         </w:rPr>
-        <w:hyperlink r:id="rId21" w:history="1">
+        <w:hyperlink r:id="rId23" w:history="1">
           <w:r>
             <w:rPr>
               <w:rStyle w:val="Hyperlink"/>
@@ -3692,7 +3695,7 @@
           <w:sz w:val="24"/>
           <w:u w:val="single"/>
         </w:rPr>
-        <w:hyperlink r:id="rId24" w:history="1">
+        <w:hyperlink r:id="rId25" w:history="1">
           <w:r>
             <w:rPr>
               <w:rStyle w:val="Hyperlink"/>
@@ -3710,7 +3713,7 @@
           <w:sz w:val="24"/>
           <w:u w:val="single"/>
         </w:rPr>
-        <w:hyperlink r:id="rId24" w:history="1">
+        <w:hyperlink r:id="rId25" w:history="1">
           <w:r>
             <w:rPr>
               <w:rStyle w:val="Hyperlink"/>

--- a/EXPORTS/DOCX/published/niveau3/English/JustinusNassau.docx
+++ b/EXPORTS/DOCX/published/niveau3/English/JustinusNassau.docx
@@ -380,7 +380,7 @@
           <w:sz w:val="24"/>
           <w:u w:val="single"/>
         </w:rPr>
-        <w:hyperlink r:id="rId9" w:history="1">
+        <w:hyperlink r:id="rId10" w:history="1">
           <w:r>
             <w:rPr>
               <w:rStyle w:val="Hyperlink"/>
@@ -667,7 +667,7 @@
             <w:rPr>
               <w:rStyle w:val="Hyperlink"/>
             </w:rPr>
-            <w:t>Etnografis</w:t>
+            <w:t>Etnografisc</w:t>
           </w:r>
         </w:hyperlink>
       </w:r>
@@ -678,15 +678,9 @@
           <w:i w:val="0"/>
           <w:color w:val="0000FF"/>
           <w:sz w:val="24"/>
-        </w:rPr>
-        <w:hyperlink r:id="rId11" w:history="1">
-          <w:r>
-            <w:rPr>
-              <w:rStyle w:val="Hyperlink"/>
-            </w:rPr>
-            <w:t>c</w:t>
-          </w:r>
-        </w:hyperlink>
+          <w:u w:val="single"/>
+        </w:rPr>
+        <w:t>h</w:t>
       </w:r>
       <w:r>
         <w:rPr>
@@ -695,17 +689,6 @@
           <w:i w:val="0"/>
           <w:color w:val="0000FF"/>
           <w:sz w:val="24"/>
-        </w:rPr>
-        <w:t>h</w:t>
-      </w:r>
-      <w:r>
-        <w:rPr>
-          <w:rFonts w:ascii="Charis SIL Regular" w:hAnsi="Charis SIL Regular" w:eastAsia="Charis SIL Regular"/>
-          <w:b w:val="0"/>
-          <w:i w:val="0"/>
-          <w:color w:val="0000FF"/>
-          <w:sz w:val="24"/>
-          <w:u w:val="single"/>
         </w:rPr>
         <w:t xml:space="preserve"> </w:t>
       </w:r>
@@ -1453,13 +1436,21 @@
       </w:r>
       <w:r>
         <w:rPr>
+          <w:u w:val="single" w:color="0000ff"/>
           <w:rFonts w:ascii="Charis SIL Regular" w:hAnsi="Charis SIL Regular" w:eastAsia="Charis SIL Regular"/>
           <w:b w:val="0"/>
           <w:i w:val="0"/>
           <w:color w:val="000000"/>
           <w:sz w:val="24"/>
         </w:rPr>
-        <w:t>u</w:t>
+        <w:hyperlink r:id="rId15" w:history="1">
+          <w:r>
+            <w:rPr>
+              <w:rStyle w:val="Hyperlink"/>
+            </w:rPr>
+            <w:t>u</w:t>
+          </w:r>
+        </w:hyperlink>
       </w:r>
       <w:r>
         <w:rPr>
@@ -1481,24 +1472,13 @@
       </w:r>
       <w:r>
         <w:rPr>
-          <w:u w:val="single" w:color="0000ff"/>
           <w:rFonts w:ascii="Charis SIL Regular" w:hAnsi="Charis SIL Regular" w:eastAsia="Charis SIL Regular"/>
           <w:b w:val="0"/>
           <w:i w:val="0"/>
           <w:color w:val="000000"/>
           <w:sz w:val="24"/>
         </w:rPr>
-        <w:t>t</w:t>
-      </w:r>
-      <w:r>
-        <w:rPr>
-          <w:rFonts w:ascii="Charis SIL Regular" w:hAnsi="Charis SIL Regular" w:eastAsia="Charis SIL Regular"/>
-          <w:b w:val="0"/>
-          <w:i w:val="0"/>
-          <w:color w:val="000000"/>
-          <w:sz w:val="24"/>
-        </w:rPr>
-        <w:t xml:space="preserve">he Indonesian </w:t>
+        <w:t xml:space="preserve">the Indonesian </w:t>
       </w:r>
       <w:r>
         <w:rPr>
@@ -3394,7 +3374,7 @@
           <w:sz w:val="24"/>
           <w:u w:val="single"/>
         </w:rPr>
-        <w:hyperlink r:id="rId22" w:history="1">
+        <w:hyperlink r:id="rId21" w:history="1">
           <w:r>
             <w:rPr>
               <w:rStyle w:val="Hyperlink"/>
@@ -3412,7 +3392,7 @@
           <w:sz w:val="24"/>
           <w:u w:val="single"/>
         </w:rPr>
-        <w:hyperlink r:id="rId22" w:history="1">
+        <w:hyperlink r:id="rId21" w:history="1">
           <w:r>
             <w:rPr>
               <w:rStyle w:val="Hyperlink"/>
@@ -3695,7 +3675,7 @@
           <w:sz w:val="24"/>
           <w:u w:val="single"/>
         </w:rPr>
-        <w:hyperlink r:id="rId25" w:history="1">
+        <w:hyperlink r:id="rId24" w:history="1">
           <w:r>
             <w:rPr>
               <w:rStyle w:val="Hyperlink"/>
@@ -3713,7 +3693,7 @@
           <w:sz w:val="24"/>
           <w:u w:val="single"/>
         </w:rPr>
-        <w:hyperlink r:id="rId25" w:history="1">
+        <w:hyperlink r:id="rId24" w:history="1">
           <w:r>
             <w:rPr>
               <w:rStyle w:val="Hyperlink"/>

--- a/EXPORTS/DOCX/published/niveau3/English/JustinusNassau.docx
+++ b/EXPORTS/DOCX/published/niveau3/English/JustinusNassau.docx
@@ -409,7 +409,7 @@
           <w:sz w:val="24"/>
           <w:u w:val="single"/>
         </w:rPr>
-        <w:hyperlink r:id="rId9" w:history="1">
+        <w:hyperlink r:id="rId10" w:history="1">
           <w:r>
             <w:rPr>
               <w:rStyle w:val="Hyperlink"/>
@@ -427,7 +427,7 @@
           <w:sz w:val="24"/>
           <w:u w:val="single"/>
         </w:rPr>
-        <w:hyperlink r:id="rId9" w:history="1">
+        <w:hyperlink r:id="rId10" w:history="1">
           <w:r>
             <w:rPr>
               <w:rStyle w:val="Hyperlink"/>
@@ -456,7 +456,7 @@
           <w:sz w:val="24"/>
           <w:u w:val="single"/>
         </w:rPr>
-        <w:hyperlink r:id="rId9" w:history="1">
+        <w:hyperlink r:id="rId10" w:history="1">
           <w:r>
             <w:rPr>
               <w:rStyle w:val="Hyperlink"/>
@@ -667,7 +667,7 @@
             <w:rPr>
               <w:rStyle w:val="Hyperlink"/>
             </w:rPr>
-            <w:t>Etnografisc</w:t>
+            <w:t>Etnografis</w:t>
           </w:r>
         </w:hyperlink>
       </w:r>
@@ -678,9 +678,15 @@
           <w:i w:val="0"/>
           <w:color w:val="0000FF"/>
           <w:sz w:val="24"/>
-          <w:u w:val="single"/>
-        </w:rPr>
-        <w:t>h</w:t>
+        </w:rPr>
+        <w:hyperlink r:id="rId11" w:history="1">
+          <w:r>
+            <w:rPr>
+              <w:rStyle w:val="Hyperlink"/>
+            </w:rPr>
+            <w:t>c</w:t>
+          </w:r>
+        </w:hyperlink>
       </w:r>
       <w:r>
         <w:rPr>
@@ -689,6 +695,17 @@
           <w:i w:val="0"/>
           <w:color w:val="0000FF"/>
           <w:sz w:val="24"/>
+        </w:rPr>
+        <w:t>h</w:t>
+      </w:r>
+      <w:r>
+        <w:rPr>
+          <w:rFonts w:ascii="Charis SIL Regular" w:hAnsi="Charis SIL Regular" w:eastAsia="Charis SIL Regular"/>
+          <w:b w:val="0"/>
+          <w:i w:val="0"/>
+          <w:color w:val="0000FF"/>
+          <w:sz w:val="24"/>
+          <w:u w:val="single"/>
         </w:rPr>
         <w:t xml:space="preserve"> </w:t>
       </w:r>
@@ -1419,13 +1436,22 @@
             <w:rPr>
               <w:rStyle w:val="Hyperlink"/>
             </w:rPr>
-            <w:t xml:space="preserve">acific to </w:t>
+            <w:t>acific to</w:t>
           </w:r>
         </w:hyperlink>
       </w:r>
       <w:r>
         <w:rPr>
-          <w:u w:val="single" w:color="0000ff"/>
+          <w:rFonts w:ascii="Charis SIL Regular" w:hAnsi="Charis SIL Regular" w:eastAsia="Charis SIL Regular"/>
+          <w:b w:val="0"/>
+          <w:i w:val="0"/>
+          <w:color w:val="000000"/>
+          <w:sz w:val="24"/>
+        </w:rPr>
+        <w:t xml:space="preserve"> </w:t>
+      </w:r>
+      <w:r>
+        <w:rPr>
           <w:rFonts w:ascii="Charis SIL Regular" w:hAnsi="Charis SIL Regular" w:eastAsia="Charis SIL Regular"/>
           <w:b w:val="0"/>
           <w:i w:val="0"/>
@@ -1472,13 +1498,24 @@
       </w:r>
       <w:r>
         <w:rPr>
+          <w:u w:val="single" w:color="0000ff"/>
           <w:rFonts w:ascii="Charis SIL Regular" w:hAnsi="Charis SIL Regular" w:eastAsia="Charis SIL Regular"/>
           <w:b w:val="0"/>
           <w:i w:val="0"/>
           <w:color w:val="000000"/>
           <w:sz w:val="24"/>
         </w:rPr>
-        <w:t xml:space="preserve">the Indonesian </w:t>
+        <w:t>t</w:t>
+      </w:r>
+      <w:r>
+        <w:rPr>
+          <w:rFonts w:ascii="Charis SIL Regular" w:hAnsi="Charis SIL Regular" w:eastAsia="Charis SIL Regular"/>
+          <w:b w:val="0"/>
+          <w:i w:val="0"/>
+          <w:color w:val="000000"/>
+          <w:sz w:val="24"/>
+        </w:rPr>
+        <w:t xml:space="preserve">he Indonesian </w:t>
       </w:r>
       <w:r>
         <w:rPr>
@@ -3403,13 +3440,21 @@
       </w:r>
       <w:r>
         <w:rPr>
+          <w:u w:val="single" w:color="0000ff"/>
           <w:rFonts w:ascii="Charis SIL Regular" w:hAnsi="Charis SIL Regular" w:eastAsia="Charis SIL Regular"/>
           <w:b w:val="0"/>
           <w:i w:val="0"/>
           <w:color w:val="000000"/>
           <w:sz w:val="24"/>
         </w:rPr>
-        <w:t xml:space="preserve">, </w:t>
+        <w:hyperlink r:id="rId21" w:history="1">
+          <w:r>
+            <w:rPr>
+              <w:rStyle w:val="Hyperlink"/>
+            </w:rPr>
+            <w:t xml:space="preserve">, </w:t>
+          </w:r>
+        </w:hyperlink>
       </w:r>
       <w:r>
         <w:rPr>
@@ -3420,7 +3465,7 @@
           <w:sz w:val="24"/>
           <w:u w:val="single"/>
         </w:rPr>
-        <w:hyperlink r:id="rId23" w:history="1">
+        <w:hyperlink r:id="rId21" w:history="1">
           <w:r>
             <w:rPr>
               <w:rStyle w:val="Hyperlink"/>
@@ -3449,7 +3494,7 @@
           <w:sz w:val="24"/>
           <w:u w:val="single"/>
         </w:rPr>
-        <w:hyperlink r:id="rId23" w:history="1">
+        <w:hyperlink r:id="rId21" w:history="1">
           <w:r>
             <w:rPr>
               <w:rStyle w:val="Hyperlink"/>
@@ -3467,7 +3512,7 @@
           <w:sz w:val="24"/>
           <w:u w:val="single"/>
         </w:rPr>
-        <w:hyperlink r:id="rId23" w:history="1">
+        <w:hyperlink r:id="rId21" w:history="1">
           <w:r>
             <w:rPr>
               <w:rStyle w:val="Hyperlink"/>
@@ -3575,7 +3620,7 @@
           <w:sz w:val="24"/>
           <w:u w:val="single"/>
         </w:rPr>
-        <w:hyperlink r:id="rId24" w:history="1">
+        <w:hyperlink r:id="rId23" w:history="1">
           <w:r>
             <w:rPr>
               <w:rStyle w:val="Hyperlink"/>
@@ -3593,7 +3638,7 @@
           <w:sz w:val="24"/>
           <w:u w:val="single"/>
         </w:rPr>
-        <w:hyperlink r:id="rId24" w:history="1">
+        <w:hyperlink r:id="rId23" w:history="1">
           <w:r>
             <w:rPr>
               <w:rStyle w:val="Hyperlink"/>
@@ -3611,7 +3656,7 @@
           <w:sz w:val="24"/>
           <w:u w:val="single"/>
         </w:rPr>
-        <w:hyperlink r:id="rId24" w:history="1">
+        <w:hyperlink r:id="rId23" w:history="1">
           <w:r>
             <w:rPr>
               <w:rStyle w:val="Hyperlink"/>
@@ -3629,7 +3674,7 @@
           <w:sz w:val="24"/>
           <w:u w:val="single"/>
         </w:rPr>
-        <w:hyperlink r:id="rId24" w:history="1">
+        <w:hyperlink r:id="rId23" w:history="1">
           <w:r>
             <w:rPr>
               <w:rStyle w:val="Hyperlink"/>
@@ -3657,7 +3702,7 @@
           <w:sz w:val="24"/>
           <w:u w:val="single"/>
         </w:rPr>
-        <w:hyperlink r:id="rId25" w:history="1">
+        <w:hyperlink r:id="rId24" w:history="1">
           <w:r>
             <w:rPr>
               <w:rStyle w:val="Hyperlink"/>
@@ -3675,7 +3720,7 @@
           <w:sz w:val="24"/>
           <w:u w:val="single"/>
         </w:rPr>
-        <w:hyperlink r:id="rId24" w:history="1">
+        <w:hyperlink r:id="rId23" w:history="1">
           <w:r>
             <w:rPr>
               <w:rStyle w:val="Hyperlink"/>
@@ -3693,7 +3738,7 @@
           <w:sz w:val="24"/>
           <w:u w:val="single"/>
         </w:rPr>
-        <w:hyperlink r:id="rId24" w:history="1">
+        <w:hyperlink r:id="rId23" w:history="1">
           <w:r>
             <w:rPr>
               <w:rStyle w:val="Hyperlink"/>
@@ -3831,7 +3876,7 @@
           <w:sz w:val="24"/>
           <w:u w:val="single"/>
         </w:rPr>
-        <w:hyperlink r:id="rId26" w:history="1">
+        <w:hyperlink r:id="rId25" w:history="1">
           <w:r>
             <w:rPr>
               <w:rStyle w:val="Hyperlink"/>
@@ -3849,7 +3894,7 @@
           <w:sz w:val="24"/>
           <w:u w:val="single"/>
         </w:rPr>
-        <w:hyperlink r:id="rId26" w:history="1">
+        <w:hyperlink r:id="rId25" w:history="1">
           <w:r>
             <w:rPr>
               <w:rStyle w:val="Hyperlink"/>
@@ -3867,7 +3912,7 @@
           <w:sz w:val="24"/>
           <w:u w:val="single"/>
         </w:rPr>
-        <w:hyperlink r:id="rId26" w:history="1">
+        <w:hyperlink r:id="rId25" w:history="1">
           <w:r>
             <w:rPr>
               <w:rStyle w:val="Hyperlink"/>
@@ -3885,7 +3930,7 @@
           <w:sz w:val="24"/>
           <w:u w:val="single"/>
         </w:rPr>
-        <w:hyperlink r:id="rId26" w:history="1">
+        <w:hyperlink r:id="rId25" w:history="1">
           <w:r>
             <w:rPr>
               <w:rStyle w:val="Hyperlink"/>
@@ -3903,7 +3948,7 @@
           <w:sz w:val="24"/>
           <w:u w:val="single"/>
         </w:rPr>
-        <w:hyperlink r:id="rId26" w:history="1">
+        <w:hyperlink r:id="rId25" w:history="1">
           <w:r>
             <w:rPr>
               <w:rStyle w:val="Hyperlink"/>
@@ -3921,7 +3966,7 @@
           <w:sz w:val="24"/>
           <w:u w:val="single"/>
         </w:rPr>
-        <w:hyperlink r:id="rId26" w:history="1">
+        <w:hyperlink r:id="rId25" w:history="1">
           <w:r>
             <w:rPr>
               <w:rStyle w:val="Hyperlink"/>
@@ -3939,7 +3984,7 @@
           <w:sz w:val="24"/>
           <w:u w:val="single"/>
         </w:rPr>
-        <w:hyperlink r:id="rId26" w:history="1">
+        <w:hyperlink r:id="rId25" w:history="1">
           <w:r>
             <w:rPr>
               <w:rStyle w:val="Hyperlink"/>
@@ -3957,7 +4002,7 @@
           <w:sz w:val="24"/>
           <w:u w:val="single"/>
         </w:rPr>
-        <w:hyperlink r:id="rId26" w:history="1">
+        <w:hyperlink r:id="rId25" w:history="1">
           <w:r>
             <w:rPr>
               <w:rStyle w:val="Hyperlink"/>
@@ -3975,7 +4020,7 @@
           <w:sz w:val="24"/>
           <w:u w:val="single"/>
         </w:rPr>
-        <w:hyperlink r:id="rId26" w:history="1">
+        <w:hyperlink r:id="rId25" w:history="1">
           <w:r>
             <w:rPr>
               <w:rStyle w:val="Hyperlink"/>
@@ -3993,7 +4038,7 @@
           <w:sz w:val="24"/>
           <w:u w:val="single"/>
         </w:rPr>
-        <w:hyperlink r:id="rId26" w:history="1">
+        <w:hyperlink r:id="rId25" w:history="1">
           <w:r>
             <w:rPr>
               <w:rStyle w:val="Hyperlink"/>
@@ -4011,7 +4056,7 @@
           <w:sz w:val="24"/>
           <w:u w:val="single"/>
         </w:rPr>
-        <w:hyperlink r:id="rId26" w:history="1">
+        <w:hyperlink r:id="rId25" w:history="1">
           <w:r>
             <w:rPr>
               <w:rStyle w:val="Hyperlink"/>
@@ -4029,7 +4074,7 @@
           <w:sz w:val="24"/>
           <w:u w:val="single"/>
         </w:rPr>
-        <w:hyperlink r:id="rId26" w:history="1">
+        <w:hyperlink r:id="rId25" w:history="1">
           <w:r>
             <w:rPr>
               <w:rStyle w:val="Hyperlink"/>
@@ -4047,7 +4092,7 @@
           <w:sz w:val="24"/>
           <w:u w:val="single"/>
         </w:rPr>
-        <w:hyperlink r:id="rId26" w:history="1">
+        <w:hyperlink r:id="rId25" w:history="1">
           <w:r>
             <w:rPr>
               <w:rStyle w:val="Hyperlink"/>
@@ -4065,7 +4110,7 @@
           <w:sz w:val="24"/>
           <w:u w:val="single"/>
         </w:rPr>
-        <w:hyperlink r:id="rId26" w:history="1">
+        <w:hyperlink r:id="rId25" w:history="1">
           <w:r>
             <w:rPr>
               <w:rStyle w:val="Hyperlink"/>
@@ -4083,7 +4128,7 @@
           <w:sz w:val="24"/>
           <w:u w:val="single"/>
         </w:rPr>
-        <w:hyperlink r:id="rId26" w:history="1">
+        <w:hyperlink r:id="rId25" w:history="1">
           <w:r>
             <w:rPr>
               <w:rStyle w:val="Hyperlink"/>
@@ -4099,7 +4144,6 @@
           <w:i w:val="0"/>
           <w:color w:val="0000FF"/>
           <w:sz w:val="24"/>
-          <w:u w:val="single"/>
         </w:rPr>
         <w:t>w</w:t>
       </w:r>
@@ -4112,7 +4156,7 @@
           <w:sz w:val="24"/>
           <w:u w:val="single"/>
         </w:rPr>
-        <w:hyperlink r:id="rId26" w:history="1">
+        <w:hyperlink r:id="rId25" w:history="1">
           <w:r>
             <w:rPr>
               <w:rStyle w:val="Hyperlink"/>
@@ -4130,7 +4174,7 @@
           <w:sz w:val="24"/>
           <w:u w:val="single"/>
         </w:rPr>
-        <w:hyperlink r:id="rId26" w:history="1">
+        <w:hyperlink r:id="rId25" w:history="1">
           <w:r>
             <w:rPr>
               <w:rStyle w:val="Hyperlink"/>
@@ -4290,7 +4334,7 @@
           <w:sz w:val="24"/>
           <w:u w:val="single"/>
         </w:rPr>
-        <w:hyperlink r:id="rId27" w:history="1">
+        <w:hyperlink r:id="rId26" w:history="1">
           <w:r>
             <w:rPr>
               <w:rStyle w:val="Hyperlink"/>
@@ -4308,7 +4352,7 @@
           <w:sz w:val="24"/>
           <w:u w:val="single"/>
         </w:rPr>
-        <w:hyperlink r:id="rId27" w:history="1">
+        <w:hyperlink r:id="rId26" w:history="1">
           <w:r>
             <w:rPr>
               <w:rStyle w:val="Hyperlink"/>
@@ -4326,7 +4370,7 @@
           <w:sz w:val="24"/>
           <w:u w:val="single"/>
         </w:rPr>
-        <w:hyperlink r:id="rId27" w:history="1">
+        <w:hyperlink r:id="rId26" w:history="1">
           <w:r>
             <w:rPr>
               <w:rStyle w:val="Hyperlink"/>
@@ -4344,7 +4388,7 @@
           <w:sz w:val="24"/>
           <w:u w:val="single"/>
         </w:rPr>
-        <w:hyperlink r:id="rId27" w:history="1">
+        <w:hyperlink r:id="rId26" w:history="1">
           <w:r>
             <w:rPr>
               <w:rStyle w:val="Hyperlink"/>
@@ -4362,7 +4406,7 @@
           <w:sz w:val="24"/>
           <w:u w:val="single"/>
         </w:rPr>
-        <w:hyperlink r:id="rId27" w:history="1">
+        <w:hyperlink r:id="rId26" w:history="1">
           <w:r>
             <w:rPr>
               <w:rStyle w:val="Hyperlink"/>
@@ -4380,7 +4424,7 @@
           <w:sz w:val="24"/>
           <w:u w:val="single"/>
         </w:rPr>
-        <w:hyperlink r:id="rId27" w:history="1">
+        <w:hyperlink r:id="rId26" w:history="1">
           <w:r>
             <w:rPr>
               <w:rStyle w:val="Hyperlink"/>
@@ -4398,7 +4442,7 @@
           <w:sz w:val="24"/>
           <w:u w:val="single"/>
         </w:rPr>
-        <w:hyperlink r:id="rId27" w:history="1">
+        <w:hyperlink r:id="rId26" w:history="1">
           <w:r>
             <w:rPr>
               <w:rStyle w:val="Hyperlink"/>
@@ -4416,7 +4460,7 @@
           <w:sz w:val="24"/>
           <w:u w:val="single"/>
         </w:rPr>
-        <w:hyperlink r:id="rId27" w:history="1">
+        <w:hyperlink r:id="rId26" w:history="1">
           <w:r>
             <w:rPr>
               <w:rStyle w:val="Hyperlink"/>
@@ -4434,7 +4478,7 @@
           <w:sz w:val="24"/>
           <w:u w:val="single"/>
         </w:rPr>
-        <w:hyperlink r:id="rId27" w:history="1">
+        <w:hyperlink r:id="rId26" w:history="1">
           <w:r>
             <w:rPr>
               <w:rStyle w:val="Hyperlink"/>
@@ -4452,7 +4496,7 @@
           <w:sz w:val="24"/>
           <w:u w:val="single"/>
         </w:rPr>
-        <w:hyperlink r:id="rId27" w:history="1">
+        <w:hyperlink r:id="rId26" w:history="1">
           <w:r>
             <w:rPr>
               <w:rStyle w:val="Hyperlink"/>
@@ -4470,7 +4514,7 @@
           <w:sz w:val="24"/>
           <w:u w:val="single"/>
         </w:rPr>
-        <w:hyperlink r:id="rId27" w:history="1">
+        <w:hyperlink r:id="rId26" w:history="1">
           <w:r>
             <w:rPr>
               <w:rStyle w:val="Hyperlink"/>
@@ -4488,7 +4532,7 @@
           <w:sz w:val="24"/>
           <w:u w:val="single"/>
         </w:rPr>
-        <w:hyperlink r:id="rId27" w:history="1">
+        <w:hyperlink r:id="rId26" w:history="1">
           <w:r>
             <w:rPr>
               <w:rStyle w:val="Hyperlink"/>
@@ -4506,7 +4550,7 @@
           <w:sz w:val="24"/>
           <w:u w:val="single"/>
         </w:rPr>
-        <w:hyperlink r:id="rId27" w:history="1">
+        <w:hyperlink r:id="rId26" w:history="1">
           <w:r>
             <w:rPr>
               <w:rStyle w:val="Hyperlink"/>
@@ -4524,7 +4568,7 @@
           <w:sz w:val="24"/>
           <w:u w:val="single"/>
         </w:rPr>
-        <w:hyperlink r:id="rId27" w:history="1">
+        <w:hyperlink r:id="rId26" w:history="1">
           <w:r>
             <w:rPr>
               <w:rStyle w:val="Hyperlink"/>
@@ -4542,7 +4586,7 @@
           <w:sz w:val="24"/>
           <w:u w:val="single"/>
         </w:rPr>
-        <w:hyperlink r:id="rId27" w:history="1">
+        <w:hyperlink r:id="rId26" w:history="1">
           <w:r>
             <w:rPr>
               <w:rStyle w:val="Hyperlink"/>
@@ -4703,7 +4747,7 @@
           <w:sz w:val="24"/>
           <w:u w:val="single"/>
         </w:rPr>
-        <w:hyperlink r:id="rId28" w:history="1">
+        <w:hyperlink r:id="rId27" w:history="1">
           <w:r>
             <w:rPr>
               <w:rStyle w:val="Hyperlink"/>
@@ -4721,7 +4765,7 @@
           <w:sz w:val="24"/>
           <w:u w:val="single"/>
         </w:rPr>
-        <w:hyperlink r:id="rId28" w:history="1">
+        <w:hyperlink r:id="rId27" w:history="1">
           <w:r>
             <w:rPr>
               <w:rStyle w:val="Hyperlink"/>
@@ -4739,7 +4783,7 @@
           <w:sz w:val="24"/>
           <w:u w:val="single"/>
         </w:rPr>
-        <w:hyperlink r:id="rId28" w:history="1">
+        <w:hyperlink r:id="rId27" w:history="1">
           <w:r>
             <w:rPr>
               <w:rStyle w:val="Hyperlink"/>
@@ -4757,7 +4801,7 @@
           <w:sz w:val="24"/>
           <w:u w:val="single"/>
         </w:rPr>
-        <w:hyperlink r:id="rId28" w:history="1">
+        <w:hyperlink r:id="rId27" w:history="1">
           <w:r>
             <w:rPr>
               <w:rStyle w:val="Hyperlink"/>
@@ -4775,7 +4819,7 @@
           <w:sz w:val="24"/>
           <w:u w:val="single"/>
         </w:rPr>
-        <w:hyperlink r:id="rId28" w:history="1">
+        <w:hyperlink r:id="rId27" w:history="1">
           <w:r>
             <w:rPr>
               <w:rStyle w:val="Hyperlink"/>
@@ -4796,7 +4840,7 @@
           <w:sz w:val="24"/>
           <w:u w:val="single"/>
         </w:rPr>
-        <w:hyperlink r:id="rId28" w:history="1">
+        <w:hyperlink r:id="rId27" w:history="1">
           <w:r>
             <w:rPr>
               <w:rStyle w:val="Hyperlink"/>
@@ -4814,7 +4858,7 @@
           <w:sz w:val="24"/>
           <w:u w:val="single"/>
         </w:rPr>
-        <w:hyperlink r:id="rId28" w:history="1">
+        <w:hyperlink r:id="rId27" w:history="1">
           <w:r>
             <w:rPr>
               <w:rStyle w:val="Hyperlink"/>
@@ -4832,7 +4876,7 @@
           <w:sz w:val="24"/>
           <w:u w:val="single"/>
         </w:rPr>
-        <w:hyperlink r:id="rId28" w:history="1">
+        <w:hyperlink r:id="rId27" w:history="1">
           <w:r>
             <w:rPr>
               <w:rStyle w:val="Hyperlink"/>
@@ -4850,7 +4894,7 @@
           <w:sz w:val="24"/>
           <w:u w:val="single"/>
         </w:rPr>
-        <w:hyperlink r:id="rId28" w:history="1">
+        <w:hyperlink r:id="rId27" w:history="1">
           <w:r>
             <w:rPr>
               <w:rStyle w:val="Hyperlink"/>
@@ -4868,7 +4912,7 @@
           <w:sz w:val="24"/>
           <w:u w:val="single"/>
         </w:rPr>
-        <w:hyperlink r:id="rId28" w:history="1">
+        <w:hyperlink r:id="rId27" w:history="1">
           <w:r>
             <w:rPr>
               <w:rStyle w:val="Hyperlink"/>
@@ -5019,7 +5063,7 @@
           <w:sz w:val="24"/>
           <w:u w:val="single"/>
         </w:rPr>
-        <w:hyperlink r:id="rId29" w:history="1">
+        <w:hyperlink r:id="rId28" w:history="1">
           <w:r>
             <w:rPr>
               <w:rStyle w:val="Hyperlink"/>
@@ -5037,7 +5081,7 @@
           <w:sz w:val="24"/>
           <w:u w:val="single"/>
         </w:rPr>
-        <w:hyperlink r:id="rId29" w:history="1">
+        <w:hyperlink r:id="rId28" w:history="1">
           <w:r>
             <w:rPr>
               <w:rStyle w:val="Hyperlink"/>
@@ -5055,7 +5099,7 @@
           <w:sz w:val="24"/>
           <w:u w:val="single"/>
         </w:rPr>
-        <w:hyperlink r:id="rId29" w:history="1">
+        <w:hyperlink r:id="rId28" w:history="1">
           <w:r>
             <w:rPr>
               <w:rStyle w:val="Hyperlink"/>
@@ -5073,7 +5117,7 @@
           <w:sz w:val="24"/>
           <w:u w:val="single"/>
         </w:rPr>
-        <w:hyperlink r:id="rId29" w:history="1">
+        <w:hyperlink r:id="rId28" w:history="1">
           <w:r>
             <w:rPr>
               <w:rStyle w:val="Hyperlink"/>
@@ -5091,7 +5135,7 @@
           <w:sz w:val="24"/>
           <w:u w:val="single"/>
         </w:rPr>
-        <w:hyperlink r:id="rId29" w:history="1">
+        <w:hyperlink r:id="rId28" w:history="1">
           <w:r>
             <w:rPr>
               <w:rStyle w:val="Hyperlink"/>
@@ -5109,7 +5153,7 @@
           <w:sz w:val="24"/>
           <w:u w:val="single"/>
         </w:rPr>
-        <w:hyperlink r:id="rId29" w:history="1">
+        <w:hyperlink r:id="rId28" w:history="1">
           <w:r>
             <w:rPr>
               <w:rStyle w:val="Hyperlink"/>
@@ -5127,7 +5171,7 @@
           <w:sz w:val="24"/>
           <w:u w:val="single"/>
         </w:rPr>
-        <w:hyperlink r:id="rId29" w:history="1">
+        <w:hyperlink r:id="rId28" w:history="1">
           <w:r>
             <w:rPr>
               <w:rStyle w:val="Hyperlink"/>
@@ -5145,7 +5189,7 @@
           <w:sz w:val="24"/>
           <w:u w:val="single"/>
         </w:rPr>
-        <w:hyperlink r:id="rId29" w:history="1">
+        <w:hyperlink r:id="rId28" w:history="1">
           <w:r>
             <w:rPr>
               <w:rStyle w:val="Hyperlink"/>
@@ -5163,7 +5207,7 @@
           <w:sz w:val="24"/>
           <w:u w:val="single"/>
         </w:rPr>
-        <w:hyperlink r:id="rId29" w:history="1">
+        <w:hyperlink r:id="rId28" w:history="1">
           <w:r>
             <w:rPr>
               <w:rStyle w:val="Hyperlink"/>

--- a/EXPORTS/DOCX/published/niveau3/English/JustinusNassau.docx
+++ b/EXPORTS/DOCX/published/niveau3/English/JustinusNassau.docx
@@ -380,14 +380,7 @@
           <w:sz w:val="24"/>
           <w:u w:val="single"/>
         </w:rPr>
-        <w:hyperlink r:id="rId10" w:history="1">
-          <w:r>
-            <w:rPr>
-              <w:rStyle w:val="Hyperlink"/>
-            </w:rPr>
-            <w:t>Royal</w:t>
-          </w:r>
-        </w:hyperlink>
+        <w:t>Royal Milit</w:t>
       </w:r>
       <w:r>
         <w:rPr>
@@ -398,36 +391,7 @@
           <w:sz w:val="24"/>
           <w:u w:val="single"/>
         </w:rPr>
-        <w:t xml:space="preserve"> </w:t>
-      </w:r>
-      <w:r>
-        <w:rPr>
-          <w:rFonts w:ascii="Charis SIL Regular" w:hAnsi="Charis SIL Regular" w:eastAsia="Charis SIL Regular"/>
-          <w:b w:val="0"/>
-          <w:i w:val="0"/>
-          <w:color w:val="0000FF"/>
-          <w:sz w:val="24"/>
-          <w:u w:val="single"/>
-        </w:rPr>
-        <w:hyperlink r:id="rId10" w:history="1">
-          <w:r>
-            <w:rPr>
-              <w:rStyle w:val="Hyperlink"/>
-            </w:rPr>
-            <w:t>Milit</w:t>
-          </w:r>
-        </w:hyperlink>
-      </w:r>
-      <w:r>
-        <w:rPr>
-          <w:rFonts w:ascii="Charis SIL Regular" w:hAnsi="Charis SIL Regular" w:eastAsia="Charis SIL Regular"/>
-          <w:b w:val="0"/>
-          <w:i w:val="0"/>
-          <w:color w:val="0000FF"/>
-          <w:sz w:val="24"/>
-          <w:u w:val="single"/>
-        </w:rPr>
-        <w:hyperlink r:id="rId10" w:history="1">
+        <w:hyperlink r:id="rId9" w:history="1">
           <w:r>
             <w:rPr>
               <w:rStyle w:val="Hyperlink"/>
@@ -456,7 +420,7 @@
           <w:sz w:val="24"/>
           <w:u w:val="single"/>
         </w:rPr>
-        <w:hyperlink r:id="rId10" w:history="1">
+        <w:hyperlink r:id="rId9" w:history="1">
           <w:r>
             <w:rPr>
               <w:rStyle w:val="Hyperlink"/>
@@ -1436,22 +1400,13 @@
             <w:rPr>
               <w:rStyle w:val="Hyperlink"/>
             </w:rPr>
-            <w:t>acific to</w:t>
+            <w:t xml:space="preserve">acific to </w:t>
           </w:r>
         </w:hyperlink>
       </w:r>
       <w:r>
         <w:rPr>
-          <w:rFonts w:ascii="Charis SIL Regular" w:hAnsi="Charis SIL Regular" w:eastAsia="Charis SIL Regular"/>
-          <w:b w:val="0"/>
-          <w:i w:val="0"/>
-          <w:color w:val="000000"/>
-          <w:sz w:val="24"/>
-        </w:rPr>
-        <w:t xml:space="preserve"> </w:t>
-      </w:r>
-      <w:r>
-        <w:rPr>
+          <w:u w:val="single" w:color="0000ff"/>
           <w:rFonts w:ascii="Charis SIL Regular" w:hAnsi="Charis SIL Regular" w:eastAsia="Charis SIL Regular"/>
           <w:b w:val="0"/>
           <w:i w:val="0"/>
@@ -1498,24 +1453,13 @@
       </w:r>
       <w:r>
         <w:rPr>
-          <w:u w:val="single" w:color="0000ff"/>
           <w:rFonts w:ascii="Charis SIL Regular" w:hAnsi="Charis SIL Regular" w:eastAsia="Charis SIL Regular"/>
           <w:b w:val="0"/>
           <w:i w:val="0"/>
           <w:color w:val="000000"/>
           <w:sz w:val="24"/>
         </w:rPr>
-        <w:t>t</w:t>
-      </w:r>
-      <w:r>
-        <w:rPr>
-          <w:rFonts w:ascii="Charis SIL Regular" w:hAnsi="Charis SIL Regular" w:eastAsia="Charis SIL Regular"/>
-          <w:b w:val="0"/>
-          <w:i w:val="0"/>
-          <w:color w:val="000000"/>
-          <w:sz w:val="24"/>
-        </w:rPr>
-        <w:t xml:space="preserve">he Indonesian </w:t>
+        <w:t xml:space="preserve">the Indonesian </w:t>
       </w:r>
       <w:r>
         <w:rPr>
@@ -1642,50 +1586,7 @@
           <w:color w:val="000000"/>
           <w:sz w:val="24"/>
         </w:rPr>
-        <w:hyperlink r:id="rId11" w:history="1">
-          <w:r>
-            <w:rPr>
-              <w:rStyle w:val="Hyperlink"/>
-            </w:rPr>
-            <w:t xml:space="preserve">the southern </w:t>
-          </w:r>
-        </w:hyperlink>
-      </w:r>
-      <w:r>
-        <w:rPr>
-          <w:u w:val="single" w:color="0000ff"/>
-          <w:rFonts w:ascii="Charis SIL Regular" w:hAnsi="Charis SIL Regular" w:eastAsia="Charis SIL Regular"/>
-          <w:b w:val="0"/>
-          <w:i w:val="0"/>
-          <w:color w:val="000000"/>
-          <w:sz w:val="24"/>
-        </w:rPr>
-        <w:hyperlink r:id="rId11" w:history="1">
-          <w:r>
-            <w:rPr>
-              <w:rStyle w:val="Hyperlink"/>
-            </w:rPr>
-            <w:t>b</w:t>
-          </w:r>
-        </w:hyperlink>
-      </w:r>
-      <w:r>
-        <w:rPr>
-          <w:u w:val="single" w:color="0000ff"/>
-          <w:rFonts w:ascii="Charis SIL Regular" w:hAnsi="Charis SIL Regular" w:eastAsia="Charis SIL Regular"/>
-          <w:b w:val="0"/>
-          <w:i w:val="0"/>
-          <w:color w:val="000000"/>
-          <w:sz w:val="24"/>
-        </w:rPr>
-        <w:hyperlink r:id="rId11" w:history="1">
-          <w:r>
-            <w:rPr>
-              <w:rStyle w:val="Hyperlink"/>
-            </w:rPr>
-            <w:t>ranc</w:t>
-          </w:r>
-        </w:hyperlink>
+        <w:t>the southern branc</w:t>
       </w:r>
       <w:r>
         <w:rPr>
@@ -3440,21 +3341,13 @@
       </w:r>
       <w:r>
         <w:rPr>
-          <w:u w:val="single" w:color="0000ff"/>
           <w:rFonts w:ascii="Charis SIL Regular" w:hAnsi="Charis SIL Regular" w:eastAsia="Charis SIL Regular"/>
           <w:b w:val="0"/>
           <w:i w:val="0"/>
           <w:color w:val="000000"/>
           <w:sz w:val="24"/>
         </w:rPr>
-        <w:hyperlink r:id="rId21" w:history="1">
-          <w:r>
-            <w:rPr>
-              <w:rStyle w:val="Hyperlink"/>
-            </w:rPr>
-            <w:t xml:space="preserve">, </w:t>
-          </w:r>
-        </w:hyperlink>
+        <w:t xml:space="preserve">, </w:t>
       </w:r>
       <w:r>
         <w:rPr>
@@ -3465,7 +3358,7 @@
           <w:sz w:val="24"/>
           <w:u w:val="single"/>
         </w:rPr>
-        <w:hyperlink r:id="rId21" w:history="1">
+        <w:hyperlink r:id="rId23" w:history="1">
           <w:r>
             <w:rPr>
               <w:rStyle w:val="Hyperlink"/>
@@ -3494,7 +3387,7 @@
           <w:sz w:val="24"/>
           <w:u w:val="single"/>
         </w:rPr>
-        <w:hyperlink r:id="rId21" w:history="1">
+        <w:hyperlink r:id="rId23" w:history="1">
           <w:r>
             <w:rPr>
               <w:rStyle w:val="Hyperlink"/>
@@ -3512,7 +3405,7 @@
           <w:sz w:val="24"/>
           <w:u w:val="single"/>
         </w:rPr>
-        <w:hyperlink r:id="rId21" w:history="1">
+        <w:hyperlink r:id="rId23" w:history="1">
           <w:r>
             <w:rPr>
               <w:rStyle w:val="Hyperlink"/>
@@ -3620,7 +3513,7 @@
           <w:sz w:val="24"/>
           <w:u w:val="single"/>
         </w:rPr>
-        <w:hyperlink r:id="rId23" w:history="1">
+        <w:hyperlink r:id="rId24" w:history="1">
           <w:r>
             <w:rPr>
               <w:rStyle w:val="Hyperlink"/>
@@ -3638,7 +3531,7 @@
           <w:sz w:val="24"/>
           <w:u w:val="single"/>
         </w:rPr>
-        <w:hyperlink r:id="rId23" w:history="1">
+        <w:hyperlink r:id="rId24" w:history="1">
           <w:r>
             <w:rPr>
               <w:rStyle w:val="Hyperlink"/>
@@ -3656,7 +3549,7 @@
           <w:sz w:val="24"/>
           <w:u w:val="single"/>
         </w:rPr>
-        <w:hyperlink r:id="rId23" w:history="1">
+        <w:hyperlink r:id="rId24" w:history="1">
           <w:r>
             <w:rPr>
               <w:rStyle w:val="Hyperlink"/>
@@ -3674,7 +3567,7 @@
           <w:sz w:val="24"/>
           <w:u w:val="single"/>
         </w:rPr>
-        <w:hyperlink r:id="rId23" w:history="1">
+        <w:hyperlink r:id="rId24" w:history="1">
           <w:r>
             <w:rPr>
               <w:rStyle w:val="Hyperlink"/>
@@ -3702,7 +3595,7 @@
           <w:sz w:val="24"/>
           <w:u w:val="single"/>
         </w:rPr>
-        <w:hyperlink r:id="rId24" w:history="1">
+        <w:hyperlink r:id="rId25" w:history="1">
           <w:r>
             <w:rPr>
               <w:rStyle w:val="Hyperlink"/>
@@ -3720,7 +3613,7 @@
           <w:sz w:val="24"/>
           <w:u w:val="single"/>
         </w:rPr>
-        <w:hyperlink r:id="rId23" w:history="1">
+        <w:hyperlink r:id="rId24" w:history="1">
           <w:r>
             <w:rPr>
               <w:rStyle w:val="Hyperlink"/>
@@ -3738,7 +3631,7 @@
           <w:sz w:val="24"/>
           <w:u w:val="single"/>
         </w:rPr>
-        <w:hyperlink r:id="rId23" w:history="1">
+        <w:hyperlink r:id="rId24" w:history="1">
           <w:r>
             <w:rPr>
               <w:rStyle w:val="Hyperlink"/>
@@ -3876,7 +3769,7 @@
           <w:sz w:val="24"/>
           <w:u w:val="single"/>
         </w:rPr>
-        <w:hyperlink r:id="rId25" w:history="1">
+        <w:hyperlink r:id="rId26" w:history="1">
           <w:r>
             <w:rPr>
               <w:rStyle w:val="Hyperlink"/>
@@ -3894,7 +3787,7 @@
           <w:sz w:val="24"/>
           <w:u w:val="single"/>
         </w:rPr>
-        <w:hyperlink r:id="rId25" w:history="1">
+        <w:hyperlink r:id="rId26" w:history="1">
           <w:r>
             <w:rPr>
               <w:rStyle w:val="Hyperlink"/>
@@ -3912,7 +3805,7 @@
           <w:sz w:val="24"/>
           <w:u w:val="single"/>
         </w:rPr>
-        <w:hyperlink r:id="rId25" w:history="1">
+        <w:hyperlink r:id="rId26" w:history="1">
           <w:r>
             <w:rPr>
               <w:rStyle w:val="Hyperlink"/>
@@ -3930,7 +3823,7 @@
           <w:sz w:val="24"/>
           <w:u w:val="single"/>
         </w:rPr>
-        <w:hyperlink r:id="rId25" w:history="1">
+        <w:hyperlink r:id="rId26" w:history="1">
           <w:r>
             <w:rPr>
               <w:rStyle w:val="Hyperlink"/>
@@ -3948,7 +3841,7 @@
           <w:sz w:val="24"/>
           <w:u w:val="single"/>
         </w:rPr>
-        <w:hyperlink r:id="rId25" w:history="1">
+        <w:hyperlink r:id="rId26" w:history="1">
           <w:r>
             <w:rPr>
               <w:rStyle w:val="Hyperlink"/>
@@ -3966,7 +3859,7 @@
           <w:sz w:val="24"/>
           <w:u w:val="single"/>
         </w:rPr>
-        <w:hyperlink r:id="rId25" w:history="1">
+        <w:hyperlink r:id="rId26" w:history="1">
           <w:r>
             <w:rPr>
               <w:rStyle w:val="Hyperlink"/>
@@ -3984,7 +3877,7 @@
           <w:sz w:val="24"/>
           <w:u w:val="single"/>
         </w:rPr>
-        <w:hyperlink r:id="rId25" w:history="1">
+        <w:hyperlink r:id="rId26" w:history="1">
           <w:r>
             <w:rPr>
               <w:rStyle w:val="Hyperlink"/>
@@ -4002,7 +3895,7 @@
           <w:sz w:val="24"/>
           <w:u w:val="single"/>
         </w:rPr>
-        <w:hyperlink r:id="rId25" w:history="1">
+        <w:hyperlink r:id="rId26" w:history="1">
           <w:r>
             <w:rPr>
               <w:rStyle w:val="Hyperlink"/>
@@ -4020,7 +3913,7 @@
           <w:sz w:val="24"/>
           <w:u w:val="single"/>
         </w:rPr>
-        <w:hyperlink r:id="rId25" w:history="1">
+        <w:hyperlink r:id="rId26" w:history="1">
           <w:r>
             <w:rPr>
               <w:rStyle w:val="Hyperlink"/>
@@ -4038,7 +3931,7 @@
           <w:sz w:val="24"/>
           <w:u w:val="single"/>
         </w:rPr>
-        <w:hyperlink r:id="rId25" w:history="1">
+        <w:hyperlink r:id="rId26" w:history="1">
           <w:r>
             <w:rPr>
               <w:rStyle w:val="Hyperlink"/>
@@ -4056,7 +3949,7 @@
           <w:sz w:val="24"/>
           <w:u w:val="single"/>
         </w:rPr>
-        <w:hyperlink r:id="rId25" w:history="1">
+        <w:hyperlink r:id="rId26" w:history="1">
           <w:r>
             <w:rPr>
               <w:rStyle w:val="Hyperlink"/>
@@ -4074,7 +3967,7 @@
           <w:sz w:val="24"/>
           <w:u w:val="single"/>
         </w:rPr>
-        <w:hyperlink r:id="rId25" w:history="1">
+        <w:hyperlink r:id="rId26" w:history="1">
           <w:r>
             <w:rPr>
               <w:rStyle w:val="Hyperlink"/>
@@ -4092,7 +3985,7 @@
           <w:sz w:val="24"/>
           <w:u w:val="single"/>
         </w:rPr>
-        <w:hyperlink r:id="rId25" w:history="1">
+        <w:hyperlink r:id="rId26" w:history="1">
           <w:r>
             <w:rPr>
               <w:rStyle w:val="Hyperlink"/>
@@ -4110,7 +4003,7 @@
           <w:sz w:val="24"/>
           <w:u w:val="single"/>
         </w:rPr>
-        <w:hyperlink r:id="rId25" w:history="1">
+        <w:hyperlink r:id="rId26" w:history="1">
           <w:r>
             <w:rPr>
               <w:rStyle w:val="Hyperlink"/>
@@ -4128,7 +4021,7 @@
           <w:sz w:val="24"/>
           <w:u w:val="single"/>
         </w:rPr>
-        <w:hyperlink r:id="rId25" w:history="1">
+        <w:hyperlink r:id="rId26" w:history="1">
           <w:r>
             <w:rPr>
               <w:rStyle w:val="Hyperlink"/>
@@ -4144,6 +4037,7 @@
           <w:i w:val="0"/>
           <w:color w:val="0000FF"/>
           <w:sz w:val="24"/>
+          <w:u w:val="single"/>
         </w:rPr>
         <w:t>w</w:t>
       </w:r>
@@ -4156,7 +4050,7 @@
           <w:sz w:val="24"/>
           <w:u w:val="single"/>
         </w:rPr>
-        <w:hyperlink r:id="rId25" w:history="1">
+        <w:hyperlink r:id="rId26" w:history="1">
           <w:r>
             <w:rPr>
               <w:rStyle w:val="Hyperlink"/>
@@ -4174,7 +4068,7 @@
           <w:sz w:val="24"/>
           <w:u w:val="single"/>
         </w:rPr>
-        <w:hyperlink r:id="rId25" w:history="1">
+        <w:hyperlink r:id="rId26" w:history="1">
           <w:r>
             <w:rPr>
               <w:rStyle w:val="Hyperlink"/>
@@ -4334,7 +4228,7 @@
           <w:sz w:val="24"/>
           <w:u w:val="single"/>
         </w:rPr>
-        <w:hyperlink r:id="rId26" w:history="1">
+        <w:hyperlink r:id="rId27" w:history="1">
           <w:r>
             <w:rPr>
               <w:rStyle w:val="Hyperlink"/>
@@ -4352,7 +4246,7 @@
           <w:sz w:val="24"/>
           <w:u w:val="single"/>
         </w:rPr>
-        <w:hyperlink r:id="rId26" w:history="1">
+        <w:hyperlink r:id="rId27" w:history="1">
           <w:r>
             <w:rPr>
               <w:rStyle w:val="Hyperlink"/>
@@ -4370,7 +4264,7 @@
           <w:sz w:val="24"/>
           <w:u w:val="single"/>
         </w:rPr>
-        <w:hyperlink r:id="rId26" w:history="1">
+        <w:hyperlink r:id="rId27" w:history="1">
           <w:r>
             <w:rPr>
               <w:rStyle w:val="Hyperlink"/>
@@ -4388,7 +4282,7 @@
           <w:sz w:val="24"/>
           <w:u w:val="single"/>
         </w:rPr>
-        <w:hyperlink r:id="rId26" w:history="1">
+        <w:hyperlink r:id="rId27" w:history="1">
           <w:r>
             <w:rPr>
               <w:rStyle w:val="Hyperlink"/>
@@ -4406,7 +4300,7 @@
           <w:sz w:val="24"/>
           <w:u w:val="single"/>
         </w:rPr>
-        <w:hyperlink r:id="rId26" w:history="1">
+        <w:hyperlink r:id="rId27" w:history="1">
           <w:r>
             <w:rPr>
               <w:rStyle w:val="Hyperlink"/>
@@ -4424,7 +4318,7 @@
           <w:sz w:val="24"/>
           <w:u w:val="single"/>
         </w:rPr>
-        <w:hyperlink r:id="rId26" w:history="1">
+        <w:hyperlink r:id="rId27" w:history="1">
           <w:r>
             <w:rPr>
               <w:rStyle w:val="Hyperlink"/>
@@ -4442,7 +4336,7 @@
           <w:sz w:val="24"/>
           <w:u w:val="single"/>
         </w:rPr>
-        <w:hyperlink r:id="rId26" w:history="1">
+        <w:hyperlink r:id="rId27" w:history="1">
           <w:r>
             <w:rPr>
               <w:rStyle w:val="Hyperlink"/>
@@ -4460,7 +4354,7 @@
           <w:sz w:val="24"/>
           <w:u w:val="single"/>
         </w:rPr>
-        <w:hyperlink r:id="rId26" w:history="1">
+        <w:hyperlink r:id="rId27" w:history="1">
           <w:r>
             <w:rPr>
               <w:rStyle w:val="Hyperlink"/>
@@ -4478,7 +4372,7 @@
           <w:sz w:val="24"/>
           <w:u w:val="single"/>
         </w:rPr>
-        <w:hyperlink r:id="rId26" w:history="1">
+        <w:hyperlink r:id="rId27" w:history="1">
           <w:r>
             <w:rPr>
               <w:rStyle w:val="Hyperlink"/>
@@ -4496,7 +4390,7 @@
           <w:sz w:val="24"/>
           <w:u w:val="single"/>
         </w:rPr>
-        <w:hyperlink r:id="rId26" w:history="1">
+        <w:hyperlink r:id="rId27" w:history="1">
           <w:r>
             <w:rPr>
               <w:rStyle w:val="Hyperlink"/>
@@ -4514,7 +4408,7 @@
           <w:sz w:val="24"/>
           <w:u w:val="single"/>
         </w:rPr>
-        <w:hyperlink r:id="rId26" w:history="1">
+        <w:hyperlink r:id="rId27" w:history="1">
           <w:r>
             <w:rPr>
               <w:rStyle w:val="Hyperlink"/>
@@ -4532,7 +4426,7 @@
           <w:sz w:val="24"/>
           <w:u w:val="single"/>
         </w:rPr>
-        <w:hyperlink r:id="rId26" w:history="1">
+        <w:hyperlink r:id="rId27" w:history="1">
           <w:r>
             <w:rPr>
               <w:rStyle w:val="Hyperlink"/>
@@ -4550,7 +4444,7 @@
           <w:sz w:val="24"/>
           <w:u w:val="single"/>
         </w:rPr>
-        <w:hyperlink r:id="rId26" w:history="1">
+        <w:hyperlink r:id="rId27" w:history="1">
           <w:r>
             <w:rPr>
               <w:rStyle w:val="Hyperlink"/>
@@ -4568,7 +4462,7 @@
           <w:sz w:val="24"/>
           <w:u w:val="single"/>
         </w:rPr>
-        <w:hyperlink r:id="rId26" w:history="1">
+        <w:hyperlink r:id="rId27" w:history="1">
           <w:r>
             <w:rPr>
               <w:rStyle w:val="Hyperlink"/>
@@ -4586,7 +4480,7 @@
           <w:sz w:val="24"/>
           <w:u w:val="single"/>
         </w:rPr>
-        <w:hyperlink r:id="rId26" w:history="1">
+        <w:hyperlink r:id="rId27" w:history="1">
           <w:r>
             <w:rPr>
               <w:rStyle w:val="Hyperlink"/>
@@ -4747,7 +4641,7 @@
           <w:sz w:val="24"/>
           <w:u w:val="single"/>
         </w:rPr>
-        <w:hyperlink r:id="rId27" w:history="1">
+        <w:hyperlink r:id="rId28" w:history="1">
           <w:r>
             <w:rPr>
               <w:rStyle w:val="Hyperlink"/>
@@ -4765,7 +4659,7 @@
           <w:sz w:val="24"/>
           <w:u w:val="single"/>
         </w:rPr>
-        <w:hyperlink r:id="rId27" w:history="1">
+        <w:hyperlink r:id="rId28" w:history="1">
           <w:r>
             <w:rPr>
               <w:rStyle w:val="Hyperlink"/>
@@ -4783,7 +4677,7 @@
           <w:sz w:val="24"/>
           <w:u w:val="single"/>
         </w:rPr>
-        <w:hyperlink r:id="rId27" w:history="1">
+        <w:hyperlink r:id="rId28" w:history="1">
           <w:r>
             <w:rPr>
               <w:rStyle w:val="Hyperlink"/>
@@ -4801,7 +4695,7 @@
           <w:sz w:val="24"/>
           <w:u w:val="single"/>
         </w:rPr>
-        <w:hyperlink r:id="rId27" w:history="1">
+        <w:hyperlink r:id="rId28" w:history="1">
           <w:r>
             <w:rPr>
               <w:rStyle w:val="Hyperlink"/>
@@ -4819,7 +4713,7 @@
           <w:sz w:val="24"/>
           <w:u w:val="single"/>
         </w:rPr>
-        <w:hyperlink r:id="rId27" w:history="1">
+        <w:hyperlink r:id="rId28" w:history="1">
           <w:r>
             <w:rPr>
               <w:rStyle w:val="Hyperlink"/>
@@ -4840,7 +4734,7 @@
           <w:sz w:val="24"/>
           <w:u w:val="single"/>
         </w:rPr>
-        <w:hyperlink r:id="rId27" w:history="1">
+        <w:hyperlink r:id="rId28" w:history="1">
           <w:r>
             <w:rPr>
               <w:rStyle w:val="Hyperlink"/>
@@ -4858,7 +4752,7 @@
           <w:sz w:val="24"/>
           <w:u w:val="single"/>
         </w:rPr>
-        <w:hyperlink r:id="rId27" w:history="1">
+        <w:hyperlink r:id="rId28" w:history="1">
           <w:r>
             <w:rPr>
               <w:rStyle w:val="Hyperlink"/>
@@ -4876,7 +4770,7 @@
           <w:sz w:val="24"/>
           <w:u w:val="single"/>
         </w:rPr>
-        <w:hyperlink r:id="rId27" w:history="1">
+        <w:hyperlink r:id="rId28" w:history="1">
           <w:r>
             <w:rPr>
               <w:rStyle w:val="Hyperlink"/>
@@ -4894,7 +4788,7 @@
           <w:sz w:val="24"/>
           <w:u w:val="single"/>
         </w:rPr>
-        <w:hyperlink r:id="rId27" w:history="1">
+        <w:hyperlink r:id="rId28" w:history="1">
           <w:r>
             <w:rPr>
               <w:rStyle w:val="Hyperlink"/>
@@ -4912,7 +4806,7 @@
           <w:sz w:val="24"/>
           <w:u w:val="single"/>
         </w:rPr>
-        <w:hyperlink r:id="rId27" w:history="1">
+        <w:hyperlink r:id="rId28" w:history="1">
           <w:r>
             <w:rPr>
               <w:rStyle w:val="Hyperlink"/>
@@ -5063,7 +4957,7 @@
           <w:sz w:val="24"/>
           <w:u w:val="single"/>
         </w:rPr>
-        <w:hyperlink r:id="rId28" w:history="1">
+        <w:hyperlink r:id="rId29" w:history="1">
           <w:r>
             <w:rPr>
               <w:rStyle w:val="Hyperlink"/>
@@ -5081,7 +4975,7 @@
           <w:sz w:val="24"/>
           <w:u w:val="single"/>
         </w:rPr>
-        <w:hyperlink r:id="rId28" w:history="1">
+        <w:hyperlink r:id="rId29" w:history="1">
           <w:r>
             <w:rPr>
               <w:rStyle w:val="Hyperlink"/>
@@ -5099,7 +4993,7 @@
           <w:sz w:val="24"/>
           <w:u w:val="single"/>
         </w:rPr>
-        <w:hyperlink r:id="rId28" w:history="1">
+        <w:hyperlink r:id="rId29" w:history="1">
           <w:r>
             <w:rPr>
               <w:rStyle w:val="Hyperlink"/>
@@ -5117,7 +5011,7 @@
           <w:sz w:val="24"/>
           <w:u w:val="single"/>
         </w:rPr>
-        <w:hyperlink r:id="rId28" w:history="1">
+        <w:hyperlink r:id="rId29" w:history="1">
           <w:r>
             <w:rPr>
               <w:rStyle w:val="Hyperlink"/>
@@ -5135,7 +5029,7 @@
           <w:sz w:val="24"/>
           <w:u w:val="single"/>
         </w:rPr>
-        <w:hyperlink r:id="rId28" w:history="1">
+        <w:hyperlink r:id="rId29" w:history="1">
           <w:r>
             <w:rPr>
               <w:rStyle w:val="Hyperlink"/>
@@ -5153,7 +5047,7 @@
           <w:sz w:val="24"/>
           <w:u w:val="single"/>
         </w:rPr>
-        <w:hyperlink r:id="rId28" w:history="1">
+        <w:hyperlink r:id="rId29" w:history="1">
           <w:r>
             <w:rPr>
               <w:rStyle w:val="Hyperlink"/>
@@ -5171,7 +5065,7 @@
           <w:sz w:val="24"/>
           <w:u w:val="single"/>
         </w:rPr>
-        <w:hyperlink r:id="rId28" w:history="1">
+        <w:hyperlink r:id="rId29" w:history="1">
           <w:r>
             <w:rPr>
               <w:rStyle w:val="Hyperlink"/>
@@ -5189,7 +5083,7 @@
           <w:sz w:val="24"/>
           <w:u w:val="single"/>
         </w:rPr>
-        <w:hyperlink r:id="rId28" w:history="1">
+        <w:hyperlink r:id="rId29" w:history="1">
           <w:r>
             <w:rPr>
               <w:rStyle w:val="Hyperlink"/>
@@ -5207,7 +5101,7 @@
           <w:sz w:val="24"/>
           <w:u w:val="single"/>
         </w:rPr>
-        <w:hyperlink r:id="rId28" w:history="1">
+        <w:hyperlink r:id="rId29" w:history="1">
           <w:r>
             <w:rPr>
               <w:rStyle w:val="Hyperlink"/>

--- a/EXPORTS/DOCX/published/niveau3/English/JustinusNassau.docx
+++ b/EXPORTS/DOCX/published/niveau3/English/JustinusNassau.docx
@@ -380,7 +380,14 @@
           <w:sz w:val="24"/>
           <w:u w:val="single"/>
         </w:rPr>
-        <w:t>Royal Milit</w:t>
+        <w:hyperlink r:id="rId9" w:history="1">
+          <w:r>
+            <w:rPr>
+              <w:rStyle w:val="Hyperlink"/>
+            </w:rPr>
+            <w:t>Royal</w:t>
+          </w:r>
+        </w:hyperlink>
       </w:r>
       <w:r>
         <w:rPr>
@@ -391,7 +398,36 @@
           <w:sz w:val="24"/>
           <w:u w:val="single"/>
         </w:rPr>
-        <w:hyperlink r:id="rId9" w:history="1">
+        <w:t xml:space="preserve"> </w:t>
+      </w:r>
+      <w:r>
+        <w:rPr>
+          <w:rFonts w:ascii="Charis SIL Regular" w:hAnsi="Charis SIL Regular" w:eastAsia="Charis SIL Regular"/>
+          <w:b w:val="0"/>
+          <w:i w:val="0"/>
+          <w:color w:val="0000FF"/>
+          <w:sz w:val="24"/>
+          <w:u w:val="single"/>
+        </w:rPr>
+        <w:hyperlink r:id="rId10" w:history="1">
+          <w:r>
+            <w:rPr>
+              <w:rStyle w:val="Hyperlink"/>
+            </w:rPr>
+            <w:t>Milit</w:t>
+          </w:r>
+        </w:hyperlink>
+      </w:r>
+      <w:r>
+        <w:rPr>
+          <w:rFonts w:ascii="Charis SIL Regular" w:hAnsi="Charis SIL Regular" w:eastAsia="Charis SIL Regular"/>
+          <w:b w:val="0"/>
+          <w:i w:val="0"/>
+          <w:color w:val="0000FF"/>
+          <w:sz w:val="24"/>
+          <w:u w:val="single"/>
+        </w:rPr>
+        <w:hyperlink r:id="rId10" w:history="1">
           <w:r>
             <w:rPr>
               <w:rStyle w:val="Hyperlink"/>
@@ -420,7 +456,7 @@
           <w:sz w:val="24"/>
           <w:u w:val="single"/>
         </w:rPr>
-        <w:hyperlink r:id="rId9" w:history="1">
+        <w:hyperlink r:id="rId10" w:history="1">
           <w:r>
             <w:rPr>
               <w:rStyle w:val="Hyperlink"/>
@@ -438,7 +474,7 @@
           <w:sz w:val="24"/>
           <w:u w:val="single"/>
         </w:rPr>
-        <w:hyperlink r:id="rId9" w:history="1">
+        <w:hyperlink r:id="rId10" w:history="1">
           <w:r>
             <w:rPr>
               <w:rStyle w:val="Hyperlink"/>
@@ -456,7 +492,7 @@
           <w:sz w:val="24"/>
           <w:u w:val="single"/>
         </w:rPr>
-        <w:hyperlink r:id="rId9" w:history="1">
+        <w:hyperlink r:id="rId10" w:history="1">
           <w:r>
             <w:rPr>
               <w:rStyle w:val="Hyperlink"/>
@@ -1586,7 +1622,50 @@
           <w:color w:val="000000"/>
           <w:sz w:val="24"/>
         </w:rPr>
-        <w:t>the southern branc</w:t>
+        <w:hyperlink r:id="rId11" w:history="1">
+          <w:r>
+            <w:rPr>
+              <w:rStyle w:val="Hyperlink"/>
+            </w:rPr>
+            <w:t xml:space="preserve">the southern </w:t>
+          </w:r>
+        </w:hyperlink>
+      </w:r>
+      <w:r>
+        <w:rPr>
+          <w:u w:val="single" w:color="0000ff"/>
+          <w:rFonts w:ascii="Charis SIL Regular" w:hAnsi="Charis SIL Regular" w:eastAsia="Charis SIL Regular"/>
+          <w:b w:val="0"/>
+          <w:i w:val="0"/>
+          <w:color w:val="000000"/>
+          <w:sz w:val="24"/>
+        </w:rPr>
+        <w:hyperlink r:id="rId11" w:history="1">
+          <w:r>
+            <w:rPr>
+              <w:rStyle w:val="Hyperlink"/>
+            </w:rPr>
+            <w:t>b</w:t>
+          </w:r>
+        </w:hyperlink>
+      </w:r>
+      <w:r>
+        <w:rPr>
+          <w:u w:val="single" w:color="0000ff"/>
+          <w:rFonts w:ascii="Charis SIL Regular" w:hAnsi="Charis SIL Regular" w:eastAsia="Charis SIL Regular"/>
+          <w:b w:val="0"/>
+          <w:i w:val="0"/>
+          <w:color w:val="000000"/>
+          <w:sz w:val="24"/>
+        </w:rPr>
+        <w:hyperlink r:id="rId11" w:history="1">
+          <w:r>
+            <w:rPr>
+              <w:rStyle w:val="Hyperlink"/>
+            </w:rPr>
+            <w:t>ranc</w:t>
+          </w:r>
+        </w:hyperlink>
       </w:r>
       <w:r>
         <w:rPr>
@@ -3312,7 +3391,7 @@
           <w:sz w:val="24"/>
           <w:u w:val="single"/>
         </w:rPr>
-        <w:hyperlink r:id="rId21" w:history="1">
+        <w:hyperlink r:id="rId22" w:history="1">
           <w:r>
             <w:rPr>
               <w:rStyle w:val="Hyperlink"/>
@@ -3341,13 +3420,21 @@
       </w:r>
       <w:r>
         <w:rPr>
+          <w:u w:val="single" w:color="0000ff"/>
           <w:rFonts w:ascii="Charis SIL Regular" w:hAnsi="Charis SIL Regular" w:eastAsia="Charis SIL Regular"/>
           <w:b w:val="0"/>
           <w:i w:val="0"/>
           <w:color w:val="000000"/>
           <w:sz w:val="24"/>
         </w:rPr>
-        <w:t xml:space="preserve">, </w:t>
+        <w:hyperlink r:id="rId21" w:history="1">
+          <w:r>
+            <w:rPr>
+              <w:rStyle w:val="Hyperlink"/>
+            </w:rPr>
+            <w:t xml:space="preserve">, </w:t>
+          </w:r>
+        </w:hyperlink>
       </w:r>
       <w:r>
         <w:rPr>
@@ -3358,7 +3445,7 @@
           <w:sz w:val="24"/>
           <w:u w:val="single"/>
         </w:rPr>
-        <w:hyperlink r:id="rId23" w:history="1">
+        <w:hyperlink r:id="rId21" w:history="1">
           <w:r>
             <w:rPr>
               <w:rStyle w:val="Hyperlink"/>
@@ -3387,7 +3474,7 @@
           <w:sz w:val="24"/>
           <w:u w:val="single"/>
         </w:rPr>
-        <w:hyperlink r:id="rId23" w:history="1">
+        <w:hyperlink r:id="rId21" w:history="1">
           <w:r>
             <w:rPr>
               <w:rStyle w:val="Hyperlink"/>
@@ -3405,7 +3492,7 @@
           <w:sz w:val="24"/>
           <w:u w:val="single"/>
         </w:rPr>
-        <w:hyperlink r:id="rId23" w:history="1">
+        <w:hyperlink r:id="rId21" w:history="1">
           <w:r>
             <w:rPr>
               <w:rStyle w:val="Hyperlink"/>
@@ -3513,7 +3600,7 @@
           <w:sz w:val="24"/>
           <w:u w:val="single"/>
         </w:rPr>
-        <w:hyperlink r:id="rId24" w:history="1">
+        <w:hyperlink r:id="rId23" w:history="1">
           <w:r>
             <w:rPr>
               <w:rStyle w:val="Hyperlink"/>
@@ -3531,7 +3618,7 @@
           <w:sz w:val="24"/>
           <w:u w:val="single"/>
         </w:rPr>
-        <w:hyperlink r:id="rId24" w:history="1">
+        <w:hyperlink r:id="rId23" w:history="1">
           <w:r>
             <w:rPr>
               <w:rStyle w:val="Hyperlink"/>
@@ -3549,7 +3636,7 @@
           <w:sz w:val="24"/>
           <w:u w:val="single"/>
         </w:rPr>
-        <w:hyperlink r:id="rId24" w:history="1">
+        <w:hyperlink r:id="rId23" w:history="1">
           <w:r>
             <w:rPr>
               <w:rStyle w:val="Hyperlink"/>
@@ -3567,7 +3654,7 @@
           <w:sz w:val="24"/>
           <w:u w:val="single"/>
         </w:rPr>
-        <w:hyperlink r:id="rId24" w:history="1">
+        <w:hyperlink r:id="rId23" w:history="1">
           <w:r>
             <w:rPr>
               <w:rStyle w:val="Hyperlink"/>
@@ -3595,7 +3682,7 @@
           <w:sz w:val="24"/>
           <w:u w:val="single"/>
         </w:rPr>
-        <w:hyperlink r:id="rId25" w:history="1">
+        <w:hyperlink r:id="rId24" w:history="1">
           <w:r>
             <w:rPr>
               <w:rStyle w:val="Hyperlink"/>
@@ -3631,7 +3718,7 @@
           <w:sz w:val="24"/>
           <w:u w:val="single"/>
         </w:rPr>
-        <w:hyperlink r:id="rId24" w:history="1">
+        <w:hyperlink r:id="rId23" w:history="1">
           <w:r>
             <w:rPr>
               <w:rStyle w:val="Hyperlink"/>
@@ -3769,7 +3856,7 @@
           <w:sz w:val="24"/>
           <w:u w:val="single"/>
         </w:rPr>
-        <w:hyperlink r:id="rId26" w:history="1">
+        <w:hyperlink r:id="rId25" w:history="1">
           <w:r>
             <w:rPr>
               <w:rStyle w:val="Hyperlink"/>
@@ -3787,7 +3874,7 @@
           <w:sz w:val="24"/>
           <w:u w:val="single"/>
         </w:rPr>
-        <w:hyperlink r:id="rId26" w:history="1">
+        <w:hyperlink r:id="rId25" w:history="1">
           <w:r>
             <w:rPr>
               <w:rStyle w:val="Hyperlink"/>
@@ -3805,7 +3892,7 @@
           <w:sz w:val="24"/>
           <w:u w:val="single"/>
         </w:rPr>
-        <w:hyperlink r:id="rId26" w:history="1">
+        <w:hyperlink r:id="rId25" w:history="1">
           <w:r>
             <w:rPr>
               <w:rStyle w:val="Hyperlink"/>
@@ -3823,7 +3910,7 @@
           <w:sz w:val="24"/>
           <w:u w:val="single"/>
         </w:rPr>
-        <w:hyperlink r:id="rId26" w:history="1">
+        <w:hyperlink r:id="rId25" w:history="1">
           <w:r>
             <w:rPr>
               <w:rStyle w:val="Hyperlink"/>
@@ -3841,7 +3928,7 @@
           <w:sz w:val="24"/>
           <w:u w:val="single"/>
         </w:rPr>
-        <w:hyperlink r:id="rId26" w:history="1">
+        <w:hyperlink r:id="rId25" w:history="1">
           <w:r>
             <w:rPr>
               <w:rStyle w:val="Hyperlink"/>
@@ -3859,7 +3946,7 @@
           <w:sz w:val="24"/>
           <w:u w:val="single"/>
         </w:rPr>
-        <w:hyperlink r:id="rId26" w:history="1">
+        <w:hyperlink r:id="rId25" w:history="1">
           <w:r>
             <w:rPr>
               <w:rStyle w:val="Hyperlink"/>
@@ -3877,7 +3964,7 @@
           <w:sz w:val="24"/>
           <w:u w:val="single"/>
         </w:rPr>
-        <w:hyperlink r:id="rId26" w:history="1">
+        <w:hyperlink r:id="rId25" w:history="1">
           <w:r>
             <w:rPr>
               <w:rStyle w:val="Hyperlink"/>
@@ -3895,7 +3982,7 @@
           <w:sz w:val="24"/>
           <w:u w:val="single"/>
         </w:rPr>
-        <w:hyperlink r:id="rId26" w:history="1">
+        <w:hyperlink r:id="rId25" w:history="1">
           <w:r>
             <w:rPr>
               <w:rStyle w:val="Hyperlink"/>
@@ -3913,7 +4000,7 @@
           <w:sz w:val="24"/>
           <w:u w:val="single"/>
         </w:rPr>
-        <w:hyperlink r:id="rId26" w:history="1">
+        <w:hyperlink r:id="rId25" w:history="1">
           <w:r>
             <w:rPr>
               <w:rStyle w:val="Hyperlink"/>
@@ -3931,7 +4018,7 @@
           <w:sz w:val="24"/>
           <w:u w:val="single"/>
         </w:rPr>
-        <w:hyperlink r:id="rId26" w:history="1">
+        <w:hyperlink r:id="rId25" w:history="1">
           <w:r>
             <w:rPr>
               <w:rStyle w:val="Hyperlink"/>
@@ -3949,7 +4036,7 @@
           <w:sz w:val="24"/>
           <w:u w:val="single"/>
         </w:rPr>
-        <w:hyperlink r:id="rId26" w:history="1">
+        <w:hyperlink r:id="rId25" w:history="1">
           <w:r>
             <w:rPr>
               <w:rStyle w:val="Hyperlink"/>
@@ -3967,7 +4054,7 @@
           <w:sz w:val="24"/>
           <w:u w:val="single"/>
         </w:rPr>
-        <w:hyperlink r:id="rId26" w:history="1">
+        <w:hyperlink r:id="rId25" w:history="1">
           <w:r>
             <w:rPr>
               <w:rStyle w:val="Hyperlink"/>
@@ -3985,7 +4072,7 @@
           <w:sz w:val="24"/>
           <w:u w:val="single"/>
         </w:rPr>
-        <w:hyperlink r:id="rId26" w:history="1">
+        <w:hyperlink r:id="rId25" w:history="1">
           <w:r>
             <w:rPr>
               <w:rStyle w:val="Hyperlink"/>
@@ -4003,7 +4090,7 @@
           <w:sz w:val="24"/>
           <w:u w:val="single"/>
         </w:rPr>
-        <w:hyperlink r:id="rId26" w:history="1">
+        <w:hyperlink r:id="rId25" w:history="1">
           <w:r>
             <w:rPr>
               <w:rStyle w:val="Hyperlink"/>
@@ -4021,7 +4108,7 @@
           <w:sz w:val="24"/>
           <w:u w:val="single"/>
         </w:rPr>
-        <w:hyperlink r:id="rId26" w:history="1">
+        <w:hyperlink r:id="rId25" w:history="1">
           <w:r>
             <w:rPr>
               <w:rStyle w:val="Hyperlink"/>
@@ -4039,7 +4126,14 @@
           <w:sz w:val="24"/>
           <w:u w:val="single"/>
         </w:rPr>
-        <w:t>w</w:t>
+        <w:hyperlink r:id="rId25" w:history="1">
+          <w:r>
+            <w:rPr>
+              <w:rStyle w:val="Hyperlink"/>
+            </w:rPr>
+            <w:t>w</w:t>
+          </w:r>
+        </w:hyperlink>
       </w:r>
       <w:r>
         <w:rPr>
@@ -4050,7 +4144,7 @@
           <w:sz w:val="24"/>
           <w:u w:val="single"/>
         </w:rPr>
-        <w:hyperlink r:id="rId26" w:history="1">
+        <w:hyperlink r:id="rId25" w:history="1">
           <w:r>
             <w:rPr>
               <w:rStyle w:val="Hyperlink"/>
@@ -4068,7 +4162,7 @@
           <w:sz w:val="24"/>
           <w:u w:val="single"/>
         </w:rPr>
-        <w:hyperlink r:id="rId26" w:history="1">
+        <w:hyperlink r:id="rId25" w:history="1">
           <w:r>
             <w:rPr>
               <w:rStyle w:val="Hyperlink"/>
@@ -4228,7 +4322,7 @@
           <w:sz w:val="24"/>
           <w:u w:val="single"/>
         </w:rPr>
-        <w:hyperlink r:id="rId27" w:history="1">
+        <w:hyperlink r:id="rId26" w:history="1">
           <w:r>
             <w:rPr>
               <w:rStyle w:val="Hyperlink"/>
@@ -4246,7 +4340,7 @@
           <w:sz w:val="24"/>
           <w:u w:val="single"/>
         </w:rPr>
-        <w:hyperlink r:id="rId27" w:history="1">
+        <w:hyperlink r:id="rId26" w:history="1">
           <w:r>
             <w:rPr>
               <w:rStyle w:val="Hyperlink"/>
@@ -4264,7 +4358,7 @@
           <w:sz w:val="24"/>
           <w:u w:val="single"/>
         </w:rPr>
-        <w:hyperlink r:id="rId27" w:history="1">
+        <w:hyperlink r:id="rId26" w:history="1">
           <w:r>
             <w:rPr>
               <w:rStyle w:val="Hyperlink"/>
@@ -4282,7 +4376,7 @@
           <w:sz w:val="24"/>
           <w:u w:val="single"/>
         </w:rPr>
-        <w:hyperlink r:id="rId27" w:history="1">
+        <w:hyperlink r:id="rId26" w:history="1">
           <w:r>
             <w:rPr>
               <w:rStyle w:val="Hyperlink"/>
@@ -4300,7 +4394,7 @@
           <w:sz w:val="24"/>
           <w:u w:val="single"/>
         </w:rPr>
-        <w:hyperlink r:id="rId27" w:history="1">
+        <w:hyperlink r:id="rId26" w:history="1">
           <w:r>
             <w:rPr>
               <w:rStyle w:val="Hyperlink"/>
@@ -4318,7 +4412,7 @@
           <w:sz w:val="24"/>
           <w:u w:val="single"/>
         </w:rPr>
-        <w:hyperlink r:id="rId27" w:history="1">
+        <w:hyperlink r:id="rId26" w:history="1">
           <w:r>
             <w:rPr>
               <w:rStyle w:val="Hyperlink"/>
@@ -4336,7 +4430,7 @@
           <w:sz w:val="24"/>
           <w:u w:val="single"/>
         </w:rPr>
-        <w:hyperlink r:id="rId27" w:history="1">
+        <w:hyperlink r:id="rId26" w:history="1">
           <w:r>
             <w:rPr>
               <w:rStyle w:val="Hyperlink"/>
@@ -4354,7 +4448,7 @@
           <w:sz w:val="24"/>
           <w:u w:val="single"/>
         </w:rPr>
-        <w:hyperlink r:id="rId27" w:history="1">
+        <w:hyperlink r:id="rId26" w:history="1">
           <w:r>
             <w:rPr>
               <w:rStyle w:val="Hyperlink"/>
@@ -4372,7 +4466,7 @@
           <w:sz w:val="24"/>
           <w:u w:val="single"/>
         </w:rPr>
-        <w:hyperlink r:id="rId27" w:history="1">
+        <w:hyperlink r:id="rId26" w:history="1">
           <w:r>
             <w:rPr>
               <w:rStyle w:val="Hyperlink"/>
@@ -4390,7 +4484,7 @@
           <w:sz w:val="24"/>
           <w:u w:val="single"/>
         </w:rPr>
-        <w:hyperlink r:id="rId27" w:history="1">
+        <w:hyperlink r:id="rId26" w:history="1">
           <w:r>
             <w:rPr>
               <w:rStyle w:val="Hyperlink"/>
@@ -4408,7 +4502,7 @@
           <w:sz w:val="24"/>
           <w:u w:val="single"/>
         </w:rPr>
-        <w:hyperlink r:id="rId27" w:history="1">
+        <w:hyperlink r:id="rId26" w:history="1">
           <w:r>
             <w:rPr>
               <w:rStyle w:val="Hyperlink"/>
@@ -4426,7 +4520,7 @@
           <w:sz w:val="24"/>
           <w:u w:val="single"/>
         </w:rPr>
-        <w:hyperlink r:id="rId27" w:history="1">
+        <w:hyperlink r:id="rId26" w:history="1">
           <w:r>
             <w:rPr>
               <w:rStyle w:val="Hyperlink"/>
@@ -4444,7 +4538,7 @@
           <w:sz w:val="24"/>
           <w:u w:val="single"/>
         </w:rPr>
-        <w:hyperlink r:id="rId27" w:history="1">
+        <w:hyperlink r:id="rId26" w:history="1">
           <w:r>
             <w:rPr>
               <w:rStyle w:val="Hyperlink"/>
@@ -4462,7 +4556,7 @@
           <w:sz w:val="24"/>
           <w:u w:val="single"/>
         </w:rPr>
-        <w:hyperlink r:id="rId27" w:history="1">
+        <w:hyperlink r:id="rId26" w:history="1">
           <w:r>
             <w:rPr>
               <w:rStyle w:val="Hyperlink"/>
@@ -4480,7 +4574,7 @@
           <w:sz w:val="24"/>
           <w:u w:val="single"/>
         </w:rPr>
-        <w:hyperlink r:id="rId27" w:history="1">
+        <w:hyperlink r:id="rId26" w:history="1">
           <w:r>
             <w:rPr>
               <w:rStyle w:val="Hyperlink"/>
@@ -4641,7 +4735,7 @@
           <w:sz w:val="24"/>
           <w:u w:val="single"/>
         </w:rPr>
-        <w:hyperlink r:id="rId28" w:history="1">
+        <w:hyperlink r:id="rId27" w:history="1">
           <w:r>
             <w:rPr>
               <w:rStyle w:val="Hyperlink"/>
@@ -4659,7 +4753,7 @@
           <w:sz w:val="24"/>
           <w:u w:val="single"/>
         </w:rPr>
-        <w:hyperlink r:id="rId28" w:history="1">
+        <w:hyperlink r:id="rId27" w:history="1">
           <w:r>
             <w:rPr>
               <w:rStyle w:val="Hyperlink"/>
@@ -4677,7 +4771,7 @@
           <w:sz w:val="24"/>
           <w:u w:val="single"/>
         </w:rPr>
-        <w:hyperlink r:id="rId28" w:history="1">
+        <w:hyperlink r:id="rId27" w:history="1">
           <w:r>
             <w:rPr>
               <w:rStyle w:val="Hyperlink"/>
@@ -4695,7 +4789,7 @@
           <w:sz w:val="24"/>
           <w:u w:val="single"/>
         </w:rPr>
-        <w:hyperlink r:id="rId28" w:history="1">
+        <w:hyperlink r:id="rId27" w:history="1">
           <w:r>
             <w:rPr>
               <w:rStyle w:val="Hyperlink"/>
@@ -4713,7 +4807,7 @@
           <w:sz w:val="24"/>
           <w:u w:val="single"/>
         </w:rPr>
-        <w:hyperlink r:id="rId28" w:history="1">
+        <w:hyperlink r:id="rId27" w:history="1">
           <w:r>
             <w:rPr>
               <w:rStyle w:val="Hyperlink"/>
@@ -4734,7 +4828,7 @@
           <w:sz w:val="24"/>
           <w:u w:val="single"/>
         </w:rPr>
-        <w:hyperlink r:id="rId28" w:history="1">
+        <w:hyperlink r:id="rId27" w:history="1">
           <w:r>
             <w:rPr>
               <w:rStyle w:val="Hyperlink"/>
@@ -4752,7 +4846,7 @@
           <w:sz w:val="24"/>
           <w:u w:val="single"/>
         </w:rPr>
-        <w:hyperlink r:id="rId28" w:history="1">
+        <w:hyperlink r:id="rId27" w:history="1">
           <w:r>
             <w:rPr>
               <w:rStyle w:val="Hyperlink"/>
@@ -4770,7 +4864,7 @@
           <w:sz w:val="24"/>
           <w:u w:val="single"/>
         </w:rPr>
-        <w:hyperlink r:id="rId28" w:history="1">
+        <w:hyperlink r:id="rId27" w:history="1">
           <w:r>
             <w:rPr>
               <w:rStyle w:val="Hyperlink"/>
@@ -4788,7 +4882,7 @@
           <w:sz w:val="24"/>
           <w:u w:val="single"/>
         </w:rPr>
-        <w:hyperlink r:id="rId28" w:history="1">
+        <w:hyperlink r:id="rId27" w:history="1">
           <w:r>
             <w:rPr>
               <w:rStyle w:val="Hyperlink"/>
@@ -4806,7 +4900,7 @@
           <w:sz w:val="24"/>
           <w:u w:val="single"/>
         </w:rPr>
-        <w:hyperlink r:id="rId28" w:history="1">
+        <w:hyperlink r:id="rId27" w:history="1">
           <w:r>
             <w:rPr>
               <w:rStyle w:val="Hyperlink"/>
@@ -4957,7 +5051,7 @@
           <w:sz w:val="24"/>
           <w:u w:val="single"/>
         </w:rPr>
-        <w:hyperlink r:id="rId29" w:history="1">
+        <w:hyperlink r:id="rId28" w:history="1">
           <w:r>
             <w:rPr>
               <w:rStyle w:val="Hyperlink"/>
@@ -4975,7 +5069,7 @@
           <w:sz w:val="24"/>
           <w:u w:val="single"/>
         </w:rPr>
-        <w:hyperlink r:id="rId29" w:history="1">
+        <w:hyperlink r:id="rId28" w:history="1">
           <w:r>
             <w:rPr>
               <w:rStyle w:val="Hyperlink"/>
@@ -4993,7 +5087,7 @@
           <w:sz w:val="24"/>
           <w:u w:val="single"/>
         </w:rPr>
-        <w:hyperlink r:id="rId29" w:history="1">
+        <w:hyperlink r:id="rId28" w:history="1">
           <w:r>
             <w:rPr>
               <w:rStyle w:val="Hyperlink"/>
@@ -5011,7 +5105,7 @@
           <w:sz w:val="24"/>
           <w:u w:val="single"/>
         </w:rPr>
-        <w:hyperlink r:id="rId29" w:history="1">
+        <w:hyperlink r:id="rId28" w:history="1">
           <w:r>
             <w:rPr>
               <w:rStyle w:val="Hyperlink"/>
@@ -5029,7 +5123,7 @@
           <w:sz w:val="24"/>
           <w:u w:val="single"/>
         </w:rPr>
-        <w:hyperlink r:id="rId29" w:history="1">
+        <w:hyperlink r:id="rId28" w:history="1">
           <w:r>
             <w:rPr>
               <w:rStyle w:val="Hyperlink"/>
@@ -5047,7 +5141,7 @@
           <w:sz w:val="24"/>
           <w:u w:val="single"/>
         </w:rPr>
-        <w:hyperlink r:id="rId29" w:history="1">
+        <w:hyperlink r:id="rId28" w:history="1">
           <w:r>
             <w:rPr>
               <w:rStyle w:val="Hyperlink"/>
@@ -5065,7 +5159,7 @@
           <w:sz w:val="24"/>
           <w:u w:val="single"/>
         </w:rPr>
-        <w:hyperlink r:id="rId29" w:history="1">
+        <w:hyperlink r:id="rId28" w:history="1">
           <w:r>
             <w:rPr>
               <w:rStyle w:val="Hyperlink"/>
@@ -5083,7 +5177,7 @@
           <w:sz w:val="24"/>
           <w:u w:val="single"/>
         </w:rPr>
-        <w:hyperlink r:id="rId29" w:history="1">
+        <w:hyperlink r:id="rId28" w:history="1">
           <w:r>
             <w:rPr>
               <w:rStyle w:val="Hyperlink"/>
@@ -5101,7 +5195,7 @@
           <w:sz w:val="24"/>
           <w:u w:val="single"/>
         </w:rPr>
-        <w:hyperlink r:id="rId29" w:history="1">
+        <w:hyperlink r:id="rId28" w:history="1">
           <w:r>
             <w:rPr>
               <w:rStyle w:val="Hyperlink"/>

--- a/EXPORTS/DOCX/published/niveau3/English/JustinusNassau.docx
+++ b/EXPORTS/DOCX/published/niveau3/English/JustinusNassau.docx
@@ -380,7 +380,7 @@
           <w:sz w:val="24"/>
           <w:u w:val="single"/>
         </w:rPr>
-        <w:hyperlink r:id="rId9" w:history="1">
+        <w:hyperlink r:id="rId10" w:history="1">
           <w:r>
             <w:rPr>
               <w:rStyle w:val="Hyperlink"/>
@@ -409,7 +409,7 @@
           <w:sz w:val="24"/>
           <w:u w:val="single"/>
         </w:rPr>
-        <w:hyperlink r:id="rId10" w:history="1">
+        <w:hyperlink r:id="rId9" w:history="1">
           <w:r>
             <w:rPr>
               <w:rStyle w:val="Hyperlink"/>
@@ -427,7 +427,7 @@
           <w:sz w:val="24"/>
           <w:u w:val="single"/>
         </w:rPr>
-        <w:hyperlink r:id="rId10" w:history="1">
+        <w:hyperlink r:id="rId9" w:history="1">
           <w:r>
             <w:rPr>
               <w:rStyle w:val="Hyperlink"/>
@@ -456,7 +456,7 @@
           <w:sz w:val="24"/>
           <w:u w:val="single"/>
         </w:rPr>
-        <w:hyperlink r:id="rId10" w:history="1">
+        <w:hyperlink r:id="rId9" w:history="1">
           <w:r>
             <w:rPr>
               <w:rStyle w:val="Hyperlink"/>
@@ -474,7 +474,7 @@
           <w:sz w:val="24"/>
           <w:u w:val="single"/>
         </w:rPr>
-        <w:hyperlink r:id="rId10" w:history="1">
+        <w:hyperlink r:id="rId9" w:history="1">
           <w:r>
             <w:rPr>
               <w:rStyle w:val="Hyperlink"/>
@@ -492,7 +492,7 @@
           <w:sz w:val="24"/>
           <w:u w:val="single"/>
         </w:rPr>
-        <w:hyperlink r:id="rId10" w:history="1">
+        <w:hyperlink r:id="rId9" w:history="1">
           <w:r>
             <w:rPr>
               <w:rStyle w:val="Hyperlink"/>
@@ -1431,43 +1431,17 @@
           <w:color w:val="000000"/>
           <w:sz w:val="24"/>
         </w:rPr>
-        <w:hyperlink r:id="rId15" w:history="1">
-          <w:r>
-            <w:rPr>
-              <w:rStyle w:val="Hyperlink"/>
-            </w:rPr>
-            <w:t xml:space="preserve">acific to </w:t>
-          </w:r>
-        </w:hyperlink>
-      </w:r>
-      <w:r>
-        <w:rPr>
-          <w:u w:val="single" w:color="0000ff"/>
+        <w:t>acific to s</w:t>
+      </w:r>
+      <w:r>
+        <w:rPr>
           <w:rFonts w:ascii="Charis SIL Regular" w:hAnsi="Charis SIL Regular" w:eastAsia="Charis SIL Regular"/>
           <w:b w:val="0"/>
           <w:i w:val="0"/>
           <w:color w:val="000000"/>
           <w:sz w:val="24"/>
         </w:rPr>
-        <w:t>s</w:t>
-      </w:r>
-      <w:r>
-        <w:rPr>
-          <w:u w:val="single" w:color="0000ff"/>
-          <w:rFonts w:ascii="Charis SIL Regular" w:hAnsi="Charis SIL Regular" w:eastAsia="Charis SIL Regular"/>
-          <w:b w:val="0"/>
-          <w:i w:val="0"/>
-          <w:color w:val="000000"/>
-          <w:sz w:val="24"/>
-        </w:rPr>
-        <w:hyperlink r:id="rId15" w:history="1">
-          <w:r>
-            <w:rPr>
-              <w:rStyle w:val="Hyperlink"/>
-            </w:rPr>
-            <w:t>u</w:t>
-          </w:r>
-        </w:hyperlink>
+        <w:t>u</w:t>
       </w:r>
       <w:r>
         <w:rPr>
@@ -1489,13 +1463,24 @@
       </w:r>
       <w:r>
         <w:rPr>
+          <w:u w:val="single" w:color="0000ff"/>
           <w:rFonts w:ascii="Charis SIL Regular" w:hAnsi="Charis SIL Regular" w:eastAsia="Charis SIL Regular"/>
           <w:b w:val="0"/>
           <w:i w:val="0"/>
           <w:color w:val="000000"/>
           <w:sz w:val="24"/>
         </w:rPr>
-        <w:t xml:space="preserve">the Indonesian </w:t>
+        <w:t>t</w:t>
+      </w:r>
+      <w:r>
+        <w:rPr>
+          <w:rFonts w:ascii="Charis SIL Regular" w:hAnsi="Charis SIL Regular" w:eastAsia="Charis SIL Regular"/>
+          <w:b w:val="0"/>
+          <w:i w:val="0"/>
+          <w:color w:val="000000"/>
+          <w:sz w:val="24"/>
+        </w:rPr>
+        <w:t xml:space="preserve">he Indonesian </w:t>
       </w:r>
       <w:r>
         <w:rPr>
@@ -1611,61 +1596,7 @@
           <w:color w:val="000000"/>
           <w:sz w:val="24"/>
         </w:rPr>
-        <w:t xml:space="preserve">now being </w:t>
-      </w:r>
-      <w:r>
-        <w:rPr>
-          <w:u w:val="single" w:color="0000ff"/>
-          <w:rFonts w:ascii="Charis SIL Regular" w:hAnsi="Charis SIL Regular" w:eastAsia="Charis SIL Regular"/>
-          <w:b w:val="0"/>
-          <w:i w:val="0"/>
-          <w:color w:val="000000"/>
-          <w:sz w:val="24"/>
-        </w:rPr>
-        <w:hyperlink r:id="rId11" w:history="1">
-          <w:r>
-            <w:rPr>
-              <w:rStyle w:val="Hyperlink"/>
-            </w:rPr>
-            <w:t xml:space="preserve">the southern </w:t>
-          </w:r>
-        </w:hyperlink>
-      </w:r>
-      <w:r>
-        <w:rPr>
-          <w:u w:val="single" w:color="0000ff"/>
-          <w:rFonts w:ascii="Charis SIL Regular" w:hAnsi="Charis SIL Regular" w:eastAsia="Charis SIL Regular"/>
-          <w:b w:val="0"/>
-          <w:i w:val="0"/>
-          <w:color w:val="000000"/>
-          <w:sz w:val="24"/>
-        </w:rPr>
-        <w:hyperlink r:id="rId11" w:history="1">
-          <w:r>
-            <w:rPr>
-              <w:rStyle w:val="Hyperlink"/>
-            </w:rPr>
-            <w:t>b</w:t>
-          </w:r>
-        </w:hyperlink>
-      </w:r>
-      <w:r>
-        <w:rPr>
-          <w:u w:val="single" w:color="0000ff"/>
-          <w:rFonts w:ascii="Charis SIL Regular" w:hAnsi="Charis SIL Regular" w:eastAsia="Charis SIL Regular"/>
-          <w:b w:val="0"/>
-          <w:i w:val="0"/>
-          <w:color w:val="000000"/>
-          <w:sz w:val="24"/>
-        </w:rPr>
-        <w:hyperlink r:id="rId11" w:history="1">
-          <w:r>
-            <w:rPr>
-              <w:rStyle w:val="Hyperlink"/>
-            </w:rPr>
-            <w:t>ranc</w:t>
-          </w:r>
-        </w:hyperlink>
+        <w:t>now being the southern branc</w:t>
       </w:r>
       <w:r>
         <w:rPr>
@@ -3391,7 +3322,7 @@
           <w:sz w:val="24"/>
           <w:u w:val="single"/>
         </w:rPr>
-        <w:hyperlink r:id="rId22" w:history="1">
+        <w:hyperlink r:id="rId21" w:history="1">
           <w:r>
             <w:rPr>
               <w:rStyle w:val="Hyperlink"/>
@@ -3420,21 +3351,13 @@
       </w:r>
       <w:r>
         <w:rPr>
-          <w:u w:val="single" w:color="0000ff"/>
           <w:rFonts w:ascii="Charis SIL Regular" w:hAnsi="Charis SIL Regular" w:eastAsia="Charis SIL Regular"/>
           <w:b w:val="0"/>
           <w:i w:val="0"/>
           <w:color w:val="000000"/>
           <w:sz w:val="24"/>
         </w:rPr>
-        <w:hyperlink r:id="rId21" w:history="1">
-          <w:r>
-            <w:rPr>
-              <w:rStyle w:val="Hyperlink"/>
-            </w:rPr>
-            <w:t xml:space="preserve">, </w:t>
-          </w:r>
-        </w:hyperlink>
+        <w:t xml:space="preserve">, </w:t>
       </w:r>
       <w:r>
         <w:rPr>
@@ -3445,7 +3368,7 @@
           <w:sz w:val="24"/>
           <w:u w:val="single"/>
         </w:rPr>
-        <w:hyperlink r:id="rId21" w:history="1">
+        <w:hyperlink r:id="rId23" w:history="1">
           <w:r>
             <w:rPr>
               <w:rStyle w:val="Hyperlink"/>
@@ -3474,7 +3397,7 @@
           <w:sz w:val="24"/>
           <w:u w:val="single"/>
         </w:rPr>
-        <w:hyperlink r:id="rId21" w:history="1">
+        <w:hyperlink r:id="rId23" w:history="1">
           <w:r>
             <w:rPr>
               <w:rStyle w:val="Hyperlink"/>
@@ -3492,7 +3415,7 @@
           <w:sz w:val="24"/>
           <w:u w:val="single"/>
         </w:rPr>
-        <w:hyperlink r:id="rId21" w:history="1">
+        <w:hyperlink r:id="rId23" w:history="1">
           <w:r>
             <w:rPr>
               <w:rStyle w:val="Hyperlink"/>
@@ -3600,7 +3523,7 @@
           <w:sz w:val="24"/>
           <w:u w:val="single"/>
         </w:rPr>
-        <w:hyperlink r:id="rId23" w:history="1">
+        <w:hyperlink r:id="rId24" w:history="1">
           <w:r>
             <w:rPr>
               <w:rStyle w:val="Hyperlink"/>
@@ -3618,7 +3541,7 @@
           <w:sz w:val="24"/>
           <w:u w:val="single"/>
         </w:rPr>
-        <w:hyperlink r:id="rId23" w:history="1">
+        <w:hyperlink r:id="rId24" w:history="1">
           <w:r>
             <w:rPr>
               <w:rStyle w:val="Hyperlink"/>
@@ -3636,7 +3559,7 @@
           <w:sz w:val="24"/>
           <w:u w:val="single"/>
         </w:rPr>
-        <w:hyperlink r:id="rId23" w:history="1">
+        <w:hyperlink r:id="rId24" w:history="1">
           <w:r>
             <w:rPr>
               <w:rStyle w:val="Hyperlink"/>
@@ -3654,7 +3577,7 @@
           <w:sz w:val="24"/>
           <w:u w:val="single"/>
         </w:rPr>
-        <w:hyperlink r:id="rId23" w:history="1">
+        <w:hyperlink r:id="rId24" w:history="1">
           <w:r>
             <w:rPr>
               <w:rStyle w:val="Hyperlink"/>
@@ -3682,7 +3605,7 @@
           <w:sz w:val="24"/>
           <w:u w:val="single"/>
         </w:rPr>
-        <w:hyperlink r:id="rId24" w:history="1">
+        <w:hyperlink r:id="rId25" w:history="1">
           <w:r>
             <w:rPr>
               <w:rStyle w:val="Hyperlink"/>
@@ -3718,7 +3641,7 @@
           <w:sz w:val="24"/>
           <w:u w:val="single"/>
         </w:rPr>
-        <w:hyperlink r:id="rId23" w:history="1">
+        <w:hyperlink r:id="rId24" w:history="1">
           <w:r>
             <w:rPr>
               <w:rStyle w:val="Hyperlink"/>
@@ -3856,7 +3779,7 @@
           <w:sz w:val="24"/>
           <w:u w:val="single"/>
         </w:rPr>
-        <w:hyperlink r:id="rId25" w:history="1">
+        <w:hyperlink r:id="rId26" w:history="1">
           <w:r>
             <w:rPr>
               <w:rStyle w:val="Hyperlink"/>
@@ -3874,7 +3797,7 @@
           <w:sz w:val="24"/>
           <w:u w:val="single"/>
         </w:rPr>
-        <w:hyperlink r:id="rId25" w:history="1">
+        <w:hyperlink r:id="rId26" w:history="1">
           <w:r>
             <w:rPr>
               <w:rStyle w:val="Hyperlink"/>
@@ -3892,7 +3815,7 @@
           <w:sz w:val="24"/>
           <w:u w:val="single"/>
         </w:rPr>
-        <w:hyperlink r:id="rId25" w:history="1">
+        <w:hyperlink r:id="rId26" w:history="1">
           <w:r>
             <w:rPr>
               <w:rStyle w:val="Hyperlink"/>
@@ -3910,7 +3833,7 @@
           <w:sz w:val="24"/>
           <w:u w:val="single"/>
         </w:rPr>
-        <w:hyperlink r:id="rId25" w:history="1">
+        <w:hyperlink r:id="rId26" w:history="1">
           <w:r>
             <w:rPr>
               <w:rStyle w:val="Hyperlink"/>
@@ -3928,7 +3851,7 @@
           <w:sz w:val="24"/>
           <w:u w:val="single"/>
         </w:rPr>
-        <w:hyperlink r:id="rId25" w:history="1">
+        <w:hyperlink r:id="rId26" w:history="1">
           <w:r>
             <w:rPr>
               <w:rStyle w:val="Hyperlink"/>
@@ -3946,7 +3869,7 @@
           <w:sz w:val="24"/>
           <w:u w:val="single"/>
         </w:rPr>
-        <w:hyperlink r:id="rId25" w:history="1">
+        <w:hyperlink r:id="rId26" w:history="1">
           <w:r>
             <w:rPr>
               <w:rStyle w:val="Hyperlink"/>
@@ -3964,7 +3887,7 @@
           <w:sz w:val="24"/>
           <w:u w:val="single"/>
         </w:rPr>
-        <w:hyperlink r:id="rId25" w:history="1">
+        <w:hyperlink r:id="rId26" w:history="1">
           <w:r>
             <w:rPr>
               <w:rStyle w:val="Hyperlink"/>
@@ -3982,7 +3905,7 @@
           <w:sz w:val="24"/>
           <w:u w:val="single"/>
         </w:rPr>
-        <w:hyperlink r:id="rId25" w:history="1">
+        <w:hyperlink r:id="rId26" w:history="1">
           <w:r>
             <w:rPr>
               <w:rStyle w:val="Hyperlink"/>
@@ -4000,7 +3923,7 @@
           <w:sz w:val="24"/>
           <w:u w:val="single"/>
         </w:rPr>
-        <w:hyperlink r:id="rId25" w:history="1">
+        <w:hyperlink r:id="rId26" w:history="1">
           <w:r>
             <w:rPr>
               <w:rStyle w:val="Hyperlink"/>
@@ -4018,7 +3941,7 @@
           <w:sz w:val="24"/>
           <w:u w:val="single"/>
         </w:rPr>
-        <w:hyperlink r:id="rId25" w:history="1">
+        <w:hyperlink r:id="rId26" w:history="1">
           <w:r>
             <w:rPr>
               <w:rStyle w:val="Hyperlink"/>
@@ -4036,7 +3959,7 @@
           <w:sz w:val="24"/>
           <w:u w:val="single"/>
         </w:rPr>
-        <w:hyperlink r:id="rId25" w:history="1">
+        <w:hyperlink r:id="rId26" w:history="1">
           <w:r>
             <w:rPr>
               <w:rStyle w:val="Hyperlink"/>
@@ -4054,7 +3977,7 @@
           <w:sz w:val="24"/>
           <w:u w:val="single"/>
         </w:rPr>
-        <w:hyperlink r:id="rId25" w:history="1">
+        <w:hyperlink r:id="rId26" w:history="1">
           <w:r>
             <w:rPr>
               <w:rStyle w:val="Hyperlink"/>
@@ -4072,7 +3995,7 @@
           <w:sz w:val="24"/>
           <w:u w:val="single"/>
         </w:rPr>
-        <w:hyperlink r:id="rId25" w:history="1">
+        <w:hyperlink r:id="rId26" w:history="1">
           <w:r>
             <w:rPr>
               <w:rStyle w:val="Hyperlink"/>
@@ -4090,7 +4013,7 @@
           <w:sz w:val="24"/>
           <w:u w:val="single"/>
         </w:rPr>
-        <w:hyperlink r:id="rId25" w:history="1">
+        <w:hyperlink r:id="rId26" w:history="1">
           <w:r>
             <w:rPr>
               <w:rStyle w:val="Hyperlink"/>
@@ -4108,7 +4031,7 @@
           <w:sz w:val="24"/>
           <w:u w:val="single"/>
         </w:rPr>
-        <w:hyperlink r:id="rId25" w:history="1">
+        <w:hyperlink r:id="rId26" w:history="1">
           <w:r>
             <w:rPr>
               <w:rStyle w:val="Hyperlink"/>
@@ -4126,14 +4049,7 @@
           <w:sz w:val="24"/>
           <w:u w:val="single"/>
         </w:rPr>
-        <w:hyperlink r:id="rId25" w:history="1">
-          <w:r>
-            <w:rPr>
-              <w:rStyle w:val="Hyperlink"/>
-            </w:rPr>
-            <w:t>w</w:t>
-          </w:r>
-        </w:hyperlink>
+        <w:t>w</w:t>
       </w:r>
       <w:r>
         <w:rPr>
@@ -4144,7 +4060,7 @@
           <w:sz w:val="24"/>
           <w:u w:val="single"/>
         </w:rPr>
-        <w:hyperlink r:id="rId25" w:history="1">
+        <w:hyperlink r:id="rId26" w:history="1">
           <w:r>
             <w:rPr>
               <w:rStyle w:val="Hyperlink"/>
@@ -4162,7 +4078,7 @@
           <w:sz w:val="24"/>
           <w:u w:val="single"/>
         </w:rPr>
-        <w:hyperlink r:id="rId25" w:history="1">
+        <w:hyperlink r:id="rId26" w:history="1">
           <w:r>
             <w:rPr>
               <w:rStyle w:val="Hyperlink"/>
@@ -4322,7 +4238,7 @@
           <w:sz w:val="24"/>
           <w:u w:val="single"/>
         </w:rPr>
-        <w:hyperlink r:id="rId26" w:history="1">
+        <w:hyperlink r:id="rId27" w:history="1">
           <w:r>
             <w:rPr>
               <w:rStyle w:val="Hyperlink"/>
@@ -4340,7 +4256,7 @@
           <w:sz w:val="24"/>
           <w:u w:val="single"/>
         </w:rPr>
-        <w:hyperlink r:id="rId26" w:history="1">
+        <w:hyperlink r:id="rId27" w:history="1">
           <w:r>
             <w:rPr>
               <w:rStyle w:val="Hyperlink"/>
@@ -4358,7 +4274,7 @@
           <w:sz w:val="24"/>
           <w:u w:val="single"/>
         </w:rPr>
-        <w:hyperlink r:id="rId26" w:history="1">
+        <w:hyperlink r:id="rId27" w:history="1">
           <w:r>
             <w:rPr>
               <w:rStyle w:val="Hyperlink"/>
@@ -4376,7 +4292,7 @@
           <w:sz w:val="24"/>
           <w:u w:val="single"/>
         </w:rPr>
-        <w:hyperlink r:id="rId26" w:history="1">
+        <w:hyperlink r:id="rId27" w:history="1">
           <w:r>
             <w:rPr>
               <w:rStyle w:val="Hyperlink"/>
@@ -4394,7 +4310,7 @@
           <w:sz w:val="24"/>
           <w:u w:val="single"/>
         </w:rPr>
-        <w:hyperlink r:id="rId26" w:history="1">
+        <w:hyperlink r:id="rId27" w:history="1">
           <w:r>
             <w:rPr>
               <w:rStyle w:val="Hyperlink"/>
@@ -4412,7 +4328,7 @@
           <w:sz w:val="24"/>
           <w:u w:val="single"/>
         </w:rPr>
-        <w:hyperlink r:id="rId26" w:history="1">
+        <w:hyperlink r:id="rId27" w:history="1">
           <w:r>
             <w:rPr>
               <w:rStyle w:val="Hyperlink"/>
@@ -4430,7 +4346,7 @@
           <w:sz w:val="24"/>
           <w:u w:val="single"/>
         </w:rPr>
-        <w:hyperlink r:id="rId26" w:history="1">
+        <w:hyperlink r:id="rId27" w:history="1">
           <w:r>
             <w:rPr>
               <w:rStyle w:val="Hyperlink"/>
@@ -4448,7 +4364,7 @@
           <w:sz w:val="24"/>
           <w:u w:val="single"/>
         </w:rPr>
-        <w:hyperlink r:id="rId26" w:history="1">
+        <w:hyperlink r:id="rId27" w:history="1">
           <w:r>
             <w:rPr>
               <w:rStyle w:val="Hyperlink"/>
@@ -4466,7 +4382,7 @@
           <w:sz w:val="24"/>
           <w:u w:val="single"/>
         </w:rPr>
-        <w:hyperlink r:id="rId26" w:history="1">
+        <w:hyperlink r:id="rId27" w:history="1">
           <w:r>
             <w:rPr>
               <w:rStyle w:val="Hyperlink"/>
@@ -4484,7 +4400,7 @@
           <w:sz w:val="24"/>
           <w:u w:val="single"/>
         </w:rPr>
-        <w:hyperlink r:id="rId26" w:history="1">
+        <w:hyperlink r:id="rId27" w:history="1">
           <w:r>
             <w:rPr>
               <w:rStyle w:val="Hyperlink"/>
@@ -4502,7 +4418,7 @@
           <w:sz w:val="24"/>
           <w:u w:val="single"/>
         </w:rPr>
-        <w:hyperlink r:id="rId26" w:history="1">
+        <w:hyperlink r:id="rId27" w:history="1">
           <w:r>
             <w:rPr>
               <w:rStyle w:val="Hyperlink"/>
@@ -4520,7 +4436,7 @@
           <w:sz w:val="24"/>
           <w:u w:val="single"/>
         </w:rPr>
-        <w:hyperlink r:id="rId26" w:history="1">
+        <w:hyperlink r:id="rId27" w:history="1">
           <w:r>
             <w:rPr>
               <w:rStyle w:val="Hyperlink"/>
@@ -4538,7 +4454,7 @@
           <w:sz w:val="24"/>
           <w:u w:val="single"/>
         </w:rPr>
-        <w:hyperlink r:id="rId26" w:history="1">
+        <w:hyperlink r:id="rId27" w:history="1">
           <w:r>
             <w:rPr>
               <w:rStyle w:val="Hyperlink"/>
@@ -4556,7 +4472,7 @@
           <w:sz w:val="24"/>
           <w:u w:val="single"/>
         </w:rPr>
-        <w:hyperlink r:id="rId26" w:history="1">
+        <w:hyperlink r:id="rId27" w:history="1">
           <w:r>
             <w:rPr>
               <w:rStyle w:val="Hyperlink"/>
@@ -4574,7 +4490,7 @@
           <w:sz w:val="24"/>
           <w:u w:val="single"/>
         </w:rPr>
-        <w:hyperlink r:id="rId26" w:history="1">
+        <w:hyperlink r:id="rId27" w:history="1">
           <w:r>
             <w:rPr>
               <w:rStyle w:val="Hyperlink"/>
@@ -4735,7 +4651,7 @@
           <w:sz w:val="24"/>
           <w:u w:val="single"/>
         </w:rPr>
-        <w:hyperlink r:id="rId27" w:history="1">
+        <w:hyperlink r:id="rId28" w:history="1">
           <w:r>
             <w:rPr>
               <w:rStyle w:val="Hyperlink"/>
@@ -4753,7 +4669,7 @@
           <w:sz w:val="24"/>
           <w:u w:val="single"/>
         </w:rPr>
-        <w:hyperlink r:id="rId27" w:history="1">
+        <w:hyperlink r:id="rId28" w:history="1">
           <w:r>
             <w:rPr>
               <w:rStyle w:val="Hyperlink"/>
@@ -4771,7 +4687,7 @@
           <w:sz w:val="24"/>
           <w:u w:val="single"/>
         </w:rPr>
-        <w:hyperlink r:id="rId27" w:history="1">
+        <w:hyperlink r:id="rId28" w:history="1">
           <w:r>
             <w:rPr>
               <w:rStyle w:val="Hyperlink"/>
@@ -4789,7 +4705,7 @@
           <w:sz w:val="24"/>
           <w:u w:val="single"/>
         </w:rPr>
-        <w:hyperlink r:id="rId27" w:history="1">
+        <w:hyperlink r:id="rId28" w:history="1">
           <w:r>
             <w:rPr>
               <w:rStyle w:val="Hyperlink"/>
@@ -4807,7 +4723,7 @@
           <w:sz w:val="24"/>
           <w:u w:val="single"/>
         </w:rPr>
-        <w:hyperlink r:id="rId27" w:history="1">
+        <w:hyperlink r:id="rId28" w:history="1">
           <w:r>
             <w:rPr>
               <w:rStyle w:val="Hyperlink"/>
@@ -4828,7 +4744,7 @@
           <w:sz w:val="24"/>
           <w:u w:val="single"/>
         </w:rPr>
-        <w:hyperlink r:id="rId27" w:history="1">
+        <w:hyperlink r:id="rId28" w:history="1">
           <w:r>
             <w:rPr>
               <w:rStyle w:val="Hyperlink"/>
@@ -4846,7 +4762,7 @@
           <w:sz w:val="24"/>
           <w:u w:val="single"/>
         </w:rPr>
-        <w:hyperlink r:id="rId27" w:history="1">
+        <w:hyperlink r:id="rId28" w:history="1">
           <w:r>
             <w:rPr>
               <w:rStyle w:val="Hyperlink"/>
@@ -4864,7 +4780,7 @@
           <w:sz w:val="24"/>
           <w:u w:val="single"/>
         </w:rPr>
-        <w:hyperlink r:id="rId27" w:history="1">
+        <w:hyperlink r:id="rId28" w:history="1">
           <w:r>
             <w:rPr>
               <w:rStyle w:val="Hyperlink"/>
@@ -4882,7 +4798,7 @@
           <w:sz w:val="24"/>
           <w:u w:val="single"/>
         </w:rPr>
-        <w:hyperlink r:id="rId27" w:history="1">
+        <w:hyperlink r:id="rId28" w:history="1">
           <w:r>
             <w:rPr>
               <w:rStyle w:val="Hyperlink"/>
@@ -4900,7 +4816,7 @@
           <w:sz w:val="24"/>
           <w:u w:val="single"/>
         </w:rPr>
-        <w:hyperlink r:id="rId27" w:history="1">
+        <w:hyperlink r:id="rId28" w:history="1">
           <w:r>
             <w:rPr>
               <w:rStyle w:val="Hyperlink"/>
@@ -5051,7 +4967,7 @@
           <w:sz w:val="24"/>
           <w:u w:val="single"/>
         </w:rPr>
-        <w:hyperlink r:id="rId28" w:history="1">
+        <w:hyperlink r:id="rId29" w:history="1">
           <w:r>
             <w:rPr>
               <w:rStyle w:val="Hyperlink"/>
@@ -5069,7 +4985,7 @@
           <w:sz w:val="24"/>
           <w:u w:val="single"/>
         </w:rPr>
-        <w:hyperlink r:id="rId28" w:history="1">
+        <w:hyperlink r:id="rId29" w:history="1">
           <w:r>
             <w:rPr>
               <w:rStyle w:val="Hyperlink"/>
@@ -5087,7 +5003,7 @@
           <w:sz w:val="24"/>
           <w:u w:val="single"/>
         </w:rPr>
-        <w:hyperlink r:id="rId28" w:history="1">
+        <w:hyperlink r:id="rId29" w:history="1">
           <w:r>
             <w:rPr>
               <w:rStyle w:val="Hyperlink"/>
@@ -5105,7 +5021,7 @@
           <w:sz w:val="24"/>
           <w:u w:val="single"/>
         </w:rPr>
-        <w:hyperlink r:id="rId28" w:history="1">
+        <w:hyperlink r:id="rId29" w:history="1">
           <w:r>
             <w:rPr>
               <w:rStyle w:val="Hyperlink"/>
@@ -5123,7 +5039,7 @@
           <w:sz w:val="24"/>
           <w:u w:val="single"/>
         </w:rPr>
-        <w:hyperlink r:id="rId28" w:history="1">
+        <w:hyperlink r:id="rId29" w:history="1">
           <w:r>
             <w:rPr>
               <w:rStyle w:val="Hyperlink"/>
@@ -5141,7 +5057,7 @@
           <w:sz w:val="24"/>
           <w:u w:val="single"/>
         </w:rPr>
-        <w:hyperlink r:id="rId28" w:history="1">
+        <w:hyperlink r:id="rId29" w:history="1">
           <w:r>
             <w:rPr>
               <w:rStyle w:val="Hyperlink"/>
@@ -5159,7 +5075,7 @@
           <w:sz w:val="24"/>
           <w:u w:val="single"/>
         </w:rPr>
-        <w:hyperlink r:id="rId28" w:history="1">
+        <w:hyperlink r:id="rId29" w:history="1">
           <w:r>
             <w:rPr>
               <w:rStyle w:val="Hyperlink"/>
@@ -5177,7 +5093,7 @@
           <w:sz w:val="24"/>
           <w:u w:val="single"/>
         </w:rPr>
-        <w:hyperlink r:id="rId28" w:history="1">
+        <w:hyperlink r:id="rId29" w:history="1">
           <w:r>
             <w:rPr>
               <w:rStyle w:val="Hyperlink"/>
@@ -5195,7 +5111,7 @@
           <w:sz w:val="24"/>
           <w:u w:val="single"/>
         </w:rPr>
-        <w:hyperlink r:id="rId28" w:history="1">
+        <w:hyperlink r:id="rId29" w:history="1">
           <w:r>
             <w:rPr>
               <w:rStyle w:val="Hyperlink"/>

--- a/EXPORTS/DOCX/published/niveau3/English/JustinusNassau.docx
+++ b/EXPORTS/DOCX/published/niveau3/English/JustinusNassau.docx
@@ -380,7 +380,7 @@
           <w:sz w:val="24"/>
           <w:u w:val="single"/>
         </w:rPr>
-        <w:hyperlink r:id="rId10" w:history="1">
+        <w:hyperlink r:id="rId9" w:history="1">
           <w:r>
             <w:rPr>
               <w:rStyle w:val="Hyperlink"/>
@@ -739,21 +739,13 @@
       </w:r>
       <w:r>
         <w:rPr>
-          <w:u w:val="single" w:color="0000ff"/>
           <w:rFonts w:ascii="Charis SIL Regular" w:hAnsi="Charis SIL Regular" w:eastAsia="Charis SIL Regular"/>
           <w:b w:val="0"/>
           <w:i w:val="0"/>
           <w:color w:val="000000"/>
           <w:sz w:val="24"/>
         </w:rPr>
-        <w:hyperlink r:id="rId11" w:history="1">
-          <w:r>
-            <w:rPr>
-              <w:rStyle w:val="Hyperlink"/>
-            </w:rPr>
-            <w:t>dupli</w:t>
-          </w:r>
-        </w:hyperlink>
+        <w:t>dupli</w:t>
       </w:r>
       <w:r>
         <w:rPr>
@@ -1431,17 +1423,53 @@
           <w:color w:val="000000"/>
           <w:sz w:val="24"/>
         </w:rPr>
-        <w:t>acific to s</w:t>
-      </w:r>
-      <w:r>
-        <w:rPr>
+        <w:hyperlink r:id="rId15" w:history="1">
+          <w:r>
+            <w:rPr>
+              <w:rStyle w:val="Hyperlink"/>
+            </w:rPr>
+            <w:t>acific to</w:t>
+          </w:r>
+        </w:hyperlink>
+      </w:r>
+      <w:r>
+        <w:rPr>
+          <w:u w:val="single" w:color="0000ff"/>
           <w:rFonts w:ascii="Charis SIL Regular" w:hAnsi="Charis SIL Regular" w:eastAsia="Charis SIL Regular"/>
           <w:b w:val="0"/>
           <w:i w:val="0"/>
           <w:color w:val="000000"/>
           <w:sz w:val="24"/>
         </w:rPr>
-        <w:t>u</w:t>
+        <w:t xml:space="preserve"> </w:t>
+      </w:r>
+      <w:r>
+        <w:rPr>
+          <w:rFonts w:ascii="Charis SIL Regular" w:hAnsi="Charis SIL Regular" w:eastAsia="Charis SIL Regular"/>
+          <w:b w:val="0"/>
+          <w:i w:val="0"/>
+          <w:color w:val="000000"/>
+          <w:sz w:val="24"/>
+        </w:rPr>
+        <w:t>s</w:t>
+      </w:r>
+      <w:r>
+        <w:rPr>
+          <w:u w:val="single" w:color="0000ff"/>
+          <w:rFonts w:ascii="Charis SIL Regular" w:hAnsi="Charis SIL Regular" w:eastAsia="Charis SIL Regular"/>
+          <w:b w:val="0"/>
+          <w:i w:val="0"/>
+          <w:color w:val="000000"/>
+          <w:sz w:val="24"/>
+        </w:rPr>
+        <w:hyperlink r:id="rId15" w:history="1">
+          <w:r>
+            <w:rPr>
+              <w:rStyle w:val="Hyperlink"/>
+            </w:rPr>
+            <w:t>u</w:t>
+          </w:r>
+        </w:hyperlink>
       </w:r>
       <w:r>
         <w:rPr>
@@ -1596,7 +1624,61 @@
           <w:color w:val="000000"/>
           <w:sz w:val="24"/>
         </w:rPr>
-        <w:t>now being the southern branc</w:t>
+        <w:t xml:space="preserve">now being </w:t>
+      </w:r>
+      <w:r>
+        <w:rPr>
+          <w:u w:val="single" w:color="0000ff"/>
+          <w:rFonts w:ascii="Charis SIL Regular" w:hAnsi="Charis SIL Regular" w:eastAsia="Charis SIL Regular"/>
+          <w:b w:val="0"/>
+          <w:i w:val="0"/>
+          <w:color w:val="000000"/>
+          <w:sz w:val="24"/>
+        </w:rPr>
+        <w:hyperlink r:id="rId11" w:history="1">
+          <w:r>
+            <w:rPr>
+              <w:rStyle w:val="Hyperlink"/>
+            </w:rPr>
+            <w:t xml:space="preserve">the southern </w:t>
+          </w:r>
+        </w:hyperlink>
+      </w:r>
+      <w:r>
+        <w:rPr>
+          <w:u w:val="single" w:color="0000ff"/>
+          <w:rFonts w:ascii="Charis SIL Regular" w:hAnsi="Charis SIL Regular" w:eastAsia="Charis SIL Regular"/>
+          <w:b w:val="0"/>
+          <w:i w:val="0"/>
+          <w:color w:val="000000"/>
+          <w:sz w:val="24"/>
+        </w:rPr>
+        <w:hyperlink r:id="rId11" w:history="1">
+          <w:r>
+            <w:rPr>
+              <w:rStyle w:val="Hyperlink"/>
+            </w:rPr>
+            <w:t>b</w:t>
+          </w:r>
+        </w:hyperlink>
+      </w:r>
+      <w:r>
+        <w:rPr>
+          <w:u w:val="single" w:color="0000ff"/>
+          <w:rFonts w:ascii="Charis SIL Regular" w:hAnsi="Charis SIL Regular" w:eastAsia="Charis SIL Regular"/>
+          <w:b w:val="0"/>
+          <w:i w:val="0"/>
+          <w:color w:val="000000"/>
+          <w:sz w:val="24"/>
+        </w:rPr>
+        <w:hyperlink r:id="rId11" w:history="1">
+          <w:r>
+            <w:rPr>
+              <w:rStyle w:val="Hyperlink"/>
+            </w:rPr>
+            <w:t>ranc</w:t>
+          </w:r>
+        </w:hyperlink>
       </w:r>
       <w:r>
         <w:rPr>
@@ -3351,13 +3433,21 @@
       </w:r>
       <w:r>
         <w:rPr>
+          <w:u w:val="single" w:color="0000ff"/>
           <w:rFonts w:ascii="Charis SIL Regular" w:hAnsi="Charis SIL Regular" w:eastAsia="Charis SIL Regular"/>
           <w:b w:val="0"/>
           <w:i w:val="0"/>
           <w:color w:val="000000"/>
           <w:sz w:val="24"/>
         </w:rPr>
-        <w:t xml:space="preserve">, </w:t>
+        <w:hyperlink r:id="rId21" w:history="1">
+          <w:r>
+            <w:rPr>
+              <w:rStyle w:val="Hyperlink"/>
+            </w:rPr>
+            <w:t xml:space="preserve">, </w:t>
+          </w:r>
+        </w:hyperlink>
       </w:r>
       <w:r>
         <w:rPr>
@@ -3368,7 +3458,7 @@
           <w:sz w:val="24"/>
           <w:u w:val="single"/>
         </w:rPr>
-        <w:hyperlink r:id="rId23" w:history="1">
+        <w:hyperlink r:id="rId21" w:history="1">
           <w:r>
             <w:rPr>
               <w:rStyle w:val="Hyperlink"/>
@@ -3397,7 +3487,7 @@
           <w:sz w:val="24"/>
           <w:u w:val="single"/>
         </w:rPr>
-        <w:hyperlink r:id="rId23" w:history="1">
+        <w:hyperlink r:id="rId21" w:history="1">
           <w:r>
             <w:rPr>
               <w:rStyle w:val="Hyperlink"/>
@@ -3415,7 +3505,7 @@
           <w:sz w:val="24"/>
           <w:u w:val="single"/>
         </w:rPr>
-        <w:hyperlink r:id="rId23" w:history="1">
+        <w:hyperlink r:id="rId21" w:history="1">
           <w:r>
             <w:rPr>
               <w:rStyle w:val="Hyperlink"/>
@@ -3523,7 +3613,7 @@
           <w:sz w:val="24"/>
           <w:u w:val="single"/>
         </w:rPr>
-        <w:hyperlink r:id="rId24" w:history="1">
+        <w:hyperlink r:id="rId23" w:history="1">
           <w:r>
             <w:rPr>
               <w:rStyle w:val="Hyperlink"/>
@@ -3541,7 +3631,7 @@
           <w:sz w:val="24"/>
           <w:u w:val="single"/>
         </w:rPr>
-        <w:hyperlink r:id="rId24" w:history="1">
+        <w:hyperlink r:id="rId23" w:history="1">
           <w:r>
             <w:rPr>
               <w:rStyle w:val="Hyperlink"/>
@@ -3559,7 +3649,7 @@
           <w:sz w:val="24"/>
           <w:u w:val="single"/>
         </w:rPr>
-        <w:hyperlink r:id="rId24" w:history="1">
+        <w:hyperlink r:id="rId23" w:history="1">
           <w:r>
             <w:rPr>
               <w:rStyle w:val="Hyperlink"/>
@@ -3577,7 +3667,7 @@
           <w:sz w:val="24"/>
           <w:u w:val="single"/>
         </w:rPr>
-        <w:hyperlink r:id="rId24" w:history="1">
+        <w:hyperlink r:id="rId23" w:history="1">
           <w:r>
             <w:rPr>
               <w:rStyle w:val="Hyperlink"/>
@@ -3605,7 +3695,7 @@
           <w:sz w:val="24"/>
           <w:u w:val="single"/>
         </w:rPr>
-        <w:hyperlink r:id="rId25" w:history="1">
+        <w:hyperlink r:id="rId24" w:history="1">
           <w:r>
             <w:rPr>
               <w:rStyle w:val="Hyperlink"/>
@@ -3641,7 +3731,7 @@
           <w:sz w:val="24"/>
           <w:u w:val="single"/>
         </w:rPr>
-        <w:hyperlink r:id="rId24" w:history="1">
+        <w:hyperlink r:id="rId23" w:history="1">
           <w:r>
             <w:rPr>
               <w:rStyle w:val="Hyperlink"/>
@@ -3779,7 +3869,7 @@
           <w:sz w:val="24"/>
           <w:u w:val="single"/>
         </w:rPr>
-        <w:hyperlink r:id="rId26" w:history="1">
+        <w:hyperlink r:id="rId25" w:history="1">
           <w:r>
             <w:rPr>
               <w:rStyle w:val="Hyperlink"/>
@@ -3797,7 +3887,7 @@
           <w:sz w:val="24"/>
           <w:u w:val="single"/>
         </w:rPr>
-        <w:hyperlink r:id="rId26" w:history="1">
+        <w:hyperlink r:id="rId25" w:history="1">
           <w:r>
             <w:rPr>
               <w:rStyle w:val="Hyperlink"/>
@@ -3815,7 +3905,7 @@
           <w:sz w:val="24"/>
           <w:u w:val="single"/>
         </w:rPr>
-        <w:hyperlink r:id="rId26" w:history="1">
+        <w:hyperlink r:id="rId25" w:history="1">
           <w:r>
             <w:rPr>
               <w:rStyle w:val="Hyperlink"/>
@@ -3833,7 +3923,7 @@
           <w:sz w:val="24"/>
           <w:u w:val="single"/>
         </w:rPr>
-        <w:hyperlink r:id="rId26" w:history="1">
+        <w:hyperlink r:id="rId25" w:history="1">
           <w:r>
             <w:rPr>
               <w:rStyle w:val="Hyperlink"/>
@@ -3851,7 +3941,7 @@
           <w:sz w:val="24"/>
           <w:u w:val="single"/>
         </w:rPr>
-        <w:hyperlink r:id="rId26" w:history="1">
+        <w:hyperlink r:id="rId25" w:history="1">
           <w:r>
             <w:rPr>
               <w:rStyle w:val="Hyperlink"/>
@@ -3869,7 +3959,7 @@
           <w:sz w:val="24"/>
           <w:u w:val="single"/>
         </w:rPr>
-        <w:hyperlink r:id="rId26" w:history="1">
+        <w:hyperlink r:id="rId25" w:history="1">
           <w:r>
             <w:rPr>
               <w:rStyle w:val="Hyperlink"/>
@@ -3887,7 +3977,7 @@
           <w:sz w:val="24"/>
           <w:u w:val="single"/>
         </w:rPr>
-        <w:hyperlink r:id="rId26" w:history="1">
+        <w:hyperlink r:id="rId25" w:history="1">
           <w:r>
             <w:rPr>
               <w:rStyle w:val="Hyperlink"/>
@@ -3905,7 +3995,7 @@
           <w:sz w:val="24"/>
           <w:u w:val="single"/>
         </w:rPr>
-        <w:hyperlink r:id="rId26" w:history="1">
+        <w:hyperlink r:id="rId25" w:history="1">
           <w:r>
             <w:rPr>
               <w:rStyle w:val="Hyperlink"/>
@@ -3923,7 +4013,7 @@
           <w:sz w:val="24"/>
           <w:u w:val="single"/>
         </w:rPr>
-        <w:hyperlink r:id="rId26" w:history="1">
+        <w:hyperlink r:id="rId25" w:history="1">
           <w:r>
             <w:rPr>
               <w:rStyle w:val="Hyperlink"/>
@@ -3941,7 +4031,7 @@
           <w:sz w:val="24"/>
           <w:u w:val="single"/>
         </w:rPr>
-        <w:hyperlink r:id="rId26" w:history="1">
+        <w:hyperlink r:id="rId25" w:history="1">
           <w:r>
             <w:rPr>
               <w:rStyle w:val="Hyperlink"/>
@@ -3959,7 +4049,7 @@
           <w:sz w:val="24"/>
           <w:u w:val="single"/>
         </w:rPr>
-        <w:hyperlink r:id="rId26" w:history="1">
+        <w:hyperlink r:id="rId25" w:history="1">
           <w:r>
             <w:rPr>
               <w:rStyle w:val="Hyperlink"/>
@@ -3977,7 +4067,7 @@
           <w:sz w:val="24"/>
           <w:u w:val="single"/>
         </w:rPr>
-        <w:hyperlink r:id="rId26" w:history="1">
+        <w:hyperlink r:id="rId25" w:history="1">
           <w:r>
             <w:rPr>
               <w:rStyle w:val="Hyperlink"/>
@@ -3995,7 +4085,7 @@
           <w:sz w:val="24"/>
           <w:u w:val="single"/>
         </w:rPr>
-        <w:hyperlink r:id="rId26" w:history="1">
+        <w:hyperlink r:id="rId25" w:history="1">
           <w:r>
             <w:rPr>
               <w:rStyle w:val="Hyperlink"/>
@@ -4013,7 +4103,7 @@
           <w:sz w:val="24"/>
           <w:u w:val="single"/>
         </w:rPr>
-        <w:hyperlink r:id="rId26" w:history="1">
+        <w:hyperlink r:id="rId25" w:history="1">
           <w:r>
             <w:rPr>
               <w:rStyle w:val="Hyperlink"/>
@@ -4031,7 +4121,7 @@
           <w:sz w:val="24"/>
           <w:u w:val="single"/>
         </w:rPr>
-        <w:hyperlink r:id="rId26" w:history="1">
+        <w:hyperlink r:id="rId25" w:history="1">
           <w:r>
             <w:rPr>
               <w:rStyle w:val="Hyperlink"/>
@@ -4049,7 +4139,14 @@
           <w:sz w:val="24"/>
           <w:u w:val="single"/>
         </w:rPr>
-        <w:t>w</w:t>
+        <w:hyperlink r:id="rId25" w:history="1">
+          <w:r>
+            <w:rPr>
+              <w:rStyle w:val="Hyperlink"/>
+            </w:rPr>
+            <w:t>w</w:t>
+          </w:r>
+        </w:hyperlink>
       </w:r>
       <w:r>
         <w:rPr>
@@ -4060,7 +4157,7 @@
           <w:sz w:val="24"/>
           <w:u w:val="single"/>
         </w:rPr>
-        <w:hyperlink r:id="rId26" w:history="1">
+        <w:hyperlink r:id="rId25" w:history="1">
           <w:r>
             <w:rPr>
               <w:rStyle w:val="Hyperlink"/>
@@ -4078,7 +4175,7 @@
           <w:sz w:val="24"/>
           <w:u w:val="single"/>
         </w:rPr>
-        <w:hyperlink r:id="rId26" w:history="1">
+        <w:hyperlink r:id="rId25" w:history="1">
           <w:r>
             <w:rPr>
               <w:rStyle w:val="Hyperlink"/>
@@ -4238,7 +4335,7 @@
           <w:sz w:val="24"/>
           <w:u w:val="single"/>
         </w:rPr>
-        <w:hyperlink r:id="rId27" w:history="1">
+        <w:hyperlink r:id="rId26" w:history="1">
           <w:r>
             <w:rPr>
               <w:rStyle w:val="Hyperlink"/>
@@ -4256,7 +4353,7 @@
           <w:sz w:val="24"/>
           <w:u w:val="single"/>
         </w:rPr>
-        <w:hyperlink r:id="rId27" w:history="1">
+        <w:hyperlink r:id="rId26" w:history="1">
           <w:r>
             <w:rPr>
               <w:rStyle w:val="Hyperlink"/>
@@ -4274,7 +4371,7 @@
           <w:sz w:val="24"/>
           <w:u w:val="single"/>
         </w:rPr>
-        <w:hyperlink r:id="rId27" w:history="1">
+        <w:hyperlink r:id="rId26" w:history="1">
           <w:r>
             <w:rPr>
               <w:rStyle w:val="Hyperlink"/>
@@ -4292,7 +4389,7 @@
           <w:sz w:val="24"/>
           <w:u w:val="single"/>
         </w:rPr>
-        <w:hyperlink r:id="rId27" w:history="1">
+        <w:hyperlink r:id="rId26" w:history="1">
           <w:r>
             <w:rPr>
               <w:rStyle w:val="Hyperlink"/>
@@ -4310,7 +4407,7 @@
           <w:sz w:val="24"/>
           <w:u w:val="single"/>
         </w:rPr>
-        <w:hyperlink r:id="rId27" w:history="1">
+        <w:hyperlink r:id="rId26" w:history="1">
           <w:r>
             <w:rPr>
               <w:rStyle w:val="Hyperlink"/>
@@ -4328,7 +4425,7 @@
           <w:sz w:val="24"/>
           <w:u w:val="single"/>
         </w:rPr>
-        <w:hyperlink r:id="rId27" w:history="1">
+        <w:hyperlink r:id="rId26" w:history="1">
           <w:r>
             <w:rPr>
               <w:rStyle w:val="Hyperlink"/>
@@ -4346,7 +4443,7 @@
           <w:sz w:val="24"/>
           <w:u w:val="single"/>
         </w:rPr>
-        <w:hyperlink r:id="rId27" w:history="1">
+        <w:hyperlink r:id="rId26" w:history="1">
           <w:r>
             <w:rPr>
               <w:rStyle w:val="Hyperlink"/>
@@ -4364,7 +4461,7 @@
           <w:sz w:val="24"/>
           <w:u w:val="single"/>
         </w:rPr>
-        <w:hyperlink r:id="rId27" w:history="1">
+        <w:hyperlink r:id="rId26" w:history="1">
           <w:r>
             <w:rPr>
               <w:rStyle w:val="Hyperlink"/>
@@ -4382,7 +4479,7 @@
           <w:sz w:val="24"/>
           <w:u w:val="single"/>
         </w:rPr>
-        <w:hyperlink r:id="rId27" w:history="1">
+        <w:hyperlink r:id="rId26" w:history="1">
           <w:r>
             <w:rPr>
               <w:rStyle w:val="Hyperlink"/>
@@ -4400,7 +4497,7 @@
           <w:sz w:val="24"/>
           <w:u w:val="single"/>
         </w:rPr>
-        <w:hyperlink r:id="rId27" w:history="1">
+        <w:hyperlink r:id="rId26" w:history="1">
           <w:r>
             <w:rPr>
               <w:rStyle w:val="Hyperlink"/>
@@ -4418,7 +4515,7 @@
           <w:sz w:val="24"/>
           <w:u w:val="single"/>
         </w:rPr>
-        <w:hyperlink r:id="rId27" w:history="1">
+        <w:hyperlink r:id="rId26" w:history="1">
           <w:r>
             <w:rPr>
               <w:rStyle w:val="Hyperlink"/>
@@ -4436,7 +4533,7 @@
           <w:sz w:val="24"/>
           <w:u w:val="single"/>
         </w:rPr>
-        <w:hyperlink r:id="rId27" w:history="1">
+        <w:hyperlink r:id="rId26" w:history="1">
           <w:r>
             <w:rPr>
               <w:rStyle w:val="Hyperlink"/>
@@ -4454,7 +4551,7 @@
           <w:sz w:val="24"/>
           <w:u w:val="single"/>
         </w:rPr>
-        <w:hyperlink r:id="rId27" w:history="1">
+        <w:hyperlink r:id="rId26" w:history="1">
           <w:r>
             <w:rPr>
               <w:rStyle w:val="Hyperlink"/>
@@ -4472,7 +4569,7 @@
           <w:sz w:val="24"/>
           <w:u w:val="single"/>
         </w:rPr>
-        <w:hyperlink r:id="rId27" w:history="1">
+        <w:hyperlink r:id="rId26" w:history="1">
           <w:r>
             <w:rPr>
               <w:rStyle w:val="Hyperlink"/>
@@ -4490,7 +4587,7 @@
           <w:sz w:val="24"/>
           <w:u w:val="single"/>
         </w:rPr>
-        <w:hyperlink r:id="rId27" w:history="1">
+        <w:hyperlink r:id="rId26" w:history="1">
           <w:r>
             <w:rPr>
               <w:rStyle w:val="Hyperlink"/>
@@ -4651,7 +4748,7 @@
           <w:sz w:val="24"/>
           <w:u w:val="single"/>
         </w:rPr>
-        <w:hyperlink r:id="rId28" w:history="1">
+        <w:hyperlink r:id="rId27" w:history="1">
           <w:r>
             <w:rPr>
               <w:rStyle w:val="Hyperlink"/>
@@ -4669,7 +4766,7 @@
           <w:sz w:val="24"/>
           <w:u w:val="single"/>
         </w:rPr>
-        <w:hyperlink r:id="rId28" w:history="1">
+        <w:hyperlink r:id="rId27" w:history="1">
           <w:r>
             <w:rPr>
               <w:rStyle w:val="Hyperlink"/>
@@ -4687,7 +4784,7 @@
           <w:sz w:val="24"/>
           <w:u w:val="single"/>
         </w:rPr>
-        <w:hyperlink r:id="rId28" w:history="1">
+        <w:hyperlink r:id="rId27" w:history="1">
           <w:r>
             <w:rPr>
               <w:rStyle w:val="Hyperlink"/>
@@ -4705,7 +4802,7 @@
           <w:sz w:val="24"/>
           <w:u w:val="single"/>
         </w:rPr>
-        <w:hyperlink r:id="rId28" w:history="1">
+        <w:hyperlink r:id="rId27" w:history="1">
           <w:r>
             <w:rPr>
               <w:rStyle w:val="Hyperlink"/>
@@ -4723,7 +4820,7 @@
           <w:sz w:val="24"/>
           <w:u w:val="single"/>
         </w:rPr>
-        <w:hyperlink r:id="rId28" w:history="1">
+        <w:hyperlink r:id="rId27" w:history="1">
           <w:r>
             <w:rPr>
               <w:rStyle w:val="Hyperlink"/>
@@ -4744,7 +4841,7 @@
           <w:sz w:val="24"/>
           <w:u w:val="single"/>
         </w:rPr>
-        <w:hyperlink r:id="rId28" w:history="1">
+        <w:hyperlink r:id="rId27" w:history="1">
           <w:r>
             <w:rPr>
               <w:rStyle w:val="Hyperlink"/>
@@ -4762,7 +4859,7 @@
           <w:sz w:val="24"/>
           <w:u w:val="single"/>
         </w:rPr>
-        <w:hyperlink r:id="rId28" w:history="1">
+        <w:hyperlink r:id="rId27" w:history="1">
           <w:r>
             <w:rPr>
               <w:rStyle w:val="Hyperlink"/>
@@ -4780,7 +4877,7 @@
           <w:sz w:val="24"/>
           <w:u w:val="single"/>
         </w:rPr>
-        <w:hyperlink r:id="rId28" w:history="1">
+        <w:hyperlink r:id="rId27" w:history="1">
           <w:r>
             <w:rPr>
               <w:rStyle w:val="Hyperlink"/>
@@ -4798,7 +4895,7 @@
           <w:sz w:val="24"/>
           <w:u w:val="single"/>
         </w:rPr>
-        <w:hyperlink r:id="rId28" w:history="1">
+        <w:hyperlink r:id="rId27" w:history="1">
           <w:r>
             <w:rPr>
               <w:rStyle w:val="Hyperlink"/>
@@ -4816,7 +4913,7 @@
           <w:sz w:val="24"/>
           <w:u w:val="single"/>
         </w:rPr>
-        <w:hyperlink r:id="rId28" w:history="1">
+        <w:hyperlink r:id="rId27" w:history="1">
           <w:r>
             <w:rPr>
               <w:rStyle w:val="Hyperlink"/>
@@ -4967,7 +5064,7 @@
           <w:sz w:val="24"/>
           <w:u w:val="single"/>
         </w:rPr>
-        <w:hyperlink r:id="rId29" w:history="1">
+        <w:hyperlink r:id="rId28" w:history="1">
           <w:r>
             <w:rPr>
               <w:rStyle w:val="Hyperlink"/>
@@ -4985,7 +5082,7 @@
           <w:sz w:val="24"/>
           <w:u w:val="single"/>
         </w:rPr>
-        <w:hyperlink r:id="rId29" w:history="1">
+        <w:hyperlink r:id="rId28" w:history="1">
           <w:r>
             <w:rPr>
               <w:rStyle w:val="Hyperlink"/>
@@ -5003,7 +5100,7 @@
           <w:sz w:val="24"/>
           <w:u w:val="single"/>
         </w:rPr>
-        <w:hyperlink r:id="rId29" w:history="1">
+        <w:hyperlink r:id="rId28" w:history="1">
           <w:r>
             <w:rPr>
               <w:rStyle w:val="Hyperlink"/>
@@ -5021,7 +5118,7 @@
           <w:sz w:val="24"/>
           <w:u w:val="single"/>
         </w:rPr>
-        <w:hyperlink r:id="rId29" w:history="1">
+        <w:hyperlink r:id="rId28" w:history="1">
           <w:r>
             <w:rPr>
               <w:rStyle w:val="Hyperlink"/>
@@ -5039,7 +5136,7 @@
           <w:sz w:val="24"/>
           <w:u w:val="single"/>
         </w:rPr>
-        <w:hyperlink r:id="rId29" w:history="1">
+        <w:hyperlink r:id="rId28" w:history="1">
           <w:r>
             <w:rPr>
               <w:rStyle w:val="Hyperlink"/>
@@ -5057,7 +5154,7 @@
           <w:sz w:val="24"/>
           <w:u w:val="single"/>
         </w:rPr>
-        <w:hyperlink r:id="rId29" w:history="1">
+        <w:hyperlink r:id="rId28" w:history="1">
           <w:r>
             <w:rPr>
               <w:rStyle w:val="Hyperlink"/>
@@ -5075,7 +5172,7 @@
           <w:sz w:val="24"/>
           <w:u w:val="single"/>
         </w:rPr>
-        <w:hyperlink r:id="rId29" w:history="1">
+        <w:hyperlink r:id="rId28" w:history="1">
           <w:r>
             <w:rPr>
               <w:rStyle w:val="Hyperlink"/>
@@ -5093,7 +5190,7 @@
           <w:sz w:val="24"/>
           <w:u w:val="single"/>
         </w:rPr>
-        <w:hyperlink r:id="rId29" w:history="1">
+        <w:hyperlink r:id="rId28" w:history="1">
           <w:r>
             <w:rPr>
               <w:rStyle w:val="Hyperlink"/>
@@ -5111,7 +5208,7 @@
           <w:sz w:val="24"/>
           <w:u w:val="single"/>
         </w:rPr>
-        <w:hyperlink r:id="rId29" w:history="1">
+        <w:hyperlink r:id="rId28" w:history="1">
           <w:r>
             <w:rPr>
               <w:rStyle w:val="Hyperlink"/>

--- a/EXPORTS/DOCX/published/niveau3/English/JustinusNassau.docx
+++ b/EXPORTS/DOCX/published/niveau3/English/JustinusNassau.docx
@@ -456,7 +456,7 @@
           <w:sz w:val="24"/>
           <w:u w:val="single"/>
         </w:rPr>
-        <w:hyperlink r:id="rId9" w:history="1">
+        <w:hyperlink r:id="rId10" w:history="1">
           <w:r>
             <w:rPr>
               <w:rStyle w:val="Hyperlink"/>
@@ -474,7 +474,7 @@
           <w:sz w:val="24"/>
           <w:u w:val="single"/>
         </w:rPr>
-        <w:hyperlink r:id="rId9" w:history="1">
+        <w:hyperlink r:id="rId10" w:history="1">
           <w:r>
             <w:rPr>
               <w:rStyle w:val="Hyperlink"/>
@@ -492,7 +492,7 @@
           <w:sz w:val="24"/>
           <w:u w:val="single"/>
         </w:rPr>
-        <w:hyperlink r:id="rId9" w:history="1">
+        <w:hyperlink r:id="rId10" w:history="1">
           <w:r>
             <w:rPr>
               <w:rStyle w:val="Hyperlink"/>
@@ -739,13 +739,21 @@
       </w:r>
       <w:r>
         <w:rPr>
+          <w:u w:val="single" w:color="0000ff"/>
           <w:rFonts w:ascii="Charis SIL Regular" w:hAnsi="Charis SIL Regular" w:eastAsia="Charis SIL Regular"/>
           <w:b w:val="0"/>
           <w:i w:val="0"/>
           <w:color w:val="000000"/>
           <w:sz w:val="24"/>
         </w:rPr>
-        <w:t>dupli</w:t>
+        <w:hyperlink r:id="rId11" w:history="1">
+          <w:r>
+            <w:rPr>
+              <w:rStyle w:val="Hyperlink"/>
+            </w:rPr>
+            <w:t>dupli</w:t>
+          </w:r>
+        </w:hyperlink>
       </w:r>
       <w:r>
         <w:rPr>
@@ -1434,7 +1442,6 @@
       </w:r>
       <w:r>
         <w:rPr>
-          <w:u w:val="single" w:color="0000ff"/>
           <w:rFonts w:ascii="Charis SIL Regular" w:hAnsi="Charis SIL Regular" w:eastAsia="Charis SIL Regular"/>
           <w:b w:val="0"/>
           <w:i w:val="0"/>
@@ -3404,7 +3411,7 @@
           <w:sz w:val="24"/>
           <w:u w:val="single"/>
         </w:rPr>
-        <w:hyperlink r:id="rId21" w:history="1">
+        <w:hyperlink r:id="rId22" w:history="1">
           <w:r>
             <w:rPr>
               <w:rStyle w:val="Hyperlink"/>

--- a/EXPORTS/DOCX/published/niveau3/English/JustinusNassau.docx
+++ b/EXPORTS/DOCX/published/niveau3/English/JustinusNassau.docx
@@ -380,7 +380,7 @@
           <w:sz w:val="24"/>
           <w:u w:val="single"/>
         </w:rPr>
-        <w:hyperlink r:id="rId9" w:history="1">
+        <w:hyperlink r:id="rId10" w:history="1">
           <w:r>
             <w:rPr>
               <w:rStyle w:val="Hyperlink"/>
@@ -409,7 +409,7 @@
           <w:sz w:val="24"/>
           <w:u w:val="single"/>
         </w:rPr>
-        <w:hyperlink r:id="rId9" w:history="1">
+        <w:hyperlink r:id="rId10" w:history="1">
           <w:r>
             <w:rPr>
               <w:rStyle w:val="Hyperlink"/>
@@ -427,7 +427,7 @@
           <w:sz w:val="24"/>
           <w:u w:val="single"/>
         </w:rPr>
-        <w:hyperlink r:id="rId9" w:history="1">
+        <w:hyperlink r:id="rId10" w:history="1">
           <w:r>
             <w:rPr>
               <w:rStyle w:val="Hyperlink"/>
@@ -1436,22 +1436,13 @@
             <w:rPr>
               <w:rStyle w:val="Hyperlink"/>
             </w:rPr>
-            <w:t>acific to</w:t>
+            <w:t xml:space="preserve">acific to </w:t>
           </w:r>
         </w:hyperlink>
       </w:r>
       <w:r>
         <w:rPr>
-          <w:rFonts w:ascii="Charis SIL Regular" w:hAnsi="Charis SIL Regular" w:eastAsia="Charis SIL Regular"/>
-          <w:b w:val="0"/>
-          <w:i w:val="0"/>
-          <w:color w:val="000000"/>
-          <w:sz w:val="24"/>
-        </w:rPr>
-        <w:t xml:space="preserve"> </w:t>
-      </w:r>
-      <w:r>
-        <w:rPr>
+          <w:u w:val="single" w:color="0000ff"/>
           <w:rFonts w:ascii="Charis SIL Regular" w:hAnsi="Charis SIL Regular" w:eastAsia="Charis SIL Regular"/>
           <w:b w:val="0"/>
           <w:i w:val="0"/>
@@ -1498,24 +1489,13 @@
       </w:r>
       <w:r>
         <w:rPr>
-          <w:u w:val="single" w:color="0000ff"/>
           <w:rFonts w:ascii="Charis SIL Regular" w:hAnsi="Charis SIL Regular" w:eastAsia="Charis SIL Regular"/>
           <w:b w:val="0"/>
           <w:i w:val="0"/>
           <w:color w:val="000000"/>
           <w:sz w:val="24"/>
         </w:rPr>
-        <w:t>t</w:t>
-      </w:r>
-      <w:r>
-        <w:rPr>
-          <w:rFonts w:ascii="Charis SIL Regular" w:hAnsi="Charis SIL Regular" w:eastAsia="Charis SIL Regular"/>
-          <w:b w:val="0"/>
-          <w:i w:val="0"/>
-          <w:color w:val="000000"/>
-          <w:sz w:val="24"/>
-        </w:rPr>
-        <w:t xml:space="preserve">he Indonesian </w:t>
+        <w:t xml:space="preserve">the Indonesian </w:t>
       </w:r>
       <w:r>
         <w:rPr>
@@ -3411,7 +3391,7 @@
           <w:sz w:val="24"/>
           <w:u w:val="single"/>
         </w:rPr>
-        <w:hyperlink r:id="rId22" w:history="1">
+        <w:hyperlink r:id="rId21" w:history="1">
           <w:r>
             <w:rPr>
               <w:rStyle w:val="Hyperlink"/>
@@ -3440,21 +3420,13 @@
       </w:r>
       <w:r>
         <w:rPr>
-          <w:u w:val="single" w:color="0000ff"/>
           <w:rFonts w:ascii="Charis SIL Regular" w:hAnsi="Charis SIL Regular" w:eastAsia="Charis SIL Regular"/>
           <w:b w:val="0"/>
           <w:i w:val="0"/>
           <w:color w:val="000000"/>
           <w:sz w:val="24"/>
         </w:rPr>
-        <w:hyperlink r:id="rId21" w:history="1">
-          <w:r>
-            <w:rPr>
-              <w:rStyle w:val="Hyperlink"/>
-            </w:rPr>
-            <w:t xml:space="preserve">, </w:t>
-          </w:r>
-        </w:hyperlink>
+        <w:t xml:space="preserve">, </w:t>
       </w:r>
       <w:r>
         <w:rPr>
@@ -3465,7 +3437,7 @@
           <w:sz w:val="24"/>
           <w:u w:val="single"/>
         </w:rPr>
-        <w:hyperlink r:id="rId21" w:history="1">
+        <w:hyperlink r:id="rId23" w:history="1">
           <w:r>
             <w:rPr>
               <w:rStyle w:val="Hyperlink"/>
@@ -3494,7 +3466,7 @@
           <w:sz w:val="24"/>
           <w:u w:val="single"/>
         </w:rPr>
-        <w:hyperlink r:id="rId21" w:history="1">
+        <w:hyperlink r:id="rId23" w:history="1">
           <w:r>
             <w:rPr>
               <w:rStyle w:val="Hyperlink"/>
@@ -3512,7 +3484,7 @@
           <w:sz w:val="24"/>
           <w:u w:val="single"/>
         </w:rPr>
-        <w:hyperlink r:id="rId21" w:history="1">
+        <w:hyperlink r:id="rId23" w:history="1">
           <w:r>
             <w:rPr>
               <w:rStyle w:val="Hyperlink"/>
@@ -3620,7 +3592,7 @@
           <w:sz w:val="24"/>
           <w:u w:val="single"/>
         </w:rPr>
-        <w:hyperlink r:id="rId23" w:history="1">
+        <w:hyperlink r:id="rId24" w:history="1">
           <w:r>
             <w:rPr>
               <w:rStyle w:val="Hyperlink"/>
@@ -3638,7 +3610,7 @@
           <w:sz w:val="24"/>
           <w:u w:val="single"/>
         </w:rPr>
-        <w:hyperlink r:id="rId23" w:history="1">
+        <w:hyperlink r:id="rId24" w:history="1">
           <w:r>
             <w:rPr>
               <w:rStyle w:val="Hyperlink"/>
@@ -3656,7 +3628,7 @@
           <w:sz w:val="24"/>
           <w:u w:val="single"/>
         </w:rPr>
-        <w:hyperlink r:id="rId23" w:history="1">
+        <w:hyperlink r:id="rId24" w:history="1">
           <w:r>
             <w:rPr>
               <w:rStyle w:val="Hyperlink"/>
@@ -3674,7 +3646,7 @@
           <w:sz w:val="24"/>
           <w:u w:val="single"/>
         </w:rPr>
-        <w:hyperlink r:id="rId23" w:history="1">
+        <w:hyperlink r:id="rId24" w:history="1">
           <w:r>
             <w:rPr>
               <w:rStyle w:val="Hyperlink"/>
@@ -3702,7 +3674,7 @@
           <w:sz w:val="24"/>
           <w:u w:val="single"/>
         </w:rPr>
-        <w:hyperlink r:id="rId24" w:history="1">
+        <w:hyperlink r:id="rId25" w:history="1">
           <w:r>
             <w:rPr>
               <w:rStyle w:val="Hyperlink"/>
@@ -3738,7 +3710,7 @@
           <w:sz w:val="24"/>
           <w:u w:val="single"/>
         </w:rPr>
-        <w:hyperlink r:id="rId23" w:history="1">
+        <w:hyperlink r:id="rId24" w:history="1">
           <w:r>
             <w:rPr>
               <w:rStyle w:val="Hyperlink"/>
@@ -3876,7 +3848,7 @@
           <w:sz w:val="24"/>
           <w:u w:val="single"/>
         </w:rPr>
-        <w:hyperlink r:id="rId25" w:history="1">
+        <w:hyperlink r:id="rId26" w:history="1">
           <w:r>
             <w:rPr>
               <w:rStyle w:val="Hyperlink"/>
@@ -3894,7 +3866,7 @@
           <w:sz w:val="24"/>
           <w:u w:val="single"/>
         </w:rPr>
-        <w:hyperlink r:id="rId25" w:history="1">
+        <w:hyperlink r:id="rId26" w:history="1">
           <w:r>
             <w:rPr>
               <w:rStyle w:val="Hyperlink"/>
@@ -3912,7 +3884,7 @@
           <w:sz w:val="24"/>
           <w:u w:val="single"/>
         </w:rPr>
-        <w:hyperlink r:id="rId25" w:history="1">
+        <w:hyperlink r:id="rId26" w:history="1">
           <w:r>
             <w:rPr>
               <w:rStyle w:val="Hyperlink"/>
@@ -3930,7 +3902,7 @@
           <w:sz w:val="24"/>
           <w:u w:val="single"/>
         </w:rPr>
-        <w:hyperlink r:id="rId25" w:history="1">
+        <w:hyperlink r:id="rId26" w:history="1">
           <w:r>
             <w:rPr>
               <w:rStyle w:val="Hyperlink"/>
@@ -3948,7 +3920,7 @@
           <w:sz w:val="24"/>
           <w:u w:val="single"/>
         </w:rPr>
-        <w:hyperlink r:id="rId25" w:history="1">
+        <w:hyperlink r:id="rId26" w:history="1">
           <w:r>
             <w:rPr>
               <w:rStyle w:val="Hyperlink"/>
@@ -3966,7 +3938,7 @@
           <w:sz w:val="24"/>
           <w:u w:val="single"/>
         </w:rPr>
-        <w:hyperlink r:id="rId25" w:history="1">
+        <w:hyperlink r:id="rId26" w:history="1">
           <w:r>
             <w:rPr>
               <w:rStyle w:val="Hyperlink"/>
@@ -3984,7 +3956,7 @@
           <w:sz w:val="24"/>
           <w:u w:val="single"/>
         </w:rPr>
-        <w:hyperlink r:id="rId25" w:history="1">
+        <w:hyperlink r:id="rId26" w:history="1">
           <w:r>
             <w:rPr>
               <w:rStyle w:val="Hyperlink"/>
@@ -4002,7 +3974,7 @@
           <w:sz w:val="24"/>
           <w:u w:val="single"/>
         </w:rPr>
-        <w:hyperlink r:id="rId25" w:history="1">
+        <w:hyperlink r:id="rId26" w:history="1">
           <w:r>
             <w:rPr>
               <w:rStyle w:val="Hyperlink"/>
@@ -4020,7 +3992,7 @@
           <w:sz w:val="24"/>
           <w:u w:val="single"/>
         </w:rPr>
-        <w:hyperlink r:id="rId25" w:history="1">
+        <w:hyperlink r:id="rId26" w:history="1">
           <w:r>
             <w:rPr>
               <w:rStyle w:val="Hyperlink"/>
@@ -4038,7 +4010,7 @@
           <w:sz w:val="24"/>
           <w:u w:val="single"/>
         </w:rPr>
-        <w:hyperlink r:id="rId25" w:history="1">
+        <w:hyperlink r:id="rId26" w:history="1">
           <w:r>
             <w:rPr>
               <w:rStyle w:val="Hyperlink"/>
@@ -4056,7 +4028,7 @@
           <w:sz w:val="24"/>
           <w:u w:val="single"/>
         </w:rPr>
-        <w:hyperlink r:id="rId25" w:history="1">
+        <w:hyperlink r:id="rId26" w:history="1">
           <w:r>
             <w:rPr>
               <w:rStyle w:val="Hyperlink"/>
@@ -4074,7 +4046,7 @@
           <w:sz w:val="24"/>
           <w:u w:val="single"/>
         </w:rPr>
-        <w:hyperlink r:id="rId25" w:history="1">
+        <w:hyperlink r:id="rId26" w:history="1">
           <w:r>
             <w:rPr>
               <w:rStyle w:val="Hyperlink"/>
@@ -4092,7 +4064,7 @@
           <w:sz w:val="24"/>
           <w:u w:val="single"/>
         </w:rPr>
-        <w:hyperlink r:id="rId25" w:history="1">
+        <w:hyperlink r:id="rId26" w:history="1">
           <w:r>
             <w:rPr>
               <w:rStyle w:val="Hyperlink"/>
@@ -4110,7 +4082,7 @@
           <w:sz w:val="24"/>
           <w:u w:val="single"/>
         </w:rPr>
-        <w:hyperlink r:id="rId25" w:history="1">
+        <w:hyperlink r:id="rId26" w:history="1">
           <w:r>
             <w:rPr>
               <w:rStyle w:val="Hyperlink"/>
@@ -4128,7 +4100,7 @@
           <w:sz w:val="24"/>
           <w:u w:val="single"/>
         </w:rPr>
-        <w:hyperlink r:id="rId25" w:history="1">
+        <w:hyperlink r:id="rId26" w:history="1">
           <w:r>
             <w:rPr>
               <w:rStyle w:val="Hyperlink"/>
@@ -4146,14 +4118,7 @@
           <w:sz w:val="24"/>
           <w:u w:val="single"/>
         </w:rPr>
-        <w:hyperlink r:id="rId25" w:history="1">
-          <w:r>
-            <w:rPr>
-              <w:rStyle w:val="Hyperlink"/>
-            </w:rPr>
-            <w:t>w</w:t>
-          </w:r>
-        </w:hyperlink>
+        <w:t>w</w:t>
       </w:r>
       <w:r>
         <w:rPr>
@@ -4164,7 +4129,7 @@
           <w:sz w:val="24"/>
           <w:u w:val="single"/>
         </w:rPr>
-        <w:hyperlink r:id="rId25" w:history="1">
+        <w:hyperlink r:id="rId26" w:history="1">
           <w:r>
             <w:rPr>
               <w:rStyle w:val="Hyperlink"/>
@@ -4182,7 +4147,7 @@
           <w:sz w:val="24"/>
           <w:u w:val="single"/>
         </w:rPr>
-        <w:hyperlink r:id="rId25" w:history="1">
+        <w:hyperlink r:id="rId26" w:history="1">
           <w:r>
             <w:rPr>
               <w:rStyle w:val="Hyperlink"/>
@@ -4342,7 +4307,7 @@
           <w:sz w:val="24"/>
           <w:u w:val="single"/>
         </w:rPr>
-        <w:hyperlink r:id="rId26" w:history="1">
+        <w:hyperlink r:id="rId27" w:history="1">
           <w:r>
             <w:rPr>
               <w:rStyle w:val="Hyperlink"/>
@@ -4360,7 +4325,7 @@
           <w:sz w:val="24"/>
           <w:u w:val="single"/>
         </w:rPr>
-        <w:hyperlink r:id="rId26" w:history="1">
+        <w:hyperlink r:id="rId27" w:history="1">
           <w:r>
             <w:rPr>
               <w:rStyle w:val="Hyperlink"/>
@@ -4378,7 +4343,7 @@
           <w:sz w:val="24"/>
           <w:u w:val="single"/>
         </w:rPr>
-        <w:hyperlink r:id="rId26" w:history="1">
+        <w:hyperlink r:id="rId27" w:history="1">
           <w:r>
             <w:rPr>
               <w:rStyle w:val="Hyperlink"/>
@@ -4396,7 +4361,7 @@
           <w:sz w:val="24"/>
           <w:u w:val="single"/>
         </w:rPr>
-        <w:hyperlink r:id="rId26" w:history="1">
+        <w:hyperlink r:id="rId27" w:history="1">
           <w:r>
             <w:rPr>
               <w:rStyle w:val="Hyperlink"/>
@@ -4414,7 +4379,7 @@
           <w:sz w:val="24"/>
           <w:u w:val="single"/>
         </w:rPr>
-        <w:hyperlink r:id="rId26" w:history="1">
+        <w:hyperlink r:id="rId27" w:history="1">
           <w:r>
             <w:rPr>
               <w:rStyle w:val="Hyperlink"/>
@@ -4432,7 +4397,7 @@
           <w:sz w:val="24"/>
           <w:u w:val="single"/>
         </w:rPr>
-        <w:hyperlink r:id="rId26" w:history="1">
+        <w:hyperlink r:id="rId27" w:history="1">
           <w:r>
             <w:rPr>
               <w:rStyle w:val="Hyperlink"/>
@@ -4450,7 +4415,7 @@
           <w:sz w:val="24"/>
           <w:u w:val="single"/>
         </w:rPr>
-        <w:hyperlink r:id="rId26" w:history="1">
+        <w:hyperlink r:id="rId27" w:history="1">
           <w:r>
             <w:rPr>
               <w:rStyle w:val="Hyperlink"/>
@@ -4468,7 +4433,7 @@
           <w:sz w:val="24"/>
           <w:u w:val="single"/>
         </w:rPr>
-        <w:hyperlink r:id="rId26" w:history="1">
+        <w:hyperlink r:id="rId27" w:history="1">
           <w:r>
             <w:rPr>
               <w:rStyle w:val="Hyperlink"/>
@@ -4486,7 +4451,7 @@
           <w:sz w:val="24"/>
           <w:u w:val="single"/>
         </w:rPr>
-        <w:hyperlink r:id="rId26" w:history="1">
+        <w:hyperlink r:id="rId27" w:history="1">
           <w:r>
             <w:rPr>
               <w:rStyle w:val="Hyperlink"/>
@@ -4504,7 +4469,7 @@
           <w:sz w:val="24"/>
           <w:u w:val="single"/>
         </w:rPr>
-        <w:hyperlink r:id="rId26" w:history="1">
+        <w:hyperlink r:id="rId27" w:history="1">
           <w:r>
             <w:rPr>
               <w:rStyle w:val="Hyperlink"/>
@@ -4522,7 +4487,7 @@
           <w:sz w:val="24"/>
           <w:u w:val="single"/>
         </w:rPr>
-        <w:hyperlink r:id="rId26" w:history="1">
+        <w:hyperlink r:id="rId27" w:history="1">
           <w:r>
             <w:rPr>
               <w:rStyle w:val="Hyperlink"/>
@@ -4540,7 +4505,7 @@
           <w:sz w:val="24"/>
           <w:u w:val="single"/>
         </w:rPr>
-        <w:hyperlink r:id="rId26" w:history="1">
+        <w:hyperlink r:id="rId27" w:history="1">
           <w:r>
             <w:rPr>
               <w:rStyle w:val="Hyperlink"/>
@@ -4558,7 +4523,7 @@
           <w:sz w:val="24"/>
           <w:u w:val="single"/>
         </w:rPr>
-        <w:hyperlink r:id="rId26" w:history="1">
+        <w:hyperlink r:id="rId27" w:history="1">
           <w:r>
             <w:rPr>
               <w:rStyle w:val="Hyperlink"/>
@@ -4576,7 +4541,7 @@
           <w:sz w:val="24"/>
           <w:u w:val="single"/>
         </w:rPr>
-        <w:hyperlink r:id="rId26" w:history="1">
+        <w:hyperlink r:id="rId27" w:history="1">
           <w:r>
             <w:rPr>
               <w:rStyle w:val="Hyperlink"/>
@@ -4594,7 +4559,7 @@
           <w:sz w:val="24"/>
           <w:u w:val="single"/>
         </w:rPr>
-        <w:hyperlink r:id="rId26" w:history="1">
+        <w:hyperlink r:id="rId27" w:history="1">
           <w:r>
             <w:rPr>
               <w:rStyle w:val="Hyperlink"/>
@@ -4755,7 +4720,7 @@
           <w:sz w:val="24"/>
           <w:u w:val="single"/>
         </w:rPr>
-        <w:hyperlink r:id="rId27" w:history="1">
+        <w:hyperlink r:id="rId28" w:history="1">
           <w:r>
             <w:rPr>
               <w:rStyle w:val="Hyperlink"/>
@@ -4773,7 +4738,7 @@
           <w:sz w:val="24"/>
           <w:u w:val="single"/>
         </w:rPr>
-        <w:hyperlink r:id="rId27" w:history="1">
+        <w:hyperlink r:id="rId28" w:history="1">
           <w:r>
             <w:rPr>
               <w:rStyle w:val="Hyperlink"/>
@@ -4791,7 +4756,7 @@
           <w:sz w:val="24"/>
           <w:u w:val="single"/>
         </w:rPr>
-        <w:hyperlink r:id="rId27" w:history="1">
+        <w:hyperlink r:id="rId28" w:history="1">
           <w:r>
             <w:rPr>
               <w:rStyle w:val="Hyperlink"/>
@@ -4809,7 +4774,7 @@
           <w:sz w:val="24"/>
           <w:u w:val="single"/>
         </w:rPr>
-        <w:hyperlink r:id="rId27" w:history="1">
+        <w:hyperlink r:id="rId28" w:history="1">
           <w:r>
             <w:rPr>
               <w:rStyle w:val="Hyperlink"/>
@@ -4827,7 +4792,7 @@
           <w:sz w:val="24"/>
           <w:u w:val="single"/>
         </w:rPr>
-        <w:hyperlink r:id="rId27" w:history="1">
+        <w:hyperlink r:id="rId28" w:history="1">
           <w:r>
             <w:rPr>
               <w:rStyle w:val="Hyperlink"/>
@@ -4848,7 +4813,7 @@
           <w:sz w:val="24"/>
           <w:u w:val="single"/>
         </w:rPr>
-        <w:hyperlink r:id="rId27" w:history="1">
+        <w:hyperlink r:id="rId28" w:history="1">
           <w:r>
             <w:rPr>
               <w:rStyle w:val="Hyperlink"/>
@@ -4866,7 +4831,7 @@
           <w:sz w:val="24"/>
           <w:u w:val="single"/>
         </w:rPr>
-        <w:hyperlink r:id="rId27" w:history="1">
+        <w:hyperlink r:id="rId28" w:history="1">
           <w:r>
             <w:rPr>
               <w:rStyle w:val="Hyperlink"/>
@@ -4884,7 +4849,7 @@
           <w:sz w:val="24"/>
           <w:u w:val="single"/>
         </w:rPr>
-        <w:hyperlink r:id="rId27" w:history="1">
+        <w:hyperlink r:id="rId28" w:history="1">
           <w:r>
             <w:rPr>
               <w:rStyle w:val="Hyperlink"/>
@@ -4902,7 +4867,7 @@
           <w:sz w:val="24"/>
           <w:u w:val="single"/>
         </w:rPr>
-        <w:hyperlink r:id="rId27" w:history="1">
+        <w:hyperlink r:id="rId28" w:history="1">
           <w:r>
             <w:rPr>
               <w:rStyle w:val="Hyperlink"/>
@@ -4920,7 +4885,7 @@
           <w:sz w:val="24"/>
           <w:u w:val="single"/>
         </w:rPr>
-        <w:hyperlink r:id="rId27" w:history="1">
+        <w:hyperlink r:id="rId28" w:history="1">
           <w:r>
             <w:rPr>
               <w:rStyle w:val="Hyperlink"/>
@@ -5071,7 +5036,7 @@
           <w:sz w:val="24"/>
           <w:u w:val="single"/>
         </w:rPr>
-        <w:hyperlink r:id="rId28" w:history="1">
+        <w:hyperlink r:id="rId29" w:history="1">
           <w:r>
             <w:rPr>
               <w:rStyle w:val="Hyperlink"/>
@@ -5089,7 +5054,7 @@
           <w:sz w:val="24"/>
           <w:u w:val="single"/>
         </w:rPr>
-        <w:hyperlink r:id="rId28" w:history="1">
+        <w:hyperlink r:id="rId29" w:history="1">
           <w:r>
             <w:rPr>
               <w:rStyle w:val="Hyperlink"/>
@@ -5107,7 +5072,7 @@
           <w:sz w:val="24"/>
           <w:u w:val="single"/>
         </w:rPr>
-        <w:hyperlink r:id="rId28" w:history="1">
+        <w:hyperlink r:id="rId29" w:history="1">
           <w:r>
             <w:rPr>
               <w:rStyle w:val="Hyperlink"/>
@@ -5125,7 +5090,7 @@
           <w:sz w:val="24"/>
           <w:u w:val="single"/>
         </w:rPr>
-        <w:hyperlink r:id="rId28" w:history="1">
+        <w:hyperlink r:id="rId29" w:history="1">
           <w:r>
             <w:rPr>
               <w:rStyle w:val="Hyperlink"/>
@@ -5143,7 +5108,7 @@
           <w:sz w:val="24"/>
           <w:u w:val="single"/>
         </w:rPr>
-        <w:hyperlink r:id="rId28" w:history="1">
+        <w:hyperlink r:id="rId29" w:history="1">
           <w:r>
             <w:rPr>
               <w:rStyle w:val="Hyperlink"/>
@@ -5161,7 +5126,7 @@
           <w:sz w:val="24"/>
           <w:u w:val="single"/>
         </w:rPr>
-        <w:hyperlink r:id="rId28" w:history="1">
+        <w:hyperlink r:id="rId29" w:history="1">
           <w:r>
             <w:rPr>
               <w:rStyle w:val="Hyperlink"/>
@@ -5179,7 +5144,7 @@
           <w:sz w:val="24"/>
           <w:u w:val="single"/>
         </w:rPr>
-        <w:hyperlink r:id="rId28" w:history="1">
+        <w:hyperlink r:id="rId29" w:history="1">
           <w:r>
             <w:rPr>
               <w:rStyle w:val="Hyperlink"/>
@@ -5197,7 +5162,7 @@
           <w:sz w:val="24"/>
           <w:u w:val="single"/>
         </w:rPr>
-        <w:hyperlink r:id="rId28" w:history="1">
+        <w:hyperlink r:id="rId29" w:history="1">
           <w:r>
             <w:rPr>
               <w:rStyle w:val="Hyperlink"/>
@@ -5215,7 +5180,7 @@
           <w:sz w:val="24"/>
           <w:u w:val="single"/>
         </w:rPr>
-        <w:hyperlink r:id="rId28" w:history="1">
+        <w:hyperlink r:id="rId29" w:history="1">
           <w:r>
             <w:rPr>
               <w:rStyle w:val="Hyperlink"/>

--- a/EXPORTS/DOCX/published/niveau3/English/JustinusNassau.docx
+++ b/EXPORTS/DOCX/published/niveau3/English/JustinusNassau.docx
@@ -456,7 +456,7 @@
           <w:sz w:val="24"/>
           <w:u w:val="single"/>
         </w:rPr>
-        <w:hyperlink r:id="rId10" w:history="1">
+        <w:hyperlink r:id="rId9" w:history="1">
           <w:r>
             <w:rPr>
               <w:rStyle w:val="Hyperlink"/>
@@ -474,7 +474,7 @@
           <w:sz w:val="24"/>
           <w:u w:val="single"/>
         </w:rPr>
-        <w:hyperlink r:id="rId10" w:history="1">
+        <w:hyperlink r:id="rId9" w:history="1">
           <w:r>
             <w:rPr>
               <w:rStyle w:val="Hyperlink"/>
@@ -492,7 +492,7 @@
           <w:sz w:val="24"/>
           <w:u w:val="single"/>
         </w:rPr>
-        <w:hyperlink r:id="rId10" w:history="1">
+        <w:hyperlink r:id="rId9" w:history="1">
           <w:r>
             <w:rPr>
               <w:rStyle w:val="Hyperlink"/>
@@ -667,7 +667,7 @@
             <w:rPr>
               <w:rStyle w:val="Hyperlink"/>
             </w:rPr>
-            <w:t>Etnografis</w:t>
+            <w:t>Etnografisc</w:t>
           </w:r>
         </w:hyperlink>
       </w:r>
@@ -678,13 +678,36 @@
           <w:i w:val="0"/>
           <w:color w:val="0000FF"/>
           <w:sz w:val="24"/>
+          <w:u w:val="single"/>
+        </w:rPr>
+        <w:t>h</w:t>
+      </w:r>
+      <w:r>
+        <w:rPr>
+          <w:rFonts w:ascii="Charis SIL Regular" w:hAnsi="Charis SIL Regular" w:eastAsia="Charis SIL Regular"/>
+          <w:b w:val="0"/>
+          <w:i w:val="0"/>
+          <w:color w:val="0000FF"/>
+          <w:sz w:val="24"/>
+          <w:u w:val="single"/>
+        </w:rPr>
+        <w:t xml:space="preserve"> </w:t>
+      </w:r>
+      <w:r>
+        <w:rPr>
+          <w:rFonts w:ascii="Charis SIL Regular" w:hAnsi="Charis SIL Regular" w:eastAsia="Charis SIL Regular"/>
+          <w:b w:val="0"/>
+          <w:i w:val="0"/>
+          <w:color w:val="0000FF"/>
+          <w:sz w:val="24"/>
+          <w:u w:val="single"/>
         </w:rPr>
         <w:hyperlink r:id="rId11" w:history="1">
           <w:r>
             <w:rPr>
               <w:rStyle w:val="Hyperlink"/>
             </w:rPr>
-            <w:t>c</w:t>
+            <w:t>Museu</w:t>
           </w:r>
         </w:hyperlink>
       </w:r>
@@ -696,36 +719,7 @@
           <w:color w:val="0000FF"/>
           <w:sz w:val="24"/>
         </w:rPr>
-        <w:t>h</w:t>
-      </w:r>
-      <w:r>
-        <w:rPr>
-          <w:rFonts w:ascii="Charis SIL Regular" w:hAnsi="Charis SIL Regular" w:eastAsia="Charis SIL Regular"/>
-          <w:b w:val="0"/>
-          <w:i w:val="0"/>
-          <w:color w:val="0000FF"/>
-          <w:sz w:val="24"/>
-          <w:u w:val="single"/>
-        </w:rPr>
-        <w:t xml:space="preserve"> </w:t>
-      </w:r>
-      <w:r>
-        <w:rPr>
-          <w:rFonts w:ascii="Charis SIL Regular" w:hAnsi="Charis SIL Regular" w:eastAsia="Charis SIL Regular"/>
-          <w:b w:val="0"/>
-          <w:i w:val="0"/>
-          <w:color w:val="0000FF"/>
-          <w:sz w:val="24"/>
-          <w:u w:val="single"/>
-        </w:rPr>
-        <w:hyperlink r:id="rId11" w:history="1">
-          <w:r>
-            <w:rPr>
-              <w:rStyle w:val="Hyperlink"/>
-            </w:rPr>
-            <w:t>Museum</w:t>
-          </w:r>
-        </w:hyperlink>
+        <w:t>m</w:t>
       </w:r>
       <w:r>
         <w:rPr>
@@ -1453,21 +1447,13 @@
       </w:r>
       <w:r>
         <w:rPr>
-          <w:u w:val="single" w:color="0000ff"/>
           <w:rFonts w:ascii="Charis SIL Regular" w:hAnsi="Charis SIL Regular" w:eastAsia="Charis SIL Regular"/>
           <w:b w:val="0"/>
           <w:i w:val="0"/>
           <w:color w:val="000000"/>
           <w:sz w:val="24"/>
         </w:rPr>
-        <w:hyperlink r:id="rId15" w:history="1">
-          <w:r>
-            <w:rPr>
-              <w:rStyle w:val="Hyperlink"/>
-            </w:rPr>
-            <w:t>u</w:t>
-          </w:r>
-        </w:hyperlink>
+        <w:t>u</w:t>
       </w:r>
       <w:r>
         <w:rPr>
@@ -1489,13 +1475,24 @@
       </w:r>
       <w:r>
         <w:rPr>
+          <w:u w:val="single" w:color="0000ff"/>
           <w:rFonts w:ascii="Charis SIL Regular" w:hAnsi="Charis SIL Regular" w:eastAsia="Charis SIL Regular"/>
           <w:b w:val="0"/>
           <w:i w:val="0"/>
           <w:color w:val="000000"/>
           <w:sz w:val="24"/>
         </w:rPr>
-        <w:t xml:space="preserve">the Indonesian </w:t>
+        <w:t>t</w:t>
+      </w:r>
+      <w:r>
+        <w:rPr>
+          <w:rFonts w:ascii="Charis SIL Regular" w:hAnsi="Charis SIL Regular" w:eastAsia="Charis SIL Regular"/>
+          <w:b w:val="0"/>
+          <w:i w:val="0"/>
+          <w:color w:val="000000"/>
+          <w:sz w:val="24"/>
+        </w:rPr>
+        <w:t xml:space="preserve">he Indonesian </w:t>
       </w:r>
       <w:r>
         <w:rPr>

--- a/EXPORTS/DOCX/published/niveau3/English/JustinusNassau.docx
+++ b/EXPORTS/DOCX/published/niveau3/English/JustinusNassau.docx
@@ -456,7 +456,7 @@
           <w:sz w:val="24"/>
           <w:u w:val="single"/>
         </w:rPr>
-        <w:hyperlink r:id="rId9" w:history="1">
+        <w:hyperlink r:id="rId10" w:history="1">
           <w:r>
             <w:rPr>
               <w:rStyle w:val="Hyperlink"/>
@@ -474,7 +474,7 @@
           <w:sz w:val="24"/>
           <w:u w:val="single"/>
         </w:rPr>
-        <w:hyperlink r:id="rId9" w:history="1">
+        <w:hyperlink r:id="rId10" w:history="1">
           <w:r>
             <w:rPr>
               <w:rStyle w:val="Hyperlink"/>
@@ -492,7 +492,7 @@
           <w:sz w:val="24"/>
           <w:u w:val="single"/>
         </w:rPr>
-        <w:hyperlink r:id="rId9" w:history="1">
+        <w:hyperlink r:id="rId10" w:history="1">
           <w:r>
             <w:rPr>
               <w:rStyle w:val="Hyperlink"/>
@@ -667,7 +667,7 @@
             <w:rPr>
               <w:rStyle w:val="Hyperlink"/>
             </w:rPr>
-            <w:t>Etnografisc</w:t>
+            <w:t>Etnografis</w:t>
           </w:r>
         </w:hyperlink>
       </w:r>
@@ -678,36 +678,13 @@
           <w:i w:val="0"/>
           <w:color w:val="0000FF"/>
           <w:sz w:val="24"/>
-          <w:u w:val="single"/>
-        </w:rPr>
-        <w:t>h</w:t>
-      </w:r>
-      <w:r>
-        <w:rPr>
-          <w:rFonts w:ascii="Charis SIL Regular" w:hAnsi="Charis SIL Regular" w:eastAsia="Charis SIL Regular"/>
-          <w:b w:val="0"/>
-          <w:i w:val="0"/>
-          <w:color w:val="0000FF"/>
-          <w:sz w:val="24"/>
-          <w:u w:val="single"/>
-        </w:rPr>
-        <w:t xml:space="preserve"> </w:t>
-      </w:r>
-      <w:r>
-        <w:rPr>
-          <w:rFonts w:ascii="Charis SIL Regular" w:hAnsi="Charis SIL Regular" w:eastAsia="Charis SIL Regular"/>
-          <w:b w:val="0"/>
-          <w:i w:val="0"/>
-          <w:color w:val="0000FF"/>
-          <w:sz w:val="24"/>
-          <w:u w:val="single"/>
         </w:rPr>
         <w:hyperlink r:id="rId11" w:history="1">
           <w:r>
             <w:rPr>
               <w:rStyle w:val="Hyperlink"/>
             </w:rPr>
-            <w:t>Museu</w:t>
+            <w:t>c</w:t>
           </w:r>
         </w:hyperlink>
       </w:r>
@@ -719,7 +696,36 @@
           <w:color w:val="0000FF"/>
           <w:sz w:val="24"/>
         </w:rPr>
-        <w:t>m</w:t>
+        <w:t>h</w:t>
+      </w:r>
+      <w:r>
+        <w:rPr>
+          <w:rFonts w:ascii="Charis SIL Regular" w:hAnsi="Charis SIL Regular" w:eastAsia="Charis SIL Regular"/>
+          <w:b w:val="0"/>
+          <w:i w:val="0"/>
+          <w:color w:val="0000FF"/>
+          <w:sz w:val="24"/>
+          <w:u w:val="single"/>
+        </w:rPr>
+        <w:t xml:space="preserve"> </w:t>
+      </w:r>
+      <w:r>
+        <w:rPr>
+          <w:rFonts w:ascii="Charis SIL Regular" w:hAnsi="Charis SIL Regular" w:eastAsia="Charis SIL Regular"/>
+          <w:b w:val="0"/>
+          <w:i w:val="0"/>
+          <w:color w:val="0000FF"/>
+          <w:sz w:val="24"/>
+          <w:u w:val="single"/>
+        </w:rPr>
+        <w:hyperlink r:id="rId11" w:history="1">
+          <w:r>
+            <w:rPr>
+              <w:rStyle w:val="Hyperlink"/>
+            </w:rPr>
+            <w:t>Museum</w:t>
+          </w:r>
+        </w:hyperlink>
       </w:r>
       <w:r>
         <w:rPr>
@@ -1447,13 +1453,21 @@
       </w:r>
       <w:r>
         <w:rPr>
+          <w:u w:val="single" w:color="0000ff"/>
           <w:rFonts w:ascii="Charis SIL Regular" w:hAnsi="Charis SIL Regular" w:eastAsia="Charis SIL Regular"/>
           <w:b w:val="0"/>
           <w:i w:val="0"/>
           <w:color w:val="000000"/>
           <w:sz w:val="24"/>
         </w:rPr>
-        <w:t>u</w:t>
+        <w:hyperlink r:id="rId15" w:history="1">
+          <w:r>
+            <w:rPr>
+              <w:rStyle w:val="Hyperlink"/>
+            </w:rPr>
+            <w:t>u</w:t>
+          </w:r>
+        </w:hyperlink>
       </w:r>
       <w:r>
         <w:rPr>
@@ -1475,24 +1489,13 @@
       </w:r>
       <w:r>
         <w:rPr>
-          <w:u w:val="single" w:color="0000ff"/>
           <w:rFonts w:ascii="Charis SIL Regular" w:hAnsi="Charis SIL Regular" w:eastAsia="Charis SIL Regular"/>
           <w:b w:val="0"/>
           <w:i w:val="0"/>
           <w:color w:val="000000"/>
           <w:sz w:val="24"/>
         </w:rPr>
-        <w:t>t</w:t>
-      </w:r>
-      <w:r>
-        <w:rPr>
-          <w:rFonts w:ascii="Charis SIL Regular" w:hAnsi="Charis SIL Regular" w:eastAsia="Charis SIL Regular"/>
-          <w:b w:val="0"/>
-          <w:i w:val="0"/>
-          <w:color w:val="000000"/>
-          <w:sz w:val="24"/>
-        </w:rPr>
-        <w:t xml:space="preserve">he Indonesian </w:t>
+        <w:t xml:space="preserve">the Indonesian </w:t>
       </w:r>
       <w:r>
         <w:rPr>
@@ -3388,7 +3391,7 @@
           <w:sz w:val="24"/>
           <w:u w:val="single"/>
         </w:rPr>
-        <w:hyperlink r:id="rId21" w:history="1">
+        <w:hyperlink r:id="rId22" w:history="1">
           <w:r>
             <w:rPr>
               <w:rStyle w:val="Hyperlink"/>
@@ -3406,7 +3409,7 @@
           <w:sz w:val="24"/>
           <w:u w:val="single"/>
         </w:rPr>
-        <w:hyperlink r:id="rId21" w:history="1">
+        <w:hyperlink r:id="rId22" w:history="1">
           <w:r>
             <w:rPr>
               <w:rStyle w:val="Hyperlink"/>
@@ -3689,7 +3692,7 @@
           <w:sz w:val="24"/>
           <w:u w:val="single"/>
         </w:rPr>
-        <w:hyperlink r:id="rId24" w:history="1">
+        <w:hyperlink r:id="rId25" w:history="1">
           <w:r>
             <w:rPr>
               <w:rStyle w:val="Hyperlink"/>
@@ -3707,7 +3710,7 @@
           <w:sz w:val="24"/>
           <w:u w:val="single"/>
         </w:rPr>
-        <w:hyperlink r:id="rId24" w:history="1">
+        <w:hyperlink r:id="rId25" w:history="1">
           <w:r>
             <w:rPr>
               <w:rStyle w:val="Hyperlink"/>

--- a/EXPORTS/DOCX/published/niveau3/English/JustinusNassau.docx
+++ b/EXPORTS/DOCX/published/niveau3/English/JustinusNassau.docx
@@ -474,7 +474,7 @@
           <w:sz w:val="24"/>
           <w:u w:val="single"/>
         </w:rPr>
-        <w:hyperlink r:id="rId10" w:history="1">
+        <w:hyperlink r:id="rId9" w:history="1">
           <w:r>
             <w:rPr>
               <w:rStyle w:val="Hyperlink"/>
@@ -492,7 +492,7 @@
           <w:sz w:val="24"/>
           <w:u w:val="single"/>
         </w:rPr>
-        <w:hyperlink r:id="rId10" w:history="1">
+        <w:hyperlink r:id="rId9" w:history="1">
           <w:r>
             <w:rPr>
               <w:rStyle w:val="Hyperlink"/>
@@ -667,7 +667,7 @@
             <w:rPr>
               <w:rStyle w:val="Hyperlink"/>
             </w:rPr>
-            <w:t>Etnografis</w:t>
+            <w:t>Etnografisc</w:t>
           </w:r>
         </w:hyperlink>
       </w:r>
@@ -678,13 +678,36 @@
           <w:i w:val="0"/>
           <w:color w:val="0000FF"/>
           <w:sz w:val="24"/>
+          <w:u w:val="single"/>
+        </w:rPr>
+        <w:t>h</w:t>
+      </w:r>
+      <w:r>
+        <w:rPr>
+          <w:rFonts w:ascii="Charis SIL Regular" w:hAnsi="Charis SIL Regular" w:eastAsia="Charis SIL Regular"/>
+          <w:b w:val="0"/>
+          <w:i w:val="0"/>
+          <w:color w:val="0000FF"/>
+          <w:sz w:val="24"/>
+          <w:u w:val="single"/>
+        </w:rPr>
+        <w:t xml:space="preserve"> </w:t>
+      </w:r>
+      <w:r>
+        <w:rPr>
+          <w:rFonts w:ascii="Charis SIL Regular" w:hAnsi="Charis SIL Regular" w:eastAsia="Charis SIL Regular"/>
+          <w:b w:val="0"/>
+          <w:i w:val="0"/>
+          <w:color w:val="0000FF"/>
+          <w:sz w:val="24"/>
+          <w:u w:val="single"/>
         </w:rPr>
         <w:hyperlink r:id="rId11" w:history="1">
           <w:r>
             <w:rPr>
               <w:rStyle w:val="Hyperlink"/>
             </w:rPr>
-            <w:t>c</w:t>
+            <w:t>Museu</w:t>
           </w:r>
         </w:hyperlink>
       </w:r>
@@ -696,36 +719,7 @@
           <w:color w:val="0000FF"/>
           <w:sz w:val="24"/>
         </w:rPr>
-        <w:t>h</w:t>
-      </w:r>
-      <w:r>
-        <w:rPr>
-          <w:rFonts w:ascii="Charis SIL Regular" w:hAnsi="Charis SIL Regular" w:eastAsia="Charis SIL Regular"/>
-          <w:b w:val="0"/>
-          <w:i w:val="0"/>
-          <w:color w:val="0000FF"/>
-          <w:sz w:val="24"/>
-          <w:u w:val="single"/>
-        </w:rPr>
-        <w:t xml:space="preserve"> </w:t>
-      </w:r>
-      <w:r>
-        <w:rPr>
-          <w:rFonts w:ascii="Charis SIL Regular" w:hAnsi="Charis SIL Regular" w:eastAsia="Charis SIL Regular"/>
-          <w:b w:val="0"/>
-          <w:i w:val="0"/>
-          <w:color w:val="0000FF"/>
-          <w:sz w:val="24"/>
-          <w:u w:val="single"/>
-        </w:rPr>
-        <w:hyperlink r:id="rId11" w:history="1">
-          <w:r>
-            <w:rPr>
-              <w:rStyle w:val="Hyperlink"/>
-            </w:rPr>
-            <w:t>Museum</w:t>
-          </w:r>
-        </w:hyperlink>
+        <w:t>m</w:t>
       </w:r>
       <w:r>
         <w:rPr>
@@ -1436,13 +1430,22 @@
             <w:rPr>
               <w:rStyle w:val="Hyperlink"/>
             </w:rPr>
-            <w:t xml:space="preserve">acific to </w:t>
+            <w:t>acific to</w:t>
           </w:r>
         </w:hyperlink>
       </w:r>
       <w:r>
         <w:rPr>
-          <w:u w:val="single" w:color="0000ff"/>
+          <w:rFonts w:ascii="Charis SIL Regular" w:hAnsi="Charis SIL Regular" w:eastAsia="Charis SIL Regular"/>
+          <w:b w:val="0"/>
+          <w:i w:val="0"/>
+          <w:color w:val="000000"/>
+          <w:sz w:val="24"/>
+        </w:rPr>
+        <w:t xml:space="preserve"> </w:t>
+      </w:r>
+      <w:r>
+        <w:rPr>
           <w:rFonts w:ascii="Charis SIL Regular" w:hAnsi="Charis SIL Regular" w:eastAsia="Charis SIL Regular"/>
           <w:b w:val="0"/>
           <w:i w:val="0"/>
@@ -1489,13 +1492,24 @@
       </w:r>
       <w:r>
         <w:rPr>
+          <w:u w:val="single" w:color="0000ff"/>
           <w:rFonts w:ascii="Charis SIL Regular" w:hAnsi="Charis SIL Regular" w:eastAsia="Charis SIL Regular"/>
           <w:b w:val="0"/>
           <w:i w:val="0"/>
           <w:color w:val="000000"/>
           <w:sz w:val="24"/>
         </w:rPr>
-        <w:t xml:space="preserve">the Indonesian </w:t>
+        <w:t>t</w:t>
+      </w:r>
+      <w:r>
+        <w:rPr>
+          <w:rFonts w:ascii="Charis SIL Regular" w:hAnsi="Charis SIL Regular" w:eastAsia="Charis SIL Regular"/>
+          <w:b w:val="0"/>
+          <w:i w:val="0"/>
+          <w:color w:val="000000"/>
+          <w:sz w:val="24"/>
+        </w:rPr>
+        <w:t xml:space="preserve">he Indonesian </w:t>
       </w:r>
       <w:r>
         <w:rPr>
@@ -3391,7 +3405,7 @@
           <w:sz w:val="24"/>
           <w:u w:val="single"/>
         </w:rPr>
-        <w:hyperlink r:id="rId22" w:history="1">
+        <w:hyperlink r:id="rId21" w:history="1">
           <w:r>
             <w:rPr>
               <w:rStyle w:val="Hyperlink"/>
@@ -3409,7 +3423,7 @@
           <w:sz w:val="24"/>
           <w:u w:val="single"/>
         </w:rPr>
-        <w:hyperlink r:id="rId22" w:history="1">
+        <w:hyperlink r:id="rId21" w:history="1">
           <w:r>
             <w:rPr>
               <w:rStyle w:val="Hyperlink"/>
@@ -3692,7 +3706,7 @@
           <w:sz w:val="24"/>
           <w:u w:val="single"/>
         </w:rPr>
-        <w:hyperlink r:id="rId25" w:history="1">
+        <w:hyperlink r:id="rId24" w:history="1">
           <w:r>
             <w:rPr>
               <w:rStyle w:val="Hyperlink"/>
@@ -3710,7 +3724,7 @@
           <w:sz w:val="24"/>
           <w:u w:val="single"/>
         </w:rPr>
-        <w:hyperlink r:id="rId25" w:history="1">
+        <w:hyperlink r:id="rId24" w:history="1">
           <w:r>
             <w:rPr>
               <w:rStyle w:val="Hyperlink"/>

--- a/EXPORTS/DOCX/published/niveau3/English/JustinusNassau.docx
+++ b/EXPORTS/DOCX/published/niveau3/English/JustinusNassau.docx
@@ -380,7 +380,7 @@
           <w:sz w:val="24"/>
           <w:u w:val="single"/>
         </w:rPr>
-        <w:hyperlink r:id="rId10" w:history="1">
+        <w:hyperlink r:id="rId9" w:history="1">
           <w:r>
             <w:rPr>
               <w:rStyle w:val="Hyperlink"/>
@@ -409,7 +409,7 @@
           <w:sz w:val="24"/>
           <w:u w:val="single"/>
         </w:rPr>
-        <w:hyperlink r:id="rId10" w:history="1">
+        <w:hyperlink r:id="rId9" w:history="1">
           <w:r>
             <w:rPr>
               <w:rStyle w:val="Hyperlink"/>
@@ -667,7 +667,7 @@
             <w:rPr>
               <w:rStyle w:val="Hyperlink"/>
             </w:rPr>
-            <w:t>Etnografisc</w:t>
+            <w:t>Etnografis</w:t>
           </w:r>
         </w:hyperlink>
       </w:r>
@@ -678,36 +678,13 @@
           <w:i w:val="0"/>
           <w:color w:val="0000FF"/>
           <w:sz w:val="24"/>
-          <w:u w:val="single"/>
-        </w:rPr>
-        <w:t>h</w:t>
-      </w:r>
-      <w:r>
-        <w:rPr>
-          <w:rFonts w:ascii="Charis SIL Regular" w:hAnsi="Charis SIL Regular" w:eastAsia="Charis SIL Regular"/>
-          <w:b w:val="0"/>
-          <w:i w:val="0"/>
-          <w:color w:val="0000FF"/>
-          <w:sz w:val="24"/>
-          <w:u w:val="single"/>
-        </w:rPr>
-        <w:t xml:space="preserve"> </w:t>
-      </w:r>
-      <w:r>
-        <w:rPr>
-          <w:rFonts w:ascii="Charis SIL Regular" w:hAnsi="Charis SIL Regular" w:eastAsia="Charis SIL Regular"/>
-          <w:b w:val="0"/>
-          <w:i w:val="0"/>
-          <w:color w:val="0000FF"/>
-          <w:sz w:val="24"/>
-          <w:u w:val="single"/>
         </w:rPr>
         <w:hyperlink r:id="rId11" w:history="1">
           <w:r>
             <w:rPr>
               <w:rStyle w:val="Hyperlink"/>
             </w:rPr>
-            <w:t>Museu</w:t>
+            <w:t>c</w:t>
           </w:r>
         </w:hyperlink>
       </w:r>
@@ -719,35 +696,56 @@
           <w:color w:val="0000FF"/>
           <w:sz w:val="24"/>
         </w:rPr>
-        <w:t>m</w:t>
+        <w:t>h</w:t>
       </w:r>
       <w:r>
         <w:rPr>
           <w:rFonts w:ascii="Charis SIL Regular" w:hAnsi="Charis SIL Regular" w:eastAsia="Charis SIL Regular"/>
           <w:b w:val="0"/>
           <w:i w:val="0"/>
-          <w:color w:val="000000"/>
-          <w:sz w:val="24"/>
-        </w:rPr>
-        <w:t xml:space="preserve"> (National Museum of Ethnology) in Leiden, which sent some </w:t>
-      </w:r>
-      <w:r>
-        <w:rPr>
-          <w:u w:val="single" w:color="0000ff"/>
+          <w:color w:val="0000FF"/>
+          <w:sz w:val="24"/>
+          <w:u w:val="single"/>
+        </w:rPr>
+        <w:t xml:space="preserve"> </w:t>
+      </w:r>
+      <w:r>
+        <w:rPr>
           <w:rFonts w:ascii="Charis SIL Regular" w:hAnsi="Charis SIL Regular" w:eastAsia="Charis SIL Regular"/>
           <w:b w:val="0"/>
           <w:i w:val="0"/>
-          <w:color w:val="000000"/>
-          <w:sz w:val="24"/>
+          <w:color w:val="0000FF"/>
+          <w:sz w:val="24"/>
+          <w:u w:val="single"/>
         </w:rPr>
         <w:hyperlink r:id="rId11" w:history="1">
           <w:r>
             <w:rPr>
               <w:rStyle w:val="Hyperlink"/>
             </w:rPr>
-            <w:t>dupli</w:t>
+            <w:t>Museum</w:t>
           </w:r>
         </w:hyperlink>
+      </w:r>
+      <w:r>
+        <w:rPr>
+          <w:rFonts w:ascii="Charis SIL Regular" w:hAnsi="Charis SIL Regular" w:eastAsia="Charis SIL Regular"/>
+          <w:b w:val="0"/>
+          <w:i w:val="0"/>
+          <w:color w:val="000000"/>
+          <w:sz w:val="24"/>
+        </w:rPr>
+        <w:t xml:space="preserve"> (National Museum of Ethnology) in Leiden, which sent some </w:t>
+      </w:r>
+      <w:r>
+        <w:rPr>
+          <w:rFonts w:ascii="Charis SIL Regular" w:hAnsi="Charis SIL Regular" w:eastAsia="Charis SIL Regular"/>
+          <w:b w:val="0"/>
+          <w:i w:val="0"/>
+          <w:color w:val="000000"/>
+          <w:sz w:val="24"/>
+        </w:rPr>
+        <w:t>dupli</w:t>
       </w:r>
       <w:r>
         <w:rPr>
@@ -1446,6 +1444,7 @@
       </w:r>
       <w:r>
         <w:rPr>
+          <w:u w:val="single" w:color="0000ff"/>
           <w:rFonts w:ascii="Charis SIL Regular" w:hAnsi="Charis SIL Regular" w:eastAsia="Charis SIL Regular"/>
           <w:b w:val="0"/>
           <w:i w:val="0"/>
@@ -1636,50 +1635,7 @@
           <w:color w:val="000000"/>
           <w:sz w:val="24"/>
         </w:rPr>
-        <w:hyperlink r:id="rId11" w:history="1">
-          <w:r>
-            <w:rPr>
-              <w:rStyle w:val="Hyperlink"/>
-            </w:rPr>
-            <w:t xml:space="preserve">the southern </w:t>
-          </w:r>
-        </w:hyperlink>
-      </w:r>
-      <w:r>
-        <w:rPr>
-          <w:u w:val="single" w:color="0000ff"/>
-          <w:rFonts w:ascii="Charis SIL Regular" w:hAnsi="Charis SIL Regular" w:eastAsia="Charis SIL Regular"/>
-          <w:b w:val="0"/>
-          <w:i w:val="0"/>
-          <w:color w:val="000000"/>
-          <w:sz w:val="24"/>
-        </w:rPr>
-        <w:hyperlink r:id="rId11" w:history="1">
-          <w:r>
-            <w:rPr>
-              <w:rStyle w:val="Hyperlink"/>
-            </w:rPr>
-            <w:t>b</w:t>
-          </w:r>
-        </w:hyperlink>
-      </w:r>
-      <w:r>
-        <w:rPr>
-          <w:u w:val="single" w:color="0000ff"/>
-          <w:rFonts w:ascii="Charis SIL Regular" w:hAnsi="Charis SIL Regular" w:eastAsia="Charis SIL Regular"/>
-          <w:b w:val="0"/>
-          <w:i w:val="0"/>
-          <w:color w:val="000000"/>
-          <w:sz w:val="24"/>
-        </w:rPr>
-        <w:hyperlink r:id="rId11" w:history="1">
-          <w:r>
-            <w:rPr>
-              <w:rStyle w:val="Hyperlink"/>
-            </w:rPr>
-            <w:t>ranc</w:t>
-          </w:r>
-        </w:hyperlink>
+        <w:t>the southern branc</w:t>
       </w:r>
       <w:r>
         <w:rPr>
@@ -3423,7 +3379,7 @@
           <w:sz w:val="24"/>
           <w:u w:val="single"/>
         </w:rPr>
-        <w:hyperlink r:id="rId21" w:history="1">
+        <w:hyperlink r:id="rId22" w:history="1">
           <w:r>
             <w:rPr>
               <w:rStyle w:val="Hyperlink"/>
@@ -3451,7 +3407,7 @@
           <w:sz w:val="24"/>
           <w:u w:val="single"/>
         </w:rPr>
-        <w:hyperlink r:id="rId23" w:history="1">
+        <w:hyperlink r:id="rId21" w:history="1">
           <w:r>
             <w:rPr>
               <w:rStyle w:val="Hyperlink"/>
@@ -3480,7 +3436,7 @@
           <w:sz w:val="24"/>
           <w:u w:val="single"/>
         </w:rPr>
-        <w:hyperlink r:id="rId23" w:history="1">
+        <w:hyperlink r:id="rId21" w:history="1">
           <w:r>
             <w:rPr>
               <w:rStyle w:val="Hyperlink"/>
@@ -3498,7 +3454,7 @@
           <w:sz w:val="24"/>
           <w:u w:val="single"/>
         </w:rPr>
-        <w:hyperlink r:id="rId23" w:history="1">
+        <w:hyperlink r:id="rId21" w:history="1">
           <w:r>
             <w:rPr>
               <w:rStyle w:val="Hyperlink"/>
@@ -3606,7 +3562,7 @@
           <w:sz w:val="24"/>
           <w:u w:val="single"/>
         </w:rPr>
-        <w:hyperlink r:id="rId24" w:history="1">
+        <w:hyperlink r:id="rId23" w:history="1">
           <w:r>
             <w:rPr>
               <w:rStyle w:val="Hyperlink"/>
@@ -3624,7 +3580,7 @@
           <w:sz w:val="24"/>
           <w:u w:val="single"/>
         </w:rPr>
-        <w:hyperlink r:id="rId24" w:history="1">
+        <w:hyperlink r:id="rId23" w:history="1">
           <w:r>
             <w:rPr>
               <w:rStyle w:val="Hyperlink"/>
@@ -3642,7 +3598,7 @@
           <w:sz w:val="24"/>
           <w:u w:val="single"/>
         </w:rPr>
-        <w:hyperlink r:id="rId24" w:history="1">
+        <w:hyperlink r:id="rId23" w:history="1">
           <w:r>
             <w:rPr>
               <w:rStyle w:val="Hyperlink"/>
@@ -3660,7 +3616,7 @@
           <w:sz w:val="24"/>
           <w:u w:val="single"/>
         </w:rPr>
-        <w:hyperlink r:id="rId24" w:history="1">
+        <w:hyperlink r:id="rId23" w:history="1">
           <w:r>
             <w:rPr>
               <w:rStyle w:val="Hyperlink"/>
@@ -3688,7 +3644,7 @@
           <w:sz w:val="24"/>
           <w:u w:val="single"/>
         </w:rPr>
-        <w:hyperlink r:id="rId25" w:history="1">
+        <w:hyperlink r:id="rId24" w:history="1">
           <w:r>
             <w:rPr>
               <w:rStyle w:val="Hyperlink"/>
@@ -3862,7 +3818,7 @@
           <w:sz w:val="24"/>
           <w:u w:val="single"/>
         </w:rPr>
-        <w:hyperlink r:id="rId26" w:history="1">
+        <w:hyperlink r:id="rId25" w:history="1">
           <w:r>
             <w:rPr>
               <w:rStyle w:val="Hyperlink"/>
@@ -3880,7 +3836,7 @@
           <w:sz w:val="24"/>
           <w:u w:val="single"/>
         </w:rPr>
-        <w:hyperlink r:id="rId26" w:history="1">
+        <w:hyperlink r:id="rId25" w:history="1">
           <w:r>
             <w:rPr>
               <w:rStyle w:val="Hyperlink"/>
@@ -3898,7 +3854,7 @@
           <w:sz w:val="24"/>
           <w:u w:val="single"/>
         </w:rPr>
-        <w:hyperlink r:id="rId26" w:history="1">
+        <w:hyperlink r:id="rId25" w:history="1">
           <w:r>
             <w:rPr>
               <w:rStyle w:val="Hyperlink"/>
@@ -3916,7 +3872,7 @@
           <w:sz w:val="24"/>
           <w:u w:val="single"/>
         </w:rPr>
-        <w:hyperlink r:id="rId26" w:history="1">
+        <w:hyperlink r:id="rId25" w:history="1">
           <w:r>
             <w:rPr>
               <w:rStyle w:val="Hyperlink"/>
@@ -3934,7 +3890,7 @@
           <w:sz w:val="24"/>
           <w:u w:val="single"/>
         </w:rPr>
-        <w:hyperlink r:id="rId26" w:history="1">
+        <w:hyperlink r:id="rId25" w:history="1">
           <w:r>
             <w:rPr>
               <w:rStyle w:val="Hyperlink"/>
@@ -3952,7 +3908,7 @@
           <w:sz w:val="24"/>
           <w:u w:val="single"/>
         </w:rPr>
-        <w:hyperlink r:id="rId26" w:history="1">
+        <w:hyperlink r:id="rId25" w:history="1">
           <w:r>
             <w:rPr>
               <w:rStyle w:val="Hyperlink"/>
@@ -3970,7 +3926,7 @@
           <w:sz w:val="24"/>
           <w:u w:val="single"/>
         </w:rPr>
-        <w:hyperlink r:id="rId26" w:history="1">
+        <w:hyperlink r:id="rId25" w:history="1">
           <w:r>
             <w:rPr>
               <w:rStyle w:val="Hyperlink"/>
@@ -3988,7 +3944,7 @@
           <w:sz w:val="24"/>
           <w:u w:val="single"/>
         </w:rPr>
-        <w:hyperlink r:id="rId26" w:history="1">
+        <w:hyperlink r:id="rId25" w:history="1">
           <w:r>
             <w:rPr>
               <w:rStyle w:val="Hyperlink"/>
@@ -4006,7 +3962,7 @@
           <w:sz w:val="24"/>
           <w:u w:val="single"/>
         </w:rPr>
-        <w:hyperlink r:id="rId26" w:history="1">
+        <w:hyperlink r:id="rId25" w:history="1">
           <w:r>
             <w:rPr>
               <w:rStyle w:val="Hyperlink"/>
@@ -4024,7 +3980,7 @@
           <w:sz w:val="24"/>
           <w:u w:val="single"/>
         </w:rPr>
-        <w:hyperlink r:id="rId26" w:history="1">
+        <w:hyperlink r:id="rId25" w:history="1">
           <w:r>
             <w:rPr>
               <w:rStyle w:val="Hyperlink"/>
@@ -4042,7 +3998,7 @@
           <w:sz w:val="24"/>
           <w:u w:val="single"/>
         </w:rPr>
-        <w:hyperlink r:id="rId26" w:history="1">
+        <w:hyperlink r:id="rId25" w:history="1">
           <w:r>
             <w:rPr>
               <w:rStyle w:val="Hyperlink"/>
@@ -4060,7 +4016,7 @@
           <w:sz w:val="24"/>
           <w:u w:val="single"/>
         </w:rPr>
-        <w:hyperlink r:id="rId26" w:history="1">
+        <w:hyperlink r:id="rId25" w:history="1">
           <w:r>
             <w:rPr>
               <w:rStyle w:val="Hyperlink"/>
@@ -4078,7 +4034,7 @@
           <w:sz w:val="24"/>
           <w:u w:val="single"/>
         </w:rPr>
-        <w:hyperlink r:id="rId26" w:history="1">
+        <w:hyperlink r:id="rId25" w:history="1">
           <w:r>
             <w:rPr>
               <w:rStyle w:val="Hyperlink"/>
@@ -4096,7 +4052,7 @@
           <w:sz w:val="24"/>
           <w:u w:val="single"/>
         </w:rPr>
-        <w:hyperlink r:id="rId26" w:history="1">
+        <w:hyperlink r:id="rId25" w:history="1">
           <w:r>
             <w:rPr>
               <w:rStyle w:val="Hyperlink"/>
@@ -4114,7 +4070,7 @@
           <w:sz w:val="24"/>
           <w:u w:val="single"/>
         </w:rPr>
-        <w:hyperlink r:id="rId26" w:history="1">
+        <w:hyperlink r:id="rId25" w:history="1">
           <w:r>
             <w:rPr>
               <w:rStyle w:val="Hyperlink"/>
@@ -4132,7 +4088,14 @@
           <w:sz w:val="24"/>
           <w:u w:val="single"/>
         </w:rPr>
-        <w:t>w</w:t>
+        <w:hyperlink r:id="rId25" w:history="1">
+          <w:r>
+            <w:rPr>
+              <w:rStyle w:val="Hyperlink"/>
+            </w:rPr>
+            <w:t>w</w:t>
+          </w:r>
+        </w:hyperlink>
       </w:r>
       <w:r>
         <w:rPr>
@@ -4143,7 +4106,7 @@
           <w:sz w:val="24"/>
           <w:u w:val="single"/>
         </w:rPr>
-        <w:hyperlink r:id="rId26" w:history="1">
+        <w:hyperlink r:id="rId25" w:history="1">
           <w:r>
             <w:rPr>
               <w:rStyle w:val="Hyperlink"/>
@@ -4161,7 +4124,7 @@
           <w:sz w:val="24"/>
           <w:u w:val="single"/>
         </w:rPr>
-        <w:hyperlink r:id="rId26" w:history="1">
+        <w:hyperlink r:id="rId25" w:history="1">
           <w:r>
             <w:rPr>
               <w:rStyle w:val="Hyperlink"/>
@@ -4321,7 +4284,7 @@
           <w:sz w:val="24"/>
           <w:u w:val="single"/>
         </w:rPr>
-        <w:hyperlink r:id="rId27" w:history="1">
+        <w:hyperlink r:id="rId26" w:history="1">
           <w:r>
             <w:rPr>
               <w:rStyle w:val="Hyperlink"/>
@@ -4339,7 +4302,7 @@
           <w:sz w:val="24"/>
           <w:u w:val="single"/>
         </w:rPr>
-        <w:hyperlink r:id="rId27" w:history="1">
+        <w:hyperlink r:id="rId26" w:history="1">
           <w:r>
             <w:rPr>
               <w:rStyle w:val="Hyperlink"/>
@@ -4357,7 +4320,7 @@
           <w:sz w:val="24"/>
           <w:u w:val="single"/>
         </w:rPr>
-        <w:hyperlink r:id="rId27" w:history="1">
+        <w:hyperlink r:id="rId26" w:history="1">
           <w:r>
             <w:rPr>
               <w:rStyle w:val="Hyperlink"/>
@@ -4375,7 +4338,7 @@
           <w:sz w:val="24"/>
           <w:u w:val="single"/>
         </w:rPr>
-        <w:hyperlink r:id="rId27" w:history="1">
+        <w:hyperlink r:id="rId26" w:history="1">
           <w:r>
             <w:rPr>
               <w:rStyle w:val="Hyperlink"/>
@@ -4393,7 +4356,7 @@
           <w:sz w:val="24"/>
           <w:u w:val="single"/>
         </w:rPr>
-        <w:hyperlink r:id="rId27" w:history="1">
+        <w:hyperlink r:id="rId26" w:history="1">
           <w:r>
             <w:rPr>
               <w:rStyle w:val="Hyperlink"/>
@@ -4411,7 +4374,7 @@
           <w:sz w:val="24"/>
           <w:u w:val="single"/>
         </w:rPr>
-        <w:hyperlink r:id="rId27" w:history="1">
+        <w:hyperlink r:id="rId26" w:history="1">
           <w:r>
             <w:rPr>
               <w:rStyle w:val="Hyperlink"/>
@@ -4429,7 +4392,7 @@
           <w:sz w:val="24"/>
           <w:u w:val="single"/>
         </w:rPr>
-        <w:hyperlink r:id="rId27" w:history="1">
+        <w:hyperlink r:id="rId26" w:history="1">
           <w:r>
             <w:rPr>
               <w:rStyle w:val="Hyperlink"/>
@@ -4447,7 +4410,7 @@
           <w:sz w:val="24"/>
           <w:u w:val="single"/>
         </w:rPr>
-        <w:hyperlink r:id="rId27" w:history="1">
+        <w:hyperlink r:id="rId26" w:history="1">
           <w:r>
             <w:rPr>
               <w:rStyle w:val="Hyperlink"/>
@@ -4465,7 +4428,7 @@
           <w:sz w:val="24"/>
           <w:u w:val="single"/>
         </w:rPr>
-        <w:hyperlink r:id="rId27" w:history="1">
+        <w:hyperlink r:id="rId26" w:history="1">
           <w:r>
             <w:rPr>
               <w:rStyle w:val="Hyperlink"/>
@@ -4483,7 +4446,7 @@
           <w:sz w:val="24"/>
           <w:u w:val="single"/>
         </w:rPr>
-        <w:hyperlink r:id="rId27" w:history="1">
+        <w:hyperlink r:id="rId26" w:history="1">
           <w:r>
             <w:rPr>
               <w:rStyle w:val="Hyperlink"/>
@@ -4501,7 +4464,7 @@
           <w:sz w:val="24"/>
           <w:u w:val="single"/>
         </w:rPr>
-        <w:hyperlink r:id="rId27" w:history="1">
+        <w:hyperlink r:id="rId26" w:history="1">
           <w:r>
             <w:rPr>
               <w:rStyle w:val="Hyperlink"/>
@@ -4519,7 +4482,7 @@
           <w:sz w:val="24"/>
           <w:u w:val="single"/>
         </w:rPr>
-        <w:hyperlink r:id="rId27" w:history="1">
+        <w:hyperlink r:id="rId26" w:history="1">
           <w:r>
             <w:rPr>
               <w:rStyle w:val="Hyperlink"/>
@@ -4537,7 +4500,7 @@
           <w:sz w:val="24"/>
           <w:u w:val="single"/>
         </w:rPr>
-        <w:hyperlink r:id="rId27" w:history="1">
+        <w:hyperlink r:id="rId26" w:history="1">
           <w:r>
             <w:rPr>
               <w:rStyle w:val="Hyperlink"/>
@@ -4555,7 +4518,7 @@
           <w:sz w:val="24"/>
           <w:u w:val="single"/>
         </w:rPr>
-        <w:hyperlink r:id="rId27" w:history="1">
+        <w:hyperlink r:id="rId26" w:history="1">
           <w:r>
             <w:rPr>
               <w:rStyle w:val="Hyperlink"/>
@@ -4573,7 +4536,7 @@
           <w:sz w:val="24"/>
           <w:u w:val="single"/>
         </w:rPr>
-        <w:hyperlink r:id="rId27" w:history="1">
+        <w:hyperlink r:id="rId26" w:history="1">
           <w:r>
             <w:rPr>
               <w:rStyle w:val="Hyperlink"/>
@@ -4734,7 +4697,7 @@
           <w:sz w:val="24"/>
           <w:u w:val="single"/>
         </w:rPr>
-        <w:hyperlink r:id="rId28" w:history="1">
+        <w:hyperlink r:id="rId27" w:history="1">
           <w:r>
             <w:rPr>
               <w:rStyle w:val="Hyperlink"/>
@@ -4752,7 +4715,7 @@
           <w:sz w:val="24"/>
           <w:u w:val="single"/>
         </w:rPr>
-        <w:hyperlink r:id="rId28" w:history="1">
+        <w:hyperlink r:id="rId27" w:history="1">
           <w:r>
             <w:rPr>
               <w:rStyle w:val="Hyperlink"/>
@@ -4770,7 +4733,7 @@
           <w:sz w:val="24"/>
           <w:u w:val="single"/>
         </w:rPr>
-        <w:hyperlink r:id="rId28" w:history="1">
+        <w:hyperlink r:id="rId27" w:history="1">
           <w:r>
             <w:rPr>
               <w:rStyle w:val="Hyperlink"/>
@@ -4788,7 +4751,7 @@
           <w:sz w:val="24"/>
           <w:u w:val="single"/>
         </w:rPr>
-        <w:hyperlink r:id="rId28" w:history="1">
+        <w:hyperlink r:id="rId27" w:history="1">
           <w:r>
             <w:rPr>
               <w:rStyle w:val="Hyperlink"/>
@@ -4806,7 +4769,7 @@
           <w:sz w:val="24"/>
           <w:u w:val="single"/>
         </w:rPr>
-        <w:hyperlink r:id="rId28" w:history="1">
+        <w:hyperlink r:id="rId27" w:history="1">
           <w:r>
             <w:rPr>
               <w:rStyle w:val="Hyperlink"/>
@@ -4827,7 +4790,7 @@
           <w:sz w:val="24"/>
           <w:u w:val="single"/>
         </w:rPr>
-        <w:hyperlink r:id="rId28" w:history="1">
+        <w:hyperlink r:id="rId27" w:history="1">
           <w:r>
             <w:rPr>
               <w:rStyle w:val="Hyperlink"/>
@@ -4845,7 +4808,7 @@
           <w:sz w:val="24"/>
           <w:u w:val="single"/>
         </w:rPr>
-        <w:hyperlink r:id="rId28" w:history="1">
+        <w:hyperlink r:id="rId27" w:history="1">
           <w:r>
             <w:rPr>
               <w:rStyle w:val="Hyperlink"/>
@@ -4863,7 +4826,7 @@
           <w:sz w:val="24"/>
           <w:u w:val="single"/>
         </w:rPr>
-        <w:hyperlink r:id="rId28" w:history="1">
+        <w:hyperlink r:id="rId27" w:history="1">
           <w:r>
             <w:rPr>
               <w:rStyle w:val="Hyperlink"/>
@@ -4881,7 +4844,7 @@
           <w:sz w:val="24"/>
           <w:u w:val="single"/>
         </w:rPr>
-        <w:hyperlink r:id="rId28" w:history="1">
+        <w:hyperlink r:id="rId27" w:history="1">
           <w:r>
             <w:rPr>
               <w:rStyle w:val="Hyperlink"/>
@@ -4899,7 +4862,7 @@
           <w:sz w:val="24"/>
           <w:u w:val="single"/>
         </w:rPr>
-        <w:hyperlink r:id="rId28" w:history="1">
+        <w:hyperlink r:id="rId27" w:history="1">
           <w:r>
             <w:rPr>
               <w:rStyle w:val="Hyperlink"/>
@@ -5050,7 +5013,7 @@
           <w:sz w:val="24"/>
           <w:u w:val="single"/>
         </w:rPr>
-        <w:hyperlink r:id="rId29" w:history="1">
+        <w:hyperlink r:id="rId28" w:history="1">
           <w:r>
             <w:rPr>
               <w:rStyle w:val="Hyperlink"/>
@@ -5068,7 +5031,7 @@
           <w:sz w:val="24"/>
           <w:u w:val="single"/>
         </w:rPr>
-        <w:hyperlink r:id="rId29" w:history="1">
+        <w:hyperlink r:id="rId28" w:history="1">
           <w:r>
             <w:rPr>
               <w:rStyle w:val="Hyperlink"/>
@@ -5086,7 +5049,7 @@
           <w:sz w:val="24"/>
           <w:u w:val="single"/>
         </w:rPr>
-        <w:hyperlink r:id="rId29" w:history="1">
+        <w:hyperlink r:id="rId28" w:history="1">
           <w:r>
             <w:rPr>
               <w:rStyle w:val="Hyperlink"/>
@@ -5104,7 +5067,7 @@
           <w:sz w:val="24"/>
           <w:u w:val="single"/>
         </w:rPr>
-        <w:hyperlink r:id="rId29" w:history="1">
+        <w:hyperlink r:id="rId28" w:history="1">
           <w:r>
             <w:rPr>
               <w:rStyle w:val="Hyperlink"/>
@@ -5122,7 +5085,7 @@
           <w:sz w:val="24"/>
           <w:u w:val="single"/>
         </w:rPr>
-        <w:hyperlink r:id="rId29" w:history="1">
+        <w:hyperlink r:id="rId28" w:history="1">
           <w:r>
             <w:rPr>
               <w:rStyle w:val="Hyperlink"/>
@@ -5140,7 +5103,7 @@
           <w:sz w:val="24"/>
           <w:u w:val="single"/>
         </w:rPr>
-        <w:hyperlink r:id="rId29" w:history="1">
+        <w:hyperlink r:id="rId28" w:history="1">
           <w:r>
             <w:rPr>
               <w:rStyle w:val="Hyperlink"/>
@@ -5158,7 +5121,7 @@
           <w:sz w:val="24"/>
           <w:u w:val="single"/>
         </w:rPr>
-        <w:hyperlink r:id="rId29" w:history="1">
+        <w:hyperlink r:id="rId28" w:history="1">
           <w:r>
             <w:rPr>
               <w:rStyle w:val="Hyperlink"/>
@@ -5176,7 +5139,7 @@
           <w:sz w:val="24"/>
           <w:u w:val="single"/>
         </w:rPr>
-        <w:hyperlink r:id="rId29" w:history="1">
+        <w:hyperlink r:id="rId28" w:history="1">
           <w:r>
             <w:rPr>
               <w:rStyle w:val="Hyperlink"/>
@@ -5194,7 +5157,7 @@
           <w:sz w:val="24"/>
           <w:u w:val="single"/>
         </w:rPr>
-        <w:hyperlink r:id="rId29" w:history="1">
+        <w:hyperlink r:id="rId28" w:history="1">
           <w:r>
             <w:rPr>
               <w:rStyle w:val="Hyperlink"/>

--- a/EXPORTS/DOCX/published/niveau3/English/JustinusNassau.docx
+++ b/EXPORTS/DOCX/published/niveau3/English/JustinusNassau.docx
@@ -427,7 +427,7 @@
           <w:sz w:val="24"/>
           <w:u w:val="single"/>
         </w:rPr>
-        <w:hyperlink r:id="rId10" w:history="1">
+        <w:hyperlink r:id="rId9" w:history="1">
           <w:r>
             <w:rPr>
               <w:rStyle w:val="Hyperlink"/>
@@ -456,7 +456,7 @@
           <w:sz w:val="24"/>
           <w:u w:val="single"/>
         </w:rPr>
-        <w:hyperlink r:id="rId10" w:history="1">
+        <w:hyperlink r:id="rId9" w:history="1">
           <w:r>
             <w:rPr>
               <w:rStyle w:val="Hyperlink"/>
@@ -739,13 +739,21 @@
       </w:r>
       <w:r>
         <w:rPr>
+          <w:u w:val="single" w:color="0000ff"/>
           <w:rFonts w:ascii="Charis SIL Regular" w:hAnsi="Charis SIL Regular" w:eastAsia="Charis SIL Regular"/>
           <w:b w:val="0"/>
           <w:i w:val="0"/>
           <w:color w:val="000000"/>
           <w:sz w:val="24"/>
         </w:rPr>
-        <w:t>dupli</w:t>
+        <w:hyperlink r:id="rId11" w:history="1">
+          <w:r>
+            <w:rPr>
+              <w:rStyle w:val="Hyperlink"/>
+            </w:rPr>
+            <w:t>dupli</w:t>
+          </w:r>
+        </w:hyperlink>
       </w:r>
       <w:r>
         <w:rPr>
@@ -1428,19 +1436,9 @@
             <w:rPr>
               <w:rStyle w:val="Hyperlink"/>
             </w:rPr>
-            <w:t>acific to</w:t>
+            <w:t xml:space="preserve">acific to </w:t>
           </w:r>
         </w:hyperlink>
-      </w:r>
-      <w:r>
-        <w:rPr>
-          <w:rFonts w:ascii="Charis SIL Regular" w:hAnsi="Charis SIL Regular" w:eastAsia="Charis SIL Regular"/>
-          <w:b w:val="0"/>
-          <w:i w:val="0"/>
-          <w:color w:val="000000"/>
-          <w:sz w:val="24"/>
-        </w:rPr>
-        <w:t xml:space="preserve"> </w:t>
       </w:r>
       <w:r>
         <w:rPr>
@@ -1491,24 +1489,13 @@
       </w:r>
       <w:r>
         <w:rPr>
-          <w:u w:val="single" w:color="0000ff"/>
           <w:rFonts w:ascii="Charis SIL Regular" w:hAnsi="Charis SIL Regular" w:eastAsia="Charis SIL Regular"/>
           <w:b w:val="0"/>
           <w:i w:val="0"/>
           <w:color w:val="000000"/>
           <w:sz w:val="24"/>
         </w:rPr>
-        <w:t>t</w:t>
-      </w:r>
-      <w:r>
-        <w:rPr>
-          <w:rFonts w:ascii="Charis SIL Regular" w:hAnsi="Charis SIL Regular" w:eastAsia="Charis SIL Regular"/>
-          <w:b w:val="0"/>
-          <w:i w:val="0"/>
-          <w:color w:val="000000"/>
-          <w:sz w:val="24"/>
-        </w:rPr>
-        <w:t xml:space="preserve">he Indonesian </w:t>
+        <w:t xml:space="preserve">the Indonesian </w:t>
       </w:r>
       <w:r>
         <w:rPr>
@@ -1635,7 +1622,50 @@
           <w:color w:val="000000"/>
           <w:sz w:val="24"/>
         </w:rPr>
-        <w:t>the southern branc</w:t>
+        <w:hyperlink r:id="rId11" w:history="1">
+          <w:r>
+            <w:rPr>
+              <w:rStyle w:val="Hyperlink"/>
+            </w:rPr>
+            <w:t xml:space="preserve">the southern </w:t>
+          </w:r>
+        </w:hyperlink>
+      </w:r>
+      <w:r>
+        <w:rPr>
+          <w:u w:val="single" w:color="0000ff"/>
+          <w:rFonts w:ascii="Charis SIL Regular" w:hAnsi="Charis SIL Regular" w:eastAsia="Charis SIL Regular"/>
+          <w:b w:val="0"/>
+          <w:i w:val="0"/>
+          <w:color w:val="000000"/>
+          <w:sz w:val="24"/>
+        </w:rPr>
+        <w:hyperlink r:id="rId11" w:history="1">
+          <w:r>
+            <w:rPr>
+              <w:rStyle w:val="Hyperlink"/>
+            </w:rPr>
+            <w:t>b</w:t>
+          </w:r>
+        </w:hyperlink>
+      </w:r>
+      <w:r>
+        <w:rPr>
+          <w:u w:val="single" w:color="0000ff"/>
+          <w:rFonts w:ascii="Charis SIL Regular" w:hAnsi="Charis SIL Regular" w:eastAsia="Charis SIL Regular"/>
+          <w:b w:val="0"/>
+          <w:i w:val="0"/>
+          <w:color w:val="000000"/>
+          <w:sz w:val="24"/>
+        </w:rPr>
+        <w:hyperlink r:id="rId11" w:history="1">
+          <w:r>
+            <w:rPr>
+              <w:rStyle w:val="Hyperlink"/>
+            </w:rPr>
+            <w:t>ranc</w:t>
+          </w:r>
+        </w:hyperlink>
       </w:r>
       <w:r>
         <w:rPr>
@@ -2178,61 +2208,7 @@
           <w:color w:val="000000"/>
           <w:sz w:val="24"/>
         </w:rPr>
-        <w:t>mus</w:t>
-      </w:r>
-      <w:r>
-        <w:rPr>
-          <w:u w:val="single" w:color="0000ff"/>
-          <w:rFonts w:ascii="Charis SIL Regular" w:hAnsi="Charis SIL Regular" w:eastAsia="Charis SIL Regular"/>
-          <w:b w:val="0"/>
-          <w:i w:val="0"/>
-          <w:color w:val="000000"/>
-          <w:sz w:val="24"/>
-        </w:rPr>
-        <w:hyperlink r:id="rId17" w:history="1">
-          <w:r>
-            <w:rPr>
-              <w:rStyle w:val="Hyperlink"/>
-            </w:rPr>
-            <w:t xml:space="preserve">eum archive </w:t>
-          </w:r>
-        </w:hyperlink>
-      </w:r>
-      <w:r>
-        <w:rPr>
-          <w:u w:val="single" w:color="0000ff"/>
-          <w:rFonts w:ascii="Charis SIL Regular" w:hAnsi="Charis SIL Regular" w:eastAsia="Charis SIL Regular"/>
-          <w:b w:val="0"/>
-          <w:i w:val="0"/>
-          <w:color w:val="000000"/>
-          <w:sz w:val="24"/>
-        </w:rPr>
-        <w:hyperlink r:id="rId17" w:history="1">
-          <w:r>
-            <w:rPr>
-              <w:rStyle w:val="Hyperlink"/>
-            </w:rPr>
-            <w:t>h</w:t>
-          </w:r>
-        </w:hyperlink>
-      </w:r>
-      <w:r>
-        <w:rPr>
-          <w:u w:val="single" w:color="0000ff"/>
-          <w:rFonts w:ascii="Charis SIL Regular" w:hAnsi="Charis SIL Regular" w:eastAsia="Charis SIL Regular"/>
-          <w:b w:val="0"/>
-          <w:i w:val="0"/>
-          <w:color w:val="000000"/>
-          <w:sz w:val="24"/>
-        </w:rPr>
-        <w:hyperlink r:id="rId17" w:history="1">
-          <w:r>
-            <w:rPr>
-              <w:rStyle w:val="Hyperlink"/>
-            </w:rPr>
-            <w:t xml:space="preserve">ave </w:t>
-          </w:r>
-        </w:hyperlink>
+        <w:t xml:space="preserve">museum archive have </w:t>
       </w:r>
       <w:r>
         <w:rPr>
@@ -3379,7 +3355,7 @@
           <w:sz w:val="24"/>
           <w:u w:val="single"/>
         </w:rPr>
-        <w:hyperlink r:id="rId22" w:history="1">
+        <w:hyperlink r:id="rId21" w:history="1">
           <w:r>
             <w:rPr>
               <w:rStyle w:val="Hyperlink"/>
@@ -3436,7 +3412,7 @@
           <w:sz w:val="24"/>
           <w:u w:val="single"/>
         </w:rPr>
-        <w:hyperlink r:id="rId21" w:history="1">
+        <w:hyperlink r:id="rId23" w:history="1">
           <w:r>
             <w:rPr>
               <w:rStyle w:val="Hyperlink"/>
@@ -3454,7 +3430,7 @@
           <w:sz w:val="24"/>
           <w:u w:val="single"/>
         </w:rPr>
-        <w:hyperlink r:id="rId21" w:history="1">
+        <w:hyperlink r:id="rId23" w:history="1">
           <w:r>
             <w:rPr>
               <w:rStyle w:val="Hyperlink"/>
@@ -3562,7 +3538,7 @@
           <w:sz w:val="24"/>
           <w:u w:val="single"/>
         </w:rPr>
-        <w:hyperlink r:id="rId23" w:history="1">
+        <w:hyperlink r:id="rId24" w:history="1">
           <w:r>
             <w:rPr>
               <w:rStyle w:val="Hyperlink"/>
@@ -3580,7 +3556,7 @@
           <w:sz w:val="24"/>
           <w:u w:val="single"/>
         </w:rPr>
-        <w:hyperlink r:id="rId23" w:history="1">
+        <w:hyperlink r:id="rId24" w:history="1">
           <w:r>
             <w:rPr>
               <w:rStyle w:val="Hyperlink"/>
@@ -3598,7 +3574,7 @@
           <w:sz w:val="24"/>
           <w:u w:val="single"/>
         </w:rPr>
-        <w:hyperlink r:id="rId23" w:history="1">
+        <w:hyperlink r:id="rId24" w:history="1">
           <w:r>
             <w:rPr>
               <w:rStyle w:val="Hyperlink"/>
@@ -3616,7 +3592,7 @@
           <w:sz w:val="24"/>
           <w:u w:val="single"/>
         </w:rPr>
-        <w:hyperlink r:id="rId23" w:history="1">
+        <w:hyperlink r:id="rId24" w:history="1">
           <w:r>
             <w:rPr>
               <w:rStyle w:val="Hyperlink"/>
@@ -3644,7 +3620,7 @@
           <w:sz w:val="24"/>
           <w:u w:val="single"/>
         </w:rPr>
-        <w:hyperlink r:id="rId24" w:history="1">
+        <w:hyperlink r:id="rId25" w:history="1">
           <w:r>
             <w:rPr>
               <w:rStyle w:val="Hyperlink"/>
@@ -3818,7 +3794,7 @@
           <w:sz w:val="24"/>
           <w:u w:val="single"/>
         </w:rPr>
-        <w:hyperlink r:id="rId25" w:history="1">
+        <w:hyperlink r:id="rId26" w:history="1">
           <w:r>
             <w:rPr>
               <w:rStyle w:val="Hyperlink"/>
@@ -3836,7 +3812,7 @@
           <w:sz w:val="24"/>
           <w:u w:val="single"/>
         </w:rPr>
-        <w:hyperlink r:id="rId25" w:history="1">
+        <w:hyperlink r:id="rId26" w:history="1">
           <w:r>
             <w:rPr>
               <w:rStyle w:val="Hyperlink"/>
@@ -3854,7 +3830,7 @@
           <w:sz w:val="24"/>
           <w:u w:val="single"/>
         </w:rPr>
-        <w:hyperlink r:id="rId25" w:history="1">
+        <w:hyperlink r:id="rId26" w:history="1">
           <w:r>
             <w:rPr>
               <w:rStyle w:val="Hyperlink"/>
@@ -3872,7 +3848,7 @@
           <w:sz w:val="24"/>
           <w:u w:val="single"/>
         </w:rPr>
-        <w:hyperlink r:id="rId25" w:history="1">
+        <w:hyperlink r:id="rId26" w:history="1">
           <w:r>
             <w:rPr>
               <w:rStyle w:val="Hyperlink"/>
@@ -3890,7 +3866,7 @@
           <w:sz w:val="24"/>
           <w:u w:val="single"/>
         </w:rPr>
-        <w:hyperlink r:id="rId25" w:history="1">
+        <w:hyperlink r:id="rId26" w:history="1">
           <w:r>
             <w:rPr>
               <w:rStyle w:val="Hyperlink"/>
@@ -3908,7 +3884,7 @@
           <w:sz w:val="24"/>
           <w:u w:val="single"/>
         </w:rPr>
-        <w:hyperlink r:id="rId25" w:history="1">
+        <w:hyperlink r:id="rId26" w:history="1">
           <w:r>
             <w:rPr>
               <w:rStyle w:val="Hyperlink"/>
@@ -3926,7 +3902,7 @@
           <w:sz w:val="24"/>
           <w:u w:val="single"/>
         </w:rPr>
-        <w:hyperlink r:id="rId25" w:history="1">
+        <w:hyperlink r:id="rId26" w:history="1">
           <w:r>
             <w:rPr>
               <w:rStyle w:val="Hyperlink"/>
@@ -3944,7 +3920,7 @@
           <w:sz w:val="24"/>
           <w:u w:val="single"/>
         </w:rPr>
-        <w:hyperlink r:id="rId25" w:history="1">
+        <w:hyperlink r:id="rId26" w:history="1">
           <w:r>
             <w:rPr>
               <w:rStyle w:val="Hyperlink"/>
@@ -3962,7 +3938,7 @@
           <w:sz w:val="24"/>
           <w:u w:val="single"/>
         </w:rPr>
-        <w:hyperlink r:id="rId25" w:history="1">
+        <w:hyperlink r:id="rId26" w:history="1">
           <w:r>
             <w:rPr>
               <w:rStyle w:val="Hyperlink"/>
@@ -3980,7 +3956,7 @@
           <w:sz w:val="24"/>
           <w:u w:val="single"/>
         </w:rPr>
-        <w:hyperlink r:id="rId25" w:history="1">
+        <w:hyperlink r:id="rId26" w:history="1">
           <w:r>
             <w:rPr>
               <w:rStyle w:val="Hyperlink"/>
@@ -3998,7 +3974,7 @@
           <w:sz w:val="24"/>
           <w:u w:val="single"/>
         </w:rPr>
-        <w:hyperlink r:id="rId25" w:history="1">
+        <w:hyperlink r:id="rId26" w:history="1">
           <w:r>
             <w:rPr>
               <w:rStyle w:val="Hyperlink"/>
@@ -4016,7 +3992,7 @@
           <w:sz w:val="24"/>
           <w:u w:val="single"/>
         </w:rPr>
-        <w:hyperlink r:id="rId25" w:history="1">
+        <w:hyperlink r:id="rId26" w:history="1">
           <w:r>
             <w:rPr>
               <w:rStyle w:val="Hyperlink"/>
@@ -4034,7 +4010,7 @@
           <w:sz w:val="24"/>
           <w:u w:val="single"/>
         </w:rPr>
-        <w:hyperlink r:id="rId25" w:history="1">
+        <w:hyperlink r:id="rId26" w:history="1">
           <w:r>
             <w:rPr>
               <w:rStyle w:val="Hyperlink"/>
@@ -4052,7 +4028,7 @@
           <w:sz w:val="24"/>
           <w:u w:val="single"/>
         </w:rPr>
-        <w:hyperlink r:id="rId25" w:history="1">
+        <w:hyperlink r:id="rId26" w:history="1">
           <w:r>
             <w:rPr>
               <w:rStyle w:val="Hyperlink"/>
@@ -4070,7 +4046,7 @@
           <w:sz w:val="24"/>
           <w:u w:val="single"/>
         </w:rPr>
-        <w:hyperlink r:id="rId25" w:history="1">
+        <w:hyperlink r:id="rId26" w:history="1">
           <w:r>
             <w:rPr>
               <w:rStyle w:val="Hyperlink"/>
@@ -4088,14 +4064,7 @@
           <w:sz w:val="24"/>
           <w:u w:val="single"/>
         </w:rPr>
-        <w:hyperlink r:id="rId25" w:history="1">
-          <w:r>
-            <w:rPr>
-              <w:rStyle w:val="Hyperlink"/>
-            </w:rPr>
-            <w:t>w</w:t>
-          </w:r>
-        </w:hyperlink>
+        <w:t>w</w:t>
       </w:r>
       <w:r>
         <w:rPr>
@@ -4106,7 +4075,7 @@
           <w:sz w:val="24"/>
           <w:u w:val="single"/>
         </w:rPr>
-        <w:hyperlink r:id="rId25" w:history="1">
+        <w:hyperlink r:id="rId26" w:history="1">
           <w:r>
             <w:rPr>
               <w:rStyle w:val="Hyperlink"/>
@@ -4124,7 +4093,7 @@
           <w:sz w:val="24"/>
           <w:u w:val="single"/>
         </w:rPr>
-        <w:hyperlink r:id="rId25" w:history="1">
+        <w:hyperlink r:id="rId26" w:history="1">
           <w:r>
             <w:rPr>
               <w:rStyle w:val="Hyperlink"/>
@@ -4284,7 +4253,7 @@
           <w:sz w:val="24"/>
           <w:u w:val="single"/>
         </w:rPr>
-        <w:hyperlink r:id="rId26" w:history="1">
+        <w:hyperlink r:id="rId27" w:history="1">
           <w:r>
             <w:rPr>
               <w:rStyle w:val="Hyperlink"/>
@@ -4302,7 +4271,7 @@
           <w:sz w:val="24"/>
           <w:u w:val="single"/>
         </w:rPr>
-        <w:hyperlink r:id="rId26" w:history="1">
+        <w:hyperlink r:id="rId27" w:history="1">
           <w:r>
             <w:rPr>
               <w:rStyle w:val="Hyperlink"/>
@@ -4320,7 +4289,7 @@
           <w:sz w:val="24"/>
           <w:u w:val="single"/>
         </w:rPr>
-        <w:hyperlink r:id="rId26" w:history="1">
+        <w:hyperlink r:id="rId27" w:history="1">
           <w:r>
             <w:rPr>
               <w:rStyle w:val="Hyperlink"/>
@@ -4338,7 +4307,7 @@
           <w:sz w:val="24"/>
           <w:u w:val="single"/>
         </w:rPr>
-        <w:hyperlink r:id="rId26" w:history="1">
+        <w:hyperlink r:id="rId27" w:history="1">
           <w:r>
             <w:rPr>
               <w:rStyle w:val="Hyperlink"/>
@@ -4356,7 +4325,7 @@
           <w:sz w:val="24"/>
           <w:u w:val="single"/>
         </w:rPr>
-        <w:hyperlink r:id="rId26" w:history="1">
+        <w:hyperlink r:id="rId27" w:history="1">
           <w:r>
             <w:rPr>
               <w:rStyle w:val="Hyperlink"/>
@@ -4374,7 +4343,7 @@
           <w:sz w:val="24"/>
           <w:u w:val="single"/>
         </w:rPr>
-        <w:hyperlink r:id="rId26" w:history="1">
+        <w:hyperlink r:id="rId27" w:history="1">
           <w:r>
             <w:rPr>
               <w:rStyle w:val="Hyperlink"/>
@@ -4392,7 +4361,7 @@
           <w:sz w:val="24"/>
           <w:u w:val="single"/>
         </w:rPr>
-        <w:hyperlink r:id="rId26" w:history="1">
+        <w:hyperlink r:id="rId27" w:history="1">
           <w:r>
             <w:rPr>
               <w:rStyle w:val="Hyperlink"/>
@@ -4410,7 +4379,7 @@
           <w:sz w:val="24"/>
           <w:u w:val="single"/>
         </w:rPr>
-        <w:hyperlink r:id="rId26" w:history="1">
+        <w:hyperlink r:id="rId27" w:history="1">
           <w:r>
             <w:rPr>
               <w:rStyle w:val="Hyperlink"/>
@@ -4428,7 +4397,7 @@
           <w:sz w:val="24"/>
           <w:u w:val="single"/>
         </w:rPr>
-        <w:hyperlink r:id="rId26" w:history="1">
+        <w:hyperlink r:id="rId27" w:history="1">
           <w:r>
             <w:rPr>
               <w:rStyle w:val="Hyperlink"/>
@@ -4446,7 +4415,7 @@
           <w:sz w:val="24"/>
           <w:u w:val="single"/>
         </w:rPr>
-        <w:hyperlink r:id="rId26" w:history="1">
+        <w:hyperlink r:id="rId27" w:history="1">
           <w:r>
             <w:rPr>
               <w:rStyle w:val="Hyperlink"/>
@@ -4464,7 +4433,7 @@
           <w:sz w:val="24"/>
           <w:u w:val="single"/>
         </w:rPr>
-        <w:hyperlink r:id="rId26" w:history="1">
+        <w:hyperlink r:id="rId27" w:history="1">
           <w:r>
             <w:rPr>
               <w:rStyle w:val="Hyperlink"/>
@@ -4482,7 +4451,7 @@
           <w:sz w:val="24"/>
           <w:u w:val="single"/>
         </w:rPr>
-        <w:hyperlink r:id="rId26" w:history="1">
+        <w:hyperlink r:id="rId27" w:history="1">
           <w:r>
             <w:rPr>
               <w:rStyle w:val="Hyperlink"/>
@@ -4500,7 +4469,7 @@
           <w:sz w:val="24"/>
           <w:u w:val="single"/>
         </w:rPr>
-        <w:hyperlink r:id="rId26" w:history="1">
+        <w:hyperlink r:id="rId27" w:history="1">
           <w:r>
             <w:rPr>
               <w:rStyle w:val="Hyperlink"/>
@@ -4518,7 +4487,7 @@
           <w:sz w:val="24"/>
           <w:u w:val="single"/>
         </w:rPr>
-        <w:hyperlink r:id="rId26" w:history="1">
+        <w:hyperlink r:id="rId27" w:history="1">
           <w:r>
             <w:rPr>
               <w:rStyle w:val="Hyperlink"/>
@@ -4536,7 +4505,7 @@
           <w:sz w:val="24"/>
           <w:u w:val="single"/>
         </w:rPr>
-        <w:hyperlink r:id="rId26" w:history="1">
+        <w:hyperlink r:id="rId27" w:history="1">
           <w:r>
             <w:rPr>
               <w:rStyle w:val="Hyperlink"/>
@@ -4697,7 +4666,7 @@
           <w:sz w:val="24"/>
           <w:u w:val="single"/>
         </w:rPr>
-        <w:hyperlink r:id="rId27" w:history="1">
+        <w:hyperlink r:id="rId28" w:history="1">
           <w:r>
             <w:rPr>
               <w:rStyle w:val="Hyperlink"/>
@@ -4715,7 +4684,7 @@
           <w:sz w:val="24"/>
           <w:u w:val="single"/>
         </w:rPr>
-        <w:hyperlink r:id="rId27" w:history="1">
+        <w:hyperlink r:id="rId28" w:history="1">
           <w:r>
             <w:rPr>
               <w:rStyle w:val="Hyperlink"/>
@@ -4733,7 +4702,7 @@
           <w:sz w:val="24"/>
           <w:u w:val="single"/>
         </w:rPr>
-        <w:hyperlink r:id="rId27" w:history="1">
+        <w:hyperlink r:id="rId28" w:history="1">
           <w:r>
             <w:rPr>
               <w:rStyle w:val="Hyperlink"/>
@@ -4751,7 +4720,7 @@
           <w:sz w:val="24"/>
           <w:u w:val="single"/>
         </w:rPr>
-        <w:hyperlink r:id="rId27" w:history="1">
+        <w:hyperlink r:id="rId28" w:history="1">
           <w:r>
             <w:rPr>
               <w:rStyle w:val="Hyperlink"/>
@@ -4769,7 +4738,7 @@
           <w:sz w:val="24"/>
           <w:u w:val="single"/>
         </w:rPr>
-        <w:hyperlink r:id="rId27" w:history="1">
+        <w:hyperlink r:id="rId28" w:history="1">
           <w:r>
             <w:rPr>
               <w:rStyle w:val="Hyperlink"/>
@@ -4790,7 +4759,7 @@
           <w:sz w:val="24"/>
           <w:u w:val="single"/>
         </w:rPr>
-        <w:hyperlink r:id="rId27" w:history="1">
+        <w:hyperlink r:id="rId28" w:history="1">
           <w:r>
             <w:rPr>
               <w:rStyle w:val="Hyperlink"/>
@@ -4808,7 +4777,7 @@
           <w:sz w:val="24"/>
           <w:u w:val="single"/>
         </w:rPr>
-        <w:hyperlink r:id="rId27" w:history="1">
+        <w:hyperlink r:id="rId28" w:history="1">
           <w:r>
             <w:rPr>
               <w:rStyle w:val="Hyperlink"/>
@@ -4826,7 +4795,7 @@
           <w:sz w:val="24"/>
           <w:u w:val="single"/>
         </w:rPr>
-        <w:hyperlink r:id="rId27" w:history="1">
+        <w:hyperlink r:id="rId28" w:history="1">
           <w:r>
             <w:rPr>
               <w:rStyle w:val="Hyperlink"/>
@@ -4844,7 +4813,7 @@
           <w:sz w:val="24"/>
           <w:u w:val="single"/>
         </w:rPr>
-        <w:hyperlink r:id="rId27" w:history="1">
+        <w:hyperlink r:id="rId28" w:history="1">
           <w:r>
             <w:rPr>
               <w:rStyle w:val="Hyperlink"/>
@@ -4862,7 +4831,7 @@
           <w:sz w:val="24"/>
           <w:u w:val="single"/>
         </w:rPr>
-        <w:hyperlink r:id="rId27" w:history="1">
+        <w:hyperlink r:id="rId28" w:history="1">
           <w:r>
             <w:rPr>
               <w:rStyle w:val="Hyperlink"/>
@@ -5013,7 +4982,7 @@
           <w:sz w:val="24"/>
           <w:u w:val="single"/>
         </w:rPr>
-        <w:hyperlink r:id="rId28" w:history="1">
+        <w:hyperlink r:id="rId29" w:history="1">
           <w:r>
             <w:rPr>
               <w:rStyle w:val="Hyperlink"/>
@@ -5031,7 +5000,7 @@
           <w:sz w:val="24"/>
           <w:u w:val="single"/>
         </w:rPr>
-        <w:hyperlink r:id="rId28" w:history="1">
+        <w:hyperlink r:id="rId29" w:history="1">
           <w:r>
             <w:rPr>
               <w:rStyle w:val="Hyperlink"/>
@@ -5049,7 +5018,7 @@
           <w:sz w:val="24"/>
           <w:u w:val="single"/>
         </w:rPr>
-        <w:hyperlink r:id="rId28" w:history="1">
+        <w:hyperlink r:id="rId29" w:history="1">
           <w:r>
             <w:rPr>
               <w:rStyle w:val="Hyperlink"/>
@@ -5067,7 +5036,7 @@
           <w:sz w:val="24"/>
           <w:u w:val="single"/>
         </w:rPr>
-        <w:hyperlink r:id="rId28" w:history="1">
+        <w:hyperlink r:id="rId29" w:history="1">
           <w:r>
             <w:rPr>
               <w:rStyle w:val="Hyperlink"/>
@@ -5085,7 +5054,7 @@
           <w:sz w:val="24"/>
           <w:u w:val="single"/>
         </w:rPr>
-        <w:hyperlink r:id="rId28" w:history="1">
+        <w:hyperlink r:id="rId29" w:history="1">
           <w:r>
             <w:rPr>
               <w:rStyle w:val="Hyperlink"/>
@@ -5103,7 +5072,7 @@
           <w:sz w:val="24"/>
           <w:u w:val="single"/>
         </w:rPr>
-        <w:hyperlink r:id="rId28" w:history="1">
+        <w:hyperlink r:id="rId29" w:history="1">
           <w:r>
             <w:rPr>
               <w:rStyle w:val="Hyperlink"/>
@@ -5121,7 +5090,7 @@
           <w:sz w:val="24"/>
           <w:u w:val="single"/>
         </w:rPr>
-        <w:hyperlink r:id="rId28" w:history="1">
+        <w:hyperlink r:id="rId29" w:history="1">
           <w:r>
             <w:rPr>
               <w:rStyle w:val="Hyperlink"/>
@@ -5139,7 +5108,7 @@
           <w:sz w:val="24"/>
           <w:u w:val="single"/>
         </w:rPr>
-        <w:hyperlink r:id="rId28" w:history="1">
+        <w:hyperlink r:id="rId29" w:history="1">
           <w:r>
             <w:rPr>
               <w:rStyle w:val="Hyperlink"/>
@@ -5157,7 +5126,7 @@
           <w:sz w:val="24"/>
           <w:u w:val="single"/>
         </w:rPr>
-        <w:hyperlink r:id="rId28" w:history="1">
+        <w:hyperlink r:id="rId29" w:history="1">
           <w:r>
             <w:rPr>
               <w:rStyle w:val="Hyperlink"/>

--- a/EXPORTS/DOCX/published/niveau3/English/JustinusNassau.docx
+++ b/EXPORTS/DOCX/published/niveau3/English/JustinusNassau.docx
@@ -409,7 +409,7 @@
           <w:sz w:val="24"/>
           <w:u w:val="single"/>
         </w:rPr>
-        <w:hyperlink r:id="rId9" w:history="1">
+        <w:hyperlink r:id="rId10" w:history="1">
           <w:r>
             <w:rPr>
               <w:rStyle w:val="Hyperlink"/>
@@ -427,7 +427,7 @@
           <w:sz w:val="24"/>
           <w:u w:val="single"/>
         </w:rPr>
-        <w:hyperlink r:id="rId9" w:history="1">
+        <w:hyperlink r:id="rId10" w:history="1">
           <w:r>
             <w:rPr>
               <w:rStyle w:val="Hyperlink"/>
@@ -456,7 +456,7 @@
           <w:sz w:val="24"/>
           <w:u w:val="single"/>
         </w:rPr>
-        <w:hyperlink r:id="rId9" w:history="1">
+        <w:hyperlink r:id="rId10" w:history="1">
           <w:r>
             <w:rPr>
               <w:rStyle w:val="Hyperlink"/>
@@ -474,7 +474,7 @@
           <w:sz w:val="24"/>
           <w:u w:val="single"/>
         </w:rPr>
-        <w:hyperlink r:id="rId9" w:history="1">
+        <w:hyperlink r:id="rId10" w:history="1">
           <w:r>
             <w:rPr>
               <w:rStyle w:val="Hyperlink"/>
@@ -492,7 +492,7 @@
           <w:sz w:val="24"/>
           <w:u w:val="single"/>
         </w:rPr>
-        <w:hyperlink r:id="rId9" w:history="1">
+        <w:hyperlink r:id="rId10" w:history="1">
           <w:r>
             <w:rPr>
               <w:rStyle w:val="Hyperlink"/>
@@ -1436,9 +1436,19 @@
             <w:rPr>
               <w:rStyle w:val="Hyperlink"/>
             </w:rPr>
-            <w:t xml:space="preserve">acific to </w:t>
+            <w:t>acific to</w:t>
           </w:r>
         </w:hyperlink>
+      </w:r>
+      <w:r>
+        <w:rPr>
+          <w:rFonts w:ascii="Charis SIL Regular" w:hAnsi="Charis SIL Regular" w:eastAsia="Charis SIL Regular"/>
+          <w:b w:val="0"/>
+          <w:i w:val="0"/>
+          <w:color w:val="000000"/>
+          <w:sz w:val="24"/>
+        </w:rPr>
+        <w:t xml:space="preserve"> </w:t>
       </w:r>
       <w:r>
         <w:rPr>
@@ -1489,13 +1499,24 @@
       </w:r>
       <w:r>
         <w:rPr>
+          <w:u w:val="single" w:color="0000ff"/>
           <w:rFonts w:ascii="Charis SIL Regular" w:hAnsi="Charis SIL Regular" w:eastAsia="Charis SIL Regular"/>
           <w:b w:val="0"/>
           <w:i w:val="0"/>
           <w:color w:val="000000"/>
           <w:sz w:val="24"/>
         </w:rPr>
-        <w:t xml:space="preserve">the Indonesian </w:t>
+        <w:t>t</w:t>
+      </w:r>
+      <w:r>
+        <w:rPr>
+          <w:rFonts w:ascii="Charis SIL Regular" w:hAnsi="Charis SIL Regular" w:eastAsia="Charis SIL Regular"/>
+          <w:b w:val="0"/>
+          <w:i w:val="0"/>
+          <w:color w:val="000000"/>
+          <w:sz w:val="24"/>
+        </w:rPr>
+        <w:t xml:space="preserve">he Indonesian </w:t>
       </w:r>
       <w:r>
         <w:rPr>
@@ -2208,7 +2229,61 @@
           <w:color w:val="000000"/>
           <w:sz w:val="24"/>
         </w:rPr>
-        <w:t xml:space="preserve">museum archive have </w:t>
+        <w:t>mus</w:t>
+      </w:r>
+      <w:r>
+        <w:rPr>
+          <w:u w:val="single" w:color="0000ff"/>
+          <w:rFonts w:ascii="Charis SIL Regular" w:hAnsi="Charis SIL Regular" w:eastAsia="Charis SIL Regular"/>
+          <w:b w:val="0"/>
+          <w:i w:val="0"/>
+          <w:color w:val="000000"/>
+          <w:sz w:val="24"/>
+        </w:rPr>
+        <w:hyperlink r:id="rId17" w:history="1">
+          <w:r>
+            <w:rPr>
+              <w:rStyle w:val="Hyperlink"/>
+            </w:rPr>
+            <w:t xml:space="preserve">eum archive </w:t>
+          </w:r>
+        </w:hyperlink>
+      </w:r>
+      <w:r>
+        <w:rPr>
+          <w:u w:val="single" w:color="0000ff"/>
+          <w:rFonts w:ascii="Charis SIL Regular" w:hAnsi="Charis SIL Regular" w:eastAsia="Charis SIL Regular"/>
+          <w:b w:val="0"/>
+          <w:i w:val="0"/>
+          <w:color w:val="000000"/>
+          <w:sz w:val="24"/>
+        </w:rPr>
+        <w:hyperlink r:id="rId17" w:history="1">
+          <w:r>
+            <w:rPr>
+              <w:rStyle w:val="Hyperlink"/>
+            </w:rPr>
+            <w:t>h</w:t>
+          </w:r>
+        </w:hyperlink>
+      </w:r>
+      <w:r>
+        <w:rPr>
+          <w:u w:val="single" w:color="0000ff"/>
+          <w:rFonts w:ascii="Charis SIL Regular" w:hAnsi="Charis SIL Regular" w:eastAsia="Charis SIL Regular"/>
+          <w:b w:val="0"/>
+          <w:i w:val="0"/>
+          <w:color w:val="000000"/>
+          <w:sz w:val="24"/>
+        </w:rPr>
+        <w:hyperlink r:id="rId17" w:history="1">
+          <w:r>
+            <w:rPr>
+              <w:rStyle w:val="Hyperlink"/>
+            </w:rPr>
+            <w:t xml:space="preserve">ave </w:t>
+          </w:r>
+        </w:hyperlink>
       </w:r>
       <w:r>
         <w:rPr>
@@ -3366,13 +3441,21 @@
       </w:r>
       <w:r>
         <w:rPr>
+          <w:u w:val="single" w:color="0000ff"/>
           <w:rFonts w:ascii="Charis SIL Regular" w:hAnsi="Charis SIL Regular" w:eastAsia="Charis SIL Regular"/>
           <w:b w:val="0"/>
           <w:i w:val="0"/>
           <w:color w:val="000000"/>
           <w:sz w:val="24"/>
         </w:rPr>
-        <w:t xml:space="preserve">, </w:t>
+        <w:hyperlink r:id="rId21" w:history="1">
+          <w:r>
+            <w:rPr>
+              <w:rStyle w:val="Hyperlink"/>
+            </w:rPr>
+            <w:t xml:space="preserve">, </w:t>
+          </w:r>
+        </w:hyperlink>
       </w:r>
       <w:r>
         <w:rPr>
@@ -3412,7 +3495,7 @@
           <w:sz w:val="24"/>
           <w:u w:val="single"/>
         </w:rPr>
-        <w:hyperlink r:id="rId23" w:history="1">
+        <w:hyperlink r:id="rId21" w:history="1">
           <w:r>
             <w:rPr>
               <w:rStyle w:val="Hyperlink"/>
@@ -3430,7 +3513,7 @@
           <w:sz w:val="24"/>
           <w:u w:val="single"/>
         </w:rPr>
-        <w:hyperlink r:id="rId23" w:history="1">
+        <w:hyperlink r:id="rId21" w:history="1">
           <w:r>
             <w:rPr>
               <w:rStyle w:val="Hyperlink"/>
@@ -3538,7 +3621,7 @@
           <w:sz w:val="24"/>
           <w:u w:val="single"/>
         </w:rPr>
-        <w:hyperlink r:id="rId24" w:history="1">
+        <w:hyperlink r:id="rId23" w:history="1">
           <w:r>
             <w:rPr>
               <w:rStyle w:val="Hyperlink"/>
@@ -3556,7 +3639,7 @@
           <w:sz w:val="24"/>
           <w:u w:val="single"/>
         </w:rPr>
-        <w:hyperlink r:id="rId24" w:history="1">
+        <w:hyperlink r:id="rId23" w:history="1">
           <w:r>
             <w:rPr>
               <w:rStyle w:val="Hyperlink"/>
@@ -3574,7 +3657,7 @@
           <w:sz w:val="24"/>
           <w:u w:val="single"/>
         </w:rPr>
-        <w:hyperlink r:id="rId24" w:history="1">
+        <w:hyperlink r:id="rId23" w:history="1">
           <w:r>
             <w:rPr>
               <w:rStyle w:val="Hyperlink"/>
@@ -3592,7 +3675,7 @@
           <w:sz w:val="24"/>
           <w:u w:val="single"/>
         </w:rPr>
-        <w:hyperlink r:id="rId24" w:history="1">
+        <w:hyperlink r:id="rId23" w:history="1">
           <w:r>
             <w:rPr>
               <w:rStyle w:val="Hyperlink"/>
@@ -3620,7 +3703,7 @@
           <w:sz w:val="24"/>
           <w:u w:val="single"/>
         </w:rPr>
-        <w:hyperlink r:id="rId25" w:history="1">
+        <w:hyperlink r:id="rId24" w:history="1">
           <w:r>
             <w:rPr>
               <w:rStyle w:val="Hyperlink"/>
@@ -3638,7 +3721,7 @@
           <w:sz w:val="24"/>
           <w:u w:val="single"/>
         </w:rPr>
-        <w:hyperlink r:id="rId24" w:history="1">
+        <w:hyperlink r:id="rId23" w:history="1">
           <w:r>
             <w:rPr>
               <w:rStyle w:val="Hyperlink"/>
@@ -3656,7 +3739,7 @@
           <w:sz w:val="24"/>
           <w:u w:val="single"/>
         </w:rPr>
-        <w:hyperlink r:id="rId24" w:history="1">
+        <w:hyperlink r:id="rId23" w:history="1">
           <w:r>
             <w:rPr>
               <w:rStyle w:val="Hyperlink"/>
@@ -3794,7 +3877,7 @@
           <w:sz w:val="24"/>
           <w:u w:val="single"/>
         </w:rPr>
-        <w:hyperlink r:id="rId26" w:history="1">
+        <w:hyperlink r:id="rId25" w:history="1">
           <w:r>
             <w:rPr>
               <w:rStyle w:val="Hyperlink"/>
@@ -3812,7 +3895,7 @@
           <w:sz w:val="24"/>
           <w:u w:val="single"/>
         </w:rPr>
-        <w:hyperlink r:id="rId26" w:history="1">
+        <w:hyperlink r:id="rId25" w:history="1">
           <w:r>
             <w:rPr>
               <w:rStyle w:val="Hyperlink"/>
@@ -3830,7 +3913,7 @@
           <w:sz w:val="24"/>
           <w:u w:val="single"/>
         </w:rPr>
-        <w:hyperlink r:id="rId26" w:history="1">
+        <w:hyperlink r:id="rId25" w:history="1">
           <w:r>
             <w:rPr>
               <w:rStyle w:val="Hyperlink"/>
@@ -3848,7 +3931,7 @@
           <w:sz w:val="24"/>
           <w:u w:val="single"/>
         </w:rPr>
-        <w:hyperlink r:id="rId26" w:history="1">
+        <w:hyperlink r:id="rId25" w:history="1">
           <w:r>
             <w:rPr>
               <w:rStyle w:val="Hyperlink"/>
@@ -3866,7 +3949,7 @@
           <w:sz w:val="24"/>
           <w:u w:val="single"/>
         </w:rPr>
-        <w:hyperlink r:id="rId26" w:history="1">
+        <w:hyperlink r:id="rId25" w:history="1">
           <w:r>
             <w:rPr>
               <w:rStyle w:val="Hyperlink"/>
@@ -3884,7 +3967,7 @@
           <w:sz w:val="24"/>
           <w:u w:val="single"/>
         </w:rPr>
-        <w:hyperlink r:id="rId26" w:history="1">
+        <w:hyperlink r:id="rId25" w:history="1">
           <w:r>
             <w:rPr>
               <w:rStyle w:val="Hyperlink"/>
@@ -3902,7 +3985,7 @@
           <w:sz w:val="24"/>
           <w:u w:val="single"/>
         </w:rPr>
-        <w:hyperlink r:id="rId26" w:history="1">
+        <w:hyperlink r:id="rId25" w:history="1">
           <w:r>
             <w:rPr>
               <w:rStyle w:val="Hyperlink"/>
@@ -3920,7 +4003,7 @@
           <w:sz w:val="24"/>
           <w:u w:val="single"/>
         </w:rPr>
-        <w:hyperlink r:id="rId26" w:history="1">
+        <w:hyperlink r:id="rId25" w:history="1">
           <w:r>
             <w:rPr>
               <w:rStyle w:val="Hyperlink"/>
@@ -3938,7 +4021,7 @@
           <w:sz w:val="24"/>
           <w:u w:val="single"/>
         </w:rPr>
-        <w:hyperlink r:id="rId26" w:history="1">
+        <w:hyperlink r:id="rId25" w:history="1">
           <w:r>
             <w:rPr>
               <w:rStyle w:val="Hyperlink"/>
@@ -3956,7 +4039,7 @@
           <w:sz w:val="24"/>
           <w:u w:val="single"/>
         </w:rPr>
-        <w:hyperlink r:id="rId26" w:history="1">
+        <w:hyperlink r:id="rId25" w:history="1">
           <w:r>
             <w:rPr>
               <w:rStyle w:val="Hyperlink"/>
@@ -3974,7 +4057,7 @@
           <w:sz w:val="24"/>
           <w:u w:val="single"/>
         </w:rPr>
-        <w:hyperlink r:id="rId26" w:history="1">
+        <w:hyperlink r:id="rId25" w:history="1">
           <w:r>
             <w:rPr>
               <w:rStyle w:val="Hyperlink"/>
@@ -3992,7 +4075,7 @@
           <w:sz w:val="24"/>
           <w:u w:val="single"/>
         </w:rPr>
-        <w:hyperlink r:id="rId26" w:history="1">
+        <w:hyperlink r:id="rId25" w:history="1">
           <w:r>
             <w:rPr>
               <w:rStyle w:val="Hyperlink"/>
@@ -4010,7 +4093,7 @@
           <w:sz w:val="24"/>
           <w:u w:val="single"/>
         </w:rPr>
-        <w:hyperlink r:id="rId26" w:history="1">
+        <w:hyperlink r:id="rId25" w:history="1">
           <w:r>
             <w:rPr>
               <w:rStyle w:val="Hyperlink"/>
@@ -4028,7 +4111,7 @@
           <w:sz w:val="24"/>
           <w:u w:val="single"/>
         </w:rPr>
-        <w:hyperlink r:id="rId26" w:history="1">
+        <w:hyperlink r:id="rId25" w:history="1">
           <w:r>
             <w:rPr>
               <w:rStyle w:val="Hyperlink"/>
@@ -4046,7 +4129,7 @@
           <w:sz w:val="24"/>
           <w:u w:val="single"/>
         </w:rPr>
-        <w:hyperlink r:id="rId26" w:history="1">
+        <w:hyperlink r:id="rId25" w:history="1">
           <w:r>
             <w:rPr>
               <w:rStyle w:val="Hyperlink"/>
@@ -4062,7 +4145,6 @@
           <w:i w:val="0"/>
           <w:color w:val="0000FF"/>
           <w:sz w:val="24"/>
-          <w:u w:val="single"/>
         </w:rPr>
         <w:t>w</w:t>
       </w:r>
@@ -4075,7 +4157,7 @@
           <w:sz w:val="24"/>
           <w:u w:val="single"/>
         </w:rPr>
-        <w:hyperlink r:id="rId26" w:history="1">
+        <w:hyperlink r:id="rId25" w:history="1">
           <w:r>
             <w:rPr>
               <w:rStyle w:val="Hyperlink"/>
@@ -4093,7 +4175,7 @@
           <w:sz w:val="24"/>
           <w:u w:val="single"/>
         </w:rPr>
-        <w:hyperlink r:id="rId26" w:history="1">
+        <w:hyperlink r:id="rId25" w:history="1">
           <w:r>
             <w:rPr>
               <w:rStyle w:val="Hyperlink"/>
@@ -4253,7 +4335,7 @@
           <w:sz w:val="24"/>
           <w:u w:val="single"/>
         </w:rPr>
-        <w:hyperlink r:id="rId27" w:history="1">
+        <w:hyperlink r:id="rId26" w:history="1">
           <w:r>
             <w:rPr>
               <w:rStyle w:val="Hyperlink"/>
@@ -4271,7 +4353,7 @@
           <w:sz w:val="24"/>
           <w:u w:val="single"/>
         </w:rPr>
-        <w:hyperlink r:id="rId27" w:history="1">
+        <w:hyperlink r:id="rId26" w:history="1">
           <w:r>
             <w:rPr>
               <w:rStyle w:val="Hyperlink"/>
@@ -4289,7 +4371,7 @@
           <w:sz w:val="24"/>
           <w:u w:val="single"/>
         </w:rPr>
-        <w:hyperlink r:id="rId27" w:history="1">
+        <w:hyperlink r:id="rId26" w:history="1">
           <w:r>
             <w:rPr>
               <w:rStyle w:val="Hyperlink"/>
@@ -4307,7 +4389,7 @@
           <w:sz w:val="24"/>
           <w:u w:val="single"/>
         </w:rPr>
-        <w:hyperlink r:id="rId27" w:history="1">
+        <w:hyperlink r:id="rId26" w:history="1">
           <w:r>
             <w:rPr>
               <w:rStyle w:val="Hyperlink"/>
@@ -4325,7 +4407,7 @@
           <w:sz w:val="24"/>
           <w:u w:val="single"/>
         </w:rPr>
-        <w:hyperlink r:id="rId27" w:history="1">
+        <w:hyperlink r:id="rId26" w:history="1">
           <w:r>
             <w:rPr>
               <w:rStyle w:val="Hyperlink"/>
@@ -4343,7 +4425,7 @@
           <w:sz w:val="24"/>
           <w:u w:val="single"/>
         </w:rPr>
-        <w:hyperlink r:id="rId27" w:history="1">
+        <w:hyperlink r:id="rId26" w:history="1">
           <w:r>
             <w:rPr>
               <w:rStyle w:val="Hyperlink"/>
@@ -4361,7 +4443,7 @@
           <w:sz w:val="24"/>
           <w:u w:val="single"/>
         </w:rPr>
-        <w:hyperlink r:id="rId27" w:history="1">
+        <w:hyperlink r:id="rId26" w:history="1">
           <w:r>
             <w:rPr>
               <w:rStyle w:val="Hyperlink"/>
@@ -4379,7 +4461,7 @@
           <w:sz w:val="24"/>
           <w:u w:val="single"/>
         </w:rPr>
-        <w:hyperlink r:id="rId27" w:history="1">
+        <w:hyperlink r:id="rId26" w:history="1">
           <w:r>
             <w:rPr>
               <w:rStyle w:val="Hyperlink"/>
@@ -4397,7 +4479,7 @@
           <w:sz w:val="24"/>
           <w:u w:val="single"/>
         </w:rPr>
-        <w:hyperlink r:id="rId27" w:history="1">
+        <w:hyperlink r:id="rId26" w:history="1">
           <w:r>
             <w:rPr>
               <w:rStyle w:val="Hyperlink"/>
@@ -4415,7 +4497,7 @@
           <w:sz w:val="24"/>
           <w:u w:val="single"/>
         </w:rPr>
-        <w:hyperlink r:id="rId27" w:history="1">
+        <w:hyperlink r:id="rId26" w:history="1">
           <w:r>
             <w:rPr>
               <w:rStyle w:val="Hyperlink"/>
@@ -4433,7 +4515,7 @@
           <w:sz w:val="24"/>
           <w:u w:val="single"/>
         </w:rPr>
-        <w:hyperlink r:id="rId27" w:history="1">
+        <w:hyperlink r:id="rId26" w:history="1">
           <w:r>
             <w:rPr>
               <w:rStyle w:val="Hyperlink"/>
@@ -4451,7 +4533,7 @@
           <w:sz w:val="24"/>
           <w:u w:val="single"/>
         </w:rPr>
-        <w:hyperlink r:id="rId27" w:history="1">
+        <w:hyperlink r:id="rId26" w:history="1">
           <w:r>
             <w:rPr>
               <w:rStyle w:val="Hyperlink"/>
@@ -4469,7 +4551,7 @@
           <w:sz w:val="24"/>
           <w:u w:val="single"/>
         </w:rPr>
-        <w:hyperlink r:id="rId27" w:history="1">
+        <w:hyperlink r:id="rId26" w:history="1">
           <w:r>
             <w:rPr>
               <w:rStyle w:val="Hyperlink"/>
@@ -4487,7 +4569,7 @@
           <w:sz w:val="24"/>
           <w:u w:val="single"/>
         </w:rPr>
-        <w:hyperlink r:id="rId27" w:history="1">
+        <w:hyperlink r:id="rId26" w:history="1">
           <w:r>
             <w:rPr>
               <w:rStyle w:val="Hyperlink"/>
@@ -4505,7 +4587,7 @@
           <w:sz w:val="24"/>
           <w:u w:val="single"/>
         </w:rPr>
-        <w:hyperlink r:id="rId27" w:history="1">
+        <w:hyperlink r:id="rId26" w:history="1">
           <w:r>
             <w:rPr>
               <w:rStyle w:val="Hyperlink"/>
@@ -4666,7 +4748,7 @@
           <w:sz w:val="24"/>
           <w:u w:val="single"/>
         </w:rPr>
-        <w:hyperlink r:id="rId28" w:history="1">
+        <w:hyperlink r:id="rId27" w:history="1">
           <w:r>
             <w:rPr>
               <w:rStyle w:val="Hyperlink"/>
@@ -4684,7 +4766,7 @@
           <w:sz w:val="24"/>
           <w:u w:val="single"/>
         </w:rPr>
-        <w:hyperlink r:id="rId28" w:history="1">
+        <w:hyperlink r:id="rId27" w:history="1">
           <w:r>
             <w:rPr>
               <w:rStyle w:val="Hyperlink"/>
@@ -4702,7 +4784,7 @@
           <w:sz w:val="24"/>
           <w:u w:val="single"/>
         </w:rPr>
-        <w:hyperlink r:id="rId28" w:history="1">
+        <w:hyperlink r:id="rId27" w:history="1">
           <w:r>
             <w:rPr>
               <w:rStyle w:val="Hyperlink"/>
@@ -4720,7 +4802,7 @@
           <w:sz w:val="24"/>
           <w:u w:val="single"/>
         </w:rPr>
-        <w:hyperlink r:id="rId28" w:history="1">
+        <w:hyperlink r:id="rId27" w:history="1">
           <w:r>
             <w:rPr>
               <w:rStyle w:val="Hyperlink"/>
@@ -4738,7 +4820,7 @@
           <w:sz w:val="24"/>
           <w:u w:val="single"/>
         </w:rPr>
-        <w:hyperlink r:id="rId28" w:history="1">
+        <w:hyperlink r:id="rId27" w:history="1">
           <w:r>
             <w:rPr>
               <w:rStyle w:val="Hyperlink"/>
@@ -4759,7 +4841,7 @@
           <w:sz w:val="24"/>
           <w:u w:val="single"/>
         </w:rPr>
-        <w:hyperlink r:id="rId28" w:history="1">
+        <w:hyperlink r:id="rId27" w:history="1">
           <w:r>
             <w:rPr>
               <w:rStyle w:val="Hyperlink"/>
@@ -4777,7 +4859,7 @@
           <w:sz w:val="24"/>
           <w:u w:val="single"/>
         </w:rPr>
-        <w:hyperlink r:id="rId28" w:history="1">
+        <w:hyperlink r:id="rId27" w:history="1">
           <w:r>
             <w:rPr>
               <w:rStyle w:val="Hyperlink"/>
@@ -4795,7 +4877,7 @@
           <w:sz w:val="24"/>
           <w:u w:val="single"/>
         </w:rPr>
-        <w:hyperlink r:id="rId28" w:history="1">
+        <w:hyperlink r:id="rId27" w:history="1">
           <w:r>
             <w:rPr>
               <w:rStyle w:val="Hyperlink"/>
@@ -4813,7 +4895,7 @@
           <w:sz w:val="24"/>
           <w:u w:val="single"/>
         </w:rPr>
-        <w:hyperlink r:id="rId28" w:history="1">
+        <w:hyperlink r:id="rId27" w:history="1">
           <w:r>
             <w:rPr>
               <w:rStyle w:val="Hyperlink"/>
@@ -4831,7 +4913,7 @@
           <w:sz w:val="24"/>
           <w:u w:val="single"/>
         </w:rPr>
-        <w:hyperlink r:id="rId28" w:history="1">
+        <w:hyperlink r:id="rId27" w:history="1">
           <w:r>
             <w:rPr>
               <w:rStyle w:val="Hyperlink"/>
@@ -4982,7 +5064,7 @@
           <w:sz w:val="24"/>
           <w:u w:val="single"/>
         </w:rPr>
-        <w:hyperlink r:id="rId29" w:history="1">
+        <w:hyperlink r:id="rId28" w:history="1">
           <w:r>
             <w:rPr>
               <w:rStyle w:val="Hyperlink"/>
@@ -5000,7 +5082,7 @@
           <w:sz w:val="24"/>
           <w:u w:val="single"/>
         </w:rPr>
-        <w:hyperlink r:id="rId29" w:history="1">
+        <w:hyperlink r:id="rId28" w:history="1">
           <w:r>
             <w:rPr>
               <w:rStyle w:val="Hyperlink"/>
@@ -5018,7 +5100,7 @@
           <w:sz w:val="24"/>
           <w:u w:val="single"/>
         </w:rPr>
-        <w:hyperlink r:id="rId29" w:history="1">
+        <w:hyperlink r:id="rId28" w:history="1">
           <w:r>
             <w:rPr>
               <w:rStyle w:val="Hyperlink"/>
@@ -5036,7 +5118,7 @@
           <w:sz w:val="24"/>
           <w:u w:val="single"/>
         </w:rPr>
-        <w:hyperlink r:id="rId29" w:history="1">
+        <w:hyperlink r:id="rId28" w:history="1">
           <w:r>
             <w:rPr>
               <w:rStyle w:val="Hyperlink"/>
@@ -5054,7 +5136,7 @@
           <w:sz w:val="24"/>
           <w:u w:val="single"/>
         </w:rPr>
-        <w:hyperlink r:id="rId29" w:history="1">
+        <w:hyperlink r:id="rId28" w:history="1">
           <w:r>
             <w:rPr>
               <w:rStyle w:val="Hyperlink"/>
@@ -5072,7 +5154,7 @@
           <w:sz w:val="24"/>
           <w:u w:val="single"/>
         </w:rPr>
-        <w:hyperlink r:id="rId29" w:history="1">
+        <w:hyperlink r:id="rId28" w:history="1">
           <w:r>
             <w:rPr>
               <w:rStyle w:val="Hyperlink"/>
@@ -5090,7 +5172,7 @@
           <w:sz w:val="24"/>
           <w:u w:val="single"/>
         </w:rPr>
-        <w:hyperlink r:id="rId29" w:history="1">
+        <w:hyperlink r:id="rId28" w:history="1">
           <w:r>
             <w:rPr>
               <w:rStyle w:val="Hyperlink"/>
@@ -5108,7 +5190,7 @@
           <w:sz w:val="24"/>
           <w:u w:val="single"/>
         </w:rPr>
-        <w:hyperlink r:id="rId29" w:history="1">
+        <w:hyperlink r:id="rId28" w:history="1">
           <w:r>
             <w:rPr>
               <w:rStyle w:val="Hyperlink"/>
@@ -5126,7 +5208,7 @@
           <w:sz w:val="24"/>
           <w:u w:val="single"/>
         </w:rPr>
-        <w:hyperlink r:id="rId29" w:history="1">
+        <w:hyperlink r:id="rId28" w:history="1">
           <w:r>
             <w:rPr>
               <w:rStyle w:val="Hyperlink"/>

--- a/EXPORTS/DOCX/published/niveau3/English/JustinusNassau.docx
+++ b/EXPORTS/DOCX/published/niveau3/English/JustinusNassau.docx
@@ -378,16 +378,8 @@
           <w:i w:val="0"/>
           <w:color w:val="0000FF"/>
           <w:sz w:val="24"/>
-          <w:u w:val="single"/>
-        </w:rPr>
-        <w:hyperlink r:id="rId9" w:history="1">
-          <w:r>
-            <w:rPr>
-              <w:rStyle w:val="Hyperlink"/>
-            </w:rPr>
-            <w:t>Royal</w:t>
-          </w:r>
-        </w:hyperlink>
+        </w:rPr>
+        <w:t xml:space="preserve">Royal </w:t>
       </w:r>
       <w:r>
         <w:rPr>
@@ -398,18 +390,7 @@
           <w:sz w:val="24"/>
           <w:u w:val="single"/>
         </w:rPr>
-        <w:t xml:space="preserve"> </w:t>
-      </w:r>
-      <w:r>
-        <w:rPr>
-          <w:rFonts w:ascii="Charis SIL Regular" w:hAnsi="Charis SIL Regular" w:eastAsia="Charis SIL Regular"/>
-          <w:b w:val="0"/>
-          <w:i w:val="0"/>
-          <w:color w:val="0000FF"/>
-          <w:sz w:val="24"/>
-          <w:u w:val="single"/>
-        </w:rPr>
-        <w:hyperlink r:id="rId10" w:history="1">
+        <w:hyperlink r:id="rId9" w:history="1">
           <w:r>
             <w:rPr>
               <w:rStyle w:val="Hyperlink"/>
@@ -427,7 +408,7 @@
           <w:sz w:val="24"/>
           <w:u w:val="single"/>
         </w:rPr>
-        <w:hyperlink r:id="rId10" w:history="1">
+        <w:hyperlink r:id="rId9" w:history="1">
           <w:r>
             <w:rPr>
               <w:rStyle w:val="Hyperlink"/>
@@ -456,7 +437,7 @@
           <w:sz w:val="24"/>
           <w:u w:val="single"/>
         </w:rPr>
-        <w:hyperlink r:id="rId10" w:history="1">
+        <w:hyperlink r:id="rId9" w:history="1">
           <w:r>
             <w:rPr>
               <w:rStyle w:val="Hyperlink"/>
@@ -474,7 +455,7 @@
           <w:sz w:val="24"/>
           <w:u w:val="single"/>
         </w:rPr>
-        <w:hyperlink r:id="rId10" w:history="1">
+        <w:hyperlink r:id="rId9" w:history="1">
           <w:r>
             <w:rPr>
               <w:rStyle w:val="Hyperlink"/>
@@ -492,7 +473,7 @@
           <w:sz w:val="24"/>
           <w:u w:val="single"/>
         </w:rPr>
-        <w:hyperlink r:id="rId10" w:history="1">
+        <w:hyperlink r:id="rId9" w:history="1">
           <w:r>
             <w:rPr>
               <w:rStyle w:val="Hyperlink"/>
@@ -1442,6 +1423,7 @@
       </w:r>
       <w:r>
         <w:rPr>
+          <w:u w:val="single" w:color="0000ff"/>
           <w:rFonts w:ascii="Charis SIL Regular" w:hAnsi="Charis SIL Regular" w:eastAsia="Charis SIL Regular"/>
           <w:b w:val="0"/>
           <w:i w:val="0"/>
@@ -1452,7 +1434,6 @@
       </w:r>
       <w:r>
         <w:rPr>
-          <w:u w:val="single" w:color="0000ff"/>
           <w:rFonts w:ascii="Charis SIL Regular" w:hAnsi="Charis SIL Regular" w:eastAsia="Charis SIL Regular"/>
           <w:b w:val="0"/>
           <w:i w:val="0"/>
@@ -2240,50 +2221,7 @@
           <w:color w:val="000000"/>
           <w:sz w:val="24"/>
         </w:rPr>
-        <w:hyperlink r:id="rId17" w:history="1">
-          <w:r>
-            <w:rPr>
-              <w:rStyle w:val="Hyperlink"/>
-            </w:rPr>
-            <w:t xml:space="preserve">eum archive </w:t>
-          </w:r>
-        </w:hyperlink>
-      </w:r>
-      <w:r>
-        <w:rPr>
-          <w:u w:val="single" w:color="0000ff"/>
-          <w:rFonts w:ascii="Charis SIL Regular" w:hAnsi="Charis SIL Regular" w:eastAsia="Charis SIL Regular"/>
-          <w:b w:val="0"/>
-          <w:i w:val="0"/>
-          <w:color w:val="000000"/>
-          <w:sz w:val="24"/>
-        </w:rPr>
-        <w:hyperlink r:id="rId17" w:history="1">
-          <w:r>
-            <w:rPr>
-              <w:rStyle w:val="Hyperlink"/>
-            </w:rPr>
-            <w:t>h</w:t>
-          </w:r>
-        </w:hyperlink>
-      </w:r>
-      <w:r>
-        <w:rPr>
-          <w:u w:val="single" w:color="0000ff"/>
-          <w:rFonts w:ascii="Charis SIL Regular" w:hAnsi="Charis SIL Regular" w:eastAsia="Charis SIL Regular"/>
-          <w:b w:val="0"/>
-          <w:i w:val="0"/>
-          <w:color w:val="000000"/>
-          <w:sz w:val="24"/>
-        </w:rPr>
-        <w:hyperlink r:id="rId17" w:history="1">
-          <w:r>
-            <w:rPr>
-              <w:rStyle w:val="Hyperlink"/>
-            </w:rPr>
-            <w:t xml:space="preserve">ave </w:t>
-          </w:r>
-        </w:hyperlink>
+        <w:t xml:space="preserve">eum archive have </w:t>
       </w:r>
       <w:r>
         <w:rPr>
@@ -3412,7 +3350,7 @@
           <w:sz w:val="24"/>
           <w:u w:val="single"/>
         </w:rPr>
-        <w:hyperlink r:id="rId21" w:history="1">
+        <w:hyperlink r:id="rId22" w:history="1">
           <w:r>
             <w:rPr>
               <w:rStyle w:val="Hyperlink"/>
@@ -3721,7 +3659,7 @@
           <w:sz w:val="24"/>
           <w:u w:val="single"/>
         </w:rPr>
-        <w:hyperlink r:id="rId23" w:history="1">
+        <w:hyperlink r:id="rId24" w:history="1">
           <w:r>
             <w:rPr>
               <w:rStyle w:val="Hyperlink"/>
@@ -4145,8 +4083,16 @@
           <w:i w:val="0"/>
           <w:color w:val="0000FF"/>
           <w:sz w:val="24"/>
-        </w:rPr>
-        <w:t>w</w:t>
+          <w:u w:val="single"/>
+        </w:rPr>
+        <w:hyperlink r:id="rId25" w:history="1">
+          <w:r>
+            <w:rPr>
+              <w:rStyle w:val="Hyperlink"/>
+            </w:rPr>
+            <w:t>w</w:t>
+          </w:r>
+        </w:hyperlink>
       </w:r>
       <w:r>
         <w:rPr>

--- a/EXPORTS/DOCX/published/niveau3/English/JustinusNassau.docx
+++ b/EXPORTS/DOCX/published/niveau3/English/JustinusNassau.docx
@@ -378,8 +378,16 @@
           <w:i w:val="0"/>
           <w:color w:val="0000FF"/>
           <w:sz w:val="24"/>
-        </w:rPr>
-        <w:t xml:space="preserve">Royal </w:t>
+          <w:u w:val="single"/>
+        </w:rPr>
+        <w:hyperlink r:id="rId9" w:history="1">
+          <w:r>
+            <w:rPr>
+              <w:rStyle w:val="Hyperlink"/>
+            </w:rPr>
+            <w:t>Royal</w:t>
+          </w:r>
+        </w:hyperlink>
       </w:r>
       <w:r>
         <w:rPr>
@@ -390,7 +398,18 @@
           <w:sz w:val="24"/>
           <w:u w:val="single"/>
         </w:rPr>
-        <w:hyperlink r:id="rId9" w:history="1">
+        <w:t xml:space="preserve"> </w:t>
+      </w:r>
+      <w:r>
+        <w:rPr>
+          <w:rFonts w:ascii="Charis SIL Regular" w:hAnsi="Charis SIL Regular" w:eastAsia="Charis SIL Regular"/>
+          <w:b w:val="0"/>
+          <w:i w:val="0"/>
+          <w:color w:val="0000FF"/>
+          <w:sz w:val="24"/>
+          <w:u w:val="single"/>
+        </w:rPr>
+        <w:hyperlink r:id="rId10" w:history="1">
           <w:r>
             <w:rPr>
               <w:rStyle w:val="Hyperlink"/>
@@ -408,7 +427,7 @@
           <w:sz w:val="24"/>
           <w:u w:val="single"/>
         </w:rPr>
-        <w:hyperlink r:id="rId9" w:history="1">
+        <w:hyperlink r:id="rId10" w:history="1">
           <w:r>
             <w:rPr>
               <w:rStyle w:val="Hyperlink"/>
@@ -437,7 +456,7 @@
           <w:sz w:val="24"/>
           <w:u w:val="single"/>
         </w:rPr>
-        <w:hyperlink r:id="rId9" w:history="1">
+        <w:hyperlink r:id="rId10" w:history="1">
           <w:r>
             <w:rPr>
               <w:rStyle w:val="Hyperlink"/>
@@ -455,7 +474,7 @@
           <w:sz w:val="24"/>
           <w:u w:val="single"/>
         </w:rPr>
-        <w:hyperlink r:id="rId9" w:history="1">
+        <w:hyperlink r:id="rId10" w:history="1">
           <w:r>
             <w:rPr>
               <w:rStyle w:val="Hyperlink"/>
@@ -473,7 +492,7 @@
           <w:sz w:val="24"/>
           <w:u w:val="single"/>
         </w:rPr>
-        <w:hyperlink r:id="rId9" w:history="1">
+        <w:hyperlink r:id="rId10" w:history="1">
           <w:r>
             <w:rPr>
               <w:rStyle w:val="Hyperlink"/>
@@ -1417,23 +1436,13 @@
             <w:rPr>
               <w:rStyle w:val="Hyperlink"/>
             </w:rPr>
-            <w:t>acific to</w:t>
+            <w:t xml:space="preserve">acific to </w:t>
           </w:r>
         </w:hyperlink>
       </w:r>
       <w:r>
         <w:rPr>
           <w:u w:val="single" w:color="0000ff"/>
-          <w:rFonts w:ascii="Charis SIL Regular" w:hAnsi="Charis SIL Regular" w:eastAsia="Charis SIL Regular"/>
-          <w:b w:val="0"/>
-          <w:i w:val="0"/>
-          <w:color w:val="000000"/>
-          <w:sz w:val="24"/>
-        </w:rPr>
-        <w:t xml:space="preserve"> </w:t>
-      </w:r>
-      <w:r>
-        <w:rPr>
           <w:rFonts w:ascii="Charis SIL Regular" w:hAnsi="Charis SIL Regular" w:eastAsia="Charis SIL Regular"/>
           <w:b w:val="0"/>
           <w:i w:val="0"/>
@@ -1480,24 +1489,13 @@
       </w:r>
       <w:r>
         <w:rPr>
-          <w:u w:val="single" w:color="0000ff"/>
           <w:rFonts w:ascii="Charis SIL Regular" w:hAnsi="Charis SIL Regular" w:eastAsia="Charis SIL Regular"/>
           <w:b w:val="0"/>
           <w:i w:val="0"/>
           <w:color w:val="000000"/>
           <w:sz w:val="24"/>
         </w:rPr>
-        <w:t>t</w:t>
-      </w:r>
-      <w:r>
-        <w:rPr>
-          <w:rFonts w:ascii="Charis SIL Regular" w:hAnsi="Charis SIL Regular" w:eastAsia="Charis SIL Regular"/>
-          <w:b w:val="0"/>
-          <w:i w:val="0"/>
-          <w:color w:val="000000"/>
-          <w:sz w:val="24"/>
-        </w:rPr>
-        <w:t xml:space="preserve">he Indonesian </w:t>
+        <w:t xml:space="preserve">the Indonesian </w:t>
       </w:r>
       <w:r>
         <w:rPr>
@@ -2221,7 +2219,50 @@
           <w:color w:val="000000"/>
           <w:sz w:val="24"/>
         </w:rPr>
-        <w:t xml:space="preserve">eum archive have </w:t>
+        <w:hyperlink r:id="rId17" w:history="1">
+          <w:r>
+            <w:rPr>
+              <w:rStyle w:val="Hyperlink"/>
+            </w:rPr>
+            <w:t xml:space="preserve">eum archive </w:t>
+          </w:r>
+        </w:hyperlink>
+      </w:r>
+      <w:r>
+        <w:rPr>
+          <w:u w:val="single" w:color="0000ff"/>
+          <w:rFonts w:ascii="Charis SIL Regular" w:hAnsi="Charis SIL Regular" w:eastAsia="Charis SIL Regular"/>
+          <w:b w:val="0"/>
+          <w:i w:val="0"/>
+          <w:color w:val="000000"/>
+          <w:sz w:val="24"/>
+        </w:rPr>
+        <w:hyperlink r:id="rId17" w:history="1">
+          <w:r>
+            <w:rPr>
+              <w:rStyle w:val="Hyperlink"/>
+            </w:rPr>
+            <w:t>h</w:t>
+          </w:r>
+        </w:hyperlink>
+      </w:r>
+      <w:r>
+        <w:rPr>
+          <w:u w:val="single" w:color="0000ff"/>
+          <w:rFonts w:ascii="Charis SIL Regular" w:hAnsi="Charis SIL Regular" w:eastAsia="Charis SIL Regular"/>
+          <w:b w:val="0"/>
+          <w:i w:val="0"/>
+          <w:color w:val="000000"/>
+          <w:sz w:val="24"/>
+        </w:rPr>
+        <w:hyperlink r:id="rId17" w:history="1">
+          <w:r>
+            <w:rPr>
+              <w:rStyle w:val="Hyperlink"/>
+            </w:rPr>
+            <w:t xml:space="preserve">ave </w:t>
+          </w:r>
+        </w:hyperlink>
       </w:r>
       <w:r>
         <w:rPr>
@@ -3350,7 +3391,7 @@
           <w:sz w:val="24"/>
           <w:u w:val="single"/>
         </w:rPr>
-        <w:hyperlink r:id="rId22" w:history="1">
+        <w:hyperlink r:id="rId21" w:history="1">
           <w:r>
             <w:rPr>
               <w:rStyle w:val="Hyperlink"/>
@@ -3659,7 +3700,7 @@
           <w:sz w:val="24"/>
           <w:u w:val="single"/>
         </w:rPr>
-        <w:hyperlink r:id="rId24" w:history="1">
+        <w:hyperlink r:id="rId23" w:history="1">
           <w:r>
             <w:rPr>
               <w:rStyle w:val="Hyperlink"/>
@@ -4083,16 +4124,8 @@
           <w:i w:val="0"/>
           <w:color w:val="0000FF"/>
           <w:sz w:val="24"/>
-          <w:u w:val="single"/>
-        </w:rPr>
-        <w:hyperlink r:id="rId25" w:history="1">
-          <w:r>
-            <w:rPr>
-              <w:rStyle w:val="Hyperlink"/>
-            </w:rPr>
-            <w:t>w</w:t>
-          </w:r>
-        </w:hyperlink>
+        </w:rPr>
+        <w:t>w</w:t>
       </w:r>
       <w:r>
         <w:rPr>

--- a/EXPORTS/DOCX/published/niveau3/English/JustinusNassau.docx
+++ b/EXPORTS/DOCX/published/niveau3/English/JustinusNassau.docx
@@ -409,14 +409,7 @@
           <w:sz w:val="24"/>
           <w:u w:val="single"/>
         </w:rPr>
-        <w:hyperlink r:id="rId10" w:history="1">
-          <w:r>
-            <w:rPr>
-              <w:rStyle w:val="Hyperlink"/>
-            </w:rPr>
-            <w:t>Milit</w:t>
-          </w:r>
-        </w:hyperlink>
+        <w:t>Milit</w:t>
       </w:r>
       <w:r>
         <w:rPr>
@@ -427,7 +420,7 @@
           <w:sz w:val="24"/>
           <w:u w:val="single"/>
         </w:rPr>
-        <w:hyperlink r:id="rId10" w:history="1">
+        <w:hyperlink r:id="rId9" w:history="1">
           <w:r>
             <w:rPr>
               <w:rStyle w:val="Hyperlink"/>
@@ -492,7 +485,7 @@
           <w:sz w:val="24"/>
           <w:u w:val="single"/>
         </w:rPr>
-        <w:hyperlink r:id="rId10" w:history="1">
+        <w:hyperlink r:id="rId9" w:history="1">
           <w:r>
             <w:rPr>
               <w:rStyle w:val="Hyperlink"/>
@@ -695,6 +688,7 @@
           <w:i w:val="0"/>
           <w:color w:val="0000FF"/>
           <w:sz w:val="24"/>
+          <w:u w:val="single"/>
         </w:rPr>
         <w:t>h</w:t>
       </w:r>
@@ -1436,9 +1430,19 @@
             <w:rPr>
               <w:rStyle w:val="Hyperlink"/>
             </w:rPr>
-            <w:t xml:space="preserve">acific to </w:t>
+            <w:t>acific to</w:t>
           </w:r>
         </w:hyperlink>
+      </w:r>
+      <w:r>
+        <w:rPr>
+          <w:rFonts w:ascii="Charis SIL Regular" w:hAnsi="Charis SIL Regular" w:eastAsia="Charis SIL Regular"/>
+          <w:b w:val="0"/>
+          <w:i w:val="0"/>
+          <w:color w:val="000000"/>
+          <w:sz w:val="24"/>
+        </w:rPr>
+        <w:t xml:space="preserve"> </w:t>
       </w:r>
       <w:r>
         <w:rPr>
@@ -1489,13 +1493,24 @@
       </w:r>
       <w:r>
         <w:rPr>
+          <w:u w:val="single" w:color="0000ff"/>
           <w:rFonts w:ascii="Charis SIL Regular" w:hAnsi="Charis SIL Regular" w:eastAsia="Charis SIL Regular"/>
           <w:b w:val="0"/>
           <w:i w:val="0"/>
           <w:color w:val="000000"/>
           <w:sz w:val="24"/>
         </w:rPr>
-        <w:t xml:space="preserve">the Indonesian </w:t>
+        <w:t>t</w:t>
+      </w:r>
+      <w:r>
+        <w:rPr>
+          <w:rFonts w:ascii="Charis SIL Regular" w:hAnsi="Charis SIL Regular" w:eastAsia="Charis SIL Regular"/>
+          <w:b w:val="0"/>
+          <w:i w:val="0"/>
+          <w:color w:val="000000"/>
+          <w:sz w:val="24"/>
+        </w:rPr>
+        <w:t xml:space="preserve">he Indonesian </w:t>
       </w:r>
       <w:r>
         <w:rPr>
@@ -1651,21 +1666,13 @@
       </w:r>
       <w:r>
         <w:rPr>
-          <w:u w:val="single" w:color="0000ff"/>
           <w:rFonts w:ascii="Charis SIL Regular" w:hAnsi="Charis SIL Regular" w:eastAsia="Charis SIL Regular"/>
           <w:b w:val="0"/>
           <w:i w:val="0"/>
           <w:color w:val="000000"/>
           <w:sz w:val="24"/>
         </w:rPr>
-        <w:hyperlink r:id="rId11" w:history="1">
-          <w:r>
-            <w:rPr>
-              <w:rStyle w:val="Hyperlink"/>
-            </w:rPr>
-            <w:t>ranc</w:t>
-          </w:r>
-        </w:hyperlink>
+        <w:t>ranc</w:t>
       </w:r>
       <w:r>
         <w:rPr>
@@ -3391,7 +3398,7 @@
           <w:sz w:val="24"/>
           <w:u w:val="single"/>
         </w:rPr>
-        <w:hyperlink r:id="rId21" w:history="1">
+        <w:hyperlink r:id="rId22" w:history="1">
           <w:r>
             <w:rPr>
               <w:rStyle w:val="Hyperlink"/>
@@ -3409,7 +3416,7 @@
           <w:sz w:val="24"/>
           <w:u w:val="single"/>
         </w:rPr>
-        <w:hyperlink r:id="rId21" w:history="1">
+        <w:hyperlink r:id="rId22" w:history="1">
           <w:r>
             <w:rPr>
               <w:rStyle w:val="Hyperlink"/>
@@ -3420,21 +3427,13 @@
       </w:r>
       <w:r>
         <w:rPr>
-          <w:u w:val="single" w:color="0000ff"/>
           <w:rFonts w:ascii="Charis SIL Regular" w:hAnsi="Charis SIL Regular" w:eastAsia="Charis SIL Regular"/>
           <w:b w:val="0"/>
           <w:i w:val="0"/>
           <w:color w:val="000000"/>
           <w:sz w:val="24"/>
         </w:rPr>
-        <w:hyperlink r:id="rId21" w:history="1">
-          <w:r>
-            <w:rPr>
-              <w:rStyle w:val="Hyperlink"/>
-            </w:rPr>
-            <w:t xml:space="preserve">, </w:t>
-          </w:r>
-        </w:hyperlink>
+        <w:t xml:space="preserve">, </w:t>
       </w:r>
       <w:r>
         <w:rPr>
@@ -3445,7 +3444,7 @@
           <w:sz w:val="24"/>
           <w:u w:val="single"/>
         </w:rPr>
-        <w:hyperlink r:id="rId21" w:history="1">
+        <w:hyperlink r:id="rId23" w:history="1">
           <w:r>
             <w:rPr>
               <w:rStyle w:val="Hyperlink"/>
@@ -3474,7 +3473,7 @@
           <w:sz w:val="24"/>
           <w:u w:val="single"/>
         </w:rPr>
-        <w:hyperlink r:id="rId21" w:history="1">
+        <w:hyperlink r:id="rId23" w:history="1">
           <w:r>
             <w:rPr>
               <w:rStyle w:val="Hyperlink"/>
@@ -3492,7 +3491,7 @@
           <w:sz w:val="24"/>
           <w:u w:val="single"/>
         </w:rPr>
-        <w:hyperlink r:id="rId21" w:history="1">
+        <w:hyperlink r:id="rId23" w:history="1">
           <w:r>
             <w:rPr>
               <w:rStyle w:val="Hyperlink"/>
@@ -3600,7 +3599,7 @@
           <w:sz w:val="24"/>
           <w:u w:val="single"/>
         </w:rPr>
-        <w:hyperlink r:id="rId23" w:history="1">
+        <w:hyperlink r:id="rId24" w:history="1">
           <w:r>
             <w:rPr>
               <w:rStyle w:val="Hyperlink"/>
@@ -3618,7 +3617,7 @@
           <w:sz w:val="24"/>
           <w:u w:val="single"/>
         </w:rPr>
-        <w:hyperlink r:id="rId23" w:history="1">
+        <w:hyperlink r:id="rId24" w:history="1">
           <w:r>
             <w:rPr>
               <w:rStyle w:val="Hyperlink"/>
@@ -3636,7 +3635,7 @@
           <w:sz w:val="24"/>
           <w:u w:val="single"/>
         </w:rPr>
-        <w:hyperlink r:id="rId23" w:history="1">
+        <w:hyperlink r:id="rId24" w:history="1">
           <w:r>
             <w:rPr>
               <w:rStyle w:val="Hyperlink"/>
@@ -3654,7 +3653,7 @@
           <w:sz w:val="24"/>
           <w:u w:val="single"/>
         </w:rPr>
-        <w:hyperlink r:id="rId23" w:history="1">
+        <w:hyperlink r:id="rId24" w:history="1">
           <w:r>
             <w:rPr>
               <w:rStyle w:val="Hyperlink"/>
@@ -3682,7 +3681,7 @@
           <w:sz w:val="24"/>
           <w:u w:val="single"/>
         </w:rPr>
-        <w:hyperlink r:id="rId24" w:history="1">
+        <w:hyperlink r:id="rId25" w:history="1">
           <w:r>
             <w:rPr>
               <w:rStyle w:val="Hyperlink"/>
@@ -3700,7 +3699,7 @@
           <w:sz w:val="24"/>
           <w:u w:val="single"/>
         </w:rPr>
-        <w:hyperlink r:id="rId23" w:history="1">
+        <w:hyperlink r:id="rId25" w:history="1">
           <w:r>
             <w:rPr>
               <w:rStyle w:val="Hyperlink"/>
@@ -3718,7 +3717,7 @@
           <w:sz w:val="24"/>
           <w:u w:val="single"/>
         </w:rPr>
-        <w:hyperlink r:id="rId23" w:history="1">
+        <w:hyperlink r:id="rId25" w:history="1">
           <w:r>
             <w:rPr>
               <w:rStyle w:val="Hyperlink"/>
@@ -3856,7 +3855,7 @@
           <w:sz w:val="24"/>
           <w:u w:val="single"/>
         </w:rPr>
-        <w:hyperlink r:id="rId25" w:history="1">
+        <w:hyperlink r:id="rId26" w:history="1">
           <w:r>
             <w:rPr>
               <w:rStyle w:val="Hyperlink"/>
@@ -3874,7 +3873,7 @@
           <w:sz w:val="24"/>
           <w:u w:val="single"/>
         </w:rPr>
-        <w:hyperlink r:id="rId25" w:history="1">
+        <w:hyperlink r:id="rId26" w:history="1">
           <w:r>
             <w:rPr>
               <w:rStyle w:val="Hyperlink"/>
@@ -3892,7 +3891,7 @@
           <w:sz w:val="24"/>
           <w:u w:val="single"/>
         </w:rPr>
-        <w:hyperlink r:id="rId25" w:history="1">
+        <w:hyperlink r:id="rId26" w:history="1">
           <w:r>
             <w:rPr>
               <w:rStyle w:val="Hyperlink"/>
@@ -3910,7 +3909,7 @@
           <w:sz w:val="24"/>
           <w:u w:val="single"/>
         </w:rPr>
-        <w:hyperlink r:id="rId25" w:history="1">
+        <w:hyperlink r:id="rId26" w:history="1">
           <w:r>
             <w:rPr>
               <w:rStyle w:val="Hyperlink"/>
@@ -3928,7 +3927,7 @@
           <w:sz w:val="24"/>
           <w:u w:val="single"/>
         </w:rPr>
-        <w:hyperlink r:id="rId25" w:history="1">
+        <w:hyperlink r:id="rId26" w:history="1">
           <w:r>
             <w:rPr>
               <w:rStyle w:val="Hyperlink"/>
@@ -3946,7 +3945,7 @@
           <w:sz w:val="24"/>
           <w:u w:val="single"/>
         </w:rPr>
-        <w:hyperlink r:id="rId25" w:history="1">
+        <w:hyperlink r:id="rId26" w:history="1">
           <w:r>
             <w:rPr>
               <w:rStyle w:val="Hyperlink"/>
@@ -3964,7 +3963,7 @@
           <w:sz w:val="24"/>
           <w:u w:val="single"/>
         </w:rPr>
-        <w:hyperlink r:id="rId25" w:history="1">
+        <w:hyperlink r:id="rId26" w:history="1">
           <w:r>
             <w:rPr>
               <w:rStyle w:val="Hyperlink"/>
@@ -3982,7 +3981,7 @@
           <w:sz w:val="24"/>
           <w:u w:val="single"/>
         </w:rPr>
-        <w:hyperlink r:id="rId25" w:history="1">
+        <w:hyperlink r:id="rId26" w:history="1">
           <w:r>
             <w:rPr>
               <w:rStyle w:val="Hyperlink"/>
@@ -4000,7 +3999,7 @@
           <w:sz w:val="24"/>
           <w:u w:val="single"/>
         </w:rPr>
-        <w:hyperlink r:id="rId25" w:history="1">
+        <w:hyperlink r:id="rId26" w:history="1">
           <w:r>
             <w:rPr>
               <w:rStyle w:val="Hyperlink"/>
@@ -4018,7 +4017,7 @@
           <w:sz w:val="24"/>
           <w:u w:val="single"/>
         </w:rPr>
-        <w:hyperlink r:id="rId25" w:history="1">
+        <w:hyperlink r:id="rId26" w:history="1">
           <w:r>
             <w:rPr>
               <w:rStyle w:val="Hyperlink"/>
@@ -4036,7 +4035,7 @@
           <w:sz w:val="24"/>
           <w:u w:val="single"/>
         </w:rPr>
-        <w:hyperlink r:id="rId25" w:history="1">
+        <w:hyperlink r:id="rId26" w:history="1">
           <w:r>
             <w:rPr>
               <w:rStyle w:val="Hyperlink"/>
@@ -4054,7 +4053,7 @@
           <w:sz w:val="24"/>
           <w:u w:val="single"/>
         </w:rPr>
-        <w:hyperlink r:id="rId25" w:history="1">
+        <w:hyperlink r:id="rId26" w:history="1">
           <w:r>
             <w:rPr>
               <w:rStyle w:val="Hyperlink"/>
@@ -4072,7 +4071,7 @@
           <w:sz w:val="24"/>
           <w:u w:val="single"/>
         </w:rPr>
-        <w:hyperlink r:id="rId25" w:history="1">
+        <w:hyperlink r:id="rId26" w:history="1">
           <w:r>
             <w:rPr>
               <w:rStyle w:val="Hyperlink"/>
@@ -4090,7 +4089,7 @@
           <w:sz w:val="24"/>
           <w:u w:val="single"/>
         </w:rPr>
-        <w:hyperlink r:id="rId25" w:history="1">
+        <w:hyperlink r:id="rId26" w:history="1">
           <w:r>
             <w:rPr>
               <w:rStyle w:val="Hyperlink"/>
@@ -4108,7 +4107,7 @@
           <w:sz w:val="24"/>
           <w:u w:val="single"/>
         </w:rPr>
-        <w:hyperlink r:id="rId25" w:history="1">
+        <w:hyperlink r:id="rId26" w:history="1">
           <w:r>
             <w:rPr>
               <w:rStyle w:val="Hyperlink"/>
@@ -4124,6 +4123,7 @@
           <w:i w:val="0"/>
           <w:color w:val="0000FF"/>
           <w:sz w:val="24"/>
+          <w:u w:val="single"/>
         </w:rPr>
         <w:t>w</w:t>
       </w:r>
@@ -4136,7 +4136,7 @@
           <w:sz w:val="24"/>
           <w:u w:val="single"/>
         </w:rPr>
-        <w:hyperlink r:id="rId25" w:history="1">
+        <w:hyperlink r:id="rId26" w:history="1">
           <w:r>
             <w:rPr>
               <w:rStyle w:val="Hyperlink"/>
@@ -4154,7 +4154,7 @@
           <w:sz w:val="24"/>
           <w:u w:val="single"/>
         </w:rPr>
-        <w:hyperlink r:id="rId25" w:history="1">
+        <w:hyperlink r:id="rId26" w:history="1">
           <w:r>
             <w:rPr>
               <w:rStyle w:val="Hyperlink"/>
@@ -4314,7 +4314,7 @@
           <w:sz w:val="24"/>
           <w:u w:val="single"/>
         </w:rPr>
-        <w:hyperlink r:id="rId26" w:history="1">
+        <w:hyperlink r:id="rId27" w:history="1">
           <w:r>
             <w:rPr>
               <w:rStyle w:val="Hyperlink"/>
@@ -4332,7 +4332,7 @@
           <w:sz w:val="24"/>
           <w:u w:val="single"/>
         </w:rPr>
-        <w:hyperlink r:id="rId26" w:history="1">
+        <w:hyperlink r:id="rId27" w:history="1">
           <w:r>
             <w:rPr>
               <w:rStyle w:val="Hyperlink"/>
@@ -4350,7 +4350,7 @@
           <w:sz w:val="24"/>
           <w:u w:val="single"/>
         </w:rPr>
-        <w:hyperlink r:id="rId26" w:history="1">
+        <w:hyperlink r:id="rId27" w:history="1">
           <w:r>
             <w:rPr>
               <w:rStyle w:val="Hyperlink"/>
@@ -4368,7 +4368,7 @@
           <w:sz w:val="24"/>
           <w:u w:val="single"/>
         </w:rPr>
-        <w:hyperlink r:id="rId26" w:history="1">
+        <w:hyperlink r:id="rId27" w:history="1">
           <w:r>
             <w:rPr>
               <w:rStyle w:val="Hyperlink"/>
@@ -4386,7 +4386,7 @@
           <w:sz w:val="24"/>
           <w:u w:val="single"/>
         </w:rPr>
-        <w:hyperlink r:id="rId26" w:history="1">
+        <w:hyperlink r:id="rId27" w:history="1">
           <w:r>
             <w:rPr>
               <w:rStyle w:val="Hyperlink"/>
@@ -4404,7 +4404,7 @@
           <w:sz w:val="24"/>
           <w:u w:val="single"/>
         </w:rPr>
-        <w:hyperlink r:id="rId26" w:history="1">
+        <w:hyperlink r:id="rId27" w:history="1">
           <w:r>
             <w:rPr>
               <w:rStyle w:val="Hyperlink"/>
@@ -4422,7 +4422,7 @@
           <w:sz w:val="24"/>
           <w:u w:val="single"/>
         </w:rPr>
-        <w:hyperlink r:id="rId26" w:history="1">
+        <w:hyperlink r:id="rId27" w:history="1">
           <w:r>
             <w:rPr>
               <w:rStyle w:val="Hyperlink"/>
@@ -4440,7 +4440,7 @@
           <w:sz w:val="24"/>
           <w:u w:val="single"/>
         </w:rPr>
-        <w:hyperlink r:id="rId26" w:history="1">
+        <w:hyperlink r:id="rId27" w:history="1">
           <w:r>
             <w:rPr>
               <w:rStyle w:val="Hyperlink"/>
@@ -4458,7 +4458,7 @@
           <w:sz w:val="24"/>
           <w:u w:val="single"/>
         </w:rPr>
-        <w:hyperlink r:id="rId26" w:history="1">
+        <w:hyperlink r:id="rId27" w:history="1">
           <w:r>
             <w:rPr>
               <w:rStyle w:val="Hyperlink"/>
@@ -4476,7 +4476,7 @@
           <w:sz w:val="24"/>
           <w:u w:val="single"/>
         </w:rPr>
-        <w:hyperlink r:id="rId26" w:history="1">
+        <w:hyperlink r:id="rId27" w:history="1">
           <w:r>
             <w:rPr>
               <w:rStyle w:val="Hyperlink"/>
@@ -4494,7 +4494,7 @@
           <w:sz w:val="24"/>
           <w:u w:val="single"/>
         </w:rPr>
-        <w:hyperlink r:id="rId26" w:history="1">
+        <w:hyperlink r:id="rId27" w:history="1">
           <w:r>
             <w:rPr>
               <w:rStyle w:val="Hyperlink"/>
@@ -4512,7 +4512,7 @@
           <w:sz w:val="24"/>
           <w:u w:val="single"/>
         </w:rPr>
-        <w:hyperlink r:id="rId26" w:history="1">
+        <w:hyperlink r:id="rId27" w:history="1">
           <w:r>
             <w:rPr>
               <w:rStyle w:val="Hyperlink"/>
@@ -4530,7 +4530,7 @@
           <w:sz w:val="24"/>
           <w:u w:val="single"/>
         </w:rPr>
-        <w:hyperlink r:id="rId26" w:history="1">
+        <w:hyperlink r:id="rId27" w:history="1">
           <w:r>
             <w:rPr>
               <w:rStyle w:val="Hyperlink"/>
@@ -4548,7 +4548,7 @@
           <w:sz w:val="24"/>
           <w:u w:val="single"/>
         </w:rPr>
-        <w:hyperlink r:id="rId26" w:history="1">
+        <w:hyperlink r:id="rId27" w:history="1">
           <w:r>
             <w:rPr>
               <w:rStyle w:val="Hyperlink"/>
@@ -4566,7 +4566,7 @@
           <w:sz w:val="24"/>
           <w:u w:val="single"/>
         </w:rPr>
-        <w:hyperlink r:id="rId26" w:history="1">
+        <w:hyperlink r:id="rId27" w:history="1">
           <w:r>
             <w:rPr>
               <w:rStyle w:val="Hyperlink"/>
@@ -4727,7 +4727,7 @@
           <w:sz w:val="24"/>
           <w:u w:val="single"/>
         </w:rPr>
-        <w:hyperlink r:id="rId27" w:history="1">
+        <w:hyperlink r:id="rId28" w:history="1">
           <w:r>
             <w:rPr>
               <w:rStyle w:val="Hyperlink"/>
@@ -4745,7 +4745,7 @@
           <w:sz w:val="24"/>
           <w:u w:val="single"/>
         </w:rPr>
-        <w:hyperlink r:id="rId27" w:history="1">
+        <w:hyperlink r:id="rId28" w:history="1">
           <w:r>
             <w:rPr>
               <w:rStyle w:val="Hyperlink"/>
@@ -4763,7 +4763,7 @@
           <w:sz w:val="24"/>
           <w:u w:val="single"/>
         </w:rPr>
-        <w:hyperlink r:id="rId27" w:history="1">
+        <w:hyperlink r:id="rId28" w:history="1">
           <w:r>
             <w:rPr>
               <w:rStyle w:val="Hyperlink"/>
@@ -4781,7 +4781,7 @@
           <w:sz w:val="24"/>
           <w:u w:val="single"/>
         </w:rPr>
-        <w:hyperlink r:id="rId27" w:history="1">
+        <w:hyperlink r:id="rId28" w:history="1">
           <w:r>
             <w:rPr>
               <w:rStyle w:val="Hyperlink"/>
@@ -4799,7 +4799,7 @@
           <w:sz w:val="24"/>
           <w:u w:val="single"/>
         </w:rPr>
-        <w:hyperlink r:id="rId27" w:history="1">
+        <w:hyperlink r:id="rId28" w:history="1">
           <w:r>
             <w:rPr>
               <w:rStyle w:val="Hyperlink"/>
@@ -4820,7 +4820,7 @@
           <w:sz w:val="24"/>
           <w:u w:val="single"/>
         </w:rPr>
-        <w:hyperlink r:id="rId27" w:history="1">
+        <w:hyperlink r:id="rId28" w:history="1">
           <w:r>
             <w:rPr>
               <w:rStyle w:val="Hyperlink"/>
@@ -4838,7 +4838,7 @@
           <w:sz w:val="24"/>
           <w:u w:val="single"/>
         </w:rPr>
-        <w:hyperlink r:id="rId27" w:history="1">
+        <w:hyperlink r:id="rId28" w:history="1">
           <w:r>
             <w:rPr>
               <w:rStyle w:val="Hyperlink"/>
@@ -4856,7 +4856,7 @@
           <w:sz w:val="24"/>
           <w:u w:val="single"/>
         </w:rPr>
-        <w:hyperlink r:id="rId27" w:history="1">
+        <w:hyperlink r:id="rId28" w:history="1">
           <w:r>
             <w:rPr>
               <w:rStyle w:val="Hyperlink"/>
@@ -4874,7 +4874,7 @@
           <w:sz w:val="24"/>
           <w:u w:val="single"/>
         </w:rPr>
-        <w:hyperlink r:id="rId27" w:history="1">
+        <w:hyperlink r:id="rId28" w:history="1">
           <w:r>
             <w:rPr>
               <w:rStyle w:val="Hyperlink"/>
@@ -4892,7 +4892,7 @@
           <w:sz w:val="24"/>
           <w:u w:val="single"/>
         </w:rPr>
-        <w:hyperlink r:id="rId27" w:history="1">
+        <w:hyperlink r:id="rId28" w:history="1">
           <w:r>
             <w:rPr>
               <w:rStyle w:val="Hyperlink"/>
@@ -5043,7 +5043,7 @@
           <w:sz w:val="24"/>
           <w:u w:val="single"/>
         </w:rPr>
-        <w:hyperlink r:id="rId28" w:history="1">
+        <w:hyperlink r:id="rId29" w:history="1">
           <w:r>
             <w:rPr>
               <w:rStyle w:val="Hyperlink"/>
@@ -5061,7 +5061,7 @@
           <w:sz w:val="24"/>
           <w:u w:val="single"/>
         </w:rPr>
-        <w:hyperlink r:id="rId28" w:history="1">
+        <w:hyperlink r:id="rId29" w:history="1">
           <w:r>
             <w:rPr>
               <w:rStyle w:val="Hyperlink"/>
@@ -5079,7 +5079,7 @@
           <w:sz w:val="24"/>
           <w:u w:val="single"/>
         </w:rPr>
-        <w:hyperlink r:id="rId28" w:history="1">
+        <w:hyperlink r:id="rId29" w:history="1">
           <w:r>
             <w:rPr>
               <w:rStyle w:val="Hyperlink"/>
@@ -5097,7 +5097,7 @@
           <w:sz w:val="24"/>
           <w:u w:val="single"/>
         </w:rPr>
-        <w:hyperlink r:id="rId28" w:history="1">
+        <w:hyperlink r:id="rId29" w:history="1">
           <w:r>
             <w:rPr>
               <w:rStyle w:val="Hyperlink"/>
@@ -5115,7 +5115,7 @@
           <w:sz w:val="24"/>
           <w:u w:val="single"/>
         </w:rPr>
-        <w:hyperlink r:id="rId28" w:history="1">
+        <w:hyperlink r:id="rId29" w:history="1">
           <w:r>
             <w:rPr>
               <w:rStyle w:val="Hyperlink"/>
@@ -5133,7 +5133,7 @@
           <w:sz w:val="24"/>
           <w:u w:val="single"/>
         </w:rPr>
-        <w:hyperlink r:id="rId28" w:history="1">
+        <w:hyperlink r:id="rId29" w:history="1">
           <w:r>
             <w:rPr>
               <w:rStyle w:val="Hyperlink"/>
@@ -5151,7 +5151,7 @@
           <w:sz w:val="24"/>
           <w:u w:val="single"/>
         </w:rPr>
-        <w:hyperlink r:id="rId28" w:history="1">
+        <w:hyperlink r:id="rId29" w:history="1">
           <w:r>
             <w:rPr>
               <w:rStyle w:val="Hyperlink"/>
@@ -5169,7 +5169,7 @@
           <w:sz w:val="24"/>
           <w:u w:val="single"/>
         </w:rPr>
-        <w:hyperlink r:id="rId28" w:history="1">
+        <w:hyperlink r:id="rId29" w:history="1">
           <w:r>
             <w:rPr>
               <w:rStyle w:val="Hyperlink"/>
@@ -5187,7 +5187,7 @@
           <w:sz w:val="24"/>
           <w:u w:val="single"/>
         </w:rPr>
-        <w:hyperlink r:id="rId28" w:history="1">
+        <w:hyperlink r:id="rId29" w:history="1">
           <w:r>
             <w:rPr>
               <w:rStyle w:val="Hyperlink"/>

--- a/EXPORTS/DOCX/published/niveau3/English/JustinusNassau.docx
+++ b/EXPORTS/DOCX/published/niveau3/English/JustinusNassau.docx
@@ -409,7 +409,14 @@
           <w:sz w:val="24"/>
           <w:u w:val="single"/>
         </w:rPr>
-        <w:t>Milit</w:t>
+        <w:hyperlink r:id="rId9" w:history="1">
+          <w:r>
+            <w:rPr>
+              <w:rStyle w:val="Hyperlink"/>
+            </w:rPr>
+            <w:t>Milit</w:t>
+          </w:r>
+        </w:hyperlink>
       </w:r>
       <w:r>
         <w:rPr>
@@ -485,7 +492,7 @@
           <w:sz w:val="24"/>
           <w:u w:val="single"/>
         </w:rPr>
-        <w:hyperlink r:id="rId9" w:history="1">
+        <w:hyperlink r:id="rId10" w:history="1">
           <w:r>
             <w:rPr>
               <w:rStyle w:val="Hyperlink"/>
@@ -688,7 +695,6 @@
           <w:i w:val="0"/>
           <w:color w:val="0000FF"/>
           <w:sz w:val="24"/>
-          <w:u w:val="single"/>
         </w:rPr>
         <w:t>h</w:t>
       </w:r>
@@ -1430,19 +1436,9 @@
             <w:rPr>
               <w:rStyle w:val="Hyperlink"/>
             </w:rPr>
-            <w:t>acific to</w:t>
+            <w:t xml:space="preserve">acific to </w:t>
           </w:r>
         </w:hyperlink>
-      </w:r>
-      <w:r>
-        <w:rPr>
-          <w:rFonts w:ascii="Charis SIL Regular" w:hAnsi="Charis SIL Regular" w:eastAsia="Charis SIL Regular"/>
-          <w:b w:val="0"/>
-          <w:i w:val="0"/>
-          <w:color w:val="000000"/>
-          <w:sz w:val="24"/>
-        </w:rPr>
-        <w:t xml:space="preserve"> </w:t>
       </w:r>
       <w:r>
         <w:rPr>
@@ -1493,24 +1489,13 @@
       </w:r>
       <w:r>
         <w:rPr>
-          <w:u w:val="single" w:color="0000ff"/>
           <w:rFonts w:ascii="Charis SIL Regular" w:hAnsi="Charis SIL Regular" w:eastAsia="Charis SIL Regular"/>
           <w:b w:val="0"/>
           <w:i w:val="0"/>
           <w:color w:val="000000"/>
           <w:sz w:val="24"/>
         </w:rPr>
-        <w:t>t</w:t>
-      </w:r>
-      <w:r>
-        <w:rPr>
-          <w:rFonts w:ascii="Charis SIL Regular" w:hAnsi="Charis SIL Regular" w:eastAsia="Charis SIL Regular"/>
-          <w:b w:val="0"/>
-          <w:i w:val="0"/>
-          <w:color w:val="000000"/>
-          <w:sz w:val="24"/>
-        </w:rPr>
-        <w:t xml:space="preserve">he Indonesian </w:t>
+        <w:t xml:space="preserve">the Indonesian </w:t>
       </w:r>
       <w:r>
         <w:rPr>
@@ -1666,13 +1651,21 @@
       </w:r>
       <w:r>
         <w:rPr>
+          <w:u w:val="single" w:color="0000ff"/>
           <w:rFonts w:ascii="Charis SIL Regular" w:hAnsi="Charis SIL Regular" w:eastAsia="Charis SIL Regular"/>
           <w:b w:val="0"/>
           <w:i w:val="0"/>
           <w:color w:val="000000"/>
           <w:sz w:val="24"/>
         </w:rPr>
-        <w:t>ranc</w:t>
+        <w:hyperlink r:id="rId11" w:history="1">
+          <w:r>
+            <w:rPr>
+              <w:rStyle w:val="Hyperlink"/>
+            </w:rPr>
+            <w:t>ranc</w:t>
+          </w:r>
+        </w:hyperlink>
       </w:r>
       <w:r>
         <w:rPr>

--- a/EXPORTS/DOCX/published/niveau3/English/JustinusNassau.docx
+++ b/EXPORTS/DOCX/published/niveau3/English/JustinusNassau.docx
@@ -456,7 +456,7 @@
           <w:sz w:val="24"/>
           <w:u w:val="single"/>
         </w:rPr>
-        <w:hyperlink r:id="rId10" w:history="1">
+        <w:hyperlink r:id="rId9" w:history="1">
           <w:r>
             <w:rPr>
               <w:rStyle w:val="Hyperlink"/>
@@ -474,7 +474,7 @@
           <w:sz w:val="24"/>
           <w:u w:val="single"/>
         </w:rPr>
-        <w:hyperlink r:id="rId10" w:history="1">
+        <w:hyperlink r:id="rId9" w:history="1">
           <w:r>
             <w:rPr>
               <w:rStyle w:val="Hyperlink"/>
@@ -492,7 +492,7 @@
           <w:sz w:val="24"/>
           <w:u w:val="single"/>
         </w:rPr>
-        <w:hyperlink r:id="rId10" w:history="1">
+        <w:hyperlink r:id="rId9" w:history="1">
           <w:r>
             <w:rPr>
               <w:rStyle w:val="Hyperlink"/>
@@ -739,21 +739,13 @@
       </w:r>
       <w:r>
         <w:rPr>
-          <w:u w:val="single" w:color="0000ff"/>
           <w:rFonts w:ascii="Charis SIL Regular" w:hAnsi="Charis SIL Regular" w:eastAsia="Charis SIL Regular"/>
           <w:b w:val="0"/>
           <w:i w:val="0"/>
           <w:color w:val="000000"/>
           <w:sz w:val="24"/>
         </w:rPr>
-        <w:hyperlink r:id="rId11" w:history="1">
-          <w:r>
-            <w:rPr>
-              <w:rStyle w:val="Hyperlink"/>
-            </w:rPr>
-            <w:t>dupli</w:t>
-          </w:r>
-        </w:hyperlink>
+        <w:t>dupli</w:t>
       </w:r>
       <w:r>
         <w:rPr>
@@ -1436,13 +1428,23 @@
             <w:rPr>
               <w:rStyle w:val="Hyperlink"/>
             </w:rPr>
-            <w:t xml:space="preserve">acific to </w:t>
+            <w:t>acific to</w:t>
           </w:r>
         </w:hyperlink>
       </w:r>
       <w:r>
         <w:rPr>
           <w:u w:val="single" w:color="0000ff"/>
+          <w:rFonts w:ascii="Charis SIL Regular" w:hAnsi="Charis SIL Regular" w:eastAsia="Charis SIL Regular"/>
+          <w:b w:val="0"/>
+          <w:i w:val="0"/>
+          <w:color w:val="000000"/>
+          <w:sz w:val="24"/>
+        </w:rPr>
+        <w:t xml:space="preserve"> </w:t>
+      </w:r>
+      <w:r>
+        <w:rPr>
           <w:rFonts w:ascii="Charis SIL Regular" w:hAnsi="Charis SIL Regular" w:eastAsia="Charis SIL Regular"/>
           <w:b w:val="0"/>
           <w:i w:val="0"/>
@@ -1489,13 +1491,24 @@
       </w:r>
       <w:r>
         <w:rPr>
+          <w:u w:val="single" w:color="0000ff"/>
           <w:rFonts w:ascii="Charis SIL Regular" w:hAnsi="Charis SIL Regular" w:eastAsia="Charis SIL Regular"/>
           <w:b w:val="0"/>
           <w:i w:val="0"/>
           <w:color w:val="000000"/>
           <w:sz w:val="24"/>
         </w:rPr>
-        <w:t xml:space="preserve">the Indonesian </w:t>
+        <w:t>t</w:t>
+      </w:r>
+      <w:r>
+        <w:rPr>
+          <w:rFonts w:ascii="Charis SIL Regular" w:hAnsi="Charis SIL Regular" w:eastAsia="Charis SIL Regular"/>
+          <w:b w:val="0"/>
+          <w:i w:val="0"/>
+          <w:color w:val="000000"/>
+          <w:sz w:val="24"/>
+        </w:rPr>
+        <w:t xml:space="preserve">he Indonesian </w:t>
       </w:r>
       <w:r>
         <w:rPr>
@@ -3391,7 +3404,7 @@
           <w:sz w:val="24"/>
           <w:u w:val="single"/>
         </w:rPr>
-        <w:hyperlink r:id="rId22" w:history="1">
+        <w:hyperlink r:id="rId21" w:history="1">
           <w:r>
             <w:rPr>
               <w:rStyle w:val="Hyperlink"/>
@@ -3420,6 +3433,7 @@
       </w:r>
       <w:r>
         <w:rPr>
+          <w:u w:val="single" w:color="0000ff"/>
           <w:rFonts w:ascii="Charis SIL Regular" w:hAnsi="Charis SIL Regular" w:eastAsia="Charis SIL Regular"/>
           <w:b w:val="0"/>
           <w:i w:val="0"/>
@@ -3437,7 +3451,7 @@
           <w:sz w:val="24"/>
           <w:u w:val="single"/>
         </w:rPr>
-        <w:hyperlink r:id="rId23" w:history="1">
+        <w:hyperlink r:id="rId21" w:history="1">
           <w:r>
             <w:rPr>
               <w:rStyle w:val="Hyperlink"/>
@@ -3484,7 +3498,7 @@
           <w:sz w:val="24"/>
           <w:u w:val="single"/>
         </w:rPr>
-        <w:hyperlink r:id="rId23" w:history="1">
+        <w:hyperlink r:id="rId21" w:history="1">
           <w:r>
             <w:rPr>
               <w:rStyle w:val="Hyperlink"/>
@@ -3692,7 +3706,7 @@
           <w:sz w:val="24"/>
           <w:u w:val="single"/>
         </w:rPr>
-        <w:hyperlink r:id="rId25" w:history="1">
+        <w:hyperlink r:id="rId24" w:history="1">
           <w:r>
             <w:rPr>
               <w:rStyle w:val="Hyperlink"/>
@@ -3710,7 +3724,7 @@
           <w:sz w:val="24"/>
           <w:u w:val="single"/>
         </w:rPr>
-        <w:hyperlink r:id="rId25" w:history="1">
+        <w:hyperlink r:id="rId24" w:history="1">
           <w:r>
             <w:rPr>
               <w:rStyle w:val="Hyperlink"/>
@@ -4116,7 +4130,6 @@
           <w:i w:val="0"/>
           <w:color w:val="0000FF"/>
           <w:sz w:val="24"/>
-          <w:u w:val="single"/>
         </w:rPr>
         <w:t>w</w:t>
       </w:r>

--- a/EXPORTS/DOCX/published/niveau3/English/JustinusNassau.docx
+++ b/EXPORTS/DOCX/published/niveau3/English/JustinusNassau.docx
@@ -739,13 +739,21 @@
       </w:r>
       <w:r>
         <w:rPr>
+          <w:u w:val="single" w:color="0000ff"/>
           <w:rFonts w:ascii="Charis SIL Regular" w:hAnsi="Charis SIL Regular" w:eastAsia="Charis SIL Regular"/>
           <w:b w:val="0"/>
           <w:i w:val="0"/>
           <w:color w:val="000000"/>
           <w:sz w:val="24"/>
         </w:rPr>
-        <w:t>dupli</w:t>
+        <w:hyperlink r:id="rId11" w:history="1">
+          <w:r>
+            <w:rPr>
+              <w:rStyle w:val="Hyperlink"/>
+            </w:rPr>
+            <w:t>dupli</w:t>
+          </w:r>
+        </w:hyperlink>
       </w:r>
       <w:r>
         <w:rPr>
@@ -1428,23 +1436,13 @@
             <w:rPr>
               <w:rStyle w:val="Hyperlink"/>
             </w:rPr>
-            <w:t>acific to</w:t>
+            <w:t xml:space="preserve">acific to </w:t>
           </w:r>
         </w:hyperlink>
       </w:r>
       <w:r>
         <w:rPr>
           <w:u w:val="single" w:color="0000ff"/>
-          <w:rFonts w:ascii="Charis SIL Regular" w:hAnsi="Charis SIL Regular" w:eastAsia="Charis SIL Regular"/>
-          <w:b w:val="0"/>
-          <w:i w:val="0"/>
-          <w:color w:val="000000"/>
-          <w:sz w:val="24"/>
-        </w:rPr>
-        <w:t xml:space="preserve"> </w:t>
-      </w:r>
-      <w:r>
-        <w:rPr>
           <w:rFonts w:ascii="Charis SIL Regular" w:hAnsi="Charis SIL Regular" w:eastAsia="Charis SIL Regular"/>
           <w:b w:val="0"/>
           <w:i w:val="0"/>
@@ -1491,24 +1489,13 @@
       </w:r>
       <w:r>
         <w:rPr>
-          <w:u w:val="single" w:color="0000ff"/>
           <w:rFonts w:ascii="Charis SIL Regular" w:hAnsi="Charis SIL Regular" w:eastAsia="Charis SIL Regular"/>
           <w:b w:val="0"/>
           <w:i w:val="0"/>
           <w:color w:val="000000"/>
           <w:sz w:val="24"/>
         </w:rPr>
-        <w:t>t</w:t>
-      </w:r>
-      <w:r>
-        <w:rPr>
-          <w:rFonts w:ascii="Charis SIL Regular" w:hAnsi="Charis SIL Regular" w:eastAsia="Charis SIL Regular"/>
-          <w:b w:val="0"/>
-          <w:i w:val="0"/>
-          <w:color w:val="000000"/>
-          <w:sz w:val="24"/>
-        </w:rPr>
-        <w:t xml:space="preserve">he Indonesian </w:t>
+        <w:t xml:space="preserve">the Indonesian </w:t>
       </w:r>
       <w:r>
         <w:rPr>
@@ -3404,7 +3391,7 @@
           <w:sz w:val="24"/>
           <w:u w:val="single"/>
         </w:rPr>
-        <w:hyperlink r:id="rId21" w:history="1">
+        <w:hyperlink r:id="rId22" w:history="1">
           <w:r>
             <w:rPr>
               <w:rStyle w:val="Hyperlink"/>
@@ -3433,7 +3420,6 @@
       </w:r>
       <w:r>
         <w:rPr>
-          <w:u w:val="single" w:color="0000ff"/>
           <w:rFonts w:ascii="Charis SIL Regular" w:hAnsi="Charis SIL Regular" w:eastAsia="Charis SIL Regular"/>
           <w:b w:val="0"/>
           <w:i w:val="0"/>
@@ -3451,7 +3437,7 @@
           <w:sz w:val="24"/>
           <w:u w:val="single"/>
         </w:rPr>
-        <w:hyperlink r:id="rId21" w:history="1">
+        <w:hyperlink r:id="rId23" w:history="1">
           <w:r>
             <w:rPr>
               <w:rStyle w:val="Hyperlink"/>
@@ -3498,7 +3484,7 @@
           <w:sz w:val="24"/>
           <w:u w:val="single"/>
         </w:rPr>
-        <w:hyperlink r:id="rId21" w:history="1">
+        <w:hyperlink r:id="rId23" w:history="1">
           <w:r>
             <w:rPr>
               <w:rStyle w:val="Hyperlink"/>
@@ -3706,7 +3692,7 @@
           <w:sz w:val="24"/>
           <w:u w:val="single"/>
         </w:rPr>
-        <w:hyperlink r:id="rId24" w:history="1">
+        <w:hyperlink r:id="rId25" w:history="1">
           <w:r>
             <w:rPr>
               <w:rStyle w:val="Hyperlink"/>
@@ -3724,7 +3710,7 @@
           <w:sz w:val="24"/>
           <w:u w:val="single"/>
         </w:rPr>
-        <w:hyperlink r:id="rId24" w:history="1">
+        <w:hyperlink r:id="rId25" w:history="1">
           <w:r>
             <w:rPr>
               <w:rStyle w:val="Hyperlink"/>
@@ -4130,8 +4116,16 @@
           <w:i w:val="0"/>
           <w:color w:val="0000FF"/>
           <w:sz w:val="24"/>
-        </w:rPr>
-        <w:t>w</w:t>
+          <w:u w:val="single"/>
+        </w:rPr>
+        <w:hyperlink r:id="rId26" w:history="1">
+          <w:r>
+            <w:rPr>
+              <w:rStyle w:val="Hyperlink"/>
+            </w:rPr>
+            <w:t>w</w:t>
+          </w:r>
+        </w:hyperlink>
       </w:r>
       <w:r>
         <w:rPr>

--- a/EXPORTS/DOCX/published/niveau3/English/JustinusNassau.docx
+++ b/EXPORTS/DOCX/published/niveau3/English/JustinusNassau.docx
@@ -380,7 +380,7 @@
           <w:sz w:val="24"/>
           <w:u w:val="single"/>
         </w:rPr>
-        <w:hyperlink r:id="rId9" w:history="1">
+        <w:hyperlink r:id="rId10" w:history="1">
           <w:r>
             <w:rPr>
               <w:rStyle w:val="Hyperlink"/>
@@ -667,7 +667,7 @@
             <w:rPr>
               <w:rStyle w:val="Hyperlink"/>
             </w:rPr>
-            <w:t>Etnografis</w:t>
+            <w:t>Etnografisc</w:t>
           </w:r>
         </w:hyperlink>
       </w:r>
@@ -678,15 +678,9 @@
           <w:i w:val="0"/>
           <w:color w:val="0000FF"/>
           <w:sz w:val="24"/>
-        </w:rPr>
-        <w:hyperlink r:id="rId11" w:history="1">
-          <w:r>
-            <w:rPr>
-              <w:rStyle w:val="Hyperlink"/>
-            </w:rPr>
-            <w:t>c</w:t>
-          </w:r>
-        </w:hyperlink>
+          <w:u w:val="single"/>
+        </w:rPr>
+        <w:t>h</w:t>
       </w:r>
       <w:r>
         <w:rPr>
@@ -695,17 +689,6 @@
           <w:i w:val="0"/>
           <w:color w:val="0000FF"/>
           <w:sz w:val="24"/>
-        </w:rPr>
-        <w:t>h</w:t>
-      </w:r>
-      <w:r>
-        <w:rPr>
-          <w:rFonts w:ascii="Charis SIL Regular" w:hAnsi="Charis SIL Regular" w:eastAsia="Charis SIL Regular"/>
-          <w:b w:val="0"/>
-          <w:i w:val="0"/>
-          <w:color w:val="0000FF"/>
-          <w:sz w:val="24"/>
-          <w:u w:val="single"/>
         </w:rPr>
         <w:t xml:space="preserve"> </w:t>
       </w:r>
@@ -3391,7 +3374,7 @@
           <w:sz w:val="24"/>
           <w:u w:val="single"/>
         </w:rPr>
-        <w:hyperlink r:id="rId22" w:history="1">
+        <w:hyperlink r:id="rId21" w:history="1">
           <w:r>
             <w:rPr>
               <w:rStyle w:val="Hyperlink"/>
@@ -3409,7 +3392,7 @@
           <w:sz w:val="24"/>
           <w:u w:val="single"/>
         </w:rPr>
-        <w:hyperlink r:id="rId22" w:history="1">
+        <w:hyperlink r:id="rId21" w:history="1">
           <w:r>
             <w:rPr>
               <w:rStyle w:val="Hyperlink"/>
@@ -3437,7 +3420,7 @@
           <w:sz w:val="24"/>
           <w:u w:val="single"/>
         </w:rPr>
-        <w:hyperlink r:id="rId23" w:history="1">
+        <w:hyperlink r:id="rId21" w:history="1">
           <w:r>
             <w:rPr>
               <w:rStyle w:val="Hyperlink"/>
@@ -3692,7 +3675,7 @@
           <w:sz w:val="24"/>
           <w:u w:val="single"/>
         </w:rPr>
-        <w:hyperlink r:id="rId25" w:history="1">
+        <w:hyperlink r:id="rId24" w:history="1">
           <w:r>
             <w:rPr>
               <w:rStyle w:val="Hyperlink"/>
@@ -3710,7 +3693,7 @@
           <w:sz w:val="24"/>
           <w:u w:val="single"/>
         </w:rPr>
-        <w:hyperlink r:id="rId25" w:history="1">
+        <w:hyperlink r:id="rId24" w:history="1">
           <w:r>
             <w:rPr>
               <w:rStyle w:val="Hyperlink"/>
@@ -4118,14 +4101,7 @@
           <w:sz w:val="24"/>
           <w:u w:val="single"/>
         </w:rPr>
-        <w:hyperlink r:id="rId26" w:history="1">
-          <w:r>
-            <w:rPr>
-              <w:rStyle w:val="Hyperlink"/>
-            </w:rPr>
-            <w:t>w</w:t>
-          </w:r>
-        </w:hyperlink>
+        <w:t>w</w:t>
       </w:r>
       <w:r>
         <w:rPr>

--- a/EXPORTS/DOCX/published/niveau3/English/JustinusNassau.docx
+++ b/EXPORTS/DOCX/published/niveau3/English/JustinusNassau.docx
@@ -380,7 +380,7 @@
           <w:sz w:val="24"/>
           <w:u w:val="single"/>
         </w:rPr>
-        <w:hyperlink r:id="rId10" w:history="1">
+        <w:hyperlink r:id="rId9" w:history="1">
           <w:r>
             <w:rPr>
               <w:rStyle w:val="Hyperlink"/>
@@ -409,7 +409,7 @@
           <w:sz w:val="24"/>
           <w:u w:val="single"/>
         </w:rPr>
-        <w:hyperlink r:id="rId10" w:history="1">
+        <w:hyperlink r:id="rId9" w:history="1">
           <w:r>
             <w:rPr>
               <w:rStyle w:val="Hyperlink"/>
@@ -427,7 +427,7 @@
           <w:sz w:val="24"/>
           <w:u w:val="single"/>
         </w:rPr>
-        <w:hyperlink r:id="rId10" w:history="1">
+        <w:hyperlink r:id="rId9" w:history="1">
           <w:r>
             <w:rPr>
               <w:rStyle w:val="Hyperlink"/>
@@ -456,7 +456,7 @@
           <w:sz w:val="24"/>
           <w:u w:val="single"/>
         </w:rPr>
-        <w:hyperlink r:id="rId10" w:history="1">
+        <w:hyperlink r:id="rId9" w:history="1">
           <w:r>
             <w:rPr>
               <w:rStyle w:val="Hyperlink"/>
@@ -474,7 +474,7 @@
           <w:sz w:val="24"/>
           <w:u w:val="single"/>
         </w:rPr>
-        <w:hyperlink r:id="rId10" w:history="1">
+        <w:hyperlink r:id="rId9" w:history="1">
           <w:r>
             <w:rPr>
               <w:rStyle w:val="Hyperlink"/>
@@ -3391,7 +3391,7 @@
           <w:sz w:val="24"/>
           <w:u w:val="single"/>
         </w:rPr>
-        <w:hyperlink r:id="rId21" w:history="1">
+        <w:hyperlink r:id="rId22" w:history="1">
           <w:r>
             <w:rPr>
               <w:rStyle w:val="Hyperlink"/>
@@ -3409,7 +3409,7 @@
           <w:sz w:val="24"/>
           <w:u w:val="single"/>
         </w:rPr>
-        <w:hyperlink r:id="rId21" w:history="1">
+        <w:hyperlink r:id="rId22" w:history="1">
           <w:r>
             <w:rPr>
               <w:rStyle w:val="Hyperlink"/>
@@ -3420,21 +3420,13 @@
       </w:r>
       <w:r>
         <w:rPr>
-          <w:u w:val="single" w:color="0000ff"/>
           <w:rFonts w:ascii="Charis SIL Regular" w:hAnsi="Charis SIL Regular" w:eastAsia="Charis SIL Regular"/>
           <w:b w:val="0"/>
           <w:i w:val="0"/>
           <w:color w:val="000000"/>
           <w:sz w:val="24"/>
         </w:rPr>
-        <w:hyperlink r:id="rId21" w:history="1">
-          <w:r>
-            <w:rPr>
-              <w:rStyle w:val="Hyperlink"/>
-            </w:rPr>
-            <w:t xml:space="preserve">, </w:t>
-          </w:r>
-        </w:hyperlink>
+        <w:t xml:space="preserve">, </w:t>
       </w:r>
       <w:r>
         <w:rPr>
@@ -3445,7 +3437,7 @@
           <w:sz w:val="24"/>
           <w:u w:val="single"/>
         </w:rPr>
-        <w:hyperlink r:id="rId21" w:history="1">
+        <w:hyperlink r:id="rId23" w:history="1">
           <w:r>
             <w:rPr>
               <w:rStyle w:val="Hyperlink"/>
@@ -3474,7 +3466,7 @@
           <w:sz w:val="24"/>
           <w:u w:val="single"/>
         </w:rPr>
-        <w:hyperlink r:id="rId21" w:history="1">
+        <w:hyperlink r:id="rId23" w:history="1">
           <w:r>
             <w:rPr>
               <w:rStyle w:val="Hyperlink"/>
@@ -3492,7 +3484,7 @@
           <w:sz w:val="24"/>
           <w:u w:val="single"/>
         </w:rPr>
-        <w:hyperlink r:id="rId21" w:history="1">
+        <w:hyperlink r:id="rId23" w:history="1">
           <w:r>
             <w:rPr>
               <w:rStyle w:val="Hyperlink"/>
@@ -3600,7 +3592,7 @@
           <w:sz w:val="24"/>
           <w:u w:val="single"/>
         </w:rPr>
-        <w:hyperlink r:id="rId23" w:history="1">
+        <w:hyperlink r:id="rId24" w:history="1">
           <w:r>
             <w:rPr>
               <w:rStyle w:val="Hyperlink"/>
@@ -3618,7 +3610,7 @@
           <w:sz w:val="24"/>
           <w:u w:val="single"/>
         </w:rPr>
-        <w:hyperlink r:id="rId23" w:history="1">
+        <w:hyperlink r:id="rId24" w:history="1">
           <w:r>
             <w:rPr>
               <w:rStyle w:val="Hyperlink"/>
@@ -3636,7 +3628,7 @@
           <w:sz w:val="24"/>
           <w:u w:val="single"/>
         </w:rPr>
-        <w:hyperlink r:id="rId23" w:history="1">
+        <w:hyperlink r:id="rId24" w:history="1">
           <w:r>
             <w:rPr>
               <w:rStyle w:val="Hyperlink"/>
@@ -3654,7 +3646,7 @@
           <w:sz w:val="24"/>
           <w:u w:val="single"/>
         </w:rPr>
-        <w:hyperlink r:id="rId23" w:history="1">
+        <w:hyperlink r:id="rId24" w:history="1">
           <w:r>
             <w:rPr>
               <w:rStyle w:val="Hyperlink"/>
@@ -3682,7 +3674,7 @@
           <w:sz w:val="24"/>
           <w:u w:val="single"/>
         </w:rPr>
-        <w:hyperlink r:id="rId24" w:history="1">
+        <w:hyperlink r:id="rId25" w:history="1">
           <w:r>
             <w:rPr>
               <w:rStyle w:val="Hyperlink"/>
@@ -3700,7 +3692,7 @@
           <w:sz w:val="24"/>
           <w:u w:val="single"/>
         </w:rPr>
-        <w:hyperlink r:id="rId23" w:history="1">
+        <w:hyperlink r:id="rId25" w:history="1">
           <w:r>
             <w:rPr>
               <w:rStyle w:val="Hyperlink"/>
@@ -3718,7 +3710,7 @@
           <w:sz w:val="24"/>
           <w:u w:val="single"/>
         </w:rPr>
-        <w:hyperlink r:id="rId23" w:history="1">
+        <w:hyperlink r:id="rId25" w:history="1">
           <w:r>
             <w:rPr>
               <w:rStyle w:val="Hyperlink"/>
@@ -3856,7 +3848,7 @@
           <w:sz w:val="24"/>
           <w:u w:val="single"/>
         </w:rPr>
-        <w:hyperlink r:id="rId25" w:history="1">
+        <w:hyperlink r:id="rId26" w:history="1">
           <w:r>
             <w:rPr>
               <w:rStyle w:val="Hyperlink"/>
@@ -3874,7 +3866,7 @@
           <w:sz w:val="24"/>
           <w:u w:val="single"/>
         </w:rPr>
-        <w:hyperlink r:id="rId25" w:history="1">
+        <w:hyperlink r:id="rId26" w:history="1">
           <w:r>
             <w:rPr>
               <w:rStyle w:val="Hyperlink"/>
@@ -3892,7 +3884,7 @@
           <w:sz w:val="24"/>
           <w:u w:val="single"/>
         </w:rPr>
-        <w:hyperlink r:id="rId25" w:history="1">
+        <w:hyperlink r:id="rId26" w:history="1">
           <w:r>
             <w:rPr>
               <w:rStyle w:val="Hyperlink"/>
@@ -3910,7 +3902,7 @@
           <w:sz w:val="24"/>
           <w:u w:val="single"/>
         </w:rPr>
-        <w:hyperlink r:id="rId25" w:history="1">
+        <w:hyperlink r:id="rId26" w:history="1">
           <w:r>
             <w:rPr>
               <w:rStyle w:val="Hyperlink"/>
@@ -3928,7 +3920,7 @@
           <w:sz w:val="24"/>
           <w:u w:val="single"/>
         </w:rPr>
-        <w:hyperlink r:id="rId25" w:history="1">
+        <w:hyperlink r:id="rId26" w:history="1">
           <w:r>
             <w:rPr>
               <w:rStyle w:val="Hyperlink"/>
@@ -3946,7 +3938,7 @@
           <w:sz w:val="24"/>
           <w:u w:val="single"/>
         </w:rPr>
-        <w:hyperlink r:id="rId25" w:history="1">
+        <w:hyperlink r:id="rId26" w:history="1">
           <w:r>
             <w:rPr>
               <w:rStyle w:val="Hyperlink"/>
@@ -3964,7 +3956,7 @@
           <w:sz w:val="24"/>
           <w:u w:val="single"/>
         </w:rPr>
-        <w:hyperlink r:id="rId25" w:history="1">
+        <w:hyperlink r:id="rId26" w:history="1">
           <w:r>
             <w:rPr>
               <w:rStyle w:val="Hyperlink"/>
@@ -3982,7 +3974,7 @@
           <w:sz w:val="24"/>
           <w:u w:val="single"/>
         </w:rPr>
-        <w:hyperlink r:id="rId25" w:history="1">
+        <w:hyperlink r:id="rId26" w:history="1">
           <w:r>
             <w:rPr>
               <w:rStyle w:val="Hyperlink"/>
@@ -4000,7 +3992,7 @@
           <w:sz w:val="24"/>
           <w:u w:val="single"/>
         </w:rPr>
-        <w:hyperlink r:id="rId25" w:history="1">
+        <w:hyperlink r:id="rId26" w:history="1">
           <w:r>
             <w:rPr>
               <w:rStyle w:val="Hyperlink"/>
@@ -4018,7 +4010,7 @@
           <w:sz w:val="24"/>
           <w:u w:val="single"/>
         </w:rPr>
-        <w:hyperlink r:id="rId25" w:history="1">
+        <w:hyperlink r:id="rId26" w:history="1">
           <w:r>
             <w:rPr>
               <w:rStyle w:val="Hyperlink"/>
@@ -4036,7 +4028,7 @@
           <w:sz w:val="24"/>
           <w:u w:val="single"/>
         </w:rPr>
-        <w:hyperlink r:id="rId25" w:history="1">
+        <w:hyperlink r:id="rId26" w:history="1">
           <w:r>
             <w:rPr>
               <w:rStyle w:val="Hyperlink"/>
@@ -4054,7 +4046,7 @@
           <w:sz w:val="24"/>
           <w:u w:val="single"/>
         </w:rPr>
-        <w:hyperlink r:id="rId25" w:history="1">
+        <w:hyperlink r:id="rId26" w:history="1">
           <w:r>
             <w:rPr>
               <w:rStyle w:val="Hyperlink"/>
@@ -4072,7 +4064,7 @@
           <w:sz w:val="24"/>
           <w:u w:val="single"/>
         </w:rPr>
-        <w:hyperlink r:id="rId25" w:history="1">
+        <w:hyperlink r:id="rId26" w:history="1">
           <w:r>
             <w:rPr>
               <w:rStyle w:val="Hyperlink"/>
@@ -4090,7 +4082,7 @@
           <w:sz w:val="24"/>
           <w:u w:val="single"/>
         </w:rPr>
-        <w:hyperlink r:id="rId25" w:history="1">
+        <w:hyperlink r:id="rId26" w:history="1">
           <w:r>
             <w:rPr>
               <w:rStyle w:val="Hyperlink"/>
@@ -4108,7 +4100,7 @@
           <w:sz w:val="24"/>
           <w:u w:val="single"/>
         </w:rPr>
-        <w:hyperlink r:id="rId25" w:history="1">
+        <w:hyperlink r:id="rId26" w:history="1">
           <w:r>
             <w:rPr>
               <w:rStyle w:val="Hyperlink"/>
@@ -4124,6 +4116,7 @@
           <w:i w:val="0"/>
           <w:color w:val="0000FF"/>
           <w:sz w:val="24"/>
+          <w:u w:val="single"/>
         </w:rPr>
         <w:t>w</w:t>
       </w:r>
@@ -4136,7 +4129,7 @@
           <w:sz w:val="24"/>
           <w:u w:val="single"/>
         </w:rPr>
-        <w:hyperlink r:id="rId25" w:history="1">
+        <w:hyperlink r:id="rId26" w:history="1">
           <w:r>
             <w:rPr>
               <w:rStyle w:val="Hyperlink"/>
@@ -4154,7 +4147,7 @@
           <w:sz w:val="24"/>
           <w:u w:val="single"/>
         </w:rPr>
-        <w:hyperlink r:id="rId25" w:history="1">
+        <w:hyperlink r:id="rId26" w:history="1">
           <w:r>
             <w:rPr>
               <w:rStyle w:val="Hyperlink"/>
@@ -4314,7 +4307,7 @@
           <w:sz w:val="24"/>
           <w:u w:val="single"/>
         </w:rPr>
-        <w:hyperlink r:id="rId26" w:history="1">
+        <w:hyperlink r:id="rId27" w:history="1">
           <w:r>
             <w:rPr>
               <w:rStyle w:val="Hyperlink"/>
@@ -4332,7 +4325,7 @@
           <w:sz w:val="24"/>
           <w:u w:val="single"/>
         </w:rPr>
-        <w:hyperlink r:id="rId26" w:history="1">
+        <w:hyperlink r:id="rId27" w:history="1">
           <w:r>
             <w:rPr>
               <w:rStyle w:val="Hyperlink"/>
@@ -4350,7 +4343,7 @@
           <w:sz w:val="24"/>
           <w:u w:val="single"/>
         </w:rPr>
-        <w:hyperlink r:id="rId26" w:history="1">
+        <w:hyperlink r:id="rId27" w:history="1">
           <w:r>
             <w:rPr>
               <w:rStyle w:val="Hyperlink"/>
@@ -4368,7 +4361,7 @@
           <w:sz w:val="24"/>
           <w:u w:val="single"/>
         </w:rPr>
-        <w:hyperlink r:id="rId26" w:history="1">
+        <w:hyperlink r:id="rId27" w:history="1">
           <w:r>
             <w:rPr>
               <w:rStyle w:val="Hyperlink"/>
@@ -4386,7 +4379,7 @@
           <w:sz w:val="24"/>
           <w:u w:val="single"/>
         </w:rPr>
-        <w:hyperlink r:id="rId26" w:history="1">
+        <w:hyperlink r:id="rId27" w:history="1">
           <w:r>
             <w:rPr>
               <w:rStyle w:val="Hyperlink"/>
@@ -4404,7 +4397,7 @@
           <w:sz w:val="24"/>
           <w:u w:val="single"/>
         </w:rPr>
-        <w:hyperlink r:id="rId26" w:history="1">
+        <w:hyperlink r:id="rId27" w:history="1">
           <w:r>
             <w:rPr>
               <w:rStyle w:val="Hyperlink"/>
@@ -4422,7 +4415,7 @@
           <w:sz w:val="24"/>
           <w:u w:val="single"/>
         </w:rPr>
-        <w:hyperlink r:id="rId26" w:history="1">
+        <w:hyperlink r:id="rId27" w:history="1">
           <w:r>
             <w:rPr>
               <w:rStyle w:val="Hyperlink"/>
@@ -4440,7 +4433,7 @@
           <w:sz w:val="24"/>
           <w:u w:val="single"/>
         </w:rPr>
-        <w:hyperlink r:id="rId26" w:history="1">
+        <w:hyperlink r:id="rId27" w:history="1">
           <w:r>
             <w:rPr>
               <w:rStyle w:val="Hyperlink"/>
@@ -4458,7 +4451,7 @@
           <w:sz w:val="24"/>
           <w:u w:val="single"/>
         </w:rPr>
-        <w:hyperlink r:id="rId26" w:history="1">
+        <w:hyperlink r:id="rId27" w:history="1">
           <w:r>
             <w:rPr>
               <w:rStyle w:val="Hyperlink"/>
@@ -4476,7 +4469,7 @@
           <w:sz w:val="24"/>
           <w:u w:val="single"/>
         </w:rPr>
-        <w:hyperlink r:id="rId26" w:history="1">
+        <w:hyperlink r:id="rId27" w:history="1">
           <w:r>
             <w:rPr>
               <w:rStyle w:val="Hyperlink"/>
@@ -4494,7 +4487,7 @@
           <w:sz w:val="24"/>
           <w:u w:val="single"/>
         </w:rPr>
-        <w:hyperlink r:id="rId26" w:history="1">
+        <w:hyperlink r:id="rId27" w:history="1">
           <w:r>
             <w:rPr>
               <w:rStyle w:val="Hyperlink"/>
@@ -4512,7 +4505,7 @@
           <w:sz w:val="24"/>
           <w:u w:val="single"/>
         </w:rPr>
-        <w:hyperlink r:id="rId26" w:history="1">
+        <w:hyperlink r:id="rId27" w:history="1">
           <w:r>
             <w:rPr>
               <w:rStyle w:val="Hyperlink"/>
@@ -4530,7 +4523,7 @@
           <w:sz w:val="24"/>
           <w:u w:val="single"/>
         </w:rPr>
-        <w:hyperlink r:id="rId26" w:history="1">
+        <w:hyperlink r:id="rId27" w:history="1">
           <w:r>
             <w:rPr>
               <w:rStyle w:val="Hyperlink"/>
@@ -4548,7 +4541,7 @@
           <w:sz w:val="24"/>
           <w:u w:val="single"/>
         </w:rPr>
-        <w:hyperlink r:id="rId26" w:history="1">
+        <w:hyperlink r:id="rId27" w:history="1">
           <w:r>
             <w:rPr>
               <w:rStyle w:val="Hyperlink"/>
@@ -4566,7 +4559,7 @@
           <w:sz w:val="24"/>
           <w:u w:val="single"/>
         </w:rPr>
-        <w:hyperlink r:id="rId26" w:history="1">
+        <w:hyperlink r:id="rId27" w:history="1">
           <w:r>
             <w:rPr>
               <w:rStyle w:val="Hyperlink"/>
@@ -4727,7 +4720,7 @@
           <w:sz w:val="24"/>
           <w:u w:val="single"/>
         </w:rPr>
-        <w:hyperlink r:id="rId27" w:history="1">
+        <w:hyperlink r:id="rId28" w:history="1">
           <w:r>
             <w:rPr>
               <w:rStyle w:val="Hyperlink"/>
@@ -4745,7 +4738,7 @@
           <w:sz w:val="24"/>
           <w:u w:val="single"/>
         </w:rPr>
-        <w:hyperlink r:id="rId27" w:history="1">
+        <w:hyperlink r:id="rId28" w:history="1">
           <w:r>
             <w:rPr>
               <w:rStyle w:val="Hyperlink"/>
@@ -4763,7 +4756,7 @@
           <w:sz w:val="24"/>
           <w:u w:val="single"/>
         </w:rPr>
-        <w:hyperlink r:id="rId27" w:history="1">
+        <w:hyperlink r:id="rId28" w:history="1">
           <w:r>
             <w:rPr>
               <w:rStyle w:val="Hyperlink"/>
@@ -4781,7 +4774,7 @@
           <w:sz w:val="24"/>
           <w:u w:val="single"/>
         </w:rPr>
-        <w:hyperlink r:id="rId27" w:history="1">
+        <w:hyperlink r:id="rId28" w:history="1">
           <w:r>
             <w:rPr>
               <w:rStyle w:val="Hyperlink"/>
@@ -4799,7 +4792,7 @@
           <w:sz w:val="24"/>
           <w:u w:val="single"/>
         </w:rPr>
-        <w:hyperlink r:id="rId27" w:history="1">
+        <w:hyperlink r:id="rId28" w:history="1">
           <w:r>
             <w:rPr>
               <w:rStyle w:val="Hyperlink"/>
@@ -4820,7 +4813,7 @@
           <w:sz w:val="24"/>
           <w:u w:val="single"/>
         </w:rPr>
-        <w:hyperlink r:id="rId27" w:history="1">
+        <w:hyperlink r:id="rId28" w:history="1">
           <w:r>
             <w:rPr>
               <w:rStyle w:val="Hyperlink"/>
@@ -4838,7 +4831,7 @@
           <w:sz w:val="24"/>
           <w:u w:val="single"/>
         </w:rPr>
-        <w:hyperlink r:id="rId27" w:history="1">
+        <w:hyperlink r:id="rId28" w:history="1">
           <w:r>
             <w:rPr>
               <w:rStyle w:val="Hyperlink"/>
@@ -4856,7 +4849,7 @@
           <w:sz w:val="24"/>
           <w:u w:val="single"/>
         </w:rPr>
-        <w:hyperlink r:id="rId27" w:history="1">
+        <w:hyperlink r:id="rId28" w:history="1">
           <w:r>
             <w:rPr>
               <w:rStyle w:val="Hyperlink"/>
@@ -4874,7 +4867,7 @@
           <w:sz w:val="24"/>
           <w:u w:val="single"/>
         </w:rPr>
-        <w:hyperlink r:id="rId27" w:history="1">
+        <w:hyperlink r:id="rId28" w:history="1">
           <w:r>
             <w:rPr>
               <w:rStyle w:val="Hyperlink"/>
@@ -4892,7 +4885,7 @@
           <w:sz w:val="24"/>
           <w:u w:val="single"/>
         </w:rPr>
-        <w:hyperlink r:id="rId27" w:history="1">
+        <w:hyperlink r:id="rId28" w:history="1">
           <w:r>
             <w:rPr>
               <w:rStyle w:val="Hyperlink"/>
@@ -5043,7 +5036,7 @@
           <w:sz w:val="24"/>
           <w:u w:val="single"/>
         </w:rPr>
-        <w:hyperlink r:id="rId28" w:history="1">
+        <w:hyperlink r:id="rId29" w:history="1">
           <w:r>
             <w:rPr>
               <w:rStyle w:val="Hyperlink"/>
@@ -5061,7 +5054,7 @@
           <w:sz w:val="24"/>
           <w:u w:val="single"/>
         </w:rPr>
-        <w:hyperlink r:id="rId28" w:history="1">
+        <w:hyperlink r:id="rId29" w:history="1">
           <w:r>
             <w:rPr>
               <w:rStyle w:val="Hyperlink"/>
@@ -5079,7 +5072,7 @@
           <w:sz w:val="24"/>
           <w:u w:val="single"/>
         </w:rPr>
-        <w:hyperlink r:id="rId28" w:history="1">
+        <w:hyperlink r:id="rId29" w:history="1">
           <w:r>
             <w:rPr>
               <w:rStyle w:val="Hyperlink"/>
@@ -5097,7 +5090,7 @@
           <w:sz w:val="24"/>
           <w:u w:val="single"/>
         </w:rPr>
-        <w:hyperlink r:id="rId28" w:history="1">
+        <w:hyperlink r:id="rId29" w:history="1">
           <w:r>
             <w:rPr>
               <w:rStyle w:val="Hyperlink"/>
@@ -5115,7 +5108,7 @@
           <w:sz w:val="24"/>
           <w:u w:val="single"/>
         </w:rPr>
-        <w:hyperlink r:id="rId28" w:history="1">
+        <w:hyperlink r:id="rId29" w:history="1">
           <w:r>
             <w:rPr>
               <w:rStyle w:val="Hyperlink"/>
@@ -5133,7 +5126,7 @@
           <w:sz w:val="24"/>
           <w:u w:val="single"/>
         </w:rPr>
-        <w:hyperlink r:id="rId28" w:history="1">
+        <w:hyperlink r:id="rId29" w:history="1">
           <w:r>
             <w:rPr>
               <w:rStyle w:val="Hyperlink"/>
@@ -5151,7 +5144,7 @@
           <w:sz w:val="24"/>
           <w:u w:val="single"/>
         </w:rPr>
-        <w:hyperlink r:id="rId28" w:history="1">
+        <w:hyperlink r:id="rId29" w:history="1">
           <w:r>
             <w:rPr>
               <w:rStyle w:val="Hyperlink"/>
@@ -5169,7 +5162,7 @@
           <w:sz w:val="24"/>
           <w:u w:val="single"/>
         </w:rPr>
-        <w:hyperlink r:id="rId28" w:history="1">
+        <w:hyperlink r:id="rId29" w:history="1">
           <w:r>
             <w:rPr>
               <w:rStyle w:val="Hyperlink"/>
@@ -5187,7 +5180,7 @@
           <w:sz w:val="24"/>
           <w:u w:val="single"/>
         </w:rPr>
-        <w:hyperlink r:id="rId28" w:history="1">
+        <w:hyperlink r:id="rId29" w:history="1">
           <w:r>
             <w:rPr>
               <w:rStyle w:val="Hyperlink"/>

--- a/EXPORTS/DOCX/published/niveau3/English/JustinusNassau.docx
+++ b/EXPORTS/DOCX/published/niveau3/English/JustinusNassau.docx
@@ -380,7 +380,7 @@
           <w:sz w:val="24"/>
           <w:u w:val="single"/>
         </w:rPr>
-        <w:hyperlink r:id="rId9" w:history="1">
+        <w:hyperlink r:id="rId10" w:history="1">
           <w:r>
             <w:rPr>
               <w:rStyle w:val="Hyperlink"/>
@@ -409,7 +409,7 @@
           <w:sz w:val="24"/>
           <w:u w:val="single"/>
         </w:rPr>
-        <w:hyperlink r:id="rId9" w:history="1">
+        <w:hyperlink r:id="rId10" w:history="1">
           <w:r>
             <w:rPr>
               <w:rStyle w:val="Hyperlink"/>
@@ -3391,7 +3391,7 @@
           <w:sz w:val="24"/>
           <w:u w:val="single"/>
         </w:rPr>
-        <w:hyperlink r:id="rId22" w:history="1">
+        <w:hyperlink r:id="rId21" w:history="1">
           <w:r>
             <w:rPr>
               <w:rStyle w:val="Hyperlink"/>
@@ -3409,7 +3409,7 @@
           <w:sz w:val="24"/>
           <w:u w:val="single"/>
         </w:rPr>
-        <w:hyperlink r:id="rId22" w:history="1">
+        <w:hyperlink r:id="rId21" w:history="1">
           <w:r>
             <w:rPr>
               <w:rStyle w:val="Hyperlink"/>
@@ -3437,7 +3437,7 @@
           <w:sz w:val="24"/>
           <w:u w:val="single"/>
         </w:rPr>
-        <w:hyperlink r:id="rId23" w:history="1">
+        <w:hyperlink r:id="rId21" w:history="1">
           <w:r>
             <w:rPr>
               <w:rStyle w:val="Hyperlink"/>
@@ -3692,7 +3692,7 @@
           <w:sz w:val="24"/>
           <w:u w:val="single"/>
         </w:rPr>
-        <w:hyperlink r:id="rId25" w:history="1">
+        <w:hyperlink r:id="rId24" w:history="1">
           <w:r>
             <w:rPr>
               <w:rStyle w:val="Hyperlink"/>
@@ -3710,7 +3710,7 @@
           <w:sz w:val="24"/>
           <w:u w:val="single"/>
         </w:rPr>
-        <w:hyperlink r:id="rId25" w:history="1">
+        <w:hyperlink r:id="rId24" w:history="1">
           <w:r>
             <w:rPr>
               <w:rStyle w:val="Hyperlink"/>

--- a/EXPORTS/DOCX/published/niveau3/English/JustinusNassau.docx
+++ b/EXPORTS/DOCX/published/niveau3/English/JustinusNassau.docx
@@ -380,7 +380,7 @@
           <w:sz w:val="24"/>
           <w:u w:val="single"/>
         </w:rPr>
-        <w:hyperlink r:id="rId10" w:history="1">
+        <w:hyperlink r:id="rId9" w:history="1">
           <w:r>
             <w:rPr>
               <w:rStyle w:val="Hyperlink"/>
@@ -409,7 +409,7 @@
           <w:sz w:val="24"/>
           <w:u w:val="single"/>
         </w:rPr>
-        <w:hyperlink r:id="rId10" w:history="1">
+        <w:hyperlink r:id="rId9" w:history="1">
           <w:r>
             <w:rPr>
               <w:rStyle w:val="Hyperlink"/>
@@ -456,7 +456,7 @@
           <w:sz w:val="24"/>
           <w:u w:val="single"/>
         </w:rPr>
-        <w:hyperlink r:id="rId9" w:history="1">
+        <w:hyperlink r:id="rId10" w:history="1">
           <w:r>
             <w:rPr>
               <w:rStyle w:val="Hyperlink"/>
@@ -474,7 +474,7 @@
           <w:sz w:val="24"/>
           <w:u w:val="single"/>
         </w:rPr>
-        <w:hyperlink r:id="rId9" w:history="1">
+        <w:hyperlink r:id="rId10" w:history="1">
           <w:r>
             <w:rPr>
               <w:rStyle w:val="Hyperlink"/>
@@ -492,7 +492,7 @@
           <w:sz w:val="24"/>
           <w:u w:val="single"/>
         </w:rPr>
-        <w:hyperlink r:id="rId9" w:history="1">
+        <w:hyperlink r:id="rId10" w:history="1">
           <w:r>
             <w:rPr>
               <w:rStyle w:val="Hyperlink"/>
@@ -2208,61 +2208,7 @@
           <w:color w:val="000000"/>
           <w:sz w:val="24"/>
         </w:rPr>
-        <w:t>mus</w:t>
-      </w:r>
-      <w:r>
-        <w:rPr>
-          <w:u w:val="single" w:color="0000ff"/>
-          <w:rFonts w:ascii="Charis SIL Regular" w:hAnsi="Charis SIL Regular" w:eastAsia="Charis SIL Regular"/>
-          <w:b w:val="0"/>
-          <w:i w:val="0"/>
-          <w:color w:val="000000"/>
-          <w:sz w:val="24"/>
-        </w:rPr>
-        <w:hyperlink r:id="rId17" w:history="1">
-          <w:r>
-            <w:rPr>
-              <w:rStyle w:val="Hyperlink"/>
-            </w:rPr>
-            <w:t xml:space="preserve">eum archive </w:t>
-          </w:r>
-        </w:hyperlink>
-      </w:r>
-      <w:r>
-        <w:rPr>
-          <w:u w:val="single" w:color="0000ff"/>
-          <w:rFonts w:ascii="Charis SIL Regular" w:hAnsi="Charis SIL Regular" w:eastAsia="Charis SIL Regular"/>
-          <w:b w:val="0"/>
-          <w:i w:val="0"/>
-          <w:color w:val="000000"/>
-          <w:sz w:val="24"/>
-        </w:rPr>
-        <w:hyperlink r:id="rId17" w:history="1">
-          <w:r>
-            <w:rPr>
-              <w:rStyle w:val="Hyperlink"/>
-            </w:rPr>
-            <w:t>h</w:t>
-          </w:r>
-        </w:hyperlink>
-      </w:r>
-      <w:r>
-        <w:rPr>
-          <w:u w:val="single" w:color="0000ff"/>
-          <w:rFonts w:ascii="Charis SIL Regular" w:hAnsi="Charis SIL Regular" w:eastAsia="Charis SIL Regular"/>
-          <w:b w:val="0"/>
-          <w:i w:val="0"/>
-          <w:color w:val="000000"/>
-          <w:sz w:val="24"/>
-        </w:rPr>
-        <w:hyperlink r:id="rId17" w:history="1">
-          <w:r>
-            <w:rPr>
-              <w:rStyle w:val="Hyperlink"/>
-            </w:rPr>
-            <w:t xml:space="preserve">ave </w:t>
-          </w:r>
-        </w:hyperlink>
+        <w:t xml:space="preserve">museum archive have </w:t>
       </w:r>
       <w:r>
         <w:rPr>
@@ -3391,7 +3337,7 @@
           <w:sz w:val="24"/>
           <w:u w:val="single"/>
         </w:rPr>
-        <w:hyperlink r:id="rId21" w:history="1">
+        <w:hyperlink r:id="rId22" w:history="1">
           <w:r>
             <w:rPr>
               <w:rStyle w:val="Hyperlink"/>
@@ -3409,7 +3355,7 @@
           <w:sz w:val="24"/>
           <w:u w:val="single"/>
         </w:rPr>
-        <w:hyperlink r:id="rId21" w:history="1">
+        <w:hyperlink r:id="rId22" w:history="1">
           <w:r>
             <w:rPr>
               <w:rStyle w:val="Hyperlink"/>
@@ -3437,7 +3383,7 @@
           <w:sz w:val="24"/>
           <w:u w:val="single"/>
         </w:rPr>
-        <w:hyperlink r:id="rId21" w:history="1">
+        <w:hyperlink r:id="rId23" w:history="1">
           <w:r>
             <w:rPr>
               <w:rStyle w:val="Hyperlink"/>
@@ -3692,7 +3638,7 @@
           <w:sz w:val="24"/>
           <w:u w:val="single"/>
         </w:rPr>
-        <w:hyperlink r:id="rId24" w:history="1">
+        <w:hyperlink r:id="rId25" w:history="1">
           <w:r>
             <w:rPr>
               <w:rStyle w:val="Hyperlink"/>
@@ -3710,7 +3656,7 @@
           <w:sz w:val="24"/>
           <w:u w:val="single"/>
         </w:rPr>
-        <w:hyperlink r:id="rId24" w:history="1">
+        <w:hyperlink r:id="rId25" w:history="1">
           <w:r>
             <w:rPr>
               <w:rStyle w:val="Hyperlink"/>

--- a/EXPORTS/DOCX/published/niveau3/English/JustinusNassau.docx
+++ b/EXPORTS/DOCX/published/niveau3/English/JustinusNassau.docx
@@ -1436,13 +1436,22 @@
             <w:rPr>
               <w:rStyle w:val="Hyperlink"/>
             </w:rPr>
-            <w:t xml:space="preserve">acific to </w:t>
+            <w:t>acific to</w:t>
           </w:r>
         </w:hyperlink>
       </w:r>
       <w:r>
         <w:rPr>
-          <w:u w:val="single" w:color="0000ff"/>
+          <w:rFonts w:ascii="Charis SIL Regular" w:hAnsi="Charis SIL Regular" w:eastAsia="Charis SIL Regular"/>
+          <w:b w:val="0"/>
+          <w:i w:val="0"/>
+          <w:color w:val="000000"/>
+          <w:sz w:val="24"/>
+        </w:rPr>
+        <w:t xml:space="preserve"> </w:t>
+      </w:r>
+      <w:r>
+        <w:rPr>
           <w:rFonts w:ascii="Charis SIL Regular" w:hAnsi="Charis SIL Regular" w:eastAsia="Charis SIL Regular"/>
           <w:b w:val="0"/>
           <w:i w:val="0"/>
@@ -1489,13 +1498,24 @@
       </w:r>
       <w:r>
         <w:rPr>
+          <w:u w:val="single" w:color="0000ff"/>
           <w:rFonts w:ascii="Charis SIL Regular" w:hAnsi="Charis SIL Regular" w:eastAsia="Charis SIL Regular"/>
           <w:b w:val="0"/>
           <w:i w:val="0"/>
           <w:color w:val="000000"/>
           <w:sz w:val="24"/>
         </w:rPr>
-        <w:t xml:space="preserve">the Indonesian </w:t>
+        <w:t>t</w:t>
+      </w:r>
+      <w:r>
+        <w:rPr>
+          <w:rFonts w:ascii="Charis SIL Regular" w:hAnsi="Charis SIL Regular" w:eastAsia="Charis SIL Regular"/>
+          <w:b w:val="0"/>
+          <w:i w:val="0"/>
+          <w:color w:val="000000"/>
+          <w:sz w:val="24"/>
+        </w:rPr>
+        <w:t xml:space="preserve">he Indonesian </w:t>
       </w:r>
       <w:r>
         <w:rPr>
@@ -4064,7 +4084,14 @@
           <w:sz w:val="24"/>
           <w:u w:val="single"/>
         </w:rPr>
-        <w:t>w</w:t>
+        <w:hyperlink r:id="rId26" w:history="1">
+          <w:r>
+            <w:rPr>
+              <w:rStyle w:val="Hyperlink"/>
+            </w:rPr>
+            <w:t>w</w:t>
+          </w:r>
+        </w:hyperlink>
       </w:r>
       <w:r>
         <w:rPr>

--- a/EXPORTS/DOCX/published/niveau3/English/JustinusNassau.docx
+++ b/EXPORTS/DOCX/published/niveau3/English/JustinusNassau.docx
@@ -1436,22 +1436,13 @@
             <w:rPr>
               <w:rStyle w:val="Hyperlink"/>
             </w:rPr>
-            <w:t>acific to</w:t>
+            <w:t xml:space="preserve">acific to </w:t>
           </w:r>
         </w:hyperlink>
       </w:r>
       <w:r>
         <w:rPr>
-          <w:rFonts w:ascii="Charis SIL Regular" w:hAnsi="Charis SIL Regular" w:eastAsia="Charis SIL Regular"/>
-          <w:b w:val="0"/>
-          <w:i w:val="0"/>
-          <w:color w:val="000000"/>
-          <w:sz w:val="24"/>
-        </w:rPr>
-        <w:t xml:space="preserve"> </w:t>
-      </w:r>
-      <w:r>
-        <w:rPr>
+          <w:u w:val="single" w:color="0000ff"/>
           <w:rFonts w:ascii="Charis SIL Regular" w:hAnsi="Charis SIL Regular" w:eastAsia="Charis SIL Regular"/>
           <w:b w:val="0"/>
           <w:i w:val="0"/>
@@ -1498,24 +1489,13 @@
       </w:r>
       <w:r>
         <w:rPr>
-          <w:u w:val="single" w:color="0000ff"/>
           <w:rFonts w:ascii="Charis SIL Regular" w:hAnsi="Charis SIL Regular" w:eastAsia="Charis SIL Regular"/>
           <w:b w:val="0"/>
           <w:i w:val="0"/>
           <w:color w:val="000000"/>
           <w:sz w:val="24"/>
         </w:rPr>
-        <w:t>t</w:t>
-      </w:r>
-      <w:r>
-        <w:rPr>
-          <w:rFonts w:ascii="Charis SIL Regular" w:hAnsi="Charis SIL Regular" w:eastAsia="Charis SIL Regular"/>
-          <w:b w:val="0"/>
-          <w:i w:val="0"/>
-          <w:color w:val="000000"/>
-          <w:sz w:val="24"/>
-        </w:rPr>
-        <w:t xml:space="preserve">he Indonesian </w:t>
+        <w:t xml:space="preserve">the Indonesian </w:t>
       </w:r>
       <w:r>
         <w:rPr>
@@ -2228,7 +2208,61 @@
           <w:color w:val="000000"/>
           <w:sz w:val="24"/>
         </w:rPr>
-        <w:t xml:space="preserve">museum archive have </w:t>
+        <w:t>mus</w:t>
+      </w:r>
+      <w:r>
+        <w:rPr>
+          <w:u w:val="single" w:color="0000ff"/>
+          <w:rFonts w:ascii="Charis SIL Regular" w:hAnsi="Charis SIL Regular" w:eastAsia="Charis SIL Regular"/>
+          <w:b w:val="0"/>
+          <w:i w:val="0"/>
+          <w:color w:val="000000"/>
+          <w:sz w:val="24"/>
+        </w:rPr>
+        <w:hyperlink r:id="rId17" w:history="1">
+          <w:r>
+            <w:rPr>
+              <w:rStyle w:val="Hyperlink"/>
+            </w:rPr>
+            <w:t xml:space="preserve">eum archive </w:t>
+          </w:r>
+        </w:hyperlink>
+      </w:r>
+      <w:r>
+        <w:rPr>
+          <w:u w:val="single" w:color="0000ff"/>
+          <w:rFonts w:ascii="Charis SIL Regular" w:hAnsi="Charis SIL Regular" w:eastAsia="Charis SIL Regular"/>
+          <w:b w:val="0"/>
+          <w:i w:val="0"/>
+          <w:color w:val="000000"/>
+          <w:sz w:val="24"/>
+        </w:rPr>
+        <w:hyperlink r:id="rId17" w:history="1">
+          <w:r>
+            <w:rPr>
+              <w:rStyle w:val="Hyperlink"/>
+            </w:rPr>
+            <w:t>h</w:t>
+          </w:r>
+        </w:hyperlink>
+      </w:r>
+      <w:r>
+        <w:rPr>
+          <w:u w:val="single" w:color="0000ff"/>
+          <w:rFonts w:ascii="Charis SIL Regular" w:hAnsi="Charis SIL Regular" w:eastAsia="Charis SIL Regular"/>
+          <w:b w:val="0"/>
+          <w:i w:val="0"/>
+          <w:color w:val="000000"/>
+          <w:sz w:val="24"/>
+        </w:rPr>
+        <w:hyperlink r:id="rId17" w:history="1">
+          <w:r>
+            <w:rPr>
+              <w:rStyle w:val="Hyperlink"/>
+            </w:rPr>
+            <w:t xml:space="preserve">ave </w:t>
+          </w:r>
+        </w:hyperlink>
       </w:r>
       <w:r>
         <w:rPr>
@@ -4082,16 +4116,8 @@
           <w:i w:val="0"/>
           <w:color w:val="0000FF"/>
           <w:sz w:val="24"/>
-          <w:u w:val="single"/>
-        </w:rPr>
-        <w:hyperlink r:id="rId26" w:history="1">
-          <w:r>
-            <w:rPr>
-              <w:rStyle w:val="Hyperlink"/>
-            </w:rPr>
-            <w:t>w</w:t>
-          </w:r>
-        </w:hyperlink>
+        </w:rPr>
+        <w:t>w</w:t>
       </w:r>
       <w:r>
         <w:rPr>

--- a/EXPORTS/DOCX/published/niveau3/English/JustinusNassau.docx
+++ b/EXPORTS/DOCX/published/niveau3/English/JustinusNassau.docx
@@ -456,7 +456,7 @@
           <w:sz w:val="24"/>
           <w:u w:val="single"/>
         </w:rPr>
-        <w:hyperlink r:id="rId10" w:history="1">
+        <w:hyperlink r:id="rId9" w:history="1">
           <w:r>
             <w:rPr>
               <w:rStyle w:val="Hyperlink"/>
@@ -474,7 +474,7 @@
           <w:sz w:val="24"/>
           <w:u w:val="single"/>
         </w:rPr>
-        <w:hyperlink r:id="rId10" w:history="1">
+        <w:hyperlink r:id="rId9" w:history="1">
           <w:r>
             <w:rPr>
               <w:rStyle w:val="Hyperlink"/>
@@ -492,7 +492,7 @@
           <w:sz w:val="24"/>
           <w:u w:val="single"/>
         </w:rPr>
-        <w:hyperlink r:id="rId10" w:history="1">
+        <w:hyperlink r:id="rId9" w:history="1">
           <w:r>
             <w:rPr>
               <w:rStyle w:val="Hyperlink"/>
@@ -739,21 +739,13 @@
       </w:r>
       <w:r>
         <w:rPr>
-          <w:u w:val="single" w:color="0000ff"/>
           <w:rFonts w:ascii="Charis SIL Regular" w:hAnsi="Charis SIL Regular" w:eastAsia="Charis SIL Regular"/>
           <w:b w:val="0"/>
           <w:i w:val="0"/>
           <w:color w:val="000000"/>
           <w:sz w:val="24"/>
         </w:rPr>
-        <w:hyperlink r:id="rId11" w:history="1">
-          <w:r>
-            <w:rPr>
-              <w:rStyle w:val="Hyperlink"/>
-            </w:rPr>
-            <w:t>dupli</w:t>
-          </w:r>
-        </w:hyperlink>
+        <w:t>dupli</w:t>
       </w:r>
       <w:r>
         <w:rPr>
@@ -3391,7 +3383,7 @@
           <w:sz w:val="24"/>
           <w:u w:val="single"/>
         </w:rPr>
-        <w:hyperlink r:id="rId22" w:history="1">
+        <w:hyperlink r:id="rId21" w:history="1">
           <w:r>
             <w:rPr>
               <w:rStyle w:val="Hyperlink"/>
@@ -3409,7 +3401,7 @@
           <w:sz w:val="24"/>
           <w:u w:val="single"/>
         </w:rPr>
-        <w:hyperlink r:id="rId22" w:history="1">
+        <w:hyperlink r:id="rId21" w:history="1">
           <w:r>
             <w:rPr>
               <w:rStyle w:val="Hyperlink"/>
@@ -3426,7 +3418,14 @@
           <w:color w:val="000000"/>
           <w:sz w:val="24"/>
         </w:rPr>
-        <w:t xml:space="preserve">, </w:t>
+        <w:hyperlink r:id="rId21" w:history="1">
+          <w:r>
+            <w:rPr>
+              <w:rStyle w:val="Hyperlink"/>
+            </w:rPr>
+            <w:t xml:space="preserve">, </w:t>
+          </w:r>
+        </w:hyperlink>
       </w:r>
       <w:r>
         <w:rPr>
@@ -3692,7 +3691,7 @@
           <w:sz w:val="24"/>
           <w:u w:val="single"/>
         </w:rPr>
-        <w:hyperlink r:id="rId25" w:history="1">
+        <w:hyperlink r:id="rId24" w:history="1">
           <w:r>
             <w:rPr>
               <w:rStyle w:val="Hyperlink"/>
@@ -3710,7 +3709,7 @@
           <w:sz w:val="24"/>
           <w:u w:val="single"/>
         </w:rPr>
-        <w:hyperlink r:id="rId25" w:history="1">
+        <w:hyperlink r:id="rId24" w:history="1">
           <w:r>
             <w:rPr>
               <w:rStyle w:val="Hyperlink"/>
@@ -4116,6 +4115,7 @@
           <w:i w:val="0"/>
           <w:color w:val="0000FF"/>
           <w:sz w:val="24"/>
+          <w:u w:val="single"/>
         </w:rPr>
         <w:t>w</w:t>
       </w:r>

--- a/EXPORTS/DOCX/published/niveau3/English/JustinusNassau.docx
+++ b/EXPORTS/DOCX/published/niveau3/English/JustinusNassau.docx
@@ -409,14 +409,7 @@
           <w:sz w:val="24"/>
           <w:u w:val="single"/>
         </w:rPr>
-        <w:hyperlink r:id="rId9" w:history="1">
-          <w:r>
-            <w:rPr>
-              <w:rStyle w:val="Hyperlink"/>
-            </w:rPr>
-            <w:t>Milit</w:t>
-          </w:r>
-        </w:hyperlink>
+        <w:t>Milit</w:t>
       </w:r>
       <w:r>
         <w:rPr>
@@ -492,7 +485,7 @@
           <w:sz w:val="24"/>
           <w:u w:val="single"/>
         </w:rPr>
-        <w:hyperlink r:id="rId9" w:history="1">
+        <w:hyperlink r:id="rId10" w:history="1">
           <w:r>
             <w:rPr>
               <w:rStyle w:val="Hyperlink"/>
@@ -695,6 +688,7 @@
           <w:i w:val="0"/>
           <w:color w:val="0000FF"/>
           <w:sz w:val="24"/>
+          <w:u w:val="single"/>
         </w:rPr>
         <w:t>h</w:t>
       </w:r>
@@ -739,6 +733,7 @@
       </w:r>
       <w:r>
         <w:rPr>
+          <w:u w:val="single" w:color="0000ff"/>
           <w:rFonts w:ascii="Charis SIL Regular" w:hAnsi="Charis SIL Regular" w:eastAsia="Charis SIL Regular"/>
           <w:b w:val="0"/>
           <w:i w:val="0"/>
@@ -3412,6 +3407,7 @@
       </w:r>
       <w:r>
         <w:rPr>
+          <w:u w:val="single" w:color="0000ff"/>
           <w:rFonts w:ascii="Charis SIL Regular" w:hAnsi="Charis SIL Regular" w:eastAsia="Charis SIL Regular"/>
           <w:b w:val="0"/>
           <w:i w:val="0"/>
@@ -3436,7 +3432,7 @@
           <w:sz w:val="24"/>
           <w:u w:val="single"/>
         </w:rPr>
-        <w:hyperlink r:id="rId23" w:history="1">
+        <w:hyperlink r:id="rId21" w:history="1">
           <w:r>
             <w:rPr>
               <w:rStyle w:val="Hyperlink"/>
@@ -3465,7 +3461,7 @@
           <w:sz w:val="24"/>
           <w:u w:val="single"/>
         </w:rPr>
-        <w:hyperlink r:id="rId23" w:history="1">
+        <w:hyperlink r:id="rId21" w:history="1">
           <w:r>
             <w:rPr>
               <w:rStyle w:val="Hyperlink"/>
@@ -3483,7 +3479,7 @@
           <w:sz w:val="24"/>
           <w:u w:val="single"/>
         </w:rPr>
-        <w:hyperlink r:id="rId23" w:history="1">
+        <w:hyperlink r:id="rId21" w:history="1">
           <w:r>
             <w:rPr>
               <w:rStyle w:val="Hyperlink"/>
@@ -3591,7 +3587,7 @@
           <w:sz w:val="24"/>
           <w:u w:val="single"/>
         </w:rPr>
-        <w:hyperlink r:id="rId24" w:history="1">
+        <w:hyperlink r:id="rId23" w:history="1">
           <w:r>
             <w:rPr>
               <w:rStyle w:val="Hyperlink"/>
@@ -3609,7 +3605,7 @@
           <w:sz w:val="24"/>
           <w:u w:val="single"/>
         </w:rPr>
-        <w:hyperlink r:id="rId24" w:history="1">
+        <w:hyperlink r:id="rId23" w:history="1">
           <w:r>
             <w:rPr>
               <w:rStyle w:val="Hyperlink"/>
@@ -3627,7 +3623,7 @@
           <w:sz w:val="24"/>
           <w:u w:val="single"/>
         </w:rPr>
-        <w:hyperlink r:id="rId24" w:history="1">
+        <w:hyperlink r:id="rId23" w:history="1">
           <w:r>
             <w:rPr>
               <w:rStyle w:val="Hyperlink"/>
@@ -3645,7 +3641,7 @@
           <w:sz w:val="24"/>
           <w:u w:val="single"/>
         </w:rPr>
-        <w:hyperlink r:id="rId24" w:history="1">
+        <w:hyperlink r:id="rId23" w:history="1">
           <w:r>
             <w:rPr>
               <w:rStyle w:val="Hyperlink"/>
@@ -3673,7 +3669,7 @@
           <w:sz w:val="24"/>
           <w:u w:val="single"/>
         </w:rPr>
-        <w:hyperlink r:id="rId25" w:history="1">
+        <w:hyperlink r:id="rId24" w:history="1">
           <w:r>
             <w:rPr>
               <w:rStyle w:val="Hyperlink"/>
@@ -3709,7 +3705,7 @@
           <w:sz w:val="24"/>
           <w:u w:val="single"/>
         </w:rPr>
-        <w:hyperlink r:id="rId24" w:history="1">
+        <w:hyperlink r:id="rId23" w:history="1">
           <w:r>
             <w:rPr>
               <w:rStyle w:val="Hyperlink"/>
@@ -3847,7 +3843,7 @@
           <w:sz w:val="24"/>
           <w:u w:val="single"/>
         </w:rPr>
-        <w:hyperlink r:id="rId26" w:history="1">
+        <w:hyperlink r:id="rId25" w:history="1">
           <w:r>
             <w:rPr>
               <w:rStyle w:val="Hyperlink"/>
@@ -3865,7 +3861,7 @@
           <w:sz w:val="24"/>
           <w:u w:val="single"/>
         </w:rPr>
-        <w:hyperlink r:id="rId26" w:history="1">
+        <w:hyperlink r:id="rId25" w:history="1">
           <w:r>
             <w:rPr>
               <w:rStyle w:val="Hyperlink"/>
@@ -3883,7 +3879,7 @@
           <w:sz w:val="24"/>
           <w:u w:val="single"/>
         </w:rPr>
-        <w:hyperlink r:id="rId26" w:history="1">
+        <w:hyperlink r:id="rId25" w:history="1">
           <w:r>
             <w:rPr>
               <w:rStyle w:val="Hyperlink"/>
@@ -3901,7 +3897,7 @@
           <w:sz w:val="24"/>
           <w:u w:val="single"/>
         </w:rPr>
-        <w:hyperlink r:id="rId26" w:history="1">
+        <w:hyperlink r:id="rId25" w:history="1">
           <w:r>
             <w:rPr>
               <w:rStyle w:val="Hyperlink"/>
@@ -3919,7 +3915,7 @@
           <w:sz w:val="24"/>
           <w:u w:val="single"/>
         </w:rPr>
-        <w:hyperlink r:id="rId26" w:history="1">
+        <w:hyperlink r:id="rId25" w:history="1">
           <w:r>
             <w:rPr>
               <w:rStyle w:val="Hyperlink"/>
@@ -3937,7 +3933,7 @@
           <w:sz w:val="24"/>
           <w:u w:val="single"/>
         </w:rPr>
-        <w:hyperlink r:id="rId26" w:history="1">
+        <w:hyperlink r:id="rId25" w:history="1">
           <w:r>
             <w:rPr>
               <w:rStyle w:val="Hyperlink"/>
@@ -3955,7 +3951,7 @@
           <w:sz w:val="24"/>
           <w:u w:val="single"/>
         </w:rPr>
-        <w:hyperlink r:id="rId26" w:history="1">
+        <w:hyperlink r:id="rId25" w:history="1">
           <w:r>
             <w:rPr>
               <w:rStyle w:val="Hyperlink"/>
@@ -3973,7 +3969,7 @@
           <w:sz w:val="24"/>
           <w:u w:val="single"/>
         </w:rPr>
-        <w:hyperlink r:id="rId26" w:history="1">
+        <w:hyperlink r:id="rId25" w:history="1">
           <w:r>
             <w:rPr>
               <w:rStyle w:val="Hyperlink"/>
@@ -3991,7 +3987,7 @@
           <w:sz w:val="24"/>
           <w:u w:val="single"/>
         </w:rPr>
-        <w:hyperlink r:id="rId26" w:history="1">
+        <w:hyperlink r:id="rId25" w:history="1">
           <w:r>
             <w:rPr>
               <w:rStyle w:val="Hyperlink"/>
@@ -4009,7 +4005,7 @@
           <w:sz w:val="24"/>
           <w:u w:val="single"/>
         </w:rPr>
-        <w:hyperlink r:id="rId26" w:history="1">
+        <w:hyperlink r:id="rId25" w:history="1">
           <w:r>
             <w:rPr>
               <w:rStyle w:val="Hyperlink"/>
@@ -4027,7 +4023,7 @@
           <w:sz w:val="24"/>
           <w:u w:val="single"/>
         </w:rPr>
-        <w:hyperlink r:id="rId26" w:history="1">
+        <w:hyperlink r:id="rId25" w:history="1">
           <w:r>
             <w:rPr>
               <w:rStyle w:val="Hyperlink"/>
@@ -4045,7 +4041,7 @@
           <w:sz w:val="24"/>
           <w:u w:val="single"/>
         </w:rPr>
-        <w:hyperlink r:id="rId26" w:history="1">
+        <w:hyperlink r:id="rId25" w:history="1">
           <w:r>
             <w:rPr>
               <w:rStyle w:val="Hyperlink"/>
@@ -4063,7 +4059,7 @@
           <w:sz w:val="24"/>
           <w:u w:val="single"/>
         </w:rPr>
-        <w:hyperlink r:id="rId26" w:history="1">
+        <w:hyperlink r:id="rId25" w:history="1">
           <w:r>
             <w:rPr>
               <w:rStyle w:val="Hyperlink"/>
@@ -4081,7 +4077,7 @@
           <w:sz w:val="24"/>
           <w:u w:val="single"/>
         </w:rPr>
-        <w:hyperlink r:id="rId26" w:history="1">
+        <w:hyperlink r:id="rId25" w:history="1">
           <w:r>
             <w:rPr>
               <w:rStyle w:val="Hyperlink"/>
@@ -4099,7 +4095,7 @@
           <w:sz w:val="24"/>
           <w:u w:val="single"/>
         </w:rPr>
-        <w:hyperlink r:id="rId26" w:history="1">
+        <w:hyperlink r:id="rId25" w:history="1">
           <w:r>
             <w:rPr>
               <w:rStyle w:val="Hyperlink"/>
@@ -4117,7 +4113,14 @@
           <w:sz w:val="24"/>
           <w:u w:val="single"/>
         </w:rPr>
-        <w:t>w</w:t>
+        <w:hyperlink r:id="rId25" w:history="1">
+          <w:r>
+            <w:rPr>
+              <w:rStyle w:val="Hyperlink"/>
+            </w:rPr>
+            <w:t>w</w:t>
+          </w:r>
+        </w:hyperlink>
       </w:r>
       <w:r>
         <w:rPr>
@@ -4128,7 +4131,7 @@
           <w:sz w:val="24"/>
           <w:u w:val="single"/>
         </w:rPr>
-        <w:hyperlink r:id="rId26" w:history="1">
+        <w:hyperlink r:id="rId25" w:history="1">
           <w:r>
             <w:rPr>
               <w:rStyle w:val="Hyperlink"/>
@@ -4146,7 +4149,7 @@
           <w:sz w:val="24"/>
           <w:u w:val="single"/>
         </w:rPr>
-        <w:hyperlink r:id="rId26" w:history="1">
+        <w:hyperlink r:id="rId25" w:history="1">
           <w:r>
             <w:rPr>
               <w:rStyle w:val="Hyperlink"/>
@@ -4306,7 +4309,7 @@
           <w:sz w:val="24"/>
           <w:u w:val="single"/>
         </w:rPr>
-        <w:hyperlink r:id="rId27" w:history="1">
+        <w:hyperlink r:id="rId26" w:history="1">
           <w:r>
             <w:rPr>
               <w:rStyle w:val="Hyperlink"/>
@@ -4324,7 +4327,7 @@
           <w:sz w:val="24"/>
           <w:u w:val="single"/>
         </w:rPr>
-        <w:hyperlink r:id="rId27" w:history="1">
+        <w:hyperlink r:id="rId26" w:history="1">
           <w:r>
             <w:rPr>
               <w:rStyle w:val="Hyperlink"/>
@@ -4342,7 +4345,7 @@
           <w:sz w:val="24"/>
           <w:u w:val="single"/>
         </w:rPr>
-        <w:hyperlink r:id="rId27" w:history="1">
+        <w:hyperlink r:id="rId26" w:history="1">
           <w:r>
             <w:rPr>
               <w:rStyle w:val="Hyperlink"/>
@@ -4360,7 +4363,7 @@
           <w:sz w:val="24"/>
           <w:u w:val="single"/>
         </w:rPr>
-        <w:hyperlink r:id="rId27" w:history="1">
+        <w:hyperlink r:id="rId26" w:history="1">
           <w:r>
             <w:rPr>
               <w:rStyle w:val="Hyperlink"/>
@@ -4378,7 +4381,7 @@
           <w:sz w:val="24"/>
           <w:u w:val="single"/>
         </w:rPr>
-        <w:hyperlink r:id="rId27" w:history="1">
+        <w:hyperlink r:id="rId26" w:history="1">
           <w:r>
             <w:rPr>
               <w:rStyle w:val="Hyperlink"/>
@@ -4396,7 +4399,7 @@
           <w:sz w:val="24"/>
           <w:u w:val="single"/>
         </w:rPr>
-        <w:hyperlink r:id="rId27" w:history="1">
+        <w:hyperlink r:id="rId26" w:history="1">
           <w:r>
             <w:rPr>
               <w:rStyle w:val="Hyperlink"/>
@@ -4414,7 +4417,7 @@
           <w:sz w:val="24"/>
           <w:u w:val="single"/>
         </w:rPr>
-        <w:hyperlink r:id="rId27" w:history="1">
+        <w:hyperlink r:id="rId26" w:history="1">
           <w:r>
             <w:rPr>
               <w:rStyle w:val="Hyperlink"/>
@@ -4432,7 +4435,7 @@
           <w:sz w:val="24"/>
           <w:u w:val="single"/>
         </w:rPr>
-        <w:hyperlink r:id="rId27" w:history="1">
+        <w:hyperlink r:id="rId26" w:history="1">
           <w:r>
             <w:rPr>
               <w:rStyle w:val="Hyperlink"/>
@@ -4450,7 +4453,7 @@
           <w:sz w:val="24"/>
           <w:u w:val="single"/>
         </w:rPr>
-        <w:hyperlink r:id="rId27" w:history="1">
+        <w:hyperlink r:id="rId26" w:history="1">
           <w:r>
             <w:rPr>
               <w:rStyle w:val="Hyperlink"/>
@@ -4468,7 +4471,7 @@
           <w:sz w:val="24"/>
           <w:u w:val="single"/>
         </w:rPr>
-        <w:hyperlink r:id="rId27" w:history="1">
+        <w:hyperlink r:id="rId26" w:history="1">
           <w:r>
             <w:rPr>
               <w:rStyle w:val="Hyperlink"/>
@@ -4486,7 +4489,7 @@
           <w:sz w:val="24"/>
           <w:u w:val="single"/>
         </w:rPr>
-        <w:hyperlink r:id="rId27" w:history="1">
+        <w:hyperlink r:id="rId26" w:history="1">
           <w:r>
             <w:rPr>
               <w:rStyle w:val="Hyperlink"/>
@@ -4504,7 +4507,7 @@
           <w:sz w:val="24"/>
           <w:u w:val="single"/>
         </w:rPr>
-        <w:hyperlink r:id="rId27" w:history="1">
+        <w:hyperlink r:id="rId26" w:history="1">
           <w:r>
             <w:rPr>
               <w:rStyle w:val="Hyperlink"/>
@@ -4522,7 +4525,7 @@
           <w:sz w:val="24"/>
           <w:u w:val="single"/>
         </w:rPr>
-        <w:hyperlink r:id="rId27" w:history="1">
+        <w:hyperlink r:id="rId26" w:history="1">
           <w:r>
             <w:rPr>
               <w:rStyle w:val="Hyperlink"/>
@@ -4540,7 +4543,7 @@
           <w:sz w:val="24"/>
           <w:u w:val="single"/>
         </w:rPr>
-        <w:hyperlink r:id="rId27" w:history="1">
+        <w:hyperlink r:id="rId26" w:history="1">
           <w:r>
             <w:rPr>
               <w:rStyle w:val="Hyperlink"/>
@@ -4558,7 +4561,7 @@
           <w:sz w:val="24"/>
           <w:u w:val="single"/>
         </w:rPr>
-        <w:hyperlink r:id="rId27" w:history="1">
+        <w:hyperlink r:id="rId26" w:history="1">
           <w:r>
             <w:rPr>
               <w:rStyle w:val="Hyperlink"/>
@@ -4719,7 +4722,7 @@
           <w:sz w:val="24"/>
           <w:u w:val="single"/>
         </w:rPr>
-        <w:hyperlink r:id="rId28" w:history="1">
+        <w:hyperlink r:id="rId27" w:history="1">
           <w:r>
             <w:rPr>
               <w:rStyle w:val="Hyperlink"/>
@@ -4737,7 +4740,7 @@
           <w:sz w:val="24"/>
           <w:u w:val="single"/>
         </w:rPr>
-        <w:hyperlink r:id="rId28" w:history="1">
+        <w:hyperlink r:id="rId27" w:history="1">
           <w:r>
             <w:rPr>
               <w:rStyle w:val="Hyperlink"/>
@@ -4755,7 +4758,7 @@
           <w:sz w:val="24"/>
           <w:u w:val="single"/>
         </w:rPr>
-        <w:hyperlink r:id="rId28" w:history="1">
+        <w:hyperlink r:id="rId27" w:history="1">
           <w:r>
             <w:rPr>
               <w:rStyle w:val="Hyperlink"/>
@@ -4773,7 +4776,7 @@
           <w:sz w:val="24"/>
           <w:u w:val="single"/>
         </w:rPr>
-        <w:hyperlink r:id="rId28" w:history="1">
+        <w:hyperlink r:id="rId27" w:history="1">
           <w:r>
             <w:rPr>
               <w:rStyle w:val="Hyperlink"/>
@@ -4791,7 +4794,7 @@
           <w:sz w:val="24"/>
           <w:u w:val="single"/>
         </w:rPr>
-        <w:hyperlink r:id="rId28" w:history="1">
+        <w:hyperlink r:id="rId27" w:history="1">
           <w:r>
             <w:rPr>
               <w:rStyle w:val="Hyperlink"/>
@@ -4812,7 +4815,7 @@
           <w:sz w:val="24"/>
           <w:u w:val="single"/>
         </w:rPr>
-        <w:hyperlink r:id="rId28" w:history="1">
+        <w:hyperlink r:id="rId27" w:history="1">
           <w:r>
             <w:rPr>
               <w:rStyle w:val="Hyperlink"/>
@@ -4830,7 +4833,7 @@
           <w:sz w:val="24"/>
           <w:u w:val="single"/>
         </w:rPr>
-        <w:hyperlink r:id="rId28" w:history="1">
+        <w:hyperlink r:id="rId27" w:history="1">
           <w:r>
             <w:rPr>
               <w:rStyle w:val="Hyperlink"/>
@@ -4848,7 +4851,7 @@
           <w:sz w:val="24"/>
           <w:u w:val="single"/>
         </w:rPr>
-        <w:hyperlink r:id="rId28" w:history="1">
+        <w:hyperlink r:id="rId27" w:history="1">
           <w:r>
             <w:rPr>
               <w:rStyle w:val="Hyperlink"/>
@@ -4866,7 +4869,7 @@
           <w:sz w:val="24"/>
           <w:u w:val="single"/>
         </w:rPr>
-        <w:hyperlink r:id="rId28" w:history="1">
+        <w:hyperlink r:id="rId27" w:history="1">
           <w:r>
             <w:rPr>
               <w:rStyle w:val="Hyperlink"/>
@@ -4884,7 +4887,7 @@
           <w:sz w:val="24"/>
           <w:u w:val="single"/>
         </w:rPr>
-        <w:hyperlink r:id="rId28" w:history="1">
+        <w:hyperlink r:id="rId27" w:history="1">
           <w:r>
             <w:rPr>
               <w:rStyle w:val="Hyperlink"/>
@@ -5035,7 +5038,7 @@
           <w:sz w:val="24"/>
           <w:u w:val="single"/>
         </w:rPr>
-        <w:hyperlink r:id="rId29" w:history="1">
+        <w:hyperlink r:id="rId28" w:history="1">
           <w:r>
             <w:rPr>
               <w:rStyle w:val="Hyperlink"/>
@@ -5053,7 +5056,7 @@
           <w:sz w:val="24"/>
           <w:u w:val="single"/>
         </w:rPr>
-        <w:hyperlink r:id="rId29" w:history="1">
+        <w:hyperlink r:id="rId28" w:history="1">
           <w:r>
             <w:rPr>
               <w:rStyle w:val="Hyperlink"/>
@@ -5071,7 +5074,7 @@
           <w:sz w:val="24"/>
           <w:u w:val="single"/>
         </w:rPr>
-        <w:hyperlink r:id="rId29" w:history="1">
+        <w:hyperlink r:id="rId28" w:history="1">
           <w:r>
             <w:rPr>
               <w:rStyle w:val="Hyperlink"/>
@@ -5089,7 +5092,7 @@
           <w:sz w:val="24"/>
           <w:u w:val="single"/>
         </w:rPr>
-        <w:hyperlink r:id="rId29" w:history="1">
+        <w:hyperlink r:id="rId28" w:history="1">
           <w:r>
             <w:rPr>
               <w:rStyle w:val="Hyperlink"/>
@@ -5107,7 +5110,7 @@
           <w:sz w:val="24"/>
           <w:u w:val="single"/>
         </w:rPr>
-        <w:hyperlink r:id="rId29" w:history="1">
+        <w:hyperlink r:id="rId28" w:history="1">
           <w:r>
             <w:rPr>
               <w:rStyle w:val="Hyperlink"/>
@@ -5125,7 +5128,7 @@
           <w:sz w:val="24"/>
           <w:u w:val="single"/>
         </w:rPr>
-        <w:hyperlink r:id="rId29" w:history="1">
+        <w:hyperlink r:id="rId28" w:history="1">
           <w:r>
             <w:rPr>
               <w:rStyle w:val="Hyperlink"/>
@@ -5143,7 +5146,7 @@
           <w:sz w:val="24"/>
           <w:u w:val="single"/>
         </w:rPr>
-        <w:hyperlink r:id="rId29" w:history="1">
+        <w:hyperlink r:id="rId28" w:history="1">
           <w:r>
             <w:rPr>
               <w:rStyle w:val="Hyperlink"/>
@@ -5161,7 +5164,7 @@
           <w:sz w:val="24"/>
           <w:u w:val="single"/>
         </w:rPr>
-        <w:hyperlink r:id="rId29" w:history="1">
+        <w:hyperlink r:id="rId28" w:history="1">
           <w:r>
             <w:rPr>
               <w:rStyle w:val="Hyperlink"/>
@@ -5179,7 +5182,7 @@
           <w:sz w:val="24"/>
           <w:u w:val="single"/>
         </w:rPr>
-        <w:hyperlink r:id="rId29" w:history="1">
+        <w:hyperlink r:id="rId28" w:history="1">
           <w:r>
             <w:rPr>
               <w:rStyle w:val="Hyperlink"/>

--- a/EXPORTS/DOCX/published/niveau3/English/JustinusNassau.docx
+++ b/EXPORTS/DOCX/published/niveau3/English/JustinusNassau.docx
@@ -409,7 +409,14 @@
           <w:sz w:val="24"/>
           <w:u w:val="single"/>
         </w:rPr>
-        <w:t>Milit</w:t>
+        <w:hyperlink r:id="rId10" w:history="1">
+          <w:r>
+            <w:rPr>
+              <w:rStyle w:val="Hyperlink"/>
+            </w:rPr>
+            <w:t>Milit</w:t>
+          </w:r>
+        </w:hyperlink>
       </w:r>
       <w:r>
         <w:rPr>
@@ -420,7 +427,7 @@
           <w:sz w:val="24"/>
           <w:u w:val="single"/>
         </w:rPr>
-        <w:hyperlink r:id="rId9" w:history="1">
+        <w:hyperlink r:id="rId10" w:history="1">
           <w:r>
             <w:rPr>
               <w:rStyle w:val="Hyperlink"/>
@@ -449,7 +456,7 @@
           <w:sz w:val="24"/>
           <w:u w:val="single"/>
         </w:rPr>
-        <w:hyperlink r:id="rId9" w:history="1">
+        <w:hyperlink r:id="rId10" w:history="1">
           <w:r>
             <w:rPr>
               <w:rStyle w:val="Hyperlink"/>
@@ -467,7 +474,7 @@
           <w:sz w:val="24"/>
           <w:u w:val="single"/>
         </w:rPr>
-        <w:hyperlink r:id="rId9" w:history="1">
+        <w:hyperlink r:id="rId10" w:history="1">
           <w:r>
             <w:rPr>
               <w:rStyle w:val="Hyperlink"/>
@@ -688,7 +695,6 @@
           <w:i w:val="0"/>
           <w:color w:val="0000FF"/>
           <w:sz w:val="24"/>
-          <w:u w:val="single"/>
         </w:rPr>
         <w:t>h</w:t>
       </w:r>
@@ -740,7 +746,14 @@
           <w:color w:val="000000"/>
           <w:sz w:val="24"/>
         </w:rPr>
-        <w:t>dupli</w:t>
+        <w:hyperlink r:id="rId11" w:history="1">
+          <w:r>
+            <w:rPr>
+              <w:rStyle w:val="Hyperlink"/>
+            </w:rPr>
+            <w:t>dupli</w:t>
+          </w:r>
+        </w:hyperlink>
       </w:r>
       <w:r>
         <w:rPr>
@@ -3378,7 +3391,7 @@
           <w:sz w:val="24"/>
           <w:u w:val="single"/>
         </w:rPr>
-        <w:hyperlink r:id="rId21" w:history="1">
+        <w:hyperlink r:id="rId22" w:history="1">
           <w:r>
             <w:rPr>
               <w:rStyle w:val="Hyperlink"/>
@@ -3396,7 +3409,7 @@
           <w:sz w:val="24"/>
           <w:u w:val="single"/>
         </w:rPr>
-        <w:hyperlink r:id="rId21" w:history="1">
+        <w:hyperlink r:id="rId22" w:history="1">
           <w:r>
             <w:rPr>
               <w:rStyle w:val="Hyperlink"/>
@@ -3407,21 +3420,13 @@
       </w:r>
       <w:r>
         <w:rPr>
-          <w:u w:val="single" w:color="0000ff"/>
           <w:rFonts w:ascii="Charis SIL Regular" w:hAnsi="Charis SIL Regular" w:eastAsia="Charis SIL Regular"/>
           <w:b w:val="0"/>
           <w:i w:val="0"/>
           <w:color w:val="000000"/>
           <w:sz w:val="24"/>
         </w:rPr>
-        <w:hyperlink r:id="rId21" w:history="1">
-          <w:r>
-            <w:rPr>
-              <w:rStyle w:val="Hyperlink"/>
-            </w:rPr>
-            <w:t xml:space="preserve">, </w:t>
-          </w:r>
-        </w:hyperlink>
+        <w:t xml:space="preserve">, </w:t>
       </w:r>
       <w:r>
         <w:rPr>
@@ -3432,7 +3437,7 @@
           <w:sz w:val="24"/>
           <w:u w:val="single"/>
         </w:rPr>
-        <w:hyperlink r:id="rId21" w:history="1">
+        <w:hyperlink r:id="rId23" w:history="1">
           <w:r>
             <w:rPr>
               <w:rStyle w:val="Hyperlink"/>
@@ -3461,7 +3466,7 @@
           <w:sz w:val="24"/>
           <w:u w:val="single"/>
         </w:rPr>
-        <w:hyperlink r:id="rId21" w:history="1">
+        <w:hyperlink r:id="rId23" w:history="1">
           <w:r>
             <w:rPr>
               <w:rStyle w:val="Hyperlink"/>
@@ -3479,7 +3484,7 @@
           <w:sz w:val="24"/>
           <w:u w:val="single"/>
         </w:rPr>
-        <w:hyperlink r:id="rId21" w:history="1">
+        <w:hyperlink r:id="rId23" w:history="1">
           <w:r>
             <w:rPr>
               <w:rStyle w:val="Hyperlink"/>
@@ -3587,7 +3592,7 @@
           <w:sz w:val="24"/>
           <w:u w:val="single"/>
         </w:rPr>
-        <w:hyperlink r:id="rId23" w:history="1">
+        <w:hyperlink r:id="rId24" w:history="1">
           <w:r>
             <w:rPr>
               <w:rStyle w:val="Hyperlink"/>
@@ -3605,7 +3610,7 @@
           <w:sz w:val="24"/>
           <w:u w:val="single"/>
         </w:rPr>
-        <w:hyperlink r:id="rId23" w:history="1">
+        <w:hyperlink r:id="rId24" w:history="1">
           <w:r>
             <w:rPr>
               <w:rStyle w:val="Hyperlink"/>
@@ -3623,7 +3628,7 @@
           <w:sz w:val="24"/>
           <w:u w:val="single"/>
         </w:rPr>
-        <w:hyperlink r:id="rId23" w:history="1">
+        <w:hyperlink r:id="rId24" w:history="1">
           <w:r>
             <w:rPr>
               <w:rStyle w:val="Hyperlink"/>
@@ -3641,7 +3646,7 @@
           <w:sz w:val="24"/>
           <w:u w:val="single"/>
         </w:rPr>
-        <w:hyperlink r:id="rId23" w:history="1">
+        <w:hyperlink r:id="rId24" w:history="1">
           <w:r>
             <w:rPr>
               <w:rStyle w:val="Hyperlink"/>
@@ -3669,7 +3674,7 @@
           <w:sz w:val="24"/>
           <w:u w:val="single"/>
         </w:rPr>
-        <w:hyperlink r:id="rId24" w:history="1">
+        <w:hyperlink r:id="rId25" w:history="1">
           <w:r>
             <w:rPr>
               <w:rStyle w:val="Hyperlink"/>
@@ -3687,7 +3692,7 @@
           <w:sz w:val="24"/>
           <w:u w:val="single"/>
         </w:rPr>
-        <w:hyperlink r:id="rId24" w:history="1">
+        <w:hyperlink r:id="rId25" w:history="1">
           <w:r>
             <w:rPr>
               <w:rStyle w:val="Hyperlink"/>
@@ -3705,7 +3710,7 @@
           <w:sz w:val="24"/>
           <w:u w:val="single"/>
         </w:rPr>
-        <w:hyperlink r:id="rId23" w:history="1">
+        <w:hyperlink r:id="rId25" w:history="1">
           <w:r>
             <w:rPr>
               <w:rStyle w:val="Hyperlink"/>
@@ -3843,7 +3848,7 @@
           <w:sz w:val="24"/>
           <w:u w:val="single"/>
         </w:rPr>
-        <w:hyperlink r:id="rId25" w:history="1">
+        <w:hyperlink r:id="rId26" w:history="1">
           <w:r>
             <w:rPr>
               <w:rStyle w:val="Hyperlink"/>
@@ -3861,7 +3866,7 @@
           <w:sz w:val="24"/>
           <w:u w:val="single"/>
         </w:rPr>
-        <w:hyperlink r:id="rId25" w:history="1">
+        <w:hyperlink r:id="rId26" w:history="1">
           <w:r>
             <w:rPr>
               <w:rStyle w:val="Hyperlink"/>
@@ -3879,7 +3884,7 @@
           <w:sz w:val="24"/>
           <w:u w:val="single"/>
         </w:rPr>
-        <w:hyperlink r:id="rId25" w:history="1">
+        <w:hyperlink r:id="rId26" w:history="1">
           <w:r>
             <w:rPr>
               <w:rStyle w:val="Hyperlink"/>
@@ -3897,7 +3902,7 @@
           <w:sz w:val="24"/>
           <w:u w:val="single"/>
         </w:rPr>
-        <w:hyperlink r:id="rId25" w:history="1">
+        <w:hyperlink r:id="rId26" w:history="1">
           <w:r>
             <w:rPr>
               <w:rStyle w:val="Hyperlink"/>
@@ -3915,7 +3920,7 @@
           <w:sz w:val="24"/>
           <w:u w:val="single"/>
         </w:rPr>
-        <w:hyperlink r:id="rId25" w:history="1">
+        <w:hyperlink r:id="rId26" w:history="1">
           <w:r>
             <w:rPr>
               <w:rStyle w:val="Hyperlink"/>
@@ -3933,7 +3938,7 @@
           <w:sz w:val="24"/>
           <w:u w:val="single"/>
         </w:rPr>
-        <w:hyperlink r:id="rId25" w:history="1">
+        <w:hyperlink r:id="rId26" w:history="1">
           <w:r>
             <w:rPr>
               <w:rStyle w:val="Hyperlink"/>
@@ -3951,7 +3956,7 @@
           <w:sz w:val="24"/>
           <w:u w:val="single"/>
         </w:rPr>
-        <w:hyperlink r:id="rId25" w:history="1">
+        <w:hyperlink r:id="rId26" w:history="1">
           <w:r>
             <w:rPr>
               <w:rStyle w:val="Hyperlink"/>
@@ -3969,7 +3974,7 @@
           <w:sz w:val="24"/>
           <w:u w:val="single"/>
         </w:rPr>
-        <w:hyperlink r:id="rId25" w:history="1">
+        <w:hyperlink r:id="rId26" w:history="1">
           <w:r>
             <w:rPr>
               <w:rStyle w:val="Hyperlink"/>
@@ -3987,7 +3992,7 @@
           <w:sz w:val="24"/>
           <w:u w:val="single"/>
         </w:rPr>
-        <w:hyperlink r:id="rId25" w:history="1">
+        <w:hyperlink r:id="rId26" w:history="1">
           <w:r>
             <w:rPr>
               <w:rStyle w:val="Hyperlink"/>
@@ -4005,7 +4010,7 @@
           <w:sz w:val="24"/>
           <w:u w:val="single"/>
         </w:rPr>
-        <w:hyperlink r:id="rId25" w:history="1">
+        <w:hyperlink r:id="rId26" w:history="1">
           <w:r>
             <w:rPr>
               <w:rStyle w:val="Hyperlink"/>
@@ -4023,7 +4028,7 @@
           <w:sz w:val="24"/>
           <w:u w:val="single"/>
         </w:rPr>
-        <w:hyperlink r:id="rId25" w:history="1">
+        <w:hyperlink r:id="rId26" w:history="1">
           <w:r>
             <w:rPr>
               <w:rStyle w:val="Hyperlink"/>
@@ -4041,7 +4046,7 @@
           <w:sz w:val="24"/>
           <w:u w:val="single"/>
         </w:rPr>
-        <w:hyperlink r:id="rId25" w:history="1">
+        <w:hyperlink r:id="rId26" w:history="1">
           <w:r>
             <w:rPr>
               <w:rStyle w:val="Hyperlink"/>
@@ -4059,7 +4064,7 @@
           <w:sz w:val="24"/>
           <w:u w:val="single"/>
         </w:rPr>
-        <w:hyperlink r:id="rId25" w:history="1">
+        <w:hyperlink r:id="rId26" w:history="1">
           <w:r>
             <w:rPr>
               <w:rStyle w:val="Hyperlink"/>
@@ -4077,7 +4082,7 @@
           <w:sz w:val="24"/>
           <w:u w:val="single"/>
         </w:rPr>
-        <w:hyperlink r:id="rId25" w:history="1">
+        <w:hyperlink r:id="rId26" w:history="1">
           <w:r>
             <w:rPr>
               <w:rStyle w:val="Hyperlink"/>
@@ -4095,7 +4100,7 @@
           <w:sz w:val="24"/>
           <w:u w:val="single"/>
         </w:rPr>
-        <w:hyperlink r:id="rId25" w:history="1">
+        <w:hyperlink r:id="rId26" w:history="1">
           <w:r>
             <w:rPr>
               <w:rStyle w:val="Hyperlink"/>
@@ -4113,14 +4118,7 @@
           <w:sz w:val="24"/>
           <w:u w:val="single"/>
         </w:rPr>
-        <w:hyperlink r:id="rId25" w:history="1">
-          <w:r>
-            <w:rPr>
-              <w:rStyle w:val="Hyperlink"/>
-            </w:rPr>
-            <w:t>w</w:t>
-          </w:r>
-        </w:hyperlink>
+        <w:t>w</w:t>
       </w:r>
       <w:r>
         <w:rPr>
@@ -4131,7 +4129,7 @@
           <w:sz w:val="24"/>
           <w:u w:val="single"/>
         </w:rPr>
-        <w:hyperlink r:id="rId25" w:history="1">
+        <w:hyperlink r:id="rId26" w:history="1">
           <w:r>
             <w:rPr>
               <w:rStyle w:val="Hyperlink"/>
@@ -4149,7 +4147,7 @@
           <w:sz w:val="24"/>
           <w:u w:val="single"/>
         </w:rPr>
-        <w:hyperlink r:id="rId25" w:history="1">
+        <w:hyperlink r:id="rId26" w:history="1">
           <w:r>
             <w:rPr>
               <w:rStyle w:val="Hyperlink"/>
@@ -4309,7 +4307,7 @@
           <w:sz w:val="24"/>
           <w:u w:val="single"/>
         </w:rPr>
-        <w:hyperlink r:id="rId26" w:history="1">
+        <w:hyperlink r:id="rId27" w:history="1">
           <w:r>
             <w:rPr>
               <w:rStyle w:val="Hyperlink"/>
@@ -4327,7 +4325,7 @@
           <w:sz w:val="24"/>
           <w:u w:val="single"/>
         </w:rPr>
-        <w:hyperlink r:id="rId26" w:history="1">
+        <w:hyperlink r:id="rId27" w:history="1">
           <w:r>
             <w:rPr>
               <w:rStyle w:val="Hyperlink"/>
@@ -4345,7 +4343,7 @@
           <w:sz w:val="24"/>
           <w:u w:val="single"/>
         </w:rPr>
-        <w:hyperlink r:id="rId26" w:history="1">
+        <w:hyperlink r:id="rId27" w:history="1">
           <w:r>
             <w:rPr>
               <w:rStyle w:val="Hyperlink"/>
@@ -4363,7 +4361,7 @@
           <w:sz w:val="24"/>
           <w:u w:val="single"/>
         </w:rPr>
-        <w:hyperlink r:id="rId26" w:history="1">
+        <w:hyperlink r:id="rId27" w:history="1">
           <w:r>
             <w:rPr>
               <w:rStyle w:val="Hyperlink"/>
@@ -4381,7 +4379,7 @@
           <w:sz w:val="24"/>
           <w:u w:val="single"/>
         </w:rPr>
-        <w:hyperlink r:id="rId26" w:history="1">
+        <w:hyperlink r:id="rId27" w:history="1">
           <w:r>
             <w:rPr>
               <w:rStyle w:val="Hyperlink"/>
@@ -4399,7 +4397,7 @@
           <w:sz w:val="24"/>
           <w:u w:val="single"/>
         </w:rPr>
-        <w:hyperlink r:id="rId26" w:history="1">
+        <w:hyperlink r:id="rId27" w:history="1">
           <w:r>
             <w:rPr>
               <w:rStyle w:val="Hyperlink"/>
@@ -4417,7 +4415,7 @@
           <w:sz w:val="24"/>
           <w:u w:val="single"/>
         </w:rPr>
-        <w:hyperlink r:id="rId26" w:history="1">
+        <w:hyperlink r:id="rId27" w:history="1">
           <w:r>
             <w:rPr>
               <w:rStyle w:val="Hyperlink"/>
@@ -4435,7 +4433,7 @@
           <w:sz w:val="24"/>
           <w:u w:val="single"/>
         </w:rPr>
-        <w:hyperlink r:id="rId26" w:history="1">
+        <w:hyperlink r:id="rId27" w:history="1">
           <w:r>
             <w:rPr>
               <w:rStyle w:val="Hyperlink"/>
@@ -4453,7 +4451,7 @@
           <w:sz w:val="24"/>
           <w:u w:val="single"/>
         </w:rPr>
-        <w:hyperlink r:id="rId26" w:history="1">
+        <w:hyperlink r:id="rId27" w:history="1">
           <w:r>
             <w:rPr>
               <w:rStyle w:val="Hyperlink"/>
@@ -4471,7 +4469,7 @@
           <w:sz w:val="24"/>
           <w:u w:val="single"/>
         </w:rPr>
-        <w:hyperlink r:id="rId26" w:history="1">
+        <w:hyperlink r:id="rId27" w:history="1">
           <w:r>
             <w:rPr>
               <w:rStyle w:val="Hyperlink"/>
@@ -4489,7 +4487,7 @@
           <w:sz w:val="24"/>
           <w:u w:val="single"/>
         </w:rPr>
-        <w:hyperlink r:id="rId26" w:history="1">
+        <w:hyperlink r:id="rId27" w:history="1">
           <w:r>
             <w:rPr>
               <w:rStyle w:val="Hyperlink"/>
@@ -4507,7 +4505,7 @@
           <w:sz w:val="24"/>
           <w:u w:val="single"/>
         </w:rPr>
-        <w:hyperlink r:id="rId26" w:history="1">
+        <w:hyperlink r:id="rId27" w:history="1">
           <w:r>
             <w:rPr>
               <w:rStyle w:val="Hyperlink"/>
@@ -4525,7 +4523,7 @@
           <w:sz w:val="24"/>
           <w:u w:val="single"/>
         </w:rPr>
-        <w:hyperlink r:id="rId26" w:history="1">
+        <w:hyperlink r:id="rId27" w:history="1">
           <w:r>
             <w:rPr>
               <w:rStyle w:val="Hyperlink"/>
@@ -4543,7 +4541,7 @@
           <w:sz w:val="24"/>
           <w:u w:val="single"/>
         </w:rPr>
-        <w:hyperlink r:id="rId26" w:history="1">
+        <w:hyperlink r:id="rId27" w:history="1">
           <w:r>
             <w:rPr>
               <w:rStyle w:val="Hyperlink"/>
@@ -4561,7 +4559,7 @@
           <w:sz w:val="24"/>
           <w:u w:val="single"/>
         </w:rPr>
-        <w:hyperlink r:id="rId26" w:history="1">
+        <w:hyperlink r:id="rId27" w:history="1">
           <w:r>
             <w:rPr>
               <w:rStyle w:val="Hyperlink"/>
@@ -4722,7 +4720,7 @@
           <w:sz w:val="24"/>
           <w:u w:val="single"/>
         </w:rPr>
-        <w:hyperlink r:id="rId27" w:history="1">
+        <w:hyperlink r:id="rId28" w:history="1">
           <w:r>
             <w:rPr>
               <w:rStyle w:val="Hyperlink"/>
@@ -4740,7 +4738,7 @@
           <w:sz w:val="24"/>
           <w:u w:val="single"/>
         </w:rPr>
-        <w:hyperlink r:id="rId27" w:history="1">
+        <w:hyperlink r:id="rId28" w:history="1">
           <w:r>
             <w:rPr>
               <w:rStyle w:val="Hyperlink"/>
@@ -4758,7 +4756,7 @@
           <w:sz w:val="24"/>
           <w:u w:val="single"/>
         </w:rPr>
-        <w:hyperlink r:id="rId27" w:history="1">
+        <w:hyperlink r:id="rId28" w:history="1">
           <w:r>
             <w:rPr>
               <w:rStyle w:val="Hyperlink"/>
@@ -4776,7 +4774,7 @@
           <w:sz w:val="24"/>
           <w:u w:val="single"/>
         </w:rPr>
-        <w:hyperlink r:id="rId27" w:history="1">
+        <w:hyperlink r:id="rId28" w:history="1">
           <w:r>
             <w:rPr>
               <w:rStyle w:val="Hyperlink"/>
@@ -4794,7 +4792,7 @@
           <w:sz w:val="24"/>
           <w:u w:val="single"/>
         </w:rPr>
-        <w:hyperlink r:id="rId27" w:history="1">
+        <w:hyperlink r:id="rId28" w:history="1">
           <w:r>
             <w:rPr>
               <w:rStyle w:val="Hyperlink"/>
@@ -4815,7 +4813,7 @@
           <w:sz w:val="24"/>
           <w:u w:val="single"/>
         </w:rPr>
-        <w:hyperlink r:id="rId27" w:history="1">
+        <w:hyperlink r:id="rId28" w:history="1">
           <w:r>
             <w:rPr>
               <w:rStyle w:val="Hyperlink"/>
@@ -4833,7 +4831,7 @@
           <w:sz w:val="24"/>
           <w:u w:val="single"/>
         </w:rPr>
-        <w:hyperlink r:id="rId27" w:history="1">
+        <w:hyperlink r:id="rId28" w:history="1">
           <w:r>
             <w:rPr>
               <w:rStyle w:val="Hyperlink"/>
@@ -4851,7 +4849,7 @@
           <w:sz w:val="24"/>
           <w:u w:val="single"/>
         </w:rPr>
-        <w:hyperlink r:id="rId27" w:history="1">
+        <w:hyperlink r:id="rId28" w:history="1">
           <w:r>
             <w:rPr>
               <w:rStyle w:val="Hyperlink"/>
@@ -4869,7 +4867,7 @@
           <w:sz w:val="24"/>
           <w:u w:val="single"/>
         </w:rPr>
-        <w:hyperlink r:id="rId27" w:history="1">
+        <w:hyperlink r:id="rId28" w:history="1">
           <w:r>
             <w:rPr>
               <w:rStyle w:val="Hyperlink"/>
@@ -4887,7 +4885,7 @@
           <w:sz w:val="24"/>
           <w:u w:val="single"/>
         </w:rPr>
-        <w:hyperlink r:id="rId27" w:history="1">
+        <w:hyperlink r:id="rId28" w:history="1">
           <w:r>
             <w:rPr>
               <w:rStyle w:val="Hyperlink"/>
@@ -5038,7 +5036,7 @@
           <w:sz w:val="24"/>
           <w:u w:val="single"/>
         </w:rPr>
-        <w:hyperlink r:id="rId28" w:history="1">
+        <w:hyperlink r:id="rId29" w:history="1">
           <w:r>
             <w:rPr>
               <w:rStyle w:val="Hyperlink"/>
@@ -5056,7 +5054,7 @@
           <w:sz w:val="24"/>
           <w:u w:val="single"/>
         </w:rPr>
-        <w:hyperlink r:id="rId28" w:history="1">
+        <w:hyperlink r:id="rId29" w:history="1">
           <w:r>
             <w:rPr>
               <w:rStyle w:val="Hyperlink"/>
@@ -5074,7 +5072,7 @@
           <w:sz w:val="24"/>
           <w:u w:val="single"/>
         </w:rPr>
-        <w:hyperlink r:id="rId28" w:history="1">
+        <w:hyperlink r:id="rId29" w:history="1">
           <w:r>
             <w:rPr>
               <w:rStyle w:val="Hyperlink"/>
@@ -5092,7 +5090,7 @@
           <w:sz w:val="24"/>
           <w:u w:val="single"/>
         </w:rPr>
-        <w:hyperlink r:id="rId28" w:history="1">
+        <w:hyperlink r:id="rId29" w:history="1">
           <w:r>
             <w:rPr>
               <w:rStyle w:val="Hyperlink"/>
@@ -5110,7 +5108,7 @@
           <w:sz w:val="24"/>
           <w:u w:val="single"/>
         </w:rPr>
-        <w:hyperlink r:id="rId28" w:history="1">
+        <w:hyperlink r:id="rId29" w:history="1">
           <w:r>
             <w:rPr>
               <w:rStyle w:val="Hyperlink"/>
@@ -5128,7 +5126,7 @@
           <w:sz w:val="24"/>
           <w:u w:val="single"/>
         </w:rPr>
-        <w:hyperlink r:id="rId28" w:history="1">
+        <w:hyperlink r:id="rId29" w:history="1">
           <w:r>
             <w:rPr>
               <w:rStyle w:val="Hyperlink"/>
@@ -5146,7 +5144,7 @@
           <w:sz w:val="24"/>
           <w:u w:val="single"/>
         </w:rPr>
-        <w:hyperlink r:id="rId28" w:history="1">
+        <w:hyperlink r:id="rId29" w:history="1">
           <w:r>
             <w:rPr>
               <w:rStyle w:val="Hyperlink"/>
@@ -5164,7 +5162,7 @@
           <w:sz w:val="24"/>
           <w:u w:val="single"/>
         </w:rPr>
-        <w:hyperlink r:id="rId28" w:history="1">
+        <w:hyperlink r:id="rId29" w:history="1">
           <w:r>
             <w:rPr>
               <w:rStyle w:val="Hyperlink"/>
@@ -5182,7 +5180,7 @@
           <w:sz w:val="24"/>
           <w:u w:val="single"/>
         </w:rPr>
-        <w:hyperlink r:id="rId28" w:history="1">
+        <w:hyperlink r:id="rId29" w:history="1">
           <w:r>
             <w:rPr>
               <w:rStyle w:val="Hyperlink"/>

--- a/EXPORTS/DOCX/published/niveau3/English/JustinusNassau.docx
+++ b/EXPORTS/DOCX/published/niveau3/English/JustinusNassau.docx
@@ -380,25 +380,7 @@
           <w:sz w:val="24"/>
           <w:u w:val="single"/>
         </w:rPr>
-        <w:hyperlink r:id="rId9" w:history="1">
-          <w:r>
-            <w:rPr>
-              <w:rStyle w:val="Hyperlink"/>
-            </w:rPr>
-            <w:t>Royal</w:t>
-          </w:r>
-        </w:hyperlink>
-      </w:r>
-      <w:r>
-        <w:rPr>
-          <w:rFonts w:ascii="Charis SIL Regular" w:hAnsi="Charis SIL Regular" w:eastAsia="Charis SIL Regular"/>
-          <w:b w:val="0"/>
-          <w:i w:val="0"/>
-          <w:color w:val="0000FF"/>
-          <w:sz w:val="24"/>
-          <w:u w:val="single"/>
-        </w:rPr>
-        <w:t xml:space="preserve"> </w:t>
+        <w:t xml:space="preserve">Royal </w:t>
       </w:r>
       <w:r>
         <w:rPr>
@@ -456,7 +438,7 @@
           <w:sz w:val="24"/>
           <w:u w:val="single"/>
         </w:rPr>
-        <w:hyperlink r:id="rId10" w:history="1">
+        <w:hyperlink r:id="rId9" w:history="1">
           <w:r>
             <w:rPr>
               <w:rStyle w:val="Hyperlink"/>
@@ -474,7 +456,7 @@
           <w:sz w:val="24"/>
           <w:u w:val="single"/>
         </w:rPr>
-        <w:hyperlink r:id="rId10" w:history="1">
+        <w:hyperlink r:id="rId9" w:history="1">
           <w:r>
             <w:rPr>
               <w:rStyle w:val="Hyperlink"/>
@@ -492,7 +474,7 @@
           <w:sz w:val="24"/>
           <w:u w:val="single"/>
         </w:rPr>
-        <w:hyperlink r:id="rId10" w:history="1">
+        <w:hyperlink r:id="rId9" w:history="1">
           <w:r>
             <w:rPr>
               <w:rStyle w:val="Hyperlink"/>
@@ -739,21 +721,13 @@
       </w:r>
       <w:r>
         <w:rPr>
-          <w:u w:val="single" w:color="0000ff"/>
           <w:rFonts w:ascii="Charis SIL Regular" w:hAnsi="Charis SIL Regular" w:eastAsia="Charis SIL Regular"/>
           <w:b w:val="0"/>
           <w:i w:val="0"/>
           <w:color w:val="000000"/>
           <w:sz w:val="24"/>
         </w:rPr>
-        <w:hyperlink r:id="rId11" w:history="1">
-          <w:r>
-            <w:rPr>
-              <w:rStyle w:val="Hyperlink"/>
-            </w:rPr>
-            <w:t>dupli</w:t>
-          </w:r>
-        </w:hyperlink>
+        <w:t>dupli</w:t>
       </w:r>
       <w:r>
         <w:rPr>
@@ -1436,13 +1410,22 @@
             <w:rPr>
               <w:rStyle w:val="Hyperlink"/>
             </w:rPr>
-            <w:t xml:space="preserve">acific to </w:t>
+            <w:t>acific to</w:t>
           </w:r>
         </w:hyperlink>
       </w:r>
       <w:r>
         <w:rPr>
-          <w:u w:val="single" w:color="0000ff"/>
+          <w:rFonts w:ascii="Charis SIL Regular" w:hAnsi="Charis SIL Regular" w:eastAsia="Charis SIL Regular"/>
+          <w:b w:val="0"/>
+          <w:i w:val="0"/>
+          <w:color w:val="000000"/>
+          <w:sz w:val="24"/>
+        </w:rPr>
+        <w:t xml:space="preserve"> </w:t>
+      </w:r>
+      <w:r>
+        <w:rPr>
           <w:rFonts w:ascii="Charis SIL Regular" w:hAnsi="Charis SIL Regular" w:eastAsia="Charis SIL Regular"/>
           <w:b w:val="0"/>
           <w:i w:val="0"/>
@@ -1489,13 +1472,24 @@
       </w:r>
       <w:r>
         <w:rPr>
+          <w:u w:val="single" w:color="0000ff"/>
           <w:rFonts w:ascii="Charis SIL Regular" w:hAnsi="Charis SIL Regular" w:eastAsia="Charis SIL Regular"/>
           <w:b w:val="0"/>
           <w:i w:val="0"/>
           <w:color w:val="000000"/>
           <w:sz w:val="24"/>
         </w:rPr>
-        <w:t xml:space="preserve">the Indonesian </w:t>
+        <w:t>t</w:t>
+      </w:r>
+      <w:r>
+        <w:rPr>
+          <w:rFonts w:ascii="Charis SIL Regular" w:hAnsi="Charis SIL Regular" w:eastAsia="Charis SIL Regular"/>
+          <w:b w:val="0"/>
+          <w:i w:val="0"/>
+          <w:color w:val="000000"/>
+          <w:sz w:val="24"/>
+        </w:rPr>
+        <w:t xml:space="preserve">he Indonesian </w:t>
       </w:r>
       <w:r>
         <w:rPr>
@@ -3391,7 +3385,7 @@
           <w:sz w:val="24"/>
           <w:u w:val="single"/>
         </w:rPr>
-        <w:hyperlink r:id="rId22" w:history="1">
+        <w:hyperlink r:id="rId21" w:history="1">
           <w:r>
             <w:rPr>
               <w:rStyle w:val="Hyperlink"/>
@@ -3409,7 +3403,7 @@
           <w:sz w:val="24"/>
           <w:u w:val="single"/>
         </w:rPr>
-        <w:hyperlink r:id="rId22" w:history="1">
+        <w:hyperlink r:id="rId21" w:history="1">
           <w:r>
             <w:rPr>
               <w:rStyle w:val="Hyperlink"/>
@@ -3420,13 +3414,21 @@
       </w:r>
       <w:r>
         <w:rPr>
+          <w:u w:val="single" w:color="0000ff"/>
           <w:rFonts w:ascii="Charis SIL Regular" w:hAnsi="Charis SIL Regular" w:eastAsia="Charis SIL Regular"/>
           <w:b w:val="0"/>
           <w:i w:val="0"/>
           <w:color w:val="000000"/>
           <w:sz w:val="24"/>
         </w:rPr>
-        <w:t xml:space="preserve">, </w:t>
+        <w:hyperlink r:id="rId21" w:history="1">
+          <w:r>
+            <w:rPr>
+              <w:rStyle w:val="Hyperlink"/>
+            </w:rPr>
+            <w:t xml:space="preserve">, </w:t>
+          </w:r>
+        </w:hyperlink>
       </w:r>
       <w:r>
         <w:rPr>
@@ -3437,7 +3439,7 @@
           <w:sz w:val="24"/>
           <w:u w:val="single"/>
         </w:rPr>
-        <w:hyperlink r:id="rId23" w:history="1">
+        <w:hyperlink r:id="rId21" w:history="1">
           <w:r>
             <w:rPr>
               <w:rStyle w:val="Hyperlink"/>
@@ -3466,7 +3468,7 @@
           <w:sz w:val="24"/>
           <w:u w:val="single"/>
         </w:rPr>
-        <w:hyperlink r:id="rId23" w:history="1">
+        <w:hyperlink r:id="rId21" w:history="1">
           <w:r>
             <w:rPr>
               <w:rStyle w:val="Hyperlink"/>
@@ -3484,7 +3486,7 @@
           <w:sz w:val="24"/>
           <w:u w:val="single"/>
         </w:rPr>
-        <w:hyperlink r:id="rId23" w:history="1">
+        <w:hyperlink r:id="rId21" w:history="1">
           <w:r>
             <w:rPr>
               <w:rStyle w:val="Hyperlink"/>
@@ -3592,7 +3594,7 @@
           <w:sz w:val="24"/>
           <w:u w:val="single"/>
         </w:rPr>
-        <w:hyperlink r:id="rId24" w:history="1">
+        <w:hyperlink r:id="rId23" w:history="1">
           <w:r>
             <w:rPr>
               <w:rStyle w:val="Hyperlink"/>
@@ -3610,7 +3612,7 @@
           <w:sz w:val="24"/>
           <w:u w:val="single"/>
         </w:rPr>
-        <w:hyperlink r:id="rId24" w:history="1">
+        <w:hyperlink r:id="rId23" w:history="1">
           <w:r>
             <w:rPr>
               <w:rStyle w:val="Hyperlink"/>
@@ -3628,7 +3630,7 @@
           <w:sz w:val="24"/>
           <w:u w:val="single"/>
         </w:rPr>
-        <w:hyperlink r:id="rId24" w:history="1">
+        <w:hyperlink r:id="rId23" w:history="1">
           <w:r>
             <w:rPr>
               <w:rStyle w:val="Hyperlink"/>
@@ -3646,7 +3648,7 @@
           <w:sz w:val="24"/>
           <w:u w:val="single"/>
         </w:rPr>
-        <w:hyperlink r:id="rId24" w:history="1">
+        <w:hyperlink r:id="rId23" w:history="1">
           <w:r>
             <w:rPr>
               <w:rStyle w:val="Hyperlink"/>
@@ -3674,7 +3676,7 @@
           <w:sz w:val="24"/>
           <w:u w:val="single"/>
         </w:rPr>
-        <w:hyperlink r:id="rId25" w:history="1">
+        <w:hyperlink r:id="rId24" w:history="1">
           <w:r>
             <w:rPr>
               <w:rStyle w:val="Hyperlink"/>
@@ -3692,7 +3694,7 @@
           <w:sz w:val="24"/>
           <w:u w:val="single"/>
         </w:rPr>
-        <w:hyperlink r:id="rId25" w:history="1">
+        <w:hyperlink r:id="rId23" w:history="1">
           <w:r>
             <w:rPr>
               <w:rStyle w:val="Hyperlink"/>
@@ -3710,7 +3712,7 @@
           <w:sz w:val="24"/>
           <w:u w:val="single"/>
         </w:rPr>
-        <w:hyperlink r:id="rId25" w:history="1">
+        <w:hyperlink r:id="rId23" w:history="1">
           <w:r>
             <w:rPr>
               <w:rStyle w:val="Hyperlink"/>
@@ -3848,7 +3850,7 @@
           <w:sz w:val="24"/>
           <w:u w:val="single"/>
         </w:rPr>
-        <w:hyperlink r:id="rId26" w:history="1">
+        <w:hyperlink r:id="rId25" w:history="1">
           <w:r>
             <w:rPr>
               <w:rStyle w:val="Hyperlink"/>
@@ -3866,7 +3868,7 @@
           <w:sz w:val="24"/>
           <w:u w:val="single"/>
         </w:rPr>
-        <w:hyperlink r:id="rId26" w:history="1">
+        <w:hyperlink r:id="rId25" w:history="1">
           <w:r>
             <w:rPr>
               <w:rStyle w:val="Hyperlink"/>
@@ -3884,7 +3886,7 @@
           <w:sz w:val="24"/>
           <w:u w:val="single"/>
         </w:rPr>
-        <w:hyperlink r:id="rId26" w:history="1">
+        <w:hyperlink r:id="rId25" w:history="1">
           <w:r>
             <w:rPr>
               <w:rStyle w:val="Hyperlink"/>
@@ -3902,7 +3904,7 @@
           <w:sz w:val="24"/>
           <w:u w:val="single"/>
         </w:rPr>
-        <w:hyperlink r:id="rId26" w:history="1">
+        <w:hyperlink r:id="rId25" w:history="1">
           <w:r>
             <w:rPr>
               <w:rStyle w:val="Hyperlink"/>
@@ -3920,7 +3922,7 @@
           <w:sz w:val="24"/>
           <w:u w:val="single"/>
         </w:rPr>
-        <w:hyperlink r:id="rId26" w:history="1">
+        <w:hyperlink r:id="rId25" w:history="1">
           <w:r>
             <w:rPr>
               <w:rStyle w:val="Hyperlink"/>
@@ -3938,7 +3940,7 @@
           <w:sz w:val="24"/>
           <w:u w:val="single"/>
         </w:rPr>
-        <w:hyperlink r:id="rId26" w:history="1">
+        <w:hyperlink r:id="rId25" w:history="1">
           <w:r>
             <w:rPr>
               <w:rStyle w:val="Hyperlink"/>
@@ -3956,7 +3958,7 @@
           <w:sz w:val="24"/>
           <w:u w:val="single"/>
         </w:rPr>
-        <w:hyperlink r:id="rId26" w:history="1">
+        <w:hyperlink r:id="rId25" w:history="1">
           <w:r>
             <w:rPr>
               <w:rStyle w:val="Hyperlink"/>
@@ -3974,7 +3976,7 @@
           <w:sz w:val="24"/>
           <w:u w:val="single"/>
         </w:rPr>
-        <w:hyperlink r:id="rId26" w:history="1">
+        <w:hyperlink r:id="rId25" w:history="1">
           <w:r>
             <w:rPr>
               <w:rStyle w:val="Hyperlink"/>
@@ -3992,7 +3994,7 @@
           <w:sz w:val="24"/>
           <w:u w:val="single"/>
         </w:rPr>
-        <w:hyperlink r:id="rId26" w:history="1">
+        <w:hyperlink r:id="rId25" w:history="1">
           <w:r>
             <w:rPr>
               <w:rStyle w:val="Hyperlink"/>
@@ -4010,7 +4012,7 @@
           <w:sz w:val="24"/>
           <w:u w:val="single"/>
         </w:rPr>
-        <w:hyperlink r:id="rId26" w:history="1">
+        <w:hyperlink r:id="rId25" w:history="1">
           <w:r>
             <w:rPr>
               <w:rStyle w:val="Hyperlink"/>
@@ -4028,7 +4030,7 @@
           <w:sz w:val="24"/>
           <w:u w:val="single"/>
         </w:rPr>
-        <w:hyperlink r:id="rId26" w:history="1">
+        <w:hyperlink r:id="rId25" w:history="1">
           <w:r>
             <w:rPr>
               <w:rStyle w:val="Hyperlink"/>
@@ -4046,7 +4048,7 @@
           <w:sz w:val="24"/>
           <w:u w:val="single"/>
         </w:rPr>
-        <w:hyperlink r:id="rId26" w:history="1">
+        <w:hyperlink r:id="rId25" w:history="1">
           <w:r>
             <w:rPr>
               <w:rStyle w:val="Hyperlink"/>
@@ -4064,7 +4066,7 @@
           <w:sz w:val="24"/>
           <w:u w:val="single"/>
         </w:rPr>
-        <w:hyperlink r:id="rId26" w:history="1">
+        <w:hyperlink r:id="rId25" w:history="1">
           <w:r>
             <w:rPr>
               <w:rStyle w:val="Hyperlink"/>
@@ -4082,7 +4084,7 @@
           <w:sz w:val="24"/>
           <w:u w:val="single"/>
         </w:rPr>
-        <w:hyperlink r:id="rId26" w:history="1">
+        <w:hyperlink r:id="rId25" w:history="1">
           <w:r>
             <w:rPr>
               <w:rStyle w:val="Hyperlink"/>
@@ -4100,7 +4102,7 @@
           <w:sz w:val="24"/>
           <w:u w:val="single"/>
         </w:rPr>
-        <w:hyperlink r:id="rId26" w:history="1">
+        <w:hyperlink r:id="rId25" w:history="1">
           <w:r>
             <w:rPr>
               <w:rStyle w:val="Hyperlink"/>
@@ -4129,7 +4131,7 @@
           <w:sz w:val="24"/>
           <w:u w:val="single"/>
         </w:rPr>
-        <w:hyperlink r:id="rId26" w:history="1">
+        <w:hyperlink r:id="rId25" w:history="1">
           <w:r>
             <w:rPr>
               <w:rStyle w:val="Hyperlink"/>
@@ -4147,7 +4149,7 @@
           <w:sz w:val="24"/>
           <w:u w:val="single"/>
         </w:rPr>
-        <w:hyperlink r:id="rId26" w:history="1">
+        <w:hyperlink r:id="rId25" w:history="1">
           <w:r>
             <w:rPr>
               <w:rStyle w:val="Hyperlink"/>
@@ -4307,7 +4309,7 @@
           <w:sz w:val="24"/>
           <w:u w:val="single"/>
         </w:rPr>
-        <w:hyperlink r:id="rId27" w:history="1">
+        <w:hyperlink r:id="rId26" w:history="1">
           <w:r>
             <w:rPr>
               <w:rStyle w:val="Hyperlink"/>
@@ -4325,7 +4327,7 @@
           <w:sz w:val="24"/>
           <w:u w:val="single"/>
         </w:rPr>
-        <w:hyperlink r:id="rId27" w:history="1">
+        <w:hyperlink r:id="rId26" w:history="1">
           <w:r>
             <w:rPr>
               <w:rStyle w:val="Hyperlink"/>
@@ -4343,7 +4345,7 @@
           <w:sz w:val="24"/>
           <w:u w:val="single"/>
         </w:rPr>
-        <w:hyperlink r:id="rId27" w:history="1">
+        <w:hyperlink r:id="rId26" w:history="1">
           <w:r>
             <w:rPr>
               <w:rStyle w:val="Hyperlink"/>
@@ -4361,7 +4363,7 @@
           <w:sz w:val="24"/>
           <w:u w:val="single"/>
         </w:rPr>
-        <w:hyperlink r:id="rId27" w:history="1">
+        <w:hyperlink r:id="rId26" w:history="1">
           <w:r>
             <w:rPr>
               <w:rStyle w:val="Hyperlink"/>
@@ -4379,7 +4381,7 @@
           <w:sz w:val="24"/>
           <w:u w:val="single"/>
         </w:rPr>
-        <w:hyperlink r:id="rId27" w:history="1">
+        <w:hyperlink r:id="rId26" w:history="1">
           <w:r>
             <w:rPr>
               <w:rStyle w:val="Hyperlink"/>
@@ -4397,7 +4399,7 @@
           <w:sz w:val="24"/>
           <w:u w:val="single"/>
         </w:rPr>
-        <w:hyperlink r:id="rId27" w:history="1">
+        <w:hyperlink r:id="rId26" w:history="1">
           <w:r>
             <w:rPr>
               <w:rStyle w:val="Hyperlink"/>
@@ -4415,7 +4417,7 @@
           <w:sz w:val="24"/>
           <w:u w:val="single"/>
         </w:rPr>
-        <w:hyperlink r:id="rId27" w:history="1">
+        <w:hyperlink r:id="rId26" w:history="1">
           <w:r>
             <w:rPr>
               <w:rStyle w:val="Hyperlink"/>
@@ -4433,7 +4435,7 @@
           <w:sz w:val="24"/>
           <w:u w:val="single"/>
         </w:rPr>
-        <w:hyperlink r:id="rId27" w:history="1">
+        <w:hyperlink r:id="rId26" w:history="1">
           <w:r>
             <w:rPr>
               <w:rStyle w:val="Hyperlink"/>
@@ -4451,7 +4453,7 @@
           <w:sz w:val="24"/>
           <w:u w:val="single"/>
         </w:rPr>
-        <w:hyperlink r:id="rId27" w:history="1">
+        <w:hyperlink r:id="rId26" w:history="1">
           <w:r>
             <w:rPr>
               <w:rStyle w:val="Hyperlink"/>
@@ -4469,7 +4471,7 @@
           <w:sz w:val="24"/>
           <w:u w:val="single"/>
         </w:rPr>
-        <w:hyperlink r:id="rId27" w:history="1">
+        <w:hyperlink r:id="rId26" w:history="1">
           <w:r>
             <w:rPr>
               <w:rStyle w:val="Hyperlink"/>
@@ -4487,7 +4489,7 @@
           <w:sz w:val="24"/>
           <w:u w:val="single"/>
         </w:rPr>
-        <w:hyperlink r:id="rId27" w:history="1">
+        <w:hyperlink r:id="rId26" w:history="1">
           <w:r>
             <w:rPr>
               <w:rStyle w:val="Hyperlink"/>
@@ -4505,7 +4507,7 @@
           <w:sz w:val="24"/>
           <w:u w:val="single"/>
         </w:rPr>
-        <w:hyperlink r:id="rId27" w:history="1">
+        <w:hyperlink r:id="rId26" w:history="1">
           <w:r>
             <w:rPr>
               <w:rStyle w:val="Hyperlink"/>
@@ -4523,7 +4525,7 @@
           <w:sz w:val="24"/>
           <w:u w:val="single"/>
         </w:rPr>
-        <w:hyperlink r:id="rId27" w:history="1">
+        <w:hyperlink r:id="rId26" w:history="1">
           <w:r>
             <w:rPr>
               <w:rStyle w:val="Hyperlink"/>
@@ -4541,7 +4543,7 @@
           <w:sz w:val="24"/>
           <w:u w:val="single"/>
         </w:rPr>
-        <w:hyperlink r:id="rId27" w:history="1">
+        <w:hyperlink r:id="rId26" w:history="1">
           <w:r>
             <w:rPr>
               <w:rStyle w:val="Hyperlink"/>
@@ -4559,7 +4561,7 @@
           <w:sz w:val="24"/>
           <w:u w:val="single"/>
         </w:rPr>
-        <w:hyperlink r:id="rId27" w:history="1">
+        <w:hyperlink r:id="rId26" w:history="1">
           <w:r>
             <w:rPr>
               <w:rStyle w:val="Hyperlink"/>
@@ -4720,7 +4722,7 @@
           <w:sz w:val="24"/>
           <w:u w:val="single"/>
         </w:rPr>
-        <w:hyperlink r:id="rId28" w:history="1">
+        <w:hyperlink r:id="rId27" w:history="1">
           <w:r>
             <w:rPr>
               <w:rStyle w:val="Hyperlink"/>
@@ -4738,7 +4740,7 @@
           <w:sz w:val="24"/>
           <w:u w:val="single"/>
         </w:rPr>
-        <w:hyperlink r:id="rId28" w:history="1">
+        <w:hyperlink r:id="rId27" w:history="1">
           <w:r>
             <w:rPr>
               <w:rStyle w:val="Hyperlink"/>
@@ -4756,7 +4758,7 @@
           <w:sz w:val="24"/>
           <w:u w:val="single"/>
         </w:rPr>
-        <w:hyperlink r:id="rId28" w:history="1">
+        <w:hyperlink r:id="rId27" w:history="1">
           <w:r>
             <w:rPr>
               <w:rStyle w:val="Hyperlink"/>
@@ -4774,7 +4776,7 @@
           <w:sz w:val="24"/>
           <w:u w:val="single"/>
         </w:rPr>
-        <w:hyperlink r:id="rId28" w:history="1">
+        <w:hyperlink r:id="rId27" w:history="1">
           <w:r>
             <w:rPr>
               <w:rStyle w:val="Hyperlink"/>
@@ -4792,7 +4794,7 @@
           <w:sz w:val="24"/>
           <w:u w:val="single"/>
         </w:rPr>
-        <w:hyperlink r:id="rId28" w:history="1">
+        <w:hyperlink r:id="rId27" w:history="1">
           <w:r>
             <w:rPr>
               <w:rStyle w:val="Hyperlink"/>
@@ -4813,7 +4815,7 @@
           <w:sz w:val="24"/>
           <w:u w:val="single"/>
         </w:rPr>
-        <w:hyperlink r:id="rId28" w:history="1">
+        <w:hyperlink r:id="rId27" w:history="1">
           <w:r>
             <w:rPr>
               <w:rStyle w:val="Hyperlink"/>
@@ -4831,7 +4833,7 @@
           <w:sz w:val="24"/>
           <w:u w:val="single"/>
         </w:rPr>
-        <w:hyperlink r:id="rId28" w:history="1">
+        <w:hyperlink r:id="rId27" w:history="1">
           <w:r>
             <w:rPr>
               <w:rStyle w:val="Hyperlink"/>
@@ -4849,7 +4851,7 @@
           <w:sz w:val="24"/>
           <w:u w:val="single"/>
         </w:rPr>
-        <w:hyperlink r:id="rId28" w:history="1">
+        <w:hyperlink r:id="rId27" w:history="1">
           <w:r>
             <w:rPr>
               <w:rStyle w:val="Hyperlink"/>
@@ -4867,7 +4869,7 @@
           <w:sz w:val="24"/>
           <w:u w:val="single"/>
         </w:rPr>
-        <w:hyperlink r:id="rId28" w:history="1">
+        <w:hyperlink r:id="rId27" w:history="1">
           <w:r>
             <w:rPr>
               <w:rStyle w:val="Hyperlink"/>
@@ -4885,7 +4887,7 @@
           <w:sz w:val="24"/>
           <w:u w:val="single"/>
         </w:rPr>
-        <w:hyperlink r:id="rId28" w:history="1">
+        <w:hyperlink r:id="rId27" w:history="1">
           <w:r>
             <w:rPr>
               <w:rStyle w:val="Hyperlink"/>
@@ -5036,7 +5038,7 @@
           <w:sz w:val="24"/>
           <w:u w:val="single"/>
         </w:rPr>
-        <w:hyperlink r:id="rId29" w:history="1">
+        <w:hyperlink r:id="rId28" w:history="1">
           <w:r>
             <w:rPr>
               <w:rStyle w:val="Hyperlink"/>
@@ -5054,7 +5056,7 @@
           <w:sz w:val="24"/>
           <w:u w:val="single"/>
         </w:rPr>
-        <w:hyperlink r:id="rId29" w:history="1">
+        <w:hyperlink r:id="rId28" w:history="1">
           <w:r>
             <w:rPr>
               <w:rStyle w:val="Hyperlink"/>
@@ -5072,7 +5074,7 @@
           <w:sz w:val="24"/>
           <w:u w:val="single"/>
         </w:rPr>
-        <w:hyperlink r:id="rId29" w:history="1">
+        <w:hyperlink r:id="rId28" w:history="1">
           <w:r>
             <w:rPr>
               <w:rStyle w:val="Hyperlink"/>
@@ -5090,7 +5092,7 @@
           <w:sz w:val="24"/>
           <w:u w:val="single"/>
         </w:rPr>
-        <w:hyperlink r:id="rId29" w:history="1">
+        <w:hyperlink r:id="rId28" w:history="1">
           <w:r>
             <w:rPr>
               <w:rStyle w:val="Hyperlink"/>
@@ -5108,7 +5110,7 @@
           <w:sz w:val="24"/>
           <w:u w:val="single"/>
         </w:rPr>
-        <w:hyperlink r:id="rId29" w:history="1">
+        <w:hyperlink r:id="rId28" w:history="1">
           <w:r>
             <w:rPr>
               <w:rStyle w:val="Hyperlink"/>
@@ -5126,7 +5128,7 @@
           <w:sz w:val="24"/>
           <w:u w:val="single"/>
         </w:rPr>
-        <w:hyperlink r:id="rId29" w:history="1">
+        <w:hyperlink r:id="rId28" w:history="1">
           <w:r>
             <w:rPr>
               <w:rStyle w:val="Hyperlink"/>
@@ -5144,7 +5146,7 @@
           <w:sz w:val="24"/>
           <w:u w:val="single"/>
         </w:rPr>
-        <w:hyperlink r:id="rId29" w:history="1">
+        <w:hyperlink r:id="rId28" w:history="1">
           <w:r>
             <w:rPr>
               <w:rStyle w:val="Hyperlink"/>
@@ -5162,7 +5164,7 @@
           <w:sz w:val="24"/>
           <w:u w:val="single"/>
         </w:rPr>
-        <w:hyperlink r:id="rId29" w:history="1">
+        <w:hyperlink r:id="rId28" w:history="1">
           <w:r>
             <w:rPr>
               <w:rStyle w:val="Hyperlink"/>
@@ -5180,7 +5182,7 @@
           <w:sz w:val="24"/>
           <w:u w:val="single"/>
         </w:rPr>
-        <w:hyperlink r:id="rId29" w:history="1">
+        <w:hyperlink r:id="rId28" w:history="1">
           <w:r>
             <w:rPr>
               <w:rStyle w:val="Hyperlink"/>

--- a/EXPORTS/DOCX/published/niveau3/English/JustinusNassau.docx
+++ b/EXPORTS/DOCX/published/niveau3/English/JustinusNassau.docx
@@ -380,7 +380,25 @@
           <w:sz w:val="24"/>
           <w:u w:val="single"/>
         </w:rPr>
-        <w:t xml:space="preserve">Royal </w:t>
+        <w:hyperlink r:id="rId9" w:history="1">
+          <w:r>
+            <w:rPr>
+              <w:rStyle w:val="Hyperlink"/>
+            </w:rPr>
+            <w:t>Royal</w:t>
+          </w:r>
+        </w:hyperlink>
+      </w:r>
+      <w:r>
+        <w:rPr>
+          <w:rFonts w:ascii="Charis SIL Regular" w:hAnsi="Charis SIL Regular" w:eastAsia="Charis SIL Regular"/>
+          <w:b w:val="0"/>
+          <w:i w:val="0"/>
+          <w:color w:val="0000FF"/>
+          <w:sz w:val="24"/>
+          <w:u w:val="single"/>
+        </w:rPr>
+        <w:t xml:space="preserve"> </w:t>
       </w:r>
       <w:r>
         <w:rPr>
@@ -438,7 +456,7 @@
           <w:sz w:val="24"/>
           <w:u w:val="single"/>
         </w:rPr>
-        <w:hyperlink r:id="rId9" w:history="1">
+        <w:hyperlink r:id="rId10" w:history="1">
           <w:r>
             <w:rPr>
               <w:rStyle w:val="Hyperlink"/>
@@ -456,7 +474,7 @@
           <w:sz w:val="24"/>
           <w:u w:val="single"/>
         </w:rPr>
-        <w:hyperlink r:id="rId9" w:history="1">
+        <w:hyperlink r:id="rId10" w:history="1">
           <w:r>
             <w:rPr>
               <w:rStyle w:val="Hyperlink"/>
@@ -474,7 +492,7 @@
           <w:sz w:val="24"/>
           <w:u w:val="single"/>
         </w:rPr>
-        <w:hyperlink r:id="rId9" w:history="1">
+        <w:hyperlink r:id="rId10" w:history="1">
           <w:r>
             <w:rPr>
               <w:rStyle w:val="Hyperlink"/>
@@ -677,6 +695,7 @@
           <w:i w:val="0"/>
           <w:color w:val="0000FF"/>
           <w:sz w:val="24"/>
+          <w:u w:val="single"/>
         </w:rPr>
         <w:t>h</w:t>
       </w:r>
@@ -721,13 +740,21 @@
       </w:r>
       <w:r>
         <w:rPr>
+          <w:u w:val="single" w:color="0000ff"/>
           <w:rFonts w:ascii="Charis SIL Regular" w:hAnsi="Charis SIL Regular" w:eastAsia="Charis SIL Regular"/>
           <w:b w:val="0"/>
           <w:i w:val="0"/>
           <w:color w:val="000000"/>
           <w:sz w:val="24"/>
         </w:rPr>
-        <w:t>dupli</w:t>
+        <w:hyperlink r:id="rId11" w:history="1">
+          <w:r>
+            <w:rPr>
+              <w:rStyle w:val="Hyperlink"/>
+            </w:rPr>
+            <w:t>dupli</w:t>
+          </w:r>
+        </w:hyperlink>
       </w:r>
       <w:r>
         <w:rPr>
@@ -3385,7 +3412,7 @@
           <w:sz w:val="24"/>
           <w:u w:val="single"/>
         </w:rPr>
-        <w:hyperlink r:id="rId21" w:history="1">
+        <w:hyperlink r:id="rId22" w:history="1">
           <w:r>
             <w:rPr>
               <w:rStyle w:val="Hyperlink"/>
@@ -3403,7 +3430,7 @@
           <w:sz w:val="24"/>
           <w:u w:val="single"/>
         </w:rPr>
-        <w:hyperlink r:id="rId21" w:history="1">
+        <w:hyperlink r:id="rId22" w:history="1">
           <w:r>
             <w:rPr>
               <w:rStyle w:val="Hyperlink"/>
@@ -3414,21 +3441,13 @@
       </w:r>
       <w:r>
         <w:rPr>
-          <w:u w:val="single" w:color="0000ff"/>
           <w:rFonts w:ascii="Charis SIL Regular" w:hAnsi="Charis SIL Regular" w:eastAsia="Charis SIL Regular"/>
           <w:b w:val="0"/>
           <w:i w:val="0"/>
           <w:color w:val="000000"/>
           <w:sz w:val="24"/>
         </w:rPr>
-        <w:hyperlink r:id="rId21" w:history="1">
-          <w:r>
-            <w:rPr>
-              <w:rStyle w:val="Hyperlink"/>
-            </w:rPr>
-            <w:t xml:space="preserve">, </w:t>
-          </w:r>
-        </w:hyperlink>
+        <w:t xml:space="preserve">, </w:t>
       </w:r>
       <w:r>
         <w:rPr>
@@ -3439,7 +3458,7 @@
           <w:sz w:val="24"/>
           <w:u w:val="single"/>
         </w:rPr>
-        <w:hyperlink r:id="rId21" w:history="1">
+        <w:hyperlink r:id="rId23" w:history="1">
           <w:r>
             <w:rPr>
               <w:rStyle w:val="Hyperlink"/>
@@ -3468,7 +3487,7 @@
           <w:sz w:val="24"/>
           <w:u w:val="single"/>
         </w:rPr>
-        <w:hyperlink r:id="rId21" w:history="1">
+        <w:hyperlink r:id="rId23" w:history="1">
           <w:r>
             <w:rPr>
               <w:rStyle w:val="Hyperlink"/>
@@ -3486,7 +3505,7 @@
           <w:sz w:val="24"/>
           <w:u w:val="single"/>
         </w:rPr>
-        <w:hyperlink r:id="rId21" w:history="1">
+        <w:hyperlink r:id="rId23" w:history="1">
           <w:r>
             <w:rPr>
               <w:rStyle w:val="Hyperlink"/>
@@ -3594,7 +3613,7 @@
           <w:sz w:val="24"/>
           <w:u w:val="single"/>
         </w:rPr>
-        <w:hyperlink r:id="rId23" w:history="1">
+        <w:hyperlink r:id="rId24" w:history="1">
           <w:r>
             <w:rPr>
               <w:rStyle w:val="Hyperlink"/>
@@ -3612,7 +3631,7 @@
           <w:sz w:val="24"/>
           <w:u w:val="single"/>
         </w:rPr>
-        <w:hyperlink r:id="rId23" w:history="1">
+        <w:hyperlink r:id="rId24" w:history="1">
           <w:r>
             <w:rPr>
               <w:rStyle w:val="Hyperlink"/>
@@ -3630,7 +3649,7 @@
           <w:sz w:val="24"/>
           <w:u w:val="single"/>
         </w:rPr>
-        <w:hyperlink r:id="rId23" w:history="1">
+        <w:hyperlink r:id="rId24" w:history="1">
           <w:r>
             <w:rPr>
               <w:rStyle w:val="Hyperlink"/>
@@ -3648,7 +3667,7 @@
           <w:sz w:val="24"/>
           <w:u w:val="single"/>
         </w:rPr>
-        <w:hyperlink r:id="rId23" w:history="1">
+        <w:hyperlink r:id="rId24" w:history="1">
           <w:r>
             <w:rPr>
               <w:rStyle w:val="Hyperlink"/>
@@ -3676,7 +3695,7 @@
           <w:sz w:val="24"/>
           <w:u w:val="single"/>
         </w:rPr>
-        <w:hyperlink r:id="rId24" w:history="1">
+        <w:hyperlink r:id="rId25" w:history="1">
           <w:r>
             <w:rPr>
               <w:rStyle w:val="Hyperlink"/>
@@ -3694,7 +3713,7 @@
           <w:sz w:val="24"/>
           <w:u w:val="single"/>
         </w:rPr>
-        <w:hyperlink r:id="rId23" w:history="1">
+        <w:hyperlink r:id="rId25" w:history="1">
           <w:r>
             <w:rPr>
               <w:rStyle w:val="Hyperlink"/>
@@ -3712,7 +3731,7 @@
           <w:sz w:val="24"/>
           <w:u w:val="single"/>
         </w:rPr>
-        <w:hyperlink r:id="rId23" w:history="1">
+        <w:hyperlink r:id="rId25" w:history="1">
           <w:r>
             <w:rPr>
               <w:rStyle w:val="Hyperlink"/>
@@ -3850,7 +3869,7 @@
           <w:sz w:val="24"/>
           <w:u w:val="single"/>
         </w:rPr>
-        <w:hyperlink r:id="rId25" w:history="1">
+        <w:hyperlink r:id="rId26" w:history="1">
           <w:r>
             <w:rPr>
               <w:rStyle w:val="Hyperlink"/>
@@ -3868,7 +3887,7 @@
           <w:sz w:val="24"/>
           <w:u w:val="single"/>
         </w:rPr>
-        <w:hyperlink r:id="rId25" w:history="1">
+        <w:hyperlink r:id="rId26" w:history="1">
           <w:r>
             <w:rPr>
               <w:rStyle w:val="Hyperlink"/>
@@ -3886,7 +3905,7 @@
           <w:sz w:val="24"/>
           <w:u w:val="single"/>
         </w:rPr>
-        <w:hyperlink r:id="rId25" w:history="1">
+        <w:hyperlink r:id="rId26" w:history="1">
           <w:r>
             <w:rPr>
               <w:rStyle w:val="Hyperlink"/>
@@ -3904,7 +3923,7 @@
           <w:sz w:val="24"/>
           <w:u w:val="single"/>
         </w:rPr>
-        <w:hyperlink r:id="rId25" w:history="1">
+        <w:hyperlink r:id="rId26" w:history="1">
           <w:r>
             <w:rPr>
               <w:rStyle w:val="Hyperlink"/>
@@ -3922,7 +3941,7 @@
           <w:sz w:val="24"/>
           <w:u w:val="single"/>
         </w:rPr>
-        <w:hyperlink r:id="rId25" w:history="1">
+        <w:hyperlink r:id="rId26" w:history="1">
           <w:r>
             <w:rPr>
               <w:rStyle w:val="Hyperlink"/>
@@ -3940,7 +3959,7 @@
           <w:sz w:val="24"/>
           <w:u w:val="single"/>
         </w:rPr>
-        <w:hyperlink r:id="rId25" w:history="1">
+        <w:hyperlink r:id="rId26" w:history="1">
           <w:r>
             <w:rPr>
               <w:rStyle w:val="Hyperlink"/>
@@ -3958,7 +3977,7 @@
           <w:sz w:val="24"/>
           <w:u w:val="single"/>
         </w:rPr>
-        <w:hyperlink r:id="rId25" w:history="1">
+        <w:hyperlink r:id="rId26" w:history="1">
           <w:r>
             <w:rPr>
               <w:rStyle w:val="Hyperlink"/>
@@ -3976,7 +3995,7 @@
           <w:sz w:val="24"/>
           <w:u w:val="single"/>
         </w:rPr>
-        <w:hyperlink r:id="rId25" w:history="1">
+        <w:hyperlink r:id="rId26" w:history="1">
           <w:r>
             <w:rPr>
               <w:rStyle w:val="Hyperlink"/>
@@ -3994,7 +4013,7 @@
           <w:sz w:val="24"/>
           <w:u w:val="single"/>
         </w:rPr>
-        <w:hyperlink r:id="rId25" w:history="1">
+        <w:hyperlink r:id="rId26" w:history="1">
           <w:r>
             <w:rPr>
               <w:rStyle w:val="Hyperlink"/>
@@ -4012,7 +4031,7 @@
           <w:sz w:val="24"/>
           <w:u w:val="single"/>
         </w:rPr>
-        <w:hyperlink r:id="rId25" w:history="1">
+        <w:hyperlink r:id="rId26" w:history="1">
           <w:r>
             <w:rPr>
               <w:rStyle w:val="Hyperlink"/>
@@ -4030,7 +4049,7 @@
           <w:sz w:val="24"/>
           <w:u w:val="single"/>
         </w:rPr>
-        <w:hyperlink r:id="rId25" w:history="1">
+        <w:hyperlink r:id="rId26" w:history="1">
           <w:r>
             <w:rPr>
               <w:rStyle w:val="Hyperlink"/>
@@ -4048,7 +4067,7 @@
           <w:sz w:val="24"/>
           <w:u w:val="single"/>
         </w:rPr>
-        <w:hyperlink r:id="rId25" w:history="1">
+        <w:hyperlink r:id="rId26" w:history="1">
           <w:r>
             <w:rPr>
               <w:rStyle w:val="Hyperlink"/>
@@ -4066,7 +4085,7 @@
           <w:sz w:val="24"/>
           <w:u w:val="single"/>
         </w:rPr>
-        <w:hyperlink r:id="rId25" w:history="1">
+        <w:hyperlink r:id="rId26" w:history="1">
           <w:r>
             <w:rPr>
               <w:rStyle w:val="Hyperlink"/>
@@ -4084,7 +4103,7 @@
           <w:sz w:val="24"/>
           <w:u w:val="single"/>
         </w:rPr>
-        <w:hyperlink r:id="rId25" w:history="1">
+        <w:hyperlink r:id="rId26" w:history="1">
           <w:r>
             <w:rPr>
               <w:rStyle w:val="Hyperlink"/>
@@ -4102,7 +4121,7 @@
           <w:sz w:val="24"/>
           <w:u w:val="single"/>
         </w:rPr>
-        <w:hyperlink r:id="rId25" w:history="1">
+        <w:hyperlink r:id="rId26" w:history="1">
           <w:r>
             <w:rPr>
               <w:rStyle w:val="Hyperlink"/>
@@ -4120,7 +4139,14 @@
           <w:sz w:val="24"/>
           <w:u w:val="single"/>
         </w:rPr>
-        <w:t>w</w:t>
+        <w:hyperlink r:id="rId26" w:history="1">
+          <w:r>
+            <w:rPr>
+              <w:rStyle w:val="Hyperlink"/>
+            </w:rPr>
+            <w:t>w</w:t>
+          </w:r>
+        </w:hyperlink>
       </w:r>
       <w:r>
         <w:rPr>
@@ -4131,7 +4157,7 @@
           <w:sz w:val="24"/>
           <w:u w:val="single"/>
         </w:rPr>
-        <w:hyperlink r:id="rId25" w:history="1">
+        <w:hyperlink r:id="rId26" w:history="1">
           <w:r>
             <w:rPr>
               <w:rStyle w:val="Hyperlink"/>
@@ -4149,7 +4175,7 @@
           <w:sz w:val="24"/>
           <w:u w:val="single"/>
         </w:rPr>
-        <w:hyperlink r:id="rId25" w:history="1">
+        <w:hyperlink r:id="rId26" w:history="1">
           <w:r>
             <w:rPr>
               <w:rStyle w:val="Hyperlink"/>
@@ -4309,7 +4335,7 @@
           <w:sz w:val="24"/>
           <w:u w:val="single"/>
         </w:rPr>
-        <w:hyperlink r:id="rId26" w:history="1">
+        <w:hyperlink r:id="rId27" w:history="1">
           <w:r>
             <w:rPr>
               <w:rStyle w:val="Hyperlink"/>
@@ -4327,7 +4353,7 @@
           <w:sz w:val="24"/>
           <w:u w:val="single"/>
         </w:rPr>
-        <w:hyperlink r:id="rId26" w:history="1">
+        <w:hyperlink r:id="rId27" w:history="1">
           <w:r>
             <w:rPr>
               <w:rStyle w:val="Hyperlink"/>
@@ -4345,7 +4371,7 @@
           <w:sz w:val="24"/>
           <w:u w:val="single"/>
         </w:rPr>
-        <w:hyperlink r:id="rId26" w:history="1">
+        <w:hyperlink r:id="rId27" w:history="1">
           <w:r>
             <w:rPr>
               <w:rStyle w:val="Hyperlink"/>
@@ -4363,7 +4389,7 @@
           <w:sz w:val="24"/>
           <w:u w:val="single"/>
         </w:rPr>
-        <w:hyperlink r:id="rId26" w:history="1">
+        <w:hyperlink r:id="rId27" w:history="1">
           <w:r>
             <w:rPr>
               <w:rStyle w:val="Hyperlink"/>
@@ -4381,7 +4407,7 @@
           <w:sz w:val="24"/>
           <w:u w:val="single"/>
         </w:rPr>
-        <w:hyperlink r:id="rId26" w:history="1">
+        <w:hyperlink r:id="rId27" w:history="1">
           <w:r>
             <w:rPr>
               <w:rStyle w:val="Hyperlink"/>
@@ -4399,7 +4425,7 @@
           <w:sz w:val="24"/>
           <w:u w:val="single"/>
         </w:rPr>
-        <w:hyperlink r:id="rId26" w:history="1">
+        <w:hyperlink r:id="rId27" w:history="1">
           <w:r>
             <w:rPr>
               <w:rStyle w:val="Hyperlink"/>
@@ -4417,7 +4443,7 @@
           <w:sz w:val="24"/>
           <w:u w:val="single"/>
         </w:rPr>
-        <w:hyperlink r:id="rId26" w:history="1">
+        <w:hyperlink r:id="rId27" w:history="1">
           <w:r>
             <w:rPr>
               <w:rStyle w:val="Hyperlink"/>
@@ -4435,7 +4461,7 @@
           <w:sz w:val="24"/>
           <w:u w:val="single"/>
         </w:rPr>
-        <w:hyperlink r:id="rId26" w:history="1">
+        <w:hyperlink r:id="rId27" w:history="1">
           <w:r>
             <w:rPr>
               <w:rStyle w:val="Hyperlink"/>
@@ -4453,7 +4479,7 @@
           <w:sz w:val="24"/>
           <w:u w:val="single"/>
         </w:rPr>
-        <w:hyperlink r:id="rId26" w:history="1">
+        <w:hyperlink r:id="rId27" w:history="1">
           <w:r>
             <w:rPr>
               <w:rStyle w:val="Hyperlink"/>
@@ -4471,7 +4497,7 @@
           <w:sz w:val="24"/>
           <w:u w:val="single"/>
         </w:rPr>
-        <w:hyperlink r:id="rId26" w:history="1">
+        <w:hyperlink r:id="rId27" w:history="1">
           <w:r>
             <w:rPr>
               <w:rStyle w:val="Hyperlink"/>
@@ -4489,7 +4515,7 @@
           <w:sz w:val="24"/>
           <w:u w:val="single"/>
         </w:rPr>
-        <w:hyperlink r:id="rId26" w:history="1">
+        <w:hyperlink r:id="rId27" w:history="1">
           <w:r>
             <w:rPr>
               <w:rStyle w:val="Hyperlink"/>
@@ -4507,7 +4533,7 @@
           <w:sz w:val="24"/>
           <w:u w:val="single"/>
         </w:rPr>
-        <w:hyperlink r:id="rId26" w:history="1">
+        <w:hyperlink r:id="rId27" w:history="1">
           <w:r>
             <w:rPr>
               <w:rStyle w:val="Hyperlink"/>
@@ -4525,7 +4551,7 @@
           <w:sz w:val="24"/>
           <w:u w:val="single"/>
         </w:rPr>
-        <w:hyperlink r:id="rId26" w:history="1">
+        <w:hyperlink r:id="rId27" w:history="1">
           <w:r>
             <w:rPr>
               <w:rStyle w:val="Hyperlink"/>
@@ -4543,7 +4569,7 @@
           <w:sz w:val="24"/>
           <w:u w:val="single"/>
         </w:rPr>
-        <w:hyperlink r:id="rId26" w:history="1">
+        <w:hyperlink r:id="rId27" w:history="1">
           <w:r>
             <w:rPr>
               <w:rStyle w:val="Hyperlink"/>
@@ -4561,7 +4587,7 @@
           <w:sz w:val="24"/>
           <w:u w:val="single"/>
         </w:rPr>
-        <w:hyperlink r:id="rId26" w:history="1">
+        <w:hyperlink r:id="rId27" w:history="1">
           <w:r>
             <w:rPr>
               <w:rStyle w:val="Hyperlink"/>
@@ -4722,7 +4748,7 @@
           <w:sz w:val="24"/>
           <w:u w:val="single"/>
         </w:rPr>
-        <w:hyperlink r:id="rId27" w:history="1">
+        <w:hyperlink r:id="rId28" w:history="1">
           <w:r>
             <w:rPr>
               <w:rStyle w:val="Hyperlink"/>
@@ -4740,7 +4766,7 @@
           <w:sz w:val="24"/>
           <w:u w:val="single"/>
         </w:rPr>
-        <w:hyperlink r:id="rId27" w:history="1">
+        <w:hyperlink r:id="rId28" w:history="1">
           <w:r>
             <w:rPr>
               <w:rStyle w:val="Hyperlink"/>
@@ -4758,7 +4784,7 @@
           <w:sz w:val="24"/>
           <w:u w:val="single"/>
         </w:rPr>
-        <w:hyperlink r:id="rId27" w:history="1">
+        <w:hyperlink r:id="rId28" w:history="1">
           <w:r>
             <w:rPr>
               <w:rStyle w:val="Hyperlink"/>
@@ -4776,7 +4802,7 @@
           <w:sz w:val="24"/>
           <w:u w:val="single"/>
         </w:rPr>
-        <w:hyperlink r:id="rId27" w:history="1">
+        <w:hyperlink r:id="rId28" w:history="1">
           <w:r>
             <w:rPr>
               <w:rStyle w:val="Hyperlink"/>
@@ -4794,7 +4820,7 @@
           <w:sz w:val="24"/>
           <w:u w:val="single"/>
         </w:rPr>
-        <w:hyperlink r:id="rId27" w:history="1">
+        <w:hyperlink r:id="rId28" w:history="1">
           <w:r>
             <w:rPr>
               <w:rStyle w:val="Hyperlink"/>
@@ -4815,7 +4841,7 @@
           <w:sz w:val="24"/>
           <w:u w:val="single"/>
         </w:rPr>
-        <w:hyperlink r:id="rId27" w:history="1">
+        <w:hyperlink r:id="rId28" w:history="1">
           <w:r>
             <w:rPr>
               <w:rStyle w:val="Hyperlink"/>
@@ -4833,7 +4859,7 @@
           <w:sz w:val="24"/>
           <w:u w:val="single"/>
         </w:rPr>
-        <w:hyperlink r:id="rId27" w:history="1">
+        <w:hyperlink r:id="rId28" w:history="1">
           <w:r>
             <w:rPr>
               <w:rStyle w:val="Hyperlink"/>
@@ -4851,7 +4877,7 @@
           <w:sz w:val="24"/>
           <w:u w:val="single"/>
         </w:rPr>
-        <w:hyperlink r:id="rId27" w:history="1">
+        <w:hyperlink r:id="rId28" w:history="1">
           <w:r>
             <w:rPr>
               <w:rStyle w:val="Hyperlink"/>
@@ -4869,7 +4895,7 @@
           <w:sz w:val="24"/>
           <w:u w:val="single"/>
         </w:rPr>
-        <w:hyperlink r:id="rId27" w:history="1">
+        <w:hyperlink r:id="rId28" w:history="1">
           <w:r>
             <w:rPr>
               <w:rStyle w:val="Hyperlink"/>
@@ -4887,7 +4913,7 @@
           <w:sz w:val="24"/>
           <w:u w:val="single"/>
         </w:rPr>
-        <w:hyperlink r:id="rId27" w:history="1">
+        <w:hyperlink r:id="rId28" w:history="1">
           <w:r>
             <w:rPr>
               <w:rStyle w:val="Hyperlink"/>
@@ -5038,7 +5064,7 @@
           <w:sz w:val="24"/>
           <w:u w:val="single"/>
         </w:rPr>
-        <w:hyperlink r:id="rId28" w:history="1">
+        <w:hyperlink r:id="rId29" w:history="1">
           <w:r>
             <w:rPr>
               <w:rStyle w:val="Hyperlink"/>
@@ -5056,7 +5082,7 @@
           <w:sz w:val="24"/>
           <w:u w:val="single"/>
         </w:rPr>
-        <w:hyperlink r:id="rId28" w:history="1">
+        <w:hyperlink r:id="rId29" w:history="1">
           <w:r>
             <w:rPr>
               <w:rStyle w:val="Hyperlink"/>
@@ -5074,7 +5100,7 @@
           <w:sz w:val="24"/>
           <w:u w:val="single"/>
         </w:rPr>
-        <w:hyperlink r:id="rId28" w:history="1">
+        <w:hyperlink r:id="rId29" w:history="1">
           <w:r>
             <w:rPr>
               <w:rStyle w:val="Hyperlink"/>
@@ -5092,7 +5118,7 @@
           <w:sz w:val="24"/>
           <w:u w:val="single"/>
         </w:rPr>
-        <w:hyperlink r:id="rId28" w:history="1">
+        <w:hyperlink r:id="rId29" w:history="1">
           <w:r>
             <w:rPr>
               <w:rStyle w:val="Hyperlink"/>
@@ -5110,7 +5136,7 @@
           <w:sz w:val="24"/>
           <w:u w:val="single"/>
         </w:rPr>
-        <w:hyperlink r:id="rId28" w:history="1">
+        <w:hyperlink r:id="rId29" w:history="1">
           <w:r>
             <w:rPr>
               <w:rStyle w:val="Hyperlink"/>
@@ -5128,7 +5154,7 @@
           <w:sz w:val="24"/>
           <w:u w:val="single"/>
         </w:rPr>
-        <w:hyperlink r:id="rId28" w:history="1">
+        <w:hyperlink r:id="rId29" w:history="1">
           <w:r>
             <w:rPr>
               <w:rStyle w:val="Hyperlink"/>
@@ -5146,7 +5172,7 @@
           <w:sz w:val="24"/>
           <w:u w:val="single"/>
         </w:rPr>
-        <w:hyperlink r:id="rId28" w:history="1">
+        <w:hyperlink r:id="rId29" w:history="1">
           <w:r>
             <w:rPr>
               <w:rStyle w:val="Hyperlink"/>
@@ -5164,7 +5190,7 @@
           <w:sz w:val="24"/>
           <w:u w:val="single"/>
         </w:rPr>
-        <w:hyperlink r:id="rId28" w:history="1">
+        <w:hyperlink r:id="rId29" w:history="1">
           <w:r>
             <w:rPr>
               <w:rStyle w:val="Hyperlink"/>
@@ -5182,7 +5208,7 @@
           <w:sz w:val="24"/>
           <w:u w:val="single"/>
         </w:rPr>
-        <w:hyperlink r:id="rId28" w:history="1">
+        <w:hyperlink r:id="rId29" w:history="1">
           <w:r>
             <w:rPr>
               <w:rStyle w:val="Hyperlink"/>

--- a/EXPORTS/DOCX/published/niveau3/English/JustinusNassau.docx
+++ b/EXPORTS/DOCX/published/niveau3/English/JustinusNassau.docx
@@ -380,7 +380,7 @@
           <w:sz w:val="24"/>
           <w:u w:val="single"/>
         </w:rPr>
-        <w:hyperlink r:id="rId9" w:history="1">
+        <w:hyperlink r:id="rId10" w:history="1">
           <w:r>
             <w:rPr>
               <w:rStyle w:val="Hyperlink"/>
@@ -474,7 +474,7 @@
           <w:sz w:val="24"/>
           <w:u w:val="single"/>
         </w:rPr>
-        <w:hyperlink r:id="rId10" w:history="1">
+        <w:hyperlink r:id="rId9" w:history="1">
           <w:r>
             <w:rPr>
               <w:rStyle w:val="Hyperlink"/>
@@ -492,7 +492,7 @@
           <w:sz w:val="24"/>
           <w:u w:val="single"/>
         </w:rPr>
-        <w:hyperlink r:id="rId10" w:history="1">
+        <w:hyperlink r:id="rId9" w:history="1">
           <w:r>
             <w:rPr>
               <w:rStyle w:val="Hyperlink"/>
@@ -667,7 +667,7 @@
             <w:rPr>
               <w:rStyle w:val="Hyperlink"/>
             </w:rPr>
-            <w:t>Etnografis</w:t>
+            <w:t>Etnografisc</w:t>
           </w:r>
         </w:hyperlink>
       </w:r>
@@ -678,13 +678,36 @@
           <w:i w:val="0"/>
           <w:color w:val="0000FF"/>
           <w:sz w:val="24"/>
+          <w:u w:val="single"/>
+        </w:rPr>
+        <w:t>h</w:t>
+      </w:r>
+      <w:r>
+        <w:rPr>
+          <w:rFonts w:ascii="Charis SIL Regular" w:hAnsi="Charis SIL Regular" w:eastAsia="Charis SIL Regular"/>
+          <w:b w:val="0"/>
+          <w:i w:val="0"/>
+          <w:color w:val="0000FF"/>
+          <w:sz w:val="24"/>
+          <w:u w:val="single"/>
+        </w:rPr>
+        <w:t xml:space="preserve"> </w:t>
+      </w:r>
+      <w:r>
+        <w:rPr>
+          <w:rFonts w:ascii="Charis SIL Regular" w:hAnsi="Charis SIL Regular" w:eastAsia="Charis SIL Regular"/>
+          <w:b w:val="0"/>
+          <w:i w:val="0"/>
+          <w:color w:val="0000FF"/>
+          <w:sz w:val="24"/>
+          <w:u w:val="single"/>
         </w:rPr>
         <w:hyperlink r:id="rId11" w:history="1">
           <w:r>
             <w:rPr>
               <w:rStyle w:val="Hyperlink"/>
             </w:rPr>
-            <w:t>c</w:t>
+            <w:t>Museu</w:t>
           </w:r>
         </w:hyperlink>
       </w:r>
@@ -695,38 +718,8 @@
           <w:i w:val="0"/>
           <w:color w:val="0000FF"/>
           <w:sz w:val="24"/>
-          <w:u w:val="single"/>
-        </w:rPr>
-        <w:t>h</w:t>
-      </w:r>
-      <w:r>
-        <w:rPr>
-          <w:rFonts w:ascii="Charis SIL Regular" w:hAnsi="Charis SIL Regular" w:eastAsia="Charis SIL Regular"/>
-          <w:b w:val="0"/>
-          <w:i w:val="0"/>
-          <w:color w:val="0000FF"/>
-          <w:sz w:val="24"/>
-          <w:u w:val="single"/>
-        </w:rPr>
-        <w:t xml:space="preserve"> </w:t>
-      </w:r>
-      <w:r>
-        <w:rPr>
-          <w:rFonts w:ascii="Charis SIL Regular" w:hAnsi="Charis SIL Regular" w:eastAsia="Charis SIL Regular"/>
-          <w:b w:val="0"/>
-          <w:i w:val="0"/>
-          <w:color w:val="0000FF"/>
-          <w:sz w:val="24"/>
-          <w:u w:val="single"/>
-        </w:rPr>
-        <w:hyperlink r:id="rId11" w:history="1">
-          <w:r>
-            <w:rPr>
-              <w:rStyle w:val="Hyperlink"/>
-            </w:rPr>
-            <w:t>Museum</w:t>
-          </w:r>
-        </w:hyperlink>
+        </w:rPr>
+        <w:t>m</w:t>
       </w:r>
       <w:r>
         <w:rPr>
@@ -1437,22 +1430,13 @@
             <w:rPr>
               <w:rStyle w:val="Hyperlink"/>
             </w:rPr>
-            <w:t>acific to</w:t>
+            <w:t xml:space="preserve">acific to </w:t>
           </w:r>
         </w:hyperlink>
       </w:r>
       <w:r>
         <w:rPr>
-          <w:rFonts w:ascii="Charis SIL Regular" w:hAnsi="Charis SIL Regular" w:eastAsia="Charis SIL Regular"/>
-          <w:b w:val="0"/>
-          <w:i w:val="0"/>
-          <w:color w:val="000000"/>
-          <w:sz w:val="24"/>
-        </w:rPr>
-        <w:t xml:space="preserve"> </w:t>
-      </w:r>
-      <w:r>
-        <w:rPr>
+          <w:u w:val="single" w:color="0000ff"/>
           <w:rFonts w:ascii="Charis SIL Regular" w:hAnsi="Charis SIL Regular" w:eastAsia="Charis SIL Regular"/>
           <w:b w:val="0"/>
           <w:i w:val="0"/>
@@ -1499,24 +1483,13 @@
       </w:r>
       <w:r>
         <w:rPr>
-          <w:u w:val="single" w:color="0000ff"/>
           <w:rFonts w:ascii="Charis SIL Regular" w:hAnsi="Charis SIL Regular" w:eastAsia="Charis SIL Regular"/>
           <w:b w:val="0"/>
           <w:i w:val="0"/>
           <w:color w:val="000000"/>
           <w:sz w:val="24"/>
         </w:rPr>
-        <w:t>t</w:t>
-      </w:r>
-      <w:r>
-        <w:rPr>
-          <w:rFonts w:ascii="Charis SIL Regular" w:hAnsi="Charis SIL Regular" w:eastAsia="Charis SIL Regular"/>
-          <w:b w:val="0"/>
-          <w:i w:val="0"/>
-          <w:color w:val="000000"/>
-          <w:sz w:val="24"/>
-        </w:rPr>
-        <w:t xml:space="preserve">he Indonesian </w:t>
+        <w:t xml:space="preserve">the Indonesian </w:t>
       </w:r>
       <w:r>
         <w:rPr>
@@ -4137,7 +4110,6 @@
           <w:i w:val="0"/>
           <w:color w:val="0000FF"/>
           <w:sz w:val="24"/>
-          <w:u w:val="single"/>
         </w:rPr>
         <w:hyperlink r:id="rId26" w:history="1">
           <w:r>

--- a/EXPORTS/DOCX/published/niveau3/English/JustinusNassau.docx
+++ b/EXPORTS/DOCX/published/niveau3/English/JustinusNassau.docx
@@ -427,7 +427,7 @@
           <w:sz w:val="24"/>
           <w:u w:val="single"/>
         </w:rPr>
-        <w:hyperlink r:id="rId10" w:history="1">
+        <w:hyperlink r:id="rId9" w:history="1">
           <w:r>
             <w:rPr>
               <w:rStyle w:val="Hyperlink"/>
@@ -456,7 +456,7 @@
           <w:sz w:val="24"/>
           <w:u w:val="single"/>
         </w:rPr>
-        <w:hyperlink r:id="rId10" w:history="1">
+        <w:hyperlink r:id="rId9" w:history="1">
           <w:r>
             <w:rPr>
               <w:rStyle w:val="Hyperlink"/>
@@ -667,7 +667,7 @@
             <w:rPr>
               <w:rStyle w:val="Hyperlink"/>
             </w:rPr>
-            <w:t>Etnografisc</w:t>
+            <w:t>Etnografis</w:t>
           </w:r>
         </w:hyperlink>
       </w:r>
@@ -678,36 +678,13 @@
           <w:i w:val="0"/>
           <w:color w:val="0000FF"/>
           <w:sz w:val="24"/>
-          <w:u w:val="single"/>
-        </w:rPr>
-        <w:t>h</w:t>
-      </w:r>
-      <w:r>
-        <w:rPr>
-          <w:rFonts w:ascii="Charis SIL Regular" w:hAnsi="Charis SIL Regular" w:eastAsia="Charis SIL Regular"/>
-          <w:b w:val="0"/>
-          <w:i w:val="0"/>
-          <w:color w:val="0000FF"/>
-          <w:sz w:val="24"/>
-          <w:u w:val="single"/>
-        </w:rPr>
-        <w:t xml:space="preserve"> </w:t>
-      </w:r>
-      <w:r>
-        <w:rPr>
-          <w:rFonts w:ascii="Charis SIL Regular" w:hAnsi="Charis SIL Regular" w:eastAsia="Charis SIL Regular"/>
-          <w:b w:val="0"/>
-          <w:i w:val="0"/>
-          <w:color w:val="0000FF"/>
-          <w:sz w:val="24"/>
-          <w:u w:val="single"/>
         </w:rPr>
         <w:hyperlink r:id="rId11" w:history="1">
           <w:r>
             <w:rPr>
               <w:rStyle w:val="Hyperlink"/>
             </w:rPr>
-            <w:t>Museu</w:t>
+            <w:t>c</w:t>
           </w:r>
         </w:hyperlink>
       </w:r>
@@ -719,7 +696,36 @@
           <w:color w:val="0000FF"/>
           <w:sz w:val="24"/>
         </w:rPr>
-        <w:t>m</w:t>
+        <w:t>h</w:t>
+      </w:r>
+      <w:r>
+        <w:rPr>
+          <w:rFonts w:ascii="Charis SIL Regular" w:hAnsi="Charis SIL Regular" w:eastAsia="Charis SIL Regular"/>
+          <w:b w:val="0"/>
+          <w:i w:val="0"/>
+          <w:color w:val="0000FF"/>
+          <w:sz w:val="24"/>
+          <w:u w:val="single"/>
+        </w:rPr>
+        <w:t xml:space="preserve"> </w:t>
+      </w:r>
+      <w:r>
+        <w:rPr>
+          <w:rFonts w:ascii="Charis SIL Regular" w:hAnsi="Charis SIL Regular" w:eastAsia="Charis SIL Regular"/>
+          <w:b w:val="0"/>
+          <w:i w:val="0"/>
+          <w:color w:val="0000FF"/>
+          <w:sz w:val="24"/>
+          <w:u w:val="single"/>
+        </w:rPr>
+        <w:hyperlink r:id="rId11" w:history="1">
+          <w:r>
+            <w:rPr>
+              <w:rStyle w:val="Hyperlink"/>
+            </w:rPr>
+            <w:t>Museum</w:t>
+          </w:r>
+        </w:hyperlink>
       </w:r>
       <w:r>
         <w:rPr>
@@ -3385,7 +3391,7 @@
           <w:sz w:val="24"/>
           <w:u w:val="single"/>
         </w:rPr>
-        <w:hyperlink r:id="rId22" w:history="1">
+        <w:hyperlink r:id="rId21" w:history="1">
           <w:r>
             <w:rPr>
               <w:rStyle w:val="Hyperlink"/>
@@ -3403,7 +3409,7 @@
           <w:sz w:val="24"/>
           <w:u w:val="single"/>
         </w:rPr>
-        <w:hyperlink r:id="rId22" w:history="1">
+        <w:hyperlink r:id="rId21" w:history="1">
           <w:r>
             <w:rPr>
               <w:rStyle w:val="Hyperlink"/>
@@ -3431,7 +3437,7 @@
           <w:sz w:val="24"/>
           <w:u w:val="single"/>
         </w:rPr>
-        <w:hyperlink r:id="rId23" w:history="1">
+        <w:hyperlink r:id="rId21" w:history="1">
           <w:r>
             <w:rPr>
               <w:rStyle w:val="Hyperlink"/>
@@ -3460,7 +3466,7 @@
           <w:sz w:val="24"/>
           <w:u w:val="single"/>
         </w:rPr>
-        <w:hyperlink r:id="rId23" w:history="1">
+        <w:hyperlink r:id="rId21" w:history="1">
           <w:r>
             <w:rPr>
               <w:rStyle w:val="Hyperlink"/>
@@ -3478,7 +3484,7 @@
           <w:sz w:val="24"/>
           <w:u w:val="single"/>
         </w:rPr>
-        <w:hyperlink r:id="rId23" w:history="1">
+        <w:hyperlink r:id="rId21" w:history="1">
           <w:r>
             <w:rPr>
               <w:rStyle w:val="Hyperlink"/>
@@ -3586,7 +3592,7 @@
           <w:sz w:val="24"/>
           <w:u w:val="single"/>
         </w:rPr>
-        <w:hyperlink r:id="rId24" w:history="1">
+        <w:hyperlink r:id="rId23" w:history="1">
           <w:r>
             <w:rPr>
               <w:rStyle w:val="Hyperlink"/>
@@ -3604,7 +3610,7 @@
           <w:sz w:val="24"/>
           <w:u w:val="single"/>
         </w:rPr>
-        <w:hyperlink r:id="rId24" w:history="1">
+        <w:hyperlink r:id="rId23" w:history="1">
           <w:r>
             <w:rPr>
               <w:rStyle w:val="Hyperlink"/>
@@ -3622,7 +3628,7 @@
           <w:sz w:val="24"/>
           <w:u w:val="single"/>
         </w:rPr>
-        <w:hyperlink r:id="rId24" w:history="1">
+        <w:hyperlink r:id="rId23" w:history="1">
           <w:r>
             <w:rPr>
               <w:rStyle w:val="Hyperlink"/>
@@ -3640,7 +3646,7 @@
           <w:sz w:val="24"/>
           <w:u w:val="single"/>
         </w:rPr>
-        <w:hyperlink r:id="rId24" w:history="1">
+        <w:hyperlink r:id="rId23" w:history="1">
           <w:r>
             <w:rPr>
               <w:rStyle w:val="Hyperlink"/>
@@ -3668,7 +3674,7 @@
           <w:sz w:val="24"/>
           <w:u w:val="single"/>
         </w:rPr>
-        <w:hyperlink r:id="rId25" w:history="1">
+        <w:hyperlink r:id="rId24" w:history="1">
           <w:r>
             <w:rPr>
               <w:rStyle w:val="Hyperlink"/>
@@ -3686,7 +3692,7 @@
           <w:sz w:val="24"/>
           <w:u w:val="single"/>
         </w:rPr>
-        <w:hyperlink r:id="rId25" w:history="1">
+        <w:hyperlink r:id="rId24" w:history="1">
           <w:r>
             <w:rPr>
               <w:rStyle w:val="Hyperlink"/>
@@ -3704,7 +3710,7 @@
           <w:sz w:val="24"/>
           <w:u w:val="single"/>
         </w:rPr>
-        <w:hyperlink r:id="rId25" w:history="1">
+        <w:hyperlink r:id="rId23" w:history="1">
           <w:r>
             <w:rPr>
               <w:rStyle w:val="Hyperlink"/>
@@ -3842,7 +3848,7 @@
           <w:sz w:val="24"/>
           <w:u w:val="single"/>
         </w:rPr>
-        <w:hyperlink r:id="rId26" w:history="1">
+        <w:hyperlink r:id="rId25" w:history="1">
           <w:r>
             <w:rPr>
               <w:rStyle w:val="Hyperlink"/>
@@ -3860,7 +3866,7 @@
           <w:sz w:val="24"/>
           <w:u w:val="single"/>
         </w:rPr>
-        <w:hyperlink r:id="rId26" w:history="1">
+        <w:hyperlink r:id="rId25" w:history="1">
           <w:r>
             <w:rPr>
               <w:rStyle w:val="Hyperlink"/>
@@ -3878,7 +3884,7 @@
           <w:sz w:val="24"/>
           <w:u w:val="single"/>
         </w:rPr>
-        <w:hyperlink r:id="rId26" w:history="1">
+        <w:hyperlink r:id="rId25" w:history="1">
           <w:r>
             <w:rPr>
               <w:rStyle w:val="Hyperlink"/>
@@ -3896,7 +3902,7 @@
           <w:sz w:val="24"/>
           <w:u w:val="single"/>
         </w:rPr>
-        <w:hyperlink r:id="rId26" w:history="1">
+        <w:hyperlink r:id="rId25" w:history="1">
           <w:r>
             <w:rPr>
               <w:rStyle w:val="Hyperlink"/>
@@ -3914,7 +3920,7 @@
           <w:sz w:val="24"/>
           <w:u w:val="single"/>
         </w:rPr>
-        <w:hyperlink r:id="rId26" w:history="1">
+        <w:hyperlink r:id="rId25" w:history="1">
           <w:r>
             <w:rPr>
               <w:rStyle w:val="Hyperlink"/>
@@ -3932,7 +3938,7 @@
           <w:sz w:val="24"/>
           <w:u w:val="single"/>
         </w:rPr>
-        <w:hyperlink r:id="rId26" w:history="1">
+        <w:hyperlink r:id="rId25" w:history="1">
           <w:r>
             <w:rPr>
               <w:rStyle w:val="Hyperlink"/>
@@ -3950,7 +3956,7 @@
           <w:sz w:val="24"/>
           <w:u w:val="single"/>
         </w:rPr>
-        <w:hyperlink r:id="rId26" w:history="1">
+        <w:hyperlink r:id="rId25" w:history="1">
           <w:r>
             <w:rPr>
               <w:rStyle w:val="Hyperlink"/>
@@ -3968,7 +3974,7 @@
           <w:sz w:val="24"/>
           <w:u w:val="single"/>
         </w:rPr>
-        <w:hyperlink r:id="rId26" w:history="1">
+        <w:hyperlink r:id="rId25" w:history="1">
           <w:r>
             <w:rPr>
               <w:rStyle w:val="Hyperlink"/>
@@ -3986,7 +3992,7 @@
           <w:sz w:val="24"/>
           <w:u w:val="single"/>
         </w:rPr>
-        <w:hyperlink r:id="rId26" w:history="1">
+        <w:hyperlink r:id="rId25" w:history="1">
           <w:r>
             <w:rPr>
               <w:rStyle w:val="Hyperlink"/>
@@ -4004,7 +4010,7 @@
           <w:sz w:val="24"/>
           <w:u w:val="single"/>
         </w:rPr>
-        <w:hyperlink r:id="rId26" w:history="1">
+        <w:hyperlink r:id="rId25" w:history="1">
           <w:r>
             <w:rPr>
               <w:rStyle w:val="Hyperlink"/>
@@ -4022,7 +4028,7 @@
           <w:sz w:val="24"/>
           <w:u w:val="single"/>
         </w:rPr>
-        <w:hyperlink r:id="rId26" w:history="1">
+        <w:hyperlink r:id="rId25" w:history="1">
           <w:r>
             <w:rPr>
               <w:rStyle w:val="Hyperlink"/>
@@ -4040,7 +4046,7 @@
           <w:sz w:val="24"/>
           <w:u w:val="single"/>
         </w:rPr>
-        <w:hyperlink r:id="rId26" w:history="1">
+        <w:hyperlink r:id="rId25" w:history="1">
           <w:r>
             <w:rPr>
               <w:rStyle w:val="Hyperlink"/>
@@ -4058,7 +4064,7 @@
           <w:sz w:val="24"/>
           <w:u w:val="single"/>
         </w:rPr>
-        <w:hyperlink r:id="rId26" w:history="1">
+        <w:hyperlink r:id="rId25" w:history="1">
           <w:r>
             <w:rPr>
               <w:rStyle w:val="Hyperlink"/>
@@ -4076,7 +4082,7 @@
           <w:sz w:val="24"/>
           <w:u w:val="single"/>
         </w:rPr>
-        <w:hyperlink r:id="rId26" w:history="1">
+        <w:hyperlink r:id="rId25" w:history="1">
           <w:r>
             <w:rPr>
               <w:rStyle w:val="Hyperlink"/>
@@ -4094,7 +4100,7 @@
           <w:sz w:val="24"/>
           <w:u w:val="single"/>
         </w:rPr>
-        <w:hyperlink r:id="rId26" w:history="1">
+        <w:hyperlink r:id="rId25" w:history="1">
           <w:r>
             <w:rPr>
               <w:rStyle w:val="Hyperlink"/>
@@ -4110,8 +4116,9 @@
           <w:i w:val="0"/>
           <w:color w:val="0000FF"/>
           <w:sz w:val="24"/>
-        </w:rPr>
-        <w:hyperlink r:id="rId26" w:history="1">
+          <w:u w:val="single"/>
+        </w:rPr>
+        <w:hyperlink r:id="rId25" w:history="1">
           <w:r>
             <w:rPr>
               <w:rStyle w:val="Hyperlink"/>
@@ -4129,7 +4136,7 @@
           <w:sz w:val="24"/>
           <w:u w:val="single"/>
         </w:rPr>
-        <w:hyperlink r:id="rId26" w:history="1">
+        <w:hyperlink r:id="rId25" w:history="1">
           <w:r>
             <w:rPr>
               <w:rStyle w:val="Hyperlink"/>
@@ -4147,7 +4154,7 @@
           <w:sz w:val="24"/>
           <w:u w:val="single"/>
         </w:rPr>
-        <w:hyperlink r:id="rId26" w:history="1">
+        <w:hyperlink r:id="rId25" w:history="1">
           <w:r>
             <w:rPr>
               <w:rStyle w:val="Hyperlink"/>
@@ -4307,7 +4314,7 @@
           <w:sz w:val="24"/>
           <w:u w:val="single"/>
         </w:rPr>
-        <w:hyperlink r:id="rId27" w:history="1">
+        <w:hyperlink r:id="rId26" w:history="1">
           <w:r>
             <w:rPr>
               <w:rStyle w:val="Hyperlink"/>
@@ -4325,7 +4332,7 @@
           <w:sz w:val="24"/>
           <w:u w:val="single"/>
         </w:rPr>
-        <w:hyperlink r:id="rId27" w:history="1">
+        <w:hyperlink r:id="rId26" w:history="1">
           <w:r>
             <w:rPr>
               <w:rStyle w:val="Hyperlink"/>
@@ -4343,7 +4350,7 @@
           <w:sz w:val="24"/>
           <w:u w:val="single"/>
         </w:rPr>
-        <w:hyperlink r:id="rId27" w:history="1">
+        <w:hyperlink r:id="rId26" w:history="1">
           <w:r>
             <w:rPr>
               <w:rStyle w:val="Hyperlink"/>
@@ -4361,7 +4368,7 @@
           <w:sz w:val="24"/>
           <w:u w:val="single"/>
         </w:rPr>
-        <w:hyperlink r:id="rId27" w:history="1">
+        <w:hyperlink r:id="rId26" w:history="1">
           <w:r>
             <w:rPr>
               <w:rStyle w:val="Hyperlink"/>
@@ -4379,7 +4386,7 @@
           <w:sz w:val="24"/>
           <w:u w:val="single"/>
         </w:rPr>
-        <w:hyperlink r:id="rId27" w:history="1">
+        <w:hyperlink r:id="rId26" w:history="1">
           <w:r>
             <w:rPr>
               <w:rStyle w:val="Hyperlink"/>
@@ -4397,7 +4404,7 @@
           <w:sz w:val="24"/>
           <w:u w:val="single"/>
         </w:rPr>
-        <w:hyperlink r:id="rId27" w:history="1">
+        <w:hyperlink r:id="rId26" w:history="1">
           <w:r>
             <w:rPr>
               <w:rStyle w:val="Hyperlink"/>
@@ -4415,7 +4422,7 @@
           <w:sz w:val="24"/>
           <w:u w:val="single"/>
         </w:rPr>
-        <w:hyperlink r:id="rId27" w:history="1">
+        <w:hyperlink r:id="rId26" w:history="1">
           <w:r>
             <w:rPr>
               <w:rStyle w:val="Hyperlink"/>
@@ -4433,7 +4440,7 @@
           <w:sz w:val="24"/>
           <w:u w:val="single"/>
         </w:rPr>
-        <w:hyperlink r:id="rId27" w:history="1">
+        <w:hyperlink r:id="rId26" w:history="1">
           <w:r>
             <w:rPr>
               <w:rStyle w:val="Hyperlink"/>
@@ -4451,7 +4458,7 @@
           <w:sz w:val="24"/>
           <w:u w:val="single"/>
         </w:rPr>
-        <w:hyperlink r:id="rId27" w:history="1">
+        <w:hyperlink r:id="rId26" w:history="1">
           <w:r>
             <w:rPr>
               <w:rStyle w:val="Hyperlink"/>
@@ -4469,7 +4476,7 @@
           <w:sz w:val="24"/>
           <w:u w:val="single"/>
         </w:rPr>
-        <w:hyperlink r:id="rId27" w:history="1">
+        <w:hyperlink r:id="rId26" w:history="1">
           <w:r>
             <w:rPr>
               <w:rStyle w:val="Hyperlink"/>
@@ -4487,7 +4494,7 @@
           <w:sz w:val="24"/>
           <w:u w:val="single"/>
         </w:rPr>
-        <w:hyperlink r:id="rId27" w:history="1">
+        <w:hyperlink r:id="rId26" w:history="1">
           <w:r>
             <w:rPr>
               <w:rStyle w:val="Hyperlink"/>
@@ -4505,7 +4512,7 @@
           <w:sz w:val="24"/>
           <w:u w:val="single"/>
         </w:rPr>
-        <w:hyperlink r:id="rId27" w:history="1">
+        <w:hyperlink r:id="rId26" w:history="1">
           <w:r>
             <w:rPr>
               <w:rStyle w:val="Hyperlink"/>
@@ -4523,7 +4530,7 @@
           <w:sz w:val="24"/>
           <w:u w:val="single"/>
         </w:rPr>
-        <w:hyperlink r:id="rId27" w:history="1">
+        <w:hyperlink r:id="rId26" w:history="1">
           <w:r>
             <w:rPr>
               <w:rStyle w:val="Hyperlink"/>
@@ -4541,7 +4548,7 @@
           <w:sz w:val="24"/>
           <w:u w:val="single"/>
         </w:rPr>
-        <w:hyperlink r:id="rId27" w:history="1">
+        <w:hyperlink r:id="rId26" w:history="1">
           <w:r>
             <w:rPr>
               <w:rStyle w:val="Hyperlink"/>
@@ -4559,7 +4566,7 @@
           <w:sz w:val="24"/>
           <w:u w:val="single"/>
         </w:rPr>
-        <w:hyperlink r:id="rId27" w:history="1">
+        <w:hyperlink r:id="rId26" w:history="1">
           <w:r>
             <w:rPr>
               <w:rStyle w:val="Hyperlink"/>
@@ -4720,7 +4727,7 @@
           <w:sz w:val="24"/>
           <w:u w:val="single"/>
         </w:rPr>
-        <w:hyperlink r:id="rId28" w:history="1">
+        <w:hyperlink r:id="rId27" w:history="1">
           <w:r>
             <w:rPr>
               <w:rStyle w:val="Hyperlink"/>
@@ -4738,7 +4745,7 @@
           <w:sz w:val="24"/>
           <w:u w:val="single"/>
         </w:rPr>
-        <w:hyperlink r:id="rId28" w:history="1">
+        <w:hyperlink r:id="rId27" w:history="1">
           <w:r>
             <w:rPr>
               <w:rStyle w:val="Hyperlink"/>
@@ -4756,7 +4763,7 @@
           <w:sz w:val="24"/>
           <w:u w:val="single"/>
         </w:rPr>
-        <w:hyperlink r:id="rId28" w:history="1">
+        <w:hyperlink r:id="rId27" w:history="1">
           <w:r>
             <w:rPr>
               <w:rStyle w:val="Hyperlink"/>
@@ -4774,7 +4781,7 @@
           <w:sz w:val="24"/>
           <w:u w:val="single"/>
         </w:rPr>
-        <w:hyperlink r:id="rId28" w:history="1">
+        <w:hyperlink r:id="rId27" w:history="1">
           <w:r>
             <w:rPr>
               <w:rStyle w:val="Hyperlink"/>
@@ -4792,7 +4799,7 @@
           <w:sz w:val="24"/>
           <w:u w:val="single"/>
         </w:rPr>
-        <w:hyperlink r:id="rId28" w:history="1">
+        <w:hyperlink r:id="rId27" w:history="1">
           <w:r>
             <w:rPr>
               <w:rStyle w:val="Hyperlink"/>
@@ -4813,7 +4820,7 @@
           <w:sz w:val="24"/>
           <w:u w:val="single"/>
         </w:rPr>
-        <w:hyperlink r:id="rId28" w:history="1">
+        <w:hyperlink r:id="rId27" w:history="1">
           <w:r>
             <w:rPr>
               <w:rStyle w:val="Hyperlink"/>
@@ -4831,7 +4838,7 @@
           <w:sz w:val="24"/>
           <w:u w:val="single"/>
         </w:rPr>
-        <w:hyperlink r:id="rId28" w:history="1">
+        <w:hyperlink r:id="rId27" w:history="1">
           <w:r>
             <w:rPr>
               <w:rStyle w:val="Hyperlink"/>
@@ -4849,7 +4856,7 @@
           <w:sz w:val="24"/>
           <w:u w:val="single"/>
         </w:rPr>
-        <w:hyperlink r:id="rId28" w:history="1">
+        <w:hyperlink r:id="rId27" w:history="1">
           <w:r>
             <w:rPr>
               <w:rStyle w:val="Hyperlink"/>
@@ -4867,7 +4874,7 @@
           <w:sz w:val="24"/>
           <w:u w:val="single"/>
         </w:rPr>
-        <w:hyperlink r:id="rId28" w:history="1">
+        <w:hyperlink r:id="rId27" w:history="1">
           <w:r>
             <w:rPr>
               <w:rStyle w:val="Hyperlink"/>
@@ -4885,7 +4892,7 @@
           <w:sz w:val="24"/>
           <w:u w:val="single"/>
         </w:rPr>
-        <w:hyperlink r:id="rId28" w:history="1">
+        <w:hyperlink r:id="rId27" w:history="1">
           <w:r>
             <w:rPr>
               <w:rStyle w:val="Hyperlink"/>
@@ -5036,7 +5043,7 @@
           <w:sz w:val="24"/>
           <w:u w:val="single"/>
         </w:rPr>
-        <w:hyperlink r:id="rId29" w:history="1">
+        <w:hyperlink r:id="rId28" w:history="1">
           <w:r>
             <w:rPr>
               <w:rStyle w:val="Hyperlink"/>
@@ -5054,7 +5061,7 @@
           <w:sz w:val="24"/>
           <w:u w:val="single"/>
         </w:rPr>
-        <w:hyperlink r:id="rId29" w:history="1">
+        <w:hyperlink r:id="rId28" w:history="1">
           <w:r>
             <w:rPr>
               <w:rStyle w:val="Hyperlink"/>
@@ -5072,7 +5079,7 @@
           <w:sz w:val="24"/>
           <w:u w:val="single"/>
         </w:rPr>
-        <w:hyperlink r:id="rId29" w:history="1">
+        <w:hyperlink r:id="rId28" w:history="1">
           <w:r>
             <w:rPr>
               <w:rStyle w:val="Hyperlink"/>
@@ -5090,7 +5097,7 @@
           <w:sz w:val="24"/>
           <w:u w:val="single"/>
         </w:rPr>
-        <w:hyperlink r:id="rId29" w:history="1">
+        <w:hyperlink r:id="rId28" w:history="1">
           <w:r>
             <w:rPr>
               <w:rStyle w:val="Hyperlink"/>
@@ -5108,7 +5115,7 @@
           <w:sz w:val="24"/>
           <w:u w:val="single"/>
         </w:rPr>
-        <w:hyperlink r:id="rId29" w:history="1">
+        <w:hyperlink r:id="rId28" w:history="1">
           <w:r>
             <w:rPr>
               <w:rStyle w:val="Hyperlink"/>
@@ -5126,7 +5133,7 @@
           <w:sz w:val="24"/>
           <w:u w:val="single"/>
         </w:rPr>
-        <w:hyperlink r:id="rId29" w:history="1">
+        <w:hyperlink r:id="rId28" w:history="1">
           <w:r>
             <w:rPr>
               <w:rStyle w:val="Hyperlink"/>
@@ -5144,7 +5151,7 @@
           <w:sz w:val="24"/>
           <w:u w:val="single"/>
         </w:rPr>
-        <w:hyperlink r:id="rId29" w:history="1">
+        <w:hyperlink r:id="rId28" w:history="1">
           <w:r>
             <w:rPr>
               <w:rStyle w:val="Hyperlink"/>
@@ -5162,7 +5169,7 @@
           <w:sz w:val="24"/>
           <w:u w:val="single"/>
         </w:rPr>
-        <w:hyperlink r:id="rId29" w:history="1">
+        <w:hyperlink r:id="rId28" w:history="1">
           <w:r>
             <w:rPr>
               <w:rStyle w:val="Hyperlink"/>
@@ -5180,7 +5187,7 @@
           <w:sz w:val="24"/>
           <w:u w:val="single"/>
         </w:rPr>
-        <w:hyperlink r:id="rId29" w:history="1">
+        <w:hyperlink r:id="rId28" w:history="1">
           <w:r>
             <w:rPr>
               <w:rStyle w:val="Hyperlink"/>

--- a/EXPORTS/DOCX/published/niveau3/English/JustinusNassau.docx
+++ b/EXPORTS/DOCX/published/niveau3/English/JustinusNassau.docx
@@ -427,7 +427,7 @@
           <w:sz w:val="24"/>
           <w:u w:val="single"/>
         </w:rPr>
-        <w:hyperlink r:id="rId9" w:history="1">
+        <w:hyperlink r:id="rId10" w:history="1">
           <w:r>
             <w:rPr>
               <w:rStyle w:val="Hyperlink"/>
@@ -667,7 +667,7 @@
             <w:rPr>
               <w:rStyle w:val="Hyperlink"/>
             </w:rPr>
-            <w:t>Etnografis</w:t>
+            <w:t>Etnografisc</w:t>
           </w:r>
         </w:hyperlink>
       </w:r>
@@ -678,13 +678,36 @@
           <w:i w:val="0"/>
           <w:color w:val="0000FF"/>
           <w:sz w:val="24"/>
+          <w:u w:val="single"/>
+        </w:rPr>
+        <w:t>h</w:t>
+      </w:r>
+      <w:r>
+        <w:rPr>
+          <w:rFonts w:ascii="Charis SIL Regular" w:hAnsi="Charis SIL Regular" w:eastAsia="Charis SIL Regular"/>
+          <w:b w:val="0"/>
+          <w:i w:val="0"/>
+          <w:color w:val="0000FF"/>
+          <w:sz w:val="24"/>
+          <w:u w:val="single"/>
+        </w:rPr>
+        <w:t xml:space="preserve"> </w:t>
+      </w:r>
+      <w:r>
+        <w:rPr>
+          <w:rFonts w:ascii="Charis SIL Regular" w:hAnsi="Charis SIL Regular" w:eastAsia="Charis SIL Regular"/>
+          <w:b w:val="0"/>
+          <w:i w:val="0"/>
+          <w:color w:val="0000FF"/>
+          <w:sz w:val="24"/>
+          <w:u w:val="single"/>
         </w:rPr>
         <w:hyperlink r:id="rId11" w:history="1">
           <w:r>
             <w:rPr>
               <w:rStyle w:val="Hyperlink"/>
             </w:rPr>
-            <w:t>c</w:t>
+            <w:t>Museu</w:t>
           </w:r>
         </w:hyperlink>
       </w:r>
@@ -696,36 +719,7 @@
           <w:color w:val="0000FF"/>
           <w:sz w:val="24"/>
         </w:rPr>
-        <w:t>h</w:t>
-      </w:r>
-      <w:r>
-        <w:rPr>
-          <w:rFonts w:ascii="Charis SIL Regular" w:hAnsi="Charis SIL Regular" w:eastAsia="Charis SIL Regular"/>
-          <w:b w:val="0"/>
-          <w:i w:val="0"/>
-          <w:color w:val="0000FF"/>
-          <w:sz w:val="24"/>
-          <w:u w:val="single"/>
-        </w:rPr>
-        <w:t xml:space="preserve"> </w:t>
-      </w:r>
-      <w:r>
-        <w:rPr>
-          <w:rFonts w:ascii="Charis SIL Regular" w:hAnsi="Charis SIL Regular" w:eastAsia="Charis SIL Regular"/>
-          <w:b w:val="0"/>
-          <w:i w:val="0"/>
-          <w:color w:val="0000FF"/>
-          <w:sz w:val="24"/>
-          <w:u w:val="single"/>
-        </w:rPr>
-        <w:hyperlink r:id="rId11" w:history="1">
-          <w:r>
-            <w:rPr>
-              <w:rStyle w:val="Hyperlink"/>
-            </w:rPr>
-            <w:t>Museum</w:t>
-          </w:r>
-        </w:hyperlink>
+        <w:t>m</w:t>
       </w:r>
       <w:r>
         <w:rPr>
@@ -1436,13 +1430,22 @@
             <w:rPr>
               <w:rStyle w:val="Hyperlink"/>
             </w:rPr>
-            <w:t xml:space="preserve">acific to </w:t>
+            <w:t>acific to</w:t>
           </w:r>
         </w:hyperlink>
       </w:r>
       <w:r>
         <w:rPr>
-          <w:u w:val="single" w:color="0000ff"/>
+          <w:rFonts w:ascii="Charis SIL Regular" w:hAnsi="Charis SIL Regular" w:eastAsia="Charis SIL Regular"/>
+          <w:b w:val="0"/>
+          <w:i w:val="0"/>
+          <w:color w:val="000000"/>
+          <w:sz w:val="24"/>
+        </w:rPr>
+        <w:t xml:space="preserve"> </w:t>
+      </w:r>
+      <w:r>
+        <w:rPr>
           <w:rFonts w:ascii="Charis SIL Regular" w:hAnsi="Charis SIL Regular" w:eastAsia="Charis SIL Regular"/>
           <w:b w:val="0"/>
           <w:i w:val="0"/>
@@ -1489,13 +1492,24 @@
       </w:r>
       <w:r>
         <w:rPr>
+          <w:u w:val="single" w:color="0000ff"/>
           <w:rFonts w:ascii="Charis SIL Regular" w:hAnsi="Charis SIL Regular" w:eastAsia="Charis SIL Regular"/>
           <w:b w:val="0"/>
           <w:i w:val="0"/>
           <w:color w:val="000000"/>
           <w:sz w:val="24"/>
         </w:rPr>
-        <w:t xml:space="preserve">the Indonesian </w:t>
+        <w:t>t</w:t>
+      </w:r>
+      <w:r>
+        <w:rPr>
+          <w:rFonts w:ascii="Charis SIL Regular" w:hAnsi="Charis SIL Regular" w:eastAsia="Charis SIL Regular"/>
+          <w:b w:val="0"/>
+          <w:i w:val="0"/>
+          <w:color w:val="000000"/>
+          <w:sz w:val="24"/>
+        </w:rPr>
+        <w:t xml:space="preserve">he Indonesian </w:t>
       </w:r>
       <w:r>
         <w:rPr>
@@ -3420,13 +3434,21 @@
       </w:r>
       <w:r>
         <w:rPr>
+          <w:u w:val="single" w:color="0000ff"/>
           <w:rFonts w:ascii="Charis SIL Regular" w:hAnsi="Charis SIL Regular" w:eastAsia="Charis SIL Regular"/>
           <w:b w:val="0"/>
           <w:i w:val="0"/>
           <w:color w:val="000000"/>
           <w:sz w:val="24"/>
         </w:rPr>
-        <w:t xml:space="preserve">, </w:t>
+        <w:hyperlink r:id="rId21" w:history="1">
+          <w:r>
+            <w:rPr>
+              <w:rStyle w:val="Hyperlink"/>
+            </w:rPr>
+            <w:t xml:space="preserve">, </w:t>
+          </w:r>
+        </w:hyperlink>
       </w:r>
       <w:r>
         <w:rPr>
@@ -3466,7 +3488,7 @@
           <w:sz w:val="24"/>
           <w:u w:val="single"/>
         </w:rPr>
-        <w:hyperlink r:id="rId21" w:history="1">
+        <w:hyperlink r:id="rId23" w:history="1">
           <w:r>
             <w:rPr>
               <w:rStyle w:val="Hyperlink"/>
@@ -3484,7 +3506,7 @@
           <w:sz w:val="24"/>
           <w:u w:val="single"/>
         </w:rPr>
-        <w:hyperlink r:id="rId21" w:history="1">
+        <w:hyperlink r:id="rId23" w:history="1">
           <w:r>
             <w:rPr>
               <w:rStyle w:val="Hyperlink"/>
@@ -3592,7 +3614,7 @@
           <w:sz w:val="24"/>
           <w:u w:val="single"/>
         </w:rPr>
-        <w:hyperlink r:id="rId23" w:history="1">
+        <w:hyperlink r:id="rId24" w:history="1">
           <w:r>
             <w:rPr>
               <w:rStyle w:val="Hyperlink"/>
@@ -3610,7 +3632,7 @@
           <w:sz w:val="24"/>
           <w:u w:val="single"/>
         </w:rPr>
-        <w:hyperlink r:id="rId23" w:history="1">
+        <w:hyperlink r:id="rId24" w:history="1">
           <w:r>
             <w:rPr>
               <w:rStyle w:val="Hyperlink"/>
@@ -3628,7 +3650,7 @@
           <w:sz w:val="24"/>
           <w:u w:val="single"/>
         </w:rPr>
-        <w:hyperlink r:id="rId23" w:history="1">
+        <w:hyperlink r:id="rId24" w:history="1">
           <w:r>
             <w:rPr>
               <w:rStyle w:val="Hyperlink"/>
@@ -3646,7 +3668,7 @@
           <w:sz w:val="24"/>
           <w:u w:val="single"/>
         </w:rPr>
-        <w:hyperlink r:id="rId23" w:history="1">
+        <w:hyperlink r:id="rId24" w:history="1">
           <w:r>
             <w:rPr>
               <w:rStyle w:val="Hyperlink"/>
@@ -3674,7 +3696,7 @@
           <w:sz w:val="24"/>
           <w:u w:val="single"/>
         </w:rPr>
-        <w:hyperlink r:id="rId24" w:history="1">
+        <w:hyperlink r:id="rId25" w:history="1">
           <w:r>
             <w:rPr>
               <w:rStyle w:val="Hyperlink"/>
@@ -3710,7 +3732,7 @@
           <w:sz w:val="24"/>
           <w:u w:val="single"/>
         </w:rPr>
-        <w:hyperlink r:id="rId23" w:history="1">
+        <w:hyperlink r:id="rId24" w:history="1">
           <w:r>
             <w:rPr>
               <w:rStyle w:val="Hyperlink"/>
@@ -3848,7 +3870,7 @@
           <w:sz w:val="24"/>
           <w:u w:val="single"/>
         </w:rPr>
-        <w:hyperlink r:id="rId25" w:history="1">
+        <w:hyperlink r:id="rId26" w:history="1">
           <w:r>
             <w:rPr>
               <w:rStyle w:val="Hyperlink"/>
@@ -3866,7 +3888,7 @@
           <w:sz w:val="24"/>
           <w:u w:val="single"/>
         </w:rPr>
-        <w:hyperlink r:id="rId25" w:history="1">
+        <w:hyperlink r:id="rId26" w:history="1">
           <w:r>
             <w:rPr>
               <w:rStyle w:val="Hyperlink"/>
@@ -3884,7 +3906,7 @@
           <w:sz w:val="24"/>
           <w:u w:val="single"/>
         </w:rPr>
-        <w:hyperlink r:id="rId25" w:history="1">
+        <w:hyperlink r:id="rId26" w:history="1">
           <w:r>
             <w:rPr>
               <w:rStyle w:val="Hyperlink"/>
@@ -3902,7 +3924,7 @@
           <w:sz w:val="24"/>
           <w:u w:val="single"/>
         </w:rPr>
-        <w:hyperlink r:id="rId25" w:history="1">
+        <w:hyperlink r:id="rId26" w:history="1">
           <w:r>
             <w:rPr>
               <w:rStyle w:val="Hyperlink"/>
@@ -3920,7 +3942,7 @@
           <w:sz w:val="24"/>
           <w:u w:val="single"/>
         </w:rPr>
-        <w:hyperlink r:id="rId25" w:history="1">
+        <w:hyperlink r:id="rId26" w:history="1">
           <w:r>
             <w:rPr>
               <w:rStyle w:val="Hyperlink"/>
@@ -3938,7 +3960,7 @@
           <w:sz w:val="24"/>
           <w:u w:val="single"/>
         </w:rPr>
-        <w:hyperlink r:id="rId25" w:history="1">
+        <w:hyperlink r:id="rId26" w:history="1">
           <w:r>
             <w:rPr>
               <w:rStyle w:val="Hyperlink"/>
@@ -3956,7 +3978,7 @@
           <w:sz w:val="24"/>
           <w:u w:val="single"/>
         </w:rPr>
-        <w:hyperlink r:id="rId25" w:history="1">
+        <w:hyperlink r:id="rId26" w:history="1">
           <w:r>
             <w:rPr>
               <w:rStyle w:val="Hyperlink"/>
@@ -3974,7 +3996,7 @@
           <w:sz w:val="24"/>
           <w:u w:val="single"/>
         </w:rPr>
-        <w:hyperlink r:id="rId25" w:history="1">
+        <w:hyperlink r:id="rId26" w:history="1">
           <w:r>
             <w:rPr>
               <w:rStyle w:val="Hyperlink"/>
@@ -3992,7 +4014,7 @@
           <w:sz w:val="24"/>
           <w:u w:val="single"/>
         </w:rPr>
-        <w:hyperlink r:id="rId25" w:history="1">
+        <w:hyperlink r:id="rId26" w:history="1">
           <w:r>
             <w:rPr>
               <w:rStyle w:val="Hyperlink"/>
@@ -4010,7 +4032,7 @@
           <w:sz w:val="24"/>
           <w:u w:val="single"/>
         </w:rPr>
-        <w:hyperlink r:id="rId25" w:history="1">
+        <w:hyperlink r:id="rId26" w:history="1">
           <w:r>
             <w:rPr>
               <w:rStyle w:val="Hyperlink"/>
@@ -4028,7 +4050,7 @@
           <w:sz w:val="24"/>
           <w:u w:val="single"/>
         </w:rPr>
-        <w:hyperlink r:id="rId25" w:history="1">
+        <w:hyperlink r:id="rId26" w:history="1">
           <w:r>
             <w:rPr>
               <w:rStyle w:val="Hyperlink"/>
@@ -4046,7 +4068,7 @@
           <w:sz w:val="24"/>
           <w:u w:val="single"/>
         </w:rPr>
-        <w:hyperlink r:id="rId25" w:history="1">
+        <w:hyperlink r:id="rId26" w:history="1">
           <w:r>
             <w:rPr>
               <w:rStyle w:val="Hyperlink"/>
@@ -4064,7 +4086,7 @@
           <w:sz w:val="24"/>
           <w:u w:val="single"/>
         </w:rPr>
-        <w:hyperlink r:id="rId25" w:history="1">
+        <w:hyperlink r:id="rId26" w:history="1">
           <w:r>
             <w:rPr>
               <w:rStyle w:val="Hyperlink"/>
@@ -4082,7 +4104,7 @@
           <w:sz w:val="24"/>
           <w:u w:val="single"/>
         </w:rPr>
-        <w:hyperlink r:id="rId25" w:history="1">
+        <w:hyperlink r:id="rId26" w:history="1">
           <w:r>
             <w:rPr>
               <w:rStyle w:val="Hyperlink"/>
@@ -4100,7 +4122,7 @@
           <w:sz w:val="24"/>
           <w:u w:val="single"/>
         </w:rPr>
-        <w:hyperlink r:id="rId25" w:history="1">
+        <w:hyperlink r:id="rId26" w:history="1">
           <w:r>
             <w:rPr>
               <w:rStyle w:val="Hyperlink"/>
@@ -4118,14 +4140,7 @@
           <w:sz w:val="24"/>
           <w:u w:val="single"/>
         </w:rPr>
-        <w:hyperlink r:id="rId25" w:history="1">
-          <w:r>
-            <w:rPr>
-              <w:rStyle w:val="Hyperlink"/>
-            </w:rPr>
-            <w:t>w</w:t>
-          </w:r>
-        </w:hyperlink>
+        <w:t>w</w:t>
       </w:r>
       <w:r>
         <w:rPr>
@@ -4136,7 +4151,7 @@
           <w:sz w:val="24"/>
           <w:u w:val="single"/>
         </w:rPr>
-        <w:hyperlink r:id="rId25" w:history="1">
+        <w:hyperlink r:id="rId26" w:history="1">
           <w:r>
             <w:rPr>
               <w:rStyle w:val="Hyperlink"/>
@@ -4154,7 +4169,7 @@
           <w:sz w:val="24"/>
           <w:u w:val="single"/>
         </w:rPr>
-        <w:hyperlink r:id="rId25" w:history="1">
+        <w:hyperlink r:id="rId26" w:history="1">
           <w:r>
             <w:rPr>
               <w:rStyle w:val="Hyperlink"/>
@@ -4314,7 +4329,7 @@
           <w:sz w:val="24"/>
           <w:u w:val="single"/>
         </w:rPr>
-        <w:hyperlink r:id="rId26" w:history="1">
+        <w:hyperlink r:id="rId27" w:history="1">
           <w:r>
             <w:rPr>
               <w:rStyle w:val="Hyperlink"/>
@@ -4332,7 +4347,7 @@
           <w:sz w:val="24"/>
           <w:u w:val="single"/>
         </w:rPr>
-        <w:hyperlink r:id="rId26" w:history="1">
+        <w:hyperlink r:id="rId27" w:history="1">
           <w:r>
             <w:rPr>
               <w:rStyle w:val="Hyperlink"/>
@@ -4350,7 +4365,7 @@
           <w:sz w:val="24"/>
           <w:u w:val="single"/>
         </w:rPr>
-        <w:hyperlink r:id="rId26" w:history="1">
+        <w:hyperlink r:id="rId27" w:history="1">
           <w:r>
             <w:rPr>
               <w:rStyle w:val="Hyperlink"/>
@@ -4368,7 +4383,7 @@
           <w:sz w:val="24"/>
           <w:u w:val="single"/>
         </w:rPr>
-        <w:hyperlink r:id="rId26" w:history="1">
+        <w:hyperlink r:id="rId27" w:history="1">
           <w:r>
             <w:rPr>
               <w:rStyle w:val="Hyperlink"/>
@@ -4386,7 +4401,7 @@
           <w:sz w:val="24"/>
           <w:u w:val="single"/>
         </w:rPr>
-        <w:hyperlink r:id="rId26" w:history="1">
+        <w:hyperlink r:id="rId27" w:history="1">
           <w:r>
             <w:rPr>
               <w:rStyle w:val="Hyperlink"/>
@@ -4404,7 +4419,7 @@
           <w:sz w:val="24"/>
           <w:u w:val="single"/>
         </w:rPr>
-        <w:hyperlink r:id="rId26" w:history="1">
+        <w:hyperlink r:id="rId27" w:history="1">
           <w:r>
             <w:rPr>
               <w:rStyle w:val="Hyperlink"/>
@@ -4422,7 +4437,7 @@
           <w:sz w:val="24"/>
           <w:u w:val="single"/>
         </w:rPr>
-        <w:hyperlink r:id="rId26" w:history="1">
+        <w:hyperlink r:id="rId27" w:history="1">
           <w:r>
             <w:rPr>
               <w:rStyle w:val="Hyperlink"/>
@@ -4440,7 +4455,7 @@
           <w:sz w:val="24"/>
           <w:u w:val="single"/>
         </w:rPr>
-        <w:hyperlink r:id="rId26" w:history="1">
+        <w:hyperlink r:id="rId27" w:history="1">
           <w:r>
             <w:rPr>
               <w:rStyle w:val="Hyperlink"/>
@@ -4458,7 +4473,7 @@
           <w:sz w:val="24"/>
           <w:u w:val="single"/>
         </w:rPr>
-        <w:hyperlink r:id="rId26" w:history="1">
+        <w:hyperlink r:id="rId27" w:history="1">
           <w:r>
             <w:rPr>
               <w:rStyle w:val="Hyperlink"/>
@@ -4476,7 +4491,7 @@
           <w:sz w:val="24"/>
           <w:u w:val="single"/>
         </w:rPr>
-        <w:hyperlink r:id="rId26" w:history="1">
+        <w:hyperlink r:id="rId27" w:history="1">
           <w:r>
             <w:rPr>
               <w:rStyle w:val="Hyperlink"/>
@@ -4494,7 +4509,7 @@
           <w:sz w:val="24"/>
           <w:u w:val="single"/>
         </w:rPr>
-        <w:hyperlink r:id="rId26" w:history="1">
+        <w:hyperlink r:id="rId27" w:history="1">
           <w:r>
             <w:rPr>
               <w:rStyle w:val="Hyperlink"/>
@@ -4512,7 +4527,7 @@
           <w:sz w:val="24"/>
           <w:u w:val="single"/>
         </w:rPr>
-        <w:hyperlink r:id="rId26" w:history="1">
+        <w:hyperlink r:id="rId27" w:history="1">
           <w:r>
             <w:rPr>
               <w:rStyle w:val="Hyperlink"/>
@@ -4530,7 +4545,7 @@
           <w:sz w:val="24"/>
           <w:u w:val="single"/>
         </w:rPr>
-        <w:hyperlink r:id="rId26" w:history="1">
+        <w:hyperlink r:id="rId27" w:history="1">
           <w:r>
             <w:rPr>
               <w:rStyle w:val="Hyperlink"/>
@@ -4548,7 +4563,7 @@
           <w:sz w:val="24"/>
           <w:u w:val="single"/>
         </w:rPr>
-        <w:hyperlink r:id="rId26" w:history="1">
+        <w:hyperlink r:id="rId27" w:history="1">
           <w:r>
             <w:rPr>
               <w:rStyle w:val="Hyperlink"/>
@@ -4566,7 +4581,7 @@
           <w:sz w:val="24"/>
           <w:u w:val="single"/>
         </w:rPr>
-        <w:hyperlink r:id="rId26" w:history="1">
+        <w:hyperlink r:id="rId27" w:history="1">
           <w:r>
             <w:rPr>
               <w:rStyle w:val="Hyperlink"/>
@@ -4727,7 +4742,7 @@
           <w:sz w:val="24"/>
           <w:u w:val="single"/>
         </w:rPr>
-        <w:hyperlink r:id="rId27" w:history="1">
+        <w:hyperlink r:id="rId28" w:history="1">
           <w:r>
             <w:rPr>
               <w:rStyle w:val="Hyperlink"/>
@@ -4745,7 +4760,7 @@
           <w:sz w:val="24"/>
           <w:u w:val="single"/>
         </w:rPr>
-        <w:hyperlink r:id="rId27" w:history="1">
+        <w:hyperlink r:id="rId28" w:history="1">
           <w:r>
             <w:rPr>
               <w:rStyle w:val="Hyperlink"/>
@@ -4763,7 +4778,7 @@
           <w:sz w:val="24"/>
           <w:u w:val="single"/>
         </w:rPr>
-        <w:hyperlink r:id="rId27" w:history="1">
+        <w:hyperlink r:id="rId28" w:history="1">
           <w:r>
             <w:rPr>
               <w:rStyle w:val="Hyperlink"/>
@@ -4781,7 +4796,7 @@
           <w:sz w:val="24"/>
           <w:u w:val="single"/>
         </w:rPr>
-        <w:hyperlink r:id="rId27" w:history="1">
+        <w:hyperlink r:id="rId28" w:history="1">
           <w:r>
             <w:rPr>
               <w:rStyle w:val="Hyperlink"/>
@@ -4799,7 +4814,7 @@
           <w:sz w:val="24"/>
           <w:u w:val="single"/>
         </w:rPr>
-        <w:hyperlink r:id="rId27" w:history="1">
+        <w:hyperlink r:id="rId28" w:history="1">
           <w:r>
             <w:rPr>
               <w:rStyle w:val="Hyperlink"/>
@@ -4820,7 +4835,7 @@
           <w:sz w:val="24"/>
           <w:u w:val="single"/>
         </w:rPr>
-        <w:hyperlink r:id="rId27" w:history="1">
+        <w:hyperlink r:id="rId28" w:history="1">
           <w:r>
             <w:rPr>
               <w:rStyle w:val="Hyperlink"/>
@@ -4838,7 +4853,7 @@
           <w:sz w:val="24"/>
           <w:u w:val="single"/>
         </w:rPr>
-        <w:hyperlink r:id="rId27" w:history="1">
+        <w:hyperlink r:id="rId28" w:history="1">
           <w:r>
             <w:rPr>
               <w:rStyle w:val="Hyperlink"/>
@@ -4856,7 +4871,7 @@
           <w:sz w:val="24"/>
           <w:u w:val="single"/>
         </w:rPr>
-        <w:hyperlink r:id="rId27" w:history="1">
+        <w:hyperlink r:id="rId28" w:history="1">
           <w:r>
             <w:rPr>
               <w:rStyle w:val="Hyperlink"/>
@@ -4874,7 +4889,7 @@
           <w:sz w:val="24"/>
           <w:u w:val="single"/>
         </w:rPr>
-        <w:hyperlink r:id="rId27" w:history="1">
+        <w:hyperlink r:id="rId28" w:history="1">
           <w:r>
             <w:rPr>
               <w:rStyle w:val="Hyperlink"/>
@@ -4892,7 +4907,7 @@
           <w:sz w:val="24"/>
           <w:u w:val="single"/>
         </w:rPr>
-        <w:hyperlink r:id="rId27" w:history="1">
+        <w:hyperlink r:id="rId28" w:history="1">
           <w:r>
             <w:rPr>
               <w:rStyle w:val="Hyperlink"/>
@@ -5043,7 +5058,7 @@
           <w:sz w:val="24"/>
           <w:u w:val="single"/>
         </w:rPr>
-        <w:hyperlink r:id="rId28" w:history="1">
+        <w:hyperlink r:id="rId29" w:history="1">
           <w:r>
             <w:rPr>
               <w:rStyle w:val="Hyperlink"/>
@@ -5061,7 +5076,7 @@
           <w:sz w:val="24"/>
           <w:u w:val="single"/>
         </w:rPr>
-        <w:hyperlink r:id="rId28" w:history="1">
+        <w:hyperlink r:id="rId29" w:history="1">
           <w:r>
             <w:rPr>
               <w:rStyle w:val="Hyperlink"/>
@@ -5079,7 +5094,7 @@
           <w:sz w:val="24"/>
           <w:u w:val="single"/>
         </w:rPr>
-        <w:hyperlink r:id="rId28" w:history="1">
+        <w:hyperlink r:id="rId29" w:history="1">
           <w:r>
             <w:rPr>
               <w:rStyle w:val="Hyperlink"/>
@@ -5097,7 +5112,7 @@
           <w:sz w:val="24"/>
           <w:u w:val="single"/>
         </w:rPr>
-        <w:hyperlink r:id="rId28" w:history="1">
+        <w:hyperlink r:id="rId29" w:history="1">
           <w:r>
             <w:rPr>
               <w:rStyle w:val="Hyperlink"/>
@@ -5115,7 +5130,7 @@
           <w:sz w:val="24"/>
           <w:u w:val="single"/>
         </w:rPr>
-        <w:hyperlink r:id="rId28" w:history="1">
+        <w:hyperlink r:id="rId29" w:history="1">
           <w:r>
             <w:rPr>
               <w:rStyle w:val="Hyperlink"/>
@@ -5133,7 +5148,7 @@
           <w:sz w:val="24"/>
           <w:u w:val="single"/>
         </w:rPr>
-        <w:hyperlink r:id="rId28" w:history="1">
+        <w:hyperlink r:id="rId29" w:history="1">
           <w:r>
             <w:rPr>
               <w:rStyle w:val="Hyperlink"/>
@@ -5151,7 +5166,7 @@
           <w:sz w:val="24"/>
           <w:u w:val="single"/>
         </w:rPr>
-        <w:hyperlink r:id="rId28" w:history="1">
+        <w:hyperlink r:id="rId29" w:history="1">
           <w:r>
             <w:rPr>
               <w:rStyle w:val="Hyperlink"/>
@@ -5169,7 +5184,7 @@
           <w:sz w:val="24"/>
           <w:u w:val="single"/>
         </w:rPr>
-        <w:hyperlink r:id="rId28" w:history="1">
+        <w:hyperlink r:id="rId29" w:history="1">
           <w:r>
             <w:rPr>
               <w:rStyle w:val="Hyperlink"/>
@@ -5187,7 +5202,7 @@
           <w:sz w:val="24"/>
           <w:u w:val="single"/>
         </w:rPr>
-        <w:hyperlink r:id="rId28" w:history="1">
+        <w:hyperlink r:id="rId29" w:history="1">
           <w:r>
             <w:rPr>
               <w:rStyle w:val="Hyperlink"/>

--- a/EXPORTS/DOCX/published/niveau3/English/JustinusNassau.docx
+++ b/EXPORTS/DOCX/published/niveau3/English/JustinusNassau.docx
@@ -380,25 +380,7 @@
           <w:sz w:val="24"/>
           <w:u w:val="single"/>
         </w:rPr>
-        <w:hyperlink r:id="rId10" w:history="1">
-          <w:r>
-            <w:rPr>
-              <w:rStyle w:val="Hyperlink"/>
-            </w:rPr>
-            <w:t>Royal</w:t>
-          </w:r>
-        </w:hyperlink>
-      </w:r>
-      <w:r>
-        <w:rPr>
-          <w:rFonts w:ascii="Charis SIL Regular" w:hAnsi="Charis SIL Regular" w:eastAsia="Charis SIL Regular"/>
-          <w:b w:val="0"/>
-          <w:i w:val="0"/>
-          <w:color w:val="0000FF"/>
-          <w:sz w:val="24"/>
-          <w:u w:val="single"/>
-        </w:rPr>
-        <w:t xml:space="preserve"> </w:t>
+        <w:t xml:space="preserve">Royal </w:t>
       </w:r>
       <w:r>
         <w:rPr>
@@ -667,7 +649,7 @@
             <w:rPr>
               <w:rStyle w:val="Hyperlink"/>
             </w:rPr>
-            <w:t>Etnografisc</w:t>
+            <w:t>Etnografis</w:t>
           </w:r>
         </w:hyperlink>
       </w:r>
@@ -678,36 +660,13 @@
           <w:i w:val="0"/>
           <w:color w:val="0000FF"/>
           <w:sz w:val="24"/>
-          <w:u w:val="single"/>
-        </w:rPr>
-        <w:t>h</w:t>
-      </w:r>
-      <w:r>
-        <w:rPr>
-          <w:rFonts w:ascii="Charis SIL Regular" w:hAnsi="Charis SIL Regular" w:eastAsia="Charis SIL Regular"/>
-          <w:b w:val="0"/>
-          <w:i w:val="0"/>
-          <w:color w:val="0000FF"/>
-          <w:sz w:val="24"/>
-          <w:u w:val="single"/>
-        </w:rPr>
-        <w:t xml:space="preserve"> </w:t>
-      </w:r>
-      <w:r>
-        <w:rPr>
-          <w:rFonts w:ascii="Charis SIL Regular" w:hAnsi="Charis SIL Regular" w:eastAsia="Charis SIL Regular"/>
-          <w:b w:val="0"/>
-          <w:i w:val="0"/>
-          <w:color w:val="0000FF"/>
-          <w:sz w:val="24"/>
-          <w:u w:val="single"/>
         </w:rPr>
         <w:hyperlink r:id="rId11" w:history="1">
           <w:r>
             <w:rPr>
               <w:rStyle w:val="Hyperlink"/>
             </w:rPr>
-            <w:t>Museu</w:t>
+            <w:t>c</w:t>
           </w:r>
         </w:hyperlink>
       </w:r>
@@ -719,7 +678,36 @@
           <w:color w:val="0000FF"/>
           <w:sz w:val="24"/>
         </w:rPr>
-        <w:t>m</w:t>
+        <w:t>h</w:t>
+      </w:r>
+      <w:r>
+        <w:rPr>
+          <w:rFonts w:ascii="Charis SIL Regular" w:hAnsi="Charis SIL Regular" w:eastAsia="Charis SIL Regular"/>
+          <w:b w:val="0"/>
+          <w:i w:val="0"/>
+          <w:color w:val="0000FF"/>
+          <w:sz w:val="24"/>
+          <w:u w:val="single"/>
+        </w:rPr>
+        <w:t xml:space="preserve"> </w:t>
+      </w:r>
+      <w:r>
+        <w:rPr>
+          <w:rFonts w:ascii="Charis SIL Regular" w:hAnsi="Charis SIL Regular" w:eastAsia="Charis SIL Regular"/>
+          <w:b w:val="0"/>
+          <w:i w:val="0"/>
+          <w:color w:val="0000FF"/>
+          <w:sz w:val="24"/>
+          <w:u w:val="single"/>
+        </w:rPr>
+        <w:hyperlink r:id="rId11" w:history="1">
+          <w:r>
+            <w:rPr>
+              <w:rStyle w:val="Hyperlink"/>
+            </w:rPr>
+            <w:t>Museum</w:t>
+          </w:r>
+        </w:hyperlink>
       </w:r>
       <w:r>
         <w:rPr>
@@ -4138,7 +4126,6 @@
           <w:i w:val="0"/>
           <w:color w:val="0000FF"/>
           <w:sz w:val="24"/>
-          <w:u w:val="single"/>
         </w:rPr>
         <w:t>w</w:t>
       </w:r>

--- a/EXPORTS/DOCX/published/niveau3/English/JustinusNassau.docx
+++ b/EXPORTS/DOCX/published/niveau3/English/JustinusNassau.docx
@@ -380,7 +380,25 @@
           <w:sz w:val="24"/>
           <w:u w:val="single"/>
         </w:rPr>
-        <w:t xml:space="preserve">Royal </w:t>
+        <w:hyperlink r:id="rId9" w:history="1">
+          <w:r>
+            <w:rPr>
+              <w:rStyle w:val="Hyperlink"/>
+            </w:rPr>
+            <w:t>Royal</w:t>
+          </w:r>
+        </w:hyperlink>
+      </w:r>
+      <w:r>
+        <w:rPr>
+          <w:rFonts w:ascii="Charis SIL Regular" w:hAnsi="Charis SIL Regular" w:eastAsia="Charis SIL Regular"/>
+          <w:b w:val="0"/>
+          <w:i w:val="0"/>
+          <w:color w:val="0000FF"/>
+          <w:sz w:val="24"/>
+          <w:u w:val="single"/>
+        </w:rPr>
+        <w:t xml:space="preserve"> </w:t>
       </w:r>
       <w:r>
         <w:rPr>
@@ -438,7 +456,7 @@
           <w:sz w:val="24"/>
           <w:u w:val="single"/>
         </w:rPr>
-        <w:hyperlink r:id="rId9" w:history="1">
+        <w:hyperlink r:id="rId10" w:history="1">
           <w:r>
             <w:rPr>
               <w:rStyle w:val="Hyperlink"/>
@@ -456,7 +474,7 @@
           <w:sz w:val="24"/>
           <w:u w:val="single"/>
         </w:rPr>
-        <w:hyperlink r:id="rId9" w:history="1">
+        <w:hyperlink r:id="rId10" w:history="1">
           <w:r>
             <w:rPr>
               <w:rStyle w:val="Hyperlink"/>
@@ -474,7 +492,7 @@
           <w:sz w:val="24"/>
           <w:u w:val="single"/>
         </w:rPr>
-        <w:hyperlink r:id="rId9" w:history="1">
+        <w:hyperlink r:id="rId10" w:history="1">
           <w:r>
             <w:rPr>
               <w:rStyle w:val="Hyperlink"/>
@@ -649,7 +667,7 @@
             <w:rPr>
               <w:rStyle w:val="Hyperlink"/>
             </w:rPr>
-            <w:t>Etnografis</w:t>
+            <w:t>Etnografisc</w:t>
           </w:r>
         </w:hyperlink>
       </w:r>
@@ -660,13 +678,36 @@
           <w:i w:val="0"/>
           <w:color w:val="0000FF"/>
           <w:sz w:val="24"/>
+          <w:u w:val="single"/>
+        </w:rPr>
+        <w:t>h</w:t>
+      </w:r>
+      <w:r>
+        <w:rPr>
+          <w:rFonts w:ascii="Charis SIL Regular" w:hAnsi="Charis SIL Regular" w:eastAsia="Charis SIL Regular"/>
+          <w:b w:val="0"/>
+          <w:i w:val="0"/>
+          <w:color w:val="0000FF"/>
+          <w:sz w:val="24"/>
+          <w:u w:val="single"/>
+        </w:rPr>
+        <w:t xml:space="preserve"> </w:t>
+      </w:r>
+      <w:r>
+        <w:rPr>
+          <w:rFonts w:ascii="Charis SIL Regular" w:hAnsi="Charis SIL Regular" w:eastAsia="Charis SIL Regular"/>
+          <w:b w:val="0"/>
+          <w:i w:val="0"/>
+          <w:color w:val="0000FF"/>
+          <w:sz w:val="24"/>
+          <w:u w:val="single"/>
         </w:rPr>
         <w:hyperlink r:id="rId11" w:history="1">
           <w:r>
             <w:rPr>
               <w:rStyle w:val="Hyperlink"/>
             </w:rPr>
-            <w:t>c</w:t>
+            <w:t>Museu</w:t>
           </w:r>
         </w:hyperlink>
       </w:r>
@@ -678,36 +719,7 @@
           <w:color w:val="0000FF"/>
           <w:sz w:val="24"/>
         </w:rPr>
-        <w:t>h</w:t>
-      </w:r>
-      <w:r>
-        <w:rPr>
-          <w:rFonts w:ascii="Charis SIL Regular" w:hAnsi="Charis SIL Regular" w:eastAsia="Charis SIL Regular"/>
-          <w:b w:val="0"/>
-          <w:i w:val="0"/>
-          <w:color w:val="0000FF"/>
-          <w:sz w:val="24"/>
-          <w:u w:val="single"/>
-        </w:rPr>
-        <w:t xml:space="preserve"> </w:t>
-      </w:r>
-      <w:r>
-        <w:rPr>
-          <w:rFonts w:ascii="Charis SIL Regular" w:hAnsi="Charis SIL Regular" w:eastAsia="Charis SIL Regular"/>
-          <w:b w:val="0"/>
-          <w:i w:val="0"/>
-          <w:color w:val="0000FF"/>
-          <w:sz w:val="24"/>
-          <w:u w:val="single"/>
-        </w:rPr>
-        <w:hyperlink r:id="rId11" w:history="1">
-          <w:r>
-            <w:rPr>
-              <w:rStyle w:val="Hyperlink"/>
-            </w:rPr>
-            <w:t>Museum</w:t>
-          </w:r>
-        </w:hyperlink>
+        <w:t>m</w:t>
       </w:r>
       <w:r>
         <w:rPr>
@@ -3393,7 +3405,7 @@
           <w:sz w:val="24"/>
           <w:u w:val="single"/>
         </w:rPr>
-        <w:hyperlink r:id="rId21" w:history="1">
+        <w:hyperlink r:id="rId22" w:history="1">
           <w:r>
             <w:rPr>
               <w:rStyle w:val="Hyperlink"/>
@@ -3476,7 +3488,7 @@
           <w:sz w:val="24"/>
           <w:u w:val="single"/>
         </w:rPr>
-        <w:hyperlink r:id="rId23" w:history="1">
+        <w:hyperlink r:id="rId21" w:history="1">
           <w:r>
             <w:rPr>
               <w:rStyle w:val="Hyperlink"/>
@@ -3494,7 +3506,7 @@
           <w:sz w:val="24"/>
           <w:u w:val="single"/>
         </w:rPr>
-        <w:hyperlink r:id="rId23" w:history="1">
+        <w:hyperlink r:id="rId21" w:history="1">
           <w:r>
             <w:rPr>
               <w:rStyle w:val="Hyperlink"/>
@@ -3602,7 +3614,7 @@
           <w:sz w:val="24"/>
           <w:u w:val="single"/>
         </w:rPr>
-        <w:hyperlink r:id="rId24" w:history="1">
+        <w:hyperlink r:id="rId23" w:history="1">
           <w:r>
             <w:rPr>
               <w:rStyle w:val="Hyperlink"/>
@@ -3620,7 +3632,7 @@
           <w:sz w:val="24"/>
           <w:u w:val="single"/>
         </w:rPr>
-        <w:hyperlink r:id="rId24" w:history="1">
+        <w:hyperlink r:id="rId23" w:history="1">
           <w:r>
             <w:rPr>
               <w:rStyle w:val="Hyperlink"/>
@@ -3638,7 +3650,7 @@
           <w:sz w:val="24"/>
           <w:u w:val="single"/>
         </w:rPr>
-        <w:hyperlink r:id="rId24" w:history="1">
+        <w:hyperlink r:id="rId23" w:history="1">
           <w:r>
             <w:rPr>
               <w:rStyle w:val="Hyperlink"/>
@@ -3656,7 +3668,7 @@
           <w:sz w:val="24"/>
           <w:u w:val="single"/>
         </w:rPr>
-        <w:hyperlink r:id="rId24" w:history="1">
+        <w:hyperlink r:id="rId23" w:history="1">
           <w:r>
             <w:rPr>
               <w:rStyle w:val="Hyperlink"/>
@@ -3684,7 +3696,7 @@
           <w:sz w:val="24"/>
           <w:u w:val="single"/>
         </w:rPr>
-        <w:hyperlink r:id="rId25" w:history="1">
+        <w:hyperlink r:id="rId24" w:history="1">
           <w:r>
             <w:rPr>
               <w:rStyle w:val="Hyperlink"/>
@@ -3858,7 +3870,7 @@
           <w:sz w:val="24"/>
           <w:u w:val="single"/>
         </w:rPr>
-        <w:hyperlink r:id="rId26" w:history="1">
+        <w:hyperlink r:id="rId25" w:history="1">
           <w:r>
             <w:rPr>
               <w:rStyle w:val="Hyperlink"/>
@@ -3876,7 +3888,7 @@
           <w:sz w:val="24"/>
           <w:u w:val="single"/>
         </w:rPr>
-        <w:hyperlink r:id="rId26" w:history="1">
+        <w:hyperlink r:id="rId25" w:history="1">
           <w:r>
             <w:rPr>
               <w:rStyle w:val="Hyperlink"/>
@@ -3894,7 +3906,7 @@
           <w:sz w:val="24"/>
           <w:u w:val="single"/>
         </w:rPr>
-        <w:hyperlink r:id="rId26" w:history="1">
+        <w:hyperlink r:id="rId25" w:history="1">
           <w:r>
             <w:rPr>
               <w:rStyle w:val="Hyperlink"/>
@@ -3912,7 +3924,7 @@
           <w:sz w:val="24"/>
           <w:u w:val="single"/>
         </w:rPr>
-        <w:hyperlink r:id="rId26" w:history="1">
+        <w:hyperlink r:id="rId25" w:history="1">
           <w:r>
             <w:rPr>
               <w:rStyle w:val="Hyperlink"/>
@@ -3930,7 +3942,7 @@
           <w:sz w:val="24"/>
           <w:u w:val="single"/>
         </w:rPr>
-        <w:hyperlink r:id="rId26" w:history="1">
+        <w:hyperlink r:id="rId25" w:history="1">
           <w:r>
             <w:rPr>
               <w:rStyle w:val="Hyperlink"/>
@@ -3948,7 +3960,7 @@
           <w:sz w:val="24"/>
           <w:u w:val="single"/>
         </w:rPr>
-        <w:hyperlink r:id="rId26" w:history="1">
+        <w:hyperlink r:id="rId25" w:history="1">
           <w:r>
             <w:rPr>
               <w:rStyle w:val="Hyperlink"/>
@@ -3966,7 +3978,7 @@
           <w:sz w:val="24"/>
           <w:u w:val="single"/>
         </w:rPr>
-        <w:hyperlink r:id="rId26" w:history="1">
+        <w:hyperlink r:id="rId25" w:history="1">
           <w:r>
             <w:rPr>
               <w:rStyle w:val="Hyperlink"/>
@@ -3984,7 +3996,7 @@
           <w:sz w:val="24"/>
           <w:u w:val="single"/>
         </w:rPr>
-        <w:hyperlink r:id="rId26" w:history="1">
+        <w:hyperlink r:id="rId25" w:history="1">
           <w:r>
             <w:rPr>
               <w:rStyle w:val="Hyperlink"/>
@@ -4002,7 +4014,7 @@
           <w:sz w:val="24"/>
           <w:u w:val="single"/>
         </w:rPr>
-        <w:hyperlink r:id="rId26" w:history="1">
+        <w:hyperlink r:id="rId25" w:history="1">
           <w:r>
             <w:rPr>
               <w:rStyle w:val="Hyperlink"/>
@@ -4020,7 +4032,7 @@
           <w:sz w:val="24"/>
           <w:u w:val="single"/>
         </w:rPr>
-        <w:hyperlink r:id="rId26" w:history="1">
+        <w:hyperlink r:id="rId25" w:history="1">
           <w:r>
             <w:rPr>
               <w:rStyle w:val="Hyperlink"/>
@@ -4038,7 +4050,7 @@
           <w:sz w:val="24"/>
           <w:u w:val="single"/>
         </w:rPr>
-        <w:hyperlink r:id="rId26" w:history="1">
+        <w:hyperlink r:id="rId25" w:history="1">
           <w:r>
             <w:rPr>
               <w:rStyle w:val="Hyperlink"/>
@@ -4056,7 +4068,7 @@
           <w:sz w:val="24"/>
           <w:u w:val="single"/>
         </w:rPr>
-        <w:hyperlink r:id="rId26" w:history="1">
+        <w:hyperlink r:id="rId25" w:history="1">
           <w:r>
             <w:rPr>
               <w:rStyle w:val="Hyperlink"/>
@@ -4074,7 +4086,7 @@
           <w:sz w:val="24"/>
           <w:u w:val="single"/>
         </w:rPr>
-        <w:hyperlink r:id="rId26" w:history="1">
+        <w:hyperlink r:id="rId25" w:history="1">
           <w:r>
             <w:rPr>
               <w:rStyle w:val="Hyperlink"/>
@@ -4092,7 +4104,7 @@
           <w:sz w:val="24"/>
           <w:u w:val="single"/>
         </w:rPr>
-        <w:hyperlink r:id="rId26" w:history="1">
+        <w:hyperlink r:id="rId25" w:history="1">
           <w:r>
             <w:rPr>
               <w:rStyle w:val="Hyperlink"/>
@@ -4110,7 +4122,7 @@
           <w:sz w:val="24"/>
           <w:u w:val="single"/>
         </w:rPr>
-        <w:hyperlink r:id="rId26" w:history="1">
+        <w:hyperlink r:id="rId25" w:history="1">
           <w:r>
             <w:rPr>
               <w:rStyle w:val="Hyperlink"/>
@@ -4126,8 +4138,16 @@
           <w:i w:val="0"/>
           <w:color w:val="0000FF"/>
           <w:sz w:val="24"/>
-        </w:rPr>
-        <w:t>w</w:t>
+          <w:u w:val="single"/>
+        </w:rPr>
+        <w:hyperlink r:id="rId25" w:history="1">
+          <w:r>
+            <w:rPr>
+              <w:rStyle w:val="Hyperlink"/>
+            </w:rPr>
+            <w:t>w</w:t>
+          </w:r>
+        </w:hyperlink>
       </w:r>
       <w:r>
         <w:rPr>
@@ -4138,7 +4158,7 @@
           <w:sz w:val="24"/>
           <w:u w:val="single"/>
         </w:rPr>
-        <w:hyperlink r:id="rId26" w:history="1">
+        <w:hyperlink r:id="rId25" w:history="1">
           <w:r>
             <w:rPr>
               <w:rStyle w:val="Hyperlink"/>
@@ -4156,7 +4176,7 @@
           <w:sz w:val="24"/>
           <w:u w:val="single"/>
         </w:rPr>
-        <w:hyperlink r:id="rId26" w:history="1">
+        <w:hyperlink r:id="rId25" w:history="1">
           <w:r>
             <w:rPr>
               <w:rStyle w:val="Hyperlink"/>
@@ -4316,7 +4336,7 @@
           <w:sz w:val="24"/>
           <w:u w:val="single"/>
         </w:rPr>
-        <w:hyperlink r:id="rId27" w:history="1">
+        <w:hyperlink r:id="rId26" w:history="1">
           <w:r>
             <w:rPr>
               <w:rStyle w:val="Hyperlink"/>
@@ -4334,7 +4354,7 @@
           <w:sz w:val="24"/>
           <w:u w:val="single"/>
         </w:rPr>
-        <w:hyperlink r:id="rId27" w:history="1">
+        <w:hyperlink r:id="rId26" w:history="1">
           <w:r>
             <w:rPr>
               <w:rStyle w:val="Hyperlink"/>
@@ -4352,7 +4372,7 @@
           <w:sz w:val="24"/>
           <w:u w:val="single"/>
         </w:rPr>
-        <w:hyperlink r:id="rId27" w:history="1">
+        <w:hyperlink r:id="rId26" w:history="1">
           <w:r>
             <w:rPr>
               <w:rStyle w:val="Hyperlink"/>
@@ -4370,7 +4390,7 @@
           <w:sz w:val="24"/>
           <w:u w:val="single"/>
         </w:rPr>
-        <w:hyperlink r:id="rId27" w:history="1">
+        <w:hyperlink r:id="rId26" w:history="1">
           <w:r>
             <w:rPr>
               <w:rStyle w:val="Hyperlink"/>
@@ -4388,7 +4408,7 @@
           <w:sz w:val="24"/>
           <w:u w:val="single"/>
         </w:rPr>
-        <w:hyperlink r:id="rId27" w:history="1">
+        <w:hyperlink r:id="rId26" w:history="1">
           <w:r>
             <w:rPr>
               <w:rStyle w:val="Hyperlink"/>
@@ -4406,7 +4426,7 @@
           <w:sz w:val="24"/>
           <w:u w:val="single"/>
         </w:rPr>
-        <w:hyperlink r:id="rId27" w:history="1">
+        <w:hyperlink r:id="rId26" w:history="1">
           <w:r>
             <w:rPr>
               <w:rStyle w:val="Hyperlink"/>
@@ -4424,7 +4444,7 @@
           <w:sz w:val="24"/>
           <w:u w:val="single"/>
         </w:rPr>
-        <w:hyperlink r:id="rId27" w:history="1">
+        <w:hyperlink r:id="rId26" w:history="1">
           <w:r>
             <w:rPr>
               <w:rStyle w:val="Hyperlink"/>
@@ -4442,7 +4462,7 @@
           <w:sz w:val="24"/>
           <w:u w:val="single"/>
         </w:rPr>
-        <w:hyperlink r:id="rId27" w:history="1">
+        <w:hyperlink r:id="rId26" w:history="1">
           <w:r>
             <w:rPr>
               <w:rStyle w:val="Hyperlink"/>
@@ -4460,7 +4480,7 @@
           <w:sz w:val="24"/>
           <w:u w:val="single"/>
         </w:rPr>
-        <w:hyperlink r:id="rId27" w:history="1">
+        <w:hyperlink r:id="rId26" w:history="1">
           <w:r>
             <w:rPr>
               <w:rStyle w:val="Hyperlink"/>
@@ -4478,7 +4498,7 @@
           <w:sz w:val="24"/>
           <w:u w:val="single"/>
         </w:rPr>
-        <w:hyperlink r:id="rId27" w:history="1">
+        <w:hyperlink r:id="rId26" w:history="1">
           <w:r>
             <w:rPr>
               <w:rStyle w:val="Hyperlink"/>
@@ -4496,7 +4516,7 @@
           <w:sz w:val="24"/>
           <w:u w:val="single"/>
         </w:rPr>
-        <w:hyperlink r:id="rId27" w:history="1">
+        <w:hyperlink r:id="rId26" w:history="1">
           <w:r>
             <w:rPr>
               <w:rStyle w:val="Hyperlink"/>
@@ -4514,7 +4534,7 @@
           <w:sz w:val="24"/>
           <w:u w:val="single"/>
         </w:rPr>
-        <w:hyperlink r:id="rId27" w:history="1">
+        <w:hyperlink r:id="rId26" w:history="1">
           <w:r>
             <w:rPr>
               <w:rStyle w:val="Hyperlink"/>
@@ -4532,7 +4552,7 @@
           <w:sz w:val="24"/>
           <w:u w:val="single"/>
         </w:rPr>
-        <w:hyperlink r:id="rId27" w:history="1">
+        <w:hyperlink r:id="rId26" w:history="1">
           <w:r>
             <w:rPr>
               <w:rStyle w:val="Hyperlink"/>
@@ -4550,7 +4570,7 @@
           <w:sz w:val="24"/>
           <w:u w:val="single"/>
         </w:rPr>
-        <w:hyperlink r:id="rId27" w:history="1">
+        <w:hyperlink r:id="rId26" w:history="1">
           <w:r>
             <w:rPr>
               <w:rStyle w:val="Hyperlink"/>
@@ -4568,7 +4588,7 @@
           <w:sz w:val="24"/>
           <w:u w:val="single"/>
         </w:rPr>
-        <w:hyperlink r:id="rId27" w:history="1">
+        <w:hyperlink r:id="rId26" w:history="1">
           <w:r>
             <w:rPr>
               <w:rStyle w:val="Hyperlink"/>
@@ -4729,7 +4749,7 @@
           <w:sz w:val="24"/>
           <w:u w:val="single"/>
         </w:rPr>
-        <w:hyperlink r:id="rId28" w:history="1">
+        <w:hyperlink r:id="rId27" w:history="1">
           <w:r>
             <w:rPr>
               <w:rStyle w:val="Hyperlink"/>
@@ -4747,7 +4767,7 @@
           <w:sz w:val="24"/>
           <w:u w:val="single"/>
         </w:rPr>
-        <w:hyperlink r:id="rId28" w:history="1">
+        <w:hyperlink r:id="rId27" w:history="1">
           <w:r>
             <w:rPr>
               <w:rStyle w:val="Hyperlink"/>
@@ -4765,7 +4785,7 @@
           <w:sz w:val="24"/>
           <w:u w:val="single"/>
         </w:rPr>
-        <w:hyperlink r:id="rId28" w:history="1">
+        <w:hyperlink r:id="rId27" w:history="1">
           <w:r>
             <w:rPr>
               <w:rStyle w:val="Hyperlink"/>
@@ -4783,7 +4803,7 @@
           <w:sz w:val="24"/>
           <w:u w:val="single"/>
         </w:rPr>
-        <w:hyperlink r:id="rId28" w:history="1">
+        <w:hyperlink r:id="rId27" w:history="1">
           <w:r>
             <w:rPr>
               <w:rStyle w:val="Hyperlink"/>
@@ -4801,7 +4821,7 @@
           <w:sz w:val="24"/>
           <w:u w:val="single"/>
         </w:rPr>
-        <w:hyperlink r:id="rId28" w:history="1">
+        <w:hyperlink r:id="rId27" w:history="1">
           <w:r>
             <w:rPr>
               <w:rStyle w:val="Hyperlink"/>
@@ -4822,7 +4842,7 @@
           <w:sz w:val="24"/>
           <w:u w:val="single"/>
         </w:rPr>
-        <w:hyperlink r:id="rId28" w:history="1">
+        <w:hyperlink r:id="rId27" w:history="1">
           <w:r>
             <w:rPr>
               <w:rStyle w:val="Hyperlink"/>
@@ -4840,7 +4860,7 @@
           <w:sz w:val="24"/>
           <w:u w:val="single"/>
         </w:rPr>
-        <w:hyperlink r:id="rId28" w:history="1">
+        <w:hyperlink r:id="rId27" w:history="1">
           <w:r>
             <w:rPr>
               <w:rStyle w:val="Hyperlink"/>
@@ -4858,7 +4878,7 @@
           <w:sz w:val="24"/>
           <w:u w:val="single"/>
         </w:rPr>
-        <w:hyperlink r:id="rId28" w:history="1">
+        <w:hyperlink r:id="rId27" w:history="1">
           <w:r>
             <w:rPr>
               <w:rStyle w:val="Hyperlink"/>
@@ -4876,7 +4896,7 @@
           <w:sz w:val="24"/>
           <w:u w:val="single"/>
         </w:rPr>
-        <w:hyperlink r:id="rId28" w:history="1">
+        <w:hyperlink r:id="rId27" w:history="1">
           <w:r>
             <w:rPr>
               <w:rStyle w:val="Hyperlink"/>
@@ -4894,7 +4914,7 @@
           <w:sz w:val="24"/>
           <w:u w:val="single"/>
         </w:rPr>
-        <w:hyperlink r:id="rId28" w:history="1">
+        <w:hyperlink r:id="rId27" w:history="1">
           <w:r>
             <w:rPr>
               <w:rStyle w:val="Hyperlink"/>
@@ -5045,7 +5065,7 @@
           <w:sz w:val="24"/>
           <w:u w:val="single"/>
         </w:rPr>
-        <w:hyperlink r:id="rId29" w:history="1">
+        <w:hyperlink r:id="rId28" w:history="1">
           <w:r>
             <w:rPr>
               <w:rStyle w:val="Hyperlink"/>
@@ -5063,7 +5083,7 @@
           <w:sz w:val="24"/>
           <w:u w:val="single"/>
         </w:rPr>
-        <w:hyperlink r:id="rId29" w:history="1">
+        <w:hyperlink r:id="rId28" w:history="1">
           <w:r>
             <w:rPr>
               <w:rStyle w:val="Hyperlink"/>
@@ -5081,7 +5101,7 @@
           <w:sz w:val="24"/>
           <w:u w:val="single"/>
         </w:rPr>
-        <w:hyperlink r:id="rId29" w:history="1">
+        <w:hyperlink r:id="rId28" w:history="1">
           <w:r>
             <w:rPr>
               <w:rStyle w:val="Hyperlink"/>
@@ -5099,7 +5119,7 @@
           <w:sz w:val="24"/>
           <w:u w:val="single"/>
         </w:rPr>
-        <w:hyperlink r:id="rId29" w:history="1">
+        <w:hyperlink r:id="rId28" w:history="1">
           <w:r>
             <w:rPr>
               <w:rStyle w:val="Hyperlink"/>
@@ -5117,7 +5137,7 @@
           <w:sz w:val="24"/>
           <w:u w:val="single"/>
         </w:rPr>
-        <w:hyperlink r:id="rId29" w:history="1">
+        <w:hyperlink r:id="rId28" w:history="1">
           <w:r>
             <w:rPr>
               <w:rStyle w:val="Hyperlink"/>
@@ -5135,7 +5155,7 @@
           <w:sz w:val="24"/>
           <w:u w:val="single"/>
         </w:rPr>
-        <w:hyperlink r:id="rId29" w:history="1">
+        <w:hyperlink r:id="rId28" w:history="1">
           <w:r>
             <w:rPr>
               <w:rStyle w:val="Hyperlink"/>
@@ -5153,7 +5173,7 @@
           <w:sz w:val="24"/>
           <w:u w:val="single"/>
         </w:rPr>
-        <w:hyperlink r:id="rId29" w:history="1">
+        <w:hyperlink r:id="rId28" w:history="1">
           <w:r>
             <w:rPr>
               <w:rStyle w:val="Hyperlink"/>
@@ -5171,7 +5191,7 @@
           <w:sz w:val="24"/>
           <w:u w:val="single"/>
         </w:rPr>
-        <w:hyperlink r:id="rId29" w:history="1">
+        <w:hyperlink r:id="rId28" w:history="1">
           <w:r>
             <w:rPr>
               <w:rStyle w:val="Hyperlink"/>
@@ -5189,7 +5209,7 @@
           <w:sz w:val="24"/>
           <w:u w:val="single"/>
         </w:rPr>
-        <w:hyperlink r:id="rId29" w:history="1">
+        <w:hyperlink r:id="rId28" w:history="1">
           <w:r>
             <w:rPr>
               <w:rStyle w:val="Hyperlink"/>

--- a/EXPORTS/DOCX/published/niveau3/English/JustinusNassau.docx
+++ b/EXPORTS/DOCX/published/niveau3/English/JustinusNassau.docx
@@ -1436,6 +1436,7 @@
       </w:r>
       <w:r>
         <w:rPr>
+          <w:u w:val="single" w:color="0000ff"/>
           <w:rFonts w:ascii="Charis SIL Regular" w:hAnsi="Charis SIL Regular" w:eastAsia="Charis SIL Regular"/>
           <w:b w:val="0"/>
           <w:i w:val="0"/>
@@ -3405,7 +3406,7 @@
           <w:sz w:val="24"/>
           <w:u w:val="single"/>
         </w:rPr>
-        <w:hyperlink r:id="rId22" w:history="1">
+        <w:hyperlink r:id="rId21" w:history="1">
           <w:r>
             <w:rPr>
               <w:rStyle w:val="Hyperlink"/>
@@ -3732,7 +3733,7 @@
           <w:sz w:val="24"/>
           <w:u w:val="single"/>
         </w:rPr>
-        <w:hyperlink r:id="rId24" w:history="1">
+        <w:hyperlink r:id="rId23" w:history="1">
           <w:r>
             <w:rPr>
               <w:rStyle w:val="Hyperlink"/>

--- a/EXPORTS/DOCX/published/niveau3/English/JustinusNassau.docx
+++ b/EXPORTS/DOCX/published/niveau3/English/JustinusNassau.docx
@@ -409,7 +409,7 @@
           <w:sz w:val="24"/>
           <w:u w:val="single"/>
         </w:rPr>
-        <w:hyperlink r:id="rId10" w:history="1">
+        <w:hyperlink r:id="rId9" w:history="1">
           <w:r>
             <w:rPr>
               <w:rStyle w:val="Hyperlink"/>
@@ -427,7 +427,7 @@
           <w:sz w:val="24"/>
           <w:u w:val="single"/>
         </w:rPr>
-        <w:hyperlink r:id="rId10" w:history="1">
+        <w:hyperlink r:id="rId9" w:history="1">
           <w:r>
             <w:rPr>
               <w:rStyle w:val="Hyperlink"/>
@@ -456,7 +456,7 @@
           <w:sz w:val="24"/>
           <w:u w:val="single"/>
         </w:rPr>
-        <w:hyperlink r:id="rId10" w:history="1">
+        <w:hyperlink r:id="rId9" w:history="1">
           <w:r>
             <w:rPr>
               <w:rStyle w:val="Hyperlink"/>
@@ -474,7 +474,7 @@
           <w:sz w:val="24"/>
           <w:u w:val="single"/>
         </w:rPr>
-        <w:hyperlink r:id="rId10" w:history="1">
+        <w:hyperlink r:id="rId9" w:history="1">
           <w:r>
             <w:rPr>
               <w:rStyle w:val="Hyperlink"/>
@@ -492,7 +492,7 @@
           <w:sz w:val="24"/>
           <w:u w:val="single"/>
         </w:rPr>
-        <w:hyperlink r:id="rId10" w:history="1">
+        <w:hyperlink r:id="rId9" w:history="1">
           <w:r>
             <w:rPr>
               <w:rStyle w:val="Hyperlink"/>
@@ -667,7 +667,7 @@
             <w:rPr>
               <w:rStyle w:val="Hyperlink"/>
             </w:rPr>
-            <w:t>Etnografisc</w:t>
+            <w:t>Etnografis</w:t>
           </w:r>
         </w:hyperlink>
       </w:r>
@@ -678,36 +678,13 @@
           <w:i w:val="0"/>
           <w:color w:val="0000FF"/>
           <w:sz w:val="24"/>
-          <w:u w:val="single"/>
-        </w:rPr>
-        <w:t>h</w:t>
-      </w:r>
-      <w:r>
-        <w:rPr>
-          <w:rFonts w:ascii="Charis SIL Regular" w:hAnsi="Charis SIL Regular" w:eastAsia="Charis SIL Regular"/>
-          <w:b w:val="0"/>
-          <w:i w:val="0"/>
-          <w:color w:val="0000FF"/>
-          <w:sz w:val="24"/>
-          <w:u w:val="single"/>
-        </w:rPr>
-        <w:t xml:space="preserve"> </w:t>
-      </w:r>
-      <w:r>
-        <w:rPr>
-          <w:rFonts w:ascii="Charis SIL Regular" w:hAnsi="Charis SIL Regular" w:eastAsia="Charis SIL Regular"/>
-          <w:b w:val="0"/>
-          <w:i w:val="0"/>
-          <w:color w:val="0000FF"/>
-          <w:sz w:val="24"/>
-          <w:u w:val="single"/>
         </w:rPr>
         <w:hyperlink r:id="rId11" w:history="1">
           <w:r>
             <w:rPr>
               <w:rStyle w:val="Hyperlink"/>
             </w:rPr>
-            <w:t>Museu</w:t>
+            <w:t>c</w:t>
           </w:r>
         </w:hyperlink>
       </w:r>
@@ -719,7 +696,36 @@
           <w:color w:val="0000FF"/>
           <w:sz w:val="24"/>
         </w:rPr>
-        <w:t>m</w:t>
+        <w:t>h</w:t>
+      </w:r>
+      <w:r>
+        <w:rPr>
+          <w:rFonts w:ascii="Charis SIL Regular" w:hAnsi="Charis SIL Regular" w:eastAsia="Charis SIL Regular"/>
+          <w:b w:val="0"/>
+          <w:i w:val="0"/>
+          <w:color w:val="0000FF"/>
+          <w:sz w:val="24"/>
+          <w:u w:val="single"/>
+        </w:rPr>
+        <w:t xml:space="preserve"> </w:t>
+      </w:r>
+      <w:r>
+        <w:rPr>
+          <w:rFonts w:ascii="Charis SIL Regular" w:hAnsi="Charis SIL Regular" w:eastAsia="Charis SIL Regular"/>
+          <w:b w:val="0"/>
+          <w:i w:val="0"/>
+          <w:color w:val="0000FF"/>
+          <w:sz w:val="24"/>
+          <w:u w:val="single"/>
+        </w:rPr>
+        <w:hyperlink r:id="rId11" w:history="1">
+          <w:r>
+            <w:rPr>
+              <w:rStyle w:val="Hyperlink"/>
+            </w:rPr>
+            <w:t>Museum</w:t>
+          </w:r>
+        </w:hyperlink>
       </w:r>
       <w:r>
         <w:rPr>
@@ -3435,21 +3441,13 @@
       </w:r>
       <w:r>
         <w:rPr>
-          <w:u w:val="single" w:color="0000ff"/>
           <w:rFonts w:ascii="Charis SIL Regular" w:hAnsi="Charis SIL Regular" w:eastAsia="Charis SIL Regular"/>
           <w:b w:val="0"/>
           <w:i w:val="0"/>
           <w:color w:val="000000"/>
           <w:sz w:val="24"/>
         </w:rPr>
-        <w:hyperlink r:id="rId21" w:history="1">
-          <w:r>
-            <w:rPr>
-              <w:rStyle w:val="Hyperlink"/>
-            </w:rPr>
-            <w:t xml:space="preserve">, </w:t>
-          </w:r>
-        </w:hyperlink>
+        <w:t xml:space="preserve">, </w:t>
       </w:r>
       <w:r>
         <w:rPr>
@@ -3489,7 +3487,7 @@
           <w:sz w:val="24"/>
           <w:u w:val="single"/>
         </w:rPr>
-        <w:hyperlink r:id="rId21" w:history="1">
+        <w:hyperlink r:id="rId23" w:history="1">
           <w:r>
             <w:rPr>
               <w:rStyle w:val="Hyperlink"/>
@@ -3507,7 +3505,7 @@
           <w:sz w:val="24"/>
           <w:u w:val="single"/>
         </w:rPr>
-        <w:hyperlink r:id="rId21" w:history="1">
+        <w:hyperlink r:id="rId23" w:history="1">
           <w:r>
             <w:rPr>
               <w:rStyle w:val="Hyperlink"/>
@@ -3615,7 +3613,7 @@
           <w:sz w:val="24"/>
           <w:u w:val="single"/>
         </w:rPr>
-        <w:hyperlink r:id="rId23" w:history="1">
+        <w:hyperlink r:id="rId24" w:history="1">
           <w:r>
             <w:rPr>
               <w:rStyle w:val="Hyperlink"/>
@@ -3633,7 +3631,7 @@
           <w:sz w:val="24"/>
           <w:u w:val="single"/>
         </w:rPr>
-        <w:hyperlink r:id="rId23" w:history="1">
+        <w:hyperlink r:id="rId24" w:history="1">
           <w:r>
             <w:rPr>
               <w:rStyle w:val="Hyperlink"/>
@@ -3651,7 +3649,7 @@
           <w:sz w:val="24"/>
           <w:u w:val="single"/>
         </w:rPr>
-        <w:hyperlink r:id="rId23" w:history="1">
+        <w:hyperlink r:id="rId24" w:history="1">
           <w:r>
             <w:rPr>
               <w:rStyle w:val="Hyperlink"/>
@@ -3669,7 +3667,7 @@
           <w:sz w:val="24"/>
           <w:u w:val="single"/>
         </w:rPr>
-        <w:hyperlink r:id="rId23" w:history="1">
+        <w:hyperlink r:id="rId24" w:history="1">
           <w:r>
             <w:rPr>
               <w:rStyle w:val="Hyperlink"/>
@@ -3697,7 +3695,7 @@
           <w:sz w:val="24"/>
           <w:u w:val="single"/>
         </w:rPr>
-        <w:hyperlink r:id="rId24" w:history="1">
+        <w:hyperlink r:id="rId25" w:history="1">
           <w:r>
             <w:rPr>
               <w:rStyle w:val="Hyperlink"/>
@@ -3733,7 +3731,7 @@
           <w:sz w:val="24"/>
           <w:u w:val="single"/>
         </w:rPr>
-        <w:hyperlink r:id="rId23" w:history="1">
+        <w:hyperlink r:id="rId24" w:history="1">
           <w:r>
             <w:rPr>
               <w:rStyle w:val="Hyperlink"/>
@@ -3871,7 +3869,7 @@
           <w:sz w:val="24"/>
           <w:u w:val="single"/>
         </w:rPr>
-        <w:hyperlink r:id="rId25" w:history="1">
+        <w:hyperlink r:id="rId26" w:history="1">
           <w:r>
             <w:rPr>
               <w:rStyle w:val="Hyperlink"/>
@@ -3889,7 +3887,7 @@
           <w:sz w:val="24"/>
           <w:u w:val="single"/>
         </w:rPr>
-        <w:hyperlink r:id="rId25" w:history="1">
+        <w:hyperlink r:id="rId26" w:history="1">
           <w:r>
             <w:rPr>
               <w:rStyle w:val="Hyperlink"/>
@@ -3907,7 +3905,7 @@
           <w:sz w:val="24"/>
           <w:u w:val="single"/>
         </w:rPr>
-        <w:hyperlink r:id="rId25" w:history="1">
+        <w:hyperlink r:id="rId26" w:history="1">
           <w:r>
             <w:rPr>
               <w:rStyle w:val="Hyperlink"/>
@@ -3925,7 +3923,7 @@
           <w:sz w:val="24"/>
           <w:u w:val="single"/>
         </w:rPr>
-        <w:hyperlink r:id="rId25" w:history="1">
+        <w:hyperlink r:id="rId26" w:history="1">
           <w:r>
             <w:rPr>
               <w:rStyle w:val="Hyperlink"/>
@@ -3943,7 +3941,7 @@
           <w:sz w:val="24"/>
           <w:u w:val="single"/>
         </w:rPr>
-        <w:hyperlink r:id="rId25" w:history="1">
+        <w:hyperlink r:id="rId26" w:history="1">
           <w:r>
             <w:rPr>
               <w:rStyle w:val="Hyperlink"/>
@@ -3961,7 +3959,7 @@
           <w:sz w:val="24"/>
           <w:u w:val="single"/>
         </w:rPr>
-        <w:hyperlink r:id="rId25" w:history="1">
+        <w:hyperlink r:id="rId26" w:history="1">
           <w:r>
             <w:rPr>
               <w:rStyle w:val="Hyperlink"/>
@@ -3979,7 +3977,7 @@
           <w:sz w:val="24"/>
           <w:u w:val="single"/>
         </w:rPr>
-        <w:hyperlink r:id="rId25" w:history="1">
+        <w:hyperlink r:id="rId26" w:history="1">
           <w:r>
             <w:rPr>
               <w:rStyle w:val="Hyperlink"/>
@@ -3997,7 +3995,7 @@
           <w:sz w:val="24"/>
           <w:u w:val="single"/>
         </w:rPr>
-        <w:hyperlink r:id="rId25" w:history="1">
+        <w:hyperlink r:id="rId26" w:history="1">
           <w:r>
             <w:rPr>
               <w:rStyle w:val="Hyperlink"/>
@@ -4015,7 +4013,7 @@
           <w:sz w:val="24"/>
           <w:u w:val="single"/>
         </w:rPr>
-        <w:hyperlink r:id="rId25" w:history="1">
+        <w:hyperlink r:id="rId26" w:history="1">
           <w:r>
             <w:rPr>
               <w:rStyle w:val="Hyperlink"/>
@@ -4033,7 +4031,7 @@
           <w:sz w:val="24"/>
           <w:u w:val="single"/>
         </w:rPr>
-        <w:hyperlink r:id="rId25" w:history="1">
+        <w:hyperlink r:id="rId26" w:history="1">
           <w:r>
             <w:rPr>
               <w:rStyle w:val="Hyperlink"/>
@@ -4051,7 +4049,7 @@
           <w:sz w:val="24"/>
           <w:u w:val="single"/>
         </w:rPr>
-        <w:hyperlink r:id="rId25" w:history="1">
+        <w:hyperlink r:id="rId26" w:history="1">
           <w:r>
             <w:rPr>
               <w:rStyle w:val="Hyperlink"/>
@@ -4069,7 +4067,7 @@
           <w:sz w:val="24"/>
           <w:u w:val="single"/>
         </w:rPr>
-        <w:hyperlink r:id="rId25" w:history="1">
+        <w:hyperlink r:id="rId26" w:history="1">
           <w:r>
             <w:rPr>
               <w:rStyle w:val="Hyperlink"/>
@@ -4087,7 +4085,7 @@
           <w:sz w:val="24"/>
           <w:u w:val="single"/>
         </w:rPr>
-        <w:hyperlink r:id="rId25" w:history="1">
+        <w:hyperlink r:id="rId26" w:history="1">
           <w:r>
             <w:rPr>
               <w:rStyle w:val="Hyperlink"/>
@@ -4105,7 +4103,7 @@
           <w:sz w:val="24"/>
           <w:u w:val="single"/>
         </w:rPr>
-        <w:hyperlink r:id="rId25" w:history="1">
+        <w:hyperlink r:id="rId26" w:history="1">
           <w:r>
             <w:rPr>
               <w:rStyle w:val="Hyperlink"/>
@@ -4123,7 +4121,7 @@
           <w:sz w:val="24"/>
           <w:u w:val="single"/>
         </w:rPr>
-        <w:hyperlink r:id="rId25" w:history="1">
+        <w:hyperlink r:id="rId26" w:history="1">
           <w:r>
             <w:rPr>
               <w:rStyle w:val="Hyperlink"/>
@@ -4141,14 +4139,7 @@
           <w:sz w:val="24"/>
           <w:u w:val="single"/>
         </w:rPr>
-        <w:hyperlink r:id="rId25" w:history="1">
-          <w:r>
-            <w:rPr>
-              <w:rStyle w:val="Hyperlink"/>
-            </w:rPr>
-            <w:t>w</w:t>
-          </w:r>
-        </w:hyperlink>
+        <w:t>w</w:t>
       </w:r>
       <w:r>
         <w:rPr>
@@ -4159,7 +4150,7 @@
           <w:sz w:val="24"/>
           <w:u w:val="single"/>
         </w:rPr>
-        <w:hyperlink r:id="rId25" w:history="1">
+        <w:hyperlink r:id="rId26" w:history="1">
           <w:r>
             <w:rPr>
               <w:rStyle w:val="Hyperlink"/>
@@ -4177,7 +4168,7 @@
           <w:sz w:val="24"/>
           <w:u w:val="single"/>
         </w:rPr>
-        <w:hyperlink r:id="rId25" w:history="1">
+        <w:hyperlink r:id="rId26" w:history="1">
           <w:r>
             <w:rPr>
               <w:rStyle w:val="Hyperlink"/>
@@ -4337,7 +4328,7 @@
           <w:sz w:val="24"/>
           <w:u w:val="single"/>
         </w:rPr>
-        <w:hyperlink r:id="rId26" w:history="1">
+        <w:hyperlink r:id="rId27" w:history="1">
           <w:r>
             <w:rPr>
               <w:rStyle w:val="Hyperlink"/>
@@ -4355,7 +4346,7 @@
           <w:sz w:val="24"/>
           <w:u w:val="single"/>
         </w:rPr>
-        <w:hyperlink r:id="rId26" w:history="1">
+        <w:hyperlink r:id="rId27" w:history="1">
           <w:r>
             <w:rPr>
               <w:rStyle w:val="Hyperlink"/>
@@ -4373,7 +4364,7 @@
           <w:sz w:val="24"/>
           <w:u w:val="single"/>
         </w:rPr>
-        <w:hyperlink r:id="rId26" w:history="1">
+        <w:hyperlink r:id="rId27" w:history="1">
           <w:r>
             <w:rPr>
               <w:rStyle w:val="Hyperlink"/>
@@ -4391,7 +4382,7 @@
           <w:sz w:val="24"/>
           <w:u w:val="single"/>
         </w:rPr>
-        <w:hyperlink r:id="rId26" w:history="1">
+        <w:hyperlink r:id="rId27" w:history="1">
           <w:r>
             <w:rPr>
               <w:rStyle w:val="Hyperlink"/>
@@ -4409,7 +4400,7 @@
           <w:sz w:val="24"/>
           <w:u w:val="single"/>
         </w:rPr>
-        <w:hyperlink r:id="rId26" w:history="1">
+        <w:hyperlink r:id="rId27" w:history="1">
           <w:r>
             <w:rPr>
               <w:rStyle w:val="Hyperlink"/>
@@ -4427,7 +4418,7 @@
           <w:sz w:val="24"/>
           <w:u w:val="single"/>
         </w:rPr>
-        <w:hyperlink r:id="rId26" w:history="1">
+        <w:hyperlink r:id="rId27" w:history="1">
           <w:r>
             <w:rPr>
               <w:rStyle w:val="Hyperlink"/>
@@ -4445,7 +4436,7 @@
           <w:sz w:val="24"/>
           <w:u w:val="single"/>
         </w:rPr>
-        <w:hyperlink r:id="rId26" w:history="1">
+        <w:hyperlink r:id="rId27" w:history="1">
           <w:r>
             <w:rPr>
               <w:rStyle w:val="Hyperlink"/>
@@ -4463,7 +4454,7 @@
           <w:sz w:val="24"/>
           <w:u w:val="single"/>
         </w:rPr>
-        <w:hyperlink r:id="rId26" w:history="1">
+        <w:hyperlink r:id="rId27" w:history="1">
           <w:r>
             <w:rPr>
               <w:rStyle w:val="Hyperlink"/>
@@ -4481,7 +4472,7 @@
           <w:sz w:val="24"/>
           <w:u w:val="single"/>
         </w:rPr>
-        <w:hyperlink r:id="rId26" w:history="1">
+        <w:hyperlink r:id="rId27" w:history="1">
           <w:r>
             <w:rPr>
               <w:rStyle w:val="Hyperlink"/>
@@ -4499,7 +4490,7 @@
           <w:sz w:val="24"/>
           <w:u w:val="single"/>
         </w:rPr>
-        <w:hyperlink r:id="rId26" w:history="1">
+        <w:hyperlink r:id="rId27" w:history="1">
           <w:r>
             <w:rPr>
               <w:rStyle w:val="Hyperlink"/>
@@ -4517,7 +4508,7 @@
           <w:sz w:val="24"/>
           <w:u w:val="single"/>
         </w:rPr>
-        <w:hyperlink r:id="rId26" w:history="1">
+        <w:hyperlink r:id="rId27" w:history="1">
           <w:r>
             <w:rPr>
               <w:rStyle w:val="Hyperlink"/>
@@ -4535,7 +4526,7 @@
           <w:sz w:val="24"/>
           <w:u w:val="single"/>
         </w:rPr>
-        <w:hyperlink r:id="rId26" w:history="1">
+        <w:hyperlink r:id="rId27" w:history="1">
           <w:r>
             <w:rPr>
               <w:rStyle w:val="Hyperlink"/>
@@ -4553,7 +4544,7 @@
           <w:sz w:val="24"/>
           <w:u w:val="single"/>
         </w:rPr>
-        <w:hyperlink r:id="rId26" w:history="1">
+        <w:hyperlink r:id="rId27" w:history="1">
           <w:r>
             <w:rPr>
               <w:rStyle w:val="Hyperlink"/>
@@ -4571,7 +4562,7 @@
           <w:sz w:val="24"/>
           <w:u w:val="single"/>
         </w:rPr>
-        <w:hyperlink r:id="rId26" w:history="1">
+        <w:hyperlink r:id="rId27" w:history="1">
           <w:r>
             <w:rPr>
               <w:rStyle w:val="Hyperlink"/>
@@ -4589,7 +4580,7 @@
           <w:sz w:val="24"/>
           <w:u w:val="single"/>
         </w:rPr>
-        <w:hyperlink r:id="rId26" w:history="1">
+        <w:hyperlink r:id="rId27" w:history="1">
           <w:r>
             <w:rPr>
               <w:rStyle w:val="Hyperlink"/>
@@ -4750,7 +4741,7 @@
           <w:sz w:val="24"/>
           <w:u w:val="single"/>
         </w:rPr>
-        <w:hyperlink r:id="rId27" w:history="1">
+        <w:hyperlink r:id="rId28" w:history="1">
           <w:r>
             <w:rPr>
               <w:rStyle w:val="Hyperlink"/>
@@ -4768,7 +4759,7 @@
           <w:sz w:val="24"/>
           <w:u w:val="single"/>
         </w:rPr>
-        <w:hyperlink r:id="rId27" w:history="1">
+        <w:hyperlink r:id="rId28" w:history="1">
           <w:r>
             <w:rPr>
               <w:rStyle w:val="Hyperlink"/>
@@ -4786,7 +4777,7 @@
           <w:sz w:val="24"/>
           <w:u w:val="single"/>
         </w:rPr>
-        <w:hyperlink r:id="rId27" w:history="1">
+        <w:hyperlink r:id="rId28" w:history="1">
           <w:r>
             <w:rPr>
               <w:rStyle w:val="Hyperlink"/>
@@ -4804,7 +4795,7 @@
           <w:sz w:val="24"/>
           <w:u w:val="single"/>
         </w:rPr>
-        <w:hyperlink r:id="rId27" w:history="1">
+        <w:hyperlink r:id="rId28" w:history="1">
           <w:r>
             <w:rPr>
               <w:rStyle w:val="Hyperlink"/>
@@ -4822,7 +4813,7 @@
           <w:sz w:val="24"/>
           <w:u w:val="single"/>
         </w:rPr>
-        <w:hyperlink r:id="rId27" w:history="1">
+        <w:hyperlink r:id="rId28" w:history="1">
           <w:r>
             <w:rPr>
               <w:rStyle w:val="Hyperlink"/>
@@ -4843,7 +4834,7 @@
           <w:sz w:val="24"/>
           <w:u w:val="single"/>
         </w:rPr>
-        <w:hyperlink r:id="rId27" w:history="1">
+        <w:hyperlink r:id="rId28" w:history="1">
           <w:r>
             <w:rPr>
               <w:rStyle w:val="Hyperlink"/>
@@ -4861,7 +4852,7 @@
           <w:sz w:val="24"/>
           <w:u w:val="single"/>
         </w:rPr>
-        <w:hyperlink r:id="rId27" w:history="1">
+        <w:hyperlink r:id="rId28" w:history="1">
           <w:r>
             <w:rPr>
               <w:rStyle w:val="Hyperlink"/>
@@ -4879,7 +4870,7 @@
           <w:sz w:val="24"/>
           <w:u w:val="single"/>
         </w:rPr>
-        <w:hyperlink r:id="rId27" w:history="1">
+        <w:hyperlink r:id="rId28" w:history="1">
           <w:r>
             <w:rPr>
               <w:rStyle w:val="Hyperlink"/>
@@ -4897,7 +4888,7 @@
           <w:sz w:val="24"/>
           <w:u w:val="single"/>
         </w:rPr>
-        <w:hyperlink r:id="rId27" w:history="1">
+        <w:hyperlink r:id="rId28" w:history="1">
           <w:r>
             <w:rPr>
               <w:rStyle w:val="Hyperlink"/>
@@ -4915,7 +4906,7 @@
           <w:sz w:val="24"/>
           <w:u w:val="single"/>
         </w:rPr>
-        <w:hyperlink r:id="rId27" w:history="1">
+        <w:hyperlink r:id="rId28" w:history="1">
           <w:r>
             <w:rPr>
               <w:rStyle w:val="Hyperlink"/>
@@ -5066,7 +5057,7 @@
           <w:sz w:val="24"/>
           <w:u w:val="single"/>
         </w:rPr>
-        <w:hyperlink r:id="rId28" w:history="1">
+        <w:hyperlink r:id="rId29" w:history="1">
           <w:r>
             <w:rPr>
               <w:rStyle w:val="Hyperlink"/>
@@ -5084,7 +5075,7 @@
           <w:sz w:val="24"/>
           <w:u w:val="single"/>
         </w:rPr>
-        <w:hyperlink r:id="rId28" w:history="1">
+        <w:hyperlink r:id="rId29" w:history="1">
           <w:r>
             <w:rPr>
               <w:rStyle w:val="Hyperlink"/>
@@ -5102,7 +5093,7 @@
           <w:sz w:val="24"/>
           <w:u w:val="single"/>
         </w:rPr>
-        <w:hyperlink r:id="rId28" w:history="1">
+        <w:hyperlink r:id="rId29" w:history="1">
           <w:r>
             <w:rPr>
               <w:rStyle w:val="Hyperlink"/>
@@ -5120,7 +5111,7 @@
           <w:sz w:val="24"/>
           <w:u w:val="single"/>
         </w:rPr>
-        <w:hyperlink r:id="rId28" w:history="1">
+        <w:hyperlink r:id="rId29" w:history="1">
           <w:r>
             <w:rPr>
               <w:rStyle w:val="Hyperlink"/>
@@ -5138,7 +5129,7 @@
           <w:sz w:val="24"/>
           <w:u w:val="single"/>
         </w:rPr>
-        <w:hyperlink r:id="rId28" w:history="1">
+        <w:hyperlink r:id="rId29" w:history="1">
           <w:r>
             <w:rPr>
               <w:rStyle w:val="Hyperlink"/>
@@ -5156,7 +5147,7 @@
           <w:sz w:val="24"/>
           <w:u w:val="single"/>
         </w:rPr>
-        <w:hyperlink r:id="rId28" w:history="1">
+        <w:hyperlink r:id="rId29" w:history="1">
           <w:r>
             <w:rPr>
               <w:rStyle w:val="Hyperlink"/>
@@ -5174,7 +5165,7 @@
           <w:sz w:val="24"/>
           <w:u w:val="single"/>
         </w:rPr>
-        <w:hyperlink r:id="rId28" w:history="1">
+        <w:hyperlink r:id="rId29" w:history="1">
           <w:r>
             <w:rPr>
               <w:rStyle w:val="Hyperlink"/>
@@ -5192,7 +5183,7 @@
           <w:sz w:val="24"/>
           <w:u w:val="single"/>
         </w:rPr>
-        <w:hyperlink r:id="rId28" w:history="1">
+        <w:hyperlink r:id="rId29" w:history="1">
           <w:r>
             <w:rPr>
               <w:rStyle w:val="Hyperlink"/>
@@ -5210,7 +5201,7 @@
           <w:sz w:val="24"/>
           <w:u w:val="single"/>
         </w:rPr>
-        <w:hyperlink r:id="rId28" w:history="1">
+        <w:hyperlink r:id="rId29" w:history="1">
           <w:r>
             <w:rPr>
               <w:rStyle w:val="Hyperlink"/>

--- a/EXPORTS/DOCX/published/niveau3/English/JustinusNassau.docx
+++ b/EXPORTS/DOCX/published/niveau3/English/JustinusNassau.docx
@@ -380,7 +380,7 @@
           <w:sz w:val="24"/>
           <w:u w:val="single"/>
         </w:rPr>
-        <w:hyperlink r:id="rId9" w:history="1">
+        <w:hyperlink r:id="rId10" w:history="1">
           <w:r>
             <w:rPr>
               <w:rStyle w:val="Hyperlink"/>
@@ -409,7 +409,7 @@
           <w:sz w:val="24"/>
           <w:u w:val="single"/>
         </w:rPr>
-        <w:hyperlink r:id="rId9" w:history="1">
+        <w:hyperlink r:id="rId10" w:history="1">
           <w:r>
             <w:rPr>
               <w:rStyle w:val="Hyperlink"/>
@@ -427,7 +427,7 @@
           <w:sz w:val="24"/>
           <w:u w:val="single"/>
         </w:rPr>
-        <w:hyperlink r:id="rId9" w:history="1">
+        <w:hyperlink r:id="rId10" w:history="1">
           <w:r>
             <w:rPr>
               <w:rStyle w:val="Hyperlink"/>
@@ -456,7 +456,7 @@
           <w:sz w:val="24"/>
           <w:u w:val="single"/>
         </w:rPr>
-        <w:hyperlink r:id="rId9" w:history="1">
+        <w:hyperlink r:id="rId10" w:history="1">
           <w:r>
             <w:rPr>
               <w:rStyle w:val="Hyperlink"/>
@@ -474,7 +474,7 @@
           <w:sz w:val="24"/>
           <w:u w:val="single"/>
         </w:rPr>
-        <w:hyperlink r:id="rId9" w:history="1">
+        <w:hyperlink r:id="rId10" w:history="1">
           <w:r>
             <w:rPr>
               <w:rStyle w:val="Hyperlink"/>
@@ -1436,23 +1436,13 @@
             <w:rPr>
               <w:rStyle w:val="Hyperlink"/>
             </w:rPr>
-            <w:t>acific to</w:t>
+            <w:t xml:space="preserve">acific to </w:t>
           </w:r>
         </w:hyperlink>
       </w:r>
       <w:r>
         <w:rPr>
           <w:u w:val="single" w:color="0000ff"/>
-          <w:rFonts w:ascii="Charis SIL Regular" w:hAnsi="Charis SIL Regular" w:eastAsia="Charis SIL Regular"/>
-          <w:b w:val="0"/>
-          <w:i w:val="0"/>
-          <w:color w:val="000000"/>
-          <w:sz w:val="24"/>
-        </w:rPr>
-        <w:t xml:space="preserve"> </w:t>
-      </w:r>
-      <w:r>
-        <w:rPr>
           <w:rFonts w:ascii="Charis SIL Regular" w:hAnsi="Charis SIL Regular" w:eastAsia="Charis SIL Regular"/>
           <w:b w:val="0"/>
           <w:i w:val="0"/>
@@ -1499,24 +1489,13 @@
       </w:r>
       <w:r>
         <w:rPr>
-          <w:u w:val="single" w:color="0000ff"/>
           <w:rFonts w:ascii="Charis SIL Regular" w:hAnsi="Charis SIL Regular" w:eastAsia="Charis SIL Regular"/>
           <w:b w:val="0"/>
           <w:i w:val="0"/>
           <w:color w:val="000000"/>
           <w:sz w:val="24"/>
         </w:rPr>
-        <w:t>t</w:t>
-      </w:r>
-      <w:r>
-        <w:rPr>
-          <w:rFonts w:ascii="Charis SIL Regular" w:hAnsi="Charis SIL Regular" w:eastAsia="Charis SIL Regular"/>
-          <w:b w:val="0"/>
-          <w:i w:val="0"/>
-          <w:color w:val="000000"/>
-          <w:sz w:val="24"/>
-        </w:rPr>
-        <w:t xml:space="preserve">he Indonesian </w:t>
+        <w:t xml:space="preserve">the Indonesian </w:t>
       </w:r>
       <w:r>
         <w:rPr>
@@ -3412,7 +3391,7 @@
           <w:sz w:val="24"/>
           <w:u w:val="single"/>
         </w:rPr>
-        <w:hyperlink r:id="rId21" w:history="1">
+        <w:hyperlink r:id="rId22" w:history="1">
           <w:r>
             <w:rPr>
               <w:rStyle w:val="Hyperlink"/>
@@ -3441,13 +3420,21 @@
       </w:r>
       <w:r>
         <w:rPr>
+          <w:u w:val="single" w:color="0000ff"/>
           <w:rFonts w:ascii="Charis SIL Regular" w:hAnsi="Charis SIL Regular" w:eastAsia="Charis SIL Regular"/>
           <w:b w:val="0"/>
           <w:i w:val="0"/>
           <w:color w:val="000000"/>
           <w:sz w:val="24"/>
         </w:rPr>
-        <w:t xml:space="preserve">, </w:t>
+        <w:hyperlink r:id="rId21" w:history="1">
+          <w:r>
+            <w:rPr>
+              <w:rStyle w:val="Hyperlink"/>
+            </w:rPr>
+            <w:t xml:space="preserve">, </w:t>
+          </w:r>
+        </w:hyperlink>
       </w:r>
       <w:r>
         <w:rPr>
@@ -3487,7 +3474,7 @@
           <w:sz w:val="24"/>
           <w:u w:val="single"/>
         </w:rPr>
-        <w:hyperlink r:id="rId23" w:history="1">
+        <w:hyperlink r:id="rId21" w:history="1">
           <w:r>
             <w:rPr>
               <w:rStyle w:val="Hyperlink"/>
@@ -3505,7 +3492,7 @@
           <w:sz w:val="24"/>
           <w:u w:val="single"/>
         </w:rPr>
-        <w:hyperlink r:id="rId23" w:history="1">
+        <w:hyperlink r:id="rId21" w:history="1">
           <w:r>
             <w:rPr>
               <w:rStyle w:val="Hyperlink"/>
@@ -3613,7 +3600,7 @@
           <w:sz w:val="24"/>
           <w:u w:val="single"/>
         </w:rPr>
-        <w:hyperlink r:id="rId24" w:history="1">
+        <w:hyperlink r:id="rId23" w:history="1">
           <w:r>
             <w:rPr>
               <w:rStyle w:val="Hyperlink"/>
@@ -3631,7 +3618,7 @@
           <w:sz w:val="24"/>
           <w:u w:val="single"/>
         </w:rPr>
-        <w:hyperlink r:id="rId24" w:history="1">
+        <w:hyperlink r:id="rId23" w:history="1">
           <w:r>
             <w:rPr>
               <w:rStyle w:val="Hyperlink"/>
@@ -3649,7 +3636,7 @@
           <w:sz w:val="24"/>
           <w:u w:val="single"/>
         </w:rPr>
-        <w:hyperlink r:id="rId24" w:history="1">
+        <w:hyperlink r:id="rId23" w:history="1">
           <w:r>
             <w:rPr>
               <w:rStyle w:val="Hyperlink"/>
@@ -3667,7 +3654,7 @@
           <w:sz w:val="24"/>
           <w:u w:val="single"/>
         </w:rPr>
-        <w:hyperlink r:id="rId24" w:history="1">
+        <w:hyperlink r:id="rId23" w:history="1">
           <w:r>
             <w:rPr>
               <w:rStyle w:val="Hyperlink"/>
@@ -3695,7 +3682,7 @@
           <w:sz w:val="24"/>
           <w:u w:val="single"/>
         </w:rPr>
-        <w:hyperlink r:id="rId25" w:history="1">
+        <w:hyperlink r:id="rId24" w:history="1">
           <w:r>
             <w:rPr>
               <w:rStyle w:val="Hyperlink"/>
@@ -3713,7 +3700,7 @@
           <w:sz w:val="24"/>
           <w:u w:val="single"/>
         </w:rPr>
-        <w:hyperlink r:id="rId24" w:history="1">
+        <w:hyperlink r:id="rId23" w:history="1">
           <w:r>
             <w:rPr>
               <w:rStyle w:val="Hyperlink"/>
@@ -3731,7 +3718,7 @@
           <w:sz w:val="24"/>
           <w:u w:val="single"/>
         </w:rPr>
-        <w:hyperlink r:id="rId24" w:history="1">
+        <w:hyperlink r:id="rId23" w:history="1">
           <w:r>
             <w:rPr>
               <w:rStyle w:val="Hyperlink"/>
@@ -3869,7 +3856,7 @@
           <w:sz w:val="24"/>
           <w:u w:val="single"/>
         </w:rPr>
-        <w:hyperlink r:id="rId26" w:history="1">
+        <w:hyperlink r:id="rId25" w:history="1">
           <w:r>
             <w:rPr>
               <w:rStyle w:val="Hyperlink"/>
@@ -3887,7 +3874,7 @@
           <w:sz w:val="24"/>
           <w:u w:val="single"/>
         </w:rPr>
-        <w:hyperlink r:id="rId26" w:history="1">
+        <w:hyperlink r:id="rId25" w:history="1">
           <w:r>
             <w:rPr>
               <w:rStyle w:val="Hyperlink"/>
@@ -3905,7 +3892,7 @@
           <w:sz w:val="24"/>
           <w:u w:val="single"/>
         </w:rPr>
-        <w:hyperlink r:id="rId26" w:history="1">
+        <w:hyperlink r:id="rId25" w:history="1">
           <w:r>
             <w:rPr>
               <w:rStyle w:val="Hyperlink"/>
@@ -3923,7 +3910,7 @@
           <w:sz w:val="24"/>
           <w:u w:val="single"/>
         </w:rPr>
-        <w:hyperlink r:id="rId26" w:history="1">
+        <w:hyperlink r:id="rId25" w:history="1">
           <w:r>
             <w:rPr>
               <w:rStyle w:val="Hyperlink"/>
@@ -3941,7 +3928,7 @@
           <w:sz w:val="24"/>
           <w:u w:val="single"/>
         </w:rPr>
-        <w:hyperlink r:id="rId26" w:history="1">
+        <w:hyperlink r:id="rId25" w:history="1">
           <w:r>
             <w:rPr>
               <w:rStyle w:val="Hyperlink"/>
@@ -3959,7 +3946,7 @@
           <w:sz w:val="24"/>
           <w:u w:val="single"/>
         </w:rPr>
-        <w:hyperlink r:id="rId26" w:history="1">
+        <w:hyperlink r:id="rId25" w:history="1">
           <w:r>
             <w:rPr>
               <w:rStyle w:val="Hyperlink"/>
@@ -3977,7 +3964,7 @@
           <w:sz w:val="24"/>
           <w:u w:val="single"/>
         </w:rPr>
-        <w:hyperlink r:id="rId26" w:history="1">
+        <w:hyperlink r:id="rId25" w:history="1">
           <w:r>
             <w:rPr>
               <w:rStyle w:val="Hyperlink"/>
@@ -3995,7 +3982,7 @@
           <w:sz w:val="24"/>
           <w:u w:val="single"/>
         </w:rPr>
-        <w:hyperlink r:id="rId26" w:history="1">
+        <w:hyperlink r:id="rId25" w:history="1">
           <w:r>
             <w:rPr>
               <w:rStyle w:val="Hyperlink"/>
@@ -4013,7 +4000,7 @@
           <w:sz w:val="24"/>
           <w:u w:val="single"/>
         </w:rPr>
-        <w:hyperlink r:id="rId26" w:history="1">
+        <w:hyperlink r:id="rId25" w:history="1">
           <w:r>
             <w:rPr>
               <w:rStyle w:val="Hyperlink"/>
@@ -4031,7 +4018,7 @@
           <w:sz w:val="24"/>
           <w:u w:val="single"/>
         </w:rPr>
-        <w:hyperlink r:id="rId26" w:history="1">
+        <w:hyperlink r:id="rId25" w:history="1">
           <w:r>
             <w:rPr>
               <w:rStyle w:val="Hyperlink"/>
@@ -4049,7 +4036,7 @@
           <w:sz w:val="24"/>
           <w:u w:val="single"/>
         </w:rPr>
-        <w:hyperlink r:id="rId26" w:history="1">
+        <w:hyperlink r:id="rId25" w:history="1">
           <w:r>
             <w:rPr>
               <w:rStyle w:val="Hyperlink"/>
@@ -4067,7 +4054,7 @@
           <w:sz w:val="24"/>
           <w:u w:val="single"/>
         </w:rPr>
-        <w:hyperlink r:id="rId26" w:history="1">
+        <w:hyperlink r:id="rId25" w:history="1">
           <w:r>
             <w:rPr>
               <w:rStyle w:val="Hyperlink"/>
@@ -4085,7 +4072,7 @@
           <w:sz w:val="24"/>
           <w:u w:val="single"/>
         </w:rPr>
-        <w:hyperlink r:id="rId26" w:history="1">
+        <w:hyperlink r:id="rId25" w:history="1">
           <w:r>
             <w:rPr>
               <w:rStyle w:val="Hyperlink"/>
@@ -4103,7 +4090,7 @@
           <w:sz w:val="24"/>
           <w:u w:val="single"/>
         </w:rPr>
-        <w:hyperlink r:id="rId26" w:history="1">
+        <w:hyperlink r:id="rId25" w:history="1">
           <w:r>
             <w:rPr>
               <w:rStyle w:val="Hyperlink"/>
@@ -4121,7 +4108,7 @@
           <w:sz w:val="24"/>
           <w:u w:val="single"/>
         </w:rPr>
-        <w:hyperlink r:id="rId26" w:history="1">
+        <w:hyperlink r:id="rId25" w:history="1">
           <w:r>
             <w:rPr>
               <w:rStyle w:val="Hyperlink"/>
@@ -4137,7 +4124,6 @@
           <w:i w:val="0"/>
           <w:color w:val="0000FF"/>
           <w:sz w:val="24"/>
-          <w:u w:val="single"/>
         </w:rPr>
         <w:t>w</w:t>
       </w:r>
@@ -4150,7 +4136,7 @@
           <w:sz w:val="24"/>
           <w:u w:val="single"/>
         </w:rPr>
-        <w:hyperlink r:id="rId26" w:history="1">
+        <w:hyperlink r:id="rId25" w:history="1">
           <w:r>
             <w:rPr>
               <w:rStyle w:val="Hyperlink"/>
@@ -4168,7 +4154,7 @@
           <w:sz w:val="24"/>
           <w:u w:val="single"/>
         </w:rPr>
-        <w:hyperlink r:id="rId26" w:history="1">
+        <w:hyperlink r:id="rId25" w:history="1">
           <w:r>
             <w:rPr>
               <w:rStyle w:val="Hyperlink"/>
@@ -4328,7 +4314,7 @@
           <w:sz w:val="24"/>
           <w:u w:val="single"/>
         </w:rPr>
-        <w:hyperlink r:id="rId27" w:history="1">
+        <w:hyperlink r:id="rId26" w:history="1">
           <w:r>
             <w:rPr>
               <w:rStyle w:val="Hyperlink"/>
@@ -4346,7 +4332,7 @@
           <w:sz w:val="24"/>
           <w:u w:val="single"/>
         </w:rPr>
-        <w:hyperlink r:id="rId27" w:history="1">
+        <w:hyperlink r:id="rId26" w:history="1">
           <w:r>
             <w:rPr>
               <w:rStyle w:val="Hyperlink"/>
@@ -4364,7 +4350,7 @@
           <w:sz w:val="24"/>
           <w:u w:val="single"/>
         </w:rPr>
-        <w:hyperlink r:id="rId27" w:history="1">
+        <w:hyperlink r:id="rId26" w:history="1">
           <w:r>
             <w:rPr>
               <w:rStyle w:val="Hyperlink"/>
@@ -4382,7 +4368,7 @@
           <w:sz w:val="24"/>
           <w:u w:val="single"/>
         </w:rPr>
-        <w:hyperlink r:id="rId27" w:history="1">
+        <w:hyperlink r:id="rId26" w:history="1">
           <w:r>
             <w:rPr>
               <w:rStyle w:val="Hyperlink"/>
@@ -4400,7 +4386,7 @@
           <w:sz w:val="24"/>
           <w:u w:val="single"/>
         </w:rPr>
-        <w:hyperlink r:id="rId27" w:history="1">
+        <w:hyperlink r:id="rId26" w:history="1">
           <w:r>
             <w:rPr>
               <w:rStyle w:val="Hyperlink"/>
@@ -4418,7 +4404,7 @@
           <w:sz w:val="24"/>
           <w:u w:val="single"/>
         </w:rPr>
-        <w:hyperlink r:id="rId27" w:history="1">
+        <w:hyperlink r:id="rId26" w:history="1">
           <w:r>
             <w:rPr>
               <w:rStyle w:val="Hyperlink"/>
@@ -4436,7 +4422,7 @@
           <w:sz w:val="24"/>
           <w:u w:val="single"/>
         </w:rPr>
-        <w:hyperlink r:id="rId27" w:history="1">
+        <w:hyperlink r:id="rId26" w:history="1">
           <w:r>
             <w:rPr>
               <w:rStyle w:val="Hyperlink"/>
@@ -4454,7 +4440,7 @@
           <w:sz w:val="24"/>
           <w:u w:val="single"/>
         </w:rPr>
-        <w:hyperlink r:id="rId27" w:history="1">
+        <w:hyperlink r:id="rId26" w:history="1">
           <w:r>
             <w:rPr>
               <w:rStyle w:val="Hyperlink"/>
@@ -4472,7 +4458,7 @@
           <w:sz w:val="24"/>
           <w:u w:val="single"/>
         </w:rPr>
-        <w:hyperlink r:id="rId27" w:history="1">
+        <w:hyperlink r:id="rId26" w:history="1">
           <w:r>
             <w:rPr>
               <w:rStyle w:val="Hyperlink"/>
@@ -4490,7 +4476,7 @@
           <w:sz w:val="24"/>
           <w:u w:val="single"/>
         </w:rPr>
-        <w:hyperlink r:id="rId27" w:history="1">
+        <w:hyperlink r:id="rId26" w:history="1">
           <w:r>
             <w:rPr>
               <w:rStyle w:val="Hyperlink"/>
@@ -4508,7 +4494,7 @@
           <w:sz w:val="24"/>
           <w:u w:val="single"/>
         </w:rPr>
-        <w:hyperlink r:id="rId27" w:history="1">
+        <w:hyperlink r:id="rId26" w:history="1">
           <w:r>
             <w:rPr>
               <w:rStyle w:val="Hyperlink"/>
@@ -4526,7 +4512,7 @@
           <w:sz w:val="24"/>
           <w:u w:val="single"/>
         </w:rPr>
-        <w:hyperlink r:id="rId27" w:history="1">
+        <w:hyperlink r:id="rId26" w:history="1">
           <w:r>
             <w:rPr>
               <w:rStyle w:val="Hyperlink"/>
@@ -4544,7 +4530,7 @@
           <w:sz w:val="24"/>
           <w:u w:val="single"/>
         </w:rPr>
-        <w:hyperlink r:id="rId27" w:history="1">
+        <w:hyperlink r:id="rId26" w:history="1">
           <w:r>
             <w:rPr>
               <w:rStyle w:val="Hyperlink"/>
@@ -4562,7 +4548,7 @@
           <w:sz w:val="24"/>
           <w:u w:val="single"/>
         </w:rPr>
-        <w:hyperlink r:id="rId27" w:history="1">
+        <w:hyperlink r:id="rId26" w:history="1">
           <w:r>
             <w:rPr>
               <w:rStyle w:val="Hyperlink"/>
@@ -4580,7 +4566,7 @@
           <w:sz w:val="24"/>
           <w:u w:val="single"/>
         </w:rPr>
-        <w:hyperlink r:id="rId27" w:history="1">
+        <w:hyperlink r:id="rId26" w:history="1">
           <w:r>
             <w:rPr>
               <w:rStyle w:val="Hyperlink"/>
@@ -4741,7 +4727,7 @@
           <w:sz w:val="24"/>
           <w:u w:val="single"/>
         </w:rPr>
-        <w:hyperlink r:id="rId28" w:history="1">
+        <w:hyperlink r:id="rId27" w:history="1">
           <w:r>
             <w:rPr>
               <w:rStyle w:val="Hyperlink"/>
@@ -4759,7 +4745,7 @@
           <w:sz w:val="24"/>
           <w:u w:val="single"/>
         </w:rPr>
-        <w:hyperlink r:id="rId28" w:history="1">
+        <w:hyperlink r:id="rId27" w:history="1">
           <w:r>
             <w:rPr>
               <w:rStyle w:val="Hyperlink"/>
@@ -4777,7 +4763,7 @@
           <w:sz w:val="24"/>
           <w:u w:val="single"/>
         </w:rPr>
-        <w:hyperlink r:id="rId28" w:history="1">
+        <w:hyperlink r:id="rId27" w:history="1">
           <w:r>
             <w:rPr>
               <w:rStyle w:val="Hyperlink"/>
@@ -4795,7 +4781,7 @@
           <w:sz w:val="24"/>
           <w:u w:val="single"/>
         </w:rPr>
-        <w:hyperlink r:id="rId28" w:history="1">
+        <w:hyperlink r:id="rId27" w:history="1">
           <w:r>
             <w:rPr>
               <w:rStyle w:val="Hyperlink"/>
@@ -4813,7 +4799,7 @@
           <w:sz w:val="24"/>
           <w:u w:val="single"/>
         </w:rPr>
-        <w:hyperlink r:id="rId28" w:history="1">
+        <w:hyperlink r:id="rId27" w:history="1">
           <w:r>
             <w:rPr>
               <w:rStyle w:val="Hyperlink"/>
@@ -4834,7 +4820,7 @@
           <w:sz w:val="24"/>
           <w:u w:val="single"/>
         </w:rPr>
-        <w:hyperlink r:id="rId28" w:history="1">
+        <w:hyperlink r:id="rId27" w:history="1">
           <w:r>
             <w:rPr>
               <w:rStyle w:val="Hyperlink"/>
@@ -4852,7 +4838,7 @@
           <w:sz w:val="24"/>
           <w:u w:val="single"/>
         </w:rPr>
-        <w:hyperlink r:id="rId28" w:history="1">
+        <w:hyperlink r:id="rId27" w:history="1">
           <w:r>
             <w:rPr>
               <w:rStyle w:val="Hyperlink"/>
@@ -4870,7 +4856,7 @@
           <w:sz w:val="24"/>
           <w:u w:val="single"/>
         </w:rPr>
-        <w:hyperlink r:id="rId28" w:history="1">
+        <w:hyperlink r:id="rId27" w:history="1">
           <w:r>
             <w:rPr>
               <w:rStyle w:val="Hyperlink"/>
@@ -4888,7 +4874,7 @@
           <w:sz w:val="24"/>
           <w:u w:val="single"/>
         </w:rPr>
-        <w:hyperlink r:id="rId28" w:history="1">
+        <w:hyperlink r:id="rId27" w:history="1">
           <w:r>
             <w:rPr>
               <w:rStyle w:val="Hyperlink"/>
@@ -4906,7 +4892,7 @@
           <w:sz w:val="24"/>
           <w:u w:val="single"/>
         </w:rPr>
-        <w:hyperlink r:id="rId28" w:history="1">
+        <w:hyperlink r:id="rId27" w:history="1">
           <w:r>
             <w:rPr>
               <w:rStyle w:val="Hyperlink"/>
@@ -5057,7 +5043,7 @@
           <w:sz w:val="24"/>
           <w:u w:val="single"/>
         </w:rPr>
-        <w:hyperlink r:id="rId29" w:history="1">
+        <w:hyperlink r:id="rId28" w:history="1">
           <w:r>
             <w:rPr>
               <w:rStyle w:val="Hyperlink"/>
@@ -5075,7 +5061,7 @@
           <w:sz w:val="24"/>
           <w:u w:val="single"/>
         </w:rPr>
-        <w:hyperlink r:id="rId29" w:history="1">
+        <w:hyperlink r:id="rId28" w:history="1">
           <w:r>
             <w:rPr>
               <w:rStyle w:val="Hyperlink"/>
@@ -5093,7 +5079,7 @@
           <w:sz w:val="24"/>
           <w:u w:val="single"/>
         </w:rPr>
-        <w:hyperlink r:id="rId29" w:history="1">
+        <w:hyperlink r:id="rId28" w:history="1">
           <w:r>
             <w:rPr>
               <w:rStyle w:val="Hyperlink"/>
@@ -5111,7 +5097,7 @@
           <w:sz w:val="24"/>
           <w:u w:val="single"/>
         </w:rPr>
-        <w:hyperlink r:id="rId29" w:history="1">
+        <w:hyperlink r:id="rId28" w:history="1">
           <w:r>
             <w:rPr>
               <w:rStyle w:val="Hyperlink"/>
@@ -5129,7 +5115,7 @@
           <w:sz w:val="24"/>
           <w:u w:val="single"/>
         </w:rPr>
-        <w:hyperlink r:id="rId29" w:history="1">
+        <w:hyperlink r:id="rId28" w:history="1">
           <w:r>
             <w:rPr>
               <w:rStyle w:val="Hyperlink"/>
@@ -5147,7 +5133,7 @@
           <w:sz w:val="24"/>
           <w:u w:val="single"/>
         </w:rPr>
-        <w:hyperlink r:id="rId29" w:history="1">
+        <w:hyperlink r:id="rId28" w:history="1">
           <w:r>
             <w:rPr>
               <w:rStyle w:val="Hyperlink"/>
@@ -5165,7 +5151,7 @@
           <w:sz w:val="24"/>
           <w:u w:val="single"/>
         </w:rPr>
-        <w:hyperlink r:id="rId29" w:history="1">
+        <w:hyperlink r:id="rId28" w:history="1">
           <w:r>
             <w:rPr>
               <w:rStyle w:val="Hyperlink"/>
@@ -5183,7 +5169,7 @@
           <w:sz w:val="24"/>
           <w:u w:val="single"/>
         </w:rPr>
-        <w:hyperlink r:id="rId29" w:history="1">
+        <w:hyperlink r:id="rId28" w:history="1">
           <w:r>
             <w:rPr>
               <w:rStyle w:val="Hyperlink"/>
@@ -5201,7 +5187,7 @@
           <w:sz w:val="24"/>
           <w:u w:val="single"/>
         </w:rPr>
-        <w:hyperlink r:id="rId29" w:history="1">
+        <w:hyperlink r:id="rId28" w:history="1">
           <w:r>
             <w:rPr>
               <w:rStyle w:val="Hyperlink"/>

--- a/EXPORTS/DOCX/published/niveau3/English/JustinusNassau.docx
+++ b/EXPORTS/DOCX/published/niveau3/English/JustinusNassau.docx
@@ -380,7 +380,7 @@
           <w:sz w:val="24"/>
           <w:u w:val="single"/>
         </w:rPr>
-        <w:hyperlink r:id="rId10" w:history="1">
+        <w:hyperlink r:id="rId9" w:history="1">
           <w:r>
             <w:rPr>
               <w:rStyle w:val="Hyperlink"/>
@@ -409,7 +409,7 @@
           <w:sz w:val="24"/>
           <w:u w:val="single"/>
         </w:rPr>
-        <w:hyperlink r:id="rId10" w:history="1">
+        <w:hyperlink r:id="rId9" w:history="1">
           <w:r>
             <w:rPr>
               <w:rStyle w:val="Hyperlink"/>
@@ -427,7 +427,7 @@
           <w:sz w:val="24"/>
           <w:u w:val="single"/>
         </w:rPr>
-        <w:hyperlink r:id="rId10" w:history="1">
+        <w:hyperlink r:id="rId9" w:history="1">
           <w:r>
             <w:rPr>
               <w:rStyle w:val="Hyperlink"/>
@@ -456,7 +456,7 @@
           <w:sz w:val="24"/>
           <w:u w:val="single"/>
         </w:rPr>
-        <w:hyperlink r:id="rId10" w:history="1">
+        <w:hyperlink r:id="rId9" w:history="1">
           <w:r>
             <w:rPr>
               <w:rStyle w:val="Hyperlink"/>
@@ -474,7 +474,7 @@
           <w:sz w:val="24"/>
           <w:u w:val="single"/>
         </w:rPr>
-        <w:hyperlink r:id="rId10" w:history="1">
+        <w:hyperlink r:id="rId9" w:history="1">
           <w:r>
             <w:rPr>
               <w:rStyle w:val="Hyperlink"/>
@@ -1436,13 +1436,23 @@
             <w:rPr>
               <w:rStyle w:val="Hyperlink"/>
             </w:rPr>
-            <w:t xml:space="preserve">acific to </w:t>
+            <w:t>acific to</w:t>
           </w:r>
         </w:hyperlink>
       </w:r>
       <w:r>
         <w:rPr>
           <w:u w:val="single" w:color="0000ff"/>
+          <w:rFonts w:ascii="Charis SIL Regular" w:hAnsi="Charis SIL Regular" w:eastAsia="Charis SIL Regular"/>
+          <w:b w:val="0"/>
+          <w:i w:val="0"/>
+          <w:color w:val="000000"/>
+          <w:sz w:val="24"/>
+        </w:rPr>
+        <w:t xml:space="preserve"> </w:t>
+      </w:r>
+      <w:r>
+        <w:rPr>
           <w:rFonts w:ascii="Charis SIL Regular" w:hAnsi="Charis SIL Regular" w:eastAsia="Charis SIL Regular"/>
           <w:b w:val="0"/>
           <w:i w:val="0"/>
@@ -1489,13 +1499,24 @@
       </w:r>
       <w:r>
         <w:rPr>
+          <w:u w:val="single" w:color="0000ff"/>
           <w:rFonts w:ascii="Charis SIL Regular" w:hAnsi="Charis SIL Regular" w:eastAsia="Charis SIL Regular"/>
           <w:b w:val="0"/>
           <w:i w:val="0"/>
           <w:color w:val="000000"/>
           <w:sz w:val="24"/>
         </w:rPr>
-        <w:t xml:space="preserve">the Indonesian </w:t>
+        <w:t>t</w:t>
+      </w:r>
+      <w:r>
+        <w:rPr>
+          <w:rFonts w:ascii="Charis SIL Regular" w:hAnsi="Charis SIL Regular" w:eastAsia="Charis SIL Regular"/>
+          <w:b w:val="0"/>
+          <w:i w:val="0"/>
+          <w:color w:val="000000"/>
+          <w:sz w:val="24"/>
+        </w:rPr>
+        <w:t xml:space="preserve">he Indonesian </w:t>
       </w:r>
       <w:r>
         <w:rPr>
@@ -3391,7 +3412,7 @@
           <w:sz w:val="24"/>
           <w:u w:val="single"/>
         </w:rPr>
-        <w:hyperlink r:id="rId22" w:history="1">
+        <w:hyperlink r:id="rId21" w:history="1">
           <w:r>
             <w:rPr>
               <w:rStyle w:val="Hyperlink"/>
@@ -3420,7 +3441,6 @@
       </w:r>
       <w:r>
         <w:rPr>
-          <w:u w:val="single" w:color="0000ff"/>
           <w:rFonts w:ascii="Charis SIL Regular" w:hAnsi="Charis SIL Regular" w:eastAsia="Charis SIL Regular"/>
           <w:b w:val="0"/>
           <w:i w:val="0"/>
@@ -3474,7 +3494,7 @@
           <w:sz w:val="24"/>
           <w:u w:val="single"/>
         </w:rPr>
-        <w:hyperlink r:id="rId21" w:history="1">
+        <w:hyperlink r:id="rId23" w:history="1">
           <w:r>
             <w:rPr>
               <w:rStyle w:val="Hyperlink"/>
@@ -3492,7 +3512,7 @@
           <w:sz w:val="24"/>
           <w:u w:val="single"/>
         </w:rPr>
-        <w:hyperlink r:id="rId21" w:history="1">
+        <w:hyperlink r:id="rId23" w:history="1">
           <w:r>
             <w:rPr>
               <w:rStyle w:val="Hyperlink"/>
@@ -3600,7 +3620,7 @@
           <w:sz w:val="24"/>
           <w:u w:val="single"/>
         </w:rPr>
-        <w:hyperlink r:id="rId23" w:history="1">
+        <w:hyperlink r:id="rId24" w:history="1">
           <w:r>
             <w:rPr>
               <w:rStyle w:val="Hyperlink"/>
@@ -3618,7 +3638,7 @@
           <w:sz w:val="24"/>
           <w:u w:val="single"/>
         </w:rPr>
-        <w:hyperlink r:id="rId23" w:history="1">
+        <w:hyperlink r:id="rId24" w:history="1">
           <w:r>
             <w:rPr>
               <w:rStyle w:val="Hyperlink"/>
@@ -3636,7 +3656,7 @@
           <w:sz w:val="24"/>
           <w:u w:val="single"/>
         </w:rPr>
-        <w:hyperlink r:id="rId23" w:history="1">
+        <w:hyperlink r:id="rId24" w:history="1">
           <w:r>
             <w:rPr>
               <w:rStyle w:val="Hyperlink"/>
@@ -3654,7 +3674,7 @@
           <w:sz w:val="24"/>
           <w:u w:val="single"/>
         </w:rPr>
-        <w:hyperlink r:id="rId23" w:history="1">
+        <w:hyperlink r:id="rId24" w:history="1">
           <w:r>
             <w:rPr>
               <w:rStyle w:val="Hyperlink"/>
@@ -3682,7 +3702,7 @@
           <w:sz w:val="24"/>
           <w:u w:val="single"/>
         </w:rPr>
-        <w:hyperlink r:id="rId24" w:history="1">
+        <w:hyperlink r:id="rId25" w:history="1">
           <w:r>
             <w:rPr>
               <w:rStyle w:val="Hyperlink"/>
@@ -3700,7 +3720,7 @@
           <w:sz w:val="24"/>
           <w:u w:val="single"/>
         </w:rPr>
-        <w:hyperlink r:id="rId23" w:history="1">
+        <w:hyperlink r:id="rId24" w:history="1">
           <w:r>
             <w:rPr>
               <w:rStyle w:val="Hyperlink"/>
@@ -3718,7 +3738,7 @@
           <w:sz w:val="24"/>
           <w:u w:val="single"/>
         </w:rPr>
-        <w:hyperlink r:id="rId23" w:history="1">
+        <w:hyperlink r:id="rId24" w:history="1">
           <w:r>
             <w:rPr>
               <w:rStyle w:val="Hyperlink"/>
@@ -3856,7 +3876,7 @@
           <w:sz w:val="24"/>
           <w:u w:val="single"/>
         </w:rPr>
-        <w:hyperlink r:id="rId25" w:history="1">
+        <w:hyperlink r:id="rId26" w:history="1">
           <w:r>
             <w:rPr>
               <w:rStyle w:val="Hyperlink"/>
@@ -3874,7 +3894,7 @@
           <w:sz w:val="24"/>
           <w:u w:val="single"/>
         </w:rPr>
-        <w:hyperlink r:id="rId25" w:history="1">
+        <w:hyperlink r:id="rId26" w:history="1">
           <w:r>
             <w:rPr>
               <w:rStyle w:val="Hyperlink"/>
@@ -3892,7 +3912,7 @@
           <w:sz w:val="24"/>
           <w:u w:val="single"/>
         </w:rPr>
-        <w:hyperlink r:id="rId25" w:history="1">
+        <w:hyperlink r:id="rId26" w:history="1">
           <w:r>
             <w:rPr>
               <w:rStyle w:val="Hyperlink"/>
@@ -3910,7 +3930,7 @@
           <w:sz w:val="24"/>
           <w:u w:val="single"/>
         </w:rPr>
-        <w:hyperlink r:id="rId25" w:history="1">
+        <w:hyperlink r:id="rId26" w:history="1">
           <w:r>
             <w:rPr>
               <w:rStyle w:val="Hyperlink"/>
@@ -3928,7 +3948,7 @@
           <w:sz w:val="24"/>
           <w:u w:val="single"/>
         </w:rPr>
-        <w:hyperlink r:id="rId25" w:history="1">
+        <w:hyperlink r:id="rId26" w:history="1">
           <w:r>
             <w:rPr>
               <w:rStyle w:val="Hyperlink"/>
@@ -3946,7 +3966,7 @@
           <w:sz w:val="24"/>
           <w:u w:val="single"/>
         </w:rPr>
-        <w:hyperlink r:id="rId25" w:history="1">
+        <w:hyperlink r:id="rId26" w:history="1">
           <w:r>
             <w:rPr>
               <w:rStyle w:val="Hyperlink"/>
@@ -3964,7 +3984,7 @@
           <w:sz w:val="24"/>
           <w:u w:val="single"/>
         </w:rPr>
-        <w:hyperlink r:id="rId25" w:history="1">
+        <w:hyperlink r:id="rId26" w:history="1">
           <w:r>
             <w:rPr>
               <w:rStyle w:val="Hyperlink"/>
@@ -3982,7 +4002,7 @@
           <w:sz w:val="24"/>
           <w:u w:val="single"/>
         </w:rPr>
-        <w:hyperlink r:id="rId25" w:history="1">
+        <w:hyperlink r:id="rId26" w:history="1">
           <w:r>
             <w:rPr>
               <w:rStyle w:val="Hyperlink"/>
@@ -4000,7 +4020,7 @@
           <w:sz w:val="24"/>
           <w:u w:val="single"/>
         </w:rPr>
-        <w:hyperlink r:id="rId25" w:history="1">
+        <w:hyperlink r:id="rId26" w:history="1">
           <w:r>
             <w:rPr>
               <w:rStyle w:val="Hyperlink"/>
@@ -4018,7 +4038,7 @@
           <w:sz w:val="24"/>
           <w:u w:val="single"/>
         </w:rPr>
-        <w:hyperlink r:id="rId25" w:history="1">
+        <w:hyperlink r:id="rId26" w:history="1">
           <w:r>
             <w:rPr>
               <w:rStyle w:val="Hyperlink"/>
@@ -4036,7 +4056,7 @@
           <w:sz w:val="24"/>
           <w:u w:val="single"/>
         </w:rPr>
-        <w:hyperlink r:id="rId25" w:history="1">
+        <w:hyperlink r:id="rId26" w:history="1">
           <w:r>
             <w:rPr>
               <w:rStyle w:val="Hyperlink"/>
@@ -4054,7 +4074,7 @@
           <w:sz w:val="24"/>
           <w:u w:val="single"/>
         </w:rPr>
-        <w:hyperlink r:id="rId25" w:history="1">
+        <w:hyperlink r:id="rId26" w:history="1">
           <w:r>
             <w:rPr>
               <w:rStyle w:val="Hyperlink"/>
@@ -4072,7 +4092,7 @@
           <w:sz w:val="24"/>
           <w:u w:val="single"/>
         </w:rPr>
-        <w:hyperlink r:id="rId25" w:history="1">
+        <w:hyperlink r:id="rId26" w:history="1">
           <w:r>
             <w:rPr>
               <w:rStyle w:val="Hyperlink"/>
@@ -4090,7 +4110,7 @@
           <w:sz w:val="24"/>
           <w:u w:val="single"/>
         </w:rPr>
-        <w:hyperlink r:id="rId25" w:history="1">
+        <w:hyperlink r:id="rId26" w:history="1">
           <w:r>
             <w:rPr>
               <w:rStyle w:val="Hyperlink"/>
@@ -4108,7 +4128,7 @@
           <w:sz w:val="24"/>
           <w:u w:val="single"/>
         </w:rPr>
-        <w:hyperlink r:id="rId25" w:history="1">
+        <w:hyperlink r:id="rId26" w:history="1">
           <w:r>
             <w:rPr>
               <w:rStyle w:val="Hyperlink"/>
@@ -4136,7 +4156,7 @@
           <w:sz w:val="24"/>
           <w:u w:val="single"/>
         </w:rPr>
-        <w:hyperlink r:id="rId25" w:history="1">
+        <w:hyperlink r:id="rId26" w:history="1">
           <w:r>
             <w:rPr>
               <w:rStyle w:val="Hyperlink"/>
@@ -4154,7 +4174,7 @@
           <w:sz w:val="24"/>
           <w:u w:val="single"/>
         </w:rPr>
-        <w:hyperlink r:id="rId25" w:history="1">
+        <w:hyperlink r:id="rId26" w:history="1">
           <w:r>
             <w:rPr>
               <w:rStyle w:val="Hyperlink"/>
@@ -4314,7 +4334,7 @@
           <w:sz w:val="24"/>
           <w:u w:val="single"/>
         </w:rPr>
-        <w:hyperlink r:id="rId26" w:history="1">
+        <w:hyperlink r:id="rId27" w:history="1">
           <w:r>
             <w:rPr>
               <w:rStyle w:val="Hyperlink"/>
@@ -4332,7 +4352,7 @@
           <w:sz w:val="24"/>
           <w:u w:val="single"/>
         </w:rPr>
-        <w:hyperlink r:id="rId26" w:history="1">
+        <w:hyperlink r:id="rId27" w:history="1">
           <w:r>
             <w:rPr>
               <w:rStyle w:val="Hyperlink"/>
@@ -4350,7 +4370,7 @@
           <w:sz w:val="24"/>
           <w:u w:val="single"/>
         </w:rPr>
-        <w:hyperlink r:id="rId26" w:history="1">
+        <w:hyperlink r:id="rId27" w:history="1">
           <w:r>
             <w:rPr>
               <w:rStyle w:val="Hyperlink"/>
@@ -4368,7 +4388,7 @@
           <w:sz w:val="24"/>
           <w:u w:val="single"/>
         </w:rPr>
-        <w:hyperlink r:id="rId26" w:history="1">
+        <w:hyperlink r:id="rId27" w:history="1">
           <w:r>
             <w:rPr>
               <w:rStyle w:val="Hyperlink"/>
@@ -4386,7 +4406,7 @@
           <w:sz w:val="24"/>
           <w:u w:val="single"/>
         </w:rPr>
-        <w:hyperlink r:id="rId26" w:history="1">
+        <w:hyperlink r:id="rId27" w:history="1">
           <w:r>
             <w:rPr>
               <w:rStyle w:val="Hyperlink"/>
@@ -4404,7 +4424,7 @@
           <w:sz w:val="24"/>
           <w:u w:val="single"/>
         </w:rPr>
-        <w:hyperlink r:id="rId26" w:history="1">
+        <w:hyperlink r:id="rId27" w:history="1">
           <w:r>
             <w:rPr>
               <w:rStyle w:val="Hyperlink"/>
@@ -4422,7 +4442,7 @@
           <w:sz w:val="24"/>
           <w:u w:val="single"/>
         </w:rPr>
-        <w:hyperlink r:id="rId26" w:history="1">
+        <w:hyperlink r:id="rId27" w:history="1">
           <w:r>
             <w:rPr>
               <w:rStyle w:val="Hyperlink"/>
@@ -4440,7 +4460,7 @@
           <w:sz w:val="24"/>
           <w:u w:val="single"/>
         </w:rPr>
-        <w:hyperlink r:id="rId26" w:history="1">
+        <w:hyperlink r:id="rId27" w:history="1">
           <w:r>
             <w:rPr>
               <w:rStyle w:val="Hyperlink"/>
@@ -4458,7 +4478,7 @@
           <w:sz w:val="24"/>
           <w:u w:val="single"/>
         </w:rPr>
-        <w:hyperlink r:id="rId26" w:history="1">
+        <w:hyperlink r:id="rId27" w:history="1">
           <w:r>
             <w:rPr>
               <w:rStyle w:val="Hyperlink"/>
@@ -4476,7 +4496,7 @@
           <w:sz w:val="24"/>
           <w:u w:val="single"/>
         </w:rPr>
-        <w:hyperlink r:id="rId26" w:history="1">
+        <w:hyperlink r:id="rId27" w:history="1">
           <w:r>
             <w:rPr>
               <w:rStyle w:val="Hyperlink"/>
@@ -4494,7 +4514,7 @@
           <w:sz w:val="24"/>
           <w:u w:val="single"/>
         </w:rPr>
-        <w:hyperlink r:id="rId26" w:history="1">
+        <w:hyperlink r:id="rId27" w:history="1">
           <w:r>
             <w:rPr>
               <w:rStyle w:val="Hyperlink"/>
@@ -4512,7 +4532,7 @@
           <w:sz w:val="24"/>
           <w:u w:val="single"/>
         </w:rPr>
-        <w:hyperlink r:id="rId26" w:history="1">
+        <w:hyperlink r:id="rId27" w:history="1">
           <w:r>
             <w:rPr>
               <w:rStyle w:val="Hyperlink"/>
@@ -4530,7 +4550,7 @@
           <w:sz w:val="24"/>
           <w:u w:val="single"/>
         </w:rPr>
-        <w:hyperlink r:id="rId26" w:history="1">
+        <w:hyperlink r:id="rId27" w:history="1">
           <w:r>
             <w:rPr>
               <w:rStyle w:val="Hyperlink"/>
@@ -4548,7 +4568,7 @@
           <w:sz w:val="24"/>
           <w:u w:val="single"/>
         </w:rPr>
-        <w:hyperlink r:id="rId26" w:history="1">
+        <w:hyperlink r:id="rId27" w:history="1">
           <w:r>
             <w:rPr>
               <w:rStyle w:val="Hyperlink"/>
@@ -4566,7 +4586,7 @@
           <w:sz w:val="24"/>
           <w:u w:val="single"/>
         </w:rPr>
-        <w:hyperlink r:id="rId26" w:history="1">
+        <w:hyperlink r:id="rId27" w:history="1">
           <w:r>
             <w:rPr>
               <w:rStyle w:val="Hyperlink"/>
@@ -4727,7 +4747,7 @@
           <w:sz w:val="24"/>
           <w:u w:val="single"/>
         </w:rPr>
-        <w:hyperlink r:id="rId27" w:history="1">
+        <w:hyperlink r:id="rId28" w:history="1">
           <w:r>
             <w:rPr>
               <w:rStyle w:val="Hyperlink"/>
@@ -4745,7 +4765,7 @@
           <w:sz w:val="24"/>
           <w:u w:val="single"/>
         </w:rPr>
-        <w:hyperlink r:id="rId27" w:history="1">
+        <w:hyperlink r:id="rId28" w:history="1">
           <w:r>
             <w:rPr>
               <w:rStyle w:val="Hyperlink"/>
@@ -4763,7 +4783,7 @@
           <w:sz w:val="24"/>
           <w:u w:val="single"/>
         </w:rPr>
-        <w:hyperlink r:id="rId27" w:history="1">
+        <w:hyperlink r:id="rId28" w:history="1">
           <w:r>
             <w:rPr>
               <w:rStyle w:val="Hyperlink"/>
@@ -4781,7 +4801,7 @@
           <w:sz w:val="24"/>
           <w:u w:val="single"/>
         </w:rPr>
-        <w:hyperlink r:id="rId27" w:history="1">
+        <w:hyperlink r:id="rId28" w:history="1">
           <w:r>
             <w:rPr>
               <w:rStyle w:val="Hyperlink"/>
@@ -4799,7 +4819,7 @@
           <w:sz w:val="24"/>
           <w:u w:val="single"/>
         </w:rPr>
-        <w:hyperlink r:id="rId27" w:history="1">
+        <w:hyperlink r:id="rId28" w:history="1">
           <w:r>
             <w:rPr>
               <w:rStyle w:val="Hyperlink"/>
@@ -4820,7 +4840,7 @@
           <w:sz w:val="24"/>
           <w:u w:val="single"/>
         </w:rPr>
-        <w:hyperlink r:id="rId27" w:history="1">
+        <w:hyperlink r:id="rId28" w:history="1">
           <w:r>
             <w:rPr>
               <w:rStyle w:val="Hyperlink"/>
@@ -4838,7 +4858,7 @@
           <w:sz w:val="24"/>
           <w:u w:val="single"/>
         </w:rPr>
-        <w:hyperlink r:id="rId27" w:history="1">
+        <w:hyperlink r:id="rId28" w:history="1">
           <w:r>
             <w:rPr>
               <w:rStyle w:val="Hyperlink"/>
@@ -4856,7 +4876,7 @@
           <w:sz w:val="24"/>
           <w:u w:val="single"/>
         </w:rPr>
-        <w:hyperlink r:id="rId27" w:history="1">
+        <w:hyperlink r:id="rId28" w:history="1">
           <w:r>
             <w:rPr>
               <w:rStyle w:val="Hyperlink"/>
@@ -4874,7 +4894,7 @@
           <w:sz w:val="24"/>
           <w:u w:val="single"/>
         </w:rPr>
-        <w:hyperlink r:id="rId27" w:history="1">
+        <w:hyperlink r:id="rId28" w:history="1">
           <w:r>
             <w:rPr>
               <w:rStyle w:val="Hyperlink"/>
@@ -4892,7 +4912,7 @@
           <w:sz w:val="24"/>
           <w:u w:val="single"/>
         </w:rPr>
-        <w:hyperlink r:id="rId27" w:history="1">
+        <w:hyperlink r:id="rId28" w:history="1">
           <w:r>
             <w:rPr>
               <w:rStyle w:val="Hyperlink"/>
@@ -5043,7 +5063,7 @@
           <w:sz w:val="24"/>
           <w:u w:val="single"/>
         </w:rPr>
-        <w:hyperlink r:id="rId28" w:history="1">
+        <w:hyperlink r:id="rId29" w:history="1">
           <w:r>
             <w:rPr>
               <w:rStyle w:val="Hyperlink"/>
@@ -5061,7 +5081,7 @@
           <w:sz w:val="24"/>
           <w:u w:val="single"/>
         </w:rPr>
-        <w:hyperlink r:id="rId28" w:history="1">
+        <w:hyperlink r:id="rId29" w:history="1">
           <w:r>
             <w:rPr>
               <w:rStyle w:val="Hyperlink"/>
@@ -5079,7 +5099,7 @@
           <w:sz w:val="24"/>
           <w:u w:val="single"/>
         </w:rPr>
-        <w:hyperlink r:id="rId28" w:history="1">
+        <w:hyperlink r:id="rId29" w:history="1">
           <w:r>
             <w:rPr>
               <w:rStyle w:val="Hyperlink"/>
@@ -5097,7 +5117,7 @@
           <w:sz w:val="24"/>
           <w:u w:val="single"/>
         </w:rPr>
-        <w:hyperlink r:id="rId28" w:history="1">
+        <w:hyperlink r:id="rId29" w:history="1">
           <w:r>
             <w:rPr>
               <w:rStyle w:val="Hyperlink"/>
@@ -5115,7 +5135,7 @@
           <w:sz w:val="24"/>
           <w:u w:val="single"/>
         </w:rPr>
-        <w:hyperlink r:id="rId28" w:history="1">
+        <w:hyperlink r:id="rId29" w:history="1">
           <w:r>
             <w:rPr>
               <w:rStyle w:val="Hyperlink"/>
@@ -5133,7 +5153,7 @@
           <w:sz w:val="24"/>
           <w:u w:val="single"/>
         </w:rPr>
-        <w:hyperlink r:id="rId28" w:history="1">
+        <w:hyperlink r:id="rId29" w:history="1">
           <w:r>
             <w:rPr>
               <w:rStyle w:val="Hyperlink"/>
@@ -5151,7 +5171,7 @@
           <w:sz w:val="24"/>
           <w:u w:val="single"/>
         </w:rPr>
-        <w:hyperlink r:id="rId28" w:history="1">
+        <w:hyperlink r:id="rId29" w:history="1">
           <w:r>
             <w:rPr>
               <w:rStyle w:val="Hyperlink"/>
@@ -5169,7 +5189,7 @@
           <w:sz w:val="24"/>
           <w:u w:val="single"/>
         </w:rPr>
-        <w:hyperlink r:id="rId28" w:history="1">
+        <w:hyperlink r:id="rId29" w:history="1">
           <w:r>
             <w:rPr>
               <w:rStyle w:val="Hyperlink"/>
@@ -5187,7 +5207,7 @@
           <w:sz w:val="24"/>
           <w:u w:val="single"/>
         </w:rPr>
-        <w:hyperlink r:id="rId28" w:history="1">
+        <w:hyperlink r:id="rId29" w:history="1">
           <w:r>
             <w:rPr>
               <w:rStyle w:val="Hyperlink"/>

--- a/EXPORTS/DOCX/published/niveau3/English/JustinusNassau.docx
+++ b/EXPORTS/DOCX/published/niveau3/English/JustinusNassau.docx
@@ -380,7 +380,7 @@
           <w:sz w:val="24"/>
           <w:u w:val="single"/>
         </w:rPr>
-        <w:hyperlink r:id="rId9" w:history="1">
+        <w:hyperlink r:id="rId10" w:history="1">
           <w:r>
             <w:rPr>
               <w:rStyle w:val="Hyperlink"/>
@@ -667,7 +667,7 @@
             <w:rPr>
               <w:rStyle w:val="Hyperlink"/>
             </w:rPr>
-            <w:t>Etnografis</w:t>
+            <w:t>Etnografisc</w:t>
           </w:r>
         </w:hyperlink>
       </w:r>
@@ -678,13 +678,36 @@
           <w:i w:val="0"/>
           <w:color w:val="0000FF"/>
           <w:sz w:val="24"/>
+          <w:u w:val="single"/>
+        </w:rPr>
+        <w:t>h</w:t>
+      </w:r>
+      <w:r>
+        <w:rPr>
+          <w:rFonts w:ascii="Charis SIL Regular" w:hAnsi="Charis SIL Regular" w:eastAsia="Charis SIL Regular"/>
+          <w:b w:val="0"/>
+          <w:i w:val="0"/>
+          <w:color w:val="0000FF"/>
+          <w:sz w:val="24"/>
+          <w:u w:val="single"/>
+        </w:rPr>
+        <w:t xml:space="preserve"> </w:t>
+      </w:r>
+      <w:r>
+        <w:rPr>
+          <w:rFonts w:ascii="Charis SIL Regular" w:hAnsi="Charis SIL Regular" w:eastAsia="Charis SIL Regular"/>
+          <w:b w:val="0"/>
+          <w:i w:val="0"/>
+          <w:color w:val="0000FF"/>
+          <w:sz w:val="24"/>
+          <w:u w:val="single"/>
         </w:rPr>
         <w:hyperlink r:id="rId11" w:history="1">
           <w:r>
             <w:rPr>
               <w:rStyle w:val="Hyperlink"/>
             </w:rPr>
-            <w:t>c</w:t>
+            <w:t>Museu</w:t>
           </w:r>
         </w:hyperlink>
       </w:r>
@@ -696,36 +719,7 @@
           <w:color w:val="0000FF"/>
           <w:sz w:val="24"/>
         </w:rPr>
-        <w:t>h</w:t>
-      </w:r>
-      <w:r>
-        <w:rPr>
-          <w:rFonts w:ascii="Charis SIL Regular" w:hAnsi="Charis SIL Regular" w:eastAsia="Charis SIL Regular"/>
-          <w:b w:val="0"/>
-          <w:i w:val="0"/>
-          <w:color w:val="0000FF"/>
-          <w:sz w:val="24"/>
-          <w:u w:val="single"/>
-        </w:rPr>
-        <w:t xml:space="preserve"> </w:t>
-      </w:r>
-      <w:r>
-        <w:rPr>
-          <w:rFonts w:ascii="Charis SIL Regular" w:hAnsi="Charis SIL Regular" w:eastAsia="Charis SIL Regular"/>
-          <w:b w:val="0"/>
-          <w:i w:val="0"/>
-          <w:color w:val="0000FF"/>
-          <w:sz w:val="24"/>
-          <w:u w:val="single"/>
-        </w:rPr>
-        <w:hyperlink r:id="rId11" w:history="1">
-          <w:r>
-            <w:rPr>
-              <w:rStyle w:val="Hyperlink"/>
-            </w:rPr>
-            <w:t>Museum</w:t>
-          </w:r>
-        </w:hyperlink>
+        <w:t>m</w:t>
       </w:r>
       <w:r>
         <w:rPr>
@@ -1436,23 +1430,13 @@
             <w:rPr>
               <w:rStyle w:val="Hyperlink"/>
             </w:rPr>
-            <w:t>acific to</w:t>
+            <w:t xml:space="preserve">acific to </w:t>
           </w:r>
         </w:hyperlink>
       </w:r>
       <w:r>
         <w:rPr>
           <w:u w:val="single" w:color="0000ff"/>
-          <w:rFonts w:ascii="Charis SIL Regular" w:hAnsi="Charis SIL Regular" w:eastAsia="Charis SIL Regular"/>
-          <w:b w:val="0"/>
-          <w:i w:val="0"/>
-          <w:color w:val="000000"/>
-          <w:sz w:val="24"/>
-        </w:rPr>
-        <w:t xml:space="preserve"> </w:t>
-      </w:r>
-      <w:r>
-        <w:rPr>
           <w:rFonts w:ascii="Charis SIL Regular" w:hAnsi="Charis SIL Regular" w:eastAsia="Charis SIL Regular"/>
           <w:b w:val="0"/>
           <w:i w:val="0"/>
@@ -1499,24 +1483,13 @@
       </w:r>
       <w:r>
         <w:rPr>
-          <w:u w:val="single" w:color="0000ff"/>
           <w:rFonts w:ascii="Charis SIL Regular" w:hAnsi="Charis SIL Regular" w:eastAsia="Charis SIL Regular"/>
           <w:b w:val="0"/>
           <w:i w:val="0"/>
           <w:color w:val="000000"/>
           <w:sz w:val="24"/>
         </w:rPr>
-        <w:t>t</w:t>
-      </w:r>
-      <w:r>
-        <w:rPr>
-          <w:rFonts w:ascii="Charis SIL Regular" w:hAnsi="Charis SIL Regular" w:eastAsia="Charis SIL Regular"/>
-          <w:b w:val="0"/>
-          <w:i w:val="0"/>
-          <w:color w:val="000000"/>
-          <w:sz w:val="24"/>
-        </w:rPr>
-        <w:t xml:space="preserve">he Indonesian </w:t>
+        <w:t xml:space="preserve">the Indonesian </w:t>
       </w:r>
       <w:r>
         <w:rPr>
@@ -3441,6 +3414,7 @@
       </w:r>
       <w:r>
         <w:rPr>
+          <w:u w:val="single" w:color="0000ff"/>
           <w:rFonts w:ascii="Charis SIL Regular" w:hAnsi="Charis SIL Regular" w:eastAsia="Charis SIL Regular"/>
           <w:b w:val="0"/>
           <w:i w:val="0"/>
@@ -3465,7 +3439,7 @@
           <w:sz w:val="24"/>
           <w:u w:val="single"/>
         </w:rPr>
-        <w:hyperlink r:id="rId21" w:history="1">
+        <w:hyperlink r:id="rId23" w:history="1">
           <w:r>
             <w:rPr>
               <w:rStyle w:val="Hyperlink"/>
@@ -4144,8 +4118,16 @@
           <w:i w:val="0"/>
           <w:color w:val="0000FF"/>
           <w:sz w:val="24"/>
-        </w:rPr>
-        <w:t>w</w:t>
+          <w:u w:val="single"/>
+        </w:rPr>
+        <w:hyperlink r:id="rId26" w:history="1">
+          <w:r>
+            <w:rPr>
+              <w:rStyle w:val="Hyperlink"/>
+            </w:rPr>
+            <w:t>w</w:t>
+          </w:r>
+        </w:hyperlink>
       </w:r>
       <w:r>
         <w:rPr>

--- a/EXPORTS/DOCX/published/niveau3/English/JustinusNassau.docx
+++ b/EXPORTS/DOCX/published/niveau3/English/JustinusNassau.docx
@@ -409,7 +409,7 @@
           <w:sz w:val="24"/>
           <w:u w:val="single"/>
         </w:rPr>
-        <w:hyperlink r:id="rId9" w:history="1">
+        <w:hyperlink r:id="rId10" w:history="1">
           <w:r>
             <w:rPr>
               <w:rStyle w:val="Hyperlink"/>
@@ -427,7 +427,7 @@
           <w:sz w:val="24"/>
           <w:u w:val="single"/>
         </w:rPr>
-        <w:hyperlink r:id="rId9" w:history="1">
+        <w:hyperlink r:id="rId10" w:history="1">
           <w:r>
             <w:rPr>
               <w:rStyle w:val="Hyperlink"/>
@@ -456,7 +456,7 @@
           <w:sz w:val="24"/>
           <w:u w:val="single"/>
         </w:rPr>
-        <w:hyperlink r:id="rId9" w:history="1">
+        <w:hyperlink r:id="rId10" w:history="1">
           <w:r>
             <w:rPr>
               <w:rStyle w:val="Hyperlink"/>
@@ -667,7 +667,7 @@
             <w:rPr>
               <w:rStyle w:val="Hyperlink"/>
             </w:rPr>
-            <w:t>Etnografisc</w:t>
+            <w:t>Etnografis</w:t>
           </w:r>
         </w:hyperlink>
       </w:r>
@@ -678,36 +678,13 @@
           <w:i w:val="0"/>
           <w:color w:val="0000FF"/>
           <w:sz w:val="24"/>
-          <w:u w:val="single"/>
-        </w:rPr>
-        <w:t>h</w:t>
-      </w:r>
-      <w:r>
-        <w:rPr>
-          <w:rFonts w:ascii="Charis SIL Regular" w:hAnsi="Charis SIL Regular" w:eastAsia="Charis SIL Regular"/>
-          <w:b w:val="0"/>
-          <w:i w:val="0"/>
-          <w:color w:val="0000FF"/>
-          <w:sz w:val="24"/>
-          <w:u w:val="single"/>
-        </w:rPr>
-        <w:t xml:space="preserve"> </w:t>
-      </w:r>
-      <w:r>
-        <w:rPr>
-          <w:rFonts w:ascii="Charis SIL Regular" w:hAnsi="Charis SIL Regular" w:eastAsia="Charis SIL Regular"/>
-          <w:b w:val="0"/>
-          <w:i w:val="0"/>
-          <w:color w:val="0000FF"/>
-          <w:sz w:val="24"/>
-          <w:u w:val="single"/>
         </w:rPr>
         <w:hyperlink r:id="rId11" w:history="1">
           <w:r>
             <w:rPr>
               <w:rStyle w:val="Hyperlink"/>
             </w:rPr>
-            <w:t>Museu</w:t>
+            <w:t>c</w:t>
           </w:r>
         </w:hyperlink>
       </w:r>
@@ -719,7 +696,36 @@
           <w:color w:val="0000FF"/>
           <w:sz w:val="24"/>
         </w:rPr>
-        <w:t>m</w:t>
+        <w:t>h</w:t>
+      </w:r>
+      <w:r>
+        <w:rPr>
+          <w:rFonts w:ascii="Charis SIL Regular" w:hAnsi="Charis SIL Regular" w:eastAsia="Charis SIL Regular"/>
+          <w:b w:val="0"/>
+          <w:i w:val="0"/>
+          <w:color w:val="0000FF"/>
+          <w:sz w:val="24"/>
+          <w:u w:val="single"/>
+        </w:rPr>
+        <w:t xml:space="preserve"> </w:t>
+      </w:r>
+      <w:r>
+        <w:rPr>
+          <w:rFonts w:ascii="Charis SIL Regular" w:hAnsi="Charis SIL Regular" w:eastAsia="Charis SIL Regular"/>
+          <w:b w:val="0"/>
+          <w:i w:val="0"/>
+          <w:color w:val="0000FF"/>
+          <w:sz w:val="24"/>
+          <w:u w:val="single"/>
+        </w:rPr>
+        <w:hyperlink r:id="rId11" w:history="1">
+          <w:r>
+            <w:rPr>
+              <w:rStyle w:val="Hyperlink"/>
+            </w:rPr>
+            <w:t>Museum</w:t>
+          </w:r>
+        </w:hyperlink>
       </w:r>
       <w:r>
         <w:rPr>
@@ -3385,7 +3391,7 @@
           <w:sz w:val="24"/>
           <w:u w:val="single"/>
         </w:rPr>
-        <w:hyperlink r:id="rId21" w:history="1">
+        <w:hyperlink r:id="rId22" w:history="1">
           <w:r>
             <w:rPr>
               <w:rStyle w:val="Hyperlink"/>
@@ -3403,7 +3409,7 @@
           <w:sz w:val="24"/>
           <w:u w:val="single"/>
         </w:rPr>
-        <w:hyperlink r:id="rId21" w:history="1">
+        <w:hyperlink r:id="rId22" w:history="1">
           <w:r>
             <w:rPr>
               <w:rStyle w:val="Hyperlink"/>
@@ -3414,21 +3420,13 @@
       </w:r>
       <w:r>
         <w:rPr>
-          <w:u w:val="single" w:color="0000ff"/>
           <w:rFonts w:ascii="Charis SIL Regular" w:hAnsi="Charis SIL Regular" w:eastAsia="Charis SIL Regular"/>
           <w:b w:val="0"/>
           <w:i w:val="0"/>
           <w:color w:val="000000"/>
           <w:sz w:val="24"/>
         </w:rPr>
-        <w:hyperlink r:id="rId21" w:history="1">
-          <w:r>
-            <w:rPr>
-              <w:rStyle w:val="Hyperlink"/>
-            </w:rPr>
-            <w:t xml:space="preserve">, </w:t>
-          </w:r>
-        </w:hyperlink>
+        <w:t xml:space="preserve">, </w:t>
       </w:r>
       <w:r>
         <w:rPr>
@@ -3694,7 +3692,7 @@
           <w:sz w:val="24"/>
           <w:u w:val="single"/>
         </w:rPr>
-        <w:hyperlink r:id="rId24" w:history="1">
+        <w:hyperlink r:id="rId25" w:history="1">
           <w:r>
             <w:rPr>
               <w:rStyle w:val="Hyperlink"/>
@@ -3712,7 +3710,7 @@
           <w:sz w:val="24"/>
           <w:u w:val="single"/>
         </w:rPr>
-        <w:hyperlink r:id="rId24" w:history="1">
+        <w:hyperlink r:id="rId25" w:history="1">
           <w:r>
             <w:rPr>
               <w:rStyle w:val="Hyperlink"/>
@@ -4120,14 +4118,7 @@
           <w:sz w:val="24"/>
           <w:u w:val="single"/>
         </w:rPr>
-        <w:hyperlink r:id="rId26" w:history="1">
-          <w:r>
-            <w:rPr>
-              <w:rStyle w:val="Hyperlink"/>
-            </w:rPr>
-            <w:t>w</w:t>
-          </w:r>
-        </w:hyperlink>
+        <w:t>w</w:t>
       </w:r>
       <w:r>
         <w:rPr>

--- a/EXPORTS/DOCX/published/niveau3/English/JustinusNassau.docx
+++ b/EXPORTS/DOCX/published/niveau3/English/JustinusNassau.docx
@@ -380,7 +380,7 @@
           <w:sz w:val="24"/>
           <w:u w:val="single"/>
         </w:rPr>
-        <w:hyperlink r:id="rId10" w:history="1">
+        <w:hyperlink r:id="rId9" w:history="1">
           <w:r>
             <w:rPr>
               <w:rStyle w:val="Hyperlink"/>
@@ -474,7 +474,7 @@
           <w:sz w:val="24"/>
           <w:u w:val="single"/>
         </w:rPr>
-        <w:hyperlink r:id="rId9" w:history="1">
+        <w:hyperlink r:id="rId10" w:history="1">
           <w:r>
             <w:rPr>
               <w:rStyle w:val="Hyperlink"/>
@@ -492,7 +492,7 @@
           <w:sz w:val="24"/>
           <w:u w:val="single"/>
         </w:rPr>
-        <w:hyperlink r:id="rId9" w:history="1">
+        <w:hyperlink r:id="rId10" w:history="1">
           <w:r>
             <w:rPr>
               <w:rStyle w:val="Hyperlink"/>
@@ -667,7 +667,7 @@
             <w:rPr>
               <w:rStyle w:val="Hyperlink"/>
             </w:rPr>
-            <w:t>Etnografis</w:t>
+            <w:t>Etnografisc</w:t>
           </w:r>
         </w:hyperlink>
       </w:r>
@@ -678,13 +678,36 @@
           <w:i w:val="0"/>
           <w:color w:val="0000FF"/>
           <w:sz w:val="24"/>
+          <w:u w:val="single"/>
+        </w:rPr>
+        <w:t>h</w:t>
+      </w:r>
+      <w:r>
+        <w:rPr>
+          <w:rFonts w:ascii="Charis SIL Regular" w:hAnsi="Charis SIL Regular" w:eastAsia="Charis SIL Regular"/>
+          <w:b w:val="0"/>
+          <w:i w:val="0"/>
+          <w:color w:val="0000FF"/>
+          <w:sz w:val="24"/>
+          <w:u w:val="single"/>
+        </w:rPr>
+        <w:t xml:space="preserve"> </w:t>
+      </w:r>
+      <w:r>
+        <w:rPr>
+          <w:rFonts w:ascii="Charis SIL Regular" w:hAnsi="Charis SIL Regular" w:eastAsia="Charis SIL Regular"/>
+          <w:b w:val="0"/>
+          <w:i w:val="0"/>
+          <w:color w:val="0000FF"/>
+          <w:sz w:val="24"/>
+          <w:u w:val="single"/>
         </w:rPr>
         <w:hyperlink r:id="rId11" w:history="1">
           <w:r>
             <w:rPr>
               <w:rStyle w:val="Hyperlink"/>
             </w:rPr>
-            <w:t>c</w:t>
+            <w:t>Museu</w:t>
           </w:r>
         </w:hyperlink>
       </w:r>
@@ -696,36 +719,7 @@
           <w:color w:val="0000FF"/>
           <w:sz w:val="24"/>
         </w:rPr>
-        <w:t>h</w:t>
-      </w:r>
-      <w:r>
-        <w:rPr>
-          <w:rFonts w:ascii="Charis SIL Regular" w:hAnsi="Charis SIL Regular" w:eastAsia="Charis SIL Regular"/>
-          <w:b w:val="0"/>
-          <w:i w:val="0"/>
-          <w:color w:val="0000FF"/>
-          <w:sz w:val="24"/>
-          <w:u w:val="single"/>
-        </w:rPr>
-        <w:t xml:space="preserve"> </w:t>
-      </w:r>
-      <w:r>
-        <w:rPr>
-          <w:rFonts w:ascii="Charis SIL Regular" w:hAnsi="Charis SIL Regular" w:eastAsia="Charis SIL Regular"/>
-          <w:b w:val="0"/>
-          <w:i w:val="0"/>
-          <w:color w:val="0000FF"/>
-          <w:sz w:val="24"/>
-          <w:u w:val="single"/>
-        </w:rPr>
-        <w:hyperlink r:id="rId11" w:history="1">
-          <w:r>
-            <w:rPr>
-              <w:rStyle w:val="Hyperlink"/>
-            </w:rPr>
-            <w:t>Museum</w:t>
-          </w:r>
-        </w:hyperlink>
+        <w:t>m</w:t>
       </w:r>
       <w:r>
         <w:rPr>
@@ -4118,7 +4112,14 @@
           <w:sz w:val="24"/>
           <w:u w:val="single"/>
         </w:rPr>
-        <w:t>w</w:t>
+        <w:hyperlink r:id="rId26" w:history="1">
+          <w:r>
+            <w:rPr>
+              <w:rStyle w:val="Hyperlink"/>
+            </w:rPr>
+            <w:t>w</w:t>
+          </w:r>
+        </w:hyperlink>
       </w:r>
       <w:r>
         <w:rPr>

--- a/EXPORTS/DOCX/published/niveau3/English/JustinusNassau.docx
+++ b/EXPORTS/DOCX/published/niveau3/English/JustinusNassau.docx
@@ -409,7 +409,7 @@
           <w:sz w:val="24"/>
           <w:u w:val="single"/>
         </w:rPr>
-        <w:hyperlink r:id="rId10" w:history="1">
+        <w:hyperlink r:id="rId9" w:history="1">
           <w:r>
             <w:rPr>
               <w:rStyle w:val="Hyperlink"/>
@@ -427,7 +427,7 @@
           <w:sz w:val="24"/>
           <w:u w:val="single"/>
         </w:rPr>
-        <w:hyperlink r:id="rId10" w:history="1">
+        <w:hyperlink r:id="rId9" w:history="1">
           <w:r>
             <w:rPr>
               <w:rStyle w:val="Hyperlink"/>
@@ -456,7 +456,7 @@
           <w:sz w:val="24"/>
           <w:u w:val="single"/>
         </w:rPr>
-        <w:hyperlink r:id="rId10" w:history="1">
+        <w:hyperlink r:id="rId9" w:history="1">
           <w:r>
             <w:rPr>
               <w:rStyle w:val="Hyperlink"/>
@@ -474,7 +474,7 @@
           <w:sz w:val="24"/>
           <w:u w:val="single"/>
         </w:rPr>
-        <w:hyperlink r:id="rId10" w:history="1">
+        <w:hyperlink r:id="rId9" w:history="1">
           <w:r>
             <w:rPr>
               <w:rStyle w:val="Hyperlink"/>
@@ -492,7 +492,7 @@
           <w:sz w:val="24"/>
           <w:u w:val="single"/>
         </w:rPr>
-        <w:hyperlink r:id="rId10" w:history="1">
+        <w:hyperlink r:id="rId9" w:history="1">
           <w:r>
             <w:rPr>
               <w:rStyle w:val="Hyperlink"/>
@@ -667,7 +667,7 @@
             <w:rPr>
               <w:rStyle w:val="Hyperlink"/>
             </w:rPr>
-            <w:t>Etnografisc</w:t>
+            <w:t>Etnografis</w:t>
           </w:r>
         </w:hyperlink>
       </w:r>
@@ -678,36 +678,13 @@
           <w:i w:val="0"/>
           <w:color w:val="0000FF"/>
           <w:sz w:val="24"/>
-          <w:u w:val="single"/>
-        </w:rPr>
-        <w:t>h</w:t>
-      </w:r>
-      <w:r>
-        <w:rPr>
-          <w:rFonts w:ascii="Charis SIL Regular" w:hAnsi="Charis SIL Regular" w:eastAsia="Charis SIL Regular"/>
-          <w:b w:val="0"/>
-          <w:i w:val="0"/>
-          <w:color w:val="0000FF"/>
-          <w:sz w:val="24"/>
-          <w:u w:val="single"/>
-        </w:rPr>
-        <w:t xml:space="preserve"> </w:t>
-      </w:r>
-      <w:r>
-        <w:rPr>
-          <w:rFonts w:ascii="Charis SIL Regular" w:hAnsi="Charis SIL Regular" w:eastAsia="Charis SIL Regular"/>
-          <w:b w:val="0"/>
-          <w:i w:val="0"/>
-          <w:color w:val="0000FF"/>
-          <w:sz w:val="24"/>
-          <w:u w:val="single"/>
         </w:rPr>
         <w:hyperlink r:id="rId11" w:history="1">
           <w:r>
             <w:rPr>
               <w:rStyle w:val="Hyperlink"/>
             </w:rPr>
-            <w:t>Museu</w:t>
+            <w:t>c</w:t>
           </w:r>
         </w:hyperlink>
       </w:r>
@@ -719,7 +696,36 @@
           <w:color w:val="0000FF"/>
           <w:sz w:val="24"/>
         </w:rPr>
-        <w:t>m</w:t>
+        <w:t>h</w:t>
+      </w:r>
+      <w:r>
+        <w:rPr>
+          <w:rFonts w:ascii="Charis SIL Regular" w:hAnsi="Charis SIL Regular" w:eastAsia="Charis SIL Regular"/>
+          <w:b w:val="0"/>
+          <w:i w:val="0"/>
+          <w:color w:val="0000FF"/>
+          <w:sz w:val="24"/>
+          <w:u w:val="single"/>
+        </w:rPr>
+        <w:t xml:space="preserve"> </w:t>
+      </w:r>
+      <w:r>
+        <w:rPr>
+          <w:rFonts w:ascii="Charis SIL Regular" w:hAnsi="Charis SIL Regular" w:eastAsia="Charis SIL Regular"/>
+          <w:b w:val="0"/>
+          <w:i w:val="0"/>
+          <w:color w:val="0000FF"/>
+          <w:sz w:val="24"/>
+          <w:u w:val="single"/>
+        </w:rPr>
+        <w:hyperlink r:id="rId11" w:history="1">
+          <w:r>
+            <w:rPr>
+              <w:rStyle w:val="Hyperlink"/>
+            </w:rPr>
+            <w:t>Museum</w:t>
+          </w:r>
+        </w:hyperlink>
       </w:r>
       <w:r>
         <w:rPr>
@@ -3478,7 +3484,7 @@
           <w:sz w:val="24"/>
           <w:u w:val="single"/>
         </w:rPr>
-        <w:hyperlink r:id="rId23" w:history="1">
+        <w:hyperlink r:id="rId21" w:history="1">
           <w:r>
             <w:rPr>
               <w:rStyle w:val="Hyperlink"/>

--- a/EXPORTS/DOCX/published/niveau3/English/JustinusNassau.docx
+++ b/EXPORTS/DOCX/published/niveau3/English/JustinusNassau.docx
@@ -456,7 +456,7 @@
           <w:sz w:val="24"/>
           <w:u w:val="single"/>
         </w:rPr>
-        <w:hyperlink r:id="rId9" w:history="1">
+        <w:hyperlink r:id="rId10" w:history="1">
           <w:r>
             <w:rPr>
               <w:rStyle w:val="Hyperlink"/>
@@ -474,7 +474,7 @@
           <w:sz w:val="24"/>
           <w:u w:val="single"/>
         </w:rPr>
-        <w:hyperlink r:id="rId9" w:history="1">
+        <w:hyperlink r:id="rId10" w:history="1">
           <w:r>
             <w:rPr>
               <w:rStyle w:val="Hyperlink"/>
@@ -492,7 +492,7 @@
           <w:sz w:val="24"/>
           <w:u w:val="single"/>
         </w:rPr>
-        <w:hyperlink r:id="rId9" w:history="1">
+        <w:hyperlink r:id="rId10" w:history="1">
           <w:r>
             <w:rPr>
               <w:rStyle w:val="Hyperlink"/>
@@ -3409,7 +3409,7 @@
           <w:sz w:val="24"/>
           <w:u w:val="single"/>
         </w:rPr>
-        <w:hyperlink r:id="rId22" w:history="1">
+        <w:hyperlink r:id="rId21" w:history="1">
           <w:r>
             <w:rPr>
               <w:rStyle w:val="Hyperlink"/>
@@ -3420,13 +3420,21 @@
       </w:r>
       <w:r>
         <w:rPr>
+          <w:u w:val="single" w:color="0000ff"/>
           <w:rFonts w:ascii="Charis SIL Regular" w:hAnsi="Charis SIL Regular" w:eastAsia="Charis SIL Regular"/>
           <w:b w:val="0"/>
           <w:i w:val="0"/>
           <w:color w:val="000000"/>
           <w:sz w:val="24"/>
         </w:rPr>
-        <w:t xml:space="preserve">, </w:t>
+        <w:hyperlink r:id="rId21" w:history="1">
+          <w:r>
+            <w:rPr>
+              <w:rStyle w:val="Hyperlink"/>
+            </w:rPr>
+            <w:t xml:space="preserve">, </w:t>
+          </w:r>
+        </w:hyperlink>
       </w:r>
       <w:r>
         <w:rPr>
@@ -3437,7 +3445,7 @@
           <w:sz w:val="24"/>
           <w:u w:val="single"/>
         </w:rPr>
-        <w:hyperlink r:id="rId23" w:history="1">
+        <w:hyperlink r:id="rId21" w:history="1">
           <w:r>
             <w:rPr>
               <w:rStyle w:val="Hyperlink"/>
@@ -3466,7 +3474,7 @@
           <w:sz w:val="24"/>
           <w:u w:val="single"/>
         </w:rPr>
-        <w:hyperlink r:id="rId23" w:history="1">
+        <w:hyperlink r:id="rId21" w:history="1">
           <w:r>
             <w:rPr>
               <w:rStyle w:val="Hyperlink"/>
@@ -3592,7 +3600,7 @@
           <w:sz w:val="24"/>
           <w:u w:val="single"/>
         </w:rPr>
-        <w:hyperlink r:id="rId24" w:history="1">
+        <w:hyperlink r:id="rId23" w:history="1">
           <w:r>
             <w:rPr>
               <w:rStyle w:val="Hyperlink"/>
@@ -3610,7 +3618,7 @@
           <w:sz w:val="24"/>
           <w:u w:val="single"/>
         </w:rPr>
-        <w:hyperlink r:id="rId24" w:history="1">
+        <w:hyperlink r:id="rId23" w:history="1">
           <w:r>
             <w:rPr>
               <w:rStyle w:val="Hyperlink"/>
@@ -3628,7 +3636,7 @@
           <w:sz w:val="24"/>
           <w:u w:val="single"/>
         </w:rPr>
-        <w:hyperlink r:id="rId24" w:history="1">
+        <w:hyperlink r:id="rId23" w:history="1">
           <w:r>
             <w:rPr>
               <w:rStyle w:val="Hyperlink"/>
@@ -3646,7 +3654,7 @@
           <w:sz w:val="24"/>
           <w:u w:val="single"/>
         </w:rPr>
-        <w:hyperlink r:id="rId24" w:history="1">
+        <w:hyperlink r:id="rId23" w:history="1">
           <w:r>
             <w:rPr>
               <w:rStyle w:val="Hyperlink"/>
@@ -3674,7 +3682,7 @@
           <w:sz w:val="24"/>
           <w:u w:val="single"/>
         </w:rPr>
-        <w:hyperlink r:id="rId25" w:history="1">
+        <w:hyperlink r:id="rId24" w:history="1">
           <w:r>
             <w:rPr>
               <w:rStyle w:val="Hyperlink"/>
@@ -3692,7 +3700,7 @@
           <w:sz w:val="24"/>
           <w:u w:val="single"/>
         </w:rPr>
-        <w:hyperlink r:id="rId25" w:history="1">
+        <w:hyperlink r:id="rId24" w:history="1">
           <w:r>
             <w:rPr>
               <w:rStyle w:val="Hyperlink"/>
@@ -3710,7 +3718,7 @@
           <w:sz w:val="24"/>
           <w:u w:val="single"/>
         </w:rPr>
-        <w:hyperlink r:id="rId25" w:history="1">
+        <w:hyperlink r:id="rId24" w:history="1">
           <w:r>
             <w:rPr>
               <w:rStyle w:val="Hyperlink"/>
@@ -3848,7 +3856,7 @@
           <w:sz w:val="24"/>
           <w:u w:val="single"/>
         </w:rPr>
-        <w:hyperlink r:id="rId26" w:history="1">
+        <w:hyperlink r:id="rId25" w:history="1">
           <w:r>
             <w:rPr>
               <w:rStyle w:val="Hyperlink"/>
@@ -3866,7 +3874,7 @@
           <w:sz w:val="24"/>
           <w:u w:val="single"/>
         </w:rPr>
-        <w:hyperlink r:id="rId26" w:history="1">
+        <w:hyperlink r:id="rId25" w:history="1">
           <w:r>
             <w:rPr>
               <w:rStyle w:val="Hyperlink"/>
@@ -3884,7 +3892,7 @@
           <w:sz w:val="24"/>
           <w:u w:val="single"/>
         </w:rPr>
-        <w:hyperlink r:id="rId26" w:history="1">
+        <w:hyperlink r:id="rId25" w:history="1">
           <w:r>
             <w:rPr>
               <w:rStyle w:val="Hyperlink"/>
@@ -3902,7 +3910,7 @@
           <w:sz w:val="24"/>
           <w:u w:val="single"/>
         </w:rPr>
-        <w:hyperlink r:id="rId26" w:history="1">
+        <w:hyperlink r:id="rId25" w:history="1">
           <w:r>
             <w:rPr>
               <w:rStyle w:val="Hyperlink"/>
@@ -3920,7 +3928,7 @@
           <w:sz w:val="24"/>
           <w:u w:val="single"/>
         </w:rPr>
-        <w:hyperlink r:id="rId26" w:history="1">
+        <w:hyperlink r:id="rId25" w:history="1">
           <w:r>
             <w:rPr>
               <w:rStyle w:val="Hyperlink"/>
@@ -3938,7 +3946,7 @@
           <w:sz w:val="24"/>
           <w:u w:val="single"/>
         </w:rPr>
-        <w:hyperlink r:id="rId26" w:history="1">
+        <w:hyperlink r:id="rId25" w:history="1">
           <w:r>
             <w:rPr>
               <w:rStyle w:val="Hyperlink"/>
@@ -3956,7 +3964,7 @@
           <w:sz w:val="24"/>
           <w:u w:val="single"/>
         </w:rPr>
-        <w:hyperlink r:id="rId26" w:history="1">
+        <w:hyperlink r:id="rId25" w:history="1">
           <w:r>
             <w:rPr>
               <w:rStyle w:val="Hyperlink"/>
@@ -3974,7 +3982,7 @@
           <w:sz w:val="24"/>
           <w:u w:val="single"/>
         </w:rPr>
-        <w:hyperlink r:id="rId26" w:history="1">
+        <w:hyperlink r:id="rId25" w:history="1">
           <w:r>
             <w:rPr>
               <w:rStyle w:val="Hyperlink"/>
@@ -3992,7 +4000,7 @@
           <w:sz w:val="24"/>
           <w:u w:val="single"/>
         </w:rPr>
-        <w:hyperlink r:id="rId26" w:history="1">
+        <w:hyperlink r:id="rId25" w:history="1">
           <w:r>
             <w:rPr>
               <w:rStyle w:val="Hyperlink"/>
@@ -4010,7 +4018,7 @@
           <w:sz w:val="24"/>
           <w:u w:val="single"/>
         </w:rPr>
-        <w:hyperlink r:id="rId26" w:history="1">
+        <w:hyperlink r:id="rId25" w:history="1">
           <w:r>
             <w:rPr>
               <w:rStyle w:val="Hyperlink"/>
@@ -4028,7 +4036,7 @@
           <w:sz w:val="24"/>
           <w:u w:val="single"/>
         </w:rPr>
-        <w:hyperlink r:id="rId26" w:history="1">
+        <w:hyperlink r:id="rId25" w:history="1">
           <w:r>
             <w:rPr>
               <w:rStyle w:val="Hyperlink"/>
@@ -4046,7 +4054,7 @@
           <w:sz w:val="24"/>
           <w:u w:val="single"/>
         </w:rPr>
-        <w:hyperlink r:id="rId26" w:history="1">
+        <w:hyperlink r:id="rId25" w:history="1">
           <w:r>
             <w:rPr>
               <w:rStyle w:val="Hyperlink"/>
@@ -4064,7 +4072,7 @@
           <w:sz w:val="24"/>
           <w:u w:val="single"/>
         </w:rPr>
-        <w:hyperlink r:id="rId26" w:history="1">
+        <w:hyperlink r:id="rId25" w:history="1">
           <w:r>
             <w:rPr>
               <w:rStyle w:val="Hyperlink"/>
@@ -4082,7 +4090,7 @@
           <w:sz w:val="24"/>
           <w:u w:val="single"/>
         </w:rPr>
-        <w:hyperlink r:id="rId26" w:history="1">
+        <w:hyperlink r:id="rId25" w:history="1">
           <w:r>
             <w:rPr>
               <w:rStyle w:val="Hyperlink"/>
@@ -4100,7 +4108,7 @@
           <w:sz w:val="24"/>
           <w:u w:val="single"/>
         </w:rPr>
-        <w:hyperlink r:id="rId26" w:history="1">
+        <w:hyperlink r:id="rId25" w:history="1">
           <w:r>
             <w:rPr>
               <w:rStyle w:val="Hyperlink"/>
@@ -4118,7 +4126,7 @@
           <w:sz w:val="24"/>
           <w:u w:val="single"/>
         </w:rPr>
-        <w:hyperlink r:id="rId26" w:history="1">
+        <w:hyperlink r:id="rId25" w:history="1">
           <w:r>
             <w:rPr>
               <w:rStyle w:val="Hyperlink"/>
@@ -4136,7 +4144,7 @@
           <w:sz w:val="24"/>
           <w:u w:val="single"/>
         </w:rPr>
-        <w:hyperlink r:id="rId26" w:history="1">
+        <w:hyperlink r:id="rId25" w:history="1">
           <w:r>
             <w:rPr>
               <w:rStyle w:val="Hyperlink"/>
@@ -4154,7 +4162,7 @@
           <w:sz w:val="24"/>
           <w:u w:val="single"/>
         </w:rPr>
-        <w:hyperlink r:id="rId26" w:history="1">
+        <w:hyperlink r:id="rId25" w:history="1">
           <w:r>
             <w:rPr>
               <w:rStyle w:val="Hyperlink"/>
@@ -4314,7 +4322,7 @@
           <w:sz w:val="24"/>
           <w:u w:val="single"/>
         </w:rPr>
-        <w:hyperlink r:id="rId27" w:history="1">
+        <w:hyperlink r:id="rId26" w:history="1">
           <w:r>
             <w:rPr>
               <w:rStyle w:val="Hyperlink"/>
@@ -4332,7 +4340,7 @@
           <w:sz w:val="24"/>
           <w:u w:val="single"/>
         </w:rPr>
-        <w:hyperlink r:id="rId27" w:history="1">
+        <w:hyperlink r:id="rId26" w:history="1">
           <w:r>
             <w:rPr>
               <w:rStyle w:val="Hyperlink"/>
@@ -4350,7 +4358,7 @@
           <w:sz w:val="24"/>
           <w:u w:val="single"/>
         </w:rPr>
-        <w:hyperlink r:id="rId27" w:history="1">
+        <w:hyperlink r:id="rId26" w:history="1">
           <w:r>
             <w:rPr>
               <w:rStyle w:val="Hyperlink"/>
@@ -4368,7 +4376,7 @@
           <w:sz w:val="24"/>
           <w:u w:val="single"/>
         </w:rPr>
-        <w:hyperlink r:id="rId27" w:history="1">
+        <w:hyperlink r:id="rId26" w:history="1">
           <w:r>
             <w:rPr>
               <w:rStyle w:val="Hyperlink"/>
@@ -4386,7 +4394,7 @@
           <w:sz w:val="24"/>
           <w:u w:val="single"/>
         </w:rPr>
-        <w:hyperlink r:id="rId27" w:history="1">
+        <w:hyperlink r:id="rId26" w:history="1">
           <w:r>
             <w:rPr>
               <w:rStyle w:val="Hyperlink"/>
@@ -4404,7 +4412,7 @@
           <w:sz w:val="24"/>
           <w:u w:val="single"/>
         </w:rPr>
-        <w:hyperlink r:id="rId27" w:history="1">
+        <w:hyperlink r:id="rId26" w:history="1">
           <w:r>
             <w:rPr>
               <w:rStyle w:val="Hyperlink"/>
@@ -4422,7 +4430,7 @@
           <w:sz w:val="24"/>
           <w:u w:val="single"/>
         </w:rPr>
-        <w:hyperlink r:id="rId27" w:history="1">
+        <w:hyperlink r:id="rId26" w:history="1">
           <w:r>
             <w:rPr>
               <w:rStyle w:val="Hyperlink"/>
@@ -4440,7 +4448,7 @@
           <w:sz w:val="24"/>
           <w:u w:val="single"/>
         </w:rPr>
-        <w:hyperlink r:id="rId27" w:history="1">
+        <w:hyperlink r:id="rId26" w:history="1">
           <w:r>
             <w:rPr>
               <w:rStyle w:val="Hyperlink"/>
@@ -4458,7 +4466,7 @@
           <w:sz w:val="24"/>
           <w:u w:val="single"/>
         </w:rPr>
-        <w:hyperlink r:id="rId27" w:history="1">
+        <w:hyperlink r:id="rId26" w:history="1">
           <w:r>
             <w:rPr>
               <w:rStyle w:val="Hyperlink"/>
@@ -4476,7 +4484,7 @@
           <w:sz w:val="24"/>
           <w:u w:val="single"/>
         </w:rPr>
-        <w:hyperlink r:id="rId27" w:history="1">
+        <w:hyperlink r:id="rId26" w:history="1">
           <w:r>
             <w:rPr>
               <w:rStyle w:val="Hyperlink"/>
@@ -4494,7 +4502,7 @@
           <w:sz w:val="24"/>
           <w:u w:val="single"/>
         </w:rPr>
-        <w:hyperlink r:id="rId27" w:history="1">
+        <w:hyperlink r:id="rId26" w:history="1">
           <w:r>
             <w:rPr>
               <w:rStyle w:val="Hyperlink"/>
@@ -4512,7 +4520,7 @@
           <w:sz w:val="24"/>
           <w:u w:val="single"/>
         </w:rPr>
-        <w:hyperlink r:id="rId27" w:history="1">
+        <w:hyperlink r:id="rId26" w:history="1">
           <w:r>
             <w:rPr>
               <w:rStyle w:val="Hyperlink"/>
@@ -4530,7 +4538,7 @@
           <w:sz w:val="24"/>
           <w:u w:val="single"/>
         </w:rPr>
-        <w:hyperlink r:id="rId27" w:history="1">
+        <w:hyperlink r:id="rId26" w:history="1">
           <w:r>
             <w:rPr>
               <w:rStyle w:val="Hyperlink"/>
@@ -4548,7 +4556,7 @@
           <w:sz w:val="24"/>
           <w:u w:val="single"/>
         </w:rPr>
-        <w:hyperlink r:id="rId27" w:history="1">
+        <w:hyperlink r:id="rId26" w:history="1">
           <w:r>
             <w:rPr>
               <w:rStyle w:val="Hyperlink"/>
@@ -4566,7 +4574,7 @@
           <w:sz w:val="24"/>
           <w:u w:val="single"/>
         </w:rPr>
-        <w:hyperlink r:id="rId27" w:history="1">
+        <w:hyperlink r:id="rId26" w:history="1">
           <w:r>
             <w:rPr>
               <w:rStyle w:val="Hyperlink"/>
@@ -4727,7 +4735,7 @@
           <w:sz w:val="24"/>
           <w:u w:val="single"/>
         </w:rPr>
-        <w:hyperlink r:id="rId28" w:history="1">
+        <w:hyperlink r:id="rId27" w:history="1">
           <w:r>
             <w:rPr>
               <w:rStyle w:val="Hyperlink"/>
@@ -4745,7 +4753,7 @@
           <w:sz w:val="24"/>
           <w:u w:val="single"/>
         </w:rPr>
-        <w:hyperlink r:id="rId28" w:history="1">
+        <w:hyperlink r:id="rId27" w:history="1">
           <w:r>
             <w:rPr>
               <w:rStyle w:val="Hyperlink"/>
@@ -4763,7 +4771,7 @@
           <w:sz w:val="24"/>
           <w:u w:val="single"/>
         </w:rPr>
-        <w:hyperlink r:id="rId28" w:history="1">
+        <w:hyperlink r:id="rId27" w:history="1">
           <w:r>
             <w:rPr>
               <w:rStyle w:val="Hyperlink"/>
@@ -4781,7 +4789,7 @@
           <w:sz w:val="24"/>
           <w:u w:val="single"/>
         </w:rPr>
-        <w:hyperlink r:id="rId28" w:history="1">
+        <w:hyperlink r:id="rId27" w:history="1">
           <w:r>
             <w:rPr>
               <w:rStyle w:val="Hyperlink"/>
@@ -4799,7 +4807,7 @@
           <w:sz w:val="24"/>
           <w:u w:val="single"/>
         </w:rPr>
-        <w:hyperlink r:id="rId28" w:history="1">
+        <w:hyperlink r:id="rId27" w:history="1">
           <w:r>
             <w:rPr>
               <w:rStyle w:val="Hyperlink"/>
@@ -4820,7 +4828,7 @@
           <w:sz w:val="24"/>
           <w:u w:val="single"/>
         </w:rPr>
-        <w:hyperlink r:id="rId28" w:history="1">
+        <w:hyperlink r:id="rId27" w:history="1">
           <w:r>
             <w:rPr>
               <w:rStyle w:val="Hyperlink"/>
@@ -4838,7 +4846,7 @@
           <w:sz w:val="24"/>
           <w:u w:val="single"/>
         </w:rPr>
-        <w:hyperlink r:id="rId28" w:history="1">
+        <w:hyperlink r:id="rId27" w:history="1">
           <w:r>
             <w:rPr>
               <w:rStyle w:val="Hyperlink"/>
@@ -4856,7 +4864,7 @@
           <w:sz w:val="24"/>
           <w:u w:val="single"/>
         </w:rPr>
-        <w:hyperlink r:id="rId28" w:history="1">
+        <w:hyperlink r:id="rId27" w:history="1">
           <w:r>
             <w:rPr>
               <w:rStyle w:val="Hyperlink"/>
@@ -4874,7 +4882,7 @@
           <w:sz w:val="24"/>
           <w:u w:val="single"/>
         </w:rPr>
-        <w:hyperlink r:id="rId28" w:history="1">
+        <w:hyperlink r:id="rId27" w:history="1">
           <w:r>
             <w:rPr>
               <w:rStyle w:val="Hyperlink"/>
@@ -4892,7 +4900,7 @@
           <w:sz w:val="24"/>
           <w:u w:val="single"/>
         </w:rPr>
-        <w:hyperlink r:id="rId28" w:history="1">
+        <w:hyperlink r:id="rId27" w:history="1">
           <w:r>
             <w:rPr>
               <w:rStyle w:val="Hyperlink"/>
@@ -5043,7 +5051,7 @@
           <w:sz w:val="24"/>
           <w:u w:val="single"/>
         </w:rPr>
-        <w:hyperlink r:id="rId29" w:history="1">
+        <w:hyperlink r:id="rId28" w:history="1">
           <w:r>
             <w:rPr>
               <w:rStyle w:val="Hyperlink"/>
@@ -5061,7 +5069,7 @@
           <w:sz w:val="24"/>
           <w:u w:val="single"/>
         </w:rPr>
-        <w:hyperlink r:id="rId29" w:history="1">
+        <w:hyperlink r:id="rId28" w:history="1">
           <w:r>
             <w:rPr>
               <w:rStyle w:val="Hyperlink"/>
@@ -5079,7 +5087,7 @@
           <w:sz w:val="24"/>
           <w:u w:val="single"/>
         </w:rPr>
-        <w:hyperlink r:id="rId29" w:history="1">
+        <w:hyperlink r:id="rId28" w:history="1">
           <w:r>
             <w:rPr>
               <w:rStyle w:val="Hyperlink"/>
@@ -5097,7 +5105,7 @@
           <w:sz w:val="24"/>
           <w:u w:val="single"/>
         </w:rPr>
-        <w:hyperlink r:id="rId29" w:history="1">
+        <w:hyperlink r:id="rId28" w:history="1">
           <w:r>
             <w:rPr>
               <w:rStyle w:val="Hyperlink"/>
@@ -5115,7 +5123,7 @@
           <w:sz w:val="24"/>
           <w:u w:val="single"/>
         </w:rPr>
-        <w:hyperlink r:id="rId29" w:history="1">
+        <w:hyperlink r:id="rId28" w:history="1">
           <w:r>
             <w:rPr>
               <w:rStyle w:val="Hyperlink"/>
@@ -5133,7 +5141,7 @@
           <w:sz w:val="24"/>
           <w:u w:val="single"/>
         </w:rPr>
-        <w:hyperlink r:id="rId29" w:history="1">
+        <w:hyperlink r:id="rId28" w:history="1">
           <w:r>
             <w:rPr>
               <w:rStyle w:val="Hyperlink"/>
@@ -5151,7 +5159,7 @@
           <w:sz w:val="24"/>
           <w:u w:val="single"/>
         </w:rPr>
-        <w:hyperlink r:id="rId29" w:history="1">
+        <w:hyperlink r:id="rId28" w:history="1">
           <w:r>
             <w:rPr>
               <w:rStyle w:val="Hyperlink"/>
@@ -5169,7 +5177,7 @@
           <w:sz w:val="24"/>
           <w:u w:val="single"/>
         </w:rPr>
-        <w:hyperlink r:id="rId29" w:history="1">
+        <w:hyperlink r:id="rId28" w:history="1">
           <w:r>
             <w:rPr>
               <w:rStyle w:val="Hyperlink"/>
@@ -5187,7 +5195,7 @@
           <w:sz w:val="24"/>
           <w:u w:val="single"/>
         </w:rPr>
-        <w:hyperlink r:id="rId29" w:history="1">
+        <w:hyperlink r:id="rId28" w:history="1">
           <w:r>
             <w:rPr>
               <w:rStyle w:val="Hyperlink"/>

--- a/EXPORTS/DOCX/published/niveau3/English/JustinusNassau.docx
+++ b/EXPORTS/DOCX/published/niveau3/English/JustinusNassau.docx
@@ -378,27 +378,8 @@
           <w:i w:val="0"/>
           <w:color w:val="0000FF"/>
           <w:sz w:val="24"/>
-          <w:u w:val="single"/>
-        </w:rPr>
-        <w:hyperlink r:id="rId9" w:history="1">
-          <w:r>
-            <w:rPr>
-              <w:rStyle w:val="Hyperlink"/>
-            </w:rPr>
-            <w:t>Royal</w:t>
-          </w:r>
-        </w:hyperlink>
-      </w:r>
-      <w:r>
-        <w:rPr>
-          <w:rFonts w:ascii="Charis SIL Regular" w:hAnsi="Charis SIL Regular" w:eastAsia="Charis SIL Regular"/>
-          <w:b w:val="0"/>
-          <w:i w:val="0"/>
-          <w:color w:val="0000FF"/>
-          <w:sz w:val="24"/>
-          <w:u w:val="single"/>
-        </w:rPr>
-        <w:t xml:space="preserve"> </w:t>
+        </w:rPr>
+        <w:t xml:space="preserve">Royal </w:t>
       </w:r>
       <w:r>
         <w:rPr>
@@ -456,7 +437,7 @@
           <w:sz w:val="24"/>
           <w:u w:val="single"/>
         </w:rPr>
-        <w:hyperlink r:id="rId10" w:history="1">
+        <w:hyperlink r:id="rId9" w:history="1">
           <w:r>
             <w:rPr>
               <w:rStyle w:val="Hyperlink"/>
@@ -474,7 +455,7 @@
           <w:sz w:val="24"/>
           <w:u w:val="single"/>
         </w:rPr>
-        <w:hyperlink r:id="rId10" w:history="1">
+        <w:hyperlink r:id="rId9" w:history="1">
           <w:r>
             <w:rPr>
               <w:rStyle w:val="Hyperlink"/>
@@ -492,7 +473,7 @@
           <w:sz w:val="24"/>
           <w:u w:val="single"/>
         </w:rPr>
-        <w:hyperlink r:id="rId10" w:history="1">
+        <w:hyperlink r:id="rId9" w:history="1">
           <w:r>
             <w:rPr>
               <w:rStyle w:val="Hyperlink"/>
@@ -678,15 +659,9 @@
           <w:i w:val="0"/>
           <w:color w:val="0000FF"/>
           <w:sz w:val="24"/>
-        </w:rPr>
-        <w:hyperlink r:id="rId11" w:history="1">
-          <w:r>
-            <w:rPr>
-              <w:rStyle w:val="Hyperlink"/>
-            </w:rPr>
-            <w:t>c</w:t>
-          </w:r>
-        </w:hyperlink>
+          <w:u w:val="single"/>
+        </w:rPr>
+        <w:t>c</w:t>
       </w:r>
       <w:r>
         <w:rPr>
@@ -3391,7 +3366,7 @@
           <w:sz w:val="24"/>
           <w:u w:val="single"/>
         </w:rPr>
-        <w:hyperlink r:id="rId22" w:history="1">
+        <w:hyperlink r:id="rId21" w:history="1">
           <w:r>
             <w:rPr>
               <w:rStyle w:val="Hyperlink"/>
@@ -3445,7 +3420,7 @@
           <w:sz w:val="24"/>
           <w:u w:val="single"/>
         </w:rPr>
-        <w:hyperlink r:id="rId21" w:history="1">
+        <w:hyperlink r:id="rId23" w:history="1">
           <w:r>
             <w:rPr>
               <w:rStyle w:val="Hyperlink"/>
@@ -3474,7 +3449,7 @@
           <w:sz w:val="24"/>
           <w:u w:val="single"/>
         </w:rPr>
-        <w:hyperlink r:id="rId21" w:history="1">
+        <w:hyperlink r:id="rId23" w:history="1">
           <w:r>
             <w:rPr>
               <w:rStyle w:val="Hyperlink"/>
@@ -3492,7 +3467,7 @@
           <w:sz w:val="24"/>
           <w:u w:val="single"/>
         </w:rPr>
-        <w:hyperlink r:id="rId21" w:history="1">
+        <w:hyperlink r:id="rId23" w:history="1">
           <w:r>
             <w:rPr>
               <w:rStyle w:val="Hyperlink"/>
@@ -3600,7 +3575,7 @@
           <w:sz w:val="24"/>
           <w:u w:val="single"/>
         </w:rPr>
-        <w:hyperlink r:id="rId23" w:history="1">
+        <w:hyperlink r:id="rId24" w:history="1">
           <w:r>
             <w:rPr>
               <w:rStyle w:val="Hyperlink"/>
@@ -3618,7 +3593,7 @@
           <w:sz w:val="24"/>
           <w:u w:val="single"/>
         </w:rPr>
-        <w:hyperlink r:id="rId23" w:history="1">
+        <w:hyperlink r:id="rId24" w:history="1">
           <w:r>
             <w:rPr>
               <w:rStyle w:val="Hyperlink"/>
@@ -3636,7 +3611,7 @@
           <w:sz w:val="24"/>
           <w:u w:val="single"/>
         </w:rPr>
-        <w:hyperlink r:id="rId23" w:history="1">
+        <w:hyperlink r:id="rId24" w:history="1">
           <w:r>
             <w:rPr>
               <w:rStyle w:val="Hyperlink"/>
@@ -3654,7 +3629,7 @@
           <w:sz w:val="24"/>
           <w:u w:val="single"/>
         </w:rPr>
-        <w:hyperlink r:id="rId23" w:history="1">
+        <w:hyperlink r:id="rId24" w:history="1">
           <w:r>
             <w:rPr>
               <w:rStyle w:val="Hyperlink"/>
@@ -3682,7 +3657,7 @@
           <w:sz w:val="24"/>
           <w:u w:val="single"/>
         </w:rPr>
-        <w:hyperlink r:id="rId24" w:history="1">
+        <w:hyperlink r:id="rId25" w:history="1">
           <w:r>
             <w:rPr>
               <w:rStyle w:val="Hyperlink"/>
@@ -3700,7 +3675,7 @@
           <w:sz w:val="24"/>
           <w:u w:val="single"/>
         </w:rPr>
-        <w:hyperlink r:id="rId24" w:history="1">
+        <w:hyperlink r:id="rId25" w:history="1">
           <w:r>
             <w:rPr>
               <w:rStyle w:val="Hyperlink"/>
@@ -3718,7 +3693,7 @@
           <w:sz w:val="24"/>
           <w:u w:val="single"/>
         </w:rPr>
-        <w:hyperlink r:id="rId24" w:history="1">
+        <w:hyperlink r:id="rId25" w:history="1">
           <w:r>
             <w:rPr>
               <w:rStyle w:val="Hyperlink"/>
@@ -3856,7 +3831,7 @@
           <w:sz w:val="24"/>
           <w:u w:val="single"/>
         </w:rPr>
-        <w:hyperlink r:id="rId25" w:history="1">
+        <w:hyperlink r:id="rId26" w:history="1">
           <w:r>
             <w:rPr>
               <w:rStyle w:val="Hyperlink"/>
@@ -3874,7 +3849,7 @@
           <w:sz w:val="24"/>
           <w:u w:val="single"/>
         </w:rPr>
-        <w:hyperlink r:id="rId25" w:history="1">
+        <w:hyperlink r:id="rId26" w:history="1">
           <w:r>
             <w:rPr>
               <w:rStyle w:val="Hyperlink"/>
@@ -3892,7 +3867,7 @@
           <w:sz w:val="24"/>
           <w:u w:val="single"/>
         </w:rPr>
-        <w:hyperlink r:id="rId25" w:history="1">
+        <w:hyperlink r:id="rId26" w:history="1">
           <w:r>
             <w:rPr>
               <w:rStyle w:val="Hyperlink"/>
@@ -3910,7 +3885,7 @@
           <w:sz w:val="24"/>
           <w:u w:val="single"/>
         </w:rPr>
-        <w:hyperlink r:id="rId25" w:history="1">
+        <w:hyperlink r:id="rId26" w:history="1">
           <w:r>
             <w:rPr>
               <w:rStyle w:val="Hyperlink"/>
@@ -3928,7 +3903,7 @@
           <w:sz w:val="24"/>
           <w:u w:val="single"/>
         </w:rPr>
-        <w:hyperlink r:id="rId25" w:history="1">
+        <w:hyperlink r:id="rId26" w:history="1">
           <w:r>
             <w:rPr>
               <w:rStyle w:val="Hyperlink"/>
@@ -3946,7 +3921,7 @@
           <w:sz w:val="24"/>
           <w:u w:val="single"/>
         </w:rPr>
-        <w:hyperlink r:id="rId25" w:history="1">
+        <w:hyperlink r:id="rId26" w:history="1">
           <w:r>
             <w:rPr>
               <w:rStyle w:val="Hyperlink"/>
@@ -3964,7 +3939,7 @@
           <w:sz w:val="24"/>
           <w:u w:val="single"/>
         </w:rPr>
-        <w:hyperlink r:id="rId25" w:history="1">
+        <w:hyperlink r:id="rId26" w:history="1">
           <w:r>
             <w:rPr>
               <w:rStyle w:val="Hyperlink"/>
@@ -3982,7 +3957,7 @@
           <w:sz w:val="24"/>
           <w:u w:val="single"/>
         </w:rPr>
-        <w:hyperlink r:id="rId25" w:history="1">
+        <w:hyperlink r:id="rId26" w:history="1">
           <w:r>
             <w:rPr>
               <w:rStyle w:val="Hyperlink"/>
@@ -4000,7 +3975,7 @@
           <w:sz w:val="24"/>
           <w:u w:val="single"/>
         </w:rPr>
-        <w:hyperlink r:id="rId25" w:history="1">
+        <w:hyperlink r:id="rId26" w:history="1">
           <w:r>
             <w:rPr>
               <w:rStyle w:val="Hyperlink"/>
@@ -4018,7 +3993,7 @@
           <w:sz w:val="24"/>
           <w:u w:val="single"/>
         </w:rPr>
-        <w:hyperlink r:id="rId25" w:history="1">
+        <w:hyperlink r:id="rId26" w:history="1">
           <w:r>
             <w:rPr>
               <w:rStyle w:val="Hyperlink"/>
@@ -4036,7 +4011,7 @@
           <w:sz w:val="24"/>
           <w:u w:val="single"/>
         </w:rPr>
-        <w:hyperlink r:id="rId25" w:history="1">
+        <w:hyperlink r:id="rId26" w:history="1">
           <w:r>
             <w:rPr>
               <w:rStyle w:val="Hyperlink"/>
@@ -4054,7 +4029,7 @@
           <w:sz w:val="24"/>
           <w:u w:val="single"/>
         </w:rPr>
-        <w:hyperlink r:id="rId25" w:history="1">
+        <w:hyperlink r:id="rId26" w:history="1">
           <w:r>
             <w:rPr>
               <w:rStyle w:val="Hyperlink"/>
@@ -4072,7 +4047,7 @@
           <w:sz w:val="24"/>
           <w:u w:val="single"/>
         </w:rPr>
-        <w:hyperlink r:id="rId25" w:history="1">
+        <w:hyperlink r:id="rId26" w:history="1">
           <w:r>
             <w:rPr>
               <w:rStyle w:val="Hyperlink"/>
@@ -4090,7 +4065,7 @@
           <w:sz w:val="24"/>
           <w:u w:val="single"/>
         </w:rPr>
-        <w:hyperlink r:id="rId25" w:history="1">
+        <w:hyperlink r:id="rId26" w:history="1">
           <w:r>
             <w:rPr>
               <w:rStyle w:val="Hyperlink"/>
@@ -4108,7 +4083,7 @@
           <w:sz w:val="24"/>
           <w:u w:val="single"/>
         </w:rPr>
-        <w:hyperlink r:id="rId25" w:history="1">
+        <w:hyperlink r:id="rId26" w:history="1">
           <w:r>
             <w:rPr>
               <w:rStyle w:val="Hyperlink"/>
@@ -4126,14 +4101,7 @@
           <w:sz w:val="24"/>
           <w:u w:val="single"/>
         </w:rPr>
-        <w:hyperlink r:id="rId25" w:history="1">
-          <w:r>
-            <w:rPr>
-              <w:rStyle w:val="Hyperlink"/>
-            </w:rPr>
-            <w:t>w</w:t>
-          </w:r>
-        </w:hyperlink>
+        <w:t>w</w:t>
       </w:r>
       <w:r>
         <w:rPr>
@@ -4144,7 +4112,7 @@
           <w:sz w:val="24"/>
           <w:u w:val="single"/>
         </w:rPr>
-        <w:hyperlink r:id="rId25" w:history="1">
+        <w:hyperlink r:id="rId26" w:history="1">
           <w:r>
             <w:rPr>
               <w:rStyle w:val="Hyperlink"/>
@@ -4162,7 +4130,7 @@
           <w:sz w:val="24"/>
           <w:u w:val="single"/>
         </w:rPr>
-        <w:hyperlink r:id="rId25" w:history="1">
+        <w:hyperlink r:id="rId26" w:history="1">
           <w:r>
             <w:rPr>
               <w:rStyle w:val="Hyperlink"/>
@@ -4322,7 +4290,7 @@
           <w:sz w:val="24"/>
           <w:u w:val="single"/>
         </w:rPr>
-        <w:hyperlink r:id="rId26" w:history="1">
+        <w:hyperlink r:id="rId27" w:history="1">
           <w:r>
             <w:rPr>
               <w:rStyle w:val="Hyperlink"/>
@@ -4340,7 +4308,7 @@
           <w:sz w:val="24"/>
           <w:u w:val="single"/>
         </w:rPr>
-        <w:hyperlink r:id="rId26" w:history="1">
+        <w:hyperlink r:id="rId27" w:history="1">
           <w:r>
             <w:rPr>
               <w:rStyle w:val="Hyperlink"/>
@@ -4358,7 +4326,7 @@
           <w:sz w:val="24"/>
           <w:u w:val="single"/>
         </w:rPr>
-        <w:hyperlink r:id="rId26" w:history="1">
+        <w:hyperlink r:id="rId27" w:history="1">
           <w:r>
             <w:rPr>
               <w:rStyle w:val="Hyperlink"/>
@@ -4376,7 +4344,7 @@
           <w:sz w:val="24"/>
           <w:u w:val="single"/>
         </w:rPr>
-        <w:hyperlink r:id="rId26" w:history="1">
+        <w:hyperlink r:id="rId27" w:history="1">
           <w:r>
             <w:rPr>
               <w:rStyle w:val="Hyperlink"/>
@@ -4394,7 +4362,7 @@
           <w:sz w:val="24"/>
           <w:u w:val="single"/>
         </w:rPr>
-        <w:hyperlink r:id="rId26" w:history="1">
+        <w:hyperlink r:id="rId27" w:history="1">
           <w:r>
             <w:rPr>
               <w:rStyle w:val="Hyperlink"/>
@@ -4412,7 +4380,7 @@
           <w:sz w:val="24"/>
           <w:u w:val="single"/>
         </w:rPr>
-        <w:hyperlink r:id="rId26" w:history="1">
+        <w:hyperlink r:id="rId27" w:history="1">
           <w:r>
             <w:rPr>
               <w:rStyle w:val="Hyperlink"/>
@@ -4430,7 +4398,7 @@
           <w:sz w:val="24"/>
           <w:u w:val="single"/>
         </w:rPr>
-        <w:hyperlink r:id="rId26" w:history="1">
+        <w:hyperlink r:id="rId27" w:history="1">
           <w:r>
             <w:rPr>
               <w:rStyle w:val="Hyperlink"/>
@@ -4448,7 +4416,7 @@
           <w:sz w:val="24"/>
           <w:u w:val="single"/>
         </w:rPr>
-        <w:hyperlink r:id="rId26" w:history="1">
+        <w:hyperlink r:id="rId27" w:history="1">
           <w:r>
             <w:rPr>
               <w:rStyle w:val="Hyperlink"/>
@@ -4466,7 +4434,7 @@
           <w:sz w:val="24"/>
           <w:u w:val="single"/>
         </w:rPr>
-        <w:hyperlink r:id="rId26" w:history="1">
+        <w:hyperlink r:id="rId27" w:history="1">
           <w:r>
             <w:rPr>
               <w:rStyle w:val="Hyperlink"/>
@@ -4484,7 +4452,7 @@
           <w:sz w:val="24"/>
           <w:u w:val="single"/>
         </w:rPr>
-        <w:hyperlink r:id="rId26" w:history="1">
+        <w:hyperlink r:id="rId27" w:history="1">
           <w:r>
             <w:rPr>
               <w:rStyle w:val="Hyperlink"/>
@@ -4502,7 +4470,7 @@
           <w:sz w:val="24"/>
           <w:u w:val="single"/>
         </w:rPr>
-        <w:hyperlink r:id="rId26" w:history="1">
+        <w:hyperlink r:id="rId27" w:history="1">
           <w:r>
             <w:rPr>
               <w:rStyle w:val="Hyperlink"/>
@@ -4520,7 +4488,7 @@
           <w:sz w:val="24"/>
           <w:u w:val="single"/>
         </w:rPr>
-        <w:hyperlink r:id="rId26" w:history="1">
+        <w:hyperlink r:id="rId27" w:history="1">
           <w:r>
             <w:rPr>
               <w:rStyle w:val="Hyperlink"/>
@@ -4538,7 +4506,7 @@
           <w:sz w:val="24"/>
           <w:u w:val="single"/>
         </w:rPr>
-        <w:hyperlink r:id="rId26" w:history="1">
+        <w:hyperlink r:id="rId27" w:history="1">
           <w:r>
             <w:rPr>
               <w:rStyle w:val="Hyperlink"/>
@@ -4556,7 +4524,7 @@
           <w:sz w:val="24"/>
           <w:u w:val="single"/>
         </w:rPr>
-        <w:hyperlink r:id="rId26" w:history="1">
+        <w:hyperlink r:id="rId27" w:history="1">
           <w:r>
             <w:rPr>
               <w:rStyle w:val="Hyperlink"/>
@@ -4574,7 +4542,7 @@
           <w:sz w:val="24"/>
           <w:u w:val="single"/>
         </w:rPr>
-        <w:hyperlink r:id="rId26" w:history="1">
+        <w:hyperlink r:id="rId27" w:history="1">
           <w:r>
             <w:rPr>
               <w:rStyle w:val="Hyperlink"/>
@@ -4735,7 +4703,7 @@
           <w:sz w:val="24"/>
           <w:u w:val="single"/>
         </w:rPr>
-        <w:hyperlink r:id="rId27" w:history="1">
+        <w:hyperlink r:id="rId28" w:history="1">
           <w:r>
             <w:rPr>
               <w:rStyle w:val="Hyperlink"/>
@@ -4753,7 +4721,7 @@
           <w:sz w:val="24"/>
           <w:u w:val="single"/>
         </w:rPr>
-        <w:hyperlink r:id="rId27" w:history="1">
+        <w:hyperlink r:id="rId28" w:history="1">
           <w:r>
             <w:rPr>
               <w:rStyle w:val="Hyperlink"/>
@@ -4771,7 +4739,7 @@
           <w:sz w:val="24"/>
           <w:u w:val="single"/>
         </w:rPr>
-        <w:hyperlink r:id="rId27" w:history="1">
+        <w:hyperlink r:id="rId28" w:history="1">
           <w:r>
             <w:rPr>
               <w:rStyle w:val="Hyperlink"/>
@@ -4789,7 +4757,7 @@
           <w:sz w:val="24"/>
           <w:u w:val="single"/>
         </w:rPr>
-        <w:hyperlink r:id="rId27" w:history="1">
+        <w:hyperlink r:id="rId28" w:history="1">
           <w:r>
             <w:rPr>
               <w:rStyle w:val="Hyperlink"/>
@@ -4807,7 +4775,7 @@
           <w:sz w:val="24"/>
           <w:u w:val="single"/>
         </w:rPr>
-        <w:hyperlink r:id="rId27" w:history="1">
+        <w:hyperlink r:id="rId28" w:history="1">
           <w:r>
             <w:rPr>
               <w:rStyle w:val="Hyperlink"/>
@@ -4828,7 +4796,7 @@
           <w:sz w:val="24"/>
           <w:u w:val="single"/>
         </w:rPr>
-        <w:hyperlink r:id="rId27" w:history="1">
+        <w:hyperlink r:id="rId28" w:history="1">
           <w:r>
             <w:rPr>
               <w:rStyle w:val="Hyperlink"/>
@@ -4846,7 +4814,7 @@
           <w:sz w:val="24"/>
           <w:u w:val="single"/>
         </w:rPr>
-        <w:hyperlink r:id="rId27" w:history="1">
+        <w:hyperlink r:id="rId28" w:history="1">
           <w:r>
             <w:rPr>
               <w:rStyle w:val="Hyperlink"/>
@@ -4864,7 +4832,7 @@
           <w:sz w:val="24"/>
           <w:u w:val="single"/>
         </w:rPr>
-        <w:hyperlink r:id="rId27" w:history="1">
+        <w:hyperlink r:id="rId28" w:history="1">
           <w:r>
             <w:rPr>
               <w:rStyle w:val="Hyperlink"/>
@@ -4882,7 +4850,7 @@
           <w:sz w:val="24"/>
           <w:u w:val="single"/>
         </w:rPr>
-        <w:hyperlink r:id="rId27" w:history="1">
+        <w:hyperlink r:id="rId28" w:history="1">
           <w:r>
             <w:rPr>
               <w:rStyle w:val="Hyperlink"/>
@@ -4900,7 +4868,7 @@
           <w:sz w:val="24"/>
           <w:u w:val="single"/>
         </w:rPr>
-        <w:hyperlink r:id="rId27" w:history="1">
+        <w:hyperlink r:id="rId28" w:history="1">
           <w:r>
             <w:rPr>
               <w:rStyle w:val="Hyperlink"/>
@@ -5051,7 +5019,7 @@
           <w:sz w:val="24"/>
           <w:u w:val="single"/>
         </w:rPr>
-        <w:hyperlink r:id="rId28" w:history="1">
+        <w:hyperlink r:id="rId29" w:history="1">
           <w:r>
             <w:rPr>
               <w:rStyle w:val="Hyperlink"/>
@@ -5069,7 +5037,7 @@
           <w:sz w:val="24"/>
           <w:u w:val="single"/>
         </w:rPr>
-        <w:hyperlink r:id="rId28" w:history="1">
+        <w:hyperlink r:id="rId29" w:history="1">
           <w:r>
             <w:rPr>
               <w:rStyle w:val="Hyperlink"/>
@@ -5087,7 +5055,7 @@
           <w:sz w:val="24"/>
           <w:u w:val="single"/>
         </w:rPr>
-        <w:hyperlink r:id="rId28" w:history="1">
+        <w:hyperlink r:id="rId29" w:history="1">
           <w:r>
             <w:rPr>
               <w:rStyle w:val="Hyperlink"/>
@@ -5105,7 +5073,7 @@
           <w:sz w:val="24"/>
           <w:u w:val="single"/>
         </w:rPr>
-        <w:hyperlink r:id="rId28" w:history="1">
+        <w:hyperlink r:id="rId29" w:history="1">
           <w:r>
             <w:rPr>
               <w:rStyle w:val="Hyperlink"/>
@@ -5123,7 +5091,7 @@
           <w:sz w:val="24"/>
           <w:u w:val="single"/>
         </w:rPr>
-        <w:hyperlink r:id="rId28" w:history="1">
+        <w:hyperlink r:id="rId29" w:history="1">
           <w:r>
             <w:rPr>
               <w:rStyle w:val="Hyperlink"/>
@@ -5141,7 +5109,7 @@
           <w:sz w:val="24"/>
           <w:u w:val="single"/>
         </w:rPr>
-        <w:hyperlink r:id="rId28" w:history="1">
+        <w:hyperlink r:id="rId29" w:history="1">
           <w:r>
             <w:rPr>
               <w:rStyle w:val="Hyperlink"/>
@@ -5159,7 +5127,7 @@
           <w:sz w:val="24"/>
           <w:u w:val="single"/>
         </w:rPr>
-        <w:hyperlink r:id="rId28" w:history="1">
+        <w:hyperlink r:id="rId29" w:history="1">
           <w:r>
             <w:rPr>
               <w:rStyle w:val="Hyperlink"/>
@@ -5177,7 +5145,7 @@
           <w:sz w:val="24"/>
           <w:u w:val="single"/>
         </w:rPr>
-        <w:hyperlink r:id="rId28" w:history="1">
+        <w:hyperlink r:id="rId29" w:history="1">
           <w:r>
             <w:rPr>
               <w:rStyle w:val="Hyperlink"/>
@@ -5195,7 +5163,7 @@
           <w:sz w:val="24"/>
           <w:u w:val="single"/>
         </w:rPr>
-        <w:hyperlink r:id="rId28" w:history="1">
+        <w:hyperlink r:id="rId29" w:history="1">
           <w:r>
             <w:rPr>
               <w:rStyle w:val="Hyperlink"/>

--- a/EXPORTS/DOCX/published/niveau3/English/JustinusNassau.docx
+++ b/EXPORTS/DOCX/published/niveau3/English/JustinusNassau.docx
@@ -378,8 +378,27 @@
           <w:i w:val="0"/>
           <w:color w:val="0000FF"/>
           <w:sz w:val="24"/>
-        </w:rPr>
-        <w:t xml:space="preserve">Royal </w:t>
+          <w:u w:val="single"/>
+        </w:rPr>
+        <w:hyperlink r:id="rId9" w:history="1">
+          <w:r>
+            <w:rPr>
+              <w:rStyle w:val="Hyperlink"/>
+            </w:rPr>
+            <w:t>Royal</w:t>
+          </w:r>
+        </w:hyperlink>
+      </w:r>
+      <w:r>
+        <w:rPr>
+          <w:rFonts w:ascii="Charis SIL Regular" w:hAnsi="Charis SIL Regular" w:eastAsia="Charis SIL Regular"/>
+          <w:b w:val="0"/>
+          <w:i w:val="0"/>
+          <w:color w:val="0000FF"/>
+          <w:sz w:val="24"/>
+          <w:u w:val="single"/>
+        </w:rPr>
+        <w:t xml:space="preserve"> </w:t>
       </w:r>
       <w:r>
         <w:rPr>
@@ -659,9 +678,15 @@
           <w:i w:val="0"/>
           <w:color w:val="0000FF"/>
           <w:sz w:val="24"/>
-          <w:u w:val="single"/>
-        </w:rPr>
-        <w:t>c</w:t>
+        </w:rPr>
+        <w:hyperlink r:id="rId11" w:history="1">
+          <w:r>
+            <w:rPr>
+              <w:rStyle w:val="Hyperlink"/>
+            </w:rPr>
+            <w:t>c</w:t>
+          </w:r>
+        </w:hyperlink>
       </w:r>
       <w:r>
         <w:rPr>
@@ -714,21 +739,13 @@
       </w:r>
       <w:r>
         <w:rPr>
-          <w:u w:val="single" w:color="0000ff"/>
           <w:rFonts w:ascii="Charis SIL Regular" w:hAnsi="Charis SIL Regular" w:eastAsia="Charis SIL Regular"/>
           <w:b w:val="0"/>
           <w:i w:val="0"/>
           <w:color w:val="000000"/>
           <w:sz w:val="24"/>
         </w:rPr>
-        <w:hyperlink r:id="rId11" w:history="1">
-          <w:r>
-            <w:rPr>
-              <w:rStyle w:val="Hyperlink"/>
-            </w:rPr>
-            <w:t>dupli</w:t>
-          </w:r>
-        </w:hyperlink>
+        <w:t>dupli</w:t>
       </w:r>
       <w:r>
         <w:rPr>
@@ -1411,9 +1428,19 @@
             <w:rPr>
               <w:rStyle w:val="Hyperlink"/>
             </w:rPr>
-            <w:t xml:space="preserve">acific to </w:t>
+            <w:t>acific to</w:t>
           </w:r>
         </w:hyperlink>
+      </w:r>
+      <w:r>
+        <w:rPr>
+          <w:rFonts w:ascii="Charis SIL Regular" w:hAnsi="Charis SIL Regular" w:eastAsia="Charis SIL Regular"/>
+          <w:b w:val="0"/>
+          <w:i w:val="0"/>
+          <w:color w:val="000000"/>
+          <w:sz w:val="24"/>
+        </w:rPr>
+        <w:t xml:space="preserve"> </w:t>
       </w:r>
       <w:r>
         <w:rPr>
@@ -1464,13 +1491,24 @@
       </w:r>
       <w:r>
         <w:rPr>
+          <w:u w:val="single" w:color="0000ff"/>
           <w:rFonts w:ascii="Charis SIL Regular" w:hAnsi="Charis SIL Regular" w:eastAsia="Charis SIL Regular"/>
           <w:b w:val="0"/>
           <w:i w:val="0"/>
           <w:color w:val="000000"/>
           <w:sz w:val="24"/>
         </w:rPr>
-        <w:t xml:space="preserve">the Indonesian </w:t>
+        <w:t>t</w:t>
+      </w:r>
+      <w:r>
+        <w:rPr>
+          <w:rFonts w:ascii="Charis SIL Regular" w:hAnsi="Charis SIL Regular" w:eastAsia="Charis SIL Regular"/>
+          <w:b w:val="0"/>
+          <w:i w:val="0"/>
+          <w:color w:val="000000"/>
+          <w:sz w:val="24"/>
+        </w:rPr>
+        <w:t xml:space="preserve">he Indonesian </w:t>
       </w:r>
       <w:r>
         <w:rPr>
@@ -3366,7 +3404,7 @@
           <w:sz w:val="24"/>
           <w:u w:val="single"/>
         </w:rPr>
-        <w:hyperlink r:id="rId21" w:history="1">
+        <w:hyperlink r:id="rId22" w:history="1">
           <w:r>
             <w:rPr>
               <w:rStyle w:val="Hyperlink"/>
@@ -3384,7 +3422,7 @@
           <w:sz w:val="24"/>
           <w:u w:val="single"/>
         </w:rPr>
-        <w:hyperlink r:id="rId21" w:history="1">
+        <w:hyperlink r:id="rId22" w:history="1">
           <w:r>
             <w:rPr>
               <w:rStyle w:val="Hyperlink"/>
@@ -3395,21 +3433,13 @@
       </w:r>
       <w:r>
         <w:rPr>
-          <w:u w:val="single" w:color="0000ff"/>
           <w:rFonts w:ascii="Charis SIL Regular" w:hAnsi="Charis SIL Regular" w:eastAsia="Charis SIL Regular"/>
           <w:b w:val="0"/>
           <w:i w:val="0"/>
           <w:color w:val="000000"/>
           <w:sz w:val="24"/>
         </w:rPr>
-        <w:hyperlink r:id="rId21" w:history="1">
-          <w:r>
-            <w:rPr>
-              <w:rStyle w:val="Hyperlink"/>
-            </w:rPr>
-            <w:t xml:space="preserve">, </w:t>
-          </w:r>
-        </w:hyperlink>
+        <w:t xml:space="preserve">, </w:t>
       </w:r>
       <w:r>
         <w:rPr>
@@ -3675,7 +3705,7 @@
           <w:sz w:val="24"/>
           <w:u w:val="single"/>
         </w:rPr>
-        <w:hyperlink r:id="rId25" w:history="1">
+        <w:hyperlink r:id="rId24" w:history="1">
           <w:r>
             <w:rPr>
               <w:rStyle w:val="Hyperlink"/>
@@ -3693,7 +3723,7 @@
           <w:sz w:val="24"/>
           <w:u w:val="single"/>
         </w:rPr>
-        <w:hyperlink r:id="rId25" w:history="1">
+        <w:hyperlink r:id="rId24" w:history="1">
           <w:r>
             <w:rPr>
               <w:rStyle w:val="Hyperlink"/>

--- a/EXPORTS/DOCX/published/niveau3/English/JustinusNassau.docx
+++ b/EXPORTS/DOCX/published/niveau3/English/JustinusNassau.docx
@@ -409,7 +409,7 @@
           <w:sz w:val="24"/>
           <w:u w:val="single"/>
         </w:rPr>
-        <w:hyperlink r:id="rId9" w:history="1">
+        <w:hyperlink r:id="rId10" w:history="1">
           <w:r>
             <w:rPr>
               <w:rStyle w:val="Hyperlink"/>
@@ -427,7 +427,7 @@
           <w:sz w:val="24"/>
           <w:u w:val="single"/>
         </w:rPr>
-        <w:hyperlink r:id="rId9" w:history="1">
+        <w:hyperlink r:id="rId10" w:history="1">
           <w:r>
             <w:rPr>
               <w:rStyle w:val="Hyperlink"/>
@@ -456,7 +456,7 @@
           <w:sz w:val="24"/>
           <w:u w:val="single"/>
         </w:rPr>
-        <w:hyperlink r:id="rId9" w:history="1">
+        <w:hyperlink r:id="rId10" w:history="1">
           <w:r>
             <w:rPr>
               <w:rStyle w:val="Hyperlink"/>
@@ -474,7 +474,7 @@
           <w:sz w:val="24"/>
           <w:u w:val="single"/>
         </w:rPr>
-        <w:hyperlink r:id="rId9" w:history="1">
+        <w:hyperlink r:id="rId10" w:history="1">
           <w:r>
             <w:rPr>
               <w:rStyle w:val="Hyperlink"/>
@@ -492,7 +492,7 @@
           <w:sz w:val="24"/>
           <w:u w:val="single"/>
         </w:rPr>
-        <w:hyperlink r:id="rId9" w:history="1">
+        <w:hyperlink r:id="rId10" w:history="1">
           <w:r>
             <w:rPr>
               <w:rStyle w:val="Hyperlink"/>
@@ -739,13 +739,21 @@
       </w:r>
       <w:r>
         <w:rPr>
+          <w:u w:val="single" w:color="0000ff"/>
           <w:rFonts w:ascii="Charis SIL Regular" w:hAnsi="Charis SIL Regular" w:eastAsia="Charis SIL Regular"/>
           <w:b w:val="0"/>
           <w:i w:val="0"/>
           <w:color w:val="000000"/>
           <w:sz w:val="24"/>
         </w:rPr>
-        <w:t>dupli</w:t>
+        <w:hyperlink r:id="rId11" w:history="1">
+          <w:r>
+            <w:rPr>
+              <w:rStyle w:val="Hyperlink"/>
+            </w:rPr>
+            <w:t>dupli</w:t>
+          </w:r>
+        </w:hyperlink>
       </w:r>
       <w:r>
         <w:rPr>
@@ -1428,19 +1436,9 @@
             <w:rPr>
               <w:rStyle w:val="Hyperlink"/>
             </w:rPr>
-            <w:t>acific to</w:t>
+            <w:t xml:space="preserve">acific to </w:t>
           </w:r>
         </w:hyperlink>
-      </w:r>
-      <w:r>
-        <w:rPr>
-          <w:rFonts w:ascii="Charis SIL Regular" w:hAnsi="Charis SIL Regular" w:eastAsia="Charis SIL Regular"/>
-          <w:b w:val="0"/>
-          <w:i w:val="0"/>
-          <w:color w:val="000000"/>
-          <w:sz w:val="24"/>
-        </w:rPr>
-        <w:t xml:space="preserve"> </w:t>
       </w:r>
       <w:r>
         <w:rPr>
@@ -1491,24 +1489,13 @@
       </w:r>
       <w:r>
         <w:rPr>
-          <w:u w:val="single" w:color="0000ff"/>
           <w:rFonts w:ascii="Charis SIL Regular" w:hAnsi="Charis SIL Regular" w:eastAsia="Charis SIL Regular"/>
           <w:b w:val="0"/>
           <w:i w:val="0"/>
           <w:color w:val="000000"/>
           <w:sz w:val="24"/>
         </w:rPr>
-        <w:t>t</w:t>
-      </w:r>
-      <w:r>
-        <w:rPr>
-          <w:rFonts w:ascii="Charis SIL Regular" w:hAnsi="Charis SIL Regular" w:eastAsia="Charis SIL Regular"/>
-          <w:b w:val="0"/>
-          <w:i w:val="0"/>
-          <w:color w:val="000000"/>
-          <w:sz w:val="24"/>
-        </w:rPr>
-        <w:t xml:space="preserve">he Indonesian </w:t>
+        <w:t xml:space="preserve">the Indonesian </w:t>
       </w:r>
       <w:r>
         <w:rPr>
@@ -2221,61 +2208,7 @@
           <w:color w:val="000000"/>
           <w:sz w:val="24"/>
         </w:rPr>
-        <w:t>mus</w:t>
-      </w:r>
-      <w:r>
-        <w:rPr>
-          <w:u w:val="single" w:color="0000ff"/>
-          <w:rFonts w:ascii="Charis SIL Regular" w:hAnsi="Charis SIL Regular" w:eastAsia="Charis SIL Regular"/>
-          <w:b w:val="0"/>
-          <w:i w:val="0"/>
-          <w:color w:val="000000"/>
-          <w:sz w:val="24"/>
-        </w:rPr>
-        <w:hyperlink r:id="rId17" w:history="1">
-          <w:r>
-            <w:rPr>
-              <w:rStyle w:val="Hyperlink"/>
-            </w:rPr>
-            <w:t xml:space="preserve">eum archive </w:t>
-          </w:r>
-        </w:hyperlink>
-      </w:r>
-      <w:r>
-        <w:rPr>
-          <w:u w:val="single" w:color="0000ff"/>
-          <w:rFonts w:ascii="Charis SIL Regular" w:hAnsi="Charis SIL Regular" w:eastAsia="Charis SIL Regular"/>
-          <w:b w:val="0"/>
-          <w:i w:val="0"/>
-          <w:color w:val="000000"/>
-          <w:sz w:val="24"/>
-        </w:rPr>
-        <w:hyperlink r:id="rId17" w:history="1">
-          <w:r>
-            <w:rPr>
-              <w:rStyle w:val="Hyperlink"/>
-            </w:rPr>
-            <w:t>h</w:t>
-          </w:r>
-        </w:hyperlink>
-      </w:r>
-      <w:r>
-        <w:rPr>
-          <w:u w:val="single" w:color="0000ff"/>
-          <w:rFonts w:ascii="Charis SIL Regular" w:hAnsi="Charis SIL Regular" w:eastAsia="Charis SIL Regular"/>
-          <w:b w:val="0"/>
-          <w:i w:val="0"/>
-          <w:color w:val="000000"/>
-          <w:sz w:val="24"/>
-        </w:rPr>
-        <w:hyperlink r:id="rId17" w:history="1">
-          <w:r>
-            <w:rPr>
-              <w:rStyle w:val="Hyperlink"/>
-            </w:rPr>
-            <w:t xml:space="preserve">ave </w:t>
-          </w:r>
-        </w:hyperlink>
+        <w:t xml:space="preserve">museum archive have </w:t>
       </w:r>
       <w:r>
         <w:rPr>
@@ -3422,7 +3355,7 @@
           <w:sz w:val="24"/>
           <w:u w:val="single"/>
         </w:rPr>
-        <w:hyperlink r:id="rId22" w:history="1">
+        <w:hyperlink r:id="rId21" w:history="1">
           <w:r>
             <w:rPr>
               <w:rStyle w:val="Hyperlink"/>
@@ -3433,13 +3366,21 @@
       </w:r>
       <w:r>
         <w:rPr>
+          <w:u w:val="single" w:color="0000ff"/>
           <w:rFonts w:ascii="Charis SIL Regular" w:hAnsi="Charis SIL Regular" w:eastAsia="Charis SIL Regular"/>
           <w:b w:val="0"/>
           <w:i w:val="0"/>
           <w:color w:val="000000"/>
           <w:sz w:val="24"/>
         </w:rPr>
-        <w:t xml:space="preserve">, </w:t>
+        <w:hyperlink r:id="rId21" w:history="1">
+          <w:r>
+            <w:rPr>
+              <w:rStyle w:val="Hyperlink"/>
+            </w:rPr>
+            <w:t xml:space="preserve">, </w:t>
+          </w:r>
+        </w:hyperlink>
       </w:r>
       <w:r>
         <w:rPr>
@@ -3450,7 +3391,7 @@
           <w:sz w:val="24"/>
           <w:u w:val="single"/>
         </w:rPr>
-        <w:hyperlink r:id="rId23" w:history="1">
+        <w:hyperlink r:id="rId21" w:history="1">
           <w:r>
             <w:rPr>
               <w:rStyle w:val="Hyperlink"/>
@@ -3479,7 +3420,7 @@
           <w:sz w:val="24"/>
           <w:u w:val="single"/>
         </w:rPr>
-        <w:hyperlink r:id="rId23" w:history="1">
+        <w:hyperlink r:id="rId21" w:history="1">
           <w:r>
             <w:rPr>
               <w:rStyle w:val="Hyperlink"/>
@@ -3497,7 +3438,7 @@
           <w:sz w:val="24"/>
           <w:u w:val="single"/>
         </w:rPr>
-        <w:hyperlink r:id="rId23" w:history="1">
+        <w:hyperlink r:id="rId21" w:history="1">
           <w:r>
             <w:rPr>
               <w:rStyle w:val="Hyperlink"/>
@@ -3605,7 +3546,7 @@
           <w:sz w:val="24"/>
           <w:u w:val="single"/>
         </w:rPr>
-        <w:hyperlink r:id="rId24" w:history="1">
+        <w:hyperlink r:id="rId23" w:history="1">
           <w:r>
             <w:rPr>
               <w:rStyle w:val="Hyperlink"/>
@@ -3623,7 +3564,7 @@
           <w:sz w:val="24"/>
           <w:u w:val="single"/>
         </w:rPr>
-        <w:hyperlink r:id="rId24" w:history="1">
+        <w:hyperlink r:id="rId23" w:history="1">
           <w:r>
             <w:rPr>
               <w:rStyle w:val="Hyperlink"/>
@@ -3641,7 +3582,7 @@
           <w:sz w:val="24"/>
           <w:u w:val="single"/>
         </w:rPr>
-        <w:hyperlink r:id="rId24" w:history="1">
+        <w:hyperlink r:id="rId23" w:history="1">
           <w:r>
             <w:rPr>
               <w:rStyle w:val="Hyperlink"/>
@@ -3659,7 +3600,7 @@
           <w:sz w:val="24"/>
           <w:u w:val="single"/>
         </w:rPr>
-        <w:hyperlink r:id="rId24" w:history="1">
+        <w:hyperlink r:id="rId23" w:history="1">
           <w:r>
             <w:rPr>
               <w:rStyle w:val="Hyperlink"/>
@@ -3687,7 +3628,7 @@
           <w:sz w:val="24"/>
           <w:u w:val="single"/>
         </w:rPr>
-        <w:hyperlink r:id="rId25" w:history="1">
+        <w:hyperlink r:id="rId24" w:history="1">
           <w:r>
             <w:rPr>
               <w:rStyle w:val="Hyperlink"/>
@@ -3861,7 +3802,7 @@
           <w:sz w:val="24"/>
           <w:u w:val="single"/>
         </w:rPr>
-        <w:hyperlink r:id="rId26" w:history="1">
+        <w:hyperlink r:id="rId25" w:history="1">
           <w:r>
             <w:rPr>
               <w:rStyle w:val="Hyperlink"/>
@@ -3879,7 +3820,7 @@
           <w:sz w:val="24"/>
           <w:u w:val="single"/>
         </w:rPr>
-        <w:hyperlink r:id="rId26" w:history="1">
+        <w:hyperlink r:id="rId25" w:history="1">
           <w:r>
             <w:rPr>
               <w:rStyle w:val="Hyperlink"/>
@@ -3897,7 +3838,7 @@
           <w:sz w:val="24"/>
           <w:u w:val="single"/>
         </w:rPr>
-        <w:hyperlink r:id="rId26" w:history="1">
+        <w:hyperlink r:id="rId25" w:history="1">
           <w:r>
             <w:rPr>
               <w:rStyle w:val="Hyperlink"/>
@@ -3915,7 +3856,7 @@
           <w:sz w:val="24"/>
           <w:u w:val="single"/>
         </w:rPr>
-        <w:hyperlink r:id="rId26" w:history="1">
+        <w:hyperlink r:id="rId25" w:history="1">
           <w:r>
             <w:rPr>
               <w:rStyle w:val="Hyperlink"/>
@@ -3933,7 +3874,7 @@
           <w:sz w:val="24"/>
           <w:u w:val="single"/>
         </w:rPr>
-        <w:hyperlink r:id="rId26" w:history="1">
+        <w:hyperlink r:id="rId25" w:history="1">
           <w:r>
             <w:rPr>
               <w:rStyle w:val="Hyperlink"/>
@@ -3951,7 +3892,7 @@
           <w:sz w:val="24"/>
           <w:u w:val="single"/>
         </w:rPr>
-        <w:hyperlink r:id="rId26" w:history="1">
+        <w:hyperlink r:id="rId25" w:history="1">
           <w:r>
             <w:rPr>
               <w:rStyle w:val="Hyperlink"/>
@@ -3969,7 +3910,7 @@
           <w:sz w:val="24"/>
           <w:u w:val="single"/>
         </w:rPr>
-        <w:hyperlink r:id="rId26" w:history="1">
+        <w:hyperlink r:id="rId25" w:history="1">
           <w:r>
             <w:rPr>
               <w:rStyle w:val="Hyperlink"/>
@@ -3987,7 +3928,7 @@
           <w:sz w:val="24"/>
           <w:u w:val="single"/>
         </w:rPr>
-        <w:hyperlink r:id="rId26" w:history="1">
+        <w:hyperlink r:id="rId25" w:history="1">
           <w:r>
             <w:rPr>
               <w:rStyle w:val="Hyperlink"/>
@@ -4005,7 +3946,7 @@
           <w:sz w:val="24"/>
           <w:u w:val="single"/>
         </w:rPr>
-        <w:hyperlink r:id="rId26" w:history="1">
+        <w:hyperlink r:id="rId25" w:history="1">
           <w:r>
             <w:rPr>
               <w:rStyle w:val="Hyperlink"/>
@@ -4023,7 +3964,7 @@
           <w:sz w:val="24"/>
           <w:u w:val="single"/>
         </w:rPr>
-        <w:hyperlink r:id="rId26" w:history="1">
+        <w:hyperlink r:id="rId25" w:history="1">
           <w:r>
             <w:rPr>
               <w:rStyle w:val="Hyperlink"/>
@@ -4041,7 +3982,7 @@
           <w:sz w:val="24"/>
           <w:u w:val="single"/>
         </w:rPr>
-        <w:hyperlink r:id="rId26" w:history="1">
+        <w:hyperlink r:id="rId25" w:history="1">
           <w:r>
             <w:rPr>
               <w:rStyle w:val="Hyperlink"/>
@@ -4059,7 +4000,7 @@
           <w:sz w:val="24"/>
           <w:u w:val="single"/>
         </w:rPr>
-        <w:hyperlink r:id="rId26" w:history="1">
+        <w:hyperlink r:id="rId25" w:history="1">
           <w:r>
             <w:rPr>
               <w:rStyle w:val="Hyperlink"/>
@@ -4077,7 +4018,7 @@
           <w:sz w:val="24"/>
           <w:u w:val="single"/>
         </w:rPr>
-        <w:hyperlink r:id="rId26" w:history="1">
+        <w:hyperlink r:id="rId25" w:history="1">
           <w:r>
             <w:rPr>
               <w:rStyle w:val="Hyperlink"/>
@@ -4095,7 +4036,7 @@
           <w:sz w:val="24"/>
           <w:u w:val="single"/>
         </w:rPr>
-        <w:hyperlink r:id="rId26" w:history="1">
+        <w:hyperlink r:id="rId25" w:history="1">
           <w:r>
             <w:rPr>
               <w:rStyle w:val="Hyperlink"/>
@@ -4113,7 +4054,7 @@
           <w:sz w:val="24"/>
           <w:u w:val="single"/>
         </w:rPr>
-        <w:hyperlink r:id="rId26" w:history="1">
+        <w:hyperlink r:id="rId25" w:history="1">
           <w:r>
             <w:rPr>
               <w:rStyle w:val="Hyperlink"/>
@@ -4131,7 +4072,14 @@
           <w:sz w:val="24"/>
           <w:u w:val="single"/>
         </w:rPr>
-        <w:t>w</w:t>
+        <w:hyperlink r:id="rId25" w:history="1">
+          <w:r>
+            <w:rPr>
+              <w:rStyle w:val="Hyperlink"/>
+            </w:rPr>
+            <w:t>w</w:t>
+          </w:r>
+        </w:hyperlink>
       </w:r>
       <w:r>
         <w:rPr>
@@ -4142,7 +4090,7 @@
           <w:sz w:val="24"/>
           <w:u w:val="single"/>
         </w:rPr>
-        <w:hyperlink r:id="rId26" w:history="1">
+        <w:hyperlink r:id="rId25" w:history="1">
           <w:r>
             <w:rPr>
               <w:rStyle w:val="Hyperlink"/>
@@ -4160,7 +4108,7 @@
           <w:sz w:val="24"/>
           <w:u w:val="single"/>
         </w:rPr>
-        <w:hyperlink r:id="rId26" w:history="1">
+        <w:hyperlink r:id="rId25" w:history="1">
           <w:r>
             <w:rPr>
               <w:rStyle w:val="Hyperlink"/>
@@ -4320,7 +4268,7 @@
           <w:sz w:val="24"/>
           <w:u w:val="single"/>
         </w:rPr>
-        <w:hyperlink r:id="rId27" w:history="1">
+        <w:hyperlink r:id="rId26" w:history="1">
           <w:r>
             <w:rPr>
               <w:rStyle w:val="Hyperlink"/>
@@ -4338,7 +4286,7 @@
           <w:sz w:val="24"/>
           <w:u w:val="single"/>
         </w:rPr>
-        <w:hyperlink r:id="rId27" w:history="1">
+        <w:hyperlink r:id="rId26" w:history="1">
           <w:r>
             <w:rPr>
               <w:rStyle w:val="Hyperlink"/>
@@ -4356,7 +4304,7 @@
           <w:sz w:val="24"/>
           <w:u w:val="single"/>
         </w:rPr>
-        <w:hyperlink r:id="rId27" w:history="1">
+        <w:hyperlink r:id="rId26" w:history="1">
           <w:r>
             <w:rPr>
               <w:rStyle w:val="Hyperlink"/>
@@ -4374,7 +4322,7 @@
           <w:sz w:val="24"/>
           <w:u w:val="single"/>
         </w:rPr>
-        <w:hyperlink r:id="rId27" w:history="1">
+        <w:hyperlink r:id="rId26" w:history="1">
           <w:r>
             <w:rPr>
               <w:rStyle w:val="Hyperlink"/>
@@ -4392,7 +4340,7 @@
           <w:sz w:val="24"/>
           <w:u w:val="single"/>
         </w:rPr>
-        <w:hyperlink r:id="rId27" w:history="1">
+        <w:hyperlink r:id="rId26" w:history="1">
           <w:r>
             <w:rPr>
               <w:rStyle w:val="Hyperlink"/>
@@ -4410,7 +4358,7 @@
           <w:sz w:val="24"/>
           <w:u w:val="single"/>
         </w:rPr>
-        <w:hyperlink r:id="rId27" w:history="1">
+        <w:hyperlink r:id="rId26" w:history="1">
           <w:r>
             <w:rPr>
               <w:rStyle w:val="Hyperlink"/>
@@ -4428,7 +4376,7 @@
           <w:sz w:val="24"/>
           <w:u w:val="single"/>
         </w:rPr>
-        <w:hyperlink r:id="rId27" w:history="1">
+        <w:hyperlink r:id="rId26" w:history="1">
           <w:r>
             <w:rPr>
               <w:rStyle w:val="Hyperlink"/>
@@ -4446,7 +4394,7 @@
           <w:sz w:val="24"/>
           <w:u w:val="single"/>
         </w:rPr>
-        <w:hyperlink r:id="rId27" w:history="1">
+        <w:hyperlink r:id="rId26" w:history="1">
           <w:r>
             <w:rPr>
               <w:rStyle w:val="Hyperlink"/>
@@ -4464,7 +4412,7 @@
           <w:sz w:val="24"/>
           <w:u w:val="single"/>
         </w:rPr>
-        <w:hyperlink r:id="rId27" w:history="1">
+        <w:hyperlink r:id="rId26" w:history="1">
           <w:r>
             <w:rPr>
               <w:rStyle w:val="Hyperlink"/>
@@ -4482,7 +4430,7 @@
           <w:sz w:val="24"/>
           <w:u w:val="single"/>
         </w:rPr>
-        <w:hyperlink r:id="rId27" w:history="1">
+        <w:hyperlink r:id="rId26" w:history="1">
           <w:r>
             <w:rPr>
               <w:rStyle w:val="Hyperlink"/>
@@ -4500,7 +4448,7 @@
           <w:sz w:val="24"/>
           <w:u w:val="single"/>
         </w:rPr>
-        <w:hyperlink r:id="rId27" w:history="1">
+        <w:hyperlink r:id="rId26" w:history="1">
           <w:r>
             <w:rPr>
               <w:rStyle w:val="Hyperlink"/>
@@ -4518,7 +4466,7 @@
           <w:sz w:val="24"/>
           <w:u w:val="single"/>
         </w:rPr>
-        <w:hyperlink r:id="rId27" w:history="1">
+        <w:hyperlink r:id="rId26" w:history="1">
           <w:r>
             <w:rPr>
               <w:rStyle w:val="Hyperlink"/>
@@ -4536,7 +4484,7 @@
           <w:sz w:val="24"/>
           <w:u w:val="single"/>
         </w:rPr>
-        <w:hyperlink r:id="rId27" w:history="1">
+        <w:hyperlink r:id="rId26" w:history="1">
           <w:r>
             <w:rPr>
               <w:rStyle w:val="Hyperlink"/>
@@ -4554,7 +4502,7 @@
           <w:sz w:val="24"/>
           <w:u w:val="single"/>
         </w:rPr>
-        <w:hyperlink r:id="rId27" w:history="1">
+        <w:hyperlink r:id="rId26" w:history="1">
           <w:r>
             <w:rPr>
               <w:rStyle w:val="Hyperlink"/>
@@ -4572,7 +4520,7 @@
           <w:sz w:val="24"/>
           <w:u w:val="single"/>
         </w:rPr>
-        <w:hyperlink r:id="rId27" w:history="1">
+        <w:hyperlink r:id="rId26" w:history="1">
           <w:r>
             <w:rPr>
               <w:rStyle w:val="Hyperlink"/>
@@ -4733,7 +4681,7 @@
           <w:sz w:val="24"/>
           <w:u w:val="single"/>
         </w:rPr>
-        <w:hyperlink r:id="rId28" w:history="1">
+        <w:hyperlink r:id="rId27" w:history="1">
           <w:r>
             <w:rPr>
               <w:rStyle w:val="Hyperlink"/>
@@ -4751,7 +4699,7 @@
           <w:sz w:val="24"/>
           <w:u w:val="single"/>
         </w:rPr>
-        <w:hyperlink r:id="rId28" w:history="1">
+        <w:hyperlink r:id="rId27" w:history="1">
           <w:r>
             <w:rPr>
               <w:rStyle w:val="Hyperlink"/>
@@ -4769,7 +4717,7 @@
           <w:sz w:val="24"/>
           <w:u w:val="single"/>
         </w:rPr>
-        <w:hyperlink r:id="rId28" w:history="1">
+        <w:hyperlink r:id="rId27" w:history="1">
           <w:r>
             <w:rPr>
               <w:rStyle w:val="Hyperlink"/>
@@ -4787,7 +4735,7 @@
           <w:sz w:val="24"/>
           <w:u w:val="single"/>
         </w:rPr>
-        <w:hyperlink r:id="rId28" w:history="1">
+        <w:hyperlink r:id="rId27" w:history="1">
           <w:r>
             <w:rPr>
               <w:rStyle w:val="Hyperlink"/>
@@ -4805,7 +4753,7 @@
           <w:sz w:val="24"/>
           <w:u w:val="single"/>
         </w:rPr>
-        <w:hyperlink r:id="rId28" w:history="1">
+        <w:hyperlink r:id="rId27" w:history="1">
           <w:r>
             <w:rPr>
               <w:rStyle w:val="Hyperlink"/>
@@ -4826,7 +4774,7 @@
           <w:sz w:val="24"/>
           <w:u w:val="single"/>
         </w:rPr>
-        <w:hyperlink r:id="rId28" w:history="1">
+        <w:hyperlink r:id="rId27" w:history="1">
           <w:r>
             <w:rPr>
               <w:rStyle w:val="Hyperlink"/>
@@ -4844,7 +4792,7 @@
           <w:sz w:val="24"/>
           <w:u w:val="single"/>
         </w:rPr>
-        <w:hyperlink r:id="rId28" w:history="1">
+        <w:hyperlink r:id="rId27" w:history="1">
           <w:r>
             <w:rPr>
               <w:rStyle w:val="Hyperlink"/>
@@ -4862,7 +4810,7 @@
           <w:sz w:val="24"/>
           <w:u w:val="single"/>
         </w:rPr>
-        <w:hyperlink r:id="rId28" w:history="1">
+        <w:hyperlink r:id="rId27" w:history="1">
           <w:r>
             <w:rPr>
               <w:rStyle w:val="Hyperlink"/>
@@ -4880,7 +4828,7 @@
           <w:sz w:val="24"/>
           <w:u w:val="single"/>
         </w:rPr>
-        <w:hyperlink r:id="rId28" w:history="1">
+        <w:hyperlink r:id="rId27" w:history="1">
           <w:r>
             <w:rPr>
               <w:rStyle w:val="Hyperlink"/>
@@ -4898,7 +4846,7 @@
           <w:sz w:val="24"/>
           <w:u w:val="single"/>
         </w:rPr>
-        <w:hyperlink r:id="rId28" w:history="1">
+        <w:hyperlink r:id="rId27" w:history="1">
           <w:r>
             <w:rPr>
               <w:rStyle w:val="Hyperlink"/>
@@ -5049,7 +4997,7 @@
           <w:sz w:val="24"/>
           <w:u w:val="single"/>
         </w:rPr>
-        <w:hyperlink r:id="rId29" w:history="1">
+        <w:hyperlink r:id="rId28" w:history="1">
           <w:r>
             <w:rPr>
               <w:rStyle w:val="Hyperlink"/>
@@ -5067,7 +5015,7 @@
           <w:sz w:val="24"/>
           <w:u w:val="single"/>
         </w:rPr>
-        <w:hyperlink r:id="rId29" w:history="1">
+        <w:hyperlink r:id="rId28" w:history="1">
           <w:r>
             <w:rPr>
               <w:rStyle w:val="Hyperlink"/>
@@ -5085,7 +5033,7 @@
           <w:sz w:val="24"/>
           <w:u w:val="single"/>
         </w:rPr>
-        <w:hyperlink r:id="rId29" w:history="1">
+        <w:hyperlink r:id="rId28" w:history="1">
           <w:r>
             <w:rPr>
               <w:rStyle w:val="Hyperlink"/>
@@ -5103,7 +5051,7 @@
           <w:sz w:val="24"/>
           <w:u w:val="single"/>
         </w:rPr>
-        <w:hyperlink r:id="rId29" w:history="1">
+        <w:hyperlink r:id="rId28" w:history="1">
           <w:r>
             <w:rPr>
               <w:rStyle w:val="Hyperlink"/>
@@ -5121,7 +5069,7 @@
           <w:sz w:val="24"/>
           <w:u w:val="single"/>
         </w:rPr>
-        <w:hyperlink r:id="rId29" w:history="1">
+        <w:hyperlink r:id="rId28" w:history="1">
           <w:r>
             <w:rPr>
               <w:rStyle w:val="Hyperlink"/>
@@ -5139,7 +5087,7 @@
           <w:sz w:val="24"/>
           <w:u w:val="single"/>
         </w:rPr>
-        <w:hyperlink r:id="rId29" w:history="1">
+        <w:hyperlink r:id="rId28" w:history="1">
           <w:r>
             <w:rPr>
               <w:rStyle w:val="Hyperlink"/>
@@ -5157,7 +5105,7 @@
           <w:sz w:val="24"/>
           <w:u w:val="single"/>
         </w:rPr>
-        <w:hyperlink r:id="rId29" w:history="1">
+        <w:hyperlink r:id="rId28" w:history="1">
           <w:r>
             <w:rPr>
               <w:rStyle w:val="Hyperlink"/>
@@ -5175,7 +5123,7 @@
           <w:sz w:val="24"/>
           <w:u w:val="single"/>
         </w:rPr>
-        <w:hyperlink r:id="rId29" w:history="1">
+        <w:hyperlink r:id="rId28" w:history="1">
           <w:r>
             <w:rPr>
               <w:rStyle w:val="Hyperlink"/>
@@ -5193,7 +5141,7 @@
           <w:sz w:val="24"/>
           <w:u w:val="single"/>
         </w:rPr>
-        <w:hyperlink r:id="rId29" w:history="1">
+        <w:hyperlink r:id="rId28" w:history="1">
           <w:r>
             <w:rPr>
               <w:rStyle w:val="Hyperlink"/>

--- a/EXPORTS/DOCX/published/niveau3/English/JustinusNassau.docx
+++ b/EXPORTS/DOCX/published/niveau3/English/JustinusNassau.docx
@@ -378,16 +378,8 @@
           <w:i w:val="0"/>
           <w:color w:val="0000FF"/>
           <w:sz w:val="24"/>
-          <w:u w:val="single"/>
-        </w:rPr>
-        <w:hyperlink r:id="rId9" w:history="1">
-          <w:r>
-            <w:rPr>
-              <w:rStyle w:val="Hyperlink"/>
-            </w:rPr>
-            <w:t>Royal</w:t>
-          </w:r>
-        </w:hyperlink>
+        </w:rPr>
+        <w:t>Royal Milit</w:t>
       </w:r>
       <w:r>
         <w:rPr>
@@ -398,36 +390,7 @@
           <w:sz w:val="24"/>
           <w:u w:val="single"/>
         </w:rPr>
-        <w:t xml:space="preserve"> </w:t>
-      </w:r>
-      <w:r>
-        <w:rPr>
-          <w:rFonts w:ascii="Charis SIL Regular" w:hAnsi="Charis SIL Regular" w:eastAsia="Charis SIL Regular"/>
-          <w:b w:val="0"/>
-          <w:i w:val="0"/>
-          <w:color w:val="0000FF"/>
-          <w:sz w:val="24"/>
-          <w:u w:val="single"/>
-        </w:rPr>
-        <w:hyperlink r:id="rId10" w:history="1">
-          <w:r>
-            <w:rPr>
-              <w:rStyle w:val="Hyperlink"/>
-            </w:rPr>
-            <w:t>Milit</w:t>
-          </w:r>
-        </w:hyperlink>
-      </w:r>
-      <w:r>
-        <w:rPr>
-          <w:rFonts w:ascii="Charis SIL Regular" w:hAnsi="Charis SIL Regular" w:eastAsia="Charis SIL Regular"/>
-          <w:b w:val="0"/>
-          <w:i w:val="0"/>
-          <w:color w:val="0000FF"/>
-          <w:sz w:val="24"/>
-          <w:u w:val="single"/>
-        </w:rPr>
-        <w:hyperlink r:id="rId10" w:history="1">
+        <w:hyperlink r:id="rId9" w:history="1">
           <w:r>
             <w:rPr>
               <w:rStyle w:val="Hyperlink"/>
@@ -456,7 +419,7 @@
           <w:sz w:val="24"/>
           <w:u w:val="single"/>
         </w:rPr>
-        <w:hyperlink r:id="rId10" w:history="1">
+        <w:hyperlink r:id="rId9" w:history="1">
           <w:r>
             <w:rPr>
               <w:rStyle w:val="Hyperlink"/>
@@ -474,7 +437,7 @@
           <w:sz w:val="24"/>
           <w:u w:val="single"/>
         </w:rPr>
-        <w:hyperlink r:id="rId10" w:history="1">
+        <w:hyperlink r:id="rId9" w:history="1">
           <w:r>
             <w:rPr>
               <w:rStyle w:val="Hyperlink"/>
@@ -492,7 +455,7 @@
           <w:sz w:val="24"/>
           <w:u w:val="single"/>
         </w:rPr>
-        <w:hyperlink r:id="rId10" w:history="1">
+        <w:hyperlink r:id="rId9" w:history="1">
           <w:r>
             <w:rPr>
               <w:rStyle w:val="Hyperlink"/>
@@ -667,7 +630,7 @@
             <w:rPr>
               <w:rStyle w:val="Hyperlink"/>
             </w:rPr>
-            <w:t>Etnografis</w:t>
+            <w:t>Etnografisc</w:t>
           </w:r>
         </w:hyperlink>
       </w:r>
@@ -678,13 +641,36 @@
           <w:i w:val="0"/>
           <w:color w:val="0000FF"/>
           <w:sz w:val="24"/>
+          <w:u w:val="single"/>
+        </w:rPr>
+        <w:t>h</w:t>
+      </w:r>
+      <w:r>
+        <w:rPr>
+          <w:rFonts w:ascii="Charis SIL Regular" w:hAnsi="Charis SIL Regular" w:eastAsia="Charis SIL Regular"/>
+          <w:b w:val="0"/>
+          <w:i w:val="0"/>
+          <w:color w:val="0000FF"/>
+          <w:sz w:val="24"/>
+          <w:u w:val="single"/>
+        </w:rPr>
+        <w:t xml:space="preserve"> </w:t>
+      </w:r>
+      <w:r>
+        <w:rPr>
+          <w:rFonts w:ascii="Charis SIL Regular" w:hAnsi="Charis SIL Regular" w:eastAsia="Charis SIL Regular"/>
+          <w:b w:val="0"/>
+          <w:i w:val="0"/>
+          <w:color w:val="0000FF"/>
+          <w:sz w:val="24"/>
+          <w:u w:val="single"/>
         </w:rPr>
         <w:hyperlink r:id="rId11" w:history="1">
           <w:r>
             <w:rPr>
               <w:rStyle w:val="Hyperlink"/>
             </w:rPr>
-            <w:t>c</w:t>
+            <w:t>Museu</w:t>
           </w:r>
         </w:hyperlink>
       </w:r>
@@ -696,36 +682,7 @@
           <w:color w:val="0000FF"/>
           <w:sz w:val="24"/>
         </w:rPr>
-        <w:t>h</w:t>
-      </w:r>
-      <w:r>
-        <w:rPr>
-          <w:rFonts w:ascii="Charis SIL Regular" w:hAnsi="Charis SIL Regular" w:eastAsia="Charis SIL Regular"/>
-          <w:b w:val="0"/>
-          <w:i w:val="0"/>
-          <w:color w:val="0000FF"/>
-          <w:sz w:val="24"/>
-          <w:u w:val="single"/>
-        </w:rPr>
-        <w:t xml:space="preserve"> </w:t>
-      </w:r>
-      <w:r>
-        <w:rPr>
-          <w:rFonts w:ascii="Charis SIL Regular" w:hAnsi="Charis SIL Regular" w:eastAsia="Charis SIL Regular"/>
-          <w:b w:val="0"/>
-          <w:i w:val="0"/>
-          <w:color w:val="0000FF"/>
-          <w:sz w:val="24"/>
-          <w:u w:val="single"/>
-        </w:rPr>
-        <w:hyperlink r:id="rId11" w:history="1">
-          <w:r>
-            <w:rPr>
-              <w:rStyle w:val="Hyperlink"/>
-            </w:rPr>
-            <w:t>Museum</w:t>
-          </w:r>
-        </w:hyperlink>
+        <w:t>m</w:t>
       </w:r>
       <w:r>
         <w:rPr>
@@ -2208,7 +2165,61 @@
           <w:color w:val="000000"/>
           <w:sz w:val="24"/>
         </w:rPr>
-        <w:t xml:space="preserve">museum archive have </w:t>
+        <w:t>mus</w:t>
+      </w:r>
+      <w:r>
+        <w:rPr>
+          <w:u w:val="single" w:color="0000ff"/>
+          <w:rFonts w:ascii="Charis SIL Regular" w:hAnsi="Charis SIL Regular" w:eastAsia="Charis SIL Regular"/>
+          <w:b w:val="0"/>
+          <w:i w:val="0"/>
+          <w:color w:val="000000"/>
+          <w:sz w:val="24"/>
+        </w:rPr>
+        <w:hyperlink r:id="rId17" w:history="1">
+          <w:r>
+            <w:rPr>
+              <w:rStyle w:val="Hyperlink"/>
+            </w:rPr>
+            <w:t xml:space="preserve">eum archive </w:t>
+          </w:r>
+        </w:hyperlink>
+      </w:r>
+      <w:r>
+        <w:rPr>
+          <w:u w:val="single" w:color="0000ff"/>
+          <w:rFonts w:ascii="Charis SIL Regular" w:hAnsi="Charis SIL Regular" w:eastAsia="Charis SIL Regular"/>
+          <w:b w:val="0"/>
+          <w:i w:val="0"/>
+          <w:color w:val="000000"/>
+          <w:sz w:val="24"/>
+        </w:rPr>
+        <w:hyperlink r:id="rId17" w:history="1">
+          <w:r>
+            <w:rPr>
+              <w:rStyle w:val="Hyperlink"/>
+            </w:rPr>
+            <w:t>h</w:t>
+          </w:r>
+        </w:hyperlink>
+      </w:r>
+      <w:r>
+        <w:rPr>
+          <w:u w:val="single" w:color="0000ff"/>
+          <w:rFonts w:ascii="Charis SIL Regular" w:hAnsi="Charis SIL Regular" w:eastAsia="Charis SIL Regular"/>
+          <w:b w:val="0"/>
+          <w:i w:val="0"/>
+          <w:color w:val="000000"/>
+          <w:sz w:val="24"/>
+        </w:rPr>
+        <w:hyperlink r:id="rId17" w:history="1">
+          <w:r>
+            <w:rPr>
+              <w:rStyle w:val="Hyperlink"/>
+            </w:rPr>
+            <w:t xml:space="preserve">ave </w:t>
+          </w:r>
+        </w:hyperlink>
       </w:r>
       <w:r>
         <w:rPr>
@@ -3337,7 +3348,7 @@
           <w:sz w:val="24"/>
           <w:u w:val="single"/>
         </w:rPr>
-        <w:hyperlink r:id="rId22" w:history="1">
+        <w:hyperlink r:id="rId21" w:history="1">
           <w:r>
             <w:rPr>
               <w:rStyle w:val="Hyperlink"/>
@@ -3366,21 +3377,13 @@
       </w:r>
       <w:r>
         <w:rPr>
-          <w:u w:val="single" w:color="0000ff"/>
           <w:rFonts w:ascii="Charis SIL Regular" w:hAnsi="Charis SIL Regular" w:eastAsia="Charis SIL Regular"/>
           <w:b w:val="0"/>
           <w:i w:val="0"/>
           <w:color w:val="000000"/>
           <w:sz w:val="24"/>
         </w:rPr>
-        <w:hyperlink r:id="rId21" w:history="1">
-          <w:r>
-            <w:rPr>
-              <w:rStyle w:val="Hyperlink"/>
-            </w:rPr>
-            <w:t xml:space="preserve">, </w:t>
-          </w:r>
-        </w:hyperlink>
+        <w:t xml:space="preserve">, </w:t>
       </w:r>
       <w:r>
         <w:rPr>
@@ -3391,7 +3394,7 @@
           <w:sz w:val="24"/>
           <w:u w:val="single"/>
         </w:rPr>
-        <w:hyperlink r:id="rId21" w:history="1">
+        <w:hyperlink r:id="rId23" w:history="1">
           <w:r>
             <w:rPr>
               <w:rStyle w:val="Hyperlink"/>
@@ -3420,7 +3423,7 @@
           <w:sz w:val="24"/>
           <w:u w:val="single"/>
         </w:rPr>
-        <w:hyperlink r:id="rId21" w:history="1">
+        <w:hyperlink r:id="rId23" w:history="1">
           <w:r>
             <w:rPr>
               <w:rStyle w:val="Hyperlink"/>
@@ -3438,7 +3441,7 @@
           <w:sz w:val="24"/>
           <w:u w:val="single"/>
         </w:rPr>
-        <w:hyperlink r:id="rId21" w:history="1">
+        <w:hyperlink r:id="rId23" w:history="1">
           <w:r>
             <w:rPr>
               <w:rStyle w:val="Hyperlink"/>
@@ -3546,7 +3549,7 @@
           <w:sz w:val="24"/>
           <w:u w:val="single"/>
         </w:rPr>
-        <w:hyperlink r:id="rId23" w:history="1">
+        <w:hyperlink r:id="rId24" w:history="1">
           <w:r>
             <w:rPr>
               <w:rStyle w:val="Hyperlink"/>
@@ -3564,7 +3567,7 @@
           <w:sz w:val="24"/>
           <w:u w:val="single"/>
         </w:rPr>
-        <w:hyperlink r:id="rId23" w:history="1">
+        <w:hyperlink r:id="rId24" w:history="1">
           <w:r>
             <w:rPr>
               <w:rStyle w:val="Hyperlink"/>
@@ -3582,7 +3585,7 @@
           <w:sz w:val="24"/>
           <w:u w:val="single"/>
         </w:rPr>
-        <w:hyperlink r:id="rId23" w:history="1">
+        <w:hyperlink r:id="rId24" w:history="1">
           <w:r>
             <w:rPr>
               <w:rStyle w:val="Hyperlink"/>
@@ -3600,7 +3603,7 @@
           <w:sz w:val="24"/>
           <w:u w:val="single"/>
         </w:rPr>
-        <w:hyperlink r:id="rId23" w:history="1">
+        <w:hyperlink r:id="rId24" w:history="1">
           <w:r>
             <w:rPr>
               <w:rStyle w:val="Hyperlink"/>
@@ -3628,7 +3631,7 @@
           <w:sz w:val="24"/>
           <w:u w:val="single"/>
         </w:rPr>
-        <w:hyperlink r:id="rId24" w:history="1">
+        <w:hyperlink r:id="rId25" w:history="1">
           <w:r>
             <w:rPr>
               <w:rStyle w:val="Hyperlink"/>
@@ -3802,7 +3805,7 @@
           <w:sz w:val="24"/>
           <w:u w:val="single"/>
         </w:rPr>
-        <w:hyperlink r:id="rId25" w:history="1">
+        <w:hyperlink r:id="rId26" w:history="1">
           <w:r>
             <w:rPr>
               <w:rStyle w:val="Hyperlink"/>
@@ -3820,7 +3823,7 @@
           <w:sz w:val="24"/>
           <w:u w:val="single"/>
         </w:rPr>
-        <w:hyperlink r:id="rId25" w:history="1">
+        <w:hyperlink r:id="rId26" w:history="1">
           <w:r>
             <w:rPr>
               <w:rStyle w:val="Hyperlink"/>
@@ -3838,7 +3841,7 @@
           <w:sz w:val="24"/>
           <w:u w:val="single"/>
         </w:rPr>
-        <w:hyperlink r:id="rId25" w:history="1">
+        <w:hyperlink r:id="rId26" w:history="1">
           <w:r>
             <w:rPr>
               <w:rStyle w:val="Hyperlink"/>
@@ -3856,7 +3859,7 @@
           <w:sz w:val="24"/>
           <w:u w:val="single"/>
         </w:rPr>
-        <w:hyperlink r:id="rId25" w:history="1">
+        <w:hyperlink r:id="rId26" w:history="1">
           <w:r>
             <w:rPr>
               <w:rStyle w:val="Hyperlink"/>
@@ -3874,7 +3877,7 @@
           <w:sz w:val="24"/>
           <w:u w:val="single"/>
         </w:rPr>
-        <w:hyperlink r:id="rId25" w:history="1">
+        <w:hyperlink r:id="rId26" w:history="1">
           <w:r>
             <w:rPr>
               <w:rStyle w:val="Hyperlink"/>
@@ -3892,7 +3895,7 @@
           <w:sz w:val="24"/>
           <w:u w:val="single"/>
         </w:rPr>
-        <w:hyperlink r:id="rId25" w:history="1">
+        <w:hyperlink r:id="rId26" w:history="1">
           <w:r>
             <w:rPr>
               <w:rStyle w:val="Hyperlink"/>
@@ -3910,7 +3913,7 @@
           <w:sz w:val="24"/>
           <w:u w:val="single"/>
         </w:rPr>
-        <w:hyperlink r:id="rId25" w:history="1">
+        <w:hyperlink r:id="rId26" w:history="1">
           <w:r>
             <w:rPr>
               <w:rStyle w:val="Hyperlink"/>
@@ -3928,7 +3931,7 @@
           <w:sz w:val="24"/>
           <w:u w:val="single"/>
         </w:rPr>
-        <w:hyperlink r:id="rId25" w:history="1">
+        <w:hyperlink r:id="rId26" w:history="1">
           <w:r>
             <w:rPr>
               <w:rStyle w:val="Hyperlink"/>
@@ -3946,7 +3949,7 @@
           <w:sz w:val="24"/>
           <w:u w:val="single"/>
         </w:rPr>
-        <w:hyperlink r:id="rId25" w:history="1">
+        <w:hyperlink r:id="rId26" w:history="1">
           <w:r>
             <w:rPr>
               <w:rStyle w:val="Hyperlink"/>
@@ -3964,7 +3967,7 @@
           <w:sz w:val="24"/>
           <w:u w:val="single"/>
         </w:rPr>
-        <w:hyperlink r:id="rId25" w:history="1">
+        <w:hyperlink r:id="rId26" w:history="1">
           <w:r>
             <w:rPr>
               <w:rStyle w:val="Hyperlink"/>
@@ -3982,7 +3985,7 @@
           <w:sz w:val="24"/>
           <w:u w:val="single"/>
         </w:rPr>
-        <w:hyperlink r:id="rId25" w:history="1">
+        <w:hyperlink r:id="rId26" w:history="1">
           <w:r>
             <w:rPr>
               <w:rStyle w:val="Hyperlink"/>
@@ -4000,7 +4003,7 @@
           <w:sz w:val="24"/>
           <w:u w:val="single"/>
         </w:rPr>
-        <w:hyperlink r:id="rId25" w:history="1">
+        <w:hyperlink r:id="rId26" w:history="1">
           <w:r>
             <w:rPr>
               <w:rStyle w:val="Hyperlink"/>
@@ -4018,7 +4021,7 @@
           <w:sz w:val="24"/>
           <w:u w:val="single"/>
         </w:rPr>
-        <w:hyperlink r:id="rId25" w:history="1">
+        <w:hyperlink r:id="rId26" w:history="1">
           <w:r>
             <w:rPr>
               <w:rStyle w:val="Hyperlink"/>
@@ -4036,7 +4039,7 @@
           <w:sz w:val="24"/>
           <w:u w:val="single"/>
         </w:rPr>
-        <w:hyperlink r:id="rId25" w:history="1">
+        <w:hyperlink r:id="rId26" w:history="1">
           <w:r>
             <w:rPr>
               <w:rStyle w:val="Hyperlink"/>
@@ -4054,7 +4057,7 @@
           <w:sz w:val="24"/>
           <w:u w:val="single"/>
         </w:rPr>
-        <w:hyperlink r:id="rId25" w:history="1">
+        <w:hyperlink r:id="rId26" w:history="1">
           <w:r>
             <w:rPr>
               <w:rStyle w:val="Hyperlink"/>
@@ -4072,14 +4075,7 @@
           <w:sz w:val="24"/>
           <w:u w:val="single"/>
         </w:rPr>
-        <w:hyperlink r:id="rId25" w:history="1">
-          <w:r>
-            <w:rPr>
-              <w:rStyle w:val="Hyperlink"/>
-            </w:rPr>
-            <w:t>w</w:t>
-          </w:r>
-        </w:hyperlink>
+        <w:t>w</w:t>
       </w:r>
       <w:r>
         <w:rPr>
@@ -4090,7 +4086,7 @@
           <w:sz w:val="24"/>
           <w:u w:val="single"/>
         </w:rPr>
-        <w:hyperlink r:id="rId25" w:history="1">
+        <w:hyperlink r:id="rId26" w:history="1">
           <w:r>
             <w:rPr>
               <w:rStyle w:val="Hyperlink"/>
@@ -4108,7 +4104,7 @@
           <w:sz w:val="24"/>
           <w:u w:val="single"/>
         </w:rPr>
-        <w:hyperlink r:id="rId25" w:history="1">
+        <w:hyperlink r:id="rId26" w:history="1">
           <w:r>
             <w:rPr>
               <w:rStyle w:val="Hyperlink"/>
@@ -4268,7 +4264,7 @@
           <w:sz w:val="24"/>
           <w:u w:val="single"/>
         </w:rPr>
-        <w:hyperlink r:id="rId26" w:history="1">
+        <w:hyperlink r:id="rId27" w:history="1">
           <w:r>
             <w:rPr>
               <w:rStyle w:val="Hyperlink"/>
@@ -4286,7 +4282,7 @@
           <w:sz w:val="24"/>
           <w:u w:val="single"/>
         </w:rPr>
-        <w:hyperlink r:id="rId26" w:history="1">
+        <w:hyperlink r:id="rId27" w:history="1">
           <w:r>
             <w:rPr>
               <w:rStyle w:val="Hyperlink"/>
@@ -4304,7 +4300,7 @@
           <w:sz w:val="24"/>
           <w:u w:val="single"/>
         </w:rPr>
-        <w:hyperlink r:id="rId26" w:history="1">
+        <w:hyperlink r:id="rId27" w:history="1">
           <w:r>
             <w:rPr>
               <w:rStyle w:val="Hyperlink"/>
@@ -4322,7 +4318,7 @@
           <w:sz w:val="24"/>
           <w:u w:val="single"/>
         </w:rPr>
-        <w:hyperlink r:id="rId26" w:history="1">
+        <w:hyperlink r:id="rId27" w:history="1">
           <w:r>
             <w:rPr>
               <w:rStyle w:val="Hyperlink"/>
@@ -4340,7 +4336,7 @@
           <w:sz w:val="24"/>
           <w:u w:val="single"/>
         </w:rPr>
-        <w:hyperlink r:id="rId26" w:history="1">
+        <w:hyperlink r:id="rId27" w:history="1">
           <w:r>
             <w:rPr>
               <w:rStyle w:val="Hyperlink"/>
@@ -4358,7 +4354,7 @@
           <w:sz w:val="24"/>
           <w:u w:val="single"/>
         </w:rPr>
-        <w:hyperlink r:id="rId26" w:history="1">
+        <w:hyperlink r:id="rId27" w:history="1">
           <w:r>
             <w:rPr>
               <w:rStyle w:val="Hyperlink"/>
@@ -4376,7 +4372,7 @@
           <w:sz w:val="24"/>
           <w:u w:val="single"/>
         </w:rPr>
-        <w:hyperlink r:id="rId26" w:history="1">
+        <w:hyperlink r:id="rId27" w:history="1">
           <w:r>
             <w:rPr>
               <w:rStyle w:val="Hyperlink"/>
@@ -4394,7 +4390,7 @@
           <w:sz w:val="24"/>
           <w:u w:val="single"/>
         </w:rPr>
-        <w:hyperlink r:id="rId26" w:history="1">
+        <w:hyperlink r:id="rId27" w:history="1">
           <w:r>
             <w:rPr>
               <w:rStyle w:val="Hyperlink"/>
@@ -4412,7 +4408,7 @@
           <w:sz w:val="24"/>
           <w:u w:val="single"/>
         </w:rPr>
-        <w:hyperlink r:id="rId26" w:history="1">
+        <w:hyperlink r:id="rId27" w:history="1">
           <w:r>
             <w:rPr>
               <w:rStyle w:val="Hyperlink"/>
@@ -4430,7 +4426,7 @@
           <w:sz w:val="24"/>
           <w:u w:val="single"/>
         </w:rPr>
-        <w:hyperlink r:id="rId26" w:history="1">
+        <w:hyperlink r:id="rId27" w:history="1">
           <w:r>
             <w:rPr>
               <w:rStyle w:val="Hyperlink"/>
@@ -4448,7 +4444,7 @@
           <w:sz w:val="24"/>
           <w:u w:val="single"/>
         </w:rPr>
-        <w:hyperlink r:id="rId26" w:history="1">
+        <w:hyperlink r:id="rId27" w:history="1">
           <w:r>
             <w:rPr>
               <w:rStyle w:val="Hyperlink"/>
@@ -4466,7 +4462,7 @@
           <w:sz w:val="24"/>
           <w:u w:val="single"/>
         </w:rPr>
-        <w:hyperlink r:id="rId26" w:history="1">
+        <w:hyperlink r:id="rId27" w:history="1">
           <w:r>
             <w:rPr>
               <w:rStyle w:val="Hyperlink"/>
@@ -4484,7 +4480,7 @@
           <w:sz w:val="24"/>
           <w:u w:val="single"/>
         </w:rPr>
-        <w:hyperlink r:id="rId26" w:history="1">
+        <w:hyperlink r:id="rId27" w:history="1">
           <w:r>
             <w:rPr>
               <w:rStyle w:val="Hyperlink"/>
@@ -4502,7 +4498,7 @@
           <w:sz w:val="24"/>
           <w:u w:val="single"/>
         </w:rPr>
-        <w:hyperlink r:id="rId26" w:history="1">
+        <w:hyperlink r:id="rId27" w:history="1">
           <w:r>
             <w:rPr>
               <w:rStyle w:val="Hyperlink"/>
@@ -4520,7 +4516,7 @@
           <w:sz w:val="24"/>
           <w:u w:val="single"/>
         </w:rPr>
-        <w:hyperlink r:id="rId26" w:history="1">
+        <w:hyperlink r:id="rId27" w:history="1">
           <w:r>
             <w:rPr>
               <w:rStyle w:val="Hyperlink"/>
@@ -4681,7 +4677,7 @@
           <w:sz w:val="24"/>
           <w:u w:val="single"/>
         </w:rPr>
-        <w:hyperlink r:id="rId27" w:history="1">
+        <w:hyperlink r:id="rId28" w:history="1">
           <w:r>
             <w:rPr>
               <w:rStyle w:val="Hyperlink"/>
@@ -4699,7 +4695,7 @@
           <w:sz w:val="24"/>
           <w:u w:val="single"/>
         </w:rPr>
-        <w:hyperlink r:id="rId27" w:history="1">
+        <w:hyperlink r:id="rId28" w:history="1">
           <w:r>
             <w:rPr>
               <w:rStyle w:val="Hyperlink"/>
@@ -4717,7 +4713,7 @@
           <w:sz w:val="24"/>
           <w:u w:val="single"/>
         </w:rPr>
-        <w:hyperlink r:id="rId27" w:history="1">
+        <w:hyperlink r:id="rId28" w:history="1">
           <w:r>
             <w:rPr>
               <w:rStyle w:val="Hyperlink"/>
@@ -4735,7 +4731,7 @@
           <w:sz w:val="24"/>
           <w:u w:val="single"/>
         </w:rPr>
-        <w:hyperlink r:id="rId27" w:history="1">
+        <w:hyperlink r:id="rId28" w:history="1">
           <w:r>
             <w:rPr>
               <w:rStyle w:val="Hyperlink"/>
@@ -4753,7 +4749,7 @@
           <w:sz w:val="24"/>
           <w:u w:val="single"/>
         </w:rPr>
-        <w:hyperlink r:id="rId27" w:history="1">
+        <w:hyperlink r:id="rId28" w:history="1">
           <w:r>
             <w:rPr>
               <w:rStyle w:val="Hyperlink"/>
@@ -4774,7 +4770,7 @@
           <w:sz w:val="24"/>
           <w:u w:val="single"/>
         </w:rPr>
-        <w:hyperlink r:id="rId27" w:history="1">
+        <w:hyperlink r:id="rId28" w:history="1">
           <w:r>
             <w:rPr>
               <w:rStyle w:val="Hyperlink"/>
@@ -4792,7 +4788,7 @@
           <w:sz w:val="24"/>
           <w:u w:val="single"/>
         </w:rPr>
-        <w:hyperlink r:id="rId27" w:history="1">
+        <w:hyperlink r:id="rId28" w:history="1">
           <w:r>
             <w:rPr>
               <w:rStyle w:val="Hyperlink"/>
@@ -4810,7 +4806,7 @@
           <w:sz w:val="24"/>
           <w:u w:val="single"/>
         </w:rPr>
-        <w:hyperlink r:id="rId27" w:history="1">
+        <w:hyperlink r:id="rId28" w:history="1">
           <w:r>
             <w:rPr>
               <w:rStyle w:val="Hyperlink"/>
@@ -4828,7 +4824,7 @@
           <w:sz w:val="24"/>
           <w:u w:val="single"/>
         </w:rPr>
-        <w:hyperlink r:id="rId27" w:history="1">
+        <w:hyperlink r:id="rId28" w:history="1">
           <w:r>
             <w:rPr>
               <w:rStyle w:val="Hyperlink"/>
@@ -4846,7 +4842,7 @@
           <w:sz w:val="24"/>
           <w:u w:val="single"/>
         </w:rPr>
-        <w:hyperlink r:id="rId27" w:history="1">
+        <w:hyperlink r:id="rId28" w:history="1">
           <w:r>
             <w:rPr>
               <w:rStyle w:val="Hyperlink"/>
@@ -4997,7 +4993,7 @@
           <w:sz w:val="24"/>
           <w:u w:val="single"/>
         </w:rPr>
-        <w:hyperlink r:id="rId28" w:history="1">
+        <w:hyperlink r:id="rId29" w:history="1">
           <w:r>
             <w:rPr>
               <w:rStyle w:val="Hyperlink"/>
@@ -5015,7 +5011,7 @@
           <w:sz w:val="24"/>
           <w:u w:val="single"/>
         </w:rPr>
-        <w:hyperlink r:id="rId28" w:history="1">
+        <w:hyperlink r:id="rId29" w:history="1">
           <w:r>
             <w:rPr>
               <w:rStyle w:val="Hyperlink"/>
@@ -5033,7 +5029,7 @@
           <w:sz w:val="24"/>
           <w:u w:val="single"/>
         </w:rPr>
-        <w:hyperlink r:id="rId28" w:history="1">
+        <w:hyperlink r:id="rId29" w:history="1">
           <w:r>
             <w:rPr>
               <w:rStyle w:val="Hyperlink"/>
@@ -5051,7 +5047,7 @@
           <w:sz w:val="24"/>
           <w:u w:val="single"/>
         </w:rPr>
-        <w:hyperlink r:id="rId28" w:history="1">
+        <w:hyperlink r:id="rId29" w:history="1">
           <w:r>
             <w:rPr>
               <w:rStyle w:val="Hyperlink"/>
@@ -5069,7 +5065,7 @@
           <w:sz w:val="24"/>
           <w:u w:val="single"/>
         </w:rPr>
-        <w:hyperlink r:id="rId28" w:history="1">
+        <w:hyperlink r:id="rId29" w:history="1">
           <w:r>
             <w:rPr>
               <w:rStyle w:val="Hyperlink"/>
@@ -5087,7 +5083,7 @@
           <w:sz w:val="24"/>
           <w:u w:val="single"/>
         </w:rPr>
-        <w:hyperlink r:id="rId28" w:history="1">
+        <w:hyperlink r:id="rId29" w:history="1">
           <w:r>
             <w:rPr>
               <w:rStyle w:val="Hyperlink"/>
@@ -5105,7 +5101,7 @@
           <w:sz w:val="24"/>
           <w:u w:val="single"/>
         </w:rPr>
-        <w:hyperlink r:id="rId28" w:history="1">
+        <w:hyperlink r:id="rId29" w:history="1">
           <w:r>
             <w:rPr>
               <w:rStyle w:val="Hyperlink"/>
@@ -5123,7 +5119,7 @@
           <w:sz w:val="24"/>
           <w:u w:val="single"/>
         </w:rPr>
-        <w:hyperlink r:id="rId28" w:history="1">
+        <w:hyperlink r:id="rId29" w:history="1">
           <w:r>
             <w:rPr>
               <w:rStyle w:val="Hyperlink"/>
@@ -5141,7 +5137,7 @@
           <w:sz w:val="24"/>
           <w:u w:val="single"/>
         </w:rPr>
-        <w:hyperlink r:id="rId28" w:history="1">
+        <w:hyperlink r:id="rId29" w:history="1">
           <w:r>
             <w:rPr>
               <w:rStyle w:val="Hyperlink"/>

--- a/EXPORTS/DOCX/published/niveau3/English/JustinusNassau.docx
+++ b/EXPORTS/DOCX/published/niveau3/English/JustinusNassau.docx
@@ -380,7 +380,7 @@
           <w:sz w:val="24"/>
           <w:u w:val="single"/>
         </w:rPr>
-        <w:hyperlink r:id="rId10" w:history="1">
+        <w:hyperlink r:id="rId9" w:history="1">
           <w:r>
             <w:rPr>
               <w:rStyle w:val="Hyperlink"/>
@@ -695,7 +695,6 @@
           <w:i w:val="0"/>
           <w:color w:val="0000FF"/>
           <w:sz w:val="24"/>
-          <w:u w:val="single"/>
         </w:rPr>
         <w:t>h</w:t>
       </w:r>
@@ -3410,7 +3409,7 @@
           <w:sz w:val="24"/>
           <w:u w:val="single"/>
         </w:rPr>
-        <w:hyperlink r:id="rId21" w:history="1">
+        <w:hyperlink r:id="rId22" w:history="1">
           <w:r>
             <w:rPr>
               <w:rStyle w:val="Hyperlink"/>
@@ -3421,21 +3420,13 @@
       </w:r>
       <w:r>
         <w:rPr>
-          <w:u w:val="single" w:color="0000ff"/>
           <w:rFonts w:ascii="Charis SIL Regular" w:hAnsi="Charis SIL Regular" w:eastAsia="Charis SIL Regular"/>
           <w:b w:val="0"/>
           <w:i w:val="0"/>
           <w:color w:val="000000"/>
           <w:sz w:val="24"/>
         </w:rPr>
-        <w:hyperlink r:id="rId21" w:history="1">
-          <w:r>
-            <w:rPr>
-              <w:rStyle w:val="Hyperlink"/>
-            </w:rPr>
-            <w:t xml:space="preserve">, </w:t>
-          </w:r>
-        </w:hyperlink>
+        <w:t xml:space="preserve">, </w:t>
       </w:r>
       <w:r>
         <w:rPr>
@@ -3446,7 +3437,7 @@
           <w:sz w:val="24"/>
           <w:u w:val="single"/>
         </w:rPr>
-        <w:hyperlink r:id="rId21" w:history="1">
+        <w:hyperlink r:id="rId23" w:history="1">
           <w:r>
             <w:rPr>
               <w:rStyle w:val="Hyperlink"/>
@@ -3475,7 +3466,7 @@
           <w:sz w:val="24"/>
           <w:u w:val="single"/>
         </w:rPr>
-        <w:hyperlink r:id="rId21" w:history="1">
+        <w:hyperlink r:id="rId23" w:history="1">
           <w:r>
             <w:rPr>
               <w:rStyle w:val="Hyperlink"/>
@@ -3493,7 +3484,7 @@
           <w:sz w:val="24"/>
           <w:u w:val="single"/>
         </w:rPr>
-        <w:hyperlink r:id="rId21" w:history="1">
+        <w:hyperlink r:id="rId23" w:history="1">
           <w:r>
             <w:rPr>
               <w:rStyle w:val="Hyperlink"/>
@@ -3601,7 +3592,7 @@
           <w:sz w:val="24"/>
           <w:u w:val="single"/>
         </w:rPr>
-        <w:hyperlink r:id="rId23" w:history="1">
+        <w:hyperlink r:id="rId24" w:history="1">
           <w:r>
             <w:rPr>
               <w:rStyle w:val="Hyperlink"/>
@@ -3619,7 +3610,7 @@
           <w:sz w:val="24"/>
           <w:u w:val="single"/>
         </w:rPr>
-        <w:hyperlink r:id="rId23" w:history="1">
+        <w:hyperlink r:id="rId24" w:history="1">
           <w:r>
             <w:rPr>
               <w:rStyle w:val="Hyperlink"/>
@@ -3637,7 +3628,7 @@
           <w:sz w:val="24"/>
           <w:u w:val="single"/>
         </w:rPr>
-        <w:hyperlink r:id="rId23" w:history="1">
+        <w:hyperlink r:id="rId24" w:history="1">
           <w:r>
             <w:rPr>
               <w:rStyle w:val="Hyperlink"/>
@@ -3655,7 +3646,7 @@
           <w:sz w:val="24"/>
           <w:u w:val="single"/>
         </w:rPr>
-        <w:hyperlink r:id="rId23" w:history="1">
+        <w:hyperlink r:id="rId24" w:history="1">
           <w:r>
             <w:rPr>
               <w:rStyle w:val="Hyperlink"/>
@@ -3683,7 +3674,7 @@
           <w:sz w:val="24"/>
           <w:u w:val="single"/>
         </w:rPr>
-        <w:hyperlink r:id="rId24" w:history="1">
+        <w:hyperlink r:id="rId25" w:history="1">
           <w:r>
             <w:rPr>
               <w:rStyle w:val="Hyperlink"/>
@@ -3701,7 +3692,7 @@
           <w:sz w:val="24"/>
           <w:u w:val="single"/>
         </w:rPr>
-        <w:hyperlink r:id="rId24" w:history="1">
+        <w:hyperlink r:id="rId25" w:history="1">
           <w:r>
             <w:rPr>
               <w:rStyle w:val="Hyperlink"/>
@@ -3719,7 +3710,7 @@
           <w:sz w:val="24"/>
           <w:u w:val="single"/>
         </w:rPr>
-        <w:hyperlink r:id="rId24" w:history="1">
+        <w:hyperlink r:id="rId25" w:history="1">
           <w:r>
             <w:rPr>
               <w:rStyle w:val="Hyperlink"/>
@@ -3857,7 +3848,7 @@
           <w:sz w:val="24"/>
           <w:u w:val="single"/>
         </w:rPr>
-        <w:hyperlink r:id="rId25" w:history="1">
+        <w:hyperlink r:id="rId26" w:history="1">
           <w:r>
             <w:rPr>
               <w:rStyle w:val="Hyperlink"/>
@@ -3875,7 +3866,7 @@
           <w:sz w:val="24"/>
           <w:u w:val="single"/>
         </w:rPr>
-        <w:hyperlink r:id="rId25" w:history="1">
+        <w:hyperlink r:id="rId26" w:history="1">
           <w:r>
             <w:rPr>
               <w:rStyle w:val="Hyperlink"/>
@@ -3893,7 +3884,7 @@
           <w:sz w:val="24"/>
           <w:u w:val="single"/>
         </w:rPr>
-        <w:hyperlink r:id="rId25" w:history="1">
+        <w:hyperlink r:id="rId26" w:history="1">
           <w:r>
             <w:rPr>
               <w:rStyle w:val="Hyperlink"/>
@@ -3911,7 +3902,7 @@
           <w:sz w:val="24"/>
           <w:u w:val="single"/>
         </w:rPr>
-        <w:hyperlink r:id="rId25" w:history="1">
+        <w:hyperlink r:id="rId26" w:history="1">
           <w:r>
             <w:rPr>
               <w:rStyle w:val="Hyperlink"/>
@@ -3929,7 +3920,7 @@
           <w:sz w:val="24"/>
           <w:u w:val="single"/>
         </w:rPr>
-        <w:hyperlink r:id="rId25" w:history="1">
+        <w:hyperlink r:id="rId26" w:history="1">
           <w:r>
             <w:rPr>
               <w:rStyle w:val="Hyperlink"/>
@@ -3947,7 +3938,7 @@
           <w:sz w:val="24"/>
           <w:u w:val="single"/>
         </w:rPr>
-        <w:hyperlink r:id="rId25" w:history="1">
+        <w:hyperlink r:id="rId26" w:history="1">
           <w:r>
             <w:rPr>
               <w:rStyle w:val="Hyperlink"/>
@@ -3965,7 +3956,7 @@
           <w:sz w:val="24"/>
           <w:u w:val="single"/>
         </w:rPr>
-        <w:hyperlink r:id="rId25" w:history="1">
+        <w:hyperlink r:id="rId26" w:history="1">
           <w:r>
             <w:rPr>
               <w:rStyle w:val="Hyperlink"/>
@@ -3983,7 +3974,7 @@
           <w:sz w:val="24"/>
           <w:u w:val="single"/>
         </w:rPr>
-        <w:hyperlink r:id="rId25" w:history="1">
+        <w:hyperlink r:id="rId26" w:history="1">
           <w:r>
             <w:rPr>
               <w:rStyle w:val="Hyperlink"/>
@@ -4001,7 +3992,7 @@
           <w:sz w:val="24"/>
           <w:u w:val="single"/>
         </w:rPr>
-        <w:hyperlink r:id="rId25" w:history="1">
+        <w:hyperlink r:id="rId26" w:history="1">
           <w:r>
             <w:rPr>
               <w:rStyle w:val="Hyperlink"/>
@@ -4019,7 +4010,7 @@
           <w:sz w:val="24"/>
           <w:u w:val="single"/>
         </w:rPr>
-        <w:hyperlink r:id="rId25" w:history="1">
+        <w:hyperlink r:id="rId26" w:history="1">
           <w:r>
             <w:rPr>
               <w:rStyle w:val="Hyperlink"/>
@@ -4037,7 +4028,7 @@
           <w:sz w:val="24"/>
           <w:u w:val="single"/>
         </w:rPr>
-        <w:hyperlink r:id="rId25" w:history="1">
+        <w:hyperlink r:id="rId26" w:history="1">
           <w:r>
             <w:rPr>
               <w:rStyle w:val="Hyperlink"/>
@@ -4055,7 +4046,7 @@
           <w:sz w:val="24"/>
           <w:u w:val="single"/>
         </w:rPr>
-        <w:hyperlink r:id="rId25" w:history="1">
+        <w:hyperlink r:id="rId26" w:history="1">
           <w:r>
             <w:rPr>
               <w:rStyle w:val="Hyperlink"/>
@@ -4073,7 +4064,7 @@
           <w:sz w:val="24"/>
           <w:u w:val="single"/>
         </w:rPr>
-        <w:hyperlink r:id="rId25" w:history="1">
+        <w:hyperlink r:id="rId26" w:history="1">
           <w:r>
             <w:rPr>
               <w:rStyle w:val="Hyperlink"/>
@@ -4091,7 +4082,7 @@
           <w:sz w:val="24"/>
           <w:u w:val="single"/>
         </w:rPr>
-        <w:hyperlink r:id="rId25" w:history="1">
+        <w:hyperlink r:id="rId26" w:history="1">
           <w:r>
             <w:rPr>
               <w:rStyle w:val="Hyperlink"/>
@@ -4109,7 +4100,7 @@
           <w:sz w:val="24"/>
           <w:u w:val="single"/>
         </w:rPr>
-        <w:hyperlink r:id="rId25" w:history="1">
+        <w:hyperlink r:id="rId26" w:history="1">
           <w:r>
             <w:rPr>
               <w:rStyle w:val="Hyperlink"/>
@@ -4127,7 +4118,7 @@
           <w:sz w:val="24"/>
           <w:u w:val="single"/>
         </w:rPr>
-        <w:hyperlink r:id="rId25" w:history="1">
+        <w:hyperlink r:id="rId26" w:history="1">
           <w:r>
             <w:rPr>
               <w:rStyle w:val="Hyperlink"/>
@@ -4145,7 +4136,7 @@
           <w:sz w:val="24"/>
           <w:u w:val="single"/>
         </w:rPr>
-        <w:hyperlink r:id="rId25" w:history="1">
+        <w:hyperlink r:id="rId26" w:history="1">
           <w:r>
             <w:rPr>
               <w:rStyle w:val="Hyperlink"/>
@@ -4163,7 +4154,7 @@
           <w:sz w:val="24"/>
           <w:u w:val="single"/>
         </w:rPr>
-        <w:hyperlink r:id="rId25" w:history="1">
+        <w:hyperlink r:id="rId26" w:history="1">
           <w:r>
             <w:rPr>
               <w:rStyle w:val="Hyperlink"/>
@@ -4323,7 +4314,7 @@
           <w:sz w:val="24"/>
           <w:u w:val="single"/>
         </w:rPr>
-        <w:hyperlink r:id="rId26" w:history="1">
+        <w:hyperlink r:id="rId27" w:history="1">
           <w:r>
             <w:rPr>
               <w:rStyle w:val="Hyperlink"/>
@@ -4341,7 +4332,7 @@
           <w:sz w:val="24"/>
           <w:u w:val="single"/>
         </w:rPr>
-        <w:hyperlink r:id="rId26" w:history="1">
+        <w:hyperlink r:id="rId27" w:history="1">
           <w:r>
             <w:rPr>
               <w:rStyle w:val="Hyperlink"/>
@@ -4359,7 +4350,7 @@
           <w:sz w:val="24"/>
           <w:u w:val="single"/>
         </w:rPr>
-        <w:hyperlink r:id="rId26" w:history="1">
+        <w:hyperlink r:id="rId27" w:history="1">
           <w:r>
             <w:rPr>
               <w:rStyle w:val="Hyperlink"/>
@@ -4377,7 +4368,7 @@
           <w:sz w:val="24"/>
           <w:u w:val="single"/>
         </w:rPr>
-        <w:hyperlink r:id="rId26" w:history="1">
+        <w:hyperlink r:id="rId27" w:history="1">
           <w:r>
             <w:rPr>
               <w:rStyle w:val="Hyperlink"/>
@@ -4395,7 +4386,7 @@
           <w:sz w:val="24"/>
           <w:u w:val="single"/>
         </w:rPr>
-        <w:hyperlink r:id="rId26" w:history="1">
+        <w:hyperlink r:id="rId27" w:history="1">
           <w:r>
             <w:rPr>
               <w:rStyle w:val="Hyperlink"/>
@@ -4413,7 +4404,7 @@
           <w:sz w:val="24"/>
           <w:u w:val="single"/>
         </w:rPr>
-        <w:hyperlink r:id="rId26" w:history="1">
+        <w:hyperlink r:id="rId27" w:history="1">
           <w:r>
             <w:rPr>
               <w:rStyle w:val="Hyperlink"/>
@@ -4431,7 +4422,7 @@
           <w:sz w:val="24"/>
           <w:u w:val="single"/>
         </w:rPr>
-        <w:hyperlink r:id="rId26" w:history="1">
+        <w:hyperlink r:id="rId27" w:history="1">
           <w:r>
             <w:rPr>
               <w:rStyle w:val="Hyperlink"/>
@@ -4449,7 +4440,7 @@
           <w:sz w:val="24"/>
           <w:u w:val="single"/>
         </w:rPr>
-        <w:hyperlink r:id="rId26" w:history="1">
+        <w:hyperlink r:id="rId27" w:history="1">
           <w:r>
             <w:rPr>
               <w:rStyle w:val="Hyperlink"/>
@@ -4467,7 +4458,7 @@
           <w:sz w:val="24"/>
           <w:u w:val="single"/>
         </w:rPr>
-        <w:hyperlink r:id="rId26" w:history="1">
+        <w:hyperlink r:id="rId27" w:history="1">
           <w:r>
             <w:rPr>
               <w:rStyle w:val="Hyperlink"/>
@@ -4485,7 +4476,7 @@
           <w:sz w:val="24"/>
           <w:u w:val="single"/>
         </w:rPr>
-        <w:hyperlink r:id="rId26" w:history="1">
+        <w:hyperlink r:id="rId27" w:history="1">
           <w:r>
             <w:rPr>
               <w:rStyle w:val="Hyperlink"/>
@@ -4503,7 +4494,7 @@
           <w:sz w:val="24"/>
           <w:u w:val="single"/>
         </w:rPr>
-        <w:hyperlink r:id="rId26" w:history="1">
+        <w:hyperlink r:id="rId27" w:history="1">
           <w:r>
             <w:rPr>
               <w:rStyle w:val="Hyperlink"/>
@@ -4521,7 +4512,7 @@
           <w:sz w:val="24"/>
           <w:u w:val="single"/>
         </w:rPr>
-        <w:hyperlink r:id="rId26" w:history="1">
+        <w:hyperlink r:id="rId27" w:history="1">
           <w:r>
             <w:rPr>
               <w:rStyle w:val="Hyperlink"/>
@@ -4539,7 +4530,7 @@
           <w:sz w:val="24"/>
           <w:u w:val="single"/>
         </w:rPr>
-        <w:hyperlink r:id="rId26" w:history="1">
+        <w:hyperlink r:id="rId27" w:history="1">
           <w:r>
             <w:rPr>
               <w:rStyle w:val="Hyperlink"/>
@@ -4557,7 +4548,7 @@
           <w:sz w:val="24"/>
           <w:u w:val="single"/>
         </w:rPr>
-        <w:hyperlink r:id="rId26" w:history="1">
+        <w:hyperlink r:id="rId27" w:history="1">
           <w:r>
             <w:rPr>
               <w:rStyle w:val="Hyperlink"/>
@@ -4575,7 +4566,7 @@
           <w:sz w:val="24"/>
           <w:u w:val="single"/>
         </w:rPr>
-        <w:hyperlink r:id="rId26" w:history="1">
+        <w:hyperlink r:id="rId27" w:history="1">
           <w:r>
             <w:rPr>
               <w:rStyle w:val="Hyperlink"/>
@@ -4736,7 +4727,7 @@
           <w:sz w:val="24"/>
           <w:u w:val="single"/>
         </w:rPr>
-        <w:hyperlink r:id="rId27" w:history="1">
+        <w:hyperlink r:id="rId28" w:history="1">
           <w:r>
             <w:rPr>
               <w:rStyle w:val="Hyperlink"/>
@@ -4754,7 +4745,7 @@
           <w:sz w:val="24"/>
           <w:u w:val="single"/>
         </w:rPr>
-        <w:hyperlink r:id="rId27" w:history="1">
+        <w:hyperlink r:id="rId28" w:history="1">
           <w:r>
             <w:rPr>
               <w:rStyle w:val="Hyperlink"/>
@@ -4772,7 +4763,7 @@
           <w:sz w:val="24"/>
           <w:u w:val="single"/>
         </w:rPr>
-        <w:hyperlink r:id="rId27" w:history="1">
+        <w:hyperlink r:id="rId28" w:history="1">
           <w:r>
             <w:rPr>
               <w:rStyle w:val="Hyperlink"/>
@@ -4790,7 +4781,7 @@
           <w:sz w:val="24"/>
           <w:u w:val="single"/>
         </w:rPr>
-        <w:hyperlink r:id="rId27" w:history="1">
+        <w:hyperlink r:id="rId28" w:history="1">
           <w:r>
             <w:rPr>
               <w:rStyle w:val="Hyperlink"/>
@@ -4808,7 +4799,7 @@
           <w:sz w:val="24"/>
           <w:u w:val="single"/>
         </w:rPr>
-        <w:hyperlink r:id="rId27" w:history="1">
+        <w:hyperlink r:id="rId28" w:history="1">
           <w:r>
             <w:rPr>
               <w:rStyle w:val="Hyperlink"/>
@@ -4829,7 +4820,7 @@
           <w:sz w:val="24"/>
           <w:u w:val="single"/>
         </w:rPr>
-        <w:hyperlink r:id="rId27" w:history="1">
+        <w:hyperlink r:id="rId28" w:history="1">
           <w:r>
             <w:rPr>
               <w:rStyle w:val="Hyperlink"/>
@@ -4847,7 +4838,7 @@
           <w:sz w:val="24"/>
           <w:u w:val="single"/>
         </w:rPr>
-        <w:hyperlink r:id="rId27" w:history="1">
+        <w:hyperlink r:id="rId28" w:history="1">
           <w:r>
             <w:rPr>
               <w:rStyle w:val="Hyperlink"/>
@@ -4865,7 +4856,7 @@
           <w:sz w:val="24"/>
           <w:u w:val="single"/>
         </w:rPr>
-        <w:hyperlink r:id="rId27" w:history="1">
+        <w:hyperlink r:id="rId28" w:history="1">
           <w:r>
             <w:rPr>
               <w:rStyle w:val="Hyperlink"/>
@@ -4883,7 +4874,7 @@
           <w:sz w:val="24"/>
           <w:u w:val="single"/>
         </w:rPr>
-        <w:hyperlink r:id="rId27" w:history="1">
+        <w:hyperlink r:id="rId28" w:history="1">
           <w:r>
             <w:rPr>
               <w:rStyle w:val="Hyperlink"/>
@@ -4901,7 +4892,7 @@
           <w:sz w:val="24"/>
           <w:u w:val="single"/>
         </w:rPr>
-        <w:hyperlink r:id="rId27" w:history="1">
+        <w:hyperlink r:id="rId28" w:history="1">
           <w:r>
             <w:rPr>
               <w:rStyle w:val="Hyperlink"/>
@@ -5052,7 +5043,7 @@
           <w:sz w:val="24"/>
           <w:u w:val="single"/>
         </w:rPr>
-        <w:hyperlink r:id="rId28" w:history="1">
+        <w:hyperlink r:id="rId29" w:history="1">
           <w:r>
             <w:rPr>
               <w:rStyle w:val="Hyperlink"/>
@@ -5070,7 +5061,7 @@
           <w:sz w:val="24"/>
           <w:u w:val="single"/>
         </w:rPr>
-        <w:hyperlink r:id="rId28" w:history="1">
+        <w:hyperlink r:id="rId29" w:history="1">
           <w:r>
             <w:rPr>
               <w:rStyle w:val="Hyperlink"/>
@@ -5088,7 +5079,7 @@
           <w:sz w:val="24"/>
           <w:u w:val="single"/>
         </w:rPr>
-        <w:hyperlink r:id="rId28" w:history="1">
+        <w:hyperlink r:id="rId29" w:history="1">
           <w:r>
             <w:rPr>
               <w:rStyle w:val="Hyperlink"/>
@@ -5106,7 +5097,7 @@
           <w:sz w:val="24"/>
           <w:u w:val="single"/>
         </w:rPr>
-        <w:hyperlink r:id="rId28" w:history="1">
+        <w:hyperlink r:id="rId29" w:history="1">
           <w:r>
             <w:rPr>
               <w:rStyle w:val="Hyperlink"/>
@@ -5124,7 +5115,7 @@
           <w:sz w:val="24"/>
           <w:u w:val="single"/>
         </w:rPr>
-        <w:hyperlink r:id="rId28" w:history="1">
+        <w:hyperlink r:id="rId29" w:history="1">
           <w:r>
             <w:rPr>
               <w:rStyle w:val="Hyperlink"/>
@@ -5142,7 +5133,7 @@
           <w:sz w:val="24"/>
           <w:u w:val="single"/>
         </w:rPr>
-        <w:hyperlink r:id="rId28" w:history="1">
+        <w:hyperlink r:id="rId29" w:history="1">
           <w:r>
             <w:rPr>
               <w:rStyle w:val="Hyperlink"/>
@@ -5160,7 +5151,7 @@
           <w:sz w:val="24"/>
           <w:u w:val="single"/>
         </w:rPr>
-        <w:hyperlink r:id="rId28" w:history="1">
+        <w:hyperlink r:id="rId29" w:history="1">
           <w:r>
             <w:rPr>
               <w:rStyle w:val="Hyperlink"/>
@@ -5178,7 +5169,7 @@
           <w:sz w:val="24"/>
           <w:u w:val="single"/>
         </w:rPr>
-        <w:hyperlink r:id="rId28" w:history="1">
+        <w:hyperlink r:id="rId29" w:history="1">
           <w:r>
             <w:rPr>
               <w:rStyle w:val="Hyperlink"/>
@@ -5196,7 +5187,7 @@
           <w:sz w:val="24"/>
           <w:u w:val="single"/>
         </w:rPr>
-        <w:hyperlink r:id="rId28" w:history="1">
+        <w:hyperlink r:id="rId29" w:history="1">
           <w:r>
             <w:rPr>
               <w:rStyle w:val="Hyperlink"/>

--- a/EXPORTS/DOCX/published/niveau3/English/JustinusNassau.docx
+++ b/EXPORTS/DOCX/published/niveau3/English/JustinusNassau.docx
@@ -380,7 +380,25 @@
           <w:sz w:val="24"/>
           <w:u w:val="single"/>
         </w:rPr>
-        <w:t xml:space="preserve">Royal </w:t>
+        <w:hyperlink r:id="rId9" w:history="1">
+          <w:r>
+            <w:rPr>
+              <w:rStyle w:val="Hyperlink"/>
+            </w:rPr>
+            <w:t>Royal</w:t>
+          </w:r>
+        </w:hyperlink>
+      </w:r>
+      <w:r>
+        <w:rPr>
+          <w:rFonts w:ascii="Charis SIL Regular" w:hAnsi="Charis SIL Regular" w:eastAsia="Charis SIL Regular"/>
+          <w:b w:val="0"/>
+          <w:i w:val="0"/>
+          <w:color w:val="0000FF"/>
+          <w:sz w:val="24"/>
+          <w:u w:val="single"/>
+        </w:rPr>
+        <w:t xml:space="preserve"> </w:t>
       </w:r>
       <w:r>
         <w:rPr>
@@ -1418,23 +1436,13 @@
             <w:rPr>
               <w:rStyle w:val="Hyperlink"/>
             </w:rPr>
-            <w:t>acific to</w:t>
+            <w:t xml:space="preserve">acific to </w:t>
           </w:r>
         </w:hyperlink>
       </w:r>
       <w:r>
         <w:rPr>
           <w:u w:val="single" w:color="0000ff"/>
-          <w:rFonts w:ascii="Charis SIL Regular" w:hAnsi="Charis SIL Regular" w:eastAsia="Charis SIL Regular"/>
-          <w:b w:val="0"/>
-          <w:i w:val="0"/>
-          <w:color w:val="000000"/>
-          <w:sz w:val="24"/>
-        </w:rPr>
-        <w:t xml:space="preserve"> </w:t>
-      </w:r>
-      <w:r>
-        <w:rPr>
           <w:rFonts w:ascii="Charis SIL Regular" w:hAnsi="Charis SIL Regular" w:eastAsia="Charis SIL Regular"/>
           <w:b w:val="0"/>
           <w:i w:val="0"/>
@@ -1481,24 +1489,13 @@
       </w:r>
       <w:r>
         <w:rPr>
-          <w:u w:val="single" w:color="0000ff"/>
           <w:rFonts w:ascii="Charis SIL Regular" w:hAnsi="Charis SIL Regular" w:eastAsia="Charis SIL Regular"/>
           <w:b w:val="0"/>
           <w:i w:val="0"/>
           <w:color w:val="000000"/>
           <w:sz w:val="24"/>
         </w:rPr>
-        <w:t>t</w:t>
-      </w:r>
-      <w:r>
-        <w:rPr>
-          <w:rFonts w:ascii="Charis SIL Regular" w:hAnsi="Charis SIL Regular" w:eastAsia="Charis SIL Regular"/>
-          <w:b w:val="0"/>
-          <w:i w:val="0"/>
-          <w:color w:val="000000"/>
-          <w:sz w:val="24"/>
-        </w:rPr>
-        <w:t xml:space="preserve">he Indonesian </w:t>
+        <w:t xml:space="preserve">the Indonesian </w:t>
       </w:r>
       <w:r>
         <w:rPr>
@@ -3394,7 +3391,7 @@
           <w:sz w:val="24"/>
           <w:u w:val="single"/>
         </w:rPr>
-        <w:hyperlink r:id="rId21" w:history="1">
+        <w:hyperlink r:id="rId22" w:history="1">
           <w:r>
             <w:rPr>
               <w:rStyle w:val="Hyperlink"/>
@@ -3703,7 +3700,7 @@
           <w:sz w:val="24"/>
           <w:u w:val="single"/>
         </w:rPr>
-        <w:hyperlink r:id="rId23" w:history="1">
+        <w:hyperlink r:id="rId24" w:history="1">
           <w:r>
             <w:rPr>
               <w:rStyle w:val="Hyperlink"/>
@@ -3721,7 +3718,7 @@
           <w:sz w:val="24"/>
           <w:u w:val="single"/>
         </w:rPr>
-        <w:hyperlink r:id="rId23" w:history="1">
+        <w:hyperlink r:id="rId24" w:history="1">
           <w:r>
             <w:rPr>
               <w:rStyle w:val="Hyperlink"/>
@@ -4129,7 +4126,14 @@
           <w:sz w:val="24"/>
           <w:u w:val="single"/>
         </w:rPr>
-        <w:t>w</w:t>
+        <w:hyperlink r:id="rId25" w:history="1">
+          <w:r>
+            <w:rPr>
+              <w:rStyle w:val="Hyperlink"/>
+            </w:rPr>
+            <w:t>w</w:t>
+          </w:r>
+        </w:hyperlink>
       </w:r>
       <w:r>
         <w:rPr>

--- a/EXPORTS/DOCX/published/niveau3/English/JustinusNassau.docx
+++ b/EXPORTS/DOCX/published/niveau3/English/JustinusNassau.docx
@@ -378,16 +378,8 @@
           <w:i w:val="0"/>
           <w:color w:val="0000FF"/>
           <w:sz w:val="24"/>
-          <w:u w:val="single"/>
-        </w:rPr>
-        <w:hyperlink r:id="rId9" w:history="1">
-          <w:r>
-            <w:rPr>
-              <w:rStyle w:val="Hyperlink"/>
-            </w:rPr>
-            <w:t>Royal</w:t>
-          </w:r>
-        </w:hyperlink>
+        </w:rPr>
+        <w:t xml:space="preserve">Royal </w:t>
       </w:r>
       <w:r>
         <w:rPr>
@@ -398,18 +390,7 @@
           <w:sz w:val="24"/>
           <w:u w:val="single"/>
         </w:rPr>
-        <w:t xml:space="preserve"> </w:t>
-      </w:r>
-      <w:r>
-        <w:rPr>
-          <w:rFonts w:ascii="Charis SIL Regular" w:hAnsi="Charis SIL Regular" w:eastAsia="Charis SIL Regular"/>
-          <w:b w:val="0"/>
-          <w:i w:val="0"/>
-          <w:color w:val="0000FF"/>
-          <w:sz w:val="24"/>
-          <w:u w:val="single"/>
-        </w:rPr>
-        <w:hyperlink r:id="rId10" w:history="1">
+        <w:hyperlink r:id="rId9" w:history="1">
           <w:r>
             <w:rPr>
               <w:rStyle w:val="Hyperlink"/>
@@ -427,7 +408,7 @@
           <w:sz w:val="24"/>
           <w:u w:val="single"/>
         </w:rPr>
-        <w:hyperlink r:id="rId10" w:history="1">
+        <w:hyperlink r:id="rId9" w:history="1">
           <w:r>
             <w:rPr>
               <w:rStyle w:val="Hyperlink"/>
@@ -456,7 +437,7 @@
           <w:sz w:val="24"/>
           <w:u w:val="single"/>
         </w:rPr>
-        <w:hyperlink r:id="rId10" w:history="1">
+        <w:hyperlink r:id="rId9" w:history="1">
           <w:r>
             <w:rPr>
               <w:rStyle w:val="Hyperlink"/>
@@ -474,7 +455,7 @@
           <w:sz w:val="24"/>
           <w:u w:val="single"/>
         </w:rPr>
-        <w:hyperlink r:id="rId10" w:history="1">
+        <w:hyperlink r:id="rId9" w:history="1">
           <w:r>
             <w:rPr>
               <w:rStyle w:val="Hyperlink"/>
@@ -492,7 +473,7 @@
           <w:sz w:val="24"/>
           <w:u w:val="single"/>
         </w:rPr>
-        <w:hyperlink r:id="rId10" w:history="1">
+        <w:hyperlink r:id="rId9" w:history="1">
           <w:r>
             <w:rPr>
               <w:rStyle w:val="Hyperlink"/>
@@ -678,15 +659,9 @@
           <w:i w:val="0"/>
           <w:color w:val="0000FF"/>
           <w:sz w:val="24"/>
-        </w:rPr>
-        <w:hyperlink r:id="rId11" w:history="1">
-          <w:r>
-            <w:rPr>
-              <w:rStyle w:val="Hyperlink"/>
-            </w:rPr>
-            <w:t>c</w:t>
-          </w:r>
-        </w:hyperlink>
+          <w:u w:val="single"/>
+        </w:rPr>
+        <w:t>c</w:t>
       </w:r>
       <w:r>
         <w:rPr>
@@ -3409,7 +3384,7 @@
           <w:sz w:val="24"/>
           <w:u w:val="single"/>
         </w:rPr>
-        <w:hyperlink r:id="rId21" w:history="1">
+        <w:hyperlink r:id="rId22" w:history="1">
           <w:r>
             <w:rPr>
               <w:rStyle w:val="Hyperlink"/>
@@ -3420,21 +3395,13 @@
       </w:r>
       <w:r>
         <w:rPr>
-          <w:u w:val="single" w:color="0000ff"/>
           <w:rFonts w:ascii="Charis SIL Regular" w:hAnsi="Charis SIL Regular" w:eastAsia="Charis SIL Regular"/>
           <w:b w:val="0"/>
           <w:i w:val="0"/>
           <w:color w:val="000000"/>
           <w:sz w:val="24"/>
         </w:rPr>
-        <w:hyperlink r:id="rId21" w:history="1">
-          <w:r>
-            <w:rPr>
-              <w:rStyle w:val="Hyperlink"/>
-            </w:rPr>
-            <w:t xml:space="preserve">, </w:t>
-          </w:r>
-        </w:hyperlink>
+        <w:t xml:space="preserve">, </w:t>
       </w:r>
       <w:r>
         <w:rPr>
@@ -3445,7 +3412,7 @@
           <w:sz w:val="24"/>
           <w:u w:val="single"/>
         </w:rPr>
-        <w:hyperlink r:id="rId21" w:history="1">
+        <w:hyperlink r:id="rId23" w:history="1">
           <w:r>
             <w:rPr>
               <w:rStyle w:val="Hyperlink"/>
@@ -3474,7 +3441,7 @@
           <w:sz w:val="24"/>
           <w:u w:val="single"/>
         </w:rPr>
-        <w:hyperlink r:id="rId21" w:history="1">
+        <w:hyperlink r:id="rId23" w:history="1">
           <w:r>
             <w:rPr>
               <w:rStyle w:val="Hyperlink"/>
@@ -3492,7 +3459,7 @@
           <w:sz w:val="24"/>
           <w:u w:val="single"/>
         </w:rPr>
-        <w:hyperlink r:id="rId21" w:history="1">
+        <w:hyperlink r:id="rId23" w:history="1">
           <w:r>
             <w:rPr>
               <w:rStyle w:val="Hyperlink"/>
@@ -3600,7 +3567,7 @@
           <w:sz w:val="24"/>
           <w:u w:val="single"/>
         </w:rPr>
-        <w:hyperlink r:id="rId23" w:history="1">
+        <w:hyperlink r:id="rId24" w:history="1">
           <w:r>
             <w:rPr>
               <w:rStyle w:val="Hyperlink"/>
@@ -3618,7 +3585,7 @@
           <w:sz w:val="24"/>
           <w:u w:val="single"/>
         </w:rPr>
-        <w:hyperlink r:id="rId23" w:history="1">
+        <w:hyperlink r:id="rId24" w:history="1">
           <w:r>
             <w:rPr>
               <w:rStyle w:val="Hyperlink"/>
@@ -3636,7 +3603,7 @@
           <w:sz w:val="24"/>
           <w:u w:val="single"/>
         </w:rPr>
-        <w:hyperlink r:id="rId23" w:history="1">
+        <w:hyperlink r:id="rId24" w:history="1">
           <w:r>
             <w:rPr>
               <w:rStyle w:val="Hyperlink"/>
@@ -3654,7 +3621,7 @@
           <w:sz w:val="24"/>
           <w:u w:val="single"/>
         </w:rPr>
-        <w:hyperlink r:id="rId23" w:history="1">
+        <w:hyperlink r:id="rId24" w:history="1">
           <w:r>
             <w:rPr>
               <w:rStyle w:val="Hyperlink"/>
@@ -3682,7 +3649,7 @@
           <w:sz w:val="24"/>
           <w:u w:val="single"/>
         </w:rPr>
-        <w:hyperlink r:id="rId24" w:history="1">
+        <w:hyperlink r:id="rId25" w:history="1">
           <w:r>
             <w:rPr>
               <w:rStyle w:val="Hyperlink"/>
@@ -3700,7 +3667,7 @@
           <w:sz w:val="24"/>
           <w:u w:val="single"/>
         </w:rPr>
-        <w:hyperlink r:id="rId24" w:history="1">
+        <w:hyperlink r:id="rId25" w:history="1">
           <w:r>
             <w:rPr>
               <w:rStyle w:val="Hyperlink"/>
@@ -3718,7 +3685,7 @@
           <w:sz w:val="24"/>
           <w:u w:val="single"/>
         </w:rPr>
-        <w:hyperlink r:id="rId24" w:history="1">
+        <w:hyperlink r:id="rId25" w:history="1">
           <w:r>
             <w:rPr>
               <w:rStyle w:val="Hyperlink"/>
@@ -3856,7 +3823,7 @@
           <w:sz w:val="24"/>
           <w:u w:val="single"/>
         </w:rPr>
-        <w:hyperlink r:id="rId25" w:history="1">
+        <w:hyperlink r:id="rId26" w:history="1">
           <w:r>
             <w:rPr>
               <w:rStyle w:val="Hyperlink"/>
@@ -3874,7 +3841,7 @@
           <w:sz w:val="24"/>
           <w:u w:val="single"/>
         </w:rPr>
-        <w:hyperlink r:id="rId25" w:history="1">
+        <w:hyperlink r:id="rId26" w:history="1">
           <w:r>
             <w:rPr>
               <w:rStyle w:val="Hyperlink"/>
@@ -3892,7 +3859,7 @@
           <w:sz w:val="24"/>
           <w:u w:val="single"/>
         </w:rPr>
-        <w:hyperlink r:id="rId25" w:history="1">
+        <w:hyperlink r:id="rId26" w:history="1">
           <w:r>
             <w:rPr>
               <w:rStyle w:val="Hyperlink"/>
@@ -3910,7 +3877,7 @@
           <w:sz w:val="24"/>
           <w:u w:val="single"/>
         </w:rPr>
-        <w:hyperlink r:id="rId25" w:history="1">
+        <w:hyperlink r:id="rId26" w:history="1">
           <w:r>
             <w:rPr>
               <w:rStyle w:val="Hyperlink"/>
@@ -3928,7 +3895,7 @@
           <w:sz w:val="24"/>
           <w:u w:val="single"/>
         </w:rPr>
-        <w:hyperlink r:id="rId25" w:history="1">
+        <w:hyperlink r:id="rId26" w:history="1">
           <w:r>
             <w:rPr>
               <w:rStyle w:val="Hyperlink"/>
@@ -3946,7 +3913,7 @@
           <w:sz w:val="24"/>
           <w:u w:val="single"/>
         </w:rPr>
-        <w:hyperlink r:id="rId25" w:history="1">
+        <w:hyperlink r:id="rId26" w:history="1">
           <w:r>
             <w:rPr>
               <w:rStyle w:val="Hyperlink"/>
@@ -3964,7 +3931,7 @@
           <w:sz w:val="24"/>
           <w:u w:val="single"/>
         </w:rPr>
-        <w:hyperlink r:id="rId25" w:history="1">
+        <w:hyperlink r:id="rId26" w:history="1">
           <w:r>
             <w:rPr>
               <w:rStyle w:val="Hyperlink"/>
@@ -3982,7 +3949,7 @@
           <w:sz w:val="24"/>
           <w:u w:val="single"/>
         </w:rPr>
-        <w:hyperlink r:id="rId25" w:history="1">
+        <w:hyperlink r:id="rId26" w:history="1">
           <w:r>
             <w:rPr>
               <w:rStyle w:val="Hyperlink"/>
@@ -4000,7 +3967,7 @@
           <w:sz w:val="24"/>
           <w:u w:val="single"/>
         </w:rPr>
-        <w:hyperlink r:id="rId25" w:history="1">
+        <w:hyperlink r:id="rId26" w:history="1">
           <w:r>
             <w:rPr>
               <w:rStyle w:val="Hyperlink"/>
@@ -4018,7 +3985,7 @@
           <w:sz w:val="24"/>
           <w:u w:val="single"/>
         </w:rPr>
-        <w:hyperlink r:id="rId25" w:history="1">
+        <w:hyperlink r:id="rId26" w:history="1">
           <w:r>
             <w:rPr>
               <w:rStyle w:val="Hyperlink"/>
@@ -4036,7 +4003,7 @@
           <w:sz w:val="24"/>
           <w:u w:val="single"/>
         </w:rPr>
-        <w:hyperlink r:id="rId25" w:history="1">
+        <w:hyperlink r:id="rId26" w:history="1">
           <w:r>
             <w:rPr>
               <w:rStyle w:val="Hyperlink"/>
@@ -4054,7 +4021,7 @@
           <w:sz w:val="24"/>
           <w:u w:val="single"/>
         </w:rPr>
-        <w:hyperlink r:id="rId25" w:history="1">
+        <w:hyperlink r:id="rId26" w:history="1">
           <w:r>
             <w:rPr>
               <w:rStyle w:val="Hyperlink"/>
@@ -4072,7 +4039,7 @@
           <w:sz w:val="24"/>
           <w:u w:val="single"/>
         </w:rPr>
-        <w:hyperlink r:id="rId25" w:history="1">
+        <w:hyperlink r:id="rId26" w:history="1">
           <w:r>
             <w:rPr>
               <w:rStyle w:val="Hyperlink"/>
@@ -4090,7 +4057,7 @@
           <w:sz w:val="24"/>
           <w:u w:val="single"/>
         </w:rPr>
-        <w:hyperlink r:id="rId25" w:history="1">
+        <w:hyperlink r:id="rId26" w:history="1">
           <w:r>
             <w:rPr>
               <w:rStyle w:val="Hyperlink"/>
@@ -4108,7 +4075,7 @@
           <w:sz w:val="24"/>
           <w:u w:val="single"/>
         </w:rPr>
-        <w:hyperlink r:id="rId25" w:history="1">
+        <w:hyperlink r:id="rId26" w:history="1">
           <w:r>
             <w:rPr>
               <w:rStyle w:val="Hyperlink"/>
@@ -4126,14 +4093,7 @@
           <w:sz w:val="24"/>
           <w:u w:val="single"/>
         </w:rPr>
-        <w:hyperlink r:id="rId25" w:history="1">
-          <w:r>
-            <w:rPr>
-              <w:rStyle w:val="Hyperlink"/>
-            </w:rPr>
-            <w:t>w</w:t>
-          </w:r>
-        </w:hyperlink>
+        <w:t>w</w:t>
       </w:r>
       <w:r>
         <w:rPr>
@@ -4144,7 +4104,7 @@
           <w:sz w:val="24"/>
           <w:u w:val="single"/>
         </w:rPr>
-        <w:hyperlink r:id="rId25" w:history="1">
+        <w:hyperlink r:id="rId26" w:history="1">
           <w:r>
             <w:rPr>
               <w:rStyle w:val="Hyperlink"/>
@@ -4162,7 +4122,7 @@
           <w:sz w:val="24"/>
           <w:u w:val="single"/>
         </w:rPr>
-        <w:hyperlink r:id="rId25" w:history="1">
+        <w:hyperlink r:id="rId26" w:history="1">
           <w:r>
             <w:rPr>
               <w:rStyle w:val="Hyperlink"/>
@@ -4322,7 +4282,7 @@
           <w:sz w:val="24"/>
           <w:u w:val="single"/>
         </w:rPr>
-        <w:hyperlink r:id="rId26" w:history="1">
+        <w:hyperlink r:id="rId27" w:history="1">
           <w:r>
             <w:rPr>
               <w:rStyle w:val="Hyperlink"/>
@@ -4340,7 +4300,7 @@
           <w:sz w:val="24"/>
           <w:u w:val="single"/>
         </w:rPr>
-        <w:hyperlink r:id="rId26" w:history="1">
+        <w:hyperlink r:id="rId27" w:history="1">
           <w:r>
             <w:rPr>
               <w:rStyle w:val="Hyperlink"/>
@@ -4358,7 +4318,7 @@
           <w:sz w:val="24"/>
           <w:u w:val="single"/>
         </w:rPr>
-        <w:hyperlink r:id="rId26" w:history="1">
+        <w:hyperlink r:id="rId27" w:history="1">
           <w:r>
             <w:rPr>
               <w:rStyle w:val="Hyperlink"/>
@@ -4376,7 +4336,7 @@
           <w:sz w:val="24"/>
           <w:u w:val="single"/>
         </w:rPr>
-        <w:hyperlink r:id="rId26" w:history="1">
+        <w:hyperlink r:id="rId27" w:history="1">
           <w:r>
             <w:rPr>
               <w:rStyle w:val="Hyperlink"/>
@@ -4394,7 +4354,7 @@
           <w:sz w:val="24"/>
           <w:u w:val="single"/>
         </w:rPr>
-        <w:hyperlink r:id="rId26" w:history="1">
+        <w:hyperlink r:id="rId27" w:history="1">
           <w:r>
             <w:rPr>
               <w:rStyle w:val="Hyperlink"/>
@@ -4412,7 +4372,7 @@
           <w:sz w:val="24"/>
           <w:u w:val="single"/>
         </w:rPr>
-        <w:hyperlink r:id="rId26" w:history="1">
+        <w:hyperlink r:id="rId27" w:history="1">
           <w:r>
             <w:rPr>
               <w:rStyle w:val="Hyperlink"/>
@@ -4430,7 +4390,7 @@
           <w:sz w:val="24"/>
           <w:u w:val="single"/>
         </w:rPr>
-        <w:hyperlink r:id="rId26" w:history="1">
+        <w:hyperlink r:id="rId27" w:history="1">
           <w:r>
             <w:rPr>
               <w:rStyle w:val="Hyperlink"/>
@@ -4448,7 +4408,7 @@
           <w:sz w:val="24"/>
           <w:u w:val="single"/>
         </w:rPr>
-        <w:hyperlink r:id="rId26" w:history="1">
+        <w:hyperlink r:id="rId27" w:history="1">
           <w:r>
             <w:rPr>
               <w:rStyle w:val="Hyperlink"/>
@@ -4466,7 +4426,7 @@
           <w:sz w:val="24"/>
           <w:u w:val="single"/>
         </w:rPr>
-        <w:hyperlink r:id="rId26" w:history="1">
+        <w:hyperlink r:id="rId27" w:history="1">
           <w:r>
             <w:rPr>
               <w:rStyle w:val="Hyperlink"/>
@@ -4484,7 +4444,7 @@
           <w:sz w:val="24"/>
           <w:u w:val="single"/>
         </w:rPr>
-        <w:hyperlink r:id="rId26" w:history="1">
+        <w:hyperlink r:id="rId27" w:history="1">
           <w:r>
             <w:rPr>
               <w:rStyle w:val="Hyperlink"/>
@@ -4502,7 +4462,7 @@
           <w:sz w:val="24"/>
           <w:u w:val="single"/>
         </w:rPr>
-        <w:hyperlink r:id="rId26" w:history="1">
+        <w:hyperlink r:id="rId27" w:history="1">
           <w:r>
             <w:rPr>
               <w:rStyle w:val="Hyperlink"/>
@@ -4520,7 +4480,7 @@
           <w:sz w:val="24"/>
           <w:u w:val="single"/>
         </w:rPr>
-        <w:hyperlink r:id="rId26" w:history="1">
+        <w:hyperlink r:id="rId27" w:history="1">
           <w:r>
             <w:rPr>
               <w:rStyle w:val="Hyperlink"/>
@@ -4538,7 +4498,7 @@
           <w:sz w:val="24"/>
           <w:u w:val="single"/>
         </w:rPr>
-        <w:hyperlink r:id="rId26" w:history="1">
+        <w:hyperlink r:id="rId27" w:history="1">
           <w:r>
             <w:rPr>
               <w:rStyle w:val="Hyperlink"/>
@@ -4556,7 +4516,7 @@
           <w:sz w:val="24"/>
           <w:u w:val="single"/>
         </w:rPr>
-        <w:hyperlink r:id="rId26" w:history="1">
+        <w:hyperlink r:id="rId27" w:history="1">
           <w:r>
             <w:rPr>
               <w:rStyle w:val="Hyperlink"/>
@@ -4574,7 +4534,7 @@
           <w:sz w:val="24"/>
           <w:u w:val="single"/>
         </w:rPr>
-        <w:hyperlink r:id="rId26" w:history="1">
+        <w:hyperlink r:id="rId27" w:history="1">
           <w:r>
             <w:rPr>
               <w:rStyle w:val="Hyperlink"/>
@@ -4735,7 +4695,7 @@
           <w:sz w:val="24"/>
           <w:u w:val="single"/>
         </w:rPr>
-        <w:hyperlink r:id="rId27" w:history="1">
+        <w:hyperlink r:id="rId28" w:history="1">
           <w:r>
             <w:rPr>
               <w:rStyle w:val="Hyperlink"/>
@@ -4753,7 +4713,7 @@
           <w:sz w:val="24"/>
           <w:u w:val="single"/>
         </w:rPr>
-        <w:hyperlink r:id="rId27" w:history="1">
+        <w:hyperlink r:id="rId28" w:history="1">
           <w:r>
             <w:rPr>
               <w:rStyle w:val="Hyperlink"/>
@@ -4771,7 +4731,7 @@
           <w:sz w:val="24"/>
           <w:u w:val="single"/>
         </w:rPr>
-        <w:hyperlink r:id="rId27" w:history="1">
+        <w:hyperlink r:id="rId28" w:history="1">
           <w:r>
             <w:rPr>
               <w:rStyle w:val="Hyperlink"/>
@@ -4789,7 +4749,7 @@
           <w:sz w:val="24"/>
           <w:u w:val="single"/>
         </w:rPr>
-        <w:hyperlink r:id="rId27" w:history="1">
+        <w:hyperlink r:id="rId28" w:history="1">
           <w:r>
             <w:rPr>
               <w:rStyle w:val="Hyperlink"/>
@@ -4807,7 +4767,7 @@
           <w:sz w:val="24"/>
           <w:u w:val="single"/>
         </w:rPr>
-        <w:hyperlink r:id="rId27" w:history="1">
+        <w:hyperlink r:id="rId28" w:history="1">
           <w:r>
             <w:rPr>
               <w:rStyle w:val="Hyperlink"/>
@@ -4828,7 +4788,7 @@
           <w:sz w:val="24"/>
           <w:u w:val="single"/>
         </w:rPr>
-        <w:hyperlink r:id="rId27" w:history="1">
+        <w:hyperlink r:id="rId28" w:history="1">
           <w:r>
             <w:rPr>
               <w:rStyle w:val="Hyperlink"/>
@@ -4846,7 +4806,7 @@
           <w:sz w:val="24"/>
           <w:u w:val="single"/>
         </w:rPr>
-        <w:hyperlink r:id="rId27" w:history="1">
+        <w:hyperlink r:id="rId28" w:history="1">
           <w:r>
             <w:rPr>
               <w:rStyle w:val="Hyperlink"/>
@@ -4864,7 +4824,7 @@
           <w:sz w:val="24"/>
           <w:u w:val="single"/>
         </w:rPr>
-        <w:hyperlink r:id="rId27" w:history="1">
+        <w:hyperlink r:id="rId28" w:history="1">
           <w:r>
             <w:rPr>
               <w:rStyle w:val="Hyperlink"/>
@@ -4882,7 +4842,7 @@
           <w:sz w:val="24"/>
           <w:u w:val="single"/>
         </w:rPr>
-        <w:hyperlink r:id="rId27" w:history="1">
+        <w:hyperlink r:id="rId28" w:history="1">
           <w:r>
             <w:rPr>
               <w:rStyle w:val="Hyperlink"/>
@@ -4900,7 +4860,7 @@
           <w:sz w:val="24"/>
           <w:u w:val="single"/>
         </w:rPr>
-        <w:hyperlink r:id="rId27" w:history="1">
+        <w:hyperlink r:id="rId28" w:history="1">
           <w:r>
             <w:rPr>
               <w:rStyle w:val="Hyperlink"/>
@@ -5051,7 +5011,7 @@
           <w:sz w:val="24"/>
           <w:u w:val="single"/>
         </w:rPr>
-        <w:hyperlink r:id="rId28" w:history="1">
+        <w:hyperlink r:id="rId29" w:history="1">
           <w:r>
             <w:rPr>
               <w:rStyle w:val="Hyperlink"/>
@@ -5069,7 +5029,7 @@
           <w:sz w:val="24"/>
           <w:u w:val="single"/>
         </w:rPr>
-        <w:hyperlink r:id="rId28" w:history="1">
+        <w:hyperlink r:id="rId29" w:history="1">
           <w:r>
             <w:rPr>
               <w:rStyle w:val="Hyperlink"/>
@@ -5087,7 +5047,7 @@
           <w:sz w:val="24"/>
           <w:u w:val="single"/>
         </w:rPr>
-        <w:hyperlink r:id="rId28" w:history="1">
+        <w:hyperlink r:id="rId29" w:history="1">
           <w:r>
             <w:rPr>
               <w:rStyle w:val="Hyperlink"/>
@@ -5105,7 +5065,7 @@
           <w:sz w:val="24"/>
           <w:u w:val="single"/>
         </w:rPr>
-        <w:hyperlink r:id="rId28" w:history="1">
+        <w:hyperlink r:id="rId29" w:history="1">
           <w:r>
             <w:rPr>
               <w:rStyle w:val="Hyperlink"/>
@@ -5123,7 +5083,7 @@
           <w:sz w:val="24"/>
           <w:u w:val="single"/>
         </w:rPr>
-        <w:hyperlink r:id="rId28" w:history="1">
+        <w:hyperlink r:id="rId29" w:history="1">
           <w:r>
             <w:rPr>
               <w:rStyle w:val="Hyperlink"/>
@@ -5141,7 +5101,7 @@
           <w:sz w:val="24"/>
           <w:u w:val="single"/>
         </w:rPr>
-        <w:hyperlink r:id="rId28" w:history="1">
+        <w:hyperlink r:id="rId29" w:history="1">
           <w:r>
             <w:rPr>
               <w:rStyle w:val="Hyperlink"/>
@@ -5159,7 +5119,7 @@
           <w:sz w:val="24"/>
           <w:u w:val="single"/>
         </w:rPr>
-        <w:hyperlink r:id="rId28" w:history="1">
+        <w:hyperlink r:id="rId29" w:history="1">
           <w:r>
             <w:rPr>
               <w:rStyle w:val="Hyperlink"/>
@@ -5177,7 +5137,7 @@
           <w:sz w:val="24"/>
           <w:u w:val="single"/>
         </w:rPr>
-        <w:hyperlink r:id="rId28" w:history="1">
+        <w:hyperlink r:id="rId29" w:history="1">
           <w:r>
             <w:rPr>
               <w:rStyle w:val="Hyperlink"/>
@@ -5195,7 +5155,7 @@
           <w:sz w:val="24"/>
           <w:u w:val="single"/>
         </w:rPr>
-        <w:hyperlink r:id="rId28" w:history="1">
+        <w:hyperlink r:id="rId29" w:history="1">
           <w:r>
             <w:rPr>
               <w:rStyle w:val="Hyperlink"/>
@@ -5210,7 +5170,7 @@
         <w:autoSpaceDN w:val="0"/>
         <w:autoSpaceDE w:val="0"/>
         <w:widowControl/>
-        <w:spacing w:line="538" w:lineRule="exact" w:before="478" w:after="0"/>
+        <w:spacing w:line="538" w:lineRule="exact" w:before="458" w:after="0"/>
         <w:ind w:left="0" w:right="0" w:firstLine="0"/>
         <w:jc w:val="left"/>
       </w:pPr>

--- a/EXPORTS/DOCX/published/niveau3/English/JustinusNassau.docx
+++ b/EXPORTS/DOCX/published/niveau3/English/JustinusNassau.docx
@@ -378,26 +378,9 @@
           <w:i w:val="0"/>
           <w:color w:val="0000FF"/>
           <w:sz w:val="24"/>
-        </w:rPr>
-        <w:t xml:space="preserve">Royal </w:t>
-      </w:r>
-      <w:r>
-        <w:rPr>
-          <w:rFonts w:ascii="Charis SIL Regular" w:hAnsi="Charis SIL Regular" w:eastAsia="Charis SIL Regular"/>
-          <w:b w:val="0"/>
-          <w:i w:val="0"/>
-          <w:color w:val="0000FF"/>
-          <w:sz w:val="24"/>
           <w:u w:val="single"/>
         </w:rPr>
-        <w:hyperlink r:id="rId9" w:history="1">
-          <w:r>
-            <w:rPr>
-              <w:rStyle w:val="Hyperlink"/>
-            </w:rPr>
-            <w:t>Milit</w:t>
-          </w:r>
-        </w:hyperlink>
+        <w:t>Royal Milit</w:t>
       </w:r>
       <w:r>
         <w:rPr>
@@ -643,14 +626,7 @@
           <w:sz w:val="24"/>
           <w:u w:val="single"/>
         </w:rPr>
-        <w:hyperlink r:id="rId11" w:history="1">
-          <w:r>
-            <w:rPr>
-              <w:rStyle w:val="Hyperlink"/>
-            </w:rPr>
-            <w:t>Etnografis</w:t>
-          </w:r>
-        </w:hyperlink>
+        <w:t>Etnografisch</w:t>
       </w:r>
       <w:r>
         <w:rPr>
@@ -659,28 +635,6 @@
           <w:i w:val="0"/>
           <w:color w:val="0000FF"/>
           <w:sz w:val="24"/>
-          <w:u w:val="single"/>
-        </w:rPr>
-        <w:t>c</w:t>
-      </w:r>
-      <w:r>
-        <w:rPr>
-          <w:rFonts w:ascii="Charis SIL Regular" w:hAnsi="Charis SIL Regular" w:eastAsia="Charis SIL Regular"/>
-          <w:b w:val="0"/>
-          <w:i w:val="0"/>
-          <w:color w:val="0000FF"/>
-          <w:sz w:val="24"/>
-        </w:rPr>
-        <w:t>h</w:t>
-      </w:r>
-      <w:r>
-        <w:rPr>
-          <w:rFonts w:ascii="Charis SIL Regular" w:hAnsi="Charis SIL Regular" w:eastAsia="Charis SIL Regular"/>
-          <w:b w:val="0"/>
-          <w:i w:val="0"/>
-          <w:color w:val="0000FF"/>
-          <w:sz w:val="24"/>
-          <w:u w:val="single"/>
         </w:rPr>
         <w:t xml:space="preserve"> </w:t>
       </w:r>
@@ -721,14 +675,7 @@
           <w:color w:val="000000"/>
           <w:sz w:val="24"/>
         </w:rPr>
-        <w:hyperlink r:id="rId11" w:history="1">
-          <w:r>
-            <w:rPr>
-              <w:rStyle w:val="Hyperlink"/>
-            </w:rPr>
-            <w:t>dupli</w:t>
-          </w:r>
-        </w:hyperlink>
+        <w:t>dupli</w:t>
       </w:r>
       <w:r>
         <w:rPr>
@@ -2183,61 +2130,7 @@
           <w:color w:val="000000"/>
           <w:sz w:val="24"/>
         </w:rPr>
-        <w:t>mus</w:t>
-      </w:r>
-      <w:r>
-        <w:rPr>
-          <w:u w:val="single" w:color="0000ff"/>
-          <w:rFonts w:ascii="Charis SIL Regular" w:hAnsi="Charis SIL Regular" w:eastAsia="Charis SIL Regular"/>
-          <w:b w:val="0"/>
-          <w:i w:val="0"/>
-          <w:color w:val="000000"/>
-          <w:sz w:val="24"/>
-        </w:rPr>
-        <w:hyperlink r:id="rId17" w:history="1">
-          <w:r>
-            <w:rPr>
-              <w:rStyle w:val="Hyperlink"/>
-            </w:rPr>
-            <w:t xml:space="preserve">eum archive </w:t>
-          </w:r>
-        </w:hyperlink>
-      </w:r>
-      <w:r>
-        <w:rPr>
-          <w:u w:val="single" w:color="0000ff"/>
-          <w:rFonts w:ascii="Charis SIL Regular" w:hAnsi="Charis SIL Regular" w:eastAsia="Charis SIL Regular"/>
-          <w:b w:val="0"/>
-          <w:i w:val="0"/>
-          <w:color w:val="000000"/>
-          <w:sz w:val="24"/>
-        </w:rPr>
-        <w:hyperlink r:id="rId17" w:history="1">
-          <w:r>
-            <w:rPr>
-              <w:rStyle w:val="Hyperlink"/>
-            </w:rPr>
-            <w:t>h</w:t>
-          </w:r>
-        </w:hyperlink>
-      </w:r>
-      <w:r>
-        <w:rPr>
-          <w:u w:val="single" w:color="0000ff"/>
-          <w:rFonts w:ascii="Charis SIL Regular" w:hAnsi="Charis SIL Regular" w:eastAsia="Charis SIL Regular"/>
-          <w:b w:val="0"/>
-          <w:i w:val="0"/>
-          <w:color w:val="000000"/>
-          <w:sz w:val="24"/>
-        </w:rPr>
-        <w:hyperlink r:id="rId17" w:history="1">
-          <w:r>
-            <w:rPr>
-              <w:rStyle w:val="Hyperlink"/>
-            </w:rPr>
-            <w:t xml:space="preserve">ave </w:t>
-          </w:r>
-        </w:hyperlink>
+        <w:t xml:space="preserve">museum archive have </w:t>
       </w:r>
       <w:r>
         <w:rPr>
@@ -3384,7 +3277,7 @@
           <w:sz w:val="24"/>
           <w:u w:val="single"/>
         </w:rPr>
-        <w:hyperlink r:id="rId22" w:history="1">
+        <w:hyperlink r:id="rId21" w:history="1">
           <w:r>
             <w:rPr>
               <w:rStyle w:val="Hyperlink"/>
@@ -3401,7 +3294,14 @@
           <w:color w:val="000000"/>
           <w:sz w:val="24"/>
         </w:rPr>
-        <w:t xml:space="preserve">, </w:t>
+        <w:hyperlink r:id="rId21" w:history="1">
+          <w:r>
+            <w:rPr>
+              <w:rStyle w:val="Hyperlink"/>
+            </w:rPr>
+            <w:t xml:space="preserve">, </w:t>
+          </w:r>
+        </w:hyperlink>
       </w:r>
       <w:r>
         <w:rPr>
@@ -3412,7 +3312,7 @@
           <w:sz w:val="24"/>
           <w:u w:val="single"/>
         </w:rPr>
-        <w:hyperlink r:id="rId23" w:history="1">
+        <w:hyperlink r:id="rId21" w:history="1">
           <w:r>
             <w:rPr>
               <w:rStyle w:val="Hyperlink"/>
@@ -3441,7 +3341,7 @@
           <w:sz w:val="24"/>
           <w:u w:val="single"/>
         </w:rPr>
-        <w:hyperlink r:id="rId23" w:history="1">
+        <w:hyperlink r:id="rId21" w:history="1">
           <w:r>
             <w:rPr>
               <w:rStyle w:val="Hyperlink"/>
@@ -3459,7 +3359,7 @@
           <w:sz w:val="24"/>
           <w:u w:val="single"/>
         </w:rPr>
-        <w:hyperlink r:id="rId23" w:history="1">
+        <w:hyperlink r:id="rId21" w:history="1">
           <w:r>
             <w:rPr>
               <w:rStyle w:val="Hyperlink"/>
@@ -3567,7 +3467,7 @@
           <w:sz w:val="24"/>
           <w:u w:val="single"/>
         </w:rPr>
-        <w:hyperlink r:id="rId24" w:history="1">
+        <w:hyperlink r:id="rId23" w:history="1">
           <w:r>
             <w:rPr>
               <w:rStyle w:val="Hyperlink"/>
@@ -3585,7 +3485,7 @@
           <w:sz w:val="24"/>
           <w:u w:val="single"/>
         </w:rPr>
-        <w:hyperlink r:id="rId24" w:history="1">
+        <w:hyperlink r:id="rId23" w:history="1">
           <w:r>
             <w:rPr>
               <w:rStyle w:val="Hyperlink"/>
@@ -3603,7 +3503,7 @@
           <w:sz w:val="24"/>
           <w:u w:val="single"/>
         </w:rPr>
-        <w:hyperlink r:id="rId24" w:history="1">
+        <w:hyperlink r:id="rId23" w:history="1">
           <w:r>
             <w:rPr>
               <w:rStyle w:val="Hyperlink"/>
@@ -3621,7 +3521,7 @@
           <w:sz w:val="24"/>
           <w:u w:val="single"/>
         </w:rPr>
-        <w:hyperlink r:id="rId24" w:history="1">
+        <w:hyperlink r:id="rId23" w:history="1">
           <w:r>
             <w:rPr>
               <w:rStyle w:val="Hyperlink"/>
@@ -3649,7 +3549,7 @@
           <w:sz w:val="24"/>
           <w:u w:val="single"/>
         </w:rPr>
-        <w:hyperlink r:id="rId25" w:history="1">
+        <w:hyperlink r:id="rId24" w:history="1">
           <w:r>
             <w:rPr>
               <w:rStyle w:val="Hyperlink"/>
@@ -3667,7 +3567,7 @@
           <w:sz w:val="24"/>
           <w:u w:val="single"/>
         </w:rPr>
-        <w:hyperlink r:id="rId25" w:history="1">
+        <w:hyperlink r:id="rId24" w:history="1">
           <w:r>
             <w:rPr>
               <w:rStyle w:val="Hyperlink"/>
@@ -3685,7 +3585,7 @@
           <w:sz w:val="24"/>
           <w:u w:val="single"/>
         </w:rPr>
-        <w:hyperlink r:id="rId25" w:history="1">
+        <w:hyperlink r:id="rId24" w:history="1">
           <w:r>
             <w:rPr>
               <w:rStyle w:val="Hyperlink"/>
@@ -3823,7 +3723,7 @@
           <w:sz w:val="24"/>
           <w:u w:val="single"/>
         </w:rPr>
-        <w:hyperlink r:id="rId26" w:history="1">
+        <w:hyperlink r:id="rId25" w:history="1">
           <w:r>
             <w:rPr>
               <w:rStyle w:val="Hyperlink"/>
@@ -3841,7 +3741,7 @@
           <w:sz w:val="24"/>
           <w:u w:val="single"/>
         </w:rPr>
-        <w:hyperlink r:id="rId26" w:history="1">
+        <w:hyperlink r:id="rId25" w:history="1">
           <w:r>
             <w:rPr>
               <w:rStyle w:val="Hyperlink"/>
@@ -3859,7 +3759,7 @@
           <w:sz w:val="24"/>
           <w:u w:val="single"/>
         </w:rPr>
-        <w:hyperlink r:id="rId26" w:history="1">
+        <w:hyperlink r:id="rId25" w:history="1">
           <w:r>
             <w:rPr>
               <w:rStyle w:val="Hyperlink"/>
@@ -3877,7 +3777,7 @@
           <w:sz w:val="24"/>
           <w:u w:val="single"/>
         </w:rPr>
-        <w:hyperlink r:id="rId26" w:history="1">
+        <w:hyperlink r:id="rId25" w:history="1">
           <w:r>
             <w:rPr>
               <w:rStyle w:val="Hyperlink"/>
@@ -3895,7 +3795,7 @@
           <w:sz w:val="24"/>
           <w:u w:val="single"/>
         </w:rPr>
-        <w:hyperlink r:id="rId26" w:history="1">
+        <w:hyperlink r:id="rId25" w:history="1">
           <w:r>
             <w:rPr>
               <w:rStyle w:val="Hyperlink"/>
@@ -3913,7 +3813,7 @@
           <w:sz w:val="24"/>
           <w:u w:val="single"/>
         </w:rPr>
-        <w:hyperlink r:id="rId26" w:history="1">
+        <w:hyperlink r:id="rId25" w:history="1">
           <w:r>
             <w:rPr>
               <w:rStyle w:val="Hyperlink"/>
@@ -3931,7 +3831,7 @@
           <w:sz w:val="24"/>
           <w:u w:val="single"/>
         </w:rPr>
-        <w:hyperlink r:id="rId26" w:history="1">
+        <w:hyperlink r:id="rId25" w:history="1">
           <w:r>
             <w:rPr>
               <w:rStyle w:val="Hyperlink"/>
@@ -3949,7 +3849,7 @@
           <w:sz w:val="24"/>
           <w:u w:val="single"/>
         </w:rPr>
-        <w:hyperlink r:id="rId26" w:history="1">
+        <w:hyperlink r:id="rId25" w:history="1">
           <w:r>
             <w:rPr>
               <w:rStyle w:val="Hyperlink"/>
@@ -3967,7 +3867,7 @@
           <w:sz w:val="24"/>
           <w:u w:val="single"/>
         </w:rPr>
-        <w:hyperlink r:id="rId26" w:history="1">
+        <w:hyperlink r:id="rId25" w:history="1">
           <w:r>
             <w:rPr>
               <w:rStyle w:val="Hyperlink"/>
@@ -3985,7 +3885,7 @@
           <w:sz w:val="24"/>
           <w:u w:val="single"/>
         </w:rPr>
-        <w:hyperlink r:id="rId26" w:history="1">
+        <w:hyperlink r:id="rId25" w:history="1">
           <w:r>
             <w:rPr>
               <w:rStyle w:val="Hyperlink"/>
@@ -4003,7 +3903,7 @@
           <w:sz w:val="24"/>
           <w:u w:val="single"/>
         </w:rPr>
-        <w:hyperlink r:id="rId26" w:history="1">
+        <w:hyperlink r:id="rId25" w:history="1">
           <w:r>
             <w:rPr>
               <w:rStyle w:val="Hyperlink"/>
@@ -4021,7 +3921,7 @@
           <w:sz w:val="24"/>
           <w:u w:val="single"/>
         </w:rPr>
-        <w:hyperlink r:id="rId26" w:history="1">
+        <w:hyperlink r:id="rId25" w:history="1">
           <w:r>
             <w:rPr>
               <w:rStyle w:val="Hyperlink"/>
@@ -4039,7 +3939,7 @@
           <w:sz w:val="24"/>
           <w:u w:val="single"/>
         </w:rPr>
-        <w:hyperlink r:id="rId26" w:history="1">
+        <w:hyperlink r:id="rId25" w:history="1">
           <w:r>
             <w:rPr>
               <w:rStyle w:val="Hyperlink"/>
@@ -4057,7 +3957,7 @@
           <w:sz w:val="24"/>
           <w:u w:val="single"/>
         </w:rPr>
-        <w:hyperlink r:id="rId26" w:history="1">
+        <w:hyperlink r:id="rId25" w:history="1">
           <w:r>
             <w:rPr>
               <w:rStyle w:val="Hyperlink"/>
@@ -4075,7 +3975,7 @@
           <w:sz w:val="24"/>
           <w:u w:val="single"/>
         </w:rPr>
-        <w:hyperlink r:id="rId26" w:history="1">
+        <w:hyperlink r:id="rId25" w:history="1">
           <w:r>
             <w:rPr>
               <w:rStyle w:val="Hyperlink"/>
@@ -4093,7 +3993,14 @@
           <w:sz w:val="24"/>
           <w:u w:val="single"/>
         </w:rPr>
-        <w:t>w</w:t>
+        <w:hyperlink r:id="rId25" w:history="1">
+          <w:r>
+            <w:rPr>
+              <w:rStyle w:val="Hyperlink"/>
+            </w:rPr>
+            <w:t>w</w:t>
+          </w:r>
+        </w:hyperlink>
       </w:r>
       <w:r>
         <w:rPr>
@@ -4104,7 +4011,7 @@
           <w:sz w:val="24"/>
           <w:u w:val="single"/>
         </w:rPr>
-        <w:hyperlink r:id="rId26" w:history="1">
+        <w:hyperlink r:id="rId25" w:history="1">
           <w:r>
             <w:rPr>
               <w:rStyle w:val="Hyperlink"/>
@@ -4122,7 +4029,7 @@
           <w:sz w:val="24"/>
           <w:u w:val="single"/>
         </w:rPr>
-        <w:hyperlink r:id="rId26" w:history="1">
+        <w:hyperlink r:id="rId25" w:history="1">
           <w:r>
             <w:rPr>
               <w:rStyle w:val="Hyperlink"/>
@@ -4282,7 +4189,7 @@
           <w:sz w:val="24"/>
           <w:u w:val="single"/>
         </w:rPr>
-        <w:hyperlink r:id="rId27" w:history="1">
+        <w:hyperlink r:id="rId26" w:history="1">
           <w:r>
             <w:rPr>
               <w:rStyle w:val="Hyperlink"/>
@@ -4300,7 +4207,7 @@
           <w:sz w:val="24"/>
           <w:u w:val="single"/>
         </w:rPr>
-        <w:hyperlink r:id="rId27" w:history="1">
+        <w:hyperlink r:id="rId26" w:history="1">
           <w:r>
             <w:rPr>
               <w:rStyle w:val="Hyperlink"/>
@@ -4318,7 +4225,7 @@
           <w:sz w:val="24"/>
           <w:u w:val="single"/>
         </w:rPr>
-        <w:hyperlink r:id="rId27" w:history="1">
+        <w:hyperlink r:id="rId26" w:history="1">
           <w:r>
             <w:rPr>
               <w:rStyle w:val="Hyperlink"/>
@@ -4336,7 +4243,7 @@
           <w:sz w:val="24"/>
           <w:u w:val="single"/>
         </w:rPr>
-        <w:hyperlink r:id="rId27" w:history="1">
+        <w:hyperlink r:id="rId26" w:history="1">
           <w:r>
             <w:rPr>
               <w:rStyle w:val="Hyperlink"/>
@@ -4354,7 +4261,7 @@
           <w:sz w:val="24"/>
           <w:u w:val="single"/>
         </w:rPr>
-        <w:hyperlink r:id="rId27" w:history="1">
+        <w:hyperlink r:id="rId26" w:history="1">
           <w:r>
             <w:rPr>
               <w:rStyle w:val="Hyperlink"/>
@@ -4372,7 +4279,7 @@
           <w:sz w:val="24"/>
           <w:u w:val="single"/>
         </w:rPr>
-        <w:hyperlink r:id="rId27" w:history="1">
+        <w:hyperlink r:id="rId26" w:history="1">
           <w:r>
             <w:rPr>
               <w:rStyle w:val="Hyperlink"/>
@@ -4390,7 +4297,7 @@
           <w:sz w:val="24"/>
           <w:u w:val="single"/>
         </w:rPr>
-        <w:hyperlink r:id="rId27" w:history="1">
+        <w:hyperlink r:id="rId26" w:history="1">
           <w:r>
             <w:rPr>
               <w:rStyle w:val="Hyperlink"/>
@@ -4408,7 +4315,7 @@
           <w:sz w:val="24"/>
           <w:u w:val="single"/>
         </w:rPr>
-        <w:hyperlink r:id="rId27" w:history="1">
+        <w:hyperlink r:id="rId26" w:history="1">
           <w:r>
             <w:rPr>
               <w:rStyle w:val="Hyperlink"/>
@@ -4426,7 +4333,7 @@
           <w:sz w:val="24"/>
           <w:u w:val="single"/>
         </w:rPr>
-        <w:hyperlink r:id="rId27" w:history="1">
+        <w:hyperlink r:id="rId26" w:history="1">
           <w:r>
             <w:rPr>
               <w:rStyle w:val="Hyperlink"/>
@@ -4444,7 +4351,7 @@
           <w:sz w:val="24"/>
           <w:u w:val="single"/>
         </w:rPr>
-        <w:hyperlink r:id="rId27" w:history="1">
+        <w:hyperlink r:id="rId26" w:history="1">
           <w:r>
             <w:rPr>
               <w:rStyle w:val="Hyperlink"/>
@@ -4462,7 +4369,7 @@
           <w:sz w:val="24"/>
           <w:u w:val="single"/>
         </w:rPr>
-        <w:hyperlink r:id="rId27" w:history="1">
+        <w:hyperlink r:id="rId26" w:history="1">
           <w:r>
             <w:rPr>
               <w:rStyle w:val="Hyperlink"/>
@@ -4480,7 +4387,7 @@
           <w:sz w:val="24"/>
           <w:u w:val="single"/>
         </w:rPr>
-        <w:hyperlink r:id="rId27" w:history="1">
+        <w:hyperlink r:id="rId26" w:history="1">
           <w:r>
             <w:rPr>
               <w:rStyle w:val="Hyperlink"/>
@@ -4498,7 +4405,7 @@
           <w:sz w:val="24"/>
           <w:u w:val="single"/>
         </w:rPr>
-        <w:hyperlink r:id="rId27" w:history="1">
+        <w:hyperlink r:id="rId26" w:history="1">
           <w:r>
             <w:rPr>
               <w:rStyle w:val="Hyperlink"/>
@@ -4516,7 +4423,7 @@
           <w:sz w:val="24"/>
           <w:u w:val="single"/>
         </w:rPr>
-        <w:hyperlink r:id="rId27" w:history="1">
+        <w:hyperlink r:id="rId26" w:history="1">
           <w:r>
             <w:rPr>
               <w:rStyle w:val="Hyperlink"/>
@@ -4534,7 +4441,7 @@
           <w:sz w:val="24"/>
           <w:u w:val="single"/>
         </w:rPr>
-        <w:hyperlink r:id="rId27" w:history="1">
+        <w:hyperlink r:id="rId26" w:history="1">
           <w:r>
             <w:rPr>
               <w:rStyle w:val="Hyperlink"/>
@@ -4695,7 +4602,7 @@
           <w:sz w:val="24"/>
           <w:u w:val="single"/>
         </w:rPr>
-        <w:hyperlink r:id="rId28" w:history="1">
+        <w:hyperlink r:id="rId27" w:history="1">
           <w:r>
             <w:rPr>
               <w:rStyle w:val="Hyperlink"/>
@@ -4713,7 +4620,7 @@
           <w:sz w:val="24"/>
           <w:u w:val="single"/>
         </w:rPr>
-        <w:hyperlink r:id="rId28" w:history="1">
+        <w:hyperlink r:id="rId27" w:history="1">
           <w:r>
             <w:rPr>
               <w:rStyle w:val="Hyperlink"/>
@@ -4731,7 +4638,7 @@
           <w:sz w:val="24"/>
           <w:u w:val="single"/>
         </w:rPr>
-        <w:hyperlink r:id="rId28" w:history="1">
+        <w:hyperlink r:id="rId27" w:history="1">
           <w:r>
             <w:rPr>
               <w:rStyle w:val="Hyperlink"/>
@@ -4749,7 +4656,7 @@
           <w:sz w:val="24"/>
           <w:u w:val="single"/>
         </w:rPr>
-        <w:hyperlink r:id="rId28" w:history="1">
+        <w:hyperlink r:id="rId27" w:history="1">
           <w:r>
             <w:rPr>
               <w:rStyle w:val="Hyperlink"/>
@@ -4767,7 +4674,7 @@
           <w:sz w:val="24"/>
           <w:u w:val="single"/>
         </w:rPr>
-        <w:hyperlink r:id="rId28" w:history="1">
+        <w:hyperlink r:id="rId27" w:history="1">
           <w:r>
             <w:rPr>
               <w:rStyle w:val="Hyperlink"/>
@@ -4788,7 +4695,7 @@
           <w:sz w:val="24"/>
           <w:u w:val="single"/>
         </w:rPr>
-        <w:hyperlink r:id="rId28" w:history="1">
+        <w:hyperlink r:id="rId27" w:history="1">
           <w:r>
             <w:rPr>
               <w:rStyle w:val="Hyperlink"/>
@@ -4806,7 +4713,7 @@
           <w:sz w:val="24"/>
           <w:u w:val="single"/>
         </w:rPr>
-        <w:hyperlink r:id="rId28" w:history="1">
+        <w:hyperlink r:id="rId27" w:history="1">
           <w:r>
             <w:rPr>
               <w:rStyle w:val="Hyperlink"/>
@@ -4824,7 +4731,7 @@
           <w:sz w:val="24"/>
           <w:u w:val="single"/>
         </w:rPr>
-        <w:hyperlink r:id="rId28" w:history="1">
+        <w:hyperlink r:id="rId27" w:history="1">
           <w:r>
             <w:rPr>
               <w:rStyle w:val="Hyperlink"/>
@@ -4842,7 +4749,7 @@
           <w:sz w:val="24"/>
           <w:u w:val="single"/>
         </w:rPr>
-        <w:hyperlink r:id="rId28" w:history="1">
+        <w:hyperlink r:id="rId27" w:history="1">
           <w:r>
             <w:rPr>
               <w:rStyle w:val="Hyperlink"/>
@@ -4860,7 +4767,7 @@
           <w:sz w:val="24"/>
           <w:u w:val="single"/>
         </w:rPr>
-        <w:hyperlink r:id="rId28" w:history="1">
+        <w:hyperlink r:id="rId27" w:history="1">
           <w:r>
             <w:rPr>
               <w:rStyle w:val="Hyperlink"/>
@@ -5011,7 +4918,7 @@
           <w:sz w:val="24"/>
           <w:u w:val="single"/>
         </w:rPr>
-        <w:hyperlink r:id="rId29" w:history="1">
+        <w:hyperlink r:id="rId28" w:history="1">
           <w:r>
             <w:rPr>
               <w:rStyle w:val="Hyperlink"/>
@@ -5029,7 +4936,7 @@
           <w:sz w:val="24"/>
           <w:u w:val="single"/>
         </w:rPr>
-        <w:hyperlink r:id="rId29" w:history="1">
+        <w:hyperlink r:id="rId28" w:history="1">
           <w:r>
             <w:rPr>
               <w:rStyle w:val="Hyperlink"/>
@@ -5047,7 +4954,7 @@
           <w:sz w:val="24"/>
           <w:u w:val="single"/>
         </w:rPr>
-        <w:hyperlink r:id="rId29" w:history="1">
+        <w:hyperlink r:id="rId28" w:history="1">
           <w:r>
             <w:rPr>
               <w:rStyle w:val="Hyperlink"/>
@@ -5065,7 +4972,7 @@
           <w:sz w:val="24"/>
           <w:u w:val="single"/>
         </w:rPr>
-        <w:hyperlink r:id="rId29" w:history="1">
+        <w:hyperlink r:id="rId28" w:history="1">
           <w:r>
             <w:rPr>
               <w:rStyle w:val="Hyperlink"/>
@@ -5083,7 +4990,7 @@
           <w:sz w:val="24"/>
           <w:u w:val="single"/>
         </w:rPr>
-        <w:hyperlink r:id="rId29" w:history="1">
+        <w:hyperlink r:id="rId28" w:history="1">
           <w:r>
             <w:rPr>
               <w:rStyle w:val="Hyperlink"/>
@@ -5101,7 +5008,7 @@
           <w:sz w:val="24"/>
           <w:u w:val="single"/>
         </w:rPr>
-        <w:hyperlink r:id="rId29" w:history="1">
+        <w:hyperlink r:id="rId28" w:history="1">
           <w:r>
             <w:rPr>
               <w:rStyle w:val="Hyperlink"/>
@@ -5119,7 +5026,7 @@
           <w:sz w:val="24"/>
           <w:u w:val="single"/>
         </w:rPr>
-        <w:hyperlink r:id="rId29" w:history="1">
+        <w:hyperlink r:id="rId28" w:history="1">
           <w:r>
             <w:rPr>
               <w:rStyle w:val="Hyperlink"/>
@@ -5137,7 +5044,7 @@
           <w:sz w:val="24"/>
           <w:u w:val="single"/>
         </w:rPr>
-        <w:hyperlink r:id="rId29" w:history="1">
+        <w:hyperlink r:id="rId28" w:history="1">
           <w:r>
             <w:rPr>
               <w:rStyle w:val="Hyperlink"/>
@@ -5155,7 +5062,7 @@
           <w:sz w:val="24"/>
           <w:u w:val="single"/>
         </w:rPr>
-        <w:hyperlink r:id="rId29" w:history="1">
+        <w:hyperlink r:id="rId28" w:history="1">
           <w:r>
             <w:rPr>
               <w:rStyle w:val="Hyperlink"/>

--- a/EXPORTS/DOCX/published/niveau3/English/JustinusNassau.docx
+++ b/EXPORTS/DOCX/published/niveau3/English/JustinusNassau.docx
@@ -378,9 +378,8 @@
           <w:i w:val="0"/>
           <w:color w:val="0000FF"/>
           <w:sz w:val="24"/>
-          <w:u w:val="single"/>
-        </w:rPr>
-        <w:t>Royal Milit</w:t>
+        </w:rPr>
+        <w:t xml:space="preserve">Royal </w:t>
       </w:r>
       <w:r>
         <w:rPr>
@@ -391,7 +390,25 @@
           <w:sz w:val="24"/>
           <w:u w:val="single"/>
         </w:rPr>
-        <w:hyperlink r:id="rId9" w:history="1">
+        <w:hyperlink r:id="rId10" w:history="1">
+          <w:r>
+            <w:rPr>
+              <w:rStyle w:val="Hyperlink"/>
+            </w:rPr>
+            <w:t>Milit</w:t>
+          </w:r>
+        </w:hyperlink>
+      </w:r>
+      <w:r>
+        <w:rPr>
+          <w:rFonts w:ascii="Charis SIL Regular" w:hAnsi="Charis SIL Regular" w:eastAsia="Charis SIL Regular"/>
+          <w:b w:val="0"/>
+          <w:i w:val="0"/>
+          <w:color w:val="0000FF"/>
+          <w:sz w:val="24"/>
+          <w:u w:val="single"/>
+        </w:rPr>
+        <w:hyperlink r:id="rId10" w:history="1">
           <w:r>
             <w:rPr>
               <w:rStyle w:val="Hyperlink"/>
@@ -420,7 +437,7 @@
           <w:sz w:val="24"/>
           <w:u w:val="single"/>
         </w:rPr>
-        <w:hyperlink r:id="rId9" w:history="1">
+        <w:hyperlink r:id="rId10" w:history="1">
           <w:r>
             <w:rPr>
               <w:rStyle w:val="Hyperlink"/>
@@ -456,7 +473,7 @@
           <w:sz w:val="24"/>
           <w:u w:val="single"/>
         </w:rPr>
-        <w:hyperlink r:id="rId9" w:history="1">
+        <w:hyperlink r:id="rId10" w:history="1">
           <w:r>
             <w:rPr>
               <w:rStyle w:val="Hyperlink"/>
@@ -626,33 +643,12 @@
           <w:sz w:val="24"/>
           <w:u w:val="single"/>
         </w:rPr>
-        <w:t>Etnografisch</w:t>
-      </w:r>
-      <w:r>
-        <w:rPr>
-          <w:rFonts w:ascii="Charis SIL Regular" w:hAnsi="Charis SIL Regular" w:eastAsia="Charis SIL Regular"/>
-          <w:b w:val="0"/>
-          <w:i w:val="0"/>
-          <w:color w:val="0000FF"/>
-          <w:sz w:val="24"/>
-        </w:rPr>
-        <w:t xml:space="preserve"> </w:t>
-      </w:r>
-      <w:r>
-        <w:rPr>
-          <w:rFonts w:ascii="Charis SIL Regular" w:hAnsi="Charis SIL Regular" w:eastAsia="Charis SIL Regular"/>
-          <w:b w:val="0"/>
-          <w:i w:val="0"/>
-          <w:color w:val="0000FF"/>
-          <w:sz w:val="24"/>
-          <w:u w:val="single"/>
-        </w:rPr>
         <w:hyperlink r:id="rId11" w:history="1">
           <w:r>
             <w:rPr>
               <w:rStyle w:val="Hyperlink"/>
             </w:rPr>
-            <w:t>Museum</w:t>
+            <w:t>Etnografisc</w:t>
           </w:r>
         </w:hyperlink>
       </w:r>
@@ -661,6 +657,56 @@
           <w:rFonts w:ascii="Charis SIL Regular" w:hAnsi="Charis SIL Regular" w:eastAsia="Charis SIL Regular"/>
           <w:b w:val="0"/>
           <w:i w:val="0"/>
+          <w:color w:val="0000FF"/>
+          <w:sz w:val="24"/>
+          <w:u w:val="single"/>
+        </w:rPr>
+        <w:t>h</w:t>
+      </w:r>
+      <w:r>
+        <w:rPr>
+          <w:rFonts w:ascii="Charis SIL Regular" w:hAnsi="Charis SIL Regular" w:eastAsia="Charis SIL Regular"/>
+          <w:b w:val="0"/>
+          <w:i w:val="0"/>
+          <w:color w:val="0000FF"/>
+          <w:sz w:val="24"/>
+          <w:u w:val="single"/>
+        </w:rPr>
+        <w:t xml:space="preserve"> </w:t>
+      </w:r>
+      <w:r>
+        <w:rPr>
+          <w:rFonts w:ascii="Charis SIL Regular" w:hAnsi="Charis SIL Regular" w:eastAsia="Charis SIL Regular"/>
+          <w:b w:val="0"/>
+          <w:i w:val="0"/>
+          <w:color w:val="0000FF"/>
+          <w:sz w:val="24"/>
+          <w:u w:val="single"/>
+        </w:rPr>
+        <w:hyperlink r:id="rId11" w:history="1">
+          <w:r>
+            <w:rPr>
+              <w:rStyle w:val="Hyperlink"/>
+            </w:rPr>
+            <w:t>Museu</w:t>
+          </w:r>
+        </w:hyperlink>
+      </w:r>
+      <w:r>
+        <w:rPr>
+          <w:rFonts w:ascii="Charis SIL Regular" w:hAnsi="Charis SIL Regular" w:eastAsia="Charis SIL Regular"/>
+          <w:b w:val="0"/>
+          <w:i w:val="0"/>
+          <w:color w:val="0000FF"/>
+          <w:sz w:val="24"/>
+        </w:rPr>
+        <w:t>m</w:t>
+      </w:r>
+      <w:r>
+        <w:rPr>
+          <w:rFonts w:ascii="Charis SIL Regular" w:hAnsi="Charis SIL Regular" w:eastAsia="Charis SIL Regular"/>
+          <w:b w:val="0"/>
+          <w:i w:val="0"/>
           <w:color w:val="000000"/>
           <w:sz w:val="24"/>
         </w:rPr>
@@ -675,7 +721,14 @@
           <w:color w:val="000000"/>
           <w:sz w:val="24"/>
         </w:rPr>
-        <w:t>dupli</w:t>
+        <w:hyperlink r:id="rId11" w:history="1">
+          <w:r>
+            <w:rPr>
+              <w:rStyle w:val="Hyperlink"/>
+            </w:rPr>
+            <w:t>dupli</w:t>
+          </w:r>
+        </w:hyperlink>
       </w:r>
       <w:r>
         <w:rPr>
@@ -1580,14 +1633,7 @@
           <w:color w:val="000000"/>
           <w:sz w:val="24"/>
         </w:rPr>
-        <w:hyperlink r:id="rId11" w:history="1">
-          <w:r>
-            <w:rPr>
-              <w:rStyle w:val="Hyperlink"/>
-            </w:rPr>
-            <w:t>ranc</w:t>
-          </w:r>
-        </w:hyperlink>
+        <w:t>ranc</w:t>
       </w:r>
       <w:r>
         <w:rPr>
@@ -2130,7 +2176,61 @@
           <w:color w:val="000000"/>
           <w:sz w:val="24"/>
         </w:rPr>
-        <w:t xml:space="preserve">museum archive have </w:t>
+        <w:t>mus</w:t>
+      </w:r>
+      <w:r>
+        <w:rPr>
+          <w:u w:val="single" w:color="0000ff"/>
+          <w:rFonts w:ascii="Charis SIL Regular" w:hAnsi="Charis SIL Regular" w:eastAsia="Charis SIL Regular"/>
+          <w:b w:val="0"/>
+          <w:i w:val="0"/>
+          <w:color w:val="000000"/>
+          <w:sz w:val="24"/>
+        </w:rPr>
+        <w:hyperlink r:id="rId17" w:history="1">
+          <w:r>
+            <w:rPr>
+              <w:rStyle w:val="Hyperlink"/>
+            </w:rPr>
+            <w:t xml:space="preserve">eum archive </w:t>
+          </w:r>
+        </w:hyperlink>
+      </w:r>
+      <w:r>
+        <w:rPr>
+          <w:u w:val="single" w:color="0000ff"/>
+          <w:rFonts w:ascii="Charis SIL Regular" w:hAnsi="Charis SIL Regular" w:eastAsia="Charis SIL Regular"/>
+          <w:b w:val="0"/>
+          <w:i w:val="0"/>
+          <w:color w:val="000000"/>
+          <w:sz w:val="24"/>
+        </w:rPr>
+        <w:hyperlink r:id="rId17" w:history="1">
+          <w:r>
+            <w:rPr>
+              <w:rStyle w:val="Hyperlink"/>
+            </w:rPr>
+            <w:t>h</w:t>
+          </w:r>
+        </w:hyperlink>
+      </w:r>
+      <w:r>
+        <w:rPr>
+          <w:u w:val="single" w:color="0000ff"/>
+          <w:rFonts w:ascii="Charis SIL Regular" w:hAnsi="Charis SIL Regular" w:eastAsia="Charis SIL Regular"/>
+          <w:b w:val="0"/>
+          <w:i w:val="0"/>
+          <w:color w:val="000000"/>
+          <w:sz w:val="24"/>
+        </w:rPr>
+        <w:hyperlink r:id="rId17" w:history="1">
+          <w:r>
+            <w:rPr>
+              <w:rStyle w:val="Hyperlink"/>
+            </w:rPr>
+            <w:t xml:space="preserve">ave </w:t>
+          </w:r>
+        </w:hyperlink>
       </w:r>
       <w:r>
         <w:rPr>
@@ -3277,7 +3377,7 @@
           <w:sz w:val="24"/>
           <w:u w:val="single"/>
         </w:rPr>
-        <w:hyperlink r:id="rId21" w:history="1">
+        <w:hyperlink r:id="rId22" w:history="1">
           <w:r>
             <w:rPr>
               <w:rStyle w:val="Hyperlink"/>
@@ -3294,14 +3394,7 @@
           <w:color w:val="000000"/>
           <w:sz w:val="24"/>
         </w:rPr>
-        <w:hyperlink r:id="rId21" w:history="1">
-          <w:r>
-            <w:rPr>
-              <w:rStyle w:val="Hyperlink"/>
-            </w:rPr>
-            <w:t xml:space="preserve">, </w:t>
-          </w:r>
-        </w:hyperlink>
+        <w:t xml:space="preserve">, </w:t>
       </w:r>
       <w:r>
         <w:rPr>
@@ -3312,7 +3405,7 @@
           <w:sz w:val="24"/>
           <w:u w:val="single"/>
         </w:rPr>
-        <w:hyperlink r:id="rId21" w:history="1">
+        <w:hyperlink r:id="rId23" w:history="1">
           <w:r>
             <w:rPr>
               <w:rStyle w:val="Hyperlink"/>
@@ -3341,7 +3434,7 @@
           <w:sz w:val="24"/>
           <w:u w:val="single"/>
         </w:rPr>
-        <w:hyperlink r:id="rId21" w:history="1">
+        <w:hyperlink r:id="rId23" w:history="1">
           <w:r>
             <w:rPr>
               <w:rStyle w:val="Hyperlink"/>
@@ -3359,7 +3452,7 @@
           <w:sz w:val="24"/>
           <w:u w:val="single"/>
         </w:rPr>
-        <w:hyperlink r:id="rId21" w:history="1">
+        <w:hyperlink r:id="rId23" w:history="1">
           <w:r>
             <w:rPr>
               <w:rStyle w:val="Hyperlink"/>
@@ -3467,7 +3560,7 @@
           <w:sz w:val="24"/>
           <w:u w:val="single"/>
         </w:rPr>
-        <w:hyperlink r:id="rId23" w:history="1">
+        <w:hyperlink r:id="rId24" w:history="1">
           <w:r>
             <w:rPr>
               <w:rStyle w:val="Hyperlink"/>
@@ -3485,7 +3578,7 @@
           <w:sz w:val="24"/>
           <w:u w:val="single"/>
         </w:rPr>
-        <w:hyperlink r:id="rId23" w:history="1">
+        <w:hyperlink r:id="rId24" w:history="1">
           <w:r>
             <w:rPr>
               <w:rStyle w:val="Hyperlink"/>
@@ -3503,7 +3596,7 @@
           <w:sz w:val="24"/>
           <w:u w:val="single"/>
         </w:rPr>
-        <w:hyperlink r:id="rId23" w:history="1">
+        <w:hyperlink r:id="rId24" w:history="1">
           <w:r>
             <w:rPr>
               <w:rStyle w:val="Hyperlink"/>
@@ -3521,7 +3614,7 @@
           <w:sz w:val="24"/>
           <w:u w:val="single"/>
         </w:rPr>
-        <w:hyperlink r:id="rId23" w:history="1">
+        <w:hyperlink r:id="rId24" w:history="1">
           <w:r>
             <w:rPr>
               <w:rStyle w:val="Hyperlink"/>
@@ -3549,7 +3642,7 @@
           <w:sz w:val="24"/>
           <w:u w:val="single"/>
         </w:rPr>
-        <w:hyperlink r:id="rId24" w:history="1">
+        <w:hyperlink r:id="rId25" w:history="1">
           <w:r>
             <w:rPr>
               <w:rStyle w:val="Hyperlink"/>
@@ -3567,7 +3660,7 @@
           <w:sz w:val="24"/>
           <w:u w:val="single"/>
         </w:rPr>
-        <w:hyperlink r:id="rId24" w:history="1">
+        <w:hyperlink r:id="rId25" w:history="1">
           <w:r>
             <w:rPr>
               <w:rStyle w:val="Hyperlink"/>
@@ -3585,7 +3678,7 @@
           <w:sz w:val="24"/>
           <w:u w:val="single"/>
         </w:rPr>
-        <w:hyperlink r:id="rId24" w:history="1">
+        <w:hyperlink r:id="rId25" w:history="1">
           <w:r>
             <w:rPr>
               <w:rStyle w:val="Hyperlink"/>
@@ -3723,7 +3816,7 @@
           <w:sz w:val="24"/>
           <w:u w:val="single"/>
         </w:rPr>
-        <w:hyperlink r:id="rId25" w:history="1">
+        <w:hyperlink r:id="rId26" w:history="1">
           <w:r>
             <w:rPr>
               <w:rStyle w:val="Hyperlink"/>
@@ -3741,7 +3834,7 @@
           <w:sz w:val="24"/>
           <w:u w:val="single"/>
         </w:rPr>
-        <w:hyperlink r:id="rId25" w:history="1">
+        <w:hyperlink r:id="rId26" w:history="1">
           <w:r>
             <w:rPr>
               <w:rStyle w:val="Hyperlink"/>
@@ -3759,7 +3852,7 @@
           <w:sz w:val="24"/>
           <w:u w:val="single"/>
         </w:rPr>
-        <w:hyperlink r:id="rId25" w:history="1">
+        <w:hyperlink r:id="rId26" w:history="1">
           <w:r>
             <w:rPr>
               <w:rStyle w:val="Hyperlink"/>
@@ -3777,7 +3870,7 @@
           <w:sz w:val="24"/>
           <w:u w:val="single"/>
         </w:rPr>
-        <w:hyperlink r:id="rId25" w:history="1">
+        <w:hyperlink r:id="rId26" w:history="1">
           <w:r>
             <w:rPr>
               <w:rStyle w:val="Hyperlink"/>
@@ -3795,7 +3888,7 @@
           <w:sz w:val="24"/>
           <w:u w:val="single"/>
         </w:rPr>
-        <w:hyperlink r:id="rId25" w:history="1">
+        <w:hyperlink r:id="rId26" w:history="1">
           <w:r>
             <w:rPr>
               <w:rStyle w:val="Hyperlink"/>
@@ -3813,7 +3906,7 @@
           <w:sz w:val="24"/>
           <w:u w:val="single"/>
         </w:rPr>
-        <w:hyperlink r:id="rId25" w:history="1">
+        <w:hyperlink r:id="rId26" w:history="1">
           <w:r>
             <w:rPr>
               <w:rStyle w:val="Hyperlink"/>
@@ -3831,7 +3924,7 @@
           <w:sz w:val="24"/>
           <w:u w:val="single"/>
         </w:rPr>
-        <w:hyperlink r:id="rId25" w:history="1">
+        <w:hyperlink r:id="rId26" w:history="1">
           <w:r>
             <w:rPr>
               <w:rStyle w:val="Hyperlink"/>
@@ -3849,7 +3942,7 @@
           <w:sz w:val="24"/>
           <w:u w:val="single"/>
         </w:rPr>
-        <w:hyperlink r:id="rId25" w:history="1">
+        <w:hyperlink r:id="rId26" w:history="1">
           <w:r>
             <w:rPr>
               <w:rStyle w:val="Hyperlink"/>
@@ -3867,7 +3960,7 @@
           <w:sz w:val="24"/>
           <w:u w:val="single"/>
         </w:rPr>
-        <w:hyperlink r:id="rId25" w:history="1">
+        <w:hyperlink r:id="rId26" w:history="1">
           <w:r>
             <w:rPr>
               <w:rStyle w:val="Hyperlink"/>
@@ -3885,7 +3978,7 @@
           <w:sz w:val="24"/>
           <w:u w:val="single"/>
         </w:rPr>
-        <w:hyperlink r:id="rId25" w:history="1">
+        <w:hyperlink r:id="rId26" w:history="1">
           <w:r>
             <w:rPr>
               <w:rStyle w:val="Hyperlink"/>
@@ -3903,7 +3996,7 @@
           <w:sz w:val="24"/>
           <w:u w:val="single"/>
         </w:rPr>
-        <w:hyperlink r:id="rId25" w:history="1">
+        <w:hyperlink r:id="rId26" w:history="1">
           <w:r>
             <w:rPr>
               <w:rStyle w:val="Hyperlink"/>
@@ -3921,7 +4014,7 @@
           <w:sz w:val="24"/>
           <w:u w:val="single"/>
         </w:rPr>
-        <w:hyperlink r:id="rId25" w:history="1">
+        <w:hyperlink r:id="rId26" w:history="1">
           <w:r>
             <w:rPr>
               <w:rStyle w:val="Hyperlink"/>
@@ -3939,7 +4032,7 @@
           <w:sz w:val="24"/>
           <w:u w:val="single"/>
         </w:rPr>
-        <w:hyperlink r:id="rId25" w:history="1">
+        <w:hyperlink r:id="rId26" w:history="1">
           <w:r>
             <w:rPr>
               <w:rStyle w:val="Hyperlink"/>
@@ -3957,7 +4050,7 @@
           <w:sz w:val="24"/>
           <w:u w:val="single"/>
         </w:rPr>
-        <w:hyperlink r:id="rId25" w:history="1">
+        <w:hyperlink r:id="rId26" w:history="1">
           <w:r>
             <w:rPr>
               <w:rStyle w:val="Hyperlink"/>
@@ -3975,7 +4068,7 @@
           <w:sz w:val="24"/>
           <w:u w:val="single"/>
         </w:rPr>
-        <w:hyperlink r:id="rId25" w:history="1">
+        <w:hyperlink r:id="rId26" w:history="1">
           <w:r>
             <w:rPr>
               <w:rStyle w:val="Hyperlink"/>
@@ -3993,14 +4086,7 @@
           <w:sz w:val="24"/>
           <w:u w:val="single"/>
         </w:rPr>
-        <w:hyperlink r:id="rId25" w:history="1">
-          <w:r>
-            <w:rPr>
-              <w:rStyle w:val="Hyperlink"/>
-            </w:rPr>
-            <w:t>w</w:t>
-          </w:r>
-        </w:hyperlink>
+        <w:t>w</w:t>
       </w:r>
       <w:r>
         <w:rPr>
@@ -4011,7 +4097,7 @@
           <w:sz w:val="24"/>
           <w:u w:val="single"/>
         </w:rPr>
-        <w:hyperlink r:id="rId25" w:history="1">
+        <w:hyperlink r:id="rId26" w:history="1">
           <w:r>
             <w:rPr>
               <w:rStyle w:val="Hyperlink"/>
@@ -4029,7 +4115,7 @@
           <w:sz w:val="24"/>
           <w:u w:val="single"/>
         </w:rPr>
-        <w:hyperlink r:id="rId25" w:history="1">
+        <w:hyperlink r:id="rId26" w:history="1">
           <w:r>
             <w:rPr>
               <w:rStyle w:val="Hyperlink"/>
@@ -4189,7 +4275,7 @@
           <w:sz w:val="24"/>
           <w:u w:val="single"/>
         </w:rPr>
-        <w:hyperlink r:id="rId26" w:history="1">
+        <w:hyperlink r:id="rId27" w:history="1">
           <w:r>
             <w:rPr>
               <w:rStyle w:val="Hyperlink"/>
@@ -4207,7 +4293,7 @@
           <w:sz w:val="24"/>
           <w:u w:val="single"/>
         </w:rPr>
-        <w:hyperlink r:id="rId26" w:history="1">
+        <w:hyperlink r:id="rId27" w:history="1">
           <w:r>
             <w:rPr>
               <w:rStyle w:val="Hyperlink"/>
@@ -4225,7 +4311,7 @@
           <w:sz w:val="24"/>
           <w:u w:val="single"/>
         </w:rPr>
-        <w:hyperlink r:id="rId26" w:history="1">
+        <w:hyperlink r:id="rId27" w:history="1">
           <w:r>
             <w:rPr>
               <w:rStyle w:val="Hyperlink"/>
@@ -4243,7 +4329,7 @@
           <w:sz w:val="24"/>
           <w:u w:val="single"/>
         </w:rPr>
-        <w:hyperlink r:id="rId26" w:history="1">
+        <w:hyperlink r:id="rId27" w:history="1">
           <w:r>
             <w:rPr>
               <w:rStyle w:val="Hyperlink"/>
@@ -4261,7 +4347,7 @@
           <w:sz w:val="24"/>
           <w:u w:val="single"/>
         </w:rPr>
-        <w:hyperlink r:id="rId26" w:history="1">
+        <w:hyperlink r:id="rId27" w:history="1">
           <w:r>
             <w:rPr>
               <w:rStyle w:val="Hyperlink"/>
@@ -4279,7 +4365,7 @@
           <w:sz w:val="24"/>
           <w:u w:val="single"/>
         </w:rPr>
-        <w:hyperlink r:id="rId26" w:history="1">
+        <w:hyperlink r:id="rId27" w:history="1">
           <w:r>
             <w:rPr>
               <w:rStyle w:val="Hyperlink"/>
@@ -4297,7 +4383,7 @@
           <w:sz w:val="24"/>
           <w:u w:val="single"/>
         </w:rPr>
-        <w:hyperlink r:id="rId26" w:history="1">
+        <w:hyperlink r:id="rId27" w:history="1">
           <w:r>
             <w:rPr>
               <w:rStyle w:val="Hyperlink"/>
@@ -4315,7 +4401,7 @@
           <w:sz w:val="24"/>
           <w:u w:val="single"/>
         </w:rPr>
-        <w:hyperlink r:id="rId26" w:history="1">
+        <w:hyperlink r:id="rId27" w:history="1">
           <w:r>
             <w:rPr>
               <w:rStyle w:val="Hyperlink"/>
@@ -4333,7 +4419,7 @@
           <w:sz w:val="24"/>
           <w:u w:val="single"/>
         </w:rPr>
-        <w:hyperlink r:id="rId26" w:history="1">
+        <w:hyperlink r:id="rId27" w:history="1">
           <w:r>
             <w:rPr>
               <w:rStyle w:val="Hyperlink"/>
@@ -4351,7 +4437,7 @@
           <w:sz w:val="24"/>
           <w:u w:val="single"/>
         </w:rPr>
-        <w:hyperlink r:id="rId26" w:history="1">
+        <w:hyperlink r:id="rId27" w:history="1">
           <w:r>
             <w:rPr>
               <w:rStyle w:val="Hyperlink"/>
@@ -4369,7 +4455,7 @@
           <w:sz w:val="24"/>
           <w:u w:val="single"/>
         </w:rPr>
-        <w:hyperlink r:id="rId26" w:history="1">
+        <w:hyperlink r:id="rId27" w:history="1">
           <w:r>
             <w:rPr>
               <w:rStyle w:val="Hyperlink"/>
@@ -4387,7 +4473,7 @@
           <w:sz w:val="24"/>
           <w:u w:val="single"/>
         </w:rPr>
-        <w:hyperlink r:id="rId26" w:history="1">
+        <w:hyperlink r:id="rId27" w:history="1">
           <w:r>
             <w:rPr>
               <w:rStyle w:val="Hyperlink"/>
@@ -4405,7 +4491,7 @@
           <w:sz w:val="24"/>
           <w:u w:val="single"/>
         </w:rPr>
-        <w:hyperlink r:id="rId26" w:history="1">
+        <w:hyperlink r:id="rId27" w:history="1">
           <w:r>
             <w:rPr>
               <w:rStyle w:val="Hyperlink"/>
@@ -4423,7 +4509,7 @@
           <w:sz w:val="24"/>
           <w:u w:val="single"/>
         </w:rPr>
-        <w:hyperlink r:id="rId26" w:history="1">
+        <w:hyperlink r:id="rId27" w:history="1">
           <w:r>
             <w:rPr>
               <w:rStyle w:val="Hyperlink"/>
@@ -4441,7 +4527,7 @@
           <w:sz w:val="24"/>
           <w:u w:val="single"/>
         </w:rPr>
-        <w:hyperlink r:id="rId26" w:history="1">
+        <w:hyperlink r:id="rId27" w:history="1">
           <w:r>
             <w:rPr>
               <w:rStyle w:val="Hyperlink"/>
@@ -4602,7 +4688,7 @@
           <w:sz w:val="24"/>
           <w:u w:val="single"/>
         </w:rPr>
-        <w:hyperlink r:id="rId27" w:history="1">
+        <w:hyperlink r:id="rId28" w:history="1">
           <w:r>
             <w:rPr>
               <w:rStyle w:val="Hyperlink"/>
@@ -4620,7 +4706,7 @@
           <w:sz w:val="24"/>
           <w:u w:val="single"/>
         </w:rPr>
-        <w:hyperlink r:id="rId27" w:history="1">
+        <w:hyperlink r:id="rId28" w:history="1">
           <w:r>
             <w:rPr>
               <w:rStyle w:val="Hyperlink"/>
@@ -4638,7 +4724,7 @@
           <w:sz w:val="24"/>
           <w:u w:val="single"/>
         </w:rPr>
-        <w:hyperlink r:id="rId27" w:history="1">
+        <w:hyperlink r:id="rId28" w:history="1">
           <w:r>
             <w:rPr>
               <w:rStyle w:val="Hyperlink"/>
@@ -4656,7 +4742,7 @@
           <w:sz w:val="24"/>
           <w:u w:val="single"/>
         </w:rPr>
-        <w:hyperlink r:id="rId27" w:history="1">
+        <w:hyperlink r:id="rId28" w:history="1">
           <w:r>
             <w:rPr>
               <w:rStyle w:val="Hyperlink"/>
@@ -4674,7 +4760,7 @@
           <w:sz w:val="24"/>
           <w:u w:val="single"/>
         </w:rPr>
-        <w:hyperlink r:id="rId27" w:history="1">
+        <w:hyperlink r:id="rId28" w:history="1">
           <w:r>
             <w:rPr>
               <w:rStyle w:val="Hyperlink"/>
@@ -4695,7 +4781,7 @@
           <w:sz w:val="24"/>
           <w:u w:val="single"/>
         </w:rPr>
-        <w:hyperlink r:id="rId27" w:history="1">
+        <w:hyperlink r:id="rId28" w:history="1">
           <w:r>
             <w:rPr>
               <w:rStyle w:val="Hyperlink"/>
@@ -4713,7 +4799,7 @@
           <w:sz w:val="24"/>
           <w:u w:val="single"/>
         </w:rPr>
-        <w:hyperlink r:id="rId27" w:history="1">
+        <w:hyperlink r:id="rId28" w:history="1">
           <w:r>
             <w:rPr>
               <w:rStyle w:val="Hyperlink"/>
@@ -4731,7 +4817,7 @@
           <w:sz w:val="24"/>
           <w:u w:val="single"/>
         </w:rPr>
-        <w:hyperlink r:id="rId27" w:history="1">
+        <w:hyperlink r:id="rId28" w:history="1">
           <w:r>
             <w:rPr>
               <w:rStyle w:val="Hyperlink"/>
@@ -4749,7 +4835,7 @@
           <w:sz w:val="24"/>
           <w:u w:val="single"/>
         </w:rPr>
-        <w:hyperlink r:id="rId27" w:history="1">
+        <w:hyperlink r:id="rId28" w:history="1">
           <w:r>
             <w:rPr>
               <w:rStyle w:val="Hyperlink"/>
@@ -4767,7 +4853,7 @@
           <w:sz w:val="24"/>
           <w:u w:val="single"/>
         </w:rPr>
-        <w:hyperlink r:id="rId27" w:history="1">
+        <w:hyperlink r:id="rId28" w:history="1">
           <w:r>
             <w:rPr>
               <w:rStyle w:val="Hyperlink"/>
@@ -4918,7 +5004,7 @@
           <w:sz w:val="24"/>
           <w:u w:val="single"/>
         </w:rPr>
-        <w:hyperlink r:id="rId28" w:history="1">
+        <w:hyperlink r:id="rId29" w:history="1">
           <w:r>
             <w:rPr>
               <w:rStyle w:val="Hyperlink"/>
@@ -4936,7 +5022,7 @@
           <w:sz w:val="24"/>
           <w:u w:val="single"/>
         </w:rPr>
-        <w:hyperlink r:id="rId28" w:history="1">
+        <w:hyperlink r:id="rId29" w:history="1">
           <w:r>
             <w:rPr>
               <w:rStyle w:val="Hyperlink"/>
@@ -4954,7 +5040,7 @@
           <w:sz w:val="24"/>
           <w:u w:val="single"/>
         </w:rPr>
-        <w:hyperlink r:id="rId28" w:history="1">
+        <w:hyperlink r:id="rId29" w:history="1">
           <w:r>
             <w:rPr>
               <w:rStyle w:val="Hyperlink"/>
@@ -4972,7 +5058,7 @@
           <w:sz w:val="24"/>
           <w:u w:val="single"/>
         </w:rPr>
-        <w:hyperlink r:id="rId28" w:history="1">
+        <w:hyperlink r:id="rId29" w:history="1">
           <w:r>
             <w:rPr>
               <w:rStyle w:val="Hyperlink"/>
@@ -4990,7 +5076,7 @@
           <w:sz w:val="24"/>
           <w:u w:val="single"/>
         </w:rPr>
-        <w:hyperlink r:id="rId28" w:history="1">
+        <w:hyperlink r:id="rId29" w:history="1">
           <w:r>
             <w:rPr>
               <w:rStyle w:val="Hyperlink"/>
@@ -5008,7 +5094,7 @@
           <w:sz w:val="24"/>
           <w:u w:val="single"/>
         </w:rPr>
-        <w:hyperlink r:id="rId28" w:history="1">
+        <w:hyperlink r:id="rId29" w:history="1">
           <w:r>
             <w:rPr>
               <w:rStyle w:val="Hyperlink"/>
@@ -5026,7 +5112,7 @@
           <w:sz w:val="24"/>
           <w:u w:val="single"/>
         </w:rPr>
-        <w:hyperlink r:id="rId28" w:history="1">
+        <w:hyperlink r:id="rId29" w:history="1">
           <w:r>
             <w:rPr>
               <w:rStyle w:val="Hyperlink"/>
@@ -5044,7 +5130,7 @@
           <w:sz w:val="24"/>
           <w:u w:val="single"/>
         </w:rPr>
-        <w:hyperlink r:id="rId28" w:history="1">
+        <w:hyperlink r:id="rId29" w:history="1">
           <w:r>
             <w:rPr>
               <w:rStyle w:val="Hyperlink"/>
@@ -5062,7 +5148,7 @@
           <w:sz w:val="24"/>
           <w:u w:val="single"/>
         </w:rPr>
-        <w:hyperlink r:id="rId28" w:history="1">
+        <w:hyperlink r:id="rId29" w:history="1">
           <w:r>
             <w:rPr>
               <w:rStyle w:val="Hyperlink"/>

--- a/EXPORTS/DOCX/published/niveau3/English/JustinusNassau.docx
+++ b/EXPORTS/DOCX/published/niveau3/English/JustinusNassau.docx
@@ -378,8 +378,16 @@
           <w:i w:val="0"/>
           <w:color w:val="0000FF"/>
           <w:sz w:val="24"/>
-        </w:rPr>
-        <w:t xml:space="preserve">Royal </w:t>
+          <w:u w:val="single"/>
+        </w:rPr>
+        <w:hyperlink r:id="rId10" w:history="1">
+          <w:r>
+            <w:rPr>
+              <w:rStyle w:val="Hyperlink"/>
+            </w:rPr>
+            <w:t>Royal</w:t>
+          </w:r>
+        </w:hyperlink>
       </w:r>
       <w:r>
         <w:rPr>
@@ -390,7 +398,18 @@
           <w:sz w:val="24"/>
           <w:u w:val="single"/>
         </w:rPr>
-        <w:hyperlink r:id="rId10" w:history="1">
+        <w:t xml:space="preserve"> </w:t>
+      </w:r>
+      <w:r>
+        <w:rPr>
+          <w:rFonts w:ascii="Charis SIL Regular" w:hAnsi="Charis SIL Regular" w:eastAsia="Charis SIL Regular"/>
+          <w:b w:val="0"/>
+          <w:i w:val="0"/>
+          <w:color w:val="0000FF"/>
+          <w:sz w:val="24"/>
+          <w:u w:val="single"/>
+        </w:rPr>
+        <w:hyperlink r:id="rId9" w:history="1">
           <w:r>
             <w:rPr>
               <w:rStyle w:val="Hyperlink"/>
@@ -408,7 +427,7 @@
           <w:sz w:val="24"/>
           <w:u w:val="single"/>
         </w:rPr>
-        <w:hyperlink r:id="rId10" w:history="1">
+        <w:hyperlink r:id="rId9" w:history="1">
           <w:r>
             <w:rPr>
               <w:rStyle w:val="Hyperlink"/>
@@ -437,7 +456,7 @@
           <w:sz w:val="24"/>
           <w:u w:val="single"/>
         </w:rPr>
-        <w:hyperlink r:id="rId10" w:history="1">
+        <w:hyperlink r:id="rId9" w:history="1">
           <w:r>
             <w:rPr>
               <w:rStyle w:val="Hyperlink"/>
@@ -473,7 +492,7 @@
           <w:sz w:val="24"/>
           <w:u w:val="single"/>
         </w:rPr>
-        <w:hyperlink r:id="rId10" w:history="1">
+        <w:hyperlink r:id="rId9" w:history="1">
           <w:r>
             <w:rPr>
               <w:rStyle w:val="Hyperlink"/>
@@ -670,7 +689,6 @@
           <w:i w:val="0"/>
           <w:color w:val="0000FF"/>
           <w:sz w:val="24"/>
-          <w:u w:val="single"/>
         </w:rPr>
         <w:t xml:space="preserve"> </w:t>
       </w:r>
@@ -688,19 +706,9 @@
             <w:rPr>
               <w:rStyle w:val="Hyperlink"/>
             </w:rPr>
-            <w:t>Museu</w:t>
+            <w:t>Museum</w:t>
           </w:r>
         </w:hyperlink>
-      </w:r>
-      <w:r>
-        <w:rPr>
-          <w:rFonts w:ascii="Charis SIL Regular" w:hAnsi="Charis SIL Regular" w:eastAsia="Charis SIL Regular"/>
-          <w:b w:val="0"/>
-          <w:i w:val="0"/>
-          <w:color w:val="0000FF"/>
-          <w:sz w:val="24"/>
-        </w:rPr>
-        <w:t>m</w:t>
       </w:r>
       <w:r>
         <w:rPr>
@@ -1633,7 +1641,14 @@
           <w:color w:val="000000"/>
           <w:sz w:val="24"/>
         </w:rPr>
-        <w:t>ranc</w:t>
+        <w:hyperlink r:id="rId11" w:history="1">
+          <w:r>
+            <w:rPr>
+              <w:rStyle w:val="Hyperlink"/>
+            </w:rPr>
+            <w:t>ranc</w:t>
+          </w:r>
+        </w:hyperlink>
       </w:r>
       <w:r>
         <w:rPr>
@@ -3660,7 +3675,7 @@
           <w:sz w:val="24"/>
           <w:u w:val="single"/>
         </w:rPr>
-        <w:hyperlink r:id="rId25" w:history="1">
+        <w:hyperlink r:id="rId24" w:history="1">
           <w:r>
             <w:rPr>
               <w:rStyle w:val="Hyperlink"/>
@@ -3678,7 +3693,7 @@
           <w:sz w:val="24"/>
           <w:u w:val="single"/>
         </w:rPr>
-        <w:hyperlink r:id="rId25" w:history="1">
+        <w:hyperlink r:id="rId24" w:history="1">
           <w:r>
             <w:rPr>
               <w:rStyle w:val="Hyperlink"/>
@@ -4084,7 +4099,6 @@
           <w:i w:val="0"/>
           <w:color w:val="0000FF"/>
           <w:sz w:val="24"/>
-          <w:u w:val="single"/>
         </w:rPr>
         <w:t>w</w:t>
       </w:r>

--- a/EXPORTS/DOCX/published/niveau3/English/JustinusNassau.docx
+++ b/EXPORTS/DOCX/published/niveau3/English/JustinusNassau.docx
@@ -380,43 +380,7 @@
           <w:sz w:val="24"/>
           <w:u w:val="single"/>
         </w:rPr>
-        <w:hyperlink r:id="rId10" w:history="1">
-          <w:r>
-            <w:rPr>
-              <w:rStyle w:val="Hyperlink"/>
-            </w:rPr>
-            <w:t>Royal</w:t>
-          </w:r>
-        </w:hyperlink>
-      </w:r>
-      <w:r>
-        <w:rPr>
-          <w:rFonts w:ascii="Charis SIL Regular" w:hAnsi="Charis SIL Regular" w:eastAsia="Charis SIL Regular"/>
-          <w:b w:val="0"/>
-          <w:i w:val="0"/>
-          <w:color w:val="0000FF"/>
-          <w:sz w:val="24"/>
-          <w:u w:val="single"/>
-        </w:rPr>
-        <w:t xml:space="preserve"> </w:t>
-      </w:r>
-      <w:r>
-        <w:rPr>
-          <w:rFonts w:ascii="Charis SIL Regular" w:hAnsi="Charis SIL Regular" w:eastAsia="Charis SIL Regular"/>
-          <w:b w:val="0"/>
-          <w:i w:val="0"/>
-          <w:color w:val="0000FF"/>
-          <w:sz w:val="24"/>
-          <w:u w:val="single"/>
-        </w:rPr>
-        <w:hyperlink r:id="rId9" w:history="1">
-          <w:r>
-            <w:rPr>
-              <w:rStyle w:val="Hyperlink"/>
-            </w:rPr>
-            <w:t>Milit</w:t>
-          </w:r>
-        </w:hyperlink>
+        <w:t>Royal Milit</w:t>
       </w:r>
       <w:r>
         <w:rPr>
@@ -667,7 +631,7 @@
             <w:rPr>
               <w:rStyle w:val="Hyperlink"/>
             </w:rPr>
-            <w:t>Etnografisc</w:t>
+            <w:t>Etnografis</w:t>
           </w:r>
         </w:hyperlink>
       </w:r>
@@ -678,9 +642,15 @@
           <w:i w:val="0"/>
           <w:color w:val="0000FF"/>
           <w:sz w:val="24"/>
-          <w:u w:val="single"/>
-        </w:rPr>
-        <w:t>h</w:t>
+        </w:rPr>
+        <w:hyperlink r:id="rId11" w:history="1">
+          <w:r>
+            <w:rPr>
+              <w:rStyle w:val="Hyperlink"/>
+            </w:rPr>
+            <w:t>c</w:t>
+          </w:r>
+        </w:hyperlink>
       </w:r>
       <w:r>
         <w:rPr>
@@ -689,6 +659,17 @@
           <w:i w:val="0"/>
           <w:color w:val="0000FF"/>
           <w:sz w:val="24"/>
+        </w:rPr>
+        <w:t>h</w:t>
+      </w:r>
+      <w:r>
+        <w:rPr>
+          <w:rFonts w:ascii="Charis SIL Regular" w:hAnsi="Charis SIL Regular" w:eastAsia="Charis SIL Regular"/>
+          <w:b w:val="0"/>
+          <w:i w:val="0"/>
+          <w:color w:val="0000FF"/>
+          <w:sz w:val="24"/>
+          <w:u w:val="single"/>
         </w:rPr>
         <w:t xml:space="preserve"> </w:t>
       </w:r>
@@ -1605,50 +1586,7 @@
           <w:color w:val="000000"/>
           <w:sz w:val="24"/>
         </w:rPr>
-        <w:hyperlink r:id="rId11" w:history="1">
-          <w:r>
-            <w:rPr>
-              <w:rStyle w:val="Hyperlink"/>
-            </w:rPr>
-            <w:t xml:space="preserve">the southern </w:t>
-          </w:r>
-        </w:hyperlink>
-      </w:r>
-      <w:r>
-        <w:rPr>
-          <w:u w:val="single" w:color="0000ff"/>
-          <w:rFonts w:ascii="Charis SIL Regular" w:hAnsi="Charis SIL Regular" w:eastAsia="Charis SIL Regular"/>
-          <w:b w:val="0"/>
-          <w:i w:val="0"/>
-          <w:color w:val="000000"/>
-          <w:sz w:val="24"/>
-        </w:rPr>
-        <w:hyperlink r:id="rId11" w:history="1">
-          <w:r>
-            <w:rPr>
-              <w:rStyle w:val="Hyperlink"/>
-            </w:rPr>
-            <w:t>b</w:t>
-          </w:r>
-        </w:hyperlink>
-      </w:r>
-      <w:r>
-        <w:rPr>
-          <w:u w:val="single" w:color="0000ff"/>
-          <w:rFonts w:ascii="Charis SIL Regular" w:hAnsi="Charis SIL Regular" w:eastAsia="Charis SIL Regular"/>
-          <w:b w:val="0"/>
-          <w:i w:val="0"/>
-          <w:color w:val="000000"/>
-          <w:sz w:val="24"/>
-        </w:rPr>
-        <w:hyperlink r:id="rId11" w:history="1">
-          <w:r>
-            <w:rPr>
-              <w:rStyle w:val="Hyperlink"/>
-            </w:rPr>
-            <w:t>ranc</w:t>
-          </w:r>
-        </w:hyperlink>
+        <w:t>the southern branc</w:t>
       </w:r>
       <w:r>
         <w:rPr>
@@ -3374,7 +3312,7 @@
           <w:sz w:val="24"/>
           <w:u w:val="single"/>
         </w:rPr>
-        <w:hyperlink r:id="rId22" w:history="1">
+        <w:hyperlink r:id="rId21" w:history="1">
           <w:r>
             <w:rPr>
               <w:rStyle w:val="Hyperlink"/>
@@ -3392,7 +3330,7 @@
           <w:sz w:val="24"/>
           <w:u w:val="single"/>
         </w:rPr>
-        <w:hyperlink r:id="rId22" w:history="1">
+        <w:hyperlink r:id="rId21" w:history="1">
           <w:r>
             <w:rPr>
               <w:rStyle w:val="Hyperlink"/>
@@ -4099,6 +4037,7 @@
           <w:i w:val="0"/>
           <w:color w:val="0000FF"/>
           <w:sz w:val="24"/>
+          <w:u w:val="single"/>
         </w:rPr>
         <w:t>w</w:t>
       </w:r>

--- a/EXPORTS/DOCX/published/niveau3/English/JustinusNassau.docx
+++ b/EXPORTS/DOCX/published/niveau3/English/JustinusNassau.docx
@@ -378,9 +378,26 @@
           <w:i w:val="0"/>
           <w:color w:val="0000FF"/>
           <w:sz w:val="24"/>
+        </w:rPr>
+        <w:t xml:space="preserve">Royal </w:t>
+      </w:r>
+      <w:r>
+        <w:rPr>
+          <w:rFonts w:ascii="Charis SIL Regular" w:hAnsi="Charis SIL Regular" w:eastAsia="Charis SIL Regular"/>
+          <w:b w:val="0"/>
+          <w:i w:val="0"/>
+          <w:color w:val="0000FF"/>
+          <w:sz w:val="24"/>
           <w:u w:val="single"/>
         </w:rPr>
-        <w:t>Royal Milit</w:t>
+        <w:hyperlink r:id="rId9" w:history="1">
+          <w:r>
+            <w:rPr>
+              <w:rStyle w:val="Hyperlink"/>
+            </w:rPr>
+            <w:t>Milit</w:t>
+          </w:r>
+        </w:hyperlink>
       </w:r>
       <w:r>
         <w:rPr>
@@ -631,7 +648,7 @@
             <w:rPr>
               <w:rStyle w:val="Hyperlink"/>
             </w:rPr>
-            <w:t>Etnografis</w:t>
+            <w:t>Etnografisc</w:t>
           </w:r>
         </w:hyperlink>
       </w:r>
@@ -642,15 +659,9 @@
           <w:i w:val="0"/>
           <w:color w:val="0000FF"/>
           <w:sz w:val="24"/>
-        </w:rPr>
-        <w:hyperlink r:id="rId11" w:history="1">
-          <w:r>
-            <w:rPr>
-              <w:rStyle w:val="Hyperlink"/>
-            </w:rPr>
-            <w:t>c</w:t>
-          </w:r>
-        </w:hyperlink>
+          <w:u w:val="single"/>
+        </w:rPr>
+        <w:t>h</w:t>
       </w:r>
       <w:r>
         <w:rPr>
@@ -659,17 +670,6 @@
           <w:i w:val="0"/>
           <w:color w:val="0000FF"/>
           <w:sz w:val="24"/>
-        </w:rPr>
-        <w:t>h</w:t>
-      </w:r>
-      <w:r>
-        <w:rPr>
-          <w:rFonts w:ascii="Charis SIL Regular" w:hAnsi="Charis SIL Regular" w:eastAsia="Charis SIL Regular"/>
-          <w:b w:val="0"/>
-          <w:i w:val="0"/>
-          <w:color w:val="0000FF"/>
-          <w:sz w:val="24"/>
-          <w:u w:val="single"/>
         </w:rPr>
         <w:t xml:space="preserve"> </w:t>
       </w:r>
@@ -1417,21 +1417,13 @@
       </w:r>
       <w:r>
         <w:rPr>
-          <w:u w:val="single" w:color="0000ff"/>
           <w:rFonts w:ascii="Charis SIL Regular" w:hAnsi="Charis SIL Regular" w:eastAsia="Charis SIL Regular"/>
           <w:b w:val="0"/>
           <w:i w:val="0"/>
           <w:color w:val="000000"/>
           <w:sz w:val="24"/>
         </w:rPr>
-        <w:hyperlink r:id="rId15" w:history="1">
-          <w:r>
-            <w:rPr>
-              <w:rStyle w:val="Hyperlink"/>
-            </w:rPr>
-            <w:t>u</w:t>
-          </w:r>
-        </w:hyperlink>
+        <w:t>u</w:t>
       </w:r>
       <w:r>
         <w:rPr>
@@ -1453,13 +1445,24 @@
       </w:r>
       <w:r>
         <w:rPr>
+          <w:u w:val="single" w:color="0000ff"/>
           <w:rFonts w:ascii="Charis SIL Regular" w:hAnsi="Charis SIL Regular" w:eastAsia="Charis SIL Regular"/>
           <w:b w:val="0"/>
           <w:i w:val="0"/>
           <w:color w:val="000000"/>
           <w:sz w:val="24"/>
         </w:rPr>
-        <w:t xml:space="preserve">the Indonesian </w:t>
+        <w:t>t</w:t>
+      </w:r>
+      <w:r>
+        <w:rPr>
+          <w:rFonts w:ascii="Charis SIL Regular" w:hAnsi="Charis SIL Regular" w:eastAsia="Charis SIL Regular"/>
+          <w:b w:val="0"/>
+          <w:i w:val="0"/>
+          <w:color w:val="000000"/>
+          <w:sz w:val="24"/>
+        </w:rPr>
+        <w:t xml:space="preserve">he Indonesian </w:t>
       </w:r>
       <w:r>
         <w:rPr>
@@ -1586,7 +1589,50 @@
           <w:color w:val="000000"/>
           <w:sz w:val="24"/>
         </w:rPr>
-        <w:t>the southern branc</w:t>
+        <w:hyperlink r:id="rId11" w:history="1">
+          <w:r>
+            <w:rPr>
+              <w:rStyle w:val="Hyperlink"/>
+            </w:rPr>
+            <w:t xml:space="preserve">the southern </w:t>
+          </w:r>
+        </w:hyperlink>
+      </w:r>
+      <w:r>
+        <w:rPr>
+          <w:u w:val="single" w:color="0000ff"/>
+          <w:rFonts w:ascii="Charis SIL Regular" w:hAnsi="Charis SIL Regular" w:eastAsia="Charis SIL Regular"/>
+          <w:b w:val="0"/>
+          <w:i w:val="0"/>
+          <w:color w:val="000000"/>
+          <w:sz w:val="24"/>
+        </w:rPr>
+        <w:hyperlink r:id="rId11" w:history="1">
+          <w:r>
+            <w:rPr>
+              <w:rStyle w:val="Hyperlink"/>
+            </w:rPr>
+            <w:t>b</w:t>
+          </w:r>
+        </w:hyperlink>
+      </w:r>
+      <w:r>
+        <w:rPr>
+          <w:u w:val="single" w:color="0000ff"/>
+          <w:rFonts w:ascii="Charis SIL Regular" w:hAnsi="Charis SIL Regular" w:eastAsia="Charis SIL Regular"/>
+          <w:b w:val="0"/>
+          <w:i w:val="0"/>
+          <w:color w:val="000000"/>
+          <w:sz w:val="24"/>
+        </w:rPr>
+        <w:hyperlink r:id="rId11" w:history="1">
+          <w:r>
+            <w:rPr>
+              <w:rStyle w:val="Hyperlink"/>
+            </w:rPr>
+            <w:t>ranc</w:t>
+          </w:r>
+        </w:hyperlink>
       </w:r>
       <w:r>
         <w:rPr>
@@ -3312,7 +3358,7 @@
           <w:sz w:val="24"/>
           <w:u w:val="single"/>
         </w:rPr>
-        <w:hyperlink r:id="rId21" w:history="1">
+        <w:hyperlink r:id="rId22" w:history="1">
           <w:r>
             <w:rPr>
               <w:rStyle w:val="Hyperlink"/>
@@ -3330,7 +3376,7 @@
           <w:sz w:val="24"/>
           <w:u w:val="single"/>
         </w:rPr>
-        <w:hyperlink r:id="rId21" w:history="1">
+        <w:hyperlink r:id="rId22" w:history="1">
           <w:r>
             <w:rPr>
               <w:rStyle w:val="Hyperlink"/>
@@ -3613,7 +3659,7 @@
           <w:sz w:val="24"/>
           <w:u w:val="single"/>
         </w:rPr>
-        <w:hyperlink r:id="rId24" w:history="1">
+        <w:hyperlink r:id="rId25" w:history="1">
           <w:r>
             <w:rPr>
               <w:rStyle w:val="Hyperlink"/>
@@ -3631,7 +3677,7 @@
           <w:sz w:val="24"/>
           <w:u w:val="single"/>
         </w:rPr>
-        <w:hyperlink r:id="rId24" w:history="1">
+        <w:hyperlink r:id="rId25" w:history="1">
           <w:r>
             <w:rPr>
               <w:rStyle w:val="Hyperlink"/>

--- a/EXPORTS/DOCX/published/niveau3/English/JustinusNassau.docx
+++ b/EXPORTS/DOCX/published/niveau3/English/JustinusNassau.docx
@@ -378,8 +378,16 @@
           <w:i w:val="0"/>
           <w:color w:val="0000FF"/>
           <w:sz w:val="24"/>
-        </w:rPr>
-        <w:t xml:space="preserve">Royal </w:t>
+          <w:u w:val="single"/>
+        </w:rPr>
+        <w:hyperlink r:id="rId10" w:history="1">
+          <w:r>
+            <w:rPr>
+              <w:rStyle w:val="Hyperlink"/>
+            </w:rPr>
+            <w:t>Royal</w:t>
+          </w:r>
+        </w:hyperlink>
       </w:r>
       <w:r>
         <w:rPr>
@@ -390,7 +398,18 @@
           <w:sz w:val="24"/>
           <w:u w:val="single"/>
         </w:rPr>
-        <w:hyperlink r:id="rId9" w:history="1">
+        <w:t xml:space="preserve"> </w:t>
+      </w:r>
+      <w:r>
+        <w:rPr>
+          <w:rFonts w:ascii="Charis SIL Regular" w:hAnsi="Charis SIL Regular" w:eastAsia="Charis SIL Regular"/>
+          <w:b w:val="0"/>
+          <w:i w:val="0"/>
+          <w:color w:val="0000FF"/>
+          <w:sz w:val="24"/>
+          <w:u w:val="single"/>
+        </w:rPr>
+        <w:hyperlink r:id="rId10" w:history="1">
           <w:r>
             <w:rPr>
               <w:rStyle w:val="Hyperlink"/>
@@ -648,7 +667,7 @@
             <w:rPr>
               <w:rStyle w:val="Hyperlink"/>
             </w:rPr>
-            <w:t>Etnografisc</w:t>
+            <w:t>Etnografis</w:t>
           </w:r>
         </w:hyperlink>
       </w:r>
@@ -659,9 +678,15 @@
           <w:i w:val="0"/>
           <w:color w:val="0000FF"/>
           <w:sz w:val="24"/>
-          <w:u w:val="single"/>
-        </w:rPr>
-        <w:t>h</w:t>
+        </w:rPr>
+        <w:hyperlink r:id="rId11" w:history="1">
+          <w:r>
+            <w:rPr>
+              <w:rStyle w:val="Hyperlink"/>
+            </w:rPr>
+            <w:t>c</w:t>
+          </w:r>
+        </w:hyperlink>
       </w:r>
       <w:r>
         <w:rPr>
@@ -670,6 +695,17 @@
           <w:i w:val="0"/>
           <w:color w:val="0000FF"/>
           <w:sz w:val="24"/>
+        </w:rPr>
+        <w:t>h</w:t>
+      </w:r>
+      <w:r>
+        <w:rPr>
+          <w:rFonts w:ascii="Charis SIL Regular" w:hAnsi="Charis SIL Regular" w:eastAsia="Charis SIL Regular"/>
+          <w:b w:val="0"/>
+          <w:i w:val="0"/>
+          <w:color w:val="0000FF"/>
+          <w:sz w:val="24"/>
+          <w:u w:val="single"/>
         </w:rPr>
         <w:t xml:space="preserve"> </w:t>
       </w:r>
@@ -1417,13 +1453,21 @@
       </w:r>
       <w:r>
         <w:rPr>
+          <w:u w:val="single" w:color="0000ff"/>
           <w:rFonts w:ascii="Charis SIL Regular" w:hAnsi="Charis SIL Regular" w:eastAsia="Charis SIL Regular"/>
           <w:b w:val="0"/>
           <w:i w:val="0"/>
           <w:color w:val="000000"/>
           <w:sz w:val="24"/>
         </w:rPr>
-        <w:t>u</w:t>
+        <w:hyperlink r:id="rId15" w:history="1">
+          <w:r>
+            <w:rPr>
+              <w:rStyle w:val="Hyperlink"/>
+            </w:rPr>
+            <w:t>u</w:t>
+          </w:r>
+        </w:hyperlink>
       </w:r>
       <w:r>
         <w:rPr>
@@ -1445,24 +1489,13 @@
       </w:r>
       <w:r>
         <w:rPr>
-          <w:u w:val="single" w:color="0000ff"/>
           <w:rFonts w:ascii="Charis SIL Regular" w:hAnsi="Charis SIL Regular" w:eastAsia="Charis SIL Regular"/>
           <w:b w:val="0"/>
           <w:i w:val="0"/>
           <w:color w:val="000000"/>
           <w:sz w:val="24"/>
         </w:rPr>
-        <w:t>t</w:t>
-      </w:r>
-      <w:r>
-        <w:rPr>
-          <w:rFonts w:ascii="Charis SIL Regular" w:hAnsi="Charis SIL Regular" w:eastAsia="Charis SIL Regular"/>
-          <w:b w:val="0"/>
-          <w:i w:val="0"/>
-          <w:color w:val="000000"/>
-          <w:sz w:val="24"/>
-        </w:rPr>
-        <w:t xml:space="preserve">he Indonesian </w:t>
+        <w:t xml:space="preserve">the Indonesian </w:t>
       </w:r>
       <w:r>
         <w:rPr>
@@ -3358,7 +3391,7 @@
           <w:sz w:val="24"/>
           <w:u w:val="single"/>
         </w:rPr>
-        <w:hyperlink r:id="rId22" w:history="1">
+        <w:hyperlink r:id="rId21" w:history="1">
           <w:r>
             <w:rPr>
               <w:rStyle w:val="Hyperlink"/>
@@ -3376,7 +3409,7 @@
           <w:sz w:val="24"/>
           <w:u w:val="single"/>
         </w:rPr>
-        <w:hyperlink r:id="rId22" w:history="1">
+        <w:hyperlink r:id="rId21" w:history="1">
           <w:r>
             <w:rPr>
               <w:rStyle w:val="Hyperlink"/>
@@ -3659,7 +3692,7 @@
           <w:sz w:val="24"/>
           <w:u w:val="single"/>
         </w:rPr>
-        <w:hyperlink r:id="rId25" w:history="1">
+        <w:hyperlink r:id="rId24" w:history="1">
           <w:r>
             <w:rPr>
               <w:rStyle w:val="Hyperlink"/>
@@ -3677,7 +3710,7 @@
           <w:sz w:val="24"/>
           <w:u w:val="single"/>
         </w:rPr>
-        <w:hyperlink r:id="rId25" w:history="1">
+        <w:hyperlink r:id="rId24" w:history="1">
           <w:r>
             <w:rPr>
               <w:rStyle w:val="Hyperlink"/>

--- a/EXPORTS/DOCX/published/niveau3/English/JustinusNassau.docx
+++ b/EXPORTS/DOCX/published/niveau3/English/JustinusNassau.docx
@@ -378,45 +378,8 @@
           <w:i w:val="0"/>
           <w:color w:val="0000FF"/>
           <w:sz w:val="24"/>
-          <w:u w:val="single"/>
-        </w:rPr>
-        <w:hyperlink r:id="rId10" w:history="1">
-          <w:r>
-            <w:rPr>
-              <w:rStyle w:val="Hyperlink"/>
-            </w:rPr>
-            <w:t>Royal</w:t>
-          </w:r>
-        </w:hyperlink>
-      </w:r>
-      <w:r>
-        <w:rPr>
-          <w:rFonts w:ascii="Charis SIL Regular" w:hAnsi="Charis SIL Regular" w:eastAsia="Charis SIL Regular"/>
-          <w:b w:val="0"/>
-          <w:i w:val="0"/>
-          <w:color w:val="0000FF"/>
-          <w:sz w:val="24"/>
-          <w:u w:val="single"/>
-        </w:rPr>
-        <w:t xml:space="preserve"> </w:t>
-      </w:r>
-      <w:r>
-        <w:rPr>
-          <w:rFonts w:ascii="Charis SIL Regular" w:hAnsi="Charis SIL Regular" w:eastAsia="Charis SIL Regular"/>
-          <w:b w:val="0"/>
-          <w:i w:val="0"/>
-          <w:color w:val="0000FF"/>
-          <w:sz w:val="24"/>
-          <w:u w:val="single"/>
-        </w:rPr>
-        <w:hyperlink r:id="rId10" w:history="1">
-          <w:r>
-            <w:rPr>
-              <w:rStyle w:val="Hyperlink"/>
-            </w:rPr>
-            <w:t>Milit</w:t>
-          </w:r>
-        </w:hyperlink>
+        </w:rPr>
+        <w:t>Royal Milit</w:t>
       </w:r>
       <w:r>
         <w:rPr>
@@ -1611,61 +1574,7 @@
           <w:color w:val="000000"/>
           <w:sz w:val="24"/>
         </w:rPr>
-        <w:t xml:space="preserve">now being </w:t>
-      </w:r>
-      <w:r>
-        <w:rPr>
-          <w:u w:val="single" w:color="0000ff"/>
-          <w:rFonts w:ascii="Charis SIL Regular" w:hAnsi="Charis SIL Regular" w:eastAsia="Charis SIL Regular"/>
-          <w:b w:val="0"/>
-          <w:i w:val="0"/>
-          <w:color w:val="000000"/>
-          <w:sz w:val="24"/>
-        </w:rPr>
-        <w:hyperlink r:id="rId11" w:history="1">
-          <w:r>
-            <w:rPr>
-              <w:rStyle w:val="Hyperlink"/>
-            </w:rPr>
-            <w:t xml:space="preserve">the southern </w:t>
-          </w:r>
-        </w:hyperlink>
-      </w:r>
-      <w:r>
-        <w:rPr>
-          <w:u w:val="single" w:color="0000ff"/>
-          <w:rFonts w:ascii="Charis SIL Regular" w:hAnsi="Charis SIL Regular" w:eastAsia="Charis SIL Regular"/>
-          <w:b w:val="0"/>
-          <w:i w:val="0"/>
-          <w:color w:val="000000"/>
-          <w:sz w:val="24"/>
-        </w:rPr>
-        <w:hyperlink r:id="rId11" w:history="1">
-          <w:r>
-            <w:rPr>
-              <w:rStyle w:val="Hyperlink"/>
-            </w:rPr>
-            <w:t>b</w:t>
-          </w:r>
-        </w:hyperlink>
-      </w:r>
-      <w:r>
-        <w:rPr>
-          <w:u w:val="single" w:color="0000ff"/>
-          <w:rFonts w:ascii="Charis SIL Regular" w:hAnsi="Charis SIL Regular" w:eastAsia="Charis SIL Regular"/>
-          <w:b w:val="0"/>
-          <w:i w:val="0"/>
-          <w:color w:val="000000"/>
-          <w:sz w:val="24"/>
-        </w:rPr>
-        <w:hyperlink r:id="rId11" w:history="1">
-          <w:r>
-            <w:rPr>
-              <w:rStyle w:val="Hyperlink"/>
-            </w:rPr>
-            <w:t>ranc</w:t>
-          </w:r>
-        </w:hyperlink>
+        <w:t>now being the southern branc</w:t>
       </w:r>
       <w:r>
         <w:rPr>
@@ -3437,7 +3346,7 @@
           <w:sz w:val="24"/>
           <w:u w:val="single"/>
         </w:rPr>
-        <w:hyperlink r:id="rId23" w:history="1">
+        <w:hyperlink r:id="rId21" w:history="1">
           <w:r>
             <w:rPr>
               <w:rStyle w:val="Hyperlink"/>

--- a/EXPORTS/DOCX/published/niveau3/English/JustinusNassau.docx
+++ b/EXPORTS/DOCX/published/niveau3/English/JustinusNassau.docx
@@ -378,6 +378,7 @@
           <w:i w:val="0"/>
           <w:color w:val="0000FF"/>
           <w:sz w:val="24"/>
+          <w:u w:val="single"/>
         </w:rPr>
         <w:t>Royal Milit</w:t>
       </w:r>
@@ -630,7 +631,7 @@
             <w:rPr>
               <w:rStyle w:val="Hyperlink"/>
             </w:rPr>
-            <w:t>Etnografis</w:t>
+            <w:t>Etnografisc</w:t>
           </w:r>
         </w:hyperlink>
       </w:r>
@@ -641,13 +642,36 @@
           <w:i w:val="0"/>
           <w:color w:val="0000FF"/>
           <w:sz w:val="24"/>
+          <w:u w:val="single"/>
+        </w:rPr>
+        <w:t>h</w:t>
+      </w:r>
+      <w:r>
+        <w:rPr>
+          <w:rFonts w:ascii="Charis SIL Regular" w:hAnsi="Charis SIL Regular" w:eastAsia="Charis SIL Regular"/>
+          <w:b w:val="0"/>
+          <w:i w:val="0"/>
+          <w:color w:val="0000FF"/>
+          <w:sz w:val="24"/>
+          <w:u w:val="single"/>
+        </w:rPr>
+        <w:t xml:space="preserve"> </w:t>
+      </w:r>
+      <w:r>
+        <w:rPr>
+          <w:rFonts w:ascii="Charis SIL Regular" w:hAnsi="Charis SIL Regular" w:eastAsia="Charis SIL Regular"/>
+          <w:b w:val="0"/>
+          <w:i w:val="0"/>
+          <w:color w:val="0000FF"/>
+          <w:sz w:val="24"/>
+          <w:u w:val="single"/>
         </w:rPr>
         <w:hyperlink r:id="rId11" w:history="1">
           <w:r>
             <w:rPr>
               <w:rStyle w:val="Hyperlink"/>
             </w:rPr>
-            <w:t>c</w:t>
+            <w:t>Museu</w:t>
           </w:r>
         </w:hyperlink>
       </w:r>
@@ -659,36 +683,7 @@
           <w:color w:val="0000FF"/>
           <w:sz w:val="24"/>
         </w:rPr>
-        <w:t>h</w:t>
-      </w:r>
-      <w:r>
-        <w:rPr>
-          <w:rFonts w:ascii="Charis SIL Regular" w:hAnsi="Charis SIL Regular" w:eastAsia="Charis SIL Regular"/>
-          <w:b w:val="0"/>
-          <w:i w:val="0"/>
-          <w:color w:val="0000FF"/>
-          <w:sz w:val="24"/>
-          <w:u w:val="single"/>
-        </w:rPr>
-        <w:t xml:space="preserve"> </w:t>
-      </w:r>
-      <w:r>
-        <w:rPr>
-          <w:rFonts w:ascii="Charis SIL Regular" w:hAnsi="Charis SIL Regular" w:eastAsia="Charis SIL Regular"/>
-          <w:b w:val="0"/>
-          <w:i w:val="0"/>
-          <w:color w:val="0000FF"/>
-          <w:sz w:val="24"/>
-          <w:u w:val="single"/>
-        </w:rPr>
-        <w:hyperlink r:id="rId11" w:history="1">
-          <w:r>
-            <w:rPr>
-              <w:rStyle w:val="Hyperlink"/>
-            </w:rPr>
-            <w:t>Museum</w:t>
-          </w:r>
-        </w:hyperlink>
+        <w:t>m</w:t>
       </w:r>
       <w:r>
         <w:rPr>
@@ -1399,13 +1394,22 @@
             <w:rPr>
               <w:rStyle w:val="Hyperlink"/>
             </w:rPr>
-            <w:t xml:space="preserve">acific to </w:t>
+            <w:t>acific to</w:t>
           </w:r>
         </w:hyperlink>
       </w:r>
       <w:r>
         <w:rPr>
-          <w:u w:val="single" w:color="0000ff"/>
+          <w:rFonts w:ascii="Charis SIL Regular" w:hAnsi="Charis SIL Regular" w:eastAsia="Charis SIL Regular"/>
+          <w:b w:val="0"/>
+          <w:i w:val="0"/>
+          <w:color w:val="000000"/>
+          <w:sz w:val="24"/>
+        </w:rPr>
+        <w:t xml:space="preserve"> </w:t>
+      </w:r>
+      <w:r>
+        <w:rPr>
           <w:rFonts w:ascii="Charis SIL Regular" w:hAnsi="Charis SIL Regular" w:eastAsia="Charis SIL Regular"/>
           <w:b w:val="0"/>
           <w:i w:val="0"/>
@@ -1452,13 +1456,24 @@
       </w:r>
       <w:r>
         <w:rPr>
+          <w:u w:val="single" w:color="0000ff"/>
           <w:rFonts w:ascii="Charis SIL Regular" w:hAnsi="Charis SIL Regular" w:eastAsia="Charis SIL Regular"/>
           <w:b w:val="0"/>
           <w:i w:val="0"/>
           <w:color w:val="000000"/>
           <w:sz w:val="24"/>
         </w:rPr>
-        <w:t xml:space="preserve">the Indonesian </w:t>
+        <w:t>t</w:t>
+      </w:r>
+      <w:r>
+        <w:rPr>
+          <w:rFonts w:ascii="Charis SIL Regular" w:hAnsi="Charis SIL Regular" w:eastAsia="Charis SIL Regular"/>
+          <w:b w:val="0"/>
+          <w:i w:val="0"/>
+          <w:color w:val="000000"/>
+          <w:sz w:val="24"/>
+        </w:rPr>
+        <w:t xml:space="preserve">he Indonesian </w:t>
       </w:r>
       <w:r>
         <w:rPr>
@@ -1574,7 +1589,61 @@
           <w:color w:val="000000"/>
           <w:sz w:val="24"/>
         </w:rPr>
-        <w:t>now being the southern branc</w:t>
+        <w:t xml:space="preserve">now being </w:t>
+      </w:r>
+      <w:r>
+        <w:rPr>
+          <w:u w:val="single" w:color="0000ff"/>
+          <w:rFonts w:ascii="Charis SIL Regular" w:hAnsi="Charis SIL Regular" w:eastAsia="Charis SIL Regular"/>
+          <w:b w:val="0"/>
+          <w:i w:val="0"/>
+          <w:color w:val="000000"/>
+          <w:sz w:val="24"/>
+        </w:rPr>
+        <w:hyperlink r:id="rId11" w:history="1">
+          <w:r>
+            <w:rPr>
+              <w:rStyle w:val="Hyperlink"/>
+            </w:rPr>
+            <w:t xml:space="preserve">the southern </w:t>
+          </w:r>
+        </w:hyperlink>
+      </w:r>
+      <w:r>
+        <w:rPr>
+          <w:u w:val="single" w:color="0000ff"/>
+          <w:rFonts w:ascii="Charis SIL Regular" w:hAnsi="Charis SIL Regular" w:eastAsia="Charis SIL Regular"/>
+          <w:b w:val="0"/>
+          <w:i w:val="0"/>
+          <w:color w:val="000000"/>
+          <w:sz w:val="24"/>
+        </w:rPr>
+        <w:hyperlink r:id="rId11" w:history="1">
+          <w:r>
+            <w:rPr>
+              <w:rStyle w:val="Hyperlink"/>
+            </w:rPr>
+            <w:t>b</w:t>
+          </w:r>
+        </w:hyperlink>
+      </w:r>
+      <w:r>
+        <w:rPr>
+          <w:u w:val="single" w:color="0000ff"/>
+          <w:rFonts w:ascii="Charis SIL Regular" w:hAnsi="Charis SIL Regular" w:eastAsia="Charis SIL Regular"/>
+          <w:b w:val="0"/>
+          <w:i w:val="0"/>
+          <w:color w:val="000000"/>
+          <w:sz w:val="24"/>
+        </w:rPr>
+        <w:hyperlink r:id="rId11" w:history="1">
+          <w:r>
+            <w:rPr>
+              <w:rStyle w:val="Hyperlink"/>
+            </w:rPr>
+            <w:t>ranc</w:t>
+          </w:r>
+        </w:hyperlink>
       </w:r>
       <w:r>
         <w:rPr>
@@ -3300,7 +3369,7 @@
           <w:sz w:val="24"/>
           <w:u w:val="single"/>
         </w:rPr>
-        <w:hyperlink r:id="rId21" w:history="1">
+        <w:hyperlink r:id="rId22" w:history="1">
           <w:r>
             <w:rPr>
               <w:rStyle w:val="Hyperlink"/>
@@ -3318,7 +3387,7 @@
           <w:sz w:val="24"/>
           <w:u w:val="single"/>
         </w:rPr>
-        <w:hyperlink r:id="rId21" w:history="1">
+        <w:hyperlink r:id="rId22" w:history="1">
           <w:r>
             <w:rPr>
               <w:rStyle w:val="Hyperlink"/>
@@ -3346,7 +3415,7 @@
           <w:sz w:val="24"/>
           <w:u w:val="single"/>
         </w:rPr>
-        <w:hyperlink r:id="rId21" w:history="1">
+        <w:hyperlink r:id="rId23" w:history="1">
           <w:r>
             <w:rPr>
               <w:rStyle w:val="Hyperlink"/>

--- a/EXPORTS/DOCX/published/niveau3/English/JustinusNassau.docx
+++ b/EXPORTS/DOCX/published/niveau3/English/JustinusNassau.docx
@@ -380,7 +380,43 @@
           <w:sz w:val="24"/>
           <w:u w:val="single"/>
         </w:rPr>
-        <w:t>Royal Milit</w:t>
+        <w:hyperlink r:id="rId10" w:history="1">
+          <w:r>
+            <w:rPr>
+              <w:rStyle w:val="Hyperlink"/>
+            </w:rPr>
+            <w:t>Royal</w:t>
+          </w:r>
+        </w:hyperlink>
+      </w:r>
+      <w:r>
+        <w:rPr>
+          <w:rFonts w:ascii="Charis SIL Regular" w:hAnsi="Charis SIL Regular" w:eastAsia="Charis SIL Regular"/>
+          <w:b w:val="0"/>
+          <w:i w:val="0"/>
+          <w:color w:val="0000FF"/>
+          <w:sz w:val="24"/>
+          <w:u w:val="single"/>
+        </w:rPr>
+        <w:t xml:space="preserve"> </w:t>
+      </w:r>
+      <w:r>
+        <w:rPr>
+          <w:rFonts w:ascii="Charis SIL Regular" w:hAnsi="Charis SIL Regular" w:eastAsia="Charis SIL Regular"/>
+          <w:b w:val="0"/>
+          <w:i w:val="0"/>
+          <w:color w:val="0000FF"/>
+          <w:sz w:val="24"/>
+          <w:u w:val="single"/>
+        </w:rPr>
+        <w:hyperlink r:id="rId9" w:history="1">
+          <w:r>
+            <w:rPr>
+              <w:rStyle w:val="Hyperlink"/>
+            </w:rPr>
+            <w:t>Milit</w:t>
+          </w:r>
+        </w:hyperlink>
       </w:r>
       <w:r>
         <w:rPr>
@@ -438,7 +474,7 @@
           <w:sz w:val="24"/>
           <w:u w:val="single"/>
         </w:rPr>
-        <w:hyperlink r:id="rId9" w:history="1">
+        <w:hyperlink r:id="rId10" w:history="1">
           <w:r>
             <w:rPr>
               <w:rStyle w:val="Hyperlink"/>
@@ -456,7 +492,7 @@
           <w:sz w:val="24"/>
           <w:u w:val="single"/>
         </w:rPr>
-        <w:hyperlink r:id="rId9" w:history="1">
+        <w:hyperlink r:id="rId10" w:history="1">
           <w:r>
             <w:rPr>
               <w:rStyle w:val="Hyperlink"/>
@@ -1410,6 +1446,7 @@
       </w:r>
       <w:r>
         <w:rPr>
+          <w:u w:val="single" w:color="0000ff"/>
           <w:rFonts w:ascii="Charis SIL Regular" w:hAnsi="Charis SIL Regular" w:eastAsia="Charis SIL Regular"/>
           <w:b w:val="0"/>
           <w:i w:val="0"/>
@@ -3369,7 +3406,7 @@
           <w:sz w:val="24"/>
           <w:u w:val="single"/>
         </w:rPr>
-        <w:hyperlink r:id="rId22" w:history="1">
+        <w:hyperlink r:id="rId21" w:history="1">
           <w:r>
             <w:rPr>
               <w:rStyle w:val="Hyperlink"/>
@@ -3387,7 +3424,7 @@
           <w:sz w:val="24"/>
           <w:u w:val="single"/>
         </w:rPr>
-        <w:hyperlink r:id="rId22" w:history="1">
+        <w:hyperlink r:id="rId21" w:history="1">
           <w:r>
             <w:rPr>
               <w:rStyle w:val="Hyperlink"/>
@@ -3398,13 +3435,21 @@
       </w:r>
       <w:r>
         <w:rPr>
+          <w:u w:val="single" w:color="0000ff"/>
           <w:rFonts w:ascii="Charis SIL Regular" w:hAnsi="Charis SIL Regular" w:eastAsia="Charis SIL Regular"/>
           <w:b w:val="0"/>
           <w:i w:val="0"/>
           <w:color w:val="000000"/>
           <w:sz w:val="24"/>
         </w:rPr>
-        <w:t xml:space="preserve">, </w:t>
+        <w:hyperlink r:id="rId21" w:history="1">
+          <w:r>
+            <w:rPr>
+              <w:rStyle w:val="Hyperlink"/>
+            </w:rPr>
+            <w:t xml:space="preserve">, </w:t>
+          </w:r>
+        </w:hyperlink>
       </w:r>
       <w:r>
         <w:rPr>
@@ -3415,7 +3460,7 @@
           <w:sz w:val="24"/>
           <w:u w:val="single"/>
         </w:rPr>
-        <w:hyperlink r:id="rId23" w:history="1">
+        <w:hyperlink r:id="rId21" w:history="1">
           <w:r>
             <w:rPr>
               <w:rStyle w:val="Hyperlink"/>
@@ -3444,7 +3489,7 @@
           <w:sz w:val="24"/>
           <w:u w:val="single"/>
         </w:rPr>
-        <w:hyperlink r:id="rId23" w:history="1">
+        <w:hyperlink r:id="rId21" w:history="1">
           <w:r>
             <w:rPr>
               <w:rStyle w:val="Hyperlink"/>
@@ -3462,7 +3507,7 @@
           <w:sz w:val="24"/>
           <w:u w:val="single"/>
         </w:rPr>
-        <w:hyperlink r:id="rId23" w:history="1">
+        <w:hyperlink r:id="rId21" w:history="1">
           <w:r>
             <w:rPr>
               <w:rStyle w:val="Hyperlink"/>
@@ -3570,7 +3615,7 @@
           <w:sz w:val="24"/>
           <w:u w:val="single"/>
         </w:rPr>
-        <w:hyperlink r:id="rId24" w:history="1">
+        <w:hyperlink r:id="rId23" w:history="1">
           <w:r>
             <w:rPr>
               <w:rStyle w:val="Hyperlink"/>
@@ -3588,7 +3633,7 @@
           <w:sz w:val="24"/>
           <w:u w:val="single"/>
         </w:rPr>
-        <w:hyperlink r:id="rId24" w:history="1">
+        <w:hyperlink r:id="rId23" w:history="1">
           <w:r>
             <w:rPr>
               <w:rStyle w:val="Hyperlink"/>
@@ -3606,7 +3651,7 @@
           <w:sz w:val="24"/>
           <w:u w:val="single"/>
         </w:rPr>
-        <w:hyperlink r:id="rId24" w:history="1">
+        <w:hyperlink r:id="rId23" w:history="1">
           <w:r>
             <w:rPr>
               <w:rStyle w:val="Hyperlink"/>
@@ -3624,7 +3669,7 @@
           <w:sz w:val="24"/>
           <w:u w:val="single"/>
         </w:rPr>
-        <w:hyperlink r:id="rId24" w:history="1">
+        <w:hyperlink r:id="rId23" w:history="1">
           <w:r>
             <w:rPr>
               <w:rStyle w:val="Hyperlink"/>
@@ -3652,7 +3697,7 @@
           <w:sz w:val="24"/>
           <w:u w:val="single"/>
         </w:rPr>
-        <w:hyperlink r:id="rId25" w:history="1">
+        <w:hyperlink r:id="rId24" w:history="1">
           <w:r>
             <w:rPr>
               <w:rStyle w:val="Hyperlink"/>
@@ -3670,7 +3715,7 @@
           <w:sz w:val="24"/>
           <w:u w:val="single"/>
         </w:rPr>
-        <w:hyperlink r:id="rId24" w:history="1">
+        <w:hyperlink r:id="rId23" w:history="1">
           <w:r>
             <w:rPr>
               <w:rStyle w:val="Hyperlink"/>
@@ -3688,7 +3733,7 @@
           <w:sz w:val="24"/>
           <w:u w:val="single"/>
         </w:rPr>
-        <w:hyperlink r:id="rId24" w:history="1">
+        <w:hyperlink r:id="rId23" w:history="1">
           <w:r>
             <w:rPr>
               <w:rStyle w:val="Hyperlink"/>
@@ -3826,7 +3871,7 @@
           <w:sz w:val="24"/>
           <w:u w:val="single"/>
         </w:rPr>
-        <w:hyperlink r:id="rId26" w:history="1">
+        <w:hyperlink r:id="rId25" w:history="1">
           <w:r>
             <w:rPr>
               <w:rStyle w:val="Hyperlink"/>
@@ -3844,7 +3889,7 @@
           <w:sz w:val="24"/>
           <w:u w:val="single"/>
         </w:rPr>
-        <w:hyperlink r:id="rId26" w:history="1">
+        <w:hyperlink r:id="rId25" w:history="1">
           <w:r>
             <w:rPr>
               <w:rStyle w:val="Hyperlink"/>
@@ -3862,7 +3907,7 @@
           <w:sz w:val="24"/>
           <w:u w:val="single"/>
         </w:rPr>
-        <w:hyperlink r:id="rId26" w:history="1">
+        <w:hyperlink r:id="rId25" w:history="1">
           <w:r>
             <w:rPr>
               <w:rStyle w:val="Hyperlink"/>
@@ -3880,7 +3925,7 @@
           <w:sz w:val="24"/>
           <w:u w:val="single"/>
         </w:rPr>
-        <w:hyperlink r:id="rId26" w:history="1">
+        <w:hyperlink r:id="rId25" w:history="1">
           <w:r>
             <w:rPr>
               <w:rStyle w:val="Hyperlink"/>
@@ -3898,7 +3943,7 @@
           <w:sz w:val="24"/>
           <w:u w:val="single"/>
         </w:rPr>
-        <w:hyperlink r:id="rId26" w:history="1">
+        <w:hyperlink r:id="rId25" w:history="1">
           <w:r>
             <w:rPr>
               <w:rStyle w:val="Hyperlink"/>
@@ -3916,7 +3961,7 @@
           <w:sz w:val="24"/>
           <w:u w:val="single"/>
         </w:rPr>
-        <w:hyperlink r:id="rId26" w:history="1">
+        <w:hyperlink r:id="rId25" w:history="1">
           <w:r>
             <w:rPr>
               <w:rStyle w:val="Hyperlink"/>
@@ -3934,7 +3979,7 @@
           <w:sz w:val="24"/>
           <w:u w:val="single"/>
         </w:rPr>
-        <w:hyperlink r:id="rId26" w:history="1">
+        <w:hyperlink r:id="rId25" w:history="1">
           <w:r>
             <w:rPr>
               <w:rStyle w:val="Hyperlink"/>
@@ -3952,7 +3997,7 @@
           <w:sz w:val="24"/>
           <w:u w:val="single"/>
         </w:rPr>
-        <w:hyperlink r:id="rId26" w:history="1">
+        <w:hyperlink r:id="rId25" w:history="1">
           <w:r>
             <w:rPr>
               <w:rStyle w:val="Hyperlink"/>
@@ -3970,7 +4015,7 @@
           <w:sz w:val="24"/>
           <w:u w:val="single"/>
         </w:rPr>
-        <w:hyperlink r:id="rId26" w:history="1">
+        <w:hyperlink r:id="rId25" w:history="1">
           <w:r>
             <w:rPr>
               <w:rStyle w:val="Hyperlink"/>
@@ -3988,7 +4033,7 @@
           <w:sz w:val="24"/>
           <w:u w:val="single"/>
         </w:rPr>
-        <w:hyperlink r:id="rId26" w:history="1">
+        <w:hyperlink r:id="rId25" w:history="1">
           <w:r>
             <w:rPr>
               <w:rStyle w:val="Hyperlink"/>
@@ -4006,7 +4051,7 @@
           <w:sz w:val="24"/>
           <w:u w:val="single"/>
         </w:rPr>
-        <w:hyperlink r:id="rId26" w:history="1">
+        <w:hyperlink r:id="rId25" w:history="1">
           <w:r>
             <w:rPr>
               <w:rStyle w:val="Hyperlink"/>
@@ -4024,7 +4069,7 @@
           <w:sz w:val="24"/>
           <w:u w:val="single"/>
         </w:rPr>
-        <w:hyperlink r:id="rId26" w:history="1">
+        <w:hyperlink r:id="rId25" w:history="1">
           <w:r>
             <w:rPr>
               <w:rStyle w:val="Hyperlink"/>
@@ -4042,7 +4087,7 @@
           <w:sz w:val="24"/>
           <w:u w:val="single"/>
         </w:rPr>
-        <w:hyperlink r:id="rId26" w:history="1">
+        <w:hyperlink r:id="rId25" w:history="1">
           <w:r>
             <w:rPr>
               <w:rStyle w:val="Hyperlink"/>
@@ -4060,7 +4105,7 @@
           <w:sz w:val="24"/>
           <w:u w:val="single"/>
         </w:rPr>
-        <w:hyperlink r:id="rId26" w:history="1">
+        <w:hyperlink r:id="rId25" w:history="1">
           <w:r>
             <w:rPr>
               <w:rStyle w:val="Hyperlink"/>
@@ -4078,7 +4123,7 @@
           <w:sz w:val="24"/>
           <w:u w:val="single"/>
         </w:rPr>
-        <w:hyperlink r:id="rId26" w:history="1">
+        <w:hyperlink r:id="rId25" w:history="1">
           <w:r>
             <w:rPr>
               <w:rStyle w:val="Hyperlink"/>
@@ -4094,7 +4139,6 @@
           <w:i w:val="0"/>
           <w:color w:val="0000FF"/>
           <w:sz w:val="24"/>
-          <w:u w:val="single"/>
         </w:rPr>
         <w:t>w</w:t>
       </w:r>
@@ -4107,7 +4151,7 @@
           <w:sz w:val="24"/>
           <w:u w:val="single"/>
         </w:rPr>
-        <w:hyperlink r:id="rId26" w:history="1">
+        <w:hyperlink r:id="rId25" w:history="1">
           <w:r>
             <w:rPr>
               <w:rStyle w:val="Hyperlink"/>
@@ -4125,7 +4169,7 @@
           <w:sz w:val="24"/>
           <w:u w:val="single"/>
         </w:rPr>
-        <w:hyperlink r:id="rId26" w:history="1">
+        <w:hyperlink r:id="rId25" w:history="1">
           <w:r>
             <w:rPr>
               <w:rStyle w:val="Hyperlink"/>
@@ -4285,7 +4329,7 @@
           <w:sz w:val="24"/>
           <w:u w:val="single"/>
         </w:rPr>
-        <w:hyperlink r:id="rId27" w:history="1">
+        <w:hyperlink r:id="rId26" w:history="1">
           <w:r>
             <w:rPr>
               <w:rStyle w:val="Hyperlink"/>
@@ -4303,7 +4347,7 @@
           <w:sz w:val="24"/>
           <w:u w:val="single"/>
         </w:rPr>
-        <w:hyperlink r:id="rId27" w:history="1">
+        <w:hyperlink r:id="rId26" w:history="1">
           <w:r>
             <w:rPr>
               <w:rStyle w:val="Hyperlink"/>
@@ -4321,7 +4365,7 @@
           <w:sz w:val="24"/>
           <w:u w:val="single"/>
         </w:rPr>
-        <w:hyperlink r:id="rId27" w:history="1">
+        <w:hyperlink r:id="rId26" w:history="1">
           <w:r>
             <w:rPr>
               <w:rStyle w:val="Hyperlink"/>
@@ -4339,7 +4383,7 @@
           <w:sz w:val="24"/>
           <w:u w:val="single"/>
         </w:rPr>
-        <w:hyperlink r:id="rId27" w:history="1">
+        <w:hyperlink r:id="rId26" w:history="1">
           <w:r>
             <w:rPr>
               <w:rStyle w:val="Hyperlink"/>
@@ -4357,7 +4401,7 @@
           <w:sz w:val="24"/>
           <w:u w:val="single"/>
         </w:rPr>
-        <w:hyperlink r:id="rId27" w:history="1">
+        <w:hyperlink r:id="rId26" w:history="1">
           <w:r>
             <w:rPr>
               <w:rStyle w:val="Hyperlink"/>
@@ -4375,7 +4419,7 @@
           <w:sz w:val="24"/>
           <w:u w:val="single"/>
         </w:rPr>
-        <w:hyperlink r:id="rId27" w:history="1">
+        <w:hyperlink r:id="rId26" w:history="1">
           <w:r>
             <w:rPr>
               <w:rStyle w:val="Hyperlink"/>
@@ -4393,7 +4437,7 @@
           <w:sz w:val="24"/>
           <w:u w:val="single"/>
         </w:rPr>
-        <w:hyperlink r:id="rId27" w:history="1">
+        <w:hyperlink r:id="rId26" w:history="1">
           <w:r>
             <w:rPr>
               <w:rStyle w:val="Hyperlink"/>
@@ -4411,7 +4455,7 @@
           <w:sz w:val="24"/>
           <w:u w:val="single"/>
         </w:rPr>
-        <w:hyperlink r:id="rId27" w:history="1">
+        <w:hyperlink r:id="rId26" w:history="1">
           <w:r>
             <w:rPr>
               <w:rStyle w:val="Hyperlink"/>
@@ -4429,7 +4473,7 @@
           <w:sz w:val="24"/>
           <w:u w:val="single"/>
         </w:rPr>
-        <w:hyperlink r:id="rId27" w:history="1">
+        <w:hyperlink r:id="rId26" w:history="1">
           <w:r>
             <w:rPr>
               <w:rStyle w:val="Hyperlink"/>
@@ -4447,7 +4491,7 @@
           <w:sz w:val="24"/>
           <w:u w:val="single"/>
         </w:rPr>
-        <w:hyperlink r:id="rId27" w:history="1">
+        <w:hyperlink r:id="rId26" w:history="1">
           <w:r>
             <w:rPr>
               <w:rStyle w:val="Hyperlink"/>
@@ -4465,7 +4509,7 @@
           <w:sz w:val="24"/>
           <w:u w:val="single"/>
         </w:rPr>
-        <w:hyperlink r:id="rId27" w:history="1">
+        <w:hyperlink r:id="rId26" w:history="1">
           <w:r>
             <w:rPr>
               <w:rStyle w:val="Hyperlink"/>
@@ -4483,7 +4527,7 @@
           <w:sz w:val="24"/>
           <w:u w:val="single"/>
         </w:rPr>
-        <w:hyperlink r:id="rId27" w:history="1">
+        <w:hyperlink r:id="rId26" w:history="1">
           <w:r>
             <w:rPr>
               <w:rStyle w:val="Hyperlink"/>
@@ -4501,7 +4545,7 @@
           <w:sz w:val="24"/>
           <w:u w:val="single"/>
         </w:rPr>
-        <w:hyperlink r:id="rId27" w:history="1">
+        <w:hyperlink r:id="rId26" w:history="1">
           <w:r>
             <w:rPr>
               <w:rStyle w:val="Hyperlink"/>
@@ -4519,7 +4563,7 @@
           <w:sz w:val="24"/>
           <w:u w:val="single"/>
         </w:rPr>
-        <w:hyperlink r:id="rId27" w:history="1">
+        <w:hyperlink r:id="rId26" w:history="1">
           <w:r>
             <w:rPr>
               <w:rStyle w:val="Hyperlink"/>
@@ -4537,7 +4581,7 @@
           <w:sz w:val="24"/>
           <w:u w:val="single"/>
         </w:rPr>
-        <w:hyperlink r:id="rId27" w:history="1">
+        <w:hyperlink r:id="rId26" w:history="1">
           <w:r>
             <w:rPr>
               <w:rStyle w:val="Hyperlink"/>
@@ -4698,7 +4742,7 @@
           <w:sz w:val="24"/>
           <w:u w:val="single"/>
         </w:rPr>
-        <w:hyperlink r:id="rId28" w:history="1">
+        <w:hyperlink r:id="rId27" w:history="1">
           <w:r>
             <w:rPr>
               <w:rStyle w:val="Hyperlink"/>
@@ -4716,7 +4760,7 @@
           <w:sz w:val="24"/>
           <w:u w:val="single"/>
         </w:rPr>
-        <w:hyperlink r:id="rId28" w:history="1">
+        <w:hyperlink r:id="rId27" w:history="1">
           <w:r>
             <w:rPr>
               <w:rStyle w:val="Hyperlink"/>
@@ -4734,7 +4778,7 @@
           <w:sz w:val="24"/>
           <w:u w:val="single"/>
         </w:rPr>
-        <w:hyperlink r:id="rId28" w:history="1">
+        <w:hyperlink r:id="rId27" w:history="1">
           <w:r>
             <w:rPr>
               <w:rStyle w:val="Hyperlink"/>
@@ -4752,7 +4796,7 @@
           <w:sz w:val="24"/>
           <w:u w:val="single"/>
         </w:rPr>
-        <w:hyperlink r:id="rId28" w:history="1">
+        <w:hyperlink r:id="rId27" w:history="1">
           <w:r>
             <w:rPr>
               <w:rStyle w:val="Hyperlink"/>
@@ -4770,7 +4814,7 @@
           <w:sz w:val="24"/>
           <w:u w:val="single"/>
         </w:rPr>
-        <w:hyperlink r:id="rId28" w:history="1">
+        <w:hyperlink r:id="rId27" w:history="1">
           <w:r>
             <w:rPr>
               <w:rStyle w:val="Hyperlink"/>
@@ -4791,7 +4835,7 @@
           <w:sz w:val="24"/>
           <w:u w:val="single"/>
         </w:rPr>
-        <w:hyperlink r:id="rId28" w:history="1">
+        <w:hyperlink r:id="rId27" w:history="1">
           <w:r>
             <w:rPr>
               <w:rStyle w:val="Hyperlink"/>
@@ -4809,7 +4853,7 @@
           <w:sz w:val="24"/>
           <w:u w:val="single"/>
         </w:rPr>
-        <w:hyperlink r:id="rId28" w:history="1">
+        <w:hyperlink r:id="rId27" w:history="1">
           <w:r>
             <w:rPr>
               <w:rStyle w:val="Hyperlink"/>
@@ -4827,7 +4871,7 @@
           <w:sz w:val="24"/>
           <w:u w:val="single"/>
         </w:rPr>
-        <w:hyperlink r:id="rId28" w:history="1">
+        <w:hyperlink r:id="rId27" w:history="1">
           <w:r>
             <w:rPr>
               <w:rStyle w:val="Hyperlink"/>
@@ -4845,7 +4889,7 @@
           <w:sz w:val="24"/>
           <w:u w:val="single"/>
         </w:rPr>
-        <w:hyperlink r:id="rId28" w:history="1">
+        <w:hyperlink r:id="rId27" w:history="1">
           <w:r>
             <w:rPr>
               <w:rStyle w:val="Hyperlink"/>
@@ -4863,7 +4907,7 @@
           <w:sz w:val="24"/>
           <w:u w:val="single"/>
         </w:rPr>
-        <w:hyperlink r:id="rId28" w:history="1">
+        <w:hyperlink r:id="rId27" w:history="1">
           <w:r>
             <w:rPr>
               <w:rStyle w:val="Hyperlink"/>
@@ -5014,7 +5058,7 @@
           <w:sz w:val="24"/>
           <w:u w:val="single"/>
         </w:rPr>
-        <w:hyperlink r:id="rId29" w:history="1">
+        <w:hyperlink r:id="rId28" w:history="1">
           <w:r>
             <w:rPr>
               <w:rStyle w:val="Hyperlink"/>
@@ -5032,7 +5076,7 @@
           <w:sz w:val="24"/>
           <w:u w:val="single"/>
         </w:rPr>
-        <w:hyperlink r:id="rId29" w:history="1">
+        <w:hyperlink r:id="rId28" w:history="1">
           <w:r>
             <w:rPr>
               <w:rStyle w:val="Hyperlink"/>
@@ -5050,7 +5094,7 @@
           <w:sz w:val="24"/>
           <w:u w:val="single"/>
         </w:rPr>
-        <w:hyperlink r:id="rId29" w:history="1">
+        <w:hyperlink r:id="rId28" w:history="1">
           <w:r>
             <w:rPr>
               <w:rStyle w:val="Hyperlink"/>
@@ -5068,7 +5112,7 @@
           <w:sz w:val="24"/>
           <w:u w:val="single"/>
         </w:rPr>
-        <w:hyperlink r:id="rId29" w:history="1">
+        <w:hyperlink r:id="rId28" w:history="1">
           <w:r>
             <w:rPr>
               <w:rStyle w:val="Hyperlink"/>
@@ -5086,7 +5130,7 @@
           <w:sz w:val="24"/>
           <w:u w:val="single"/>
         </w:rPr>
-        <w:hyperlink r:id="rId29" w:history="1">
+        <w:hyperlink r:id="rId28" w:history="1">
           <w:r>
             <w:rPr>
               <w:rStyle w:val="Hyperlink"/>
@@ -5104,7 +5148,7 @@
           <w:sz w:val="24"/>
           <w:u w:val="single"/>
         </w:rPr>
-        <w:hyperlink r:id="rId29" w:history="1">
+        <w:hyperlink r:id="rId28" w:history="1">
           <w:r>
             <w:rPr>
               <w:rStyle w:val="Hyperlink"/>
@@ -5122,7 +5166,7 @@
           <w:sz w:val="24"/>
           <w:u w:val="single"/>
         </w:rPr>
-        <w:hyperlink r:id="rId29" w:history="1">
+        <w:hyperlink r:id="rId28" w:history="1">
           <w:r>
             <w:rPr>
               <w:rStyle w:val="Hyperlink"/>
@@ -5140,7 +5184,7 @@
           <w:sz w:val="24"/>
           <w:u w:val="single"/>
         </w:rPr>
-        <w:hyperlink r:id="rId29" w:history="1">
+        <w:hyperlink r:id="rId28" w:history="1">
           <w:r>
             <w:rPr>
               <w:rStyle w:val="Hyperlink"/>
@@ -5158,7 +5202,7 @@
           <w:sz w:val="24"/>
           <w:u w:val="single"/>
         </w:rPr>
-        <w:hyperlink r:id="rId29" w:history="1">
+        <w:hyperlink r:id="rId28" w:history="1">
           <w:r>
             <w:rPr>
               <w:rStyle w:val="Hyperlink"/>

--- a/EXPORTS/DOCX/published/niveau3/English/JustinusNassau.docx
+++ b/EXPORTS/DOCX/published/niveau3/English/JustinusNassau.docx
@@ -380,7 +380,7 @@
           <w:sz w:val="24"/>
           <w:u w:val="single"/>
         </w:rPr>
-        <w:hyperlink r:id="rId10" w:history="1">
+        <w:hyperlink r:id="rId9" w:history="1">
           <w:r>
             <w:rPr>
               <w:rStyle w:val="Hyperlink"/>
@@ -409,7 +409,7 @@
           <w:sz w:val="24"/>
           <w:u w:val="single"/>
         </w:rPr>
-        <w:hyperlink r:id="rId9" w:history="1">
+        <w:hyperlink r:id="rId10" w:history="1">
           <w:r>
             <w:rPr>
               <w:rStyle w:val="Hyperlink"/>
@@ -427,7 +427,7 @@
           <w:sz w:val="24"/>
           <w:u w:val="single"/>
         </w:rPr>
-        <w:hyperlink r:id="rId9" w:history="1">
+        <w:hyperlink r:id="rId10" w:history="1">
           <w:r>
             <w:rPr>
               <w:rStyle w:val="Hyperlink"/>
@@ -456,7 +456,7 @@
           <w:sz w:val="24"/>
           <w:u w:val="single"/>
         </w:rPr>
-        <w:hyperlink r:id="rId9" w:history="1">
+        <w:hyperlink r:id="rId10" w:history="1">
           <w:r>
             <w:rPr>
               <w:rStyle w:val="Hyperlink"/>
@@ -667,7 +667,7 @@
             <w:rPr>
               <w:rStyle w:val="Hyperlink"/>
             </w:rPr>
-            <w:t>Etnografisc</w:t>
+            <w:t>Etnografis</w:t>
           </w:r>
         </w:hyperlink>
       </w:r>
@@ -678,36 +678,13 @@
           <w:i w:val="0"/>
           <w:color w:val="0000FF"/>
           <w:sz w:val="24"/>
-          <w:u w:val="single"/>
-        </w:rPr>
-        <w:t>h</w:t>
-      </w:r>
-      <w:r>
-        <w:rPr>
-          <w:rFonts w:ascii="Charis SIL Regular" w:hAnsi="Charis SIL Regular" w:eastAsia="Charis SIL Regular"/>
-          <w:b w:val="0"/>
-          <w:i w:val="0"/>
-          <w:color w:val="0000FF"/>
-          <w:sz w:val="24"/>
-          <w:u w:val="single"/>
-        </w:rPr>
-        <w:t xml:space="preserve"> </w:t>
-      </w:r>
-      <w:r>
-        <w:rPr>
-          <w:rFonts w:ascii="Charis SIL Regular" w:hAnsi="Charis SIL Regular" w:eastAsia="Charis SIL Regular"/>
-          <w:b w:val="0"/>
-          <w:i w:val="0"/>
-          <w:color w:val="0000FF"/>
-          <w:sz w:val="24"/>
-          <w:u w:val="single"/>
         </w:rPr>
         <w:hyperlink r:id="rId11" w:history="1">
           <w:r>
             <w:rPr>
               <w:rStyle w:val="Hyperlink"/>
             </w:rPr>
-            <w:t>Museu</w:t>
+            <w:t>c</w:t>
           </w:r>
         </w:hyperlink>
       </w:r>
@@ -719,7 +696,36 @@
           <w:color w:val="0000FF"/>
           <w:sz w:val="24"/>
         </w:rPr>
-        <w:t>m</w:t>
+        <w:t>h</w:t>
+      </w:r>
+      <w:r>
+        <w:rPr>
+          <w:rFonts w:ascii="Charis SIL Regular" w:hAnsi="Charis SIL Regular" w:eastAsia="Charis SIL Regular"/>
+          <w:b w:val="0"/>
+          <w:i w:val="0"/>
+          <w:color w:val="0000FF"/>
+          <w:sz w:val="24"/>
+          <w:u w:val="single"/>
+        </w:rPr>
+        <w:t xml:space="preserve"> </w:t>
+      </w:r>
+      <w:r>
+        <w:rPr>
+          <w:rFonts w:ascii="Charis SIL Regular" w:hAnsi="Charis SIL Regular" w:eastAsia="Charis SIL Regular"/>
+          <w:b w:val="0"/>
+          <w:i w:val="0"/>
+          <w:color w:val="0000FF"/>
+          <w:sz w:val="24"/>
+          <w:u w:val="single"/>
+        </w:rPr>
+        <w:hyperlink r:id="rId11" w:history="1">
+          <w:r>
+            <w:rPr>
+              <w:rStyle w:val="Hyperlink"/>
+            </w:rPr>
+            <w:t>Museum</w:t>
+          </w:r>
+        </w:hyperlink>
       </w:r>
       <w:r>
         <w:rPr>
@@ -1430,19 +1436,9 @@
             <w:rPr>
               <w:rStyle w:val="Hyperlink"/>
             </w:rPr>
-            <w:t>acific to</w:t>
+            <w:t xml:space="preserve">acific to </w:t>
           </w:r>
         </w:hyperlink>
-      </w:r>
-      <w:r>
-        <w:rPr>
-          <w:rFonts w:ascii="Charis SIL Regular" w:hAnsi="Charis SIL Regular" w:eastAsia="Charis SIL Regular"/>
-          <w:b w:val="0"/>
-          <w:i w:val="0"/>
-          <w:color w:val="000000"/>
-          <w:sz w:val="24"/>
-        </w:rPr>
-        <w:t xml:space="preserve"> </w:t>
       </w:r>
       <w:r>
         <w:rPr>
@@ -1493,24 +1489,13 @@
       </w:r>
       <w:r>
         <w:rPr>
-          <w:u w:val="single" w:color="0000ff"/>
           <w:rFonts w:ascii="Charis SIL Regular" w:hAnsi="Charis SIL Regular" w:eastAsia="Charis SIL Regular"/>
           <w:b w:val="0"/>
           <w:i w:val="0"/>
           <w:color w:val="000000"/>
           <w:sz w:val="24"/>
         </w:rPr>
-        <w:t>t</w:t>
-      </w:r>
-      <w:r>
-        <w:rPr>
-          <w:rFonts w:ascii="Charis SIL Regular" w:hAnsi="Charis SIL Regular" w:eastAsia="Charis SIL Regular"/>
-          <w:b w:val="0"/>
-          <w:i w:val="0"/>
-          <w:color w:val="000000"/>
-          <w:sz w:val="24"/>
-        </w:rPr>
-        <w:t xml:space="preserve">he Indonesian </w:t>
+        <w:t xml:space="preserve">the Indonesian </w:t>
       </w:r>
       <w:r>
         <w:rPr>
@@ -2223,61 +2208,7 @@
           <w:color w:val="000000"/>
           <w:sz w:val="24"/>
         </w:rPr>
-        <w:t>mus</w:t>
-      </w:r>
-      <w:r>
-        <w:rPr>
-          <w:u w:val="single" w:color="0000ff"/>
-          <w:rFonts w:ascii="Charis SIL Regular" w:hAnsi="Charis SIL Regular" w:eastAsia="Charis SIL Regular"/>
-          <w:b w:val="0"/>
-          <w:i w:val="0"/>
-          <w:color w:val="000000"/>
-          <w:sz w:val="24"/>
-        </w:rPr>
-        <w:hyperlink r:id="rId17" w:history="1">
-          <w:r>
-            <w:rPr>
-              <w:rStyle w:val="Hyperlink"/>
-            </w:rPr>
-            <w:t xml:space="preserve">eum archive </w:t>
-          </w:r>
-        </w:hyperlink>
-      </w:r>
-      <w:r>
-        <w:rPr>
-          <w:u w:val="single" w:color="0000ff"/>
-          <w:rFonts w:ascii="Charis SIL Regular" w:hAnsi="Charis SIL Regular" w:eastAsia="Charis SIL Regular"/>
-          <w:b w:val="0"/>
-          <w:i w:val="0"/>
-          <w:color w:val="000000"/>
-          <w:sz w:val="24"/>
-        </w:rPr>
-        <w:hyperlink r:id="rId17" w:history="1">
-          <w:r>
-            <w:rPr>
-              <w:rStyle w:val="Hyperlink"/>
-            </w:rPr>
-            <w:t>h</w:t>
-          </w:r>
-        </w:hyperlink>
-      </w:r>
-      <w:r>
-        <w:rPr>
-          <w:u w:val="single" w:color="0000ff"/>
-          <w:rFonts w:ascii="Charis SIL Regular" w:hAnsi="Charis SIL Regular" w:eastAsia="Charis SIL Regular"/>
-          <w:b w:val="0"/>
-          <w:i w:val="0"/>
-          <w:color w:val="000000"/>
-          <w:sz w:val="24"/>
-        </w:rPr>
-        <w:hyperlink r:id="rId17" w:history="1">
-          <w:r>
-            <w:rPr>
-              <w:rStyle w:val="Hyperlink"/>
-            </w:rPr>
-            <w:t xml:space="preserve">ave </w:t>
-          </w:r>
-        </w:hyperlink>
+        <w:t xml:space="preserve">museum archive have </w:t>
       </w:r>
       <w:r>
         <w:rPr>
@@ -3715,7 +3646,7 @@
           <w:sz w:val="24"/>
           <w:u w:val="single"/>
         </w:rPr>
-        <w:hyperlink r:id="rId23" w:history="1">
+        <w:hyperlink r:id="rId24" w:history="1">
           <w:r>
             <w:rPr>
               <w:rStyle w:val="Hyperlink"/>
@@ -4139,6 +4070,7 @@
           <w:i w:val="0"/>
           <w:color w:val="0000FF"/>
           <w:sz w:val="24"/>
+          <w:u w:val="single"/>
         </w:rPr>
         <w:t>w</w:t>
       </w:r>

--- a/EXPORTS/DOCX/published/niveau3/English/JustinusNassau.docx
+++ b/EXPORTS/DOCX/published/niveau3/English/JustinusNassau.docx
@@ -380,7 +380,7 @@
           <w:sz w:val="24"/>
           <w:u w:val="single"/>
         </w:rPr>
-        <w:hyperlink r:id="rId9" w:history="1">
+        <w:hyperlink r:id="rId10" w:history="1">
           <w:r>
             <w:rPr>
               <w:rStyle w:val="Hyperlink"/>
@@ -474,7 +474,7 @@
           <w:sz w:val="24"/>
           <w:u w:val="single"/>
         </w:rPr>
-        <w:hyperlink r:id="rId10" w:history="1">
+        <w:hyperlink r:id="rId9" w:history="1">
           <w:r>
             <w:rPr>
               <w:rStyle w:val="Hyperlink"/>
@@ -492,7 +492,7 @@
           <w:sz w:val="24"/>
           <w:u w:val="single"/>
         </w:rPr>
-        <w:hyperlink r:id="rId10" w:history="1">
+        <w:hyperlink r:id="rId9" w:history="1">
           <w:r>
             <w:rPr>
               <w:rStyle w:val="Hyperlink"/>
@@ -2208,7 +2208,61 @@
           <w:color w:val="000000"/>
           <w:sz w:val="24"/>
         </w:rPr>
-        <w:t xml:space="preserve">museum archive have </w:t>
+        <w:t>mus</w:t>
+      </w:r>
+      <w:r>
+        <w:rPr>
+          <w:u w:val="single" w:color="0000ff"/>
+          <w:rFonts w:ascii="Charis SIL Regular" w:hAnsi="Charis SIL Regular" w:eastAsia="Charis SIL Regular"/>
+          <w:b w:val="0"/>
+          <w:i w:val="0"/>
+          <w:color w:val="000000"/>
+          <w:sz w:val="24"/>
+        </w:rPr>
+        <w:hyperlink r:id="rId17" w:history="1">
+          <w:r>
+            <w:rPr>
+              <w:rStyle w:val="Hyperlink"/>
+            </w:rPr>
+            <w:t xml:space="preserve">eum archive </w:t>
+          </w:r>
+        </w:hyperlink>
+      </w:r>
+      <w:r>
+        <w:rPr>
+          <w:u w:val="single" w:color="0000ff"/>
+          <w:rFonts w:ascii="Charis SIL Regular" w:hAnsi="Charis SIL Regular" w:eastAsia="Charis SIL Regular"/>
+          <w:b w:val="0"/>
+          <w:i w:val="0"/>
+          <w:color w:val="000000"/>
+          <w:sz w:val="24"/>
+        </w:rPr>
+        <w:hyperlink r:id="rId17" w:history="1">
+          <w:r>
+            <w:rPr>
+              <w:rStyle w:val="Hyperlink"/>
+            </w:rPr>
+            <w:t>h</w:t>
+          </w:r>
+        </w:hyperlink>
+      </w:r>
+      <w:r>
+        <w:rPr>
+          <w:u w:val="single" w:color="0000ff"/>
+          <w:rFonts w:ascii="Charis SIL Regular" w:hAnsi="Charis SIL Regular" w:eastAsia="Charis SIL Regular"/>
+          <w:b w:val="0"/>
+          <w:i w:val="0"/>
+          <w:color w:val="000000"/>
+          <w:sz w:val="24"/>
+        </w:rPr>
+        <w:hyperlink r:id="rId17" w:history="1">
+          <w:r>
+            <w:rPr>
+              <w:rStyle w:val="Hyperlink"/>
+            </w:rPr>
+            <w:t xml:space="preserve">ave </w:t>
+          </w:r>
+        </w:hyperlink>
       </w:r>
       <w:r>
         <w:rPr>
@@ -4072,7 +4126,14 @@
           <w:sz w:val="24"/>
           <w:u w:val="single"/>
         </w:rPr>
-        <w:t>w</w:t>
+        <w:hyperlink r:id="rId25" w:history="1">
+          <w:r>
+            <w:rPr>
+              <w:rStyle w:val="Hyperlink"/>
+            </w:rPr>
+            <w:t>w</w:t>
+          </w:r>
+        </w:hyperlink>
       </w:r>
       <w:r>
         <w:rPr>

--- a/EXPORTS/DOCX/published/niveau3/English/JustinusNassau.docx
+++ b/EXPORTS/DOCX/published/niveau3/English/JustinusNassau.docx
@@ -427,7 +427,7 @@
           <w:sz w:val="24"/>
           <w:u w:val="single"/>
         </w:rPr>
-        <w:hyperlink r:id="rId10" w:history="1">
+        <w:hyperlink r:id="rId9" w:history="1">
           <w:r>
             <w:rPr>
               <w:rStyle w:val="Hyperlink"/>
@@ -456,7 +456,7 @@
           <w:sz w:val="24"/>
           <w:u w:val="single"/>
         </w:rPr>
-        <w:hyperlink r:id="rId10" w:history="1">
+        <w:hyperlink r:id="rId9" w:history="1">
           <w:r>
             <w:rPr>
               <w:rStyle w:val="Hyperlink"/>
@@ -695,6 +695,7 @@
           <w:i w:val="0"/>
           <w:color w:val="0000FF"/>
           <w:sz w:val="24"/>
+          <w:u w:val="single"/>
         </w:rPr>
         <w:t>h</w:t>
       </w:r>
@@ -746,14 +747,7 @@
           <w:color w:val="000000"/>
           <w:sz w:val="24"/>
         </w:rPr>
-        <w:hyperlink r:id="rId11" w:history="1">
-          <w:r>
-            <w:rPr>
-              <w:rStyle w:val="Hyperlink"/>
-            </w:rPr>
-            <w:t>dupli</w:t>
-          </w:r>
-        </w:hyperlink>
+        <w:t>dupli</w:t>
       </w:r>
       <w:r>
         <w:rPr>
@@ -1436,13 +1430,22 @@
             <w:rPr>
               <w:rStyle w:val="Hyperlink"/>
             </w:rPr>
-            <w:t xml:space="preserve">acific to </w:t>
+            <w:t>acific to</w:t>
           </w:r>
         </w:hyperlink>
       </w:r>
       <w:r>
         <w:rPr>
-          <w:u w:val="single" w:color="0000ff"/>
+          <w:rFonts w:ascii="Charis SIL Regular" w:hAnsi="Charis SIL Regular" w:eastAsia="Charis SIL Regular"/>
+          <w:b w:val="0"/>
+          <w:i w:val="0"/>
+          <w:color w:val="000000"/>
+          <w:sz w:val="24"/>
+        </w:rPr>
+        <w:t xml:space="preserve"> </w:t>
+      </w:r>
+      <w:r>
+        <w:rPr>
           <w:rFonts w:ascii="Charis SIL Regular" w:hAnsi="Charis SIL Regular" w:eastAsia="Charis SIL Regular"/>
           <w:b w:val="0"/>
           <w:i w:val="0"/>
@@ -1489,13 +1492,24 @@
       </w:r>
       <w:r>
         <w:rPr>
+          <w:u w:val="single" w:color="0000ff"/>
           <w:rFonts w:ascii="Charis SIL Regular" w:hAnsi="Charis SIL Regular" w:eastAsia="Charis SIL Regular"/>
           <w:b w:val="0"/>
           <w:i w:val="0"/>
           <w:color w:val="000000"/>
           <w:sz w:val="24"/>
         </w:rPr>
-        <w:t xml:space="preserve">the Indonesian </w:t>
+        <w:t>t</w:t>
+      </w:r>
+      <w:r>
+        <w:rPr>
+          <w:rFonts w:ascii="Charis SIL Regular" w:hAnsi="Charis SIL Regular" w:eastAsia="Charis SIL Regular"/>
+          <w:b w:val="0"/>
+          <w:i w:val="0"/>
+          <w:color w:val="000000"/>
+          <w:sz w:val="24"/>
+        </w:rPr>
+        <w:t xml:space="preserve">he Indonesian </w:t>
       </w:r>
       <w:r>
         <w:rPr>
@@ -1658,14 +1672,7 @@
           <w:color w:val="000000"/>
           <w:sz w:val="24"/>
         </w:rPr>
-        <w:hyperlink r:id="rId11" w:history="1">
-          <w:r>
-            <w:rPr>
-              <w:rStyle w:val="Hyperlink"/>
-            </w:rPr>
-            <w:t>ranc</w:t>
-          </w:r>
-        </w:hyperlink>
+        <w:t>ranc</w:t>
       </w:r>
       <w:r>
         <w:rPr>
@@ -3391,7 +3398,7 @@
           <w:sz w:val="24"/>
           <w:u w:val="single"/>
         </w:rPr>
-        <w:hyperlink r:id="rId21" w:history="1">
+        <w:hyperlink r:id="rId22" w:history="1">
           <w:r>
             <w:rPr>
               <w:rStyle w:val="Hyperlink"/>
@@ -3409,7 +3416,7 @@
           <w:sz w:val="24"/>
           <w:u w:val="single"/>
         </w:rPr>
-        <w:hyperlink r:id="rId21" w:history="1">
+        <w:hyperlink r:id="rId22" w:history="1">
           <w:r>
             <w:rPr>
               <w:rStyle w:val="Hyperlink"/>
@@ -3420,21 +3427,13 @@
       </w:r>
       <w:r>
         <w:rPr>
-          <w:u w:val="single" w:color="0000ff"/>
           <w:rFonts w:ascii="Charis SIL Regular" w:hAnsi="Charis SIL Regular" w:eastAsia="Charis SIL Regular"/>
           <w:b w:val="0"/>
           <w:i w:val="0"/>
           <w:color w:val="000000"/>
           <w:sz w:val="24"/>
         </w:rPr>
-        <w:hyperlink r:id="rId21" w:history="1">
-          <w:r>
-            <w:rPr>
-              <w:rStyle w:val="Hyperlink"/>
-            </w:rPr>
-            <w:t xml:space="preserve">, </w:t>
-          </w:r>
-        </w:hyperlink>
+        <w:t xml:space="preserve">, </w:t>
       </w:r>
       <w:r>
         <w:rPr>
@@ -3445,7 +3444,7 @@
           <w:sz w:val="24"/>
           <w:u w:val="single"/>
         </w:rPr>
-        <w:hyperlink r:id="rId21" w:history="1">
+        <w:hyperlink r:id="rId23" w:history="1">
           <w:r>
             <w:rPr>
               <w:rStyle w:val="Hyperlink"/>
@@ -3474,7 +3473,7 @@
           <w:sz w:val="24"/>
           <w:u w:val="single"/>
         </w:rPr>
-        <w:hyperlink r:id="rId21" w:history="1">
+        <w:hyperlink r:id="rId23" w:history="1">
           <w:r>
             <w:rPr>
               <w:rStyle w:val="Hyperlink"/>
@@ -3492,7 +3491,7 @@
           <w:sz w:val="24"/>
           <w:u w:val="single"/>
         </w:rPr>
-        <w:hyperlink r:id="rId21" w:history="1">
+        <w:hyperlink r:id="rId23" w:history="1">
           <w:r>
             <w:rPr>
               <w:rStyle w:val="Hyperlink"/>
@@ -3600,7 +3599,7 @@
           <w:sz w:val="24"/>
           <w:u w:val="single"/>
         </w:rPr>
-        <w:hyperlink r:id="rId23" w:history="1">
+        <w:hyperlink r:id="rId24" w:history="1">
           <w:r>
             <w:rPr>
               <w:rStyle w:val="Hyperlink"/>
@@ -3618,7 +3617,7 @@
           <w:sz w:val="24"/>
           <w:u w:val="single"/>
         </w:rPr>
-        <w:hyperlink r:id="rId23" w:history="1">
+        <w:hyperlink r:id="rId24" w:history="1">
           <w:r>
             <w:rPr>
               <w:rStyle w:val="Hyperlink"/>
@@ -3636,7 +3635,7 @@
           <w:sz w:val="24"/>
           <w:u w:val="single"/>
         </w:rPr>
-        <w:hyperlink r:id="rId23" w:history="1">
+        <w:hyperlink r:id="rId24" w:history="1">
           <w:r>
             <w:rPr>
               <w:rStyle w:val="Hyperlink"/>
@@ -3654,7 +3653,7 @@
           <w:sz w:val="24"/>
           <w:u w:val="single"/>
         </w:rPr>
-        <w:hyperlink r:id="rId23" w:history="1">
+        <w:hyperlink r:id="rId24" w:history="1">
           <w:r>
             <w:rPr>
               <w:rStyle w:val="Hyperlink"/>
@@ -3682,7 +3681,7 @@
           <w:sz w:val="24"/>
           <w:u w:val="single"/>
         </w:rPr>
-        <w:hyperlink r:id="rId24" w:history="1">
+        <w:hyperlink r:id="rId25" w:history="1">
           <w:r>
             <w:rPr>
               <w:rStyle w:val="Hyperlink"/>
@@ -3700,7 +3699,7 @@
           <w:sz w:val="24"/>
           <w:u w:val="single"/>
         </w:rPr>
-        <w:hyperlink r:id="rId24" w:history="1">
+        <w:hyperlink r:id="rId25" w:history="1">
           <w:r>
             <w:rPr>
               <w:rStyle w:val="Hyperlink"/>
@@ -3718,7 +3717,7 @@
           <w:sz w:val="24"/>
           <w:u w:val="single"/>
         </w:rPr>
-        <w:hyperlink r:id="rId23" w:history="1">
+        <w:hyperlink r:id="rId25" w:history="1">
           <w:r>
             <w:rPr>
               <w:rStyle w:val="Hyperlink"/>
@@ -3856,7 +3855,7 @@
           <w:sz w:val="24"/>
           <w:u w:val="single"/>
         </w:rPr>
-        <w:hyperlink r:id="rId25" w:history="1">
+        <w:hyperlink r:id="rId26" w:history="1">
           <w:r>
             <w:rPr>
               <w:rStyle w:val="Hyperlink"/>
@@ -3874,7 +3873,7 @@
           <w:sz w:val="24"/>
           <w:u w:val="single"/>
         </w:rPr>
-        <w:hyperlink r:id="rId25" w:history="1">
+        <w:hyperlink r:id="rId26" w:history="1">
           <w:r>
             <w:rPr>
               <w:rStyle w:val="Hyperlink"/>
@@ -3892,7 +3891,7 @@
           <w:sz w:val="24"/>
           <w:u w:val="single"/>
         </w:rPr>
-        <w:hyperlink r:id="rId25" w:history="1">
+        <w:hyperlink r:id="rId26" w:history="1">
           <w:r>
             <w:rPr>
               <w:rStyle w:val="Hyperlink"/>
@@ -3910,7 +3909,7 @@
           <w:sz w:val="24"/>
           <w:u w:val="single"/>
         </w:rPr>
-        <w:hyperlink r:id="rId25" w:history="1">
+        <w:hyperlink r:id="rId26" w:history="1">
           <w:r>
             <w:rPr>
               <w:rStyle w:val="Hyperlink"/>
@@ -3928,7 +3927,7 @@
           <w:sz w:val="24"/>
           <w:u w:val="single"/>
         </w:rPr>
-        <w:hyperlink r:id="rId25" w:history="1">
+        <w:hyperlink r:id="rId26" w:history="1">
           <w:r>
             <w:rPr>
               <w:rStyle w:val="Hyperlink"/>
@@ -3946,7 +3945,7 @@
           <w:sz w:val="24"/>
           <w:u w:val="single"/>
         </w:rPr>
-        <w:hyperlink r:id="rId25" w:history="1">
+        <w:hyperlink r:id="rId26" w:history="1">
           <w:r>
             <w:rPr>
               <w:rStyle w:val="Hyperlink"/>
@@ -3964,7 +3963,7 @@
           <w:sz w:val="24"/>
           <w:u w:val="single"/>
         </w:rPr>
-        <w:hyperlink r:id="rId25" w:history="1">
+        <w:hyperlink r:id="rId26" w:history="1">
           <w:r>
             <w:rPr>
               <w:rStyle w:val="Hyperlink"/>
@@ -3982,7 +3981,7 @@
           <w:sz w:val="24"/>
           <w:u w:val="single"/>
         </w:rPr>
-        <w:hyperlink r:id="rId25" w:history="1">
+        <w:hyperlink r:id="rId26" w:history="1">
           <w:r>
             <w:rPr>
               <w:rStyle w:val="Hyperlink"/>
@@ -4000,7 +3999,7 @@
           <w:sz w:val="24"/>
           <w:u w:val="single"/>
         </w:rPr>
-        <w:hyperlink r:id="rId25" w:history="1">
+        <w:hyperlink r:id="rId26" w:history="1">
           <w:r>
             <w:rPr>
               <w:rStyle w:val="Hyperlink"/>
@@ -4018,7 +4017,7 @@
           <w:sz w:val="24"/>
           <w:u w:val="single"/>
         </w:rPr>
-        <w:hyperlink r:id="rId25" w:history="1">
+        <w:hyperlink r:id="rId26" w:history="1">
           <w:r>
             <w:rPr>
               <w:rStyle w:val="Hyperlink"/>
@@ -4036,7 +4035,7 @@
           <w:sz w:val="24"/>
           <w:u w:val="single"/>
         </w:rPr>
-        <w:hyperlink r:id="rId25" w:history="1">
+        <w:hyperlink r:id="rId26" w:history="1">
           <w:r>
             <w:rPr>
               <w:rStyle w:val="Hyperlink"/>
@@ -4054,7 +4053,7 @@
           <w:sz w:val="24"/>
           <w:u w:val="single"/>
         </w:rPr>
-        <w:hyperlink r:id="rId25" w:history="1">
+        <w:hyperlink r:id="rId26" w:history="1">
           <w:r>
             <w:rPr>
               <w:rStyle w:val="Hyperlink"/>
@@ -4072,7 +4071,7 @@
           <w:sz w:val="24"/>
           <w:u w:val="single"/>
         </w:rPr>
-        <w:hyperlink r:id="rId25" w:history="1">
+        <w:hyperlink r:id="rId26" w:history="1">
           <w:r>
             <w:rPr>
               <w:rStyle w:val="Hyperlink"/>
@@ -4090,7 +4089,7 @@
           <w:sz w:val="24"/>
           <w:u w:val="single"/>
         </w:rPr>
-        <w:hyperlink r:id="rId25" w:history="1">
+        <w:hyperlink r:id="rId26" w:history="1">
           <w:r>
             <w:rPr>
               <w:rStyle w:val="Hyperlink"/>
@@ -4108,7 +4107,7 @@
           <w:sz w:val="24"/>
           <w:u w:val="single"/>
         </w:rPr>
-        <w:hyperlink r:id="rId25" w:history="1">
+        <w:hyperlink r:id="rId26" w:history="1">
           <w:r>
             <w:rPr>
               <w:rStyle w:val="Hyperlink"/>
@@ -4126,14 +4125,7 @@
           <w:sz w:val="24"/>
           <w:u w:val="single"/>
         </w:rPr>
-        <w:hyperlink r:id="rId25" w:history="1">
-          <w:r>
-            <w:rPr>
-              <w:rStyle w:val="Hyperlink"/>
-            </w:rPr>
-            <w:t>w</w:t>
-          </w:r>
-        </w:hyperlink>
+        <w:t>w</w:t>
       </w:r>
       <w:r>
         <w:rPr>
@@ -4144,7 +4136,7 @@
           <w:sz w:val="24"/>
           <w:u w:val="single"/>
         </w:rPr>
-        <w:hyperlink r:id="rId25" w:history="1">
+        <w:hyperlink r:id="rId26" w:history="1">
           <w:r>
             <w:rPr>
               <w:rStyle w:val="Hyperlink"/>
@@ -4162,7 +4154,7 @@
           <w:sz w:val="24"/>
           <w:u w:val="single"/>
         </w:rPr>
-        <w:hyperlink r:id="rId25" w:history="1">
+        <w:hyperlink r:id="rId26" w:history="1">
           <w:r>
             <w:rPr>
               <w:rStyle w:val="Hyperlink"/>
@@ -4322,7 +4314,7 @@
           <w:sz w:val="24"/>
           <w:u w:val="single"/>
         </w:rPr>
-        <w:hyperlink r:id="rId26" w:history="1">
+        <w:hyperlink r:id="rId27" w:history="1">
           <w:r>
             <w:rPr>
               <w:rStyle w:val="Hyperlink"/>
@@ -4340,7 +4332,7 @@
           <w:sz w:val="24"/>
           <w:u w:val="single"/>
         </w:rPr>
-        <w:hyperlink r:id="rId26" w:history="1">
+        <w:hyperlink r:id="rId27" w:history="1">
           <w:r>
             <w:rPr>
               <w:rStyle w:val="Hyperlink"/>
@@ -4358,7 +4350,7 @@
           <w:sz w:val="24"/>
           <w:u w:val="single"/>
         </w:rPr>
-        <w:hyperlink r:id="rId26" w:history="1">
+        <w:hyperlink r:id="rId27" w:history="1">
           <w:r>
             <w:rPr>
               <w:rStyle w:val="Hyperlink"/>
@@ -4376,7 +4368,7 @@
           <w:sz w:val="24"/>
           <w:u w:val="single"/>
         </w:rPr>
-        <w:hyperlink r:id="rId26" w:history="1">
+        <w:hyperlink r:id="rId27" w:history="1">
           <w:r>
             <w:rPr>
               <w:rStyle w:val="Hyperlink"/>
@@ -4394,7 +4386,7 @@
           <w:sz w:val="24"/>
           <w:u w:val="single"/>
         </w:rPr>
-        <w:hyperlink r:id="rId26" w:history="1">
+        <w:hyperlink r:id="rId27" w:history="1">
           <w:r>
             <w:rPr>
               <w:rStyle w:val="Hyperlink"/>
@@ -4412,7 +4404,7 @@
           <w:sz w:val="24"/>
           <w:u w:val="single"/>
         </w:rPr>
-        <w:hyperlink r:id="rId26" w:history="1">
+        <w:hyperlink r:id="rId27" w:history="1">
           <w:r>
             <w:rPr>
               <w:rStyle w:val="Hyperlink"/>
@@ -4430,7 +4422,7 @@
           <w:sz w:val="24"/>
           <w:u w:val="single"/>
         </w:rPr>
-        <w:hyperlink r:id="rId26" w:history="1">
+        <w:hyperlink r:id="rId27" w:history="1">
           <w:r>
             <w:rPr>
               <w:rStyle w:val="Hyperlink"/>
@@ -4448,7 +4440,7 @@
           <w:sz w:val="24"/>
           <w:u w:val="single"/>
         </w:rPr>
-        <w:hyperlink r:id="rId26" w:history="1">
+        <w:hyperlink r:id="rId27" w:history="1">
           <w:r>
             <w:rPr>
               <w:rStyle w:val="Hyperlink"/>
@@ -4466,7 +4458,7 @@
           <w:sz w:val="24"/>
           <w:u w:val="single"/>
         </w:rPr>
-        <w:hyperlink r:id="rId26" w:history="1">
+        <w:hyperlink r:id="rId27" w:history="1">
           <w:r>
             <w:rPr>
               <w:rStyle w:val="Hyperlink"/>
@@ -4484,7 +4476,7 @@
           <w:sz w:val="24"/>
           <w:u w:val="single"/>
         </w:rPr>
-        <w:hyperlink r:id="rId26" w:history="1">
+        <w:hyperlink r:id="rId27" w:history="1">
           <w:r>
             <w:rPr>
               <w:rStyle w:val="Hyperlink"/>
@@ -4502,7 +4494,7 @@
           <w:sz w:val="24"/>
           <w:u w:val="single"/>
         </w:rPr>
-        <w:hyperlink r:id="rId26" w:history="1">
+        <w:hyperlink r:id="rId27" w:history="1">
           <w:r>
             <w:rPr>
               <w:rStyle w:val="Hyperlink"/>
@@ -4520,7 +4512,7 @@
           <w:sz w:val="24"/>
           <w:u w:val="single"/>
         </w:rPr>
-        <w:hyperlink r:id="rId26" w:history="1">
+        <w:hyperlink r:id="rId27" w:history="1">
           <w:r>
             <w:rPr>
               <w:rStyle w:val="Hyperlink"/>
@@ -4538,7 +4530,7 @@
           <w:sz w:val="24"/>
           <w:u w:val="single"/>
         </w:rPr>
-        <w:hyperlink r:id="rId26" w:history="1">
+        <w:hyperlink r:id="rId27" w:history="1">
           <w:r>
             <w:rPr>
               <w:rStyle w:val="Hyperlink"/>
@@ -4556,7 +4548,7 @@
           <w:sz w:val="24"/>
           <w:u w:val="single"/>
         </w:rPr>
-        <w:hyperlink r:id="rId26" w:history="1">
+        <w:hyperlink r:id="rId27" w:history="1">
           <w:r>
             <w:rPr>
               <w:rStyle w:val="Hyperlink"/>
@@ -4574,7 +4566,7 @@
           <w:sz w:val="24"/>
           <w:u w:val="single"/>
         </w:rPr>
-        <w:hyperlink r:id="rId26" w:history="1">
+        <w:hyperlink r:id="rId27" w:history="1">
           <w:r>
             <w:rPr>
               <w:rStyle w:val="Hyperlink"/>
@@ -4735,7 +4727,7 @@
           <w:sz w:val="24"/>
           <w:u w:val="single"/>
         </w:rPr>
-        <w:hyperlink r:id="rId27" w:history="1">
+        <w:hyperlink r:id="rId28" w:history="1">
           <w:r>
             <w:rPr>
               <w:rStyle w:val="Hyperlink"/>
@@ -4753,7 +4745,7 @@
           <w:sz w:val="24"/>
           <w:u w:val="single"/>
         </w:rPr>
-        <w:hyperlink r:id="rId27" w:history="1">
+        <w:hyperlink r:id="rId28" w:history="1">
           <w:r>
             <w:rPr>
               <w:rStyle w:val="Hyperlink"/>
@@ -4771,7 +4763,7 @@
           <w:sz w:val="24"/>
           <w:u w:val="single"/>
         </w:rPr>
-        <w:hyperlink r:id="rId27" w:history="1">
+        <w:hyperlink r:id="rId28" w:history="1">
           <w:r>
             <w:rPr>
               <w:rStyle w:val="Hyperlink"/>
@@ -4789,7 +4781,7 @@
           <w:sz w:val="24"/>
           <w:u w:val="single"/>
         </w:rPr>
-        <w:hyperlink r:id="rId27" w:history="1">
+        <w:hyperlink r:id="rId28" w:history="1">
           <w:r>
             <w:rPr>
               <w:rStyle w:val="Hyperlink"/>
@@ -4807,7 +4799,7 @@
           <w:sz w:val="24"/>
           <w:u w:val="single"/>
         </w:rPr>
-        <w:hyperlink r:id="rId27" w:history="1">
+        <w:hyperlink r:id="rId28" w:history="1">
           <w:r>
             <w:rPr>
               <w:rStyle w:val="Hyperlink"/>
@@ -4828,7 +4820,7 @@
           <w:sz w:val="24"/>
           <w:u w:val="single"/>
         </w:rPr>
-        <w:hyperlink r:id="rId27" w:history="1">
+        <w:hyperlink r:id="rId28" w:history="1">
           <w:r>
             <w:rPr>
               <w:rStyle w:val="Hyperlink"/>
@@ -4846,7 +4838,7 @@
           <w:sz w:val="24"/>
           <w:u w:val="single"/>
         </w:rPr>
-        <w:hyperlink r:id="rId27" w:history="1">
+        <w:hyperlink r:id="rId28" w:history="1">
           <w:r>
             <w:rPr>
               <w:rStyle w:val="Hyperlink"/>
@@ -4864,7 +4856,7 @@
           <w:sz w:val="24"/>
           <w:u w:val="single"/>
         </w:rPr>
-        <w:hyperlink r:id="rId27" w:history="1">
+        <w:hyperlink r:id="rId28" w:history="1">
           <w:r>
             <w:rPr>
               <w:rStyle w:val="Hyperlink"/>
@@ -4882,7 +4874,7 @@
           <w:sz w:val="24"/>
           <w:u w:val="single"/>
         </w:rPr>
-        <w:hyperlink r:id="rId27" w:history="1">
+        <w:hyperlink r:id="rId28" w:history="1">
           <w:r>
             <w:rPr>
               <w:rStyle w:val="Hyperlink"/>
@@ -4900,7 +4892,7 @@
           <w:sz w:val="24"/>
           <w:u w:val="single"/>
         </w:rPr>
-        <w:hyperlink r:id="rId27" w:history="1">
+        <w:hyperlink r:id="rId28" w:history="1">
           <w:r>
             <w:rPr>
               <w:rStyle w:val="Hyperlink"/>
@@ -5051,7 +5043,7 @@
           <w:sz w:val="24"/>
           <w:u w:val="single"/>
         </w:rPr>
-        <w:hyperlink r:id="rId28" w:history="1">
+        <w:hyperlink r:id="rId29" w:history="1">
           <w:r>
             <w:rPr>
               <w:rStyle w:val="Hyperlink"/>
@@ -5069,7 +5061,7 @@
           <w:sz w:val="24"/>
           <w:u w:val="single"/>
         </w:rPr>
-        <w:hyperlink r:id="rId28" w:history="1">
+        <w:hyperlink r:id="rId29" w:history="1">
           <w:r>
             <w:rPr>
               <w:rStyle w:val="Hyperlink"/>
@@ -5087,7 +5079,7 @@
           <w:sz w:val="24"/>
           <w:u w:val="single"/>
         </w:rPr>
-        <w:hyperlink r:id="rId28" w:history="1">
+        <w:hyperlink r:id="rId29" w:history="1">
           <w:r>
             <w:rPr>
               <w:rStyle w:val="Hyperlink"/>
@@ -5105,7 +5097,7 @@
           <w:sz w:val="24"/>
           <w:u w:val="single"/>
         </w:rPr>
-        <w:hyperlink r:id="rId28" w:history="1">
+        <w:hyperlink r:id="rId29" w:history="1">
           <w:r>
             <w:rPr>
               <w:rStyle w:val="Hyperlink"/>
@@ -5123,7 +5115,7 @@
           <w:sz w:val="24"/>
           <w:u w:val="single"/>
         </w:rPr>
-        <w:hyperlink r:id="rId28" w:history="1">
+        <w:hyperlink r:id="rId29" w:history="1">
           <w:r>
             <w:rPr>
               <w:rStyle w:val="Hyperlink"/>
@@ -5141,7 +5133,7 @@
           <w:sz w:val="24"/>
           <w:u w:val="single"/>
         </w:rPr>
-        <w:hyperlink r:id="rId28" w:history="1">
+        <w:hyperlink r:id="rId29" w:history="1">
           <w:r>
             <w:rPr>
               <w:rStyle w:val="Hyperlink"/>
@@ -5159,7 +5151,7 @@
           <w:sz w:val="24"/>
           <w:u w:val="single"/>
         </w:rPr>
-        <w:hyperlink r:id="rId28" w:history="1">
+        <w:hyperlink r:id="rId29" w:history="1">
           <w:r>
             <w:rPr>
               <w:rStyle w:val="Hyperlink"/>
@@ -5177,7 +5169,7 @@
           <w:sz w:val="24"/>
           <w:u w:val="single"/>
         </w:rPr>
-        <w:hyperlink r:id="rId28" w:history="1">
+        <w:hyperlink r:id="rId29" w:history="1">
           <w:r>
             <w:rPr>
               <w:rStyle w:val="Hyperlink"/>
@@ -5195,7 +5187,7 @@
           <w:sz w:val="24"/>
           <w:u w:val="single"/>
         </w:rPr>
-        <w:hyperlink r:id="rId28" w:history="1">
+        <w:hyperlink r:id="rId29" w:history="1">
           <w:r>
             <w:rPr>
               <w:rStyle w:val="Hyperlink"/>

--- a/EXPORTS/DOCX/published/niveau3/English/JustinusNassau.docx
+++ b/EXPORTS/DOCX/published/niveau3/English/JustinusNassau.docx
@@ -380,7 +380,7 @@
           <w:sz w:val="24"/>
           <w:u w:val="single"/>
         </w:rPr>
-        <w:hyperlink r:id="rId10" w:history="1">
+        <w:hyperlink r:id="rId9" w:history="1">
           <w:r>
             <w:rPr>
               <w:rStyle w:val="Hyperlink"/>
@@ -409,7 +409,7 @@
           <w:sz w:val="24"/>
           <w:u w:val="single"/>
         </w:rPr>
-        <w:hyperlink r:id="rId10" w:history="1">
+        <w:hyperlink r:id="rId9" w:history="1">
           <w:r>
             <w:rPr>
               <w:rStyle w:val="Hyperlink"/>
@@ -456,7 +456,7 @@
           <w:sz w:val="24"/>
           <w:u w:val="single"/>
         </w:rPr>
-        <w:hyperlink r:id="rId9" w:history="1">
+        <w:hyperlink r:id="rId10" w:history="1">
           <w:r>
             <w:rPr>
               <w:rStyle w:val="Hyperlink"/>
@@ -474,7 +474,7 @@
           <w:sz w:val="24"/>
           <w:u w:val="single"/>
         </w:rPr>
-        <w:hyperlink r:id="rId9" w:history="1">
+        <w:hyperlink r:id="rId10" w:history="1">
           <w:r>
             <w:rPr>
               <w:rStyle w:val="Hyperlink"/>
@@ -492,7 +492,7 @@
           <w:sz w:val="24"/>
           <w:u w:val="single"/>
         </w:rPr>
-        <w:hyperlink r:id="rId9" w:history="1">
+        <w:hyperlink r:id="rId10" w:history="1">
           <w:r>
             <w:rPr>
               <w:rStyle w:val="Hyperlink"/>
@@ -695,7 +695,6 @@
           <w:i w:val="0"/>
           <w:color w:val="0000FF"/>
           <w:sz w:val="24"/>
-          <w:u w:val="single"/>
         </w:rPr>
         <w:t>h</w:t>
       </w:r>
@@ -747,7 +746,14 @@
           <w:color w:val="000000"/>
           <w:sz w:val="24"/>
         </w:rPr>
-        <w:t>dupli</w:t>
+        <w:hyperlink r:id="rId11" w:history="1">
+          <w:r>
+            <w:rPr>
+              <w:rStyle w:val="Hyperlink"/>
+            </w:rPr>
+            <w:t>dupli</w:t>
+          </w:r>
+        </w:hyperlink>
       </w:r>
       <w:r>
         <w:rPr>
@@ -1430,22 +1436,13 @@
             <w:rPr>
               <w:rStyle w:val="Hyperlink"/>
             </w:rPr>
-            <w:t>acific to</w:t>
+            <w:t xml:space="preserve">acific to </w:t>
           </w:r>
         </w:hyperlink>
       </w:r>
       <w:r>
         <w:rPr>
-          <w:rFonts w:ascii="Charis SIL Regular" w:hAnsi="Charis SIL Regular" w:eastAsia="Charis SIL Regular"/>
-          <w:b w:val="0"/>
-          <w:i w:val="0"/>
-          <w:color w:val="000000"/>
-          <w:sz w:val="24"/>
-        </w:rPr>
-        <w:t xml:space="preserve"> </w:t>
-      </w:r>
-      <w:r>
-        <w:rPr>
+          <w:u w:val="single" w:color="0000ff"/>
           <w:rFonts w:ascii="Charis SIL Regular" w:hAnsi="Charis SIL Regular" w:eastAsia="Charis SIL Regular"/>
           <w:b w:val="0"/>
           <w:i w:val="0"/>
@@ -1492,24 +1489,13 @@
       </w:r>
       <w:r>
         <w:rPr>
-          <w:u w:val="single" w:color="0000ff"/>
           <w:rFonts w:ascii="Charis SIL Regular" w:hAnsi="Charis SIL Regular" w:eastAsia="Charis SIL Regular"/>
           <w:b w:val="0"/>
           <w:i w:val="0"/>
           <w:color w:val="000000"/>
           <w:sz w:val="24"/>
         </w:rPr>
-        <w:t>t</w:t>
-      </w:r>
-      <w:r>
-        <w:rPr>
-          <w:rFonts w:ascii="Charis SIL Regular" w:hAnsi="Charis SIL Regular" w:eastAsia="Charis SIL Regular"/>
-          <w:b w:val="0"/>
-          <w:i w:val="0"/>
-          <w:color w:val="000000"/>
-          <w:sz w:val="24"/>
-        </w:rPr>
-        <w:t xml:space="preserve">he Indonesian </w:t>
+        <w:t xml:space="preserve">the Indonesian </w:t>
       </w:r>
       <w:r>
         <w:rPr>
@@ -1672,7 +1658,14 @@
           <w:color w:val="000000"/>
           <w:sz w:val="24"/>
         </w:rPr>
-        <w:t>ranc</w:t>
+        <w:hyperlink r:id="rId11" w:history="1">
+          <w:r>
+            <w:rPr>
+              <w:rStyle w:val="Hyperlink"/>
+            </w:rPr>
+            <w:t>ranc</w:t>
+          </w:r>
+        </w:hyperlink>
       </w:r>
       <w:r>
         <w:rPr>
@@ -3416,7 +3409,7 @@
           <w:sz w:val="24"/>
           <w:u w:val="single"/>
         </w:rPr>
-        <w:hyperlink r:id="rId22" w:history="1">
+        <w:hyperlink r:id="rId21" w:history="1">
           <w:r>
             <w:rPr>
               <w:rStyle w:val="Hyperlink"/>
@@ -3427,13 +3420,21 @@
       </w:r>
       <w:r>
         <w:rPr>
+          <w:u w:val="single" w:color="0000ff"/>
           <w:rFonts w:ascii="Charis SIL Regular" w:hAnsi="Charis SIL Regular" w:eastAsia="Charis SIL Regular"/>
           <w:b w:val="0"/>
           <w:i w:val="0"/>
           <w:color w:val="000000"/>
           <w:sz w:val="24"/>
         </w:rPr>
-        <w:t xml:space="preserve">, </w:t>
+        <w:hyperlink r:id="rId21" w:history="1">
+          <w:r>
+            <w:rPr>
+              <w:rStyle w:val="Hyperlink"/>
+            </w:rPr>
+            <w:t xml:space="preserve">, </w:t>
+          </w:r>
+        </w:hyperlink>
       </w:r>
       <w:r>
         <w:rPr>
@@ -3444,7 +3445,7 @@
           <w:sz w:val="24"/>
           <w:u w:val="single"/>
         </w:rPr>
-        <w:hyperlink r:id="rId23" w:history="1">
+        <w:hyperlink r:id="rId21" w:history="1">
           <w:r>
             <w:rPr>
               <w:rStyle w:val="Hyperlink"/>
@@ -3473,7 +3474,7 @@
           <w:sz w:val="24"/>
           <w:u w:val="single"/>
         </w:rPr>
-        <w:hyperlink r:id="rId23" w:history="1">
+        <w:hyperlink r:id="rId21" w:history="1">
           <w:r>
             <w:rPr>
               <w:rStyle w:val="Hyperlink"/>
@@ -3491,7 +3492,7 @@
           <w:sz w:val="24"/>
           <w:u w:val="single"/>
         </w:rPr>
-        <w:hyperlink r:id="rId23" w:history="1">
+        <w:hyperlink r:id="rId21" w:history="1">
           <w:r>
             <w:rPr>
               <w:rStyle w:val="Hyperlink"/>
@@ -3599,7 +3600,7 @@
           <w:sz w:val="24"/>
           <w:u w:val="single"/>
         </w:rPr>
-        <w:hyperlink r:id="rId24" w:history="1">
+        <w:hyperlink r:id="rId23" w:history="1">
           <w:r>
             <w:rPr>
               <w:rStyle w:val="Hyperlink"/>
@@ -3617,7 +3618,7 @@
           <w:sz w:val="24"/>
           <w:u w:val="single"/>
         </w:rPr>
-        <w:hyperlink r:id="rId24" w:history="1">
+        <w:hyperlink r:id="rId23" w:history="1">
           <w:r>
             <w:rPr>
               <w:rStyle w:val="Hyperlink"/>
@@ -3635,7 +3636,7 @@
           <w:sz w:val="24"/>
           <w:u w:val="single"/>
         </w:rPr>
-        <w:hyperlink r:id="rId24" w:history="1">
+        <w:hyperlink r:id="rId23" w:history="1">
           <w:r>
             <w:rPr>
               <w:rStyle w:val="Hyperlink"/>
@@ -3653,7 +3654,7 @@
           <w:sz w:val="24"/>
           <w:u w:val="single"/>
         </w:rPr>
-        <w:hyperlink r:id="rId24" w:history="1">
+        <w:hyperlink r:id="rId23" w:history="1">
           <w:r>
             <w:rPr>
               <w:rStyle w:val="Hyperlink"/>
@@ -3681,7 +3682,7 @@
           <w:sz w:val="24"/>
           <w:u w:val="single"/>
         </w:rPr>
-        <w:hyperlink r:id="rId25" w:history="1">
+        <w:hyperlink r:id="rId24" w:history="1">
           <w:r>
             <w:rPr>
               <w:rStyle w:val="Hyperlink"/>
@@ -3699,7 +3700,7 @@
           <w:sz w:val="24"/>
           <w:u w:val="single"/>
         </w:rPr>
-        <w:hyperlink r:id="rId25" w:history="1">
+        <w:hyperlink r:id="rId24" w:history="1">
           <w:r>
             <w:rPr>
               <w:rStyle w:val="Hyperlink"/>
@@ -3717,7 +3718,7 @@
           <w:sz w:val="24"/>
           <w:u w:val="single"/>
         </w:rPr>
-        <w:hyperlink r:id="rId25" w:history="1">
+        <w:hyperlink r:id="rId23" w:history="1">
           <w:r>
             <w:rPr>
               <w:rStyle w:val="Hyperlink"/>
@@ -3855,7 +3856,7 @@
           <w:sz w:val="24"/>
           <w:u w:val="single"/>
         </w:rPr>
-        <w:hyperlink r:id="rId26" w:history="1">
+        <w:hyperlink r:id="rId25" w:history="1">
           <w:r>
             <w:rPr>
               <w:rStyle w:val="Hyperlink"/>
@@ -3873,7 +3874,7 @@
           <w:sz w:val="24"/>
           <w:u w:val="single"/>
         </w:rPr>
-        <w:hyperlink r:id="rId26" w:history="1">
+        <w:hyperlink r:id="rId25" w:history="1">
           <w:r>
             <w:rPr>
               <w:rStyle w:val="Hyperlink"/>
@@ -3891,7 +3892,7 @@
           <w:sz w:val="24"/>
           <w:u w:val="single"/>
         </w:rPr>
-        <w:hyperlink r:id="rId26" w:history="1">
+        <w:hyperlink r:id="rId25" w:history="1">
           <w:r>
             <w:rPr>
               <w:rStyle w:val="Hyperlink"/>
@@ -3909,7 +3910,7 @@
           <w:sz w:val="24"/>
           <w:u w:val="single"/>
         </w:rPr>
-        <w:hyperlink r:id="rId26" w:history="1">
+        <w:hyperlink r:id="rId25" w:history="1">
           <w:r>
             <w:rPr>
               <w:rStyle w:val="Hyperlink"/>
@@ -3927,7 +3928,7 @@
           <w:sz w:val="24"/>
           <w:u w:val="single"/>
         </w:rPr>
-        <w:hyperlink r:id="rId26" w:history="1">
+        <w:hyperlink r:id="rId25" w:history="1">
           <w:r>
             <w:rPr>
               <w:rStyle w:val="Hyperlink"/>
@@ -3945,7 +3946,7 @@
           <w:sz w:val="24"/>
           <w:u w:val="single"/>
         </w:rPr>
-        <w:hyperlink r:id="rId26" w:history="1">
+        <w:hyperlink r:id="rId25" w:history="1">
           <w:r>
             <w:rPr>
               <w:rStyle w:val="Hyperlink"/>
@@ -3963,7 +3964,7 @@
           <w:sz w:val="24"/>
           <w:u w:val="single"/>
         </w:rPr>
-        <w:hyperlink r:id="rId26" w:history="1">
+        <w:hyperlink r:id="rId25" w:history="1">
           <w:r>
             <w:rPr>
               <w:rStyle w:val="Hyperlink"/>
@@ -3981,7 +3982,7 @@
           <w:sz w:val="24"/>
           <w:u w:val="single"/>
         </w:rPr>
-        <w:hyperlink r:id="rId26" w:history="1">
+        <w:hyperlink r:id="rId25" w:history="1">
           <w:r>
             <w:rPr>
               <w:rStyle w:val="Hyperlink"/>
@@ -3999,7 +4000,7 @@
           <w:sz w:val="24"/>
           <w:u w:val="single"/>
         </w:rPr>
-        <w:hyperlink r:id="rId26" w:history="1">
+        <w:hyperlink r:id="rId25" w:history="1">
           <w:r>
             <w:rPr>
               <w:rStyle w:val="Hyperlink"/>
@@ -4017,7 +4018,7 @@
           <w:sz w:val="24"/>
           <w:u w:val="single"/>
         </w:rPr>
-        <w:hyperlink r:id="rId26" w:history="1">
+        <w:hyperlink r:id="rId25" w:history="1">
           <w:r>
             <w:rPr>
               <w:rStyle w:val="Hyperlink"/>
@@ -4035,7 +4036,7 @@
           <w:sz w:val="24"/>
           <w:u w:val="single"/>
         </w:rPr>
-        <w:hyperlink r:id="rId26" w:history="1">
+        <w:hyperlink r:id="rId25" w:history="1">
           <w:r>
             <w:rPr>
               <w:rStyle w:val="Hyperlink"/>
@@ -4053,7 +4054,7 @@
           <w:sz w:val="24"/>
           <w:u w:val="single"/>
         </w:rPr>
-        <w:hyperlink r:id="rId26" w:history="1">
+        <w:hyperlink r:id="rId25" w:history="1">
           <w:r>
             <w:rPr>
               <w:rStyle w:val="Hyperlink"/>
@@ -4071,7 +4072,7 @@
           <w:sz w:val="24"/>
           <w:u w:val="single"/>
         </w:rPr>
-        <w:hyperlink r:id="rId26" w:history="1">
+        <w:hyperlink r:id="rId25" w:history="1">
           <w:r>
             <w:rPr>
               <w:rStyle w:val="Hyperlink"/>
@@ -4089,7 +4090,7 @@
           <w:sz w:val="24"/>
           <w:u w:val="single"/>
         </w:rPr>
-        <w:hyperlink r:id="rId26" w:history="1">
+        <w:hyperlink r:id="rId25" w:history="1">
           <w:r>
             <w:rPr>
               <w:rStyle w:val="Hyperlink"/>
@@ -4107,7 +4108,7 @@
           <w:sz w:val="24"/>
           <w:u w:val="single"/>
         </w:rPr>
-        <w:hyperlink r:id="rId26" w:history="1">
+        <w:hyperlink r:id="rId25" w:history="1">
           <w:r>
             <w:rPr>
               <w:rStyle w:val="Hyperlink"/>
@@ -4125,7 +4126,14 @@
           <w:sz w:val="24"/>
           <w:u w:val="single"/>
         </w:rPr>
-        <w:t>w</w:t>
+        <w:hyperlink r:id="rId25" w:history="1">
+          <w:r>
+            <w:rPr>
+              <w:rStyle w:val="Hyperlink"/>
+            </w:rPr>
+            <w:t>w</w:t>
+          </w:r>
+        </w:hyperlink>
       </w:r>
       <w:r>
         <w:rPr>
@@ -4136,7 +4144,7 @@
           <w:sz w:val="24"/>
           <w:u w:val="single"/>
         </w:rPr>
-        <w:hyperlink r:id="rId26" w:history="1">
+        <w:hyperlink r:id="rId25" w:history="1">
           <w:r>
             <w:rPr>
               <w:rStyle w:val="Hyperlink"/>
@@ -4154,7 +4162,7 @@
           <w:sz w:val="24"/>
           <w:u w:val="single"/>
         </w:rPr>
-        <w:hyperlink r:id="rId26" w:history="1">
+        <w:hyperlink r:id="rId25" w:history="1">
           <w:r>
             <w:rPr>
               <w:rStyle w:val="Hyperlink"/>
@@ -4314,7 +4322,7 @@
           <w:sz w:val="24"/>
           <w:u w:val="single"/>
         </w:rPr>
-        <w:hyperlink r:id="rId27" w:history="1">
+        <w:hyperlink r:id="rId26" w:history="1">
           <w:r>
             <w:rPr>
               <w:rStyle w:val="Hyperlink"/>
@@ -4332,7 +4340,7 @@
           <w:sz w:val="24"/>
           <w:u w:val="single"/>
         </w:rPr>
-        <w:hyperlink r:id="rId27" w:history="1">
+        <w:hyperlink r:id="rId26" w:history="1">
           <w:r>
             <w:rPr>
               <w:rStyle w:val="Hyperlink"/>
@@ -4350,7 +4358,7 @@
           <w:sz w:val="24"/>
           <w:u w:val="single"/>
         </w:rPr>
-        <w:hyperlink r:id="rId27" w:history="1">
+        <w:hyperlink r:id="rId26" w:history="1">
           <w:r>
             <w:rPr>
               <w:rStyle w:val="Hyperlink"/>
@@ -4368,7 +4376,7 @@
           <w:sz w:val="24"/>
           <w:u w:val="single"/>
         </w:rPr>
-        <w:hyperlink r:id="rId27" w:history="1">
+        <w:hyperlink r:id="rId26" w:history="1">
           <w:r>
             <w:rPr>
               <w:rStyle w:val="Hyperlink"/>
@@ -4386,7 +4394,7 @@
           <w:sz w:val="24"/>
           <w:u w:val="single"/>
         </w:rPr>
-        <w:hyperlink r:id="rId27" w:history="1">
+        <w:hyperlink r:id="rId26" w:history="1">
           <w:r>
             <w:rPr>
               <w:rStyle w:val="Hyperlink"/>
@@ -4404,7 +4412,7 @@
           <w:sz w:val="24"/>
           <w:u w:val="single"/>
         </w:rPr>
-        <w:hyperlink r:id="rId27" w:history="1">
+        <w:hyperlink r:id="rId26" w:history="1">
           <w:r>
             <w:rPr>
               <w:rStyle w:val="Hyperlink"/>
@@ -4422,7 +4430,7 @@
           <w:sz w:val="24"/>
           <w:u w:val="single"/>
         </w:rPr>
-        <w:hyperlink r:id="rId27" w:history="1">
+        <w:hyperlink r:id="rId26" w:history="1">
           <w:r>
             <w:rPr>
               <w:rStyle w:val="Hyperlink"/>
@@ -4440,7 +4448,7 @@
           <w:sz w:val="24"/>
           <w:u w:val="single"/>
         </w:rPr>
-        <w:hyperlink r:id="rId27" w:history="1">
+        <w:hyperlink r:id="rId26" w:history="1">
           <w:r>
             <w:rPr>
               <w:rStyle w:val="Hyperlink"/>
@@ -4458,7 +4466,7 @@
           <w:sz w:val="24"/>
           <w:u w:val="single"/>
         </w:rPr>
-        <w:hyperlink r:id="rId27" w:history="1">
+        <w:hyperlink r:id="rId26" w:history="1">
           <w:r>
             <w:rPr>
               <w:rStyle w:val="Hyperlink"/>
@@ -4476,7 +4484,7 @@
           <w:sz w:val="24"/>
           <w:u w:val="single"/>
         </w:rPr>
-        <w:hyperlink r:id="rId27" w:history="1">
+        <w:hyperlink r:id="rId26" w:history="1">
           <w:r>
             <w:rPr>
               <w:rStyle w:val="Hyperlink"/>
@@ -4494,7 +4502,7 @@
           <w:sz w:val="24"/>
           <w:u w:val="single"/>
         </w:rPr>
-        <w:hyperlink r:id="rId27" w:history="1">
+        <w:hyperlink r:id="rId26" w:history="1">
           <w:r>
             <w:rPr>
               <w:rStyle w:val="Hyperlink"/>
@@ -4512,7 +4520,7 @@
           <w:sz w:val="24"/>
           <w:u w:val="single"/>
         </w:rPr>
-        <w:hyperlink r:id="rId27" w:history="1">
+        <w:hyperlink r:id="rId26" w:history="1">
           <w:r>
             <w:rPr>
               <w:rStyle w:val="Hyperlink"/>
@@ -4530,7 +4538,7 @@
           <w:sz w:val="24"/>
           <w:u w:val="single"/>
         </w:rPr>
-        <w:hyperlink r:id="rId27" w:history="1">
+        <w:hyperlink r:id="rId26" w:history="1">
           <w:r>
             <w:rPr>
               <w:rStyle w:val="Hyperlink"/>
@@ -4548,7 +4556,7 @@
           <w:sz w:val="24"/>
           <w:u w:val="single"/>
         </w:rPr>
-        <w:hyperlink r:id="rId27" w:history="1">
+        <w:hyperlink r:id="rId26" w:history="1">
           <w:r>
             <w:rPr>
               <w:rStyle w:val="Hyperlink"/>
@@ -4566,7 +4574,7 @@
           <w:sz w:val="24"/>
           <w:u w:val="single"/>
         </w:rPr>
-        <w:hyperlink r:id="rId27" w:history="1">
+        <w:hyperlink r:id="rId26" w:history="1">
           <w:r>
             <w:rPr>
               <w:rStyle w:val="Hyperlink"/>
@@ -4727,7 +4735,7 @@
           <w:sz w:val="24"/>
           <w:u w:val="single"/>
         </w:rPr>
-        <w:hyperlink r:id="rId28" w:history="1">
+        <w:hyperlink r:id="rId27" w:history="1">
           <w:r>
             <w:rPr>
               <w:rStyle w:val="Hyperlink"/>
@@ -4745,7 +4753,7 @@
           <w:sz w:val="24"/>
           <w:u w:val="single"/>
         </w:rPr>
-        <w:hyperlink r:id="rId28" w:history="1">
+        <w:hyperlink r:id="rId27" w:history="1">
           <w:r>
             <w:rPr>
               <w:rStyle w:val="Hyperlink"/>
@@ -4763,7 +4771,7 @@
           <w:sz w:val="24"/>
           <w:u w:val="single"/>
         </w:rPr>
-        <w:hyperlink r:id="rId28" w:history="1">
+        <w:hyperlink r:id="rId27" w:history="1">
           <w:r>
             <w:rPr>
               <w:rStyle w:val="Hyperlink"/>
@@ -4781,7 +4789,7 @@
           <w:sz w:val="24"/>
           <w:u w:val="single"/>
         </w:rPr>
-        <w:hyperlink r:id="rId28" w:history="1">
+        <w:hyperlink r:id="rId27" w:history="1">
           <w:r>
             <w:rPr>
               <w:rStyle w:val="Hyperlink"/>
@@ -4799,7 +4807,7 @@
           <w:sz w:val="24"/>
           <w:u w:val="single"/>
         </w:rPr>
-        <w:hyperlink r:id="rId28" w:history="1">
+        <w:hyperlink r:id="rId27" w:history="1">
           <w:r>
             <w:rPr>
               <w:rStyle w:val="Hyperlink"/>
@@ -4820,7 +4828,7 @@
           <w:sz w:val="24"/>
           <w:u w:val="single"/>
         </w:rPr>
-        <w:hyperlink r:id="rId28" w:history="1">
+        <w:hyperlink r:id="rId27" w:history="1">
           <w:r>
             <w:rPr>
               <w:rStyle w:val="Hyperlink"/>
@@ -4838,7 +4846,7 @@
           <w:sz w:val="24"/>
           <w:u w:val="single"/>
         </w:rPr>
-        <w:hyperlink r:id="rId28" w:history="1">
+        <w:hyperlink r:id="rId27" w:history="1">
           <w:r>
             <w:rPr>
               <w:rStyle w:val="Hyperlink"/>
@@ -4856,7 +4864,7 @@
           <w:sz w:val="24"/>
           <w:u w:val="single"/>
         </w:rPr>
-        <w:hyperlink r:id="rId28" w:history="1">
+        <w:hyperlink r:id="rId27" w:history="1">
           <w:r>
             <w:rPr>
               <w:rStyle w:val="Hyperlink"/>
@@ -4874,7 +4882,7 @@
           <w:sz w:val="24"/>
           <w:u w:val="single"/>
         </w:rPr>
-        <w:hyperlink r:id="rId28" w:history="1">
+        <w:hyperlink r:id="rId27" w:history="1">
           <w:r>
             <w:rPr>
               <w:rStyle w:val="Hyperlink"/>
@@ -4892,7 +4900,7 @@
           <w:sz w:val="24"/>
           <w:u w:val="single"/>
         </w:rPr>
-        <w:hyperlink r:id="rId28" w:history="1">
+        <w:hyperlink r:id="rId27" w:history="1">
           <w:r>
             <w:rPr>
               <w:rStyle w:val="Hyperlink"/>
@@ -5043,7 +5051,7 @@
           <w:sz w:val="24"/>
           <w:u w:val="single"/>
         </w:rPr>
-        <w:hyperlink r:id="rId29" w:history="1">
+        <w:hyperlink r:id="rId28" w:history="1">
           <w:r>
             <w:rPr>
               <w:rStyle w:val="Hyperlink"/>
@@ -5061,7 +5069,7 @@
           <w:sz w:val="24"/>
           <w:u w:val="single"/>
         </w:rPr>
-        <w:hyperlink r:id="rId29" w:history="1">
+        <w:hyperlink r:id="rId28" w:history="1">
           <w:r>
             <w:rPr>
               <w:rStyle w:val="Hyperlink"/>
@@ -5079,7 +5087,7 @@
           <w:sz w:val="24"/>
           <w:u w:val="single"/>
         </w:rPr>
-        <w:hyperlink r:id="rId29" w:history="1">
+        <w:hyperlink r:id="rId28" w:history="1">
           <w:r>
             <w:rPr>
               <w:rStyle w:val="Hyperlink"/>
@@ -5097,7 +5105,7 @@
           <w:sz w:val="24"/>
           <w:u w:val="single"/>
         </w:rPr>
-        <w:hyperlink r:id="rId29" w:history="1">
+        <w:hyperlink r:id="rId28" w:history="1">
           <w:r>
             <w:rPr>
               <w:rStyle w:val="Hyperlink"/>
@@ -5115,7 +5123,7 @@
           <w:sz w:val="24"/>
           <w:u w:val="single"/>
         </w:rPr>
-        <w:hyperlink r:id="rId29" w:history="1">
+        <w:hyperlink r:id="rId28" w:history="1">
           <w:r>
             <w:rPr>
               <w:rStyle w:val="Hyperlink"/>
@@ -5133,7 +5141,7 @@
           <w:sz w:val="24"/>
           <w:u w:val="single"/>
         </w:rPr>
-        <w:hyperlink r:id="rId29" w:history="1">
+        <w:hyperlink r:id="rId28" w:history="1">
           <w:r>
             <w:rPr>
               <w:rStyle w:val="Hyperlink"/>
@@ -5151,7 +5159,7 @@
           <w:sz w:val="24"/>
           <w:u w:val="single"/>
         </w:rPr>
-        <w:hyperlink r:id="rId29" w:history="1">
+        <w:hyperlink r:id="rId28" w:history="1">
           <w:r>
             <w:rPr>
               <w:rStyle w:val="Hyperlink"/>
@@ -5169,7 +5177,7 @@
           <w:sz w:val="24"/>
           <w:u w:val="single"/>
         </w:rPr>
-        <w:hyperlink r:id="rId29" w:history="1">
+        <w:hyperlink r:id="rId28" w:history="1">
           <w:r>
             <w:rPr>
               <w:rStyle w:val="Hyperlink"/>
@@ -5187,7 +5195,7 @@
           <w:sz w:val="24"/>
           <w:u w:val="single"/>
         </w:rPr>
-        <w:hyperlink r:id="rId29" w:history="1">
+        <w:hyperlink r:id="rId28" w:history="1">
           <w:r>
             <w:rPr>
               <w:rStyle w:val="Hyperlink"/>

--- a/EXPORTS/DOCX/published/niveau3/English/JustinusNassau.docx
+++ b/EXPORTS/DOCX/published/niveau3/English/JustinusNassau.docx
@@ -378,27 +378,8 @@
           <w:i w:val="0"/>
           <w:color w:val="0000FF"/>
           <w:sz w:val="24"/>
-          <w:u w:val="single"/>
-        </w:rPr>
-        <w:hyperlink r:id="rId9" w:history="1">
-          <w:r>
-            <w:rPr>
-              <w:rStyle w:val="Hyperlink"/>
-            </w:rPr>
-            <w:t>Royal</w:t>
-          </w:r>
-        </w:hyperlink>
-      </w:r>
-      <w:r>
-        <w:rPr>
-          <w:rFonts w:ascii="Charis SIL Regular" w:hAnsi="Charis SIL Regular" w:eastAsia="Charis SIL Regular"/>
-          <w:b w:val="0"/>
-          <w:i w:val="0"/>
-          <w:color w:val="0000FF"/>
-          <w:sz w:val="24"/>
-          <w:u w:val="single"/>
-        </w:rPr>
-        <w:t xml:space="preserve"> </w:t>
+        </w:rPr>
+        <w:t xml:space="preserve">Royal </w:t>
       </w:r>
       <w:r>
         <w:rPr>
@@ -456,7 +437,7 @@
           <w:sz w:val="24"/>
           <w:u w:val="single"/>
         </w:rPr>
-        <w:hyperlink r:id="rId10" w:history="1">
+        <w:hyperlink r:id="rId9" w:history="1">
           <w:r>
             <w:rPr>
               <w:rStyle w:val="Hyperlink"/>
@@ -474,7 +455,7 @@
           <w:sz w:val="24"/>
           <w:u w:val="single"/>
         </w:rPr>
-        <w:hyperlink r:id="rId10" w:history="1">
+        <w:hyperlink r:id="rId9" w:history="1">
           <w:r>
             <w:rPr>
               <w:rStyle w:val="Hyperlink"/>
@@ -492,7 +473,7 @@
           <w:sz w:val="24"/>
           <w:u w:val="single"/>
         </w:rPr>
-        <w:hyperlink r:id="rId10" w:history="1">
+        <w:hyperlink r:id="rId9" w:history="1">
           <w:r>
             <w:rPr>
               <w:rStyle w:val="Hyperlink"/>
@@ -678,15 +659,9 @@
           <w:i w:val="0"/>
           <w:color w:val="0000FF"/>
           <w:sz w:val="24"/>
-        </w:rPr>
-        <w:hyperlink r:id="rId11" w:history="1">
-          <w:r>
-            <w:rPr>
-              <w:rStyle w:val="Hyperlink"/>
-            </w:rPr>
-            <w:t>c</w:t>
-          </w:r>
-        </w:hyperlink>
+          <w:u w:val="single"/>
+        </w:rPr>
+        <w:t>c</w:t>
       </w:r>
       <w:r>
         <w:rPr>
@@ -1436,13 +1411,23 @@
             <w:rPr>
               <w:rStyle w:val="Hyperlink"/>
             </w:rPr>
-            <w:t xml:space="preserve">acific to </w:t>
+            <w:t>acific to</w:t>
           </w:r>
         </w:hyperlink>
       </w:r>
       <w:r>
         <w:rPr>
           <w:u w:val="single" w:color="0000ff"/>
+          <w:rFonts w:ascii="Charis SIL Regular" w:hAnsi="Charis SIL Regular" w:eastAsia="Charis SIL Regular"/>
+          <w:b w:val="0"/>
+          <w:i w:val="0"/>
+          <w:color w:val="000000"/>
+          <w:sz w:val="24"/>
+        </w:rPr>
+        <w:t xml:space="preserve"> </w:t>
+      </w:r>
+      <w:r>
+        <w:rPr>
           <w:rFonts w:ascii="Charis SIL Regular" w:hAnsi="Charis SIL Regular" w:eastAsia="Charis SIL Regular"/>
           <w:b w:val="0"/>
           <w:i w:val="0"/>
@@ -1489,13 +1474,24 @@
       </w:r>
       <w:r>
         <w:rPr>
+          <w:u w:val="single" w:color="0000ff"/>
           <w:rFonts w:ascii="Charis SIL Regular" w:hAnsi="Charis SIL Regular" w:eastAsia="Charis SIL Regular"/>
           <w:b w:val="0"/>
           <w:i w:val="0"/>
           <w:color w:val="000000"/>
           <w:sz w:val="24"/>
         </w:rPr>
-        <w:t xml:space="preserve">the Indonesian </w:t>
+        <w:t>t</w:t>
+      </w:r>
+      <w:r>
+        <w:rPr>
+          <w:rFonts w:ascii="Charis SIL Regular" w:hAnsi="Charis SIL Regular" w:eastAsia="Charis SIL Regular"/>
+          <w:b w:val="0"/>
+          <w:i w:val="0"/>
+          <w:color w:val="000000"/>
+          <w:sz w:val="24"/>
+        </w:rPr>
+        <w:t xml:space="preserve">he Indonesian </w:t>
       </w:r>
       <w:r>
         <w:rPr>
@@ -3409,7 +3405,7 @@
           <w:sz w:val="24"/>
           <w:u w:val="single"/>
         </w:rPr>
-        <w:hyperlink r:id="rId21" w:history="1">
+        <w:hyperlink r:id="rId22" w:history="1">
           <w:r>
             <w:rPr>
               <w:rStyle w:val="Hyperlink"/>
@@ -3420,21 +3416,13 @@
       </w:r>
       <w:r>
         <w:rPr>
-          <w:u w:val="single" w:color="0000ff"/>
           <w:rFonts w:ascii="Charis SIL Regular" w:hAnsi="Charis SIL Regular" w:eastAsia="Charis SIL Regular"/>
           <w:b w:val="0"/>
           <w:i w:val="0"/>
           <w:color w:val="000000"/>
           <w:sz w:val="24"/>
         </w:rPr>
-        <w:hyperlink r:id="rId21" w:history="1">
-          <w:r>
-            <w:rPr>
-              <w:rStyle w:val="Hyperlink"/>
-            </w:rPr>
-            <w:t xml:space="preserve">, </w:t>
-          </w:r>
-        </w:hyperlink>
+        <w:t xml:space="preserve">, </w:t>
       </w:r>
       <w:r>
         <w:rPr>
@@ -3445,7 +3433,7 @@
           <w:sz w:val="24"/>
           <w:u w:val="single"/>
         </w:rPr>
-        <w:hyperlink r:id="rId21" w:history="1">
+        <w:hyperlink r:id="rId23" w:history="1">
           <w:r>
             <w:rPr>
               <w:rStyle w:val="Hyperlink"/>
@@ -3474,7 +3462,7 @@
           <w:sz w:val="24"/>
           <w:u w:val="single"/>
         </w:rPr>
-        <w:hyperlink r:id="rId21" w:history="1">
+        <w:hyperlink r:id="rId23" w:history="1">
           <w:r>
             <w:rPr>
               <w:rStyle w:val="Hyperlink"/>
@@ -3492,7 +3480,7 @@
           <w:sz w:val="24"/>
           <w:u w:val="single"/>
         </w:rPr>
-        <w:hyperlink r:id="rId21" w:history="1">
+        <w:hyperlink r:id="rId23" w:history="1">
           <w:r>
             <w:rPr>
               <w:rStyle w:val="Hyperlink"/>
@@ -3600,7 +3588,7 @@
           <w:sz w:val="24"/>
           <w:u w:val="single"/>
         </w:rPr>
-        <w:hyperlink r:id="rId23" w:history="1">
+        <w:hyperlink r:id="rId24" w:history="1">
           <w:r>
             <w:rPr>
               <w:rStyle w:val="Hyperlink"/>
@@ -3618,7 +3606,7 @@
           <w:sz w:val="24"/>
           <w:u w:val="single"/>
         </w:rPr>
-        <w:hyperlink r:id="rId23" w:history="1">
+        <w:hyperlink r:id="rId24" w:history="1">
           <w:r>
             <w:rPr>
               <w:rStyle w:val="Hyperlink"/>
@@ -3636,7 +3624,7 @@
           <w:sz w:val="24"/>
           <w:u w:val="single"/>
         </w:rPr>
-        <w:hyperlink r:id="rId23" w:history="1">
+        <w:hyperlink r:id="rId24" w:history="1">
           <w:r>
             <w:rPr>
               <w:rStyle w:val="Hyperlink"/>
@@ -3654,7 +3642,7 @@
           <w:sz w:val="24"/>
           <w:u w:val="single"/>
         </w:rPr>
-        <w:hyperlink r:id="rId23" w:history="1">
+        <w:hyperlink r:id="rId24" w:history="1">
           <w:r>
             <w:rPr>
               <w:rStyle w:val="Hyperlink"/>
@@ -3682,7 +3670,7 @@
           <w:sz w:val="24"/>
           <w:u w:val="single"/>
         </w:rPr>
-        <w:hyperlink r:id="rId24" w:history="1">
+        <w:hyperlink r:id="rId25" w:history="1">
           <w:r>
             <w:rPr>
               <w:rStyle w:val="Hyperlink"/>
@@ -3700,7 +3688,7 @@
           <w:sz w:val="24"/>
           <w:u w:val="single"/>
         </w:rPr>
-        <w:hyperlink r:id="rId24" w:history="1">
+        <w:hyperlink r:id="rId25" w:history="1">
           <w:r>
             <w:rPr>
               <w:rStyle w:val="Hyperlink"/>
@@ -3718,7 +3706,7 @@
           <w:sz w:val="24"/>
           <w:u w:val="single"/>
         </w:rPr>
-        <w:hyperlink r:id="rId23" w:history="1">
+        <w:hyperlink r:id="rId25" w:history="1">
           <w:r>
             <w:rPr>
               <w:rStyle w:val="Hyperlink"/>
@@ -3856,7 +3844,7 @@
           <w:sz w:val="24"/>
           <w:u w:val="single"/>
         </w:rPr>
-        <w:hyperlink r:id="rId25" w:history="1">
+        <w:hyperlink r:id="rId26" w:history="1">
           <w:r>
             <w:rPr>
               <w:rStyle w:val="Hyperlink"/>
@@ -3874,7 +3862,7 @@
           <w:sz w:val="24"/>
           <w:u w:val="single"/>
         </w:rPr>
-        <w:hyperlink r:id="rId25" w:history="1">
+        <w:hyperlink r:id="rId26" w:history="1">
           <w:r>
             <w:rPr>
               <w:rStyle w:val="Hyperlink"/>
@@ -3892,7 +3880,7 @@
           <w:sz w:val="24"/>
           <w:u w:val="single"/>
         </w:rPr>
-        <w:hyperlink r:id="rId25" w:history="1">
+        <w:hyperlink r:id="rId26" w:history="1">
           <w:r>
             <w:rPr>
               <w:rStyle w:val="Hyperlink"/>
@@ -3910,7 +3898,7 @@
           <w:sz w:val="24"/>
           <w:u w:val="single"/>
         </w:rPr>
-        <w:hyperlink r:id="rId25" w:history="1">
+        <w:hyperlink r:id="rId26" w:history="1">
           <w:r>
             <w:rPr>
               <w:rStyle w:val="Hyperlink"/>
@@ -3928,7 +3916,7 @@
           <w:sz w:val="24"/>
           <w:u w:val="single"/>
         </w:rPr>
-        <w:hyperlink r:id="rId25" w:history="1">
+        <w:hyperlink r:id="rId26" w:history="1">
           <w:r>
             <w:rPr>
               <w:rStyle w:val="Hyperlink"/>
@@ -3946,7 +3934,7 @@
           <w:sz w:val="24"/>
           <w:u w:val="single"/>
         </w:rPr>
-        <w:hyperlink r:id="rId25" w:history="1">
+        <w:hyperlink r:id="rId26" w:history="1">
           <w:r>
             <w:rPr>
               <w:rStyle w:val="Hyperlink"/>
@@ -3964,7 +3952,7 @@
           <w:sz w:val="24"/>
           <w:u w:val="single"/>
         </w:rPr>
-        <w:hyperlink r:id="rId25" w:history="1">
+        <w:hyperlink r:id="rId26" w:history="1">
           <w:r>
             <w:rPr>
               <w:rStyle w:val="Hyperlink"/>
@@ -3982,7 +3970,7 @@
           <w:sz w:val="24"/>
           <w:u w:val="single"/>
         </w:rPr>
-        <w:hyperlink r:id="rId25" w:history="1">
+        <w:hyperlink r:id="rId26" w:history="1">
           <w:r>
             <w:rPr>
               <w:rStyle w:val="Hyperlink"/>
@@ -4000,7 +3988,7 @@
           <w:sz w:val="24"/>
           <w:u w:val="single"/>
         </w:rPr>
-        <w:hyperlink r:id="rId25" w:history="1">
+        <w:hyperlink r:id="rId26" w:history="1">
           <w:r>
             <w:rPr>
               <w:rStyle w:val="Hyperlink"/>
@@ -4018,7 +4006,7 @@
           <w:sz w:val="24"/>
           <w:u w:val="single"/>
         </w:rPr>
-        <w:hyperlink r:id="rId25" w:history="1">
+        <w:hyperlink r:id="rId26" w:history="1">
           <w:r>
             <w:rPr>
               <w:rStyle w:val="Hyperlink"/>
@@ -4036,7 +4024,7 @@
           <w:sz w:val="24"/>
           <w:u w:val="single"/>
         </w:rPr>
-        <w:hyperlink r:id="rId25" w:history="1">
+        <w:hyperlink r:id="rId26" w:history="1">
           <w:r>
             <w:rPr>
               <w:rStyle w:val="Hyperlink"/>
@@ -4054,7 +4042,7 @@
           <w:sz w:val="24"/>
           <w:u w:val="single"/>
         </w:rPr>
-        <w:hyperlink r:id="rId25" w:history="1">
+        <w:hyperlink r:id="rId26" w:history="1">
           <w:r>
             <w:rPr>
               <w:rStyle w:val="Hyperlink"/>
@@ -4072,7 +4060,7 @@
           <w:sz w:val="24"/>
           <w:u w:val="single"/>
         </w:rPr>
-        <w:hyperlink r:id="rId25" w:history="1">
+        <w:hyperlink r:id="rId26" w:history="1">
           <w:r>
             <w:rPr>
               <w:rStyle w:val="Hyperlink"/>
@@ -4090,7 +4078,7 @@
           <w:sz w:val="24"/>
           <w:u w:val="single"/>
         </w:rPr>
-        <w:hyperlink r:id="rId25" w:history="1">
+        <w:hyperlink r:id="rId26" w:history="1">
           <w:r>
             <w:rPr>
               <w:rStyle w:val="Hyperlink"/>
@@ -4108,7 +4096,7 @@
           <w:sz w:val="24"/>
           <w:u w:val="single"/>
         </w:rPr>
-        <w:hyperlink r:id="rId25" w:history="1">
+        <w:hyperlink r:id="rId26" w:history="1">
           <w:r>
             <w:rPr>
               <w:rStyle w:val="Hyperlink"/>
@@ -4126,14 +4114,7 @@
           <w:sz w:val="24"/>
           <w:u w:val="single"/>
         </w:rPr>
-        <w:hyperlink r:id="rId25" w:history="1">
-          <w:r>
-            <w:rPr>
-              <w:rStyle w:val="Hyperlink"/>
-            </w:rPr>
-            <w:t>w</w:t>
-          </w:r>
-        </w:hyperlink>
+        <w:t>w</w:t>
       </w:r>
       <w:r>
         <w:rPr>
@@ -4144,7 +4125,7 @@
           <w:sz w:val="24"/>
           <w:u w:val="single"/>
         </w:rPr>
-        <w:hyperlink r:id="rId25" w:history="1">
+        <w:hyperlink r:id="rId26" w:history="1">
           <w:r>
             <w:rPr>
               <w:rStyle w:val="Hyperlink"/>
@@ -4162,7 +4143,7 @@
           <w:sz w:val="24"/>
           <w:u w:val="single"/>
         </w:rPr>
-        <w:hyperlink r:id="rId25" w:history="1">
+        <w:hyperlink r:id="rId26" w:history="1">
           <w:r>
             <w:rPr>
               <w:rStyle w:val="Hyperlink"/>
@@ -4322,7 +4303,7 @@
           <w:sz w:val="24"/>
           <w:u w:val="single"/>
         </w:rPr>
-        <w:hyperlink r:id="rId26" w:history="1">
+        <w:hyperlink r:id="rId27" w:history="1">
           <w:r>
             <w:rPr>
               <w:rStyle w:val="Hyperlink"/>
@@ -4340,7 +4321,7 @@
           <w:sz w:val="24"/>
           <w:u w:val="single"/>
         </w:rPr>
-        <w:hyperlink r:id="rId26" w:history="1">
+        <w:hyperlink r:id="rId27" w:history="1">
           <w:r>
             <w:rPr>
               <w:rStyle w:val="Hyperlink"/>
@@ -4358,7 +4339,7 @@
           <w:sz w:val="24"/>
           <w:u w:val="single"/>
         </w:rPr>
-        <w:hyperlink r:id="rId26" w:history="1">
+        <w:hyperlink r:id="rId27" w:history="1">
           <w:r>
             <w:rPr>
               <w:rStyle w:val="Hyperlink"/>
@@ -4376,7 +4357,7 @@
           <w:sz w:val="24"/>
           <w:u w:val="single"/>
         </w:rPr>
-        <w:hyperlink r:id="rId26" w:history="1">
+        <w:hyperlink r:id="rId27" w:history="1">
           <w:r>
             <w:rPr>
               <w:rStyle w:val="Hyperlink"/>
@@ -4394,7 +4375,7 @@
           <w:sz w:val="24"/>
           <w:u w:val="single"/>
         </w:rPr>
-        <w:hyperlink r:id="rId26" w:history="1">
+        <w:hyperlink r:id="rId27" w:history="1">
           <w:r>
             <w:rPr>
               <w:rStyle w:val="Hyperlink"/>
@@ -4412,7 +4393,7 @@
           <w:sz w:val="24"/>
           <w:u w:val="single"/>
         </w:rPr>
-        <w:hyperlink r:id="rId26" w:history="1">
+        <w:hyperlink r:id="rId27" w:history="1">
           <w:r>
             <w:rPr>
               <w:rStyle w:val="Hyperlink"/>
@@ -4430,7 +4411,7 @@
           <w:sz w:val="24"/>
           <w:u w:val="single"/>
         </w:rPr>
-        <w:hyperlink r:id="rId26" w:history="1">
+        <w:hyperlink r:id="rId27" w:history="1">
           <w:r>
             <w:rPr>
               <w:rStyle w:val="Hyperlink"/>
@@ -4448,7 +4429,7 @@
           <w:sz w:val="24"/>
           <w:u w:val="single"/>
         </w:rPr>
-        <w:hyperlink r:id="rId26" w:history="1">
+        <w:hyperlink r:id="rId27" w:history="1">
           <w:r>
             <w:rPr>
               <w:rStyle w:val="Hyperlink"/>
@@ -4466,7 +4447,7 @@
           <w:sz w:val="24"/>
           <w:u w:val="single"/>
         </w:rPr>
-        <w:hyperlink r:id="rId26" w:history="1">
+        <w:hyperlink r:id="rId27" w:history="1">
           <w:r>
             <w:rPr>
               <w:rStyle w:val="Hyperlink"/>
@@ -4484,7 +4465,7 @@
           <w:sz w:val="24"/>
           <w:u w:val="single"/>
         </w:rPr>
-        <w:hyperlink r:id="rId26" w:history="1">
+        <w:hyperlink r:id="rId27" w:history="1">
           <w:r>
             <w:rPr>
               <w:rStyle w:val="Hyperlink"/>
@@ -4502,7 +4483,7 @@
           <w:sz w:val="24"/>
           <w:u w:val="single"/>
         </w:rPr>
-        <w:hyperlink r:id="rId26" w:history="1">
+        <w:hyperlink r:id="rId27" w:history="1">
           <w:r>
             <w:rPr>
               <w:rStyle w:val="Hyperlink"/>
@@ -4520,7 +4501,7 @@
           <w:sz w:val="24"/>
           <w:u w:val="single"/>
         </w:rPr>
-        <w:hyperlink r:id="rId26" w:history="1">
+        <w:hyperlink r:id="rId27" w:history="1">
           <w:r>
             <w:rPr>
               <w:rStyle w:val="Hyperlink"/>
@@ -4538,7 +4519,7 @@
           <w:sz w:val="24"/>
           <w:u w:val="single"/>
         </w:rPr>
-        <w:hyperlink r:id="rId26" w:history="1">
+        <w:hyperlink r:id="rId27" w:history="1">
           <w:r>
             <w:rPr>
               <w:rStyle w:val="Hyperlink"/>
@@ -4556,7 +4537,7 @@
           <w:sz w:val="24"/>
           <w:u w:val="single"/>
         </w:rPr>
-        <w:hyperlink r:id="rId26" w:history="1">
+        <w:hyperlink r:id="rId27" w:history="1">
           <w:r>
             <w:rPr>
               <w:rStyle w:val="Hyperlink"/>
@@ -4574,7 +4555,7 @@
           <w:sz w:val="24"/>
           <w:u w:val="single"/>
         </w:rPr>
-        <w:hyperlink r:id="rId26" w:history="1">
+        <w:hyperlink r:id="rId27" w:history="1">
           <w:r>
             <w:rPr>
               <w:rStyle w:val="Hyperlink"/>
@@ -4735,7 +4716,7 @@
           <w:sz w:val="24"/>
           <w:u w:val="single"/>
         </w:rPr>
-        <w:hyperlink r:id="rId27" w:history="1">
+        <w:hyperlink r:id="rId28" w:history="1">
           <w:r>
             <w:rPr>
               <w:rStyle w:val="Hyperlink"/>
@@ -4753,7 +4734,7 @@
           <w:sz w:val="24"/>
           <w:u w:val="single"/>
         </w:rPr>
-        <w:hyperlink r:id="rId27" w:history="1">
+        <w:hyperlink r:id="rId28" w:history="1">
           <w:r>
             <w:rPr>
               <w:rStyle w:val="Hyperlink"/>
@@ -4771,7 +4752,7 @@
           <w:sz w:val="24"/>
           <w:u w:val="single"/>
         </w:rPr>
-        <w:hyperlink r:id="rId27" w:history="1">
+        <w:hyperlink r:id="rId28" w:history="1">
           <w:r>
             <w:rPr>
               <w:rStyle w:val="Hyperlink"/>
@@ -4789,7 +4770,7 @@
           <w:sz w:val="24"/>
           <w:u w:val="single"/>
         </w:rPr>
-        <w:hyperlink r:id="rId27" w:history="1">
+        <w:hyperlink r:id="rId28" w:history="1">
           <w:r>
             <w:rPr>
               <w:rStyle w:val="Hyperlink"/>
@@ -4807,7 +4788,7 @@
           <w:sz w:val="24"/>
           <w:u w:val="single"/>
         </w:rPr>
-        <w:hyperlink r:id="rId27" w:history="1">
+        <w:hyperlink r:id="rId28" w:history="1">
           <w:r>
             <w:rPr>
               <w:rStyle w:val="Hyperlink"/>
@@ -4828,7 +4809,7 @@
           <w:sz w:val="24"/>
           <w:u w:val="single"/>
         </w:rPr>
-        <w:hyperlink r:id="rId27" w:history="1">
+        <w:hyperlink r:id="rId28" w:history="1">
           <w:r>
             <w:rPr>
               <w:rStyle w:val="Hyperlink"/>
@@ -4846,7 +4827,7 @@
           <w:sz w:val="24"/>
           <w:u w:val="single"/>
         </w:rPr>
-        <w:hyperlink r:id="rId27" w:history="1">
+        <w:hyperlink r:id="rId28" w:history="1">
           <w:r>
             <w:rPr>
               <w:rStyle w:val="Hyperlink"/>
@@ -4864,7 +4845,7 @@
           <w:sz w:val="24"/>
           <w:u w:val="single"/>
         </w:rPr>
-        <w:hyperlink r:id="rId27" w:history="1">
+        <w:hyperlink r:id="rId28" w:history="1">
           <w:r>
             <w:rPr>
               <w:rStyle w:val="Hyperlink"/>
@@ -4882,7 +4863,7 @@
           <w:sz w:val="24"/>
           <w:u w:val="single"/>
         </w:rPr>
-        <w:hyperlink r:id="rId27" w:history="1">
+        <w:hyperlink r:id="rId28" w:history="1">
           <w:r>
             <w:rPr>
               <w:rStyle w:val="Hyperlink"/>
@@ -4900,7 +4881,7 @@
           <w:sz w:val="24"/>
           <w:u w:val="single"/>
         </w:rPr>
-        <w:hyperlink r:id="rId27" w:history="1">
+        <w:hyperlink r:id="rId28" w:history="1">
           <w:r>
             <w:rPr>
               <w:rStyle w:val="Hyperlink"/>
@@ -5051,7 +5032,7 @@
           <w:sz w:val="24"/>
           <w:u w:val="single"/>
         </w:rPr>
-        <w:hyperlink r:id="rId28" w:history="1">
+        <w:hyperlink r:id="rId29" w:history="1">
           <w:r>
             <w:rPr>
               <w:rStyle w:val="Hyperlink"/>
@@ -5069,7 +5050,7 @@
           <w:sz w:val="24"/>
           <w:u w:val="single"/>
         </w:rPr>
-        <w:hyperlink r:id="rId28" w:history="1">
+        <w:hyperlink r:id="rId29" w:history="1">
           <w:r>
             <w:rPr>
               <w:rStyle w:val="Hyperlink"/>
@@ -5087,7 +5068,7 @@
           <w:sz w:val="24"/>
           <w:u w:val="single"/>
         </w:rPr>
-        <w:hyperlink r:id="rId28" w:history="1">
+        <w:hyperlink r:id="rId29" w:history="1">
           <w:r>
             <w:rPr>
               <w:rStyle w:val="Hyperlink"/>
@@ -5105,7 +5086,7 @@
           <w:sz w:val="24"/>
           <w:u w:val="single"/>
         </w:rPr>
-        <w:hyperlink r:id="rId28" w:history="1">
+        <w:hyperlink r:id="rId29" w:history="1">
           <w:r>
             <w:rPr>
               <w:rStyle w:val="Hyperlink"/>
@@ -5123,7 +5104,7 @@
           <w:sz w:val="24"/>
           <w:u w:val="single"/>
         </w:rPr>
-        <w:hyperlink r:id="rId28" w:history="1">
+        <w:hyperlink r:id="rId29" w:history="1">
           <w:r>
             <w:rPr>
               <w:rStyle w:val="Hyperlink"/>
@@ -5141,7 +5122,7 @@
           <w:sz w:val="24"/>
           <w:u w:val="single"/>
         </w:rPr>
-        <w:hyperlink r:id="rId28" w:history="1">
+        <w:hyperlink r:id="rId29" w:history="1">
           <w:r>
             <w:rPr>
               <w:rStyle w:val="Hyperlink"/>
@@ -5159,7 +5140,7 @@
           <w:sz w:val="24"/>
           <w:u w:val="single"/>
         </w:rPr>
-        <w:hyperlink r:id="rId28" w:history="1">
+        <w:hyperlink r:id="rId29" w:history="1">
           <w:r>
             <w:rPr>
               <w:rStyle w:val="Hyperlink"/>
@@ -5177,7 +5158,7 @@
           <w:sz w:val="24"/>
           <w:u w:val="single"/>
         </w:rPr>
-        <w:hyperlink r:id="rId28" w:history="1">
+        <w:hyperlink r:id="rId29" w:history="1">
           <w:r>
             <w:rPr>
               <w:rStyle w:val="Hyperlink"/>
@@ -5195,7 +5176,7 @@
           <w:sz w:val="24"/>
           <w:u w:val="single"/>
         </w:rPr>
-        <w:hyperlink r:id="rId28" w:history="1">
+        <w:hyperlink r:id="rId29" w:history="1">
           <w:r>
             <w:rPr>
               <w:rStyle w:val="Hyperlink"/>

--- a/EXPORTS/DOCX/published/niveau3/English/JustinusNassau.docx
+++ b/EXPORTS/DOCX/published/niveau3/English/JustinusNassau.docx
@@ -378,8 +378,16 @@
           <w:i w:val="0"/>
           <w:color w:val="0000FF"/>
           <w:sz w:val="24"/>
-        </w:rPr>
-        <w:t xml:space="preserve">Royal </w:t>
+          <w:u w:val="single"/>
+        </w:rPr>
+        <w:hyperlink r:id="rId9" w:history="1">
+          <w:r>
+            <w:rPr>
+              <w:rStyle w:val="Hyperlink"/>
+            </w:rPr>
+            <w:t>Royal</w:t>
+          </w:r>
+        </w:hyperlink>
       </w:r>
       <w:r>
         <w:rPr>
@@ -390,7 +398,18 @@
           <w:sz w:val="24"/>
           <w:u w:val="single"/>
         </w:rPr>
-        <w:hyperlink r:id="rId9" w:history="1">
+        <w:t xml:space="preserve"> </w:t>
+      </w:r>
+      <w:r>
+        <w:rPr>
+          <w:rFonts w:ascii="Charis SIL Regular" w:hAnsi="Charis SIL Regular" w:eastAsia="Charis SIL Regular"/>
+          <w:b w:val="0"/>
+          <w:i w:val="0"/>
+          <w:color w:val="0000FF"/>
+          <w:sz w:val="24"/>
+          <w:u w:val="single"/>
+        </w:rPr>
+        <w:hyperlink r:id="rId10" w:history="1">
           <w:r>
             <w:rPr>
               <w:rStyle w:val="Hyperlink"/>
@@ -408,7 +427,7 @@
           <w:sz w:val="24"/>
           <w:u w:val="single"/>
         </w:rPr>
-        <w:hyperlink r:id="rId9" w:history="1">
+        <w:hyperlink r:id="rId10" w:history="1">
           <w:r>
             <w:rPr>
               <w:rStyle w:val="Hyperlink"/>
@@ -437,7 +456,7 @@
           <w:sz w:val="24"/>
           <w:u w:val="single"/>
         </w:rPr>
-        <w:hyperlink r:id="rId9" w:history="1">
+        <w:hyperlink r:id="rId10" w:history="1">
           <w:r>
             <w:rPr>
               <w:rStyle w:val="Hyperlink"/>
@@ -455,7 +474,7 @@
           <w:sz w:val="24"/>
           <w:u w:val="single"/>
         </w:rPr>
-        <w:hyperlink r:id="rId9" w:history="1">
+        <w:hyperlink r:id="rId10" w:history="1">
           <w:r>
             <w:rPr>
               <w:rStyle w:val="Hyperlink"/>
@@ -473,7 +492,7 @@
           <w:sz w:val="24"/>
           <w:u w:val="single"/>
         </w:rPr>
-        <w:hyperlink r:id="rId9" w:history="1">
+        <w:hyperlink r:id="rId10" w:history="1">
           <w:r>
             <w:rPr>
               <w:rStyle w:val="Hyperlink"/>
@@ -659,9 +678,15 @@
           <w:i w:val="0"/>
           <w:color w:val="0000FF"/>
           <w:sz w:val="24"/>
-          <w:u w:val="single"/>
-        </w:rPr>
-        <w:t>c</w:t>
+        </w:rPr>
+        <w:hyperlink r:id="rId11" w:history="1">
+          <w:r>
+            <w:rPr>
+              <w:rStyle w:val="Hyperlink"/>
+            </w:rPr>
+            <w:t>c</w:t>
+          </w:r>
+        </w:hyperlink>
       </w:r>
       <w:r>
         <w:rPr>
@@ -1411,23 +1436,13 @@
             <w:rPr>
               <w:rStyle w:val="Hyperlink"/>
             </w:rPr>
-            <w:t>acific to</w:t>
+            <w:t xml:space="preserve">acific to </w:t>
           </w:r>
         </w:hyperlink>
       </w:r>
       <w:r>
         <w:rPr>
           <w:u w:val="single" w:color="0000ff"/>
-          <w:rFonts w:ascii="Charis SIL Regular" w:hAnsi="Charis SIL Regular" w:eastAsia="Charis SIL Regular"/>
-          <w:b w:val="0"/>
-          <w:i w:val="0"/>
-          <w:color w:val="000000"/>
-          <w:sz w:val="24"/>
-        </w:rPr>
-        <w:t xml:space="preserve"> </w:t>
-      </w:r>
-      <w:r>
-        <w:rPr>
           <w:rFonts w:ascii="Charis SIL Regular" w:hAnsi="Charis SIL Regular" w:eastAsia="Charis SIL Regular"/>
           <w:b w:val="0"/>
           <w:i w:val="0"/>
@@ -1474,24 +1489,13 @@
       </w:r>
       <w:r>
         <w:rPr>
-          <w:u w:val="single" w:color="0000ff"/>
           <w:rFonts w:ascii="Charis SIL Regular" w:hAnsi="Charis SIL Regular" w:eastAsia="Charis SIL Regular"/>
           <w:b w:val="0"/>
           <w:i w:val="0"/>
           <w:color w:val="000000"/>
           <w:sz w:val="24"/>
         </w:rPr>
-        <w:t>t</w:t>
-      </w:r>
-      <w:r>
-        <w:rPr>
-          <w:rFonts w:ascii="Charis SIL Regular" w:hAnsi="Charis SIL Regular" w:eastAsia="Charis SIL Regular"/>
-          <w:b w:val="0"/>
-          <w:i w:val="0"/>
-          <w:color w:val="000000"/>
-          <w:sz w:val="24"/>
-        </w:rPr>
-        <w:t xml:space="preserve">he Indonesian </w:t>
+        <w:t xml:space="preserve">the Indonesian </w:t>
       </w:r>
       <w:r>
         <w:rPr>
@@ -3387,7 +3391,7 @@
           <w:sz w:val="24"/>
           <w:u w:val="single"/>
         </w:rPr>
-        <w:hyperlink r:id="rId22" w:history="1">
+        <w:hyperlink r:id="rId21" w:history="1">
           <w:r>
             <w:rPr>
               <w:rStyle w:val="Hyperlink"/>
@@ -3405,7 +3409,7 @@
           <w:sz w:val="24"/>
           <w:u w:val="single"/>
         </w:rPr>
-        <w:hyperlink r:id="rId22" w:history="1">
+        <w:hyperlink r:id="rId21" w:history="1">
           <w:r>
             <w:rPr>
               <w:rStyle w:val="Hyperlink"/>
@@ -3416,13 +3420,21 @@
       </w:r>
       <w:r>
         <w:rPr>
+          <w:u w:val="single" w:color="0000ff"/>
           <w:rFonts w:ascii="Charis SIL Regular" w:hAnsi="Charis SIL Regular" w:eastAsia="Charis SIL Regular"/>
           <w:b w:val="0"/>
           <w:i w:val="0"/>
           <w:color w:val="000000"/>
           <w:sz w:val="24"/>
         </w:rPr>
-        <w:t xml:space="preserve">, </w:t>
+        <w:hyperlink r:id="rId21" w:history="1">
+          <w:r>
+            <w:rPr>
+              <w:rStyle w:val="Hyperlink"/>
+            </w:rPr>
+            <w:t xml:space="preserve">, </w:t>
+          </w:r>
+        </w:hyperlink>
       </w:r>
       <w:r>
         <w:rPr>
@@ -3433,7 +3445,7 @@
           <w:sz w:val="24"/>
           <w:u w:val="single"/>
         </w:rPr>
-        <w:hyperlink r:id="rId23" w:history="1">
+        <w:hyperlink r:id="rId21" w:history="1">
           <w:r>
             <w:rPr>
               <w:rStyle w:val="Hyperlink"/>
@@ -3462,7 +3474,7 @@
           <w:sz w:val="24"/>
           <w:u w:val="single"/>
         </w:rPr>
-        <w:hyperlink r:id="rId23" w:history="1">
+        <w:hyperlink r:id="rId21" w:history="1">
           <w:r>
             <w:rPr>
               <w:rStyle w:val="Hyperlink"/>
@@ -3480,7 +3492,7 @@
           <w:sz w:val="24"/>
           <w:u w:val="single"/>
         </w:rPr>
-        <w:hyperlink r:id="rId23" w:history="1">
+        <w:hyperlink r:id="rId21" w:history="1">
           <w:r>
             <w:rPr>
               <w:rStyle w:val="Hyperlink"/>
@@ -3588,7 +3600,7 @@
           <w:sz w:val="24"/>
           <w:u w:val="single"/>
         </w:rPr>
-        <w:hyperlink r:id="rId24" w:history="1">
+        <w:hyperlink r:id="rId23" w:history="1">
           <w:r>
             <w:rPr>
               <w:rStyle w:val="Hyperlink"/>
@@ -3606,7 +3618,7 @@
           <w:sz w:val="24"/>
           <w:u w:val="single"/>
         </w:rPr>
-        <w:hyperlink r:id="rId24" w:history="1">
+        <w:hyperlink r:id="rId23" w:history="1">
           <w:r>
             <w:rPr>
               <w:rStyle w:val="Hyperlink"/>
@@ -3624,7 +3636,7 @@
           <w:sz w:val="24"/>
           <w:u w:val="single"/>
         </w:rPr>
-        <w:hyperlink r:id="rId24" w:history="1">
+        <w:hyperlink r:id="rId23" w:history="1">
           <w:r>
             <w:rPr>
               <w:rStyle w:val="Hyperlink"/>
@@ -3642,7 +3654,7 @@
           <w:sz w:val="24"/>
           <w:u w:val="single"/>
         </w:rPr>
-        <w:hyperlink r:id="rId24" w:history="1">
+        <w:hyperlink r:id="rId23" w:history="1">
           <w:r>
             <w:rPr>
               <w:rStyle w:val="Hyperlink"/>
@@ -3670,7 +3682,7 @@
           <w:sz w:val="24"/>
           <w:u w:val="single"/>
         </w:rPr>
-        <w:hyperlink r:id="rId25" w:history="1">
+        <w:hyperlink r:id="rId24" w:history="1">
           <w:r>
             <w:rPr>
               <w:rStyle w:val="Hyperlink"/>
@@ -3688,7 +3700,7 @@
           <w:sz w:val="24"/>
           <w:u w:val="single"/>
         </w:rPr>
-        <w:hyperlink r:id="rId25" w:history="1">
+        <w:hyperlink r:id="rId24" w:history="1">
           <w:r>
             <w:rPr>
               <w:rStyle w:val="Hyperlink"/>
@@ -3706,7 +3718,7 @@
           <w:sz w:val="24"/>
           <w:u w:val="single"/>
         </w:rPr>
-        <w:hyperlink r:id="rId25" w:history="1">
+        <w:hyperlink r:id="rId23" w:history="1">
           <w:r>
             <w:rPr>
               <w:rStyle w:val="Hyperlink"/>
@@ -3844,7 +3856,7 @@
           <w:sz w:val="24"/>
           <w:u w:val="single"/>
         </w:rPr>
-        <w:hyperlink r:id="rId26" w:history="1">
+        <w:hyperlink r:id="rId25" w:history="1">
           <w:r>
             <w:rPr>
               <w:rStyle w:val="Hyperlink"/>
@@ -3862,7 +3874,7 @@
           <w:sz w:val="24"/>
           <w:u w:val="single"/>
         </w:rPr>
-        <w:hyperlink r:id="rId26" w:history="1">
+        <w:hyperlink r:id="rId25" w:history="1">
           <w:r>
             <w:rPr>
               <w:rStyle w:val="Hyperlink"/>
@@ -3880,7 +3892,7 @@
           <w:sz w:val="24"/>
           <w:u w:val="single"/>
         </w:rPr>
-        <w:hyperlink r:id="rId26" w:history="1">
+        <w:hyperlink r:id="rId25" w:history="1">
           <w:r>
             <w:rPr>
               <w:rStyle w:val="Hyperlink"/>
@@ -3898,7 +3910,7 @@
           <w:sz w:val="24"/>
           <w:u w:val="single"/>
         </w:rPr>
-        <w:hyperlink r:id="rId26" w:history="1">
+        <w:hyperlink r:id="rId25" w:history="1">
           <w:r>
             <w:rPr>
               <w:rStyle w:val="Hyperlink"/>
@@ -3916,7 +3928,7 @@
           <w:sz w:val="24"/>
           <w:u w:val="single"/>
         </w:rPr>
-        <w:hyperlink r:id="rId26" w:history="1">
+        <w:hyperlink r:id="rId25" w:history="1">
           <w:r>
             <w:rPr>
               <w:rStyle w:val="Hyperlink"/>
@@ -3934,7 +3946,7 @@
           <w:sz w:val="24"/>
           <w:u w:val="single"/>
         </w:rPr>
-        <w:hyperlink r:id="rId26" w:history="1">
+        <w:hyperlink r:id="rId25" w:history="1">
           <w:r>
             <w:rPr>
               <w:rStyle w:val="Hyperlink"/>
@@ -3952,7 +3964,7 @@
           <w:sz w:val="24"/>
           <w:u w:val="single"/>
         </w:rPr>
-        <w:hyperlink r:id="rId26" w:history="1">
+        <w:hyperlink r:id="rId25" w:history="1">
           <w:r>
             <w:rPr>
               <w:rStyle w:val="Hyperlink"/>
@@ -3970,7 +3982,7 @@
           <w:sz w:val="24"/>
           <w:u w:val="single"/>
         </w:rPr>
-        <w:hyperlink r:id="rId26" w:history="1">
+        <w:hyperlink r:id="rId25" w:history="1">
           <w:r>
             <w:rPr>
               <w:rStyle w:val="Hyperlink"/>
@@ -3988,7 +4000,7 @@
           <w:sz w:val="24"/>
           <w:u w:val="single"/>
         </w:rPr>
-        <w:hyperlink r:id="rId26" w:history="1">
+        <w:hyperlink r:id="rId25" w:history="1">
           <w:r>
             <w:rPr>
               <w:rStyle w:val="Hyperlink"/>
@@ -4006,7 +4018,7 @@
           <w:sz w:val="24"/>
           <w:u w:val="single"/>
         </w:rPr>
-        <w:hyperlink r:id="rId26" w:history="1">
+        <w:hyperlink r:id="rId25" w:history="1">
           <w:r>
             <w:rPr>
               <w:rStyle w:val="Hyperlink"/>
@@ -4024,7 +4036,7 @@
           <w:sz w:val="24"/>
           <w:u w:val="single"/>
         </w:rPr>
-        <w:hyperlink r:id="rId26" w:history="1">
+        <w:hyperlink r:id="rId25" w:history="1">
           <w:r>
             <w:rPr>
               <w:rStyle w:val="Hyperlink"/>
@@ -4042,7 +4054,7 @@
           <w:sz w:val="24"/>
           <w:u w:val="single"/>
         </w:rPr>
-        <w:hyperlink r:id="rId26" w:history="1">
+        <w:hyperlink r:id="rId25" w:history="1">
           <w:r>
             <w:rPr>
               <w:rStyle w:val="Hyperlink"/>
@@ -4060,7 +4072,7 @@
           <w:sz w:val="24"/>
           <w:u w:val="single"/>
         </w:rPr>
-        <w:hyperlink r:id="rId26" w:history="1">
+        <w:hyperlink r:id="rId25" w:history="1">
           <w:r>
             <w:rPr>
               <w:rStyle w:val="Hyperlink"/>
@@ -4078,7 +4090,7 @@
           <w:sz w:val="24"/>
           <w:u w:val="single"/>
         </w:rPr>
-        <w:hyperlink r:id="rId26" w:history="1">
+        <w:hyperlink r:id="rId25" w:history="1">
           <w:r>
             <w:rPr>
               <w:rStyle w:val="Hyperlink"/>
@@ -4096,7 +4108,7 @@
           <w:sz w:val="24"/>
           <w:u w:val="single"/>
         </w:rPr>
-        <w:hyperlink r:id="rId26" w:history="1">
+        <w:hyperlink r:id="rId25" w:history="1">
           <w:r>
             <w:rPr>
               <w:rStyle w:val="Hyperlink"/>
@@ -4114,7 +4126,14 @@
           <w:sz w:val="24"/>
           <w:u w:val="single"/>
         </w:rPr>
-        <w:t>w</w:t>
+        <w:hyperlink r:id="rId25" w:history="1">
+          <w:r>
+            <w:rPr>
+              <w:rStyle w:val="Hyperlink"/>
+            </w:rPr>
+            <w:t>w</w:t>
+          </w:r>
+        </w:hyperlink>
       </w:r>
       <w:r>
         <w:rPr>
@@ -4125,7 +4144,7 @@
           <w:sz w:val="24"/>
           <w:u w:val="single"/>
         </w:rPr>
-        <w:hyperlink r:id="rId26" w:history="1">
+        <w:hyperlink r:id="rId25" w:history="1">
           <w:r>
             <w:rPr>
               <w:rStyle w:val="Hyperlink"/>
@@ -4143,7 +4162,7 @@
           <w:sz w:val="24"/>
           <w:u w:val="single"/>
         </w:rPr>
-        <w:hyperlink r:id="rId26" w:history="1">
+        <w:hyperlink r:id="rId25" w:history="1">
           <w:r>
             <w:rPr>
               <w:rStyle w:val="Hyperlink"/>
@@ -4303,7 +4322,7 @@
           <w:sz w:val="24"/>
           <w:u w:val="single"/>
         </w:rPr>
-        <w:hyperlink r:id="rId27" w:history="1">
+        <w:hyperlink r:id="rId26" w:history="1">
           <w:r>
             <w:rPr>
               <w:rStyle w:val="Hyperlink"/>
@@ -4321,7 +4340,7 @@
           <w:sz w:val="24"/>
           <w:u w:val="single"/>
         </w:rPr>
-        <w:hyperlink r:id="rId27" w:history="1">
+        <w:hyperlink r:id="rId26" w:history="1">
           <w:r>
             <w:rPr>
               <w:rStyle w:val="Hyperlink"/>
@@ -4339,7 +4358,7 @@
           <w:sz w:val="24"/>
           <w:u w:val="single"/>
         </w:rPr>
-        <w:hyperlink r:id="rId27" w:history="1">
+        <w:hyperlink r:id="rId26" w:history="1">
           <w:r>
             <w:rPr>
               <w:rStyle w:val="Hyperlink"/>
@@ -4357,7 +4376,7 @@
           <w:sz w:val="24"/>
           <w:u w:val="single"/>
         </w:rPr>
-        <w:hyperlink r:id="rId27" w:history="1">
+        <w:hyperlink r:id="rId26" w:history="1">
           <w:r>
             <w:rPr>
               <w:rStyle w:val="Hyperlink"/>
@@ -4375,7 +4394,7 @@
           <w:sz w:val="24"/>
           <w:u w:val="single"/>
         </w:rPr>
-        <w:hyperlink r:id="rId27" w:history="1">
+        <w:hyperlink r:id="rId26" w:history="1">
           <w:r>
             <w:rPr>
               <w:rStyle w:val="Hyperlink"/>
@@ -4393,7 +4412,7 @@
           <w:sz w:val="24"/>
           <w:u w:val="single"/>
         </w:rPr>
-        <w:hyperlink r:id="rId27" w:history="1">
+        <w:hyperlink r:id="rId26" w:history="1">
           <w:r>
             <w:rPr>
               <w:rStyle w:val="Hyperlink"/>
@@ -4411,7 +4430,7 @@
           <w:sz w:val="24"/>
           <w:u w:val="single"/>
         </w:rPr>
-        <w:hyperlink r:id="rId27" w:history="1">
+        <w:hyperlink r:id="rId26" w:history="1">
           <w:r>
             <w:rPr>
               <w:rStyle w:val="Hyperlink"/>
@@ -4429,7 +4448,7 @@
           <w:sz w:val="24"/>
           <w:u w:val="single"/>
         </w:rPr>
-        <w:hyperlink r:id="rId27" w:history="1">
+        <w:hyperlink r:id="rId26" w:history="1">
           <w:r>
             <w:rPr>
               <w:rStyle w:val="Hyperlink"/>
@@ -4447,7 +4466,7 @@
           <w:sz w:val="24"/>
           <w:u w:val="single"/>
         </w:rPr>
-        <w:hyperlink r:id="rId27" w:history="1">
+        <w:hyperlink r:id="rId26" w:history="1">
           <w:r>
             <w:rPr>
               <w:rStyle w:val="Hyperlink"/>
@@ -4465,7 +4484,7 @@
           <w:sz w:val="24"/>
           <w:u w:val="single"/>
         </w:rPr>
-        <w:hyperlink r:id="rId27" w:history="1">
+        <w:hyperlink r:id="rId26" w:history="1">
           <w:r>
             <w:rPr>
               <w:rStyle w:val="Hyperlink"/>
@@ -4483,7 +4502,7 @@
           <w:sz w:val="24"/>
           <w:u w:val="single"/>
         </w:rPr>
-        <w:hyperlink r:id="rId27" w:history="1">
+        <w:hyperlink r:id="rId26" w:history="1">
           <w:r>
             <w:rPr>
               <w:rStyle w:val="Hyperlink"/>
@@ -4501,7 +4520,7 @@
           <w:sz w:val="24"/>
           <w:u w:val="single"/>
         </w:rPr>
-        <w:hyperlink r:id="rId27" w:history="1">
+        <w:hyperlink r:id="rId26" w:history="1">
           <w:r>
             <w:rPr>
               <w:rStyle w:val="Hyperlink"/>
@@ -4519,7 +4538,7 @@
           <w:sz w:val="24"/>
           <w:u w:val="single"/>
         </w:rPr>
-        <w:hyperlink r:id="rId27" w:history="1">
+        <w:hyperlink r:id="rId26" w:history="1">
           <w:r>
             <w:rPr>
               <w:rStyle w:val="Hyperlink"/>
@@ -4537,7 +4556,7 @@
           <w:sz w:val="24"/>
           <w:u w:val="single"/>
         </w:rPr>
-        <w:hyperlink r:id="rId27" w:history="1">
+        <w:hyperlink r:id="rId26" w:history="1">
           <w:r>
             <w:rPr>
               <w:rStyle w:val="Hyperlink"/>
@@ -4555,7 +4574,7 @@
           <w:sz w:val="24"/>
           <w:u w:val="single"/>
         </w:rPr>
-        <w:hyperlink r:id="rId27" w:history="1">
+        <w:hyperlink r:id="rId26" w:history="1">
           <w:r>
             <w:rPr>
               <w:rStyle w:val="Hyperlink"/>
@@ -4716,7 +4735,7 @@
           <w:sz w:val="24"/>
           <w:u w:val="single"/>
         </w:rPr>
-        <w:hyperlink r:id="rId28" w:history="1">
+        <w:hyperlink r:id="rId27" w:history="1">
           <w:r>
             <w:rPr>
               <w:rStyle w:val="Hyperlink"/>
@@ -4734,7 +4753,7 @@
           <w:sz w:val="24"/>
           <w:u w:val="single"/>
         </w:rPr>
-        <w:hyperlink r:id="rId28" w:history="1">
+        <w:hyperlink r:id="rId27" w:history="1">
           <w:r>
             <w:rPr>
               <w:rStyle w:val="Hyperlink"/>
@@ -4752,7 +4771,7 @@
           <w:sz w:val="24"/>
           <w:u w:val="single"/>
         </w:rPr>
-        <w:hyperlink r:id="rId28" w:history="1">
+        <w:hyperlink r:id="rId27" w:history="1">
           <w:r>
             <w:rPr>
               <w:rStyle w:val="Hyperlink"/>
@@ -4770,7 +4789,7 @@
           <w:sz w:val="24"/>
           <w:u w:val="single"/>
         </w:rPr>
-        <w:hyperlink r:id="rId28" w:history="1">
+        <w:hyperlink r:id="rId27" w:history="1">
           <w:r>
             <w:rPr>
               <w:rStyle w:val="Hyperlink"/>
@@ -4788,7 +4807,7 @@
           <w:sz w:val="24"/>
           <w:u w:val="single"/>
         </w:rPr>
-        <w:hyperlink r:id="rId28" w:history="1">
+        <w:hyperlink r:id="rId27" w:history="1">
           <w:r>
             <w:rPr>
               <w:rStyle w:val="Hyperlink"/>
@@ -4809,7 +4828,7 @@
           <w:sz w:val="24"/>
           <w:u w:val="single"/>
         </w:rPr>
-        <w:hyperlink r:id="rId28" w:history="1">
+        <w:hyperlink r:id="rId27" w:history="1">
           <w:r>
             <w:rPr>
               <w:rStyle w:val="Hyperlink"/>
@@ -4827,7 +4846,7 @@
           <w:sz w:val="24"/>
           <w:u w:val="single"/>
         </w:rPr>
-        <w:hyperlink r:id="rId28" w:history="1">
+        <w:hyperlink r:id="rId27" w:history="1">
           <w:r>
             <w:rPr>
               <w:rStyle w:val="Hyperlink"/>
@@ -4845,7 +4864,7 @@
           <w:sz w:val="24"/>
           <w:u w:val="single"/>
         </w:rPr>
-        <w:hyperlink r:id="rId28" w:history="1">
+        <w:hyperlink r:id="rId27" w:history="1">
           <w:r>
             <w:rPr>
               <w:rStyle w:val="Hyperlink"/>
@@ -4863,7 +4882,7 @@
           <w:sz w:val="24"/>
           <w:u w:val="single"/>
         </w:rPr>
-        <w:hyperlink r:id="rId28" w:history="1">
+        <w:hyperlink r:id="rId27" w:history="1">
           <w:r>
             <w:rPr>
               <w:rStyle w:val="Hyperlink"/>
@@ -4881,7 +4900,7 @@
           <w:sz w:val="24"/>
           <w:u w:val="single"/>
         </w:rPr>
-        <w:hyperlink r:id="rId28" w:history="1">
+        <w:hyperlink r:id="rId27" w:history="1">
           <w:r>
             <w:rPr>
               <w:rStyle w:val="Hyperlink"/>
@@ -5032,7 +5051,7 @@
           <w:sz w:val="24"/>
           <w:u w:val="single"/>
         </w:rPr>
-        <w:hyperlink r:id="rId29" w:history="1">
+        <w:hyperlink r:id="rId28" w:history="1">
           <w:r>
             <w:rPr>
               <w:rStyle w:val="Hyperlink"/>
@@ -5050,7 +5069,7 @@
           <w:sz w:val="24"/>
           <w:u w:val="single"/>
         </w:rPr>
-        <w:hyperlink r:id="rId29" w:history="1">
+        <w:hyperlink r:id="rId28" w:history="1">
           <w:r>
             <w:rPr>
               <w:rStyle w:val="Hyperlink"/>
@@ -5068,7 +5087,7 @@
           <w:sz w:val="24"/>
           <w:u w:val="single"/>
         </w:rPr>
-        <w:hyperlink r:id="rId29" w:history="1">
+        <w:hyperlink r:id="rId28" w:history="1">
           <w:r>
             <w:rPr>
               <w:rStyle w:val="Hyperlink"/>
@@ -5086,7 +5105,7 @@
           <w:sz w:val="24"/>
           <w:u w:val="single"/>
         </w:rPr>
-        <w:hyperlink r:id="rId29" w:history="1">
+        <w:hyperlink r:id="rId28" w:history="1">
           <w:r>
             <w:rPr>
               <w:rStyle w:val="Hyperlink"/>
@@ -5104,7 +5123,7 @@
           <w:sz w:val="24"/>
           <w:u w:val="single"/>
         </w:rPr>
-        <w:hyperlink r:id="rId29" w:history="1">
+        <w:hyperlink r:id="rId28" w:history="1">
           <w:r>
             <w:rPr>
               <w:rStyle w:val="Hyperlink"/>
@@ -5122,7 +5141,7 @@
           <w:sz w:val="24"/>
           <w:u w:val="single"/>
         </w:rPr>
-        <w:hyperlink r:id="rId29" w:history="1">
+        <w:hyperlink r:id="rId28" w:history="1">
           <w:r>
             <w:rPr>
               <w:rStyle w:val="Hyperlink"/>
@@ -5140,7 +5159,7 @@
           <w:sz w:val="24"/>
           <w:u w:val="single"/>
         </w:rPr>
-        <w:hyperlink r:id="rId29" w:history="1">
+        <w:hyperlink r:id="rId28" w:history="1">
           <w:r>
             <w:rPr>
               <w:rStyle w:val="Hyperlink"/>
@@ -5158,7 +5177,7 @@
           <w:sz w:val="24"/>
           <w:u w:val="single"/>
         </w:rPr>
-        <w:hyperlink r:id="rId29" w:history="1">
+        <w:hyperlink r:id="rId28" w:history="1">
           <w:r>
             <w:rPr>
               <w:rStyle w:val="Hyperlink"/>
@@ -5176,7 +5195,7 @@
           <w:sz w:val="24"/>
           <w:u w:val="single"/>
         </w:rPr>
-        <w:hyperlink r:id="rId29" w:history="1">
+        <w:hyperlink r:id="rId28" w:history="1">
           <w:r>
             <w:rPr>
               <w:rStyle w:val="Hyperlink"/>

--- a/EXPORTS/DOCX/published/niveau3/English/JustinusNassau.docx
+++ b/EXPORTS/DOCX/published/niveau3/English/JustinusNassau.docx
@@ -409,14 +409,7 @@
           <w:sz w:val="24"/>
           <w:u w:val="single"/>
         </w:rPr>
-        <w:hyperlink r:id="rId10" w:history="1">
-          <w:r>
-            <w:rPr>
-              <w:rStyle w:val="Hyperlink"/>
-            </w:rPr>
-            <w:t>Milit</w:t>
-          </w:r>
-        </w:hyperlink>
+        <w:t>Milit</w:t>
       </w:r>
       <w:r>
         <w:rPr>
@@ -427,7 +420,7 @@
           <w:sz w:val="24"/>
           <w:u w:val="single"/>
         </w:rPr>
-        <w:hyperlink r:id="rId10" w:history="1">
+        <w:hyperlink r:id="rId9" w:history="1">
           <w:r>
             <w:rPr>
               <w:rStyle w:val="Hyperlink"/>
@@ -456,7 +449,7 @@
           <w:sz w:val="24"/>
           <w:u w:val="single"/>
         </w:rPr>
-        <w:hyperlink r:id="rId10" w:history="1">
+        <w:hyperlink r:id="rId9" w:history="1">
           <w:r>
             <w:rPr>
               <w:rStyle w:val="Hyperlink"/>
@@ -492,7 +485,7 @@
           <w:sz w:val="24"/>
           <w:u w:val="single"/>
         </w:rPr>
-        <w:hyperlink r:id="rId10" w:history="1">
+        <w:hyperlink r:id="rId9" w:history="1">
           <w:r>
             <w:rPr>
               <w:rStyle w:val="Hyperlink"/>
@@ -1436,13 +1429,22 @@
             <w:rPr>
               <w:rStyle w:val="Hyperlink"/>
             </w:rPr>
-            <w:t xml:space="preserve">acific to </w:t>
+            <w:t>acific to</w:t>
           </w:r>
         </w:hyperlink>
       </w:r>
       <w:r>
         <w:rPr>
-          <w:u w:val="single" w:color="0000ff"/>
+          <w:rFonts w:ascii="Charis SIL Regular" w:hAnsi="Charis SIL Regular" w:eastAsia="Charis SIL Regular"/>
+          <w:b w:val="0"/>
+          <w:i w:val="0"/>
+          <w:color w:val="000000"/>
+          <w:sz w:val="24"/>
+        </w:rPr>
+        <w:t xml:space="preserve"> </w:t>
+      </w:r>
+      <w:r>
+        <w:rPr>
           <w:rFonts w:ascii="Charis SIL Regular" w:hAnsi="Charis SIL Regular" w:eastAsia="Charis SIL Regular"/>
           <w:b w:val="0"/>
           <w:i w:val="0"/>
@@ -1489,13 +1491,24 @@
       </w:r>
       <w:r>
         <w:rPr>
+          <w:u w:val="single" w:color="0000ff"/>
           <w:rFonts w:ascii="Charis SIL Regular" w:hAnsi="Charis SIL Regular" w:eastAsia="Charis SIL Regular"/>
           <w:b w:val="0"/>
           <w:i w:val="0"/>
           <w:color w:val="000000"/>
           <w:sz w:val="24"/>
         </w:rPr>
-        <w:t xml:space="preserve">the Indonesian </w:t>
+        <w:t>t</w:t>
+      </w:r>
+      <w:r>
+        <w:rPr>
+          <w:rFonts w:ascii="Charis SIL Regular" w:hAnsi="Charis SIL Regular" w:eastAsia="Charis SIL Regular"/>
+          <w:b w:val="0"/>
+          <w:i w:val="0"/>
+          <w:color w:val="000000"/>
+          <w:sz w:val="24"/>
+        </w:rPr>
+        <w:t xml:space="preserve">he Indonesian </w:t>
       </w:r>
       <w:r>
         <w:rPr>
@@ -3391,7 +3404,7 @@
           <w:sz w:val="24"/>
           <w:u w:val="single"/>
         </w:rPr>
-        <w:hyperlink r:id="rId21" w:history="1">
+        <w:hyperlink r:id="rId22" w:history="1">
           <w:r>
             <w:rPr>
               <w:rStyle w:val="Hyperlink"/>
@@ -3409,7 +3422,7 @@
           <w:sz w:val="24"/>
           <w:u w:val="single"/>
         </w:rPr>
-        <w:hyperlink r:id="rId21" w:history="1">
+        <w:hyperlink r:id="rId22" w:history="1">
           <w:r>
             <w:rPr>
               <w:rStyle w:val="Hyperlink"/>
@@ -3420,21 +3433,13 @@
       </w:r>
       <w:r>
         <w:rPr>
-          <w:u w:val="single" w:color="0000ff"/>
           <w:rFonts w:ascii="Charis SIL Regular" w:hAnsi="Charis SIL Regular" w:eastAsia="Charis SIL Regular"/>
           <w:b w:val="0"/>
           <w:i w:val="0"/>
           <w:color w:val="000000"/>
           <w:sz w:val="24"/>
         </w:rPr>
-        <w:hyperlink r:id="rId21" w:history="1">
-          <w:r>
-            <w:rPr>
-              <w:rStyle w:val="Hyperlink"/>
-            </w:rPr>
-            <w:t xml:space="preserve">, </w:t>
-          </w:r>
-        </w:hyperlink>
+        <w:t xml:space="preserve">, </w:t>
       </w:r>
       <w:r>
         <w:rPr>
@@ -3445,7 +3450,7 @@
           <w:sz w:val="24"/>
           <w:u w:val="single"/>
         </w:rPr>
-        <w:hyperlink r:id="rId21" w:history="1">
+        <w:hyperlink r:id="rId23" w:history="1">
           <w:r>
             <w:rPr>
               <w:rStyle w:val="Hyperlink"/>
@@ -3474,7 +3479,7 @@
           <w:sz w:val="24"/>
           <w:u w:val="single"/>
         </w:rPr>
-        <w:hyperlink r:id="rId21" w:history="1">
+        <w:hyperlink r:id="rId23" w:history="1">
           <w:r>
             <w:rPr>
               <w:rStyle w:val="Hyperlink"/>
@@ -3492,7 +3497,7 @@
           <w:sz w:val="24"/>
           <w:u w:val="single"/>
         </w:rPr>
-        <w:hyperlink r:id="rId21" w:history="1">
+        <w:hyperlink r:id="rId23" w:history="1">
           <w:r>
             <w:rPr>
               <w:rStyle w:val="Hyperlink"/>
@@ -3600,7 +3605,7 @@
           <w:sz w:val="24"/>
           <w:u w:val="single"/>
         </w:rPr>
-        <w:hyperlink r:id="rId23" w:history="1">
+        <w:hyperlink r:id="rId24" w:history="1">
           <w:r>
             <w:rPr>
               <w:rStyle w:val="Hyperlink"/>
@@ -3618,7 +3623,7 @@
           <w:sz w:val="24"/>
           <w:u w:val="single"/>
         </w:rPr>
-        <w:hyperlink r:id="rId23" w:history="1">
+        <w:hyperlink r:id="rId24" w:history="1">
           <w:r>
             <w:rPr>
               <w:rStyle w:val="Hyperlink"/>
@@ -3636,7 +3641,7 @@
           <w:sz w:val="24"/>
           <w:u w:val="single"/>
         </w:rPr>
-        <w:hyperlink r:id="rId23" w:history="1">
+        <w:hyperlink r:id="rId24" w:history="1">
           <w:r>
             <w:rPr>
               <w:rStyle w:val="Hyperlink"/>
@@ -3654,7 +3659,7 @@
           <w:sz w:val="24"/>
           <w:u w:val="single"/>
         </w:rPr>
-        <w:hyperlink r:id="rId23" w:history="1">
+        <w:hyperlink r:id="rId24" w:history="1">
           <w:r>
             <w:rPr>
               <w:rStyle w:val="Hyperlink"/>
@@ -3682,7 +3687,7 @@
           <w:sz w:val="24"/>
           <w:u w:val="single"/>
         </w:rPr>
-        <w:hyperlink r:id="rId24" w:history="1">
+        <w:hyperlink r:id="rId25" w:history="1">
           <w:r>
             <w:rPr>
               <w:rStyle w:val="Hyperlink"/>
@@ -3700,7 +3705,7 @@
           <w:sz w:val="24"/>
           <w:u w:val="single"/>
         </w:rPr>
-        <w:hyperlink r:id="rId24" w:history="1">
+        <w:hyperlink r:id="rId25" w:history="1">
           <w:r>
             <w:rPr>
               <w:rStyle w:val="Hyperlink"/>
@@ -3718,7 +3723,7 @@
           <w:sz w:val="24"/>
           <w:u w:val="single"/>
         </w:rPr>
-        <w:hyperlink r:id="rId23" w:history="1">
+        <w:hyperlink r:id="rId25" w:history="1">
           <w:r>
             <w:rPr>
               <w:rStyle w:val="Hyperlink"/>
@@ -3856,7 +3861,7 @@
           <w:sz w:val="24"/>
           <w:u w:val="single"/>
         </w:rPr>
-        <w:hyperlink r:id="rId25" w:history="1">
+        <w:hyperlink r:id="rId26" w:history="1">
           <w:r>
             <w:rPr>
               <w:rStyle w:val="Hyperlink"/>
@@ -3874,7 +3879,7 @@
           <w:sz w:val="24"/>
           <w:u w:val="single"/>
         </w:rPr>
-        <w:hyperlink r:id="rId25" w:history="1">
+        <w:hyperlink r:id="rId26" w:history="1">
           <w:r>
             <w:rPr>
               <w:rStyle w:val="Hyperlink"/>
@@ -3892,7 +3897,7 @@
           <w:sz w:val="24"/>
           <w:u w:val="single"/>
         </w:rPr>
-        <w:hyperlink r:id="rId25" w:history="1">
+        <w:hyperlink r:id="rId26" w:history="1">
           <w:r>
             <w:rPr>
               <w:rStyle w:val="Hyperlink"/>
@@ -3910,7 +3915,7 @@
           <w:sz w:val="24"/>
           <w:u w:val="single"/>
         </w:rPr>
-        <w:hyperlink r:id="rId25" w:history="1">
+        <w:hyperlink r:id="rId26" w:history="1">
           <w:r>
             <w:rPr>
               <w:rStyle w:val="Hyperlink"/>
@@ -3928,7 +3933,7 @@
           <w:sz w:val="24"/>
           <w:u w:val="single"/>
         </w:rPr>
-        <w:hyperlink r:id="rId25" w:history="1">
+        <w:hyperlink r:id="rId26" w:history="1">
           <w:r>
             <w:rPr>
               <w:rStyle w:val="Hyperlink"/>
@@ -3946,7 +3951,7 @@
           <w:sz w:val="24"/>
           <w:u w:val="single"/>
         </w:rPr>
-        <w:hyperlink r:id="rId25" w:history="1">
+        <w:hyperlink r:id="rId26" w:history="1">
           <w:r>
             <w:rPr>
               <w:rStyle w:val="Hyperlink"/>
@@ -3964,7 +3969,7 @@
           <w:sz w:val="24"/>
           <w:u w:val="single"/>
         </w:rPr>
-        <w:hyperlink r:id="rId25" w:history="1">
+        <w:hyperlink r:id="rId26" w:history="1">
           <w:r>
             <w:rPr>
               <w:rStyle w:val="Hyperlink"/>
@@ -3982,7 +3987,7 @@
           <w:sz w:val="24"/>
           <w:u w:val="single"/>
         </w:rPr>
-        <w:hyperlink r:id="rId25" w:history="1">
+        <w:hyperlink r:id="rId26" w:history="1">
           <w:r>
             <w:rPr>
               <w:rStyle w:val="Hyperlink"/>
@@ -4000,7 +4005,7 @@
           <w:sz w:val="24"/>
           <w:u w:val="single"/>
         </w:rPr>
-        <w:hyperlink r:id="rId25" w:history="1">
+        <w:hyperlink r:id="rId26" w:history="1">
           <w:r>
             <w:rPr>
               <w:rStyle w:val="Hyperlink"/>
@@ -4018,7 +4023,7 @@
           <w:sz w:val="24"/>
           <w:u w:val="single"/>
         </w:rPr>
-        <w:hyperlink r:id="rId25" w:history="1">
+        <w:hyperlink r:id="rId26" w:history="1">
           <w:r>
             <w:rPr>
               <w:rStyle w:val="Hyperlink"/>
@@ -4036,7 +4041,7 @@
           <w:sz w:val="24"/>
           <w:u w:val="single"/>
         </w:rPr>
-        <w:hyperlink r:id="rId25" w:history="1">
+        <w:hyperlink r:id="rId26" w:history="1">
           <w:r>
             <w:rPr>
               <w:rStyle w:val="Hyperlink"/>
@@ -4054,7 +4059,7 @@
           <w:sz w:val="24"/>
           <w:u w:val="single"/>
         </w:rPr>
-        <w:hyperlink r:id="rId25" w:history="1">
+        <w:hyperlink r:id="rId26" w:history="1">
           <w:r>
             <w:rPr>
               <w:rStyle w:val="Hyperlink"/>
@@ -4072,7 +4077,7 @@
           <w:sz w:val="24"/>
           <w:u w:val="single"/>
         </w:rPr>
-        <w:hyperlink r:id="rId25" w:history="1">
+        <w:hyperlink r:id="rId26" w:history="1">
           <w:r>
             <w:rPr>
               <w:rStyle w:val="Hyperlink"/>
@@ -4090,7 +4095,7 @@
           <w:sz w:val="24"/>
           <w:u w:val="single"/>
         </w:rPr>
-        <w:hyperlink r:id="rId25" w:history="1">
+        <w:hyperlink r:id="rId26" w:history="1">
           <w:r>
             <w:rPr>
               <w:rStyle w:val="Hyperlink"/>
@@ -4108,7 +4113,7 @@
           <w:sz w:val="24"/>
           <w:u w:val="single"/>
         </w:rPr>
-        <w:hyperlink r:id="rId25" w:history="1">
+        <w:hyperlink r:id="rId26" w:history="1">
           <w:r>
             <w:rPr>
               <w:rStyle w:val="Hyperlink"/>
@@ -4126,7 +4131,7 @@
           <w:sz w:val="24"/>
           <w:u w:val="single"/>
         </w:rPr>
-        <w:hyperlink r:id="rId25" w:history="1">
+        <w:hyperlink r:id="rId26" w:history="1">
           <w:r>
             <w:rPr>
               <w:rStyle w:val="Hyperlink"/>
@@ -4144,7 +4149,7 @@
           <w:sz w:val="24"/>
           <w:u w:val="single"/>
         </w:rPr>
-        <w:hyperlink r:id="rId25" w:history="1">
+        <w:hyperlink r:id="rId26" w:history="1">
           <w:r>
             <w:rPr>
               <w:rStyle w:val="Hyperlink"/>
@@ -4162,7 +4167,7 @@
           <w:sz w:val="24"/>
           <w:u w:val="single"/>
         </w:rPr>
-        <w:hyperlink r:id="rId25" w:history="1">
+        <w:hyperlink r:id="rId26" w:history="1">
           <w:r>
             <w:rPr>
               <w:rStyle w:val="Hyperlink"/>
@@ -4322,7 +4327,7 @@
           <w:sz w:val="24"/>
           <w:u w:val="single"/>
         </w:rPr>
-        <w:hyperlink r:id="rId26" w:history="1">
+        <w:hyperlink r:id="rId27" w:history="1">
           <w:r>
             <w:rPr>
               <w:rStyle w:val="Hyperlink"/>
@@ -4340,7 +4345,7 @@
           <w:sz w:val="24"/>
           <w:u w:val="single"/>
         </w:rPr>
-        <w:hyperlink r:id="rId26" w:history="1">
+        <w:hyperlink r:id="rId27" w:history="1">
           <w:r>
             <w:rPr>
               <w:rStyle w:val="Hyperlink"/>
@@ -4358,7 +4363,7 @@
           <w:sz w:val="24"/>
           <w:u w:val="single"/>
         </w:rPr>
-        <w:hyperlink r:id="rId26" w:history="1">
+        <w:hyperlink r:id="rId27" w:history="1">
           <w:r>
             <w:rPr>
               <w:rStyle w:val="Hyperlink"/>
@@ -4376,7 +4381,7 @@
           <w:sz w:val="24"/>
           <w:u w:val="single"/>
         </w:rPr>
-        <w:hyperlink r:id="rId26" w:history="1">
+        <w:hyperlink r:id="rId27" w:history="1">
           <w:r>
             <w:rPr>
               <w:rStyle w:val="Hyperlink"/>
@@ -4394,7 +4399,7 @@
           <w:sz w:val="24"/>
           <w:u w:val="single"/>
         </w:rPr>
-        <w:hyperlink r:id="rId26" w:history="1">
+        <w:hyperlink r:id="rId27" w:history="1">
           <w:r>
             <w:rPr>
               <w:rStyle w:val="Hyperlink"/>
@@ -4412,7 +4417,7 @@
           <w:sz w:val="24"/>
           <w:u w:val="single"/>
         </w:rPr>
-        <w:hyperlink r:id="rId26" w:history="1">
+        <w:hyperlink r:id="rId27" w:history="1">
           <w:r>
             <w:rPr>
               <w:rStyle w:val="Hyperlink"/>
@@ -4430,7 +4435,7 @@
           <w:sz w:val="24"/>
           <w:u w:val="single"/>
         </w:rPr>
-        <w:hyperlink r:id="rId26" w:history="1">
+        <w:hyperlink r:id="rId27" w:history="1">
           <w:r>
             <w:rPr>
               <w:rStyle w:val="Hyperlink"/>
@@ -4448,7 +4453,7 @@
           <w:sz w:val="24"/>
           <w:u w:val="single"/>
         </w:rPr>
-        <w:hyperlink r:id="rId26" w:history="1">
+        <w:hyperlink r:id="rId27" w:history="1">
           <w:r>
             <w:rPr>
               <w:rStyle w:val="Hyperlink"/>
@@ -4466,7 +4471,7 @@
           <w:sz w:val="24"/>
           <w:u w:val="single"/>
         </w:rPr>
-        <w:hyperlink r:id="rId26" w:history="1">
+        <w:hyperlink r:id="rId27" w:history="1">
           <w:r>
             <w:rPr>
               <w:rStyle w:val="Hyperlink"/>
@@ -4484,7 +4489,7 @@
           <w:sz w:val="24"/>
           <w:u w:val="single"/>
         </w:rPr>
-        <w:hyperlink r:id="rId26" w:history="1">
+        <w:hyperlink r:id="rId27" w:history="1">
           <w:r>
             <w:rPr>
               <w:rStyle w:val="Hyperlink"/>
@@ -4502,7 +4507,7 @@
           <w:sz w:val="24"/>
           <w:u w:val="single"/>
         </w:rPr>
-        <w:hyperlink r:id="rId26" w:history="1">
+        <w:hyperlink r:id="rId27" w:history="1">
           <w:r>
             <w:rPr>
               <w:rStyle w:val="Hyperlink"/>
@@ -4520,7 +4525,7 @@
           <w:sz w:val="24"/>
           <w:u w:val="single"/>
         </w:rPr>
-        <w:hyperlink r:id="rId26" w:history="1">
+        <w:hyperlink r:id="rId27" w:history="1">
           <w:r>
             <w:rPr>
               <w:rStyle w:val="Hyperlink"/>
@@ -4538,7 +4543,7 @@
           <w:sz w:val="24"/>
           <w:u w:val="single"/>
         </w:rPr>
-        <w:hyperlink r:id="rId26" w:history="1">
+        <w:hyperlink r:id="rId27" w:history="1">
           <w:r>
             <w:rPr>
               <w:rStyle w:val="Hyperlink"/>
@@ -4556,7 +4561,7 @@
           <w:sz w:val="24"/>
           <w:u w:val="single"/>
         </w:rPr>
-        <w:hyperlink r:id="rId26" w:history="1">
+        <w:hyperlink r:id="rId27" w:history="1">
           <w:r>
             <w:rPr>
               <w:rStyle w:val="Hyperlink"/>
@@ -4574,7 +4579,7 @@
           <w:sz w:val="24"/>
           <w:u w:val="single"/>
         </w:rPr>
-        <w:hyperlink r:id="rId26" w:history="1">
+        <w:hyperlink r:id="rId27" w:history="1">
           <w:r>
             <w:rPr>
               <w:rStyle w:val="Hyperlink"/>
@@ -4735,7 +4740,7 @@
           <w:sz w:val="24"/>
           <w:u w:val="single"/>
         </w:rPr>
-        <w:hyperlink r:id="rId27" w:history="1">
+        <w:hyperlink r:id="rId28" w:history="1">
           <w:r>
             <w:rPr>
               <w:rStyle w:val="Hyperlink"/>
@@ -4753,7 +4758,7 @@
           <w:sz w:val="24"/>
           <w:u w:val="single"/>
         </w:rPr>
-        <w:hyperlink r:id="rId27" w:history="1">
+        <w:hyperlink r:id="rId28" w:history="1">
           <w:r>
             <w:rPr>
               <w:rStyle w:val="Hyperlink"/>
@@ -4771,7 +4776,7 @@
           <w:sz w:val="24"/>
           <w:u w:val="single"/>
         </w:rPr>
-        <w:hyperlink r:id="rId27" w:history="1">
+        <w:hyperlink r:id="rId28" w:history="1">
           <w:r>
             <w:rPr>
               <w:rStyle w:val="Hyperlink"/>
@@ -4789,7 +4794,7 @@
           <w:sz w:val="24"/>
           <w:u w:val="single"/>
         </w:rPr>
-        <w:hyperlink r:id="rId27" w:history="1">
+        <w:hyperlink r:id="rId28" w:history="1">
           <w:r>
             <w:rPr>
               <w:rStyle w:val="Hyperlink"/>
@@ -4807,7 +4812,7 @@
           <w:sz w:val="24"/>
           <w:u w:val="single"/>
         </w:rPr>
-        <w:hyperlink r:id="rId27" w:history="1">
+        <w:hyperlink r:id="rId28" w:history="1">
           <w:r>
             <w:rPr>
               <w:rStyle w:val="Hyperlink"/>
@@ -4828,7 +4833,7 @@
           <w:sz w:val="24"/>
           <w:u w:val="single"/>
         </w:rPr>
-        <w:hyperlink r:id="rId27" w:history="1">
+        <w:hyperlink r:id="rId28" w:history="1">
           <w:r>
             <w:rPr>
               <w:rStyle w:val="Hyperlink"/>
@@ -4846,7 +4851,7 @@
           <w:sz w:val="24"/>
           <w:u w:val="single"/>
         </w:rPr>
-        <w:hyperlink r:id="rId27" w:history="1">
+        <w:hyperlink r:id="rId28" w:history="1">
           <w:r>
             <w:rPr>
               <w:rStyle w:val="Hyperlink"/>
@@ -4864,7 +4869,7 @@
           <w:sz w:val="24"/>
           <w:u w:val="single"/>
         </w:rPr>
-        <w:hyperlink r:id="rId27" w:history="1">
+        <w:hyperlink r:id="rId28" w:history="1">
           <w:r>
             <w:rPr>
               <w:rStyle w:val="Hyperlink"/>
@@ -4882,7 +4887,7 @@
           <w:sz w:val="24"/>
           <w:u w:val="single"/>
         </w:rPr>
-        <w:hyperlink r:id="rId27" w:history="1">
+        <w:hyperlink r:id="rId28" w:history="1">
           <w:r>
             <w:rPr>
               <w:rStyle w:val="Hyperlink"/>
@@ -4900,7 +4905,7 @@
           <w:sz w:val="24"/>
           <w:u w:val="single"/>
         </w:rPr>
-        <w:hyperlink r:id="rId27" w:history="1">
+        <w:hyperlink r:id="rId28" w:history="1">
           <w:r>
             <w:rPr>
               <w:rStyle w:val="Hyperlink"/>
@@ -5051,7 +5056,7 @@
           <w:sz w:val="24"/>
           <w:u w:val="single"/>
         </w:rPr>
-        <w:hyperlink r:id="rId28" w:history="1">
+        <w:hyperlink r:id="rId29" w:history="1">
           <w:r>
             <w:rPr>
               <w:rStyle w:val="Hyperlink"/>
@@ -5069,7 +5074,7 @@
           <w:sz w:val="24"/>
           <w:u w:val="single"/>
         </w:rPr>
-        <w:hyperlink r:id="rId28" w:history="1">
+        <w:hyperlink r:id="rId29" w:history="1">
           <w:r>
             <w:rPr>
               <w:rStyle w:val="Hyperlink"/>
@@ -5087,7 +5092,7 @@
           <w:sz w:val="24"/>
           <w:u w:val="single"/>
         </w:rPr>
-        <w:hyperlink r:id="rId28" w:history="1">
+        <w:hyperlink r:id="rId29" w:history="1">
           <w:r>
             <w:rPr>
               <w:rStyle w:val="Hyperlink"/>
@@ -5105,7 +5110,7 @@
           <w:sz w:val="24"/>
           <w:u w:val="single"/>
         </w:rPr>
-        <w:hyperlink r:id="rId28" w:history="1">
+        <w:hyperlink r:id="rId29" w:history="1">
           <w:r>
             <w:rPr>
               <w:rStyle w:val="Hyperlink"/>
@@ -5123,7 +5128,7 @@
           <w:sz w:val="24"/>
           <w:u w:val="single"/>
         </w:rPr>
-        <w:hyperlink r:id="rId28" w:history="1">
+        <w:hyperlink r:id="rId29" w:history="1">
           <w:r>
             <w:rPr>
               <w:rStyle w:val="Hyperlink"/>
@@ -5141,7 +5146,7 @@
           <w:sz w:val="24"/>
           <w:u w:val="single"/>
         </w:rPr>
-        <w:hyperlink r:id="rId28" w:history="1">
+        <w:hyperlink r:id="rId29" w:history="1">
           <w:r>
             <w:rPr>
               <w:rStyle w:val="Hyperlink"/>
@@ -5159,7 +5164,7 @@
           <w:sz w:val="24"/>
           <w:u w:val="single"/>
         </w:rPr>
-        <w:hyperlink r:id="rId28" w:history="1">
+        <w:hyperlink r:id="rId29" w:history="1">
           <w:r>
             <w:rPr>
               <w:rStyle w:val="Hyperlink"/>
@@ -5177,7 +5182,7 @@
           <w:sz w:val="24"/>
           <w:u w:val="single"/>
         </w:rPr>
-        <w:hyperlink r:id="rId28" w:history="1">
+        <w:hyperlink r:id="rId29" w:history="1">
           <w:r>
             <w:rPr>
               <w:rStyle w:val="Hyperlink"/>
@@ -5195,7 +5200,7 @@
           <w:sz w:val="24"/>
           <w:u w:val="single"/>
         </w:rPr>
-        <w:hyperlink r:id="rId28" w:history="1">
+        <w:hyperlink r:id="rId29" w:history="1">
           <w:r>
             <w:rPr>
               <w:rStyle w:val="Hyperlink"/>

--- a/EXPORTS/DOCX/published/niveau3/English/JustinusNassau.docx
+++ b/EXPORTS/DOCX/published/niveau3/English/JustinusNassau.docx
@@ -409,7 +409,14 @@
           <w:sz w:val="24"/>
           <w:u w:val="single"/>
         </w:rPr>
-        <w:t>Milit</w:t>
+        <w:hyperlink r:id="rId9" w:history="1">
+          <w:r>
+            <w:rPr>
+              <w:rStyle w:val="Hyperlink"/>
+            </w:rPr>
+            <w:t>Milit</w:t>
+          </w:r>
+        </w:hyperlink>
       </w:r>
       <w:r>
         <w:rPr>
@@ -467,7 +474,7 @@
           <w:sz w:val="24"/>
           <w:u w:val="single"/>
         </w:rPr>
-        <w:hyperlink r:id="rId10" w:history="1">
+        <w:hyperlink r:id="rId9" w:history="1">
           <w:r>
             <w:rPr>
               <w:rStyle w:val="Hyperlink"/>
@@ -732,21 +739,13 @@
       </w:r>
       <w:r>
         <w:rPr>
-          <w:u w:val="single" w:color="0000ff"/>
           <w:rFonts w:ascii="Charis SIL Regular" w:hAnsi="Charis SIL Regular" w:eastAsia="Charis SIL Regular"/>
           <w:b w:val="0"/>
           <w:i w:val="0"/>
           <w:color w:val="000000"/>
           <w:sz w:val="24"/>
         </w:rPr>
-        <w:hyperlink r:id="rId11" w:history="1">
-          <w:r>
-            <w:rPr>
-              <w:rStyle w:val="Hyperlink"/>
-            </w:rPr>
-            <w:t>dupli</w:t>
-          </w:r>
-        </w:hyperlink>
+        <w:t>dupli</w:t>
       </w:r>
       <w:r>
         <w:rPr>
@@ -1429,22 +1428,13 @@
             <w:rPr>
               <w:rStyle w:val="Hyperlink"/>
             </w:rPr>
-            <w:t>acific to</w:t>
+            <w:t xml:space="preserve">acific to </w:t>
           </w:r>
         </w:hyperlink>
       </w:r>
       <w:r>
         <w:rPr>
-          <w:rFonts w:ascii="Charis SIL Regular" w:hAnsi="Charis SIL Regular" w:eastAsia="Charis SIL Regular"/>
-          <w:b w:val="0"/>
-          <w:i w:val="0"/>
-          <w:color w:val="000000"/>
-          <w:sz w:val="24"/>
-        </w:rPr>
-        <w:t xml:space="preserve"> </w:t>
-      </w:r>
-      <w:r>
-        <w:rPr>
+          <w:u w:val="single" w:color="0000ff"/>
           <w:rFonts w:ascii="Charis SIL Regular" w:hAnsi="Charis SIL Regular" w:eastAsia="Charis SIL Regular"/>
           <w:b w:val="0"/>
           <w:i w:val="0"/>
@@ -1491,24 +1481,13 @@
       </w:r>
       <w:r>
         <w:rPr>
-          <w:u w:val="single" w:color="0000ff"/>
           <w:rFonts w:ascii="Charis SIL Regular" w:hAnsi="Charis SIL Regular" w:eastAsia="Charis SIL Regular"/>
           <w:b w:val="0"/>
           <w:i w:val="0"/>
           <w:color w:val="000000"/>
           <w:sz w:val="24"/>
         </w:rPr>
-        <w:t>t</w:t>
-      </w:r>
-      <w:r>
-        <w:rPr>
-          <w:rFonts w:ascii="Charis SIL Regular" w:hAnsi="Charis SIL Regular" w:eastAsia="Charis SIL Regular"/>
-          <w:b w:val="0"/>
-          <w:i w:val="0"/>
-          <w:color w:val="000000"/>
-          <w:sz w:val="24"/>
-        </w:rPr>
-        <w:t xml:space="preserve">he Indonesian </w:t>
+        <w:t xml:space="preserve">the Indonesian </w:t>
       </w:r>
       <w:r>
         <w:rPr>
@@ -4131,14 +4110,7 @@
           <w:sz w:val="24"/>
           <w:u w:val="single"/>
         </w:rPr>
-        <w:hyperlink r:id="rId26" w:history="1">
-          <w:r>
-            <w:rPr>
-              <w:rStyle w:val="Hyperlink"/>
-            </w:rPr>
-            <w:t>w</w:t>
-          </w:r>
-        </w:hyperlink>
+        <w:t>w</w:t>
       </w:r>
       <w:r>
         <w:rPr>

--- a/EXPORTS/DOCX/published/niveau3/English/JustinusNassau.docx
+++ b/EXPORTS/DOCX/published/niveau3/English/JustinusNassau.docx
@@ -456,7 +456,7 @@
           <w:sz w:val="24"/>
           <w:u w:val="single"/>
         </w:rPr>
-        <w:hyperlink r:id="rId9" w:history="1">
+        <w:hyperlink r:id="rId10" w:history="1">
           <w:r>
             <w:rPr>
               <w:rStyle w:val="Hyperlink"/>
@@ -474,7 +474,7 @@
           <w:sz w:val="24"/>
           <w:u w:val="single"/>
         </w:rPr>
-        <w:hyperlink r:id="rId9" w:history="1">
+        <w:hyperlink r:id="rId10" w:history="1">
           <w:r>
             <w:rPr>
               <w:rStyle w:val="Hyperlink"/>
@@ -492,7 +492,7 @@
           <w:sz w:val="24"/>
           <w:u w:val="single"/>
         </w:rPr>
-        <w:hyperlink r:id="rId9" w:history="1">
+        <w:hyperlink r:id="rId10" w:history="1">
           <w:r>
             <w:rPr>
               <w:rStyle w:val="Hyperlink"/>
@@ -739,13 +739,21 @@
       </w:r>
       <w:r>
         <w:rPr>
+          <w:u w:val="single" w:color="0000ff"/>
           <w:rFonts w:ascii="Charis SIL Regular" w:hAnsi="Charis SIL Regular" w:eastAsia="Charis SIL Regular"/>
           <w:b w:val="0"/>
           <w:i w:val="0"/>
           <w:color w:val="000000"/>
           <w:sz w:val="24"/>
         </w:rPr>
-        <w:t>dupli</w:t>
+        <w:hyperlink r:id="rId11" w:history="1">
+          <w:r>
+            <w:rPr>
+              <w:rStyle w:val="Hyperlink"/>
+            </w:rPr>
+            <w:t>dupli</w:t>
+          </w:r>
+        </w:hyperlink>
       </w:r>
       <w:r>
         <w:rPr>
@@ -1428,9 +1436,19 @@
             <w:rPr>
               <w:rStyle w:val="Hyperlink"/>
             </w:rPr>
-            <w:t xml:space="preserve">acific to </w:t>
+            <w:t>acific to</w:t>
           </w:r>
         </w:hyperlink>
+      </w:r>
+      <w:r>
+        <w:rPr>
+          <w:rFonts w:ascii="Charis SIL Regular" w:hAnsi="Charis SIL Regular" w:eastAsia="Charis SIL Regular"/>
+          <w:b w:val="0"/>
+          <w:i w:val="0"/>
+          <w:color w:val="000000"/>
+          <w:sz w:val="24"/>
+        </w:rPr>
+        <w:t xml:space="preserve"> </w:t>
       </w:r>
       <w:r>
         <w:rPr>
@@ -1481,13 +1499,24 @@
       </w:r>
       <w:r>
         <w:rPr>
+          <w:u w:val="single" w:color="0000ff"/>
           <w:rFonts w:ascii="Charis SIL Regular" w:hAnsi="Charis SIL Regular" w:eastAsia="Charis SIL Regular"/>
           <w:b w:val="0"/>
           <w:i w:val="0"/>
           <w:color w:val="000000"/>
           <w:sz w:val="24"/>
         </w:rPr>
-        <w:t xml:space="preserve">the Indonesian </w:t>
+        <w:t>t</w:t>
+      </w:r>
+      <w:r>
+        <w:rPr>
+          <w:rFonts w:ascii="Charis SIL Regular" w:hAnsi="Charis SIL Regular" w:eastAsia="Charis SIL Regular"/>
+          <w:b w:val="0"/>
+          <w:i w:val="0"/>
+          <w:color w:val="000000"/>
+          <w:sz w:val="24"/>
+        </w:rPr>
+        <w:t xml:space="preserve">he Indonesian </w:t>
       </w:r>
       <w:r>
         <w:rPr>

--- a/EXPORTS/DOCX/published/niveau3/English/JustinusNassau.docx
+++ b/EXPORTS/DOCX/published/niveau3/English/JustinusNassau.docx
@@ -456,7 +456,7 @@
           <w:sz w:val="24"/>
           <w:u w:val="single"/>
         </w:rPr>
-        <w:hyperlink r:id="rId10" w:history="1">
+        <w:hyperlink r:id="rId9" w:history="1">
           <w:r>
             <w:rPr>
               <w:rStyle w:val="Hyperlink"/>
@@ -474,7 +474,7 @@
           <w:sz w:val="24"/>
           <w:u w:val="single"/>
         </w:rPr>
-        <w:hyperlink r:id="rId10" w:history="1">
+        <w:hyperlink r:id="rId9" w:history="1">
           <w:r>
             <w:rPr>
               <w:rStyle w:val="Hyperlink"/>
@@ -492,7 +492,7 @@
           <w:sz w:val="24"/>
           <w:u w:val="single"/>
         </w:rPr>
-        <w:hyperlink r:id="rId10" w:history="1">
+        <w:hyperlink r:id="rId9" w:history="1">
           <w:r>
             <w:rPr>
               <w:rStyle w:val="Hyperlink"/>
@@ -739,21 +739,13 @@
       </w:r>
       <w:r>
         <w:rPr>
-          <w:u w:val="single" w:color="0000ff"/>
           <w:rFonts w:ascii="Charis SIL Regular" w:hAnsi="Charis SIL Regular" w:eastAsia="Charis SIL Regular"/>
           <w:b w:val="0"/>
           <w:i w:val="0"/>
           <w:color w:val="000000"/>
           <w:sz w:val="24"/>
         </w:rPr>
-        <w:hyperlink r:id="rId11" w:history="1">
-          <w:r>
-            <w:rPr>
-              <w:rStyle w:val="Hyperlink"/>
-            </w:rPr>
-            <w:t>dupli</w:t>
-          </w:r>
-        </w:hyperlink>
+        <w:t>dupli</w:t>
       </w:r>
       <w:r>
         <w:rPr>
@@ -3412,7 +3404,7 @@
           <w:sz w:val="24"/>
           <w:u w:val="single"/>
         </w:rPr>
-        <w:hyperlink r:id="rId22" w:history="1">
+        <w:hyperlink r:id="rId21" w:history="1">
           <w:r>
             <w:rPr>
               <w:rStyle w:val="Hyperlink"/>
@@ -3430,7 +3422,7 @@
           <w:sz w:val="24"/>
           <w:u w:val="single"/>
         </w:rPr>
-        <w:hyperlink r:id="rId22" w:history="1">
+        <w:hyperlink r:id="rId21" w:history="1">
           <w:r>
             <w:rPr>
               <w:rStyle w:val="Hyperlink"/>
@@ -3713,7 +3705,7 @@
           <w:sz w:val="24"/>
           <w:u w:val="single"/>
         </w:rPr>
-        <w:hyperlink r:id="rId25" w:history="1">
+        <w:hyperlink r:id="rId24" w:history="1">
           <w:r>
             <w:rPr>
               <w:rStyle w:val="Hyperlink"/>
@@ -3731,7 +3723,7 @@
           <w:sz w:val="24"/>
           <w:u w:val="single"/>
         </w:rPr>
-        <w:hyperlink r:id="rId25" w:history="1">
+        <w:hyperlink r:id="rId24" w:history="1">
           <w:r>
             <w:rPr>
               <w:rStyle w:val="Hyperlink"/>
@@ -4139,7 +4131,14 @@
           <w:sz w:val="24"/>
           <w:u w:val="single"/>
         </w:rPr>
-        <w:t>w</w:t>
+        <w:hyperlink r:id="rId26" w:history="1">
+          <w:r>
+            <w:rPr>
+              <w:rStyle w:val="Hyperlink"/>
+            </w:rPr>
+            <w:t>w</w:t>
+          </w:r>
+        </w:hyperlink>
       </w:r>
       <w:r>
         <w:rPr>

--- a/EXPORTS/DOCX/published/niveau3/English/JustinusNassau.docx
+++ b/EXPORTS/DOCX/published/niveau3/English/JustinusNassau.docx
@@ -380,7 +380,7 @@
           <w:sz w:val="24"/>
           <w:u w:val="single"/>
         </w:rPr>
-        <w:hyperlink r:id="rId9" w:history="1">
+        <w:hyperlink r:id="rId10" w:history="1">
           <w:r>
             <w:rPr>
               <w:rStyle w:val="Hyperlink"/>
@@ -409,7 +409,7 @@
           <w:sz w:val="24"/>
           <w:u w:val="single"/>
         </w:rPr>
-        <w:hyperlink r:id="rId9" w:history="1">
+        <w:hyperlink r:id="rId10" w:history="1">
           <w:r>
             <w:rPr>
               <w:rStyle w:val="Hyperlink"/>
@@ -427,7 +427,7 @@
           <w:sz w:val="24"/>
           <w:u w:val="single"/>
         </w:rPr>
-        <w:hyperlink r:id="rId9" w:history="1">
+        <w:hyperlink r:id="rId10" w:history="1">
           <w:r>
             <w:rPr>
               <w:rStyle w:val="Hyperlink"/>
@@ -456,7 +456,7 @@
           <w:sz w:val="24"/>
           <w:u w:val="single"/>
         </w:rPr>
-        <w:hyperlink r:id="rId9" w:history="1">
+        <w:hyperlink r:id="rId10" w:history="1">
           <w:r>
             <w:rPr>
               <w:rStyle w:val="Hyperlink"/>
@@ -739,13 +739,21 @@
       </w:r>
       <w:r>
         <w:rPr>
+          <w:u w:val="single" w:color="0000ff"/>
           <w:rFonts w:ascii="Charis SIL Regular" w:hAnsi="Charis SIL Regular" w:eastAsia="Charis SIL Regular"/>
           <w:b w:val="0"/>
           <w:i w:val="0"/>
           <w:color w:val="000000"/>
           <w:sz w:val="24"/>
         </w:rPr>
-        <w:t>dupli</w:t>
+        <w:hyperlink r:id="rId11" w:history="1">
+          <w:r>
+            <w:rPr>
+              <w:rStyle w:val="Hyperlink"/>
+            </w:rPr>
+            <w:t>dupli</w:t>
+          </w:r>
+        </w:hyperlink>
       </w:r>
       <w:r>
         <w:rPr>
@@ -1428,19 +1436,9 @@
             <w:rPr>
               <w:rStyle w:val="Hyperlink"/>
             </w:rPr>
-            <w:t>acific to</w:t>
+            <w:t xml:space="preserve">acific to </w:t>
           </w:r>
         </w:hyperlink>
-      </w:r>
-      <w:r>
-        <w:rPr>
-          <w:rFonts w:ascii="Charis SIL Regular" w:hAnsi="Charis SIL Regular" w:eastAsia="Charis SIL Regular"/>
-          <w:b w:val="0"/>
-          <w:i w:val="0"/>
-          <w:color w:val="000000"/>
-          <w:sz w:val="24"/>
-        </w:rPr>
-        <w:t xml:space="preserve"> </w:t>
       </w:r>
       <w:r>
         <w:rPr>
@@ -1491,24 +1489,13 @@
       </w:r>
       <w:r>
         <w:rPr>
-          <w:u w:val="single" w:color="0000ff"/>
           <w:rFonts w:ascii="Charis SIL Regular" w:hAnsi="Charis SIL Regular" w:eastAsia="Charis SIL Regular"/>
           <w:b w:val="0"/>
           <w:i w:val="0"/>
           <w:color w:val="000000"/>
           <w:sz w:val="24"/>
         </w:rPr>
-        <w:t>t</w:t>
-      </w:r>
-      <w:r>
-        <w:rPr>
-          <w:rFonts w:ascii="Charis SIL Regular" w:hAnsi="Charis SIL Regular" w:eastAsia="Charis SIL Regular"/>
-          <w:b w:val="0"/>
-          <w:i w:val="0"/>
-          <w:color w:val="000000"/>
-          <w:sz w:val="24"/>
-        </w:rPr>
-        <w:t xml:space="preserve">he Indonesian </w:t>
+        <w:t xml:space="preserve">the Indonesian </w:t>
       </w:r>
       <w:r>
         <w:rPr>
@@ -3433,13 +3420,21 @@
       </w:r>
       <w:r>
         <w:rPr>
+          <w:u w:val="single" w:color="0000ff"/>
           <w:rFonts w:ascii="Charis SIL Regular" w:hAnsi="Charis SIL Regular" w:eastAsia="Charis SIL Regular"/>
           <w:b w:val="0"/>
           <w:i w:val="0"/>
           <w:color w:val="000000"/>
           <w:sz w:val="24"/>
         </w:rPr>
-        <w:t xml:space="preserve">, </w:t>
+        <w:hyperlink r:id="rId21" w:history="1">
+          <w:r>
+            <w:rPr>
+              <w:rStyle w:val="Hyperlink"/>
+            </w:rPr>
+            <w:t xml:space="preserve">, </w:t>
+          </w:r>
+        </w:hyperlink>
       </w:r>
       <w:r>
         <w:rPr>
@@ -3450,7 +3445,7 @@
           <w:sz w:val="24"/>
           <w:u w:val="single"/>
         </w:rPr>
-        <w:hyperlink r:id="rId23" w:history="1">
+        <w:hyperlink r:id="rId21" w:history="1">
           <w:r>
             <w:rPr>
               <w:rStyle w:val="Hyperlink"/>
@@ -4131,14 +4126,7 @@
           <w:sz w:val="24"/>
           <w:u w:val="single"/>
         </w:rPr>
-        <w:hyperlink r:id="rId26" w:history="1">
-          <w:r>
-            <w:rPr>
-              <w:rStyle w:val="Hyperlink"/>
-            </w:rPr>
-            <w:t>w</w:t>
-          </w:r>
-        </w:hyperlink>
+        <w:t>w</w:t>
       </w:r>
       <w:r>
         <w:rPr>

--- a/EXPORTS/DOCX/published/niveau3/English/JustinusNassau.docx
+++ b/EXPORTS/DOCX/published/niveau3/English/JustinusNassau.docx
@@ -427,7 +427,7 @@
           <w:sz w:val="24"/>
           <w:u w:val="single"/>
         </w:rPr>
-        <w:hyperlink r:id="rId10" w:history="1">
+        <w:hyperlink r:id="rId9" w:history="1">
           <w:r>
             <w:rPr>
               <w:rStyle w:val="Hyperlink"/>
@@ -456,7 +456,7 @@
           <w:sz w:val="24"/>
           <w:u w:val="single"/>
         </w:rPr>
-        <w:hyperlink r:id="rId10" w:history="1">
+        <w:hyperlink r:id="rId9" w:history="1">
           <w:r>
             <w:rPr>
               <w:rStyle w:val="Hyperlink"/>
@@ -3391,7 +3391,7 @@
           <w:sz w:val="24"/>
           <w:u w:val="single"/>
         </w:rPr>
-        <w:hyperlink r:id="rId21" w:history="1">
+        <w:hyperlink r:id="rId22" w:history="1">
           <w:r>
             <w:rPr>
               <w:rStyle w:val="Hyperlink"/>
@@ -3409,7 +3409,7 @@
           <w:sz w:val="24"/>
           <w:u w:val="single"/>
         </w:rPr>
-        <w:hyperlink r:id="rId21" w:history="1">
+        <w:hyperlink r:id="rId22" w:history="1">
           <w:r>
             <w:rPr>
               <w:rStyle w:val="Hyperlink"/>
@@ -3427,14 +3427,7 @@
           <w:color w:val="000000"/>
           <w:sz w:val="24"/>
         </w:rPr>
-        <w:hyperlink r:id="rId21" w:history="1">
-          <w:r>
-            <w:rPr>
-              <w:rStyle w:val="Hyperlink"/>
-            </w:rPr>
-            <w:t xml:space="preserve">, </w:t>
-          </w:r>
-        </w:hyperlink>
+        <w:t xml:space="preserve">, </w:t>
       </w:r>
       <w:r>
         <w:rPr>
@@ -3445,7 +3438,7 @@
           <w:sz w:val="24"/>
           <w:u w:val="single"/>
         </w:rPr>
-        <w:hyperlink r:id="rId21" w:history="1">
+        <w:hyperlink r:id="rId23" w:history="1">
           <w:r>
             <w:rPr>
               <w:rStyle w:val="Hyperlink"/>
@@ -3700,7 +3693,7 @@
           <w:sz w:val="24"/>
           <w:u w:val="single"/>
         </w:rPr>
-        <w:hyperlink r:id="rId24" w:history="1">
+        <w:hyperlink r:id="rId25" w:history="1">
           <w:r>
             <w:rPr>
               <w:rStyle w:val="Hyperlink"/>
@@ -3718,7 +3711,7 @@
           <w:sz w:val="24"/>
           <w:u w:val="single"/>
         </w:rPr>
-        <w:hyperlink r:id="rId24" w:history="1">
+        <w:hyperlink r:id="rId25" w:history="1">
           <w:r>
             <w:rPr>
               <w:rStyle w:val="Hyperlink"/>
@@ -4126,7 +4119,14 @@
           <w:sz w:val="24"/>
           <w:u w:val="single"/>
         </w:rPr>
-        <w:t>w</w:t>
+        <w:hyperlink r:id="rId26" w:history="1">
+          <w:r>
+            <w:rPr>
+              <w:rStyle w:val="Hyperlink"/>
+            </w:rPr>
+            <w:t>w</w:t>
+          </w:r>
+        </w:hyperlink>
       </w:r>
       <w:r>
         <w:rPr>

--- a/EXPORTS/DOCX/published/niveau3/English/JustinusNassau.docx
+++ b/EXPORTS/DOCX/published/niveau3/English/JustinusNassau.docx
@@ -380,7 +380,7 @@
           <w:sz w:val="24"/>
           <w:u w:val="single"/>
         </w:rPr>
-        <w:hyperlink r:id="rId10" w:history="1">
+        <w:hyperlink r:id="rId9" w:history="1">
           <w:r>
             <w:rPr>
               <w:rStyle w:val="Hyperlink"/>
@@ -409,7 +409,7 @@
           <w:sz w:val="24"/>
           <w:u w:val="single"/>
         </w:rPr>
-        <w:hyperlink r:id="rId10" w:history="1">
+        <w:hyperlink r:id="rId9" w:history="1">
           <w:r>
             <w:rPr>
               <w:rStyle w:val="Hyperlink"/>
@@ -456,7 +456,7 @@
           <w:sz w:val="24"/>
           <w:u w:val="single"/>
         </w:rPr>
-        <w:hyperlink r:id="rId9" w:history="1">
+        <w:hyperlink r:id="rId10" w:history="1">
           <w:r>
             <w:rPr>
               <w:rStyle w:val="Hyperlink"/>
@@ -474,7 +474,7 @@
           <w:sz w:val="24"/>
           <w:u w:val="single"/>
         </w:rPr>
-        <w:hyperlink r:id="rId9" w:history="1">
+        <w:hyperlink r:id="rId10" w:history="1">
           <w:r>
             <w:rPr>
               <w:rStyle w:val="Hyperlink"/>
@@ -492,7 +492,7 @@
           <w:sz w:val="24"/>
           <w:u w:val="single"/>
         </w:rPr>
-        <w:hyperlink r:id="rId9" w:history="1">
+        <w:hyperlink r:id="rId10" w:history="1">
           <w:r>
             <w:rPr>
               <w:rStyle w:val="Hyperlink"/>
@@ -3391,7 +3391,7 @@
           <w:sz w:val="24"/>
           <w:u w:val="single"/>
         </w:rPr>
-        <w:hyperlink r:id="rId22" w:history="1">
+        <w:hyperlink r:id="rId21" w:history="1">
           <w:r>
             <w:rPr>
               <w:rStyle w:val="Hyperlink"/>
@@ -3409,7 +3409,7 @@
           <w:sz w:val="24"/>
           <w:u w:val="single"/>
         </w:rPr>
-        <w:hyperlink r:id="rId22" w:history="1">
+        <w:hyperlink r:id="rId21" w:history="1">
           <w:r>
             <w:rPr>
               <w:rStyle w:val="Hyperlink"/>
@@ -3427,7 +3427,14 @@
           <w:color w:val="000000"/>
           <w:sz w:val="24"/>
         </w:rPr>
-        <w:t xml:space="preserve">, </w:t>
+        <w:hyperlink r:id="rId21" w:history="1">
+          <w:r>
+            <w:rPr>
+              <w:rStyle w:val="Hyperlink"/>
+            </w:rPr>
+            <w:t xml:space="preserve">, </w:t>
+          </w:r>
+        </w:hyperlink>
       </w:r>
       <w:r>
         <w:rPr>
@@ -3438,7 +3445,7 @@
           <w:sz w:val="24"/>
           <w:u w:val="single"/>
         </w:rPr>
-        <w:hyperlink r:id="rId23" w:history="1">
+        <w:hyperlink r:id="rId21" w:history="1">
           <w:r>
             <w:rPr>
               <w:rStyle w:val="Hyperlink"/>
@@ -3467,7 +3474,7 @@
           <w:sz w:val="24"/>
           <w:u w:val="single"/>
         </w:rPr>
-        <w:hyperlink r:id="rId23" w:history="1">
+        <w:hyperlink r:id="rId21" w:history="1">
           <w:r>
             <w:rPr>
               <w:rStyle w:val="Hyperlink"/>
@@ -3485,7 +3492,7 @@
           <w:sz w:val="24"/>
           <w:u w:val="single"/>
         </w:rPr>
-        <w:hyperlink r:id="rId23" w:history="1">
+        <w:hyperlink r:id="rId21" w:history="1">
           <w:r>
             <w:rPr>
               <w:rStyle w:val="Hyperlink"/>
@@ -3593,7 +3600,7 @@
           <w:sz w:val="24"/>
           <w:u w:val="single"/>
         </w:rPr>
-        <w:hyperlink r:id="rId24" w:history="1">
+        <w:hyperlink r:id="rId23" w:history="1">
           <w:r>
             <w:rPr>
               <w:rStyle w:val="Hyperlink"/>
@@ -3611,7 +3618,7 @@
           <w:sz w:val="24"/>
           <w:u w:val="single"/>
         </w:rPr>
-        <w:hyperlink r:id="rId24" w:history="1">
+        <w:hyperlink r:id="rId23" w:history="1">
           <w:r>
             <w:rPr>
               <w:rStyle w:val="Hyperlink"/>
@@ -3629,7 +3636,7 @@
           <w:sz w:val="24"/>
           <w:u w:val="single"/>
         </w:rPr>
-        <w:hyperlink r:id="rId24" w:history="1">
+        <w:hyperlink r:id="rId23" w:history="1">
           <w:r>
             <w:rPr>
               <w:rStyle w:val="Hyperlink"/>
@@ -3647,7 +3654,7 @@
           <w:sz w:val="24"/>
           <w:u w:val="single"/>
         </w:rPr>
-        <w:hyperlink r:id="rId24" w:history="1">
+        <w:hyperlink r:id="rId23" w:history="1">
           <w:r>
             <w:rPr>
               <w:rStyle w:val="Hyperlink"/>
@@ -3675,7 +3682,7 @@
           <w:sz w:val="24"/>
           <w:u w:val="single"/>
         </w:rPr>
-        <w:hyperlink r:id="rId25" w:history="1">
+        <w:hyperlink r:id="rId24" w:history="1">
           <w:r>
             <w:rPr>
               <w:rStyle w:val="Hyperlink"/>
@@ -3693,7 +3700,7 @@
           <w:sz w:val="24"/>
           <w:u w:val="single"/>
         </w:rPr>
-        <w:hyperlink r:id="rId25" w:history="1">
+        <w:hyperlink r:id="rId24" w:history="1">
           <w:r>
             <w:rPr>
               <w:rStyle w:val="Hyperlink"/>
@@ -3711,7 +3718,7 @@
           <w:sz w:val="24"/>
           <w:u w:val="single"/>
         </w:rPr>
-        <w:hyperlink r:id="rId25" w:history="1">
+        <w:hyperlink r:id="rId24" w:history="1">
           <w:r>
             <w:rPr>
               <w:rStyle w:val="Hyperlink"/>
@@ -3849,7 +3856,7 @@
           <w:sz w:val="24"/>
           <w:u w:val="single"/>
         </w:rPr>
-        <w:hyperlink r:id="rId26" w:history="1">
+        <w:hyperlink r:id="rId25" w:history="1">
           <w:r>
             <w:rPr>
               <w:rStyle w:val="Hyperlink"/>
@@ -3867,7 +3874,7 @@
           <w:sz w:val="24"/>
           <w:u w:val="single"/>
         </w:rPr>
-        <w:hyperlink r:id="rId26" w:history="1">
+        <w:hyperlink r:id="rId25" w:history="1">
           <w:r>
             <w:rPr>
               <w:rStyle w:val="Hyperlink"/>
@@ -3885,7 +3892,7 @@
           <w:sz w:val="24"/>
           <w:u w:val="single"/>
         </w:rPr>
-        <w:hyperlink r:id="rId26" w:history="1">
+        <w:hyperlink r:id="rId25" w:history="1">
           <w:r>
             <w:rPr>
               <w:rStyle w:val="Hyperlink"/>
@@ -3903,7 +3910,7 @@
           <w:sz w:val="24"/>
           <w:u w:val="single"/>
         </w:rPr>
-        <w:hyperlink r:id="rId26" w:history="1">
+        <w:hyperlink r:id="rId25" w:history="1">
           <w:r>
             <w:rPr>
               <w:rStyle w:val="Hyperlink"/>
@@ -3921,7 +3928,7 @@
           <w:sz w:val="24"/>
           <w:u w:val="single"/>
         </w:rPr>
-        <w:hyperlink r:id="rId26" w:history="1">
+        <w:hyperlink r:id="rId25" w:history="1">
           <w:r>
             <w:rPr>
               <w:rStyle w:val="Hyperlink"/>
@@ -3939,7 +3946,7 @@
           <w:sz w:val="24"/>
           <w:u w:val="single"/>
         </w:rPr>
-        <w:hyperlink r:id="rId26" w:history="1">
+        <w:hyperlink r:id="rId25" w:history="1">
           <w:r>
             <w:rPr>
               <w:rStyle w:val="Hyperlink"/>
@@ -3957,7 +3964,7 @@
           <w:sz w:val="24"/>
           <w:u w:val="single"/>
         </w:rPr>
-        <w:hyperlink r:id="rId26" w:history="1">
+        <w:hyperlink r:id="rId25" w:history="1">
           <w:r>
             <w:rPr>
               <w:rStyle w:val="Hyperlink"/>
@@ -3975,7 +3982,7 @@
           <w:sz w:val="24"/>
           <w:u w:val="single"/>
         </w:rPr>
-        <w:hyperlink r:id="rId26" w:history="1">
+        <w:hyperlink r:id="rId25" w:history="1">
           <w:r>
             <w:rPr>
               <w:rStyle w:val="Hyperlink"/>
@@ -3993,7 +4000,7 @@
           <w:sz w:val="24"/>
           <w:u w:val="single"/>
         </w:rPr>
-        <w:hyperlink r:id="rId26" w:history="1">
+        <w:hyperlink r:id="rId25" w:history="1">
           <w:r>
             <w:rPr>
               <w:rStyle w:val="Hyperlink"/>
@@ -4011,7 +4018,7 @@
           <w:sz w:val="24"/>
           <w:u w:val="single"/>
         </w:rPr>
-        <w:hyperlink r:id="rId26" w:history="1">
+        <w:hyperlink r:id="rId25" w:history="1">
           <w:r>
             <w:rPr>
               <w:rStyle w:val="Hyperlink"/>
@@ -4029,7 +4036,7 @@
           <w:sz w:val="24"/>
           <w:u w:val="single"/>
         </w:rPr>
-        <w:hyperlink r:id="rId26" w:history="1">
+        <w:hyperlink r:id="rId25" w:history="1">
           <w:r>
             <w:rPr>
               <w:rStyle w:val="Hyperlink"/>
@@ -4047,7 +4054,7 @@
           <w:sz w:val="24"/>
           <w:u w:val="single"/>
         </w:rPr>
-        <w:hyperlink r:id="rId26" w:history="1">
+        <w:hyperlink r:id="rId25" w:history="1">
           <w:r>
             <w:rPr>
               <w:rStyle w:val="Hyperlink"/>
@@ -4065,7 +4072,7 @@
           <w:sz w:val="24"/>
           <w:u w:val="single"/>
         </w:rPr>
-        <w:hyperlink r:id="rId26" w:history="1">
+        <w:hyperlink r:id="rId25" w:history="1">
           <w:r>
             <w:rPr>
               <w:rStyle w:val="Hyperlink"/>
@@ -4083,7 +4090,7 @@
           <w:sz w:val="24"/>
           <w:u w:val="single"/>
         </w:rPr>
-        <w:hyperlink r:id="rId26" w:history="1">
+        <w:hyperlink r:id="rId25" w:history="1">
           <w:r>
             <w:rPr>
               <w:rStyle w:val="Hyperlink"/>
@@ -4101,7 +4108,7 @@
           <w:sz w:val="24"/>
           <w:u w:val="single"/>
         </w:rPr>
-        <w:hyperlink r:id="rId26" w:history="1">
+        <w:hyperlink r:id="rId25" w:history="1">
           <w:r>
             <w:rPr>
               <w:rStyle w:val="Hyperlink"/>
@@ -4117,16 +4124,8 @@
           <w:i w:val="0"/>
           <w:color w:val="0000FF"/>
           <w:sz w:val="24"/>
-          <w:u w:val="single"/>
-        </w:rPr>
-        <w:hyperlink r:id="rId26" w:history="1">
-          <w:r>
-            <w:rPr>
-              <w:rStyle w:val="Hyperlink"/>
-            </w:rPr>
-            <w:t>w</w:t>
-          </w:r>
-        </w:hyperlink>
+        </w:rPr>
+        <w:t>w</w:t>
       </w:r>
       <w:r>
         <w:rPr>
@@ -4137,7 +4136,7 @@
           <w:sz w:val="24"/>
           <w:u w:val="single"/>
         </w:rPr>
-        <w:hyperlink r:id="rId26" w:history="1">
+        <w:hyperlink r:id="rId25" w:history="1">
           <w:r>
             <w:rPr>
               <w:rStyle w:val="Hyperlink"/>
@@ -4155,7 +4154,7 @@
           <w:sz w:val="24"/>
           <w:u w:val="single"/>
         </w:rPr>
-        <w:hyperlink r:id="rId26" w:history="1">
+        <w:hyperlink r:id="rId25" w:history="1">
           <w:r>
             <w:rPr>
               <w:rStyle w:val="Hyperlink"/>
@@ -4315,7 +4314,7 @@
           <w:sz w:val="24"/>
           <w:u w:val="single"/>
         </w:rPr>
-        <w:hyperlink r:id="rId27" w:history="1">
+        <w:hyperlink r:id="rId26" w:history="1">
           <w:r>
             <w:rPr>
               <w:rStyle w:val="Hyperlink"/>
@@ -4333,7 +4332,7 @@
           <w:sz w:val="24"/>
           <w:u w:val="single"/>
         </w:rPr>
-        <w:hyperlink r:id="rId27" w:history="1">
+        <w:hyperlink r:id="rId26" w:history="1">
           <w:r>
             <w:rPr>
               <w:rStyle w:val="Hyperlink"/>
@@ -4351,7 +4350,7 @@
           <w:sz w:val="24"/>
           <w:u w:val="single"/>
         </w:rPr>
-        <w:hyperlink r:id="rId27" w:history="1">
+        <w:hyperlink r:id="rId26" w:history="1">
           <w:r>
             <w:rPr>
               <w:rStyle w:val="Hyperlink"/>
@@ -4369,7 +4368,7 @@
           <w:sz w:val="24"/>
           <w:u w:val="single"/>
         </w:rPr>
-        <w:hyperlink r:id="rId27" w:history="1">
+        <w:hyperlink r:id="rId26" w:history="1">
           <w:r>
             <w:rPr>
               <w:rStyle w:val="Hyperlink"/>
@@ -4387,7 +4386,7 @@
           <w:sz w:val="24"/>
           <w:u w:val="single"/>
         </w:rPr>
-        <w:hyperlink r:id="rId27" w:history="1">
+        <w:hyperlink r:id="rId26" w:history="1">
           <w:r>
             <w:rPr>
               <w:rStyle w:val="Hyperlink"/>
@@ -4405,7 +4404,7 @@
           <w:sz w:val="24"/>
           <w:u w:val="single"/>
         </w:rPr>
-        <w:hyperlink r:id="rId27" w:history="1">
+        <w:hyperlink r:id="rId26" w:history="1">
           <w:r>
             <w:rPr>
               <w:rStyle w:val="Hyperlink"/>
@@ -4423,7 +4422,7 @@
           <w:sz w:val="24"/>
           <w:u w:val="single"/>
         </w:rPr>
-        <w:hyperlink r:id="rId27" w:history="1">
+        <w:hyperlink r:id="rId26" w:history="1">
           <w:r>
             <w:rPr>
               <w:rStyle w:val="Hyperlink"/>
@@ -4441,7 +4440,7 @@
           <w:sz w:val="24"/>
           <w:u w:val="single"/>
         </w:rPr>
-        <w:hyperlink r:id="rId27" w:history="1">
+        <w:hyperlink r:id="rId26" w:history="1">
           <w:r>
             <w:rPr>
               <w:rStyle w:val="Hyperlink"/>
@@ -4459,7 +4458,7 @@
           <w:sz w:val="24"/>
           <w:u w:val="single"/>
         </w:rPr>
-        <w:hyperlink r:id="rId27" w:history="1">
+        <w:hyperlink r:id="rId26" w:history="1">
           <w:r>
             <w:rPr>
               <w:rStyle w:val="Hyperlink"/>
@@ -4477,7 +4476,7 @@
           <w:sz w:val="24"/>
           <w:u w:val="single"/>
         </w:rPr>
-        <w:hyperlink r:id="rId27" w:history="1">
+        <w:hyperlink r:id="rId26" w:history="1">
           <w:r>
             <w:rPr>
               <w:rStyle w:val="Hyperlink"/>
@@ -4495,7 +4494,7 @@
           <w:sz w:val="24"/>
           <w:u w:val="single"/>
         </w:rPr>
-        <w:hyperlink r:id="rId27" w:history="1">
+        <w:hyperlink r:id="rId26" w:history="1">
           <w:r>
             <w:rPr>
               <w:rStyle w:val="Hyperlink"/>
@@ -4513,7 +4512,7 @@
           <w:sz w:val="24"/>
           <w:u w:val="single"/>
         </w:rPr>
-        <w:hyperlink r:id="rId27" w:history="1">
+        <w:hyperlink r:id="rId26" w:history="1">
           <w:r>
             <w:rPr>
               <w:rStyle w:val="Hyperlink"/>
@@ -4531,7 +4530,7 @@
           <w:sz w:val="24"/>
           <w:u w:val="single"/>
         </w:rPr>
-        <w:hyperlink r:id="rId27" w:history="1">
+        <w:hyperlink r:id="rId26" w:history="1">
           <w:r>
             <w:rPr>
               <w:rStyle w:val="Hyperlink"/>
@@ -4549,7 +4548,7 @@
           <w:sz w:val="24"/>
           <w:u w:val="single"/>
         </w:rPr>
-        <w:hyperlink r:id="rId27" w:history="1">
+        <w:hyperlink r:id="rId26" w:history="1">
           <w:r>
             <w:rPr>
               <w:rStyle w:val="Hyperlink"/>
@@ -4567,7 +4566,7 @@
           <w:sz w:val="24"/>
           <w:u w:val="single"/>
         </w:rPr>
-        <w:hyperlink r:id="rId27" w:history="1">
+        <w:hyperlink r:id="rId26" w:history="1">
           <w:r>
             <w:rPr>
               <w:rStyle w:val="Hyperlink"/>
@@ -4728,7 +4727,7 @@
           <w:sz w:val="24"/>
           <w:u w:val="single"/>
         </w:rPr>
-        <w:hyperlink r:id="rId28" w:history="1">
+        <w:hyperlink r:id="rId27" w:history="1">
           <w:r>
             <w:rPr>
               <w:rStyle w:val="Hyperlink"/>
@@ -4746,7 +4745,7 @@
           <w:sz w:val="24"/>
           <w:u w:val="single"/>
         </w:rPr>
-        <w:hyperlink r:id="rId28" w:history="1">
+        <w:hyperlink r:id="rId27" w:history="1">
           <w:r>
             <w:rPr>
               <w:rStyle w:val="Hyperlink"/>
@@ -4764,7 +4763,7 @@
           <w:sz w:val="24"/>
           <w:u w:val="single"/>
         </w:rPr>
-        <w:hyperlink r:id="rId28" w:history="1">
+        <w:hyperlink r:id="rId27" w:history="1">
           <w:r>
             <w:rPr>
               <w:rStyle w:val="Hyperlink"/>
@@ -4782,7 +4781,7 @@
           <w:sz w:val="24"/>
           <w:u w:val="single"/>
         </w:rPr>
-        <w:hyperlink r:id="rId28" w:history="1">
+        <w:hyperlink r:id="rId27" w:history="1">
           <w:r>
             <w:rPr>
               <w:rStyle w:val="Hyperlink"/>
@@ -4800,7 +4799,7 @@
           <w:sz w:val="24"/>
           <w:u w:val="single"/>
         </w:rPr>
-        <w:hyperlink r:id="rId28" w:history="1">
+        <w:hyperlink r:id="rId27" w:history="1">
           <w:r>
             <w:rPr>
               <w:rStyle w:val="Hyperlink"/>
@@ -4821,7 +4820,7 @@
           <w:sz w:val="24"/>
           <w:u w:val="single"/>
         </w:rPr>
-        <w:hyperlink r:id="rId28" w:history="1">
+        <w:hyperlink r:id="rId27" w:history="1">
           <w:r>
             <w:rPr>
               <w:rStyle w:val="Hyperlink"/>
@@ -4839,7 +4838,7 @@
           <w:sz w:val="24"/>
           <w:u w:val="single"/>
         </w:rPr>
-        <w:hyperlink r:id="rId28" w:history="1">
+        <w:hyperlink r:id="rId27" w:history="1">
           <w:r>
             <w:rPr>
               <w:rStyle w:val="Hyperlink"/>
@@ -4857,7 +4856,7 @@
           <w:sz w:val="24"/>
           <w:u w:val="single"/>
         </w:rPr>
-        <w:hyperlink r:id="rId28" w:history="1">
+        <w:hyperlink r:id="rId27" w:history="1">
           <w:r>
             <w:rPr>
               <w:rStyle w:val="Hyperlink"/>
@@ -4875,7 +4874,7 @@
           <w:sz w:val="24"/>
           <w:u w:val="single"/>
         </w:rPr>
-        <w:hyperlink r:id="rId28" w:history="1">
+        <w:hyperlink r:id="rId27" w:history="1">
           <w:r>
             <w:rPr>
               <w:rStyle w:val="Hyperlink"/>
@@ -4893,7 +4892,7 @@
           <w:sz w:val="24"/>
           <w:u w:val="single"/>
         </w:rPr>
-        <w:hyperlink r:id="rId28" w:history="1">
+        <w:hyperlink r:id="rId27" w:history="1">
           <w:r>
             <w:rPr>
               <w:rStyle w:val="Hyperlink"/>
@@ -5044,7 +5043,7 @@
           <w:sz w:val="24"/>
           <w:u w:val="single"/>
         </w:rPr>
-        <w:hyperlink r:id="rId29" w:history="1">
+        <w:hyperlink r:id="rId28" w:history="1">
           <w:r>
             <w:rPr>
               <w:rStyle w:val="Hyperlink"/>
@@ -5062,7 +5061,7 @@
           <w:sz w:val="24"/>
           <w:u w:val="single"/>
         </w:rPr>
-        <w:hyperlink r:id="rId29" w:history="1">
+        <w:hyperlink r:id="rId28" w:history="1">
           <w:r>
             <w:rPr>
               <w:rStyle w:val="Hyperlink"/>
@@ -5080,7 +5079,7 @@
           <w:sz w:val="24"/>
           <w:u w:val="single"/>
         </w:rPr>
-        <w:hyperlink r:id="rId29" w:history="1">
+        <w:hyperlink r:id="rId28" w:history="1">
           <w:r>
             <w:rPr>
               <w:rStyle w:val="Hyperlink"/>
@@ -5098,7 +5097,7 @@
           <w:sz w:val="24"/>
           <w:u w:val="single"/>
         </w:rPr>
-        <w:hyperlink r:id="rId29" w:history="1">
+        <w:hyperlink r:id="rId28" w:history="1">
           <w:r>
             <w:rPr>
               <w:rStyle w:val="Hyperlink"/>
@@ -5116,7 +5115,7 @@
           <w:sz w:val="24"/>
           <w:u w:val="single"/>
         </w:rPr>
-        <w:hyperlink r:id="rId29" w:history="1">
+        <w:hyperlink r:id="rId28" w:history="1">
           <w:r>
             <w:rPr>
               <w:rStyle w:val="Hyperlink"/>
@@ -5134,7 +5133,7 @@
           <w:sz w:val="24"/>
           <w:u w:val="single"/>
         </w:rPr>
-        <w:hyperlink r:id="rId29" w:history="1">
+        <w:hyperlink r:id="rId28" w:history="1">
           <w:r>
             <w:rPr>
               <w:rStyle w:val="Hyperlink"/>
@@ -5152,7 +5151,7 @@
           <w:sz w:val="24"/>
           <w:u w:val="single"/>
         </w:rPr>
-        <w:hyperlink r:id="rId29" w:history="1">
+        <w:hyperlink r:id="rId28" w:history="1">
           <w:r>
             <w:rPr>
               <w:rStyle w:val="Hyperlink"/>
@@ -5170,7 +5169,7 @@
           <w:sz w:val="24"/>
           <w:u w:val="single"/>
         </w:rPr>
-        <w:hyperlink r:id="rId29" w:history="1">
+        <w:hyperlink r:id="rId28" w:history="1">
           <w:r>
             <w:rPr>
               <w:rStyle w:val="Hyperlink"/>
@@ -5188,7 +5187,7 @@
           <w:sz w:val="24"/>
           <w:u w:val="single"/>
         </w:rPr>
-        <w:hyperlink r:id="rId29" w:history="1">
+        <w:hyperlink r:id="rId28" w:history="1">
           <w:r>
             <w:rPr>
               <w:rStyle w:val="Hyperlink"/>

--- a/EXPORTS/DOCX/published/niveau3/English/JustinusNassau.docx
+++ b/EXPORTS/DOCX/published/niveau3/English/JustinusNassau.docx
@@ -409,7 +409,7 @@
           <w:sz w:val="24"/>
           <w:u w:val="single"/>
         </w:rPr>
-        <w:hyperlink r:id="rId9" w:history="1">
+        <w:hyperlink r:id="rId10" w:history="1">
           <w:r>
             <w:rPr>
               <w:rStyle w:val="Hyperlink"/>
@@ -427,7 +427,7 @@
           <w:sz w:val="24"/>
           <w:u w:val="single"/>
         </w:rPr>
-        <w:hyperlink r:id="rId9" w:history="1">
+        <w:hyperlink r:id="rId10" w:history="1">
           <w:r>
             <w:rPr>
               <w:rStyle w:val="Hyperlink"/>
@@ -667,7 +667,7 @@
             <w:rPr>
               <w:rStyle w:val="Hyperlink"/>
             </w:rPr>
-            <w:t>Etnografis</w:t>
+            <w:t>Etnografisc</w:t>
           </w:r>
         </w:hyperlink>
       </w:r>
@@ -678,13 +678,36 @@
           <w:i w:val="0"/>
           <w:color w:val="0000FF"/>
           <w:sz w:val="24"/>
+          <w:u w:val="single"/>
+        </w:rPr>
+        <w:t>h</w:t>
+      </w:r>
+      <w:r>
+        <w:rPr>
+          <w:rFonts w:ascii="Charis SIL Regular" w:hAnsi="Charis SIL Regular" w:eastAsia="Charis SIL Regular"/>
+          <w:b w:val="0"/>
+          <w:i w:val="0"/>
+          <w:color w:val="0000FF"/>
+          <w:sz w:val="24"/>
+          <w:u w:val="single"/>
+        </w:rPr>
+        <w:t xml:space="preserve"> </w:t>
+      </w:r>
+      <w:r>
+        <w:rPr>
+          <w:rFonts w:ascii="Charis SIL Regular" w:hAnsi="Charis SIL Regular" w:eastAsia="Charis SIL Regular"/>
+          <w:b w:val="0"/>
+          <w:i w:val="0"/>
+          <w:color w:val="0000FF"/>
+          <w:sz w:val="24"/>
+          <w:u w:val="single"/>
         </w:rPr>
         <w:hyperlink r:id="rId11" w:history="1">
           <w:r>
             <w:rPr>
               <w:rStyle w:val="Hyperlink"/>
             </w:rPr>
-            <w:t>c</w:t>
+            <w:t>Museu</w:t>
           </w:r>
         </w:hyperlink>
       </w:r>
@@ -696,36 +719,7 @@
           <w:color w:val="0000FF"/>
           <w:sz w:val="24"/>
         </w:rPr>
-        <w:t>h</w:t>
-      </w:r>
-      <w:r>
-        <w:rPr>
-          <w:rFonts w:ascii="Charis SIL Regular" w:hAnsi="Charis SIL Regular" w:eastAsia="Charis SIL Regular"/>
-          <w:b w:val="0"/>
-          <w:i w:val="0"/>
-          <w:color w:val="0000FF"/>
-          <w:sz w:val="24"/>
-          <w:u w:val="single"/>
-        </w:rPr>
-        <w:t xml:space="preserve"> </w:t>
-      </w:r>
-      <w:r>
-        <w:rPr>
-          <w:rFonts w:ascii="Charis SIL Regular" w:hAnsi="Charis SIL Regular" w:eastAsia="Charis SIL Regular"/>
-          <w:b w:val="0"/>
-          <w:i w:val="0"/>
-          <w:color w:val="0000FF"/>
-          <w:sz w:val="24"/>
-          <w:u w:val="single"/>
-        </w:rPr>
-        <w:hyperlink r:id="rId11" w:history="1">
-          <w:r>
-            <w:rPr>
-              <w:rStyle w:val="Hyperlink"/>
-            </w:rPr>
-            <w:t>Museum</w:t>
-          </w:r>
-        </w:hyperlink>
+        <w:t>m</w:t>
       </w:r>
       <w:r>
         <w:rPr>
@@ -3391,7 +3385,7 @@
           <w:sz w:val="24"/>
           <w:u w:val="single"/>
         </w:rPr>
-        <w:hyperlink r:id="rId21" w:history="1">
+        <w:hyperlink r:id="rId22" w:history="1">
           <w:r>
             <w:rPr>
               <w:rStyle w:val="Hyperlink"/>
@@ -3409,7 +3403,7 @@
           <w:sz w:val="24"/>
           <w:u w:val="single"/>
         </w:rPr>
-        <w:hyperlink r:id="rId21" w:history="1">
+        <w:hyperlink r:id="rId22" w:history="1">
           <w:r>
             <w:rPr>
               <w:rStyle w:val="Hyperlink"/>
@@ -3420,21 +3414,13 @@
       </w:r>
       <w:r>
         <w:rPr>
-          <w:u w:val="single" w:color="0000ff"/>
           <w:rFonts w:ascii="Charis SIL Regular" w:hAnsi="Charis SIL Regular" w:eastAsia="Charis SIL Regular"/>
           <w:b w:val="0"/>
           <w:i w:val="0"/>
           <w:color w:val="000000"/>
           <w:sz w:val="24"/>
         </w:rPr>
-        <w:hyperlink r:id="rId21" w:history="1">
-          <w:r>
-            <w:rPr>
-              <w:rStyle w:val="Hyperlink"/>
-            </w:rPr>
-            <w:t xml:space="preserve">, </w:t>
-          </w:r>
-        </w:hyperlink>
+        <w:t xml:space="preserve">, </w:t>
       </w:r>
       <w:r>
         <w:rPr>
@@ -3445,7 +3431,7 @@
           <w:sz w:val="24"/>
           <w:u w:val="single"/>
         </w:rPr>
-        <w:hyperlink r:id="rId21" w:history="1">
+        <w:hyperlink r:id="rId23" w:history="1">
           <w:r>
             <w:rPr>
               <w:rStyle w:val="Hyperlink"/>
@@ -3474,7 +3460,7 @@
           <w:sz w:val="24"/>
           <w:u w:val="single"/>
         </w:rPr>
-        <w:hyperlink r:id="rId21" w:history="1">
+        <w:hyperlink r:id="rId23" w:history="1">
           <w:r>
             <w:rPr>
               <w:rStyle w:val="Hyperlink"/>
@@ -3492,7 +3478,7 @@
           <w:sz w:val="24"/>
           <w:u w:val="single"/>
         </w:rPr>
-        <w:hyperlink r:id="rId21" w:history="1">
+        <w:hyperlink r:id="rId23" w:history="1">
           <w:r>
             <w:rPr>
               <w:rStyle w:val="Hyperlink"/>
@@ -3600,7 +3586,7 @@
           <w:sz w:val="24"/>
           <w:u w:val="single"/>
         </w:rPr>
-        <w:hyperlink r:id="rId23" w:history="1">
+        <w:hyperlink r:id="rId24" w:history="1">
           <w:r>
             <w:rPr>
               <w:rStyle w:val="Hyperlink"/>
@@ -3618,7 +3604,7 @@
           <w:sz w:val="24"/>
           <w:u w:val="single"/>
         </w:rPr>
-        <w:hyperlink r:id="rId23" w:history="1">
+        <w:hyperlink r:id="rId24" w:history="1">
           <w:r>
             <w:rPr>
               <w:rStyle w:val="Hyperlink"/>
@@ -3636,7 +3622,7 @@
           <w:sz w:val="24"/>
           <w:u w:val="single"/>
         </w:rPr>
-        <w:hyperlink r:id="rId23" w:history="1">
+        <w:hyperlink r:id="rId24" w:history="1">
           <w:r>
             <w:rPr>
               <w:rStyle w:val="Hyperlink"/>
@@ -3654,7 +3640,7 @@
           <w:sz w:val="24"/>
           <w:u w:val="single"/>
         </w:rPr>
-        <w:hyperlink r:id="rId23" w:history="1">
+        <w:hyperlink r:id="rId24" w:history="1">
           <w:r>
             <w:rPr>
               <w:rStyle w:val="Hyperlink"/>
@@ -3682,7 +3668,7 @@
           <w:sz w:val="24"/>
           <w:u w:val="single"/>
         </w:rPr>
-        <w:hyperlink r:id="rId24" w:history="1">
+        <w:hyperlink r:id="rId25" w:history="1">
           <w:r>
             <w:rPr>
               <w:rStyle w:val="Hyperlink"/>
@@ -3700,7 +3686,7 @@
           <w:sz w:val="24"/>
           <w:u w:val="single"/>
         </w:rPr>
-        <w:hyperlink r:id="rId24" w:history="1">
+        <w:hyperlink r:id="rId25" w:history="1">
           <w:r>
             <w:rPr>
               <w:rStyle w:val="Hyperlink"/>
@@ -3718,7 +3704,7 @@
           <w:sz w:val="24"/>
           <w:u w:val="single"/>
         </w:rPr>
-        <w:hyperlink r:id="rId24" w:history="1">
+        <w:hyperlink r:id="rId25" w:history="1">
           <w:r>
             <w:rPr>
               <w:rStyle w:val="Hyperlink"/>
@@ -3856,7 +3842,7 @@
           <w:sz w:val="24"/>
           <w:u w:val="single"/>
         </w:rPr>
-        <w:hyperlink r:id="rId25" w:history="1">
+        <w:hyperlink r:id="rId26" w:history="1">
           <w:r>
             <w:rPr>
               <w:rStyle w:val="Hyperlink"/>
@@ -3874,7 +3860,7 @@
           <w:sz w:val="24"/>
           <w:u w:val="single"/>
         </w:rPr>
-        <w:hyperlink r:id="rId25" w:history="1">
+        <w:hyperlink r:id="rId26" w:history="1">
           <w:r>
             <w:rPr>
               <w:rStyle w:val="Hyperlink"/>
@@ -3892,7 +3878,7 @@
           <w:sz w:val="24"/>
           <w:u w:val="single"/>
         </w:rPr>
-        <w:hyperlink r:id="rId25" w:history="1">
+        <w:hyperlink r:id="rId26" w:history="1">
           <w:r>
             <w:rPr>
               <w:rStyle w:val="Hyperlink"/>
@@ -3910,7 +3896,7 @@
           <w:sz w:val="24"/>
           <w:u w:val="single"/>
         </w:rPr>
-        <w:hyperlink r:id="rId25" w:history="1">
+        <w:hyperlink r:id="rId26" w:history="1">
           <w:r>
             <w:rPr>
               <w:rStyle w:val="Hyperlink"/>
@@ -3928,7 +3914,7 @@
           <w:sz w:val="24"/>
           <w:u w:val="single"/>
         </w:rPr>
-        <w:hyperlink r:id="rId25" w:history="1">
+        <w:hyperlink r:id="rId26" w:history="1">
           <w:r>
             <w:rPr>
               <w:rStyle w:val="Hyperlink"/>
@@ -3946,7 +3932,7 @@
           <w:sz w:val="24"/>
           <w:u w:val="single"/>
         </w:rPr>
-        <w:hyperlink r:id="rId25" w:history="1">
+        <w:hyperlink r:id="rId26" w:history="1">
           <w:r>
             <w:rPr>
               <w:rStyle w:val="Hyperlink"/>
@@ -3964,7 +3950,7 @@
           <w:sz w:val="24"/>
           <w:u w:val="single"/>
         </w:rPr>
-        <w:hyperlink r:id="rId25" w:history="1">
+        <w:hyperlink r:id="rId26" w:history="1">
           <w:r>
             <w:rPr>
               <w:rStyle w:val="Hyperlink"/>
@@ -3982,7 +3968,7 @@
           <w:sz w:val="24"/>
           <w:u w:val="single"/>
         </w:rPr>
-        <w:hyperlink r:id="rId25" w:history="1">
+        <w:hyperlink r:id="rId26" w:history="1">
           <w:r>
             <w:rPr>
               <w:rStyle w:val="Hyperlink"/>
@@ -4000,7 +3986,7 @@
           <w:sz w:val="24"/>
           <w:u w:val="single"/>
         </w:rPr>
-        <w:hyperlink r:id="rId25" w:history="1">
+        <w:hyperlink r:id="rId26" w:history="1">
           <w:r>
             <w:rPr>
               <w:rStyle w:val="Hyperlink"/>
@@ -4018,7 +4004,7 @@
           <w:sz w:val="24"/>
           <w:u w:val="single"/>
         </w:rPr>
-        <w:hyperlink r:id="rId25" w:history="1">
+        <w:hyperlink r:id="rId26" w:history="1">
           <w:r>
             <w:rPr>
               <w:rStyle w:val="Hyperlink"/>
@@ -4036,7 +4022,7 @@
           <w:sz w:val="24"/>
           <w:u w:val="single"/>
         </w:rPr>
-        <w:hyperlink r:id="rId25" w:history="1">
+        <w:hyperlink r:id="rId26" w:history="1">
           <w:r>
             <w:rPr>
               <w:rStyle w:val="Hyperlink"/>
@@ -4054,7 +4040,7 @@
           <w:sz w:val="24"/>
           <w:u w:val="single"/>
         </w:rPr>
-        <w:hyperlink r:id="rId25" w:history="1">
+        <w:hyperlink r:id="rId26" w:history="1">
           <w:r>
             <w:rPr>
               <w:rStyle w:val="Hyperlink"/>
@@ -4072,7 +4058,7 @@
           <w:sz w:val="24"/>
           <w:u w:val="single"/>
         </w:rPr>
-        <w:hyperlink r:id="rId25" w:history="1">
+        <w:hyperlink r:id="rId26" w:history="1">
           <w:r>
             <w:rPr>
               <w:rStyle w:val="Hyperlink"/>
@@ -4090,7 +4076,7 @@
           <w:sz w:val="24"/>
           <w:u w:val="single"/>
         </w:rPr>
-        <w:hyperlink r:id="rId25" w:history="1">
+        <w:hyperlink r:id="rId26" w:history="1">
           <w:r>
             <w:rPr>
               <w:rStyle w:val="Hyperlink"/>
@@ -4108,7 +4094,7 @@
           <w:sz w:val="24"/>
           <w:u w:val="single"/>
         </w:rPr>
-        <w:hyperlink r:id="rId25" w:history="1">
+        <w:hyperlink r:id="rId26" w:history="1">
           <w:r>
             <w:rPr>
               <w:rStyle w:val="Hyperlink"/>
@@ -4124,6 +4110,7 @@
           <w:i w:val="0"/>
           <w:color w:val="0000FF"/>
           <w:sz w:val="24"/>
+          <w:u w:val="single"/>
         </w:rPr>
         <w:t>w</w:t>
       </w:r>
@@ -4136,7 +4123,7 @@
           <w:sz w:val="24"/>
           <w:u w:val="single"/>
         </w:rPr>
-        <w:hyperlink r:id="rId25" w:history="1">
+        <w:hyperlink r:id="rId26" w:history="1">
           <w:r>
             <w:rPr>
               <w:rStyle w:val="Hyperlink"/>
@@ -4154,7 +4141,7 @@
           <w:sz w:val="24"/>
           <w:u w:val="single"/>
         </w:rPr>
-        <w:hyperlink r:id="rId25" w:history="1">
+        <w:hyperlink r:id="rId26" w:history="1">
           <w:r>
             <w:rPr>
               <w:rStyle w:val="Hyperlink"/>
@@ -4314,7 +4301,7 @@
           <w:sz w:val="24"/>
           <w:u w:val="single"/>
         </w:rPr>
-        <w:hyperlink r:id="rId26" w:history="1">
+        <w:hyperlink r:id="rId27" w:history="1">
           <w:r>
             <w:rPr>
               <w:rStyle w:val="Hyperlink"/>
@@ -4332,7 +4319,7 @@
           <w:sz w:val="24"/>
           <w:u w:val="single"/>
         </w:rPr>
-        <w:hyperlink r:id="rId26" w:history="1">
+        <w:hyperlink r:id="rId27" w:history="1">
           <w:r>
             <w:rPr>
               <w:rStyle w:val="Hyperlink"/>
@@ -4350,7 +4337,7 @@
           <w:sz w:val="24"/>
           <w:u w:val="single"/>
         </w:rPr>
-        <w:hyperlink r:id="rId26" w:history="1">
+        <w:hyperlink r:id="rId27" w:history="1">
           <w:r>
             <w:rPr>
               <w:rStyle w:val="Hyperlink"/>
@@ -4368,7 +4355,7 @@
           <w:sz w:val="24"/>
           <w:u w:val="single"/>
         </w:rPr>
-        <w:hyperlink r:id="rId26" w:history="1">
+        <w:hyperlink r:id="rId27" w:history="1">
           <w:r>
             <w:rPr>
               <w:rStyle w:val="Hyperlink"/>
@@ -4386,7 +4373,7 @@
           <w:sz w:val="24"/>
           <w:u w:val="single"/>
         </w:rPr>
-        <w:hyperlink r:id="rId26" w:history="1">
+        <w:hyperlink r:id="rId27" w:history="1">
           <w:r>
             <w:rPr>
               <w:rStyle w:val="Hyperlink"/>
@@ -4404,7 +4391,7 @@
           <w:sz w:val="24"/>
           <w:u w:val="single"/>
         </w:rPr>
-        <w:hyperlink r:id="rId26" w:history="1">
+        <w:hyperlink r:id="rId27" w:history="1">
           <w:r>
             <w:rPr>
               <w:rStyle w:val="Hyperlink"/>
@@ -4422,7 +4409,7 @@
           <w:sz w:val="24"/>
           <w:u w:val="single"/>
         </w:rPr>
-        <w:hyperlink r:id="rId26" w:history="1">
+        <w:hyperlink r:id="rId27" w:history="1">
           <w:r>
             <w:rPr>
               <w:rStyle w:val="Hyperlink"/>
@@ -4440,7 +4427,7 @@
           <w:sz w:val="24"/>
           <w:u w:val="single"/>
         </w:rPr>
-        <w:hyperlink r:id="rId26" w:history="1">
+        <w:hyperlink r:id="rId27" w:history="1">
           <w:r>
             <w:rPr>
               <w:rStyle w:val="Hyperlink"/>
@@ -4458,7 +4445,7 @@
           <w:sz w:val="24"/>
           <w:u w:val="single"/>
         </w:rPr>
-        <w:hyperlink r:id="rId26" w:history="1">
+        <w:hyperlink r:id="rId27" w:history="1">
           <w:r>
             <w:rPr>
               <w:rStyle w:val="Hyperlink"/>
@@ -4476,7 +4463,7 @@
           <w:sz w:val="24"/>
           <w:u w:val="single"/>
         </w:rPr>
-        <w:hyperlink r:id="rId26" w:history="1">
+        <w:hyperlink r:id="rId27" w:history="1">
           <w:r>
             <w:rPr>
               <w:rStyle w:val="Hyperlink"/>
@@ -4494,7 +4481,7 @@
           <w:sz w:val="24"/>
           <w:u w:val="single"/>
         </w:rPr>
-        <w:hyperlink r:id="rId26" w:history="1">
+        <w:hyperlink r:id="rId27" w:history="1">
           <w:r>
             <w:rPr>
               <w:rStyle w:val="Hyperlink"/>
@@ -4512,7 +4499,7 @@
           <w:sz w:val="24"/>
           <w:u w:val="single"/>
         </w:rPr>
-        <w:hyperlink r:id="rId26" w:history="1">
+        <w:hyperlink r:id="rId27" w:history="1">
           <w:r>
             <w:rPr>
               <w:rStyle w:val="Hyperlink"/>
@@ -4530,7 +4517,7 @@
           <w:sz w:val="24"/>
           <w:u w:val="single"/>
         </w:rPr>
-        <w:hyperlink r:id="rId26" w:history="1">
+        <w:hyperlink r:id="rId27" w:history="1">
           <w:r>
             <w:rPr>
               <w:rStyle w:val="Hyperlink"/>
@@ -4548,7 +4535,7 @@
           <w:sz w:val="24"/>
           <w:u w:val="single"/>
         </w:rPr>
-        <w:hyperlink r:id="rId26" w:history="1">
+        <w:hyperlink r:id="rId27" w:history="1">
           <w:r>
             <w:rPr>
               <w:rStyle w:val="Hyperlink"/>
@@ -4566,7 +4553,7 @@
           <w:sz w:val="24"/>
           <w:u w:val="single"/>
         </w:rPr>
-        <w:hyperlink r:id="rId26" w:history="1">
+        <w:hyperlink r:id="rId27" w:history="1">
           <w:r>
             <w:rPr>
               <w:rStyle w:val="Hyperlink"/>
@@ -4727,7 +4714,7 @@
           <w:sz w:val="24"/>
           <w:u w:val="single"/>
         </w:rPr>
-        <w:hyperlink r:id="rId27" w:history="1">
+        <w:hyperlink r:id="rId28" w:history="1">
           <w:r>
             <w:rPr>
               <w:rStyle w:val="Hyperlink"/>
@@ -4745,7 +4732,7 @@
           <w:sz w:val="24"/>
           <w:u w:val="single"/>
         </w:rPr>
-        <w:hyperlink r:id="rId27" w:history="1">
+        <w:hyperlink r:id="rId28" w:history="1">
           <w:r>
             <w:rPr>
               <w:rStyle w:val="Hyperlink"/>
@@ -4763,7 +4750,7 @@
           <w:sz w:val="24"/>
           <w:u w:val="single"/>
         </w:rPr>
-        <w:hyperlink r:id="rId27" w:history="1">
+        <w:hyperlink r:id="rId28" w:history="1">
           <w:r>
             <w:rPr>
               <w:rStyle w:val="Hyperlink"/>
@@ -4781,7 +4768,7 @@
           <w:sz w:val="24"/>
           <w:u w:val="single"/>
         </w:rPr>
-        <w:hyperlink r:id="rId27" w:history="1">
+        <w:hyperlink r:id="rId28" w:history="1">
           <w:r>
             <w:rPr>
               <w:rStyle w:val="Hyperlink"/>
@@ -4799,7 +4786,7 @@
           <w:sz w:val="24"/>
           <w:u w:val="single"/>
         </w:rPr>
-        <w:hyperlink r:id="rId27" w:history="1">
+        <w:hyperlink r:id="rId28" w:history="1">
           <w:r>
             <w:rPr>
               <w:rStyle w:val="Hyperlink"/>
@@ -4820,7 +4807,7 @@
           <w:sz w:val="24"/>
           <w:u w:val="single"/>
         </w:rPr>
-        <w:hyperlink r:id="rId27" w:history="1">
+        <w:hyperlink r:id="rId28" w:history="1">
           <w:r>
             <w:rPr>
               <w:rStyle w:val="Hyperlink"/>
@@ -4838,7 +4825,7 @@
           <w:sz w:val="24"/>
           <w:u w:val="single"/>
         </w:rPr>
-        <w:hyperlink r:id="rId27" w:history="1">
+        <w:hyperlink r:id="rId28" w:history="1">
           <w:r>
             <w:rPr>
               <w:rStyle w:val="Hyperlink"/>
@@ -4856,7 +4843,7 @@
           <w:sz w:val="24"/>
           <w:u w:val="single"/>
         </w:rPr>
-        <w:hyperlink r:id="rId27" w:history="1">
+        <w:hyperlink r:id="rId28" w:history="1">
           <w:r>
             <w:rPr>
               <w:rStyle w:val="Hyperlink"/>
@@ -4874,7 +4861,7 @@
           <w:sz w:val="24"/>
           <w:u w:val="single"/>
         </w:rPr>
-        <w:hyperlink r:id="rId27" w:history="1">
+        <w:hyperlink r:id="rId28" w:history="1">
           <w:r>
             <w:rPr>
               <w:rStyle w:val="Hyperlink"/>
@@ -4892,7 +4879,7 @@
           <w:sz w:val="24"/>
           <w:u w:val="single"/>
         </w:rPr>
-        <w:hyperlink r:id="rId27" w:history="1">
+        <w:hyperlink r:id="rId28" w:history="1">
           <w:r>
             <w:rPr>
               <w:rStyle w:val="Hyperlink"/>
@@ -5043,7 +5030,7 @@
           <w:sz w:val="24"/>
           <w:u w:val="single"/>
         </w:rPr>
-        <w:hyperlink r:id="rId28" w:history="1">
+        <w:hyperlink r:id="rId29" w:history="1">
           <w:r>
             <w:rPr>
               <w:rStyle w:val="Hyperlink"/>
@@ -5061,7 +5048,7 @@
           <w:sz w:val="24"/>
           <w:u w:val="single"/>
         </w:rPr>
-        <w:hyperlink r:id="rId28" w:history="1">
+        <w:hyperlink r:id="rId29" w:history="1">
           <w:r>
             <w:rPr>
               <w:rStyle w:val="Hyperlink"/>
@@ -5079,7 +5066,7 @@
           <w:sz w:val="24"/>
           <w:u w:val="single"/>
         </w:rPr>
-        <w:hyperlink r:id="rId28" w:history="1">
+        <w:hyperlink r:id="rId29" w:history="1">
           <w:r>
             <w:rPr>
               <w:rStyle w:val="Hyperlink"/>
@@ -5097,7 +5084,7 @@
           <w:sz w:val="24"/>
           <w:u w:val="single"/>
         </w:rPr>
-        <w:hyperlink r:id="rId28" w:history="1">
+        <w:hyperlink r:id="rId29" w:history="1">
           <w:r>
             <w:rPr>
               <w:rStyle w:val="Hyperlink"/>
@@ -5115,7 +5102,7 @@
           <w:sz w:val="24"/>
           <w:u w:val="single"/>
         </w:rPr>
-        <w:hyperlink r:id="rId28" w:history="1">
+        <w:hyperlink r:id="rId29" w:history="1">
           <w:r>
             <w:rPr>
               <w:rStyle w:val="Hyperlink"/>
@@ -5133,7 +5120,7 @@
           <w:sz w:val="24"/>
           <w:u w:val="single"/>
         </w:rPr>
-        <w:hyperlink r:id="rId28" w:history="1">
+        <w:hyperlink r:id="rId29" w:history="1">
           <w:r>
             <w:rPr>
               <w:rStyle w:val="Hyperlink"/>
@@ -5151,7 +5138,7 @@
           <w:sz w:val="24"/>
           <w:u w:val="single"/>
         </w:rPr>
-        <w:hyperlink r:id="rId28" w:history="1">
+        <w:hyperlink r:id="rId29" w:history="1">
           <w:r>
             <w:rPr>
               <w:rStyle w:val="Hyperlink"/>
@@ -5169,7 +5156,7 @@
           <w:sz w:val="24"/>
           <w:u w:val="single"/>
         </w:rPr>
-        <w:hyperlink r:id="rId28" w:history="1">
+        <w:hyperlink r:id="rId29" w:history="1">
           <w:r>
             <w:rPr>
               <w:rStyle w:val="Hyperlink"/>
@@ -5187,7 +5174,7 @@
           <w:sz w:val="24"/>
           <w:u w:val="single"/>
         </w:rPr>
-        <w:hyperlink r:id="rId28" w:history="1">
+        <w:hyperlink r:id="rId29" w:history="1">
           <w:r>
             <w:rPr>
               <w:rStyle w:val="Hyperlink"/>
